--- a/Rapport.docx
+++ b/Rapport.docx
@@ -339,7 +339,7 @@
           <w:bCs/>
           <w:color w:val="000000"/>
         </w:rPr>
-        <w:t>Titel</w:t>
+        <w:t>Webbplats till bageriet BAKA</w:t>
       </w:r>
     </w:p>
     <w:p>
@@ -355,7 +355,7 @@
           <w:rFonts w:ascii="FreeSans" w:hAnsi="FreeSans"/>
           <w:color w:val="000000"/>
         </w:rPr>
-        <w:t>Eventuell underrubrik</w:t>
+        <w:t>Med HTML, CSS och JavaScript</w:t>
       </w:r>
     </w:p>
     <w:p>
@@ -687,8 +687,18 @@
           <w:sz w:val="22"/>
           <w:szCs w:val="22"/>
         </w:rPr>
-        <w:t xml:space="preserve"> Webbutveckling, 120 hp</w:t>
-      </w:r>
+        <w:t xml:space="preserve"> Webbutveckling, 120 </w:t>
+      </w:r>
+      <w:proofErr w:type="spellStart"/>
+      <w:r>
+        <w:rPr>
+          <w:rFonts w:ascii="FreeSans" w:hAnsi="FreeSans" w:cs="Arial"/>
+          <w:sz w:val="22"/>
+          <w:szCs w:val="22"/>
+        </w:rPr>
+        <w:t>hp</w:t>
+      </w:r>
+      <w:proofErr w:type="spellEnd"/>
       <w:r>
         <w:rPr>
           <w:rFonts w:ascii="FreeSans" w:hAnsi="FreeSans" w:cs="Arial"/>
@@ -775,7 +785,23 @@
         <w:outlineLvl w:val="0"/>
       </w:pPr>
       <w:r>
-        <w:t>Sammanfattningen fungerar som en beskrivning av rapportens innehåll. Den ska underlätta en snabb genomgång av dokumentet och därför utgöra ett koncentrat av rapporten i sin helhet, det vill säga rymma allt från syfte och metod till resultat och slutsats. Exempel: ”Målet med denna undersökning har varit att besvara frågan… . Undersökningen har genomförts med hjälp av…. Undersökningen har visat att…”. Nämn inget stoff som inte behandlas i rapporten. Sammanfattning skrivs i ett stycke. 200-250 ord är en rekommendation. Hänvisningar till rapportens text, källor eller bilagor är inte tillåtet, utan sammanfattningen ska ”stå på egna ben”. Undvik såväl formler och matematiska symboler som kursiv och fet stil. Sammanfattningen kan avslutas med en uppräkning av nyckelord, som kan underlätta sökande efter rapporten i biblioteksdatabaser. Exempel:</w:t>
+        <w:t>Sammanfattningen fungerar som en beskrivning av rapportens innehåll. Den ska underlätta en snabb genomgång av dokumentet och därför utgöra ett koncentrat av rapporten i sin helhet, det vill säga rymma allt från syfte och metod till resultat och slutsats. Exempel: ”Målet med denna undersökning har varit att besvara frågan</w:t>
+      </w:r>
+      <w:proofErr w:type="gramStart"/>
+      <w:r>
+        <w:t>… .</w:t>
+      </w:r>
+      <w:proofErr w:type="gramEnd"/>
+      <w:r>
+        <w:t xml:space="preserve"> Undersökningen har genomförts med hjälp av…. Undersökningen har visat att…”. Nämn inget stoff som inte behandlas i rapporten. Sammanfattning skrivs i ett stycke. </w:t>
+      </w:r>
+      <w:proofErr w:type="gramStart"/>
+      <w:r>
+        <w:t>200-250</w:t>
+      </w:r>
+      <w:proofErr w:type="gramEnd"/>
+      <w:r>
+        <w:t xml:space="preserve"> ord är en rekommendation. Hänvisningar till rapportens text, källor eller bilagor är inte tillåtet, utan sammanfattningen ska ”stå på egna ben”. Undvik såväl formler och matematiska symboler som kursiv och fet stil. Sammanfattningen kan avslutas med en uppräkning av nyckelord, som kan underlätta sökande efter rapporten i biblioteksdatabaser. Exempel:</w:t>
       </w:r>
     </w:p>
     <w:p>
@@ -791,29 +817,15 @@
         <w:t>Nyckelord:</w:t>
       </w:r>
       <w:r>
-        <w:t xml:space="preserve"> Människa-dator-interaktion, XML, Linux , Java.</w:t>
-      </w:r>
-    </w:p>
-    <w:p>
-      <w:pPr>
-        <w:pStyle w:val="Heading1nonumber"/>
-        <w:outlineLvl w:val="9"/>
-        <w:rPr>
-          <w:rFonts w:hint="eastAsia"/>
-        </w:rPr>
-      </w:pPr>
-      <w:r>
-        <w:lastRenderedPageBreak/>
-        <w:t>Förord</w:t>
-      </w:r>
-    </w:p>
-    <w:p>
-      <w:pPr>
-        <w:pStyle w:val="Textbody"/>
-        <w:outlineLvl w:val="0"/>
-      </w:pPr>
-      <w:r>
-        <w:t>Förord är inte obligatoriskt men kan tillämpas om du som skribent vill inkludera några personliga ord, till exempel tack till personer som hjälpt dig. Denna text ska alltid skrivas på en egen sida.</w:t>
+        <w:t xml:space="preserve"> Människa-dator-interaktion, XML, </w:t>
+      </w:r>
+      <w:proofErr w:type="gramStart"/>
+      <w:r>
+        <w:t>Linux ,</w:t>
+      </w:r>
+      <w:proofErr w:type="gramEnd"/>
+      <w:r>
+        <w:t xml:space="preserve"> Java.</w:t>
       </w:r>
     </w:p>
     <w:p>
@@ -880,27 +892,14 @@
         </w:tabs>
       </w:pPr>
       <w:r>
-        <w:t>Förord</w:t>
+        <w:t>Terminologi</w:t>
       </w:r>
       <w:r>
         <w:tab/>
-        <w:t>iv</w:t>
-      </w:r>
-    </w:p>
-    <w:p>
-      <w:pPr>
-        <w:pStyle w:val="Contents10"/>
-        <w:tabs>
-          <w:tab w:val="clear" w:pos="5163"/>
-          <w:tab w:val="right" w:pos="7710"/>
-        </w:tabs>
-      </w:pPr>
-      <w:r>
-        <w:t>Terminologi</w:t>
-      </w:r>
-      <w:r>
-        <w:tab/>
-        <w:t>vi</w:t>
+        <w:t>i</w:t>
+      </w:r>
+      <w:r>
+        <w:t>v</w:t>
       </w:r>
     </w:p>
     <w:p>
@@ -1456,8 +1455,13 @@
               <w:pStyle w:val="Textbody"/>
               <w:jc w:val="left"/>
             </w:pPr>
+            <w:proofErr w:type="spellStart"/>
             <w:r>
-              <w:t>Acknowledge. Kvittering av korrekt överfört meddelande.</w:t>
+              <w:t>Acknowledge</w:t>
+            </w:r>
+            <w:proofErr w:type="spellEnd"/>
+            <w:r>
+              <w:t>. Kvittering av korrekt överfört meddelande.</w:t>
             </w:r>
           </w:p>
         </w:tc>
@@ -1498,8 +1502,29 @@
               <w:pStyle w:val="TableContents"/>
               <w:jc w:val="left"/>
             </w:pPr>
+            <w:proofErr w:type="spellStart"/>
             <w:r>
-              <w:t>Additive White Gaussian Noise.</w:t>
+              <w:t>Additive</w:t>
+            </w:r>
+            <w:proofErr w:type="spellEnd"/>
+            <w:r>
+              <w:t xml:space="preserve"> White </w:t>
+            </w:r>
+            <w:proofErr w:type="spellStart"/>
+            <w:r>
+              <w:t>Gaussian</w:t>
+            </w:r>
+            <w:proofErr w:type="spellEnd"/>
+            <w:r>
+              <w:t xml:space="preserve"> </w:t>
+            </w:r>
+            <w:proofErr w:type="spellStart"/>
+            <w:r>
+              <w:t>Noise</w:t>
+            </w:r>
+            <w:proofErr w:type="spellEnd"/>
+            <w:r>
+              <w:t>.</w:t>
             </w:r>
           </w:p>
         </w:tc>
@@ -1705,628 +1730,521 @@
     </w:p>
     <w:p>
       <w:pPr>
-        <w:pStyle w:val="Heading1"/>
+        <w:pStyle w:val="Rubrik1"/>
         <w:rPr>
           <w:rFonts w:hint="eastAsia"/>
         </w:rPr>
       </w:pPr>
       <w:r>
         <w:lastRenderedPageBreak/>
-        <w:t>Introduktion / Inledning</w:t>
-      </w:r>
-    </w:p>
-    <w:p>
-      <w:pPr>
-        <w:pStyle w:val="Textbody"/>
-        <w:jc w:val="left"/>
-      </w:pPr>
-      <w:r>
-        <w:t>I tidigare utbildning har du huvudsakligen kommit i kontakt med relativt väldefinierade problemställningar som formulerats av lärare och läromedel. Under projektkurser och examensarbete måste du som student själv lägga ned en hel del tankearbete på att definiera vad som egentligen är uppgiften. Denna analys redovisar du i rapportens inledande kapitel. Genom att beskriva vilket problem eller problemområde som du har valt att studera och ditt motiv för detta, ger du dessutom läsaren en allmän introduktion till rapporten.</w:t>
-      </w:r>
-    </w:p>
-    <w:p>
-      <w:pPr>
-        <w:pStyle w:val="Textbody"/>
-        <w:jc w:val="left"/>
-      </w:pPr>
-      <w:r>
-        <w:t xml:space="preserve">Det inledande kapitlet motsvarar innehållet i den </w:t>
-      </w:r>
-      <w:r>
-        <w:rPr>
-          <w:i/>
-          <w:iCs/>
-        </w:rPr>
-        <w:t>projektplan</w:t>
-      </w:r>
-      <w:r>
-        <w:t xml:space="preserve"> som ska presenteras några veckor efter det att examensarbetet påbörjats. Projektplanen kan även innehålla en tidplan för arbetet, och omnämna några av de källor du har för avsikt att läsa och referera (i kapitel 2), samt några ord om vilken metod (se kapitel 3) du har valt för att angripa problemet med.</w:t>
-      </w:r>
-    </w:p>
-    <w:p>
-      <w:pPr>
-        <w:pStyle w:val="Textbody"/>
-        <w:jc w:val="left"/>
-      </w:pPr>
-      <w:r>
-        <w:t>Inledning eller Introduktion (välj en av rubrikerna) utgör kapitel 1, och kan t ex rymma nedanstående underrubriker. Försök att komma till ”kritan” så snart som möjligt. För att behålla intresset behöver läsaren få veta vad ditt arbete handlar om redan inom några få meningar. Tänk på att den som snabbt vill skapa sig en uppfattning om arbetet ofta läser endast rapportens sammanfattning, inledning samt slutsatser, eftersom dessa delar vanligen skrivs på en hög nivå utan alltför tekniska och matematiska detaljer.</w:t>
-      </w:r>
-    </w:p>
-    <w:p>
-      <w:pPr>
-        <w:pStyle w:val="Heading2"/>
+        <w:t>Inledning</w:t>
+      </w:r>
+    </w:p>
+    <w:p>
+      <w:pPr>
+        <w:pStyle w:val="Textbody"/>
+        <w:jc w:val="left"/>
+      </w:pPr>
+      <w:r>
+        <w:t xml:space="preserve">Min dotter drömmer om att jobba i ett bageri när hon blir stor och vi brukar ibland fantisera om att starta ett bageri tillsammans. Webbplatsen </w:t>
+      </w:r>
+      <w:r>
+        <w:t>ska därför</w:t>
+      </w:r>
+      <w:r>
+        <w:t xml:space="preserve"> </w:t>
+      </w:r>
+      <w:r>
+        <w:t>presentera vårt fantasibageri som jag döpt till BAKA.</w:t>
+      </w:r>
+    </w:p>
+    <w:p>
+      <w:pPr>
+        <w:pStyle w:val="Textbody"/>
+      </w:pPr>
+      <w:r>
+        <w:t>Bageriet BAKA erbjuder bröd och bakverk</w:t>
+      </w:r>
+      <w:r>
+        <w:t xml:space="preserve"> av högsta kvalitet och av noga utvalda råvaror</w:t>
+      </w:r>
+      <w:r>
+        <w:t>.</w:t>
+      </w:r>
+      <w:r>
+        <w:t xml:space="preserve"> Företaget behöver </w:t>
+      </w:r>
+      <w:r>
+        <w:t xml:space="preserve">en webbplats för att potentiella kunder ska kunna hitta information om bageriet, </w:t>
+      </w:r>
+      <w:r>
+        <w:t>se</w:t>
+      </w:r>
+      <w:r>
+        <w:t xml:space="preserve"> sortiment</w:t>
+      </w:r>
+      <w:r>
+        <w:t>et</w:t>
+      </w:r>
+      <w:r>
+        <w:t>, öppettider och kontaktuppgifter.</w:t>
+      </w:r>
+    </w:p>
+    <w:p>
+      <w:pPr>
+        <w:pStyle w:val="Textbody"/>
+      </w:pPr>
+      <w:r>
+        <w:t>Syftet med projektet är att skapa en inbjudande webbplats</w:t>
+      </w:r>
+      <w:r>
+        <w:t xml:space="preserve"> som ska locka kunder att vilja besöka bageriet och handla från sortimentet.</w:t>
+      </w:r>
+    </w:p>
+    <w:p>
+      <w:pPr>
+        <w:pStyle w:val="Textbody"/>
+      </w:pPr>
+      <w:r>
+        <w:t>Målgruppen är vuxna personer som bor i området runt ”</w:t>
+      </w:r>
+      <w:proofErr w:type="spellStart"/>
+      <w:r>
+        <w:t>Bakarstaden</w:t>
+      </w:r>
+      <w:proofErr w:type="spellEnd"/>
+      <w:r>
+        <w:t>”.</w:t>
+      </w:r>
+    </w:p>
+    <w:p>
+      <w:pPr>
+        <w:pStyle w:val="Textbody"/>
+      </w:pPr>
+      <w:r>
+        <w:t>Tidsramen för projektet är två veckor.</w:t>
+      </w:r>
+    </w:p>
+    <w:p>
+      <w:pPr>
+        <w:pStyle w:val="Rubrik1"/>
         <w:rPr>
           <w:rFonts w:hint="eastAsia"/>
         </w:rPr>
       </w:pPr>
       <w:r>
-        <w:t>Bakgrund och problemmotivering</w:t>
-      </w:r>
-    </w:p>
-    <w:p>
-      <w:pPr>
-        <w:pStyle w:val="Textbody"/>
-        <w:jc w:val="left"/>
-      </w:pPr>
-      <w:r>
-        <w:t>I detta underkapitel ska du snabbt försöka skapa intresse hos läsaren för det problemområde du har valt att undersöka. Visa att du inte bara är insatt i ditt smala tekniska problem, utan att du har förståelse för det sammanhang där ditt problem dyker upp, att du kan betrakta det ur ett icketekniskt perspektiv och att du känner till den praktiska nyttan av den teknik du undersöker eller av den kunskap din studie förväntas ge upphov till.</w:t>
-      </w:r>
-    </w:p>
-    <w:p>
-      <w:pPr>
-        <w:pStyle w:val="Textbody"/>
-        <w:jc w:val="left"/>
-      </w:pPr>
-      <w:r>
-        <w:t>Det är vanligt att den första meningen innehåller en visionär formulering eller historisk återblick. Tänk emellertid på att du inte kan veta säkert hur framtiden kommer att te sig, utan bör uttrycka dina visioner på ett nyanserat och sakligt sätt för att framstå som trovärdig.</w:t>
-      </w:r>
-    </w:p>
-    <w:p>
-      <w:pPr>
-        <w:pStyle w:val="Textbody"/>
-        <w:jc w:val="left"/>
-      </w:pPr>
-      <w:r>
-        <w:t xml:space="preserve">Exempel: ”Mänskligheten har under historien gång … . Användandet av Internet och mobiltelefoner har vuxit explosionsartat sedan… . Nästa steg i utvecklingen förväntas bli … . Detta kan leda till problem med … Inom denna studie undersöks om problemet kan lösas med hjälp av … . Denna teknologi kan bli särskilt värdefull om några år med tanke på att allt fler </w:t>
-      </w:r>
-      <w:r>
         <w:lastRenderedPageBreak/>
-        <w:t>människor …, och på att det finns en växande efterfrågan på marknaden efter… ”.</w:t>
-      </w:r>
-    </w:p>
-    <w:p>
-      <w:pPr>
-        <w:pStyle w:val="Textbody"/>
-        <w:jc w:val="left"/>
-      </w:pPr>
-      <w:r>
-        <w:t>En teknisk rapport som skrivs på uppdrag av ett företag kan t ex inledas: ”Inom organisationen finns ett ökande behov av … och samtidigt växande problem med … . Vi har därför fått i uppdrag att genomföra en förstudie om … . En lösning på detta problem är angelägen därför att den kan leda till avsevärd minskning av kostnader för …, ökade marknadsandelar inom … samt en förbättrad arbetsmiljö. ”</w:t>
-      </w:r>
-    </w:p>
-    <w:p>
-      <w:pPr>
-        <w:pStyle w:val="Heading2"/>
+        <w:t>Teori</w:t>
+      </w:r>
+    </w:p>
+    <w:p>
+      <w:pPr>
+        <w:pStyle w:val="Textbody"/>
+        <w:jc w:val="left"/>
+      </w:pPr>
+      <w:r>
+        <w:t>För att förstå beskrivningen av utvecklingen av webbplatsen följer här en förklaring av några centrala begrepp.</w:t>
+      </w:r>
+    </w:p>
+    <w:p>
+      <w:pPr>
+        <w:pStyle w:val="Textbody"/>
+        <w:jc w:val="left"/>
+      </w:pPr>
+      <w:proofErr w:type="spellStart"/>
+      <w:r>
+        <w:t>Wireframe</w:t>
+      </w:r>
+      <w:proofErr w:type="spellEnd"/>
+      <w:r>
+        <w:t>/</w:t>
+      </w:r>
+      <w:proofErr w:type="spellStart"/>
+      <w:r>
+        <w:t>Mockup</w:t>
+      </w:r>
+      <w:proofErr w:type="spellEnd"/>
+    </w:p>
+    <w:p>
+      <w:pPr>
+        <w:pStyle w:val="Textbody"/>
+        <w:jc w:val="left"/>
+      </w:pPr>
+      <w:r>
+        <w:t>HTML</w:t>
+      </w:r>
+    </w:p>
+    <w:p>
+      <w:pPr>
+        <w:pStyle w:val="Textbody"/>
+        <w:jc w:val="left"/>
+      </w:pPr>
+      <w:r>
+        <w:t>kort beskriva dessa tekniker, deras huvudsakliga roller och hur de samverkar i en webbplats.</w:t>
+      </w:r>
+    </w:p>
+    <w:p>
+      <w:pPr>
+        <w:pStyle w:val="Textbody"/>
+        <w:jc w:val="left"/>
+      </w:pPr>
+      <w:r>
+        <w:t>CSS</w:t>
+      </w:r>
+    </w:p>
+    <w:p>
+      <w:pPr>
+        <w:pStyle w:val="Textbody"/>
+        <w:jc w:val="left"/>
+      </w:pPr>
+      <w:r>
+        <w:t>JavaScript</w:t>
+      </w:r>
+    </w:p>
+    <w:p>
+      <w:pPr>
+        <w:pStyle w:val="Textbody"/>
+      </w:pPr>
+      <w:r>
+        <w:t>responsiv webbdesign,</w:t>
+      </w:r>
+    </w:p>
+    <w:p>
+      <w:pPr>
+        <w:pStyle w:val="Textbody"/>
+      </w:pPr>
+      <w:proofErr w:type="spellStart"/>
+      <w:r>
+        <w:t>Flexbox</w:t>
+      </w:r>
+      <w:proofErr w:type="spellEnd"/>
+      <w:r>
+        <w:t xml:space="preserve"> och CSS Grid,</w:t>
+      </w:r>
+    </w:p>
+    <w:p>
+      <w:pPr>
+        <w:pStyle w:val="Textbody"/>
+      </w:pPr>
+      <w:r>
+        <w:t>DOM och eventhantering,</w:t>
+      </w:r>
+    </w:p>
+    <w:p>
+      <w:pPr>
+        <w:pStyle w:val="Textbody"/>
+      </w:pPr>
+      <w:proofErr w:type="spellStart"/>
+      <w:r>
+        <w:t>localStorage</w:t>
+      </w:r>
+      <w:proofErr w:type="spellEnd"/>
+      <w:r>
+        <w:t>,</w:t>
+      </w:r>
+    </w:p>
+    <w:p>
+      <w:pPr>
+        <w:pStyle w:val="Textbody"/>
+      </w:pPr>
+      <w:r>
+        <w:t xml:space="preserve">asynkron programmering och </w:t>
+      </w:r>
+      <w:proofErr w:type="spellStart"/>
+      <w:r>
+        <w:t>Fetch</w:t>
+      </w:r>
+      <w:proofErr w:type="spellEnd"/>
+      <w:r>
+        <w:t xml:space="preserve"> API,</w:t>
+      </w:r>
+    </w:p>
+    <w:p>
+      <w:pPr>
+        <w:pStyle w:val="Textbody"/>
+        <w:jc w:val="left"/>
+      </w:pPr>
+      <w:r>
+        <w:t>REST-API och JSON.</w:t>
+      </w:r>
+    </w:p>
+    <w:p>
+      <w:pPr>
+        <w:pStyle w:val="Textbody"/>
+        <w:jc w:val="left"/>
+      </w:pPr>
+      <w:r>
+        <w:t xml:space="preserve">Korta citat omges med citationstecken. Att citera </w:t>
+      </w:r>
+      <w:proofErr w:type="gramStart"/>
+      <w:r>
+        <w:t>Strömqvist  kan</w:t>
+      </w:r>
+      <w:proofErr w:type="gramEnd"/>
+      <w:r>
+        <w:t xml:space="preserve"> vara en passande illustration i detta sammanhang: "Det må vara svårt att skriva, men det är roligt också" </w:t>
+      </w:r>
+      <w:r>
+        <w:fldChar w:fldCharType="begin"/>
+      </w:r>
+      <w:r>
+        <w:instrText xml:space="preserve"> PAGEREF __RefNumPara__1429_1373209633 </w:instrText>
+      </w:r>
+      <w:r>
+        <w:fldChar w:fldCharType="separate"/>
+      </w:r>
+      <w:r>
+        <w:t>[4]</w:t>
+      </w:r>
+      <w:r>
+        <w:fldChar w:fldCharType="end"/>
+      </w:r>
+      <w:r>
+        <w:t>.</w:t>
+      </w:r>
+    </w:p>
+    <w:p>
+      <w:pPr>
+        <w:pStyle w:val="Textbody"/>
+        <w:jc w:val="left"/>
+      </w:pPr>
+      <w:r>
+        <w:t xml:space="preserve">Långa citat kan återges i form av blockcitat. Textmassan placeras då på sidan utan citationstecken, men med indrag, dvs något förskjutet åt höger, och med mindre teckenstorlek. Källan anges i direkt anslutning till citatet.  </w:t>
+      </w:r>
+    </w:p>
+    <w:p>
+      <w:pPr>
+        <w:pStyle w:val="Citat"/>
+      </w:pPr>
+      <w:r>
+        <w:t xml:space="preserve">Det här är ett blockcitat vilket innebär indragning, mindre teckenstorlek, rak vänstermarginal, inte nödvändigtvis rak högermarginal, och inga citationstecken. Blockcitatet kan tillämpas vid mer än ungefär 50 ord. Blockcitat avslutas alltid med källhänvisning </w:t>
+      </w:r>
+      <w:r>
+        <w:fldChar w:fldCharType="begin"/>
+      </w:r>
+      <w:r>
+        <w:instrText xml:space="preserve"> PAGEREF __RefNumPara__1429_1373209633 </w:instrText>
+      </w:r>
+      <w:r>
+        <w:fldChar w:fldCharType="separate"/>
+      </w:r>
+      <w:r>
+        <w:t>[4]</w:t>
+      </w:r>
+      <w:r>
+        <w:fldChar w:fldCharType="end"/>
+      </w:r>
+      <w:r>
+        <w:t>.</w:t>
+      </w:r>
+    </w:p>
+    <w:p>
+      <w:pPr>
+        <w:pStyle w:val="Textbody"/>
+        <w:jc w:val="left"/>
+      </w:pPr>
+    </w:p>
+    <w:p>
+      <w:pPr>
+        <w:pStyle w:val="Rubrik2"/>
         <w:rPr>
           <w:rFonts w:hint="eastAsia"/>
         </w:rPr>
       </w:pPr>
       <w:r>
-        <w:t>Övergripande syfte / Högnivåproblemformulering</w:t>
-      </w:r>
-    </w:p>
-    <w:p>
-      <w:pPr>
-        <w:pStyle w:val="Textbody"/>
-        <w:jc w:val="left"/>
-      </w:pPr>
-      <w:r>
-        <w:t>Välj en av ovanstående rubriker. Projektets övergripande syfte är en visionär beskrivning av den riktning i vilken du vill arbeta, av vad du hoppas att projektet ska resultera i det långa loppet, samt av projektets motiv. Nyckeln till framgångsrik forskning är ofta att man lyckas formulera en intressant frågeställning, syftet blir då att besvara den. Syftesformuleringen kan vara på hög nivå, dvs den behöver inte vara klart avgränsad eller konkret. Det kan vara ett mål som du kanske aldrig kommer att uppnå, eller inte säkert kan veta när du har uppnått. Det kan även vara en problemformulering på hög nivå som inte kan besvaras av undersökningens diagram, tabeller eller andra objektiva resultat, men som senare kan diskuteras i det avslutande kapitlet.</w:t>
-      </w:r>
-    </w:p>
-    <w:p>
-      <w:pPr>
-        <w:pStyle w:val="Textbody"/>
-        <w:jc w:val="left"/>
-      </w:pPr>
-      <w:r>
-        <w:t xml:space="preserve">Exempel: ”Projektets övergripande syfte är att ge upphov till förklaringar till varför … ”. ”Projektets syfte är att jämföra teknik A med teknik B som lösning på behov C.” ”Projektets syfte är att identifiera generella principer för sambandet mellan X och Y”. ”Projektet syftar till att ge upphov till nya tekniska lösningsförslag inom följande problemområde: … .” ”Syftet är att ge upphov till ny kunskap inom organisationen om... .” ”Projektet syftar till att utgöra ett beslutsunderlag för …”  </w:t>
-      </w:r>
-    </w:p>
-    <w:p>
-      <w:pPr>
-        <w:pStyle w:val="Heading2"/>
-        <w:rPr>
-          <w:rFonts w:hint="eastAsia"/>
-        </w:rPr>
-      </w:pPr>
-      <w:r>
-        <w:t>Avgränsningar</w:t>
-      </w:r>
-    </w:p>
-    <w:p>
-      <w:pPr>
-        <w:pStyle w:val="Textbody"/>
-        <w:jc w:val="left"/>
-      </w:pPr>
-      <w:r>
-        <w:t>Exempel: ”Studien har fokus på …Undersökningen är avgränsad till utvärdering av fall F1 och F2 …Undersökningens slutsatser bör emellertid vara generellt giltiga för alla…I undersökningen negligeras inverkan av Z, därför att …”</w:t>
-      </w:r>
-    </w:p>
-    <w:p>
-      <w:pPr>
-        <w:pStyle w:val="Heading2"/>
-        <w:rPr>
-          <w:rFonts w:hint="eastAsia"/>
-        </w:rPr>
-      </w:pPr>
-      <w:r>
-        <w:t>Konkreta och verifierbara mål / Detaljerad problemformulering</w:t>
-      </w:r>
-    </w:p>
-    <w:p>
-      <w:pPr>
-        <w:pStyle w:val="Textbody"/>
-        <w:jc w:val="left"/>
-      </w:pPr>
-      <w:r>
-        <w:t>Målformuleringen är en konkretisering av ovanstående syftesformulering. De frågor som specificeras ska besvaras av rapportens resultat, och i dess avslutande slutsatser. Målformuleringen ska vara så konkret att det i efterhand ska gå att avgöra om den har uppfyllts, och syftar till att utgöra stoppkriterium för när arbetet är slutfört. Specificera de objektiva numeriska resultat du söker. Du kan ange vad x- och y-axlarna eller kolumnerna ska visa i de diagram och tabeller du har för avsikt att ta fram.</w:t>
-      </w:r>
-    </w:p>
-    <w:p>
-      <w:pPr>
-        <w:pStyle w:val="Textbody"/>
-        <w:jc w:val="left"/>
-      </w:pPr>
+        <w:t>Källförteckning och källhänvisningar</w:t>
+      </w:r>
+    </w:p>
+    <w:p>
+      <w:pPr>
+        <w:pStyle w:val="Textbody"/>
+        <w:jc w:val="left"/>
+      </w:pPr>
+      <w:r>
+        <w:t>Observera! Att kopiera in en text utan att ange dess källa betraktas som plagiat och därmed allvarligt fusk.</w:t>
+      </w:r>
+    </w:p>
+    <w:p>
+      <w:pPr>
+        <w:pStyle w:val="Textbody"/>
+        <w:jc w:val="left"/>
+      </w:pPr>
+      <w:r>
+        <w:t xml:space="preserve">En källförteckning (lista över referenser) upprättas i slutet av rapporten för att ge läsaren en samlad upplysning om samtliga källor som du refererar, citerar eller av annat skäl hänvisar till i den löpande texten. Källor ska anges så noggrant att läsaren ska kunna kontrollera dem, om de finns tillgängliga </w:t>
+      </w:r>
       <w:r>
         <w:lastRenderedPageBreak/>
-        <w:t>Detta underkapitel skrivs vanligen efter det att du har genomfört teoristudien i kapitel 2, och revideras ofta under projektets gång. Det förekommer att den konkreta problemformuleringen placeras efter teoristudien, eftersom det annars kan vara svårt för läsaren att förstå de begrepp du använder. Nackdelen med en sådan disposition är emellertid att läsaren kan tappa intresset för ämnet, till följd av att det dröjer så länge innan du som författare kommer till kärnpunkten.</w:t>
-      </w:r>
-    </w:p>
-    <w:p>
-      <w:pPr>
-        <w:pStyle w:val="Textbody"/>
-        <w:jc w:val="left"/>
-      </w:pPr>
-      <w:r>
-        <w:t>Exempel på problemformulering för en vetenskaplig rapport: ”Undersökningen har som mål att besvara följande frågor: P1: Vilken betydelse har teknik A i jämförelse med teknik B för prestandamåttet Y vid olika värden på parameter X, för fall F1 och F2? P2: Vilken vinst ger …För matematiska definitioner av X och Y, se modellen i kapitel 3.” I kapitel 3 specificeras sedan objektivt de numeriska resultaten, t ex vad man kommer att kunna se på X- och Y-axlarna i det diagram där man tar diskussionen vidare.</w:t>
-      </w:r>
-    </w:p>
-    <w:p>
-      <w:pPr>
-        <w:pStyle w:val="Textbody"/>
-        <w:jc w:val="left"/>
-      </w:pPr>
-      <w:r>
-        <w:t>Exempel på målformulering för en teknisk rapport: “Undersökningens mål är att föreslå en lösning på följande tekniska problem:… Undersökningen har vidare som mål att verifiera att lösningsförslaget tillhandahåller användbara  kriterier, samt utvärderar förslaget med avseende på prestandamått Y.”</w:t>
-      </w:r>
-    </w:p>
-    <w:p>
-      <w:pPr>
-        <w:pStyle w:val="Textbody"/>
-        <w:jc w:val="left"/>
-      </w:pPr>
-      <w:r>
-        <w:t>Allt för tekniska detaljer senareläggs till konstruktionskapitlets tekniska kravspecifikation.</w:t>
-      </w:r>
-    </w:p>
-    <w:p>
-      <w:pPr>
-        <w:pStyle w:val="Heading2"/>
-        <w:rPr>
-          <w:rFonts w:hint="eastAsia"/>
-        </w:rPr>
-      </w:pPr>
-      <w:r>
-        <w:t>Översikt</w:t>
-      </w:r>
-    </w:p>
-    <w:p>
-      <w:pPr>
-        <w:pStyle w:val="Textbody"/>
-        <w:jc w:val="left"/>
-      </w:pPr>
-      <w:r>
-        <w:t>Beskriv kort rapportens disposition. Exempel: ”Kapitel 2 beskriver...”.</w:t>
-      </w:r>
-    </w:p>
-    <w:p>
-      <w:pPr>
-        <w:pStyle w:val="Heading2"/>
-        <w:rPr>
-          <w:rFonts w:hint="eastAsia"/>
-        </w:rPr>
-      </w:pPr>
-      <w:r>
-        <w:t>Författarens bidrag</w:t>
-      </w:r>
-    </w:p>
-    <w:p>
-      <w:pPr>
-        <w:pStyle w:val="Textbody"/>
-        <w:jc w:val="left"/>
-      </w:pPr>
-      <w:r>
-        <w:t>Beskriv vilken del av arbetet som du själv har gjort, och vad du har fått hjälp med t ex av kollegor. Ange om du har redovisat någon del av arbetet under tidigare kurser eller examensarbeten. Utförs arbetet i grupp kan rapporten redovisa hur ansvaret för arbetets olika delar har fördelats mellan författarna. Givetvis ska alla medförfattare omnämnas för det arbete de lagt ned.</w:t>
-      </w:r>
-    </w:p>
-    <w:p>
-      <w:pPr>
-        <w:pStyle w:val="Heading1"/>
-        <w:rPr>
-          <w:rFonts w:hint="eastAsia"/>
-        </w:rPr>
-      </w:pPr>
-      <w:r>
-        <w:lastRenderedPageBreak/>
-        <w:t>Teori / Bakgrundsmaterial</w:t>
-      </w:r>
-    </w:p>
-    <w:p>
-      <w:pPr>
-        <w:pStyle w:val="Textbody"/>
-        <w:jc w:val="left"/>
-      </w:pPr>
-      <w:r>
-        <w:t>Rapportens teoristudie, ibland kallat bakgrundsmaterial, ska innehålla fakta som krävs för läsarens förståelse för den fortsatta rapporten. Du sammanfattar här vad som tidigare är skrivet inom ditt område, t ex i uppslagsverk, vetenskapliga artiklar, kurslitteratur, tidskrifter, examensarbeten, dokument på webben, tekniska rapporter och standarder. Förklara pedagogiskt med konkreta exempel och många illustrationer. Skriv på en nivå så att någon med liknande utbildning som du kan förstå texten.</w:t>
-      </w:r>
-    </w:p>
-    <w:p>
-      <w:pPr>
-        <w:pStyle w:val="Textbody"/>
-        <w:jc w:val="left"/>
-      </w:pPr>
-      <w:r>
-        <w:t>Visa att du har kännedom om sammanhanget och bakgrunden till ditt arbete, och inte bara om det arbete du själv har genomfört. Förklara gärna syftet med den teknik du beskriver, och inte bara hur tekniken fungerar. På D-nivå ska du visa att du har kännedom om forskningsfronten inom området, för att säkerställa att ditt arbete har ett visst nyhetsvärde. Men gå inte för långt ifrån ditt forskningsproblem. Ditt uppdrag är inte att skriva en lärobok som innehåller sådant som kan läsas på annat håll. Det är viktigt att hitta en lämplig balans mellan bakgrundsmaterial och dina egna resultat.</w:t>
-      </w:r>
-    </w:p>
-    <w:p>
-      <w:pPr>
-        <w:pStyle w:val="Textbody"/>
-        <w:jc w:val="left"/>
-      </w:pPr>
-      <w:r>
-        <w:t>Rubriken kan gärna vara ett ämne, till exempel ”GSM-standarden” eller ”Forskningsläget inom område X”.</w:t>
-      </w:r>
-    </w:p>
-    <w:p>
-      <w:pPr>
-        <w:pStyle w:val="Textbody"/>
-        <w:jc w:val="left"/>
-      </w:pPr>
-      <w:r>
-        <w:t>Om teoristudien är kort kan den i stället ingå i kapitlet Inledning.</w:t>
-      </w:r>
-    </w:p>
-    <w:p>
-      <w:pPr>
-        <w:pStyle w:val="Textbody"/>
-        <w:jc w:val="left"/>
-      </w:pPr>
-      <w:r>
-        <w:t>Om din metod är att genomföra en kritisk litteraturstudie behövs normalt inte ett separat kapitel med bakgrundsmaterial, utan referaten av källorna sammanställs då i resultatkapitlet. Din kritik av källorna och dina argument för en egen uppfattning placeras i slutsatskapitlet.</w:t>
-      </w:r>
-    </w:p>
-    <w:p>
-      <w:pPr>
-        <w:pStyle w:val="Heading2"/>
-        <w:rPr>
-          <w:rFonts w:hint="eastAsia"/>
-        </w:rPr>
-      </w:pPr>
-      <w:r>
-        <w:t>Definition av termer och förkortningar</w:t>
-      </w:r>
-    </w:p>
-    <w:p>
-      <w:pPr>
-        <w:pStyle w:val="Textbody"/>
-        <w:jc w:val="left"/>
-      </w:pPr>
-      <w:r>
-        <w:t xml:space="preserve">Termer och förkortningar som är viktiga för läsarens förståelse av den fortsatta framställningen förklaras i detta kapitel. Första gången du i den löpande texten använder ett begrepp eller en förkortning ska du förklara det, även om det dessutom finns definierat i ett terminologiavsnitt. När begrepp introduceras skrivs de med </w:t>
-      </w:r>
-      <w:r>
-        <w:rPr>
-          <w:i/>
-          <w:iCs/>
-        </w:rPr>
-        <w:t>kursiv</w:t>
-      </w:r>
-      <w:r>
-        <w:t xml:space="preserve"> stil.</w:t>
-      </w:r>
-    </w:p>
-    <w:p>
-      <w:pPr>
-        <w:pStyle w:val="Textbody"/>
-        <w:jc w:val="left"/>
-      </w:pPr>
-      <w:r>
-        <w:t xml:space="preserve">Första gången en </w:t>
-      </w:r>
-      <w:r>
-        <w:rPr>
-          <w:i/>
-          <w:iCs/>
-        </w:rPr>
-        <w:t>förkortning</w:t>
-      </w:r>
-      <w:r>
-        <w:t xml:space="preserve"> (förk.) används skrivs den inom parentes efter dess förklaring, såsom exemplifieras i denna mening.</w:t>
-      </w:r>
-    </w:p>
-    <w:p>
-      <w:pPr>
-        <w:pStyle w:val="Textbody"/>
-        <w:jc w:val="left"/>
-      </w:pPr>
-      <w:r>
-        <w:t>Använd svenska termer så långt det är möjligt. Se svenska datatermgruppens rekommendationer på webbplatsen</w:t>
-      </w:r>
-      <w:r>
+        <w:t>via bibliotek eller på Internet. Det förekommer även att muntliga källor och annan korrespondens inkluderas i källförteckningen, men det är ovanligt i tekniska rapporter.</w:t>
+      </w:r>
+    </w:p>
+    <w:p>
+      <w:pPr>
+        <w:pStyle w:val="Textbody"/>
+        <w:jc w:val="left"/>
+      </w:pPr>
+      <w:r>
+        <w:t>Använd vederhäftiga källor, gärna författade av auktoriteter på området. Privata hemsidor och studentuppsatser har låg tillförlitlighet som källor, i synnerhet om studentuppsatsen har lägre nivå (A, B, C eller D) än det egna arbetet. Var källkritisk, särskilt mot kommersiella försäljningsargument.</w:t>
+      </w:r>
+    </w:p>
+    <w:p>
+      <w:pPr>
+        <w:pStyle w:val="Textbody"/>
+        <w:jc w:val="left"/>
+      </w:pPr>
+      <w:r>
+        <w:t>Ta endast med källor i förteckningen som du refererar eller citerar i den löpande texten. Samtliga källor som tas upp i källförteckningen ska vara kopplade till rapporten genom hänvisning i den löpande texten, enligt Vancouver-systemet, som är vanligt förekommande i rapporter i tekniska ämnen.</w:t>
+      </w:r>
+    </w:p>
+    <w:p>
+      <w:pPr>
+        <w:pStyle w:val="Textbody"/>
+        <w:jc w:val="left"/>
+      </w:pPr>
+      <w:r>
+        <w:t xml:space="preserve">Enligt Vancouver-systemet </w:t>
+      </w:r>
+      <w:r>
+        <w:fldChar w:fldCharType="begin"/>
+      </w:r>
+      <w:r>
+        <w:instrText xml:space="preserve"> PAGEREF __RefNumPara__599_1477455428 </w:instrText>
+      </w:r>
+      <w:r>
+        <w:fldChar w:fldCharType="separate"/>
+      </w:r>
+      <w:r>
+        <w:t>[1]</w:t>
+      </w:r>
+      <w:r>
+        <w:fldChar w:fldCharType="end"/>
+      </w:r>
+      <w:r>
+        <w:t xml:space="preserve">ordnas källförteckningen i den ordning källorna återges i den löpande texten, och källhänvisningen anges i texten med en siffra inom hakparenteser, </w:t>
+      </w:r>
+      <w:proofErr w:type="gramStart"/>
+      <w:r>
+        <w:t>t ex</w:t>
+      </w:r>
+      <w:proofErr w:type="gramEnd"/>
+      <w:r>
+        <w:t xml:space="preserve"> </w:t>
+      </w:r>
+      <w:r>
+        <w:fldChar w:fldCharType="begin"/>
+      </w:r>
+      <w:r>
+        <w:instrText xml:space="preserve"> PAGEREF __RefNumPara__1878_1373209633 </w:instrText>
+      </w:r>
+      <w:r>
+        <w:fldChar w:fldCharType="separate"/>
+      </w:r>
+      <w:r>
+        <w:t>[2]</w:t>
+      </w:r>
+      <w:r>
+        <w:fldChar w:fldCharType="end"/>
+      </w:r>
+      <w:r>
+        <w:t xml:space="preserve"> eller </w:t>
+      </w:r>
+      <w:r>
+        <w:fldChar w:fldCharType="begin"/>
+      </w:r>
+      <w:r>
+        <w:instrText xml:space="preserve"> PAGEREF __RefNumPara__1880_1373209633 </w:instrText>
+      </w:r>
+      <w:r>
+        <w:fldChar w:fldCharType="separate"/>
+      </w:r>
+      <w:r>
+        <w:t>[3]</w:t>
+      </w:r>
+      <w:r>
+        <w:fldChar w:fldCharType="end"/>
+      </w:r>
+      <w:r>
+        <w:t>,</w:t>
+      </w:r>
+      <w:r>
+        <w:fldChar w:fldCharType="begin"/>
+      </w:r>
+      <w:r>
+        <w:instrText xml:space="preserve"> PAGEREF __RefNumPara__1429_1373209633 </w:instrText>
+      </w:r>
+      <w:r>
+        <w:fldChar w:fldCharType="separate"/>
+      </w:r>
+      <w:r>
+        <w:t>[4]</w:t>
+      </w:r>
+      <w:r>
+        <w:fldChar w:fldCharType="end"/>
+      </w:r>
+      <w:r>
+        <w:t xml:space="preserve">. De anges även i denna ordning i källförteckningen. Exempel på källhänvisning: Enligt Eriksson </w:t>
+      </w:r>
+      <w:r>
+        <w:fldChar w:fldCharType="begin"/>
+      </w:r>
+      <w:r>
+        <w:instrText xml:space="preserve"> PAGEREF __RefNumPara__1880_1373209633 </w:instrText>
+      </w:r>
+      <w:r>
+        <w:fldChar w:fldCharType="separate"/>
+      </w:r>
+      <w:r>
+        <w:t>[3]</w:t>
+      </w:r>
+      <w:r>
+        <w:fldChar w:fldCharType="end"/>
+      </w:r>
+      <w:r>
+        <w:t xml:space="preserve"> kan dynamiska SFN ge betydande prestandavinster.</w:t>
+      </w:r>
+    </w:p>
+    <w:p>
+      <w:pPr>
+        <w:pStyle w:val="Textbody"/>
+        <w:jc w:val="left"/>
+      </w:pPr>
+      <w:r>
+        <w:t>Exempel på post i källförteckning enligt Vancouver-systemet: (Observera att förteckningen inte placeras här, utan i slutet av dokumentet.)</w:t>
+      </w:r>
+    </w:p>
+    <w:p>
+      <w:pPr>
+        <w:pStyle w:val="Textbody"/>
+        <w:jc w:val="left"/>
+        <w:rPr>
+          <w:lang w:val="en-GB"/>
+        </w:rPr>
+      </w:pPr>
+      <w:r>
+        <w:rPr>
+          <w:lang w:val="en-GB"/>
+        </w:rPr>
+        <w:t>[2]</w:t>
+      </w:r>
+      <w:r>
+        <w:rPr>
+          <w:lang w:val="en-GB"/>
+        </w:rPr>
         <w:tab/>
-      </w:r>
-    </w:p>
-    <w:p>
-      <w:pPr>
-        <w:pStyle w:val="Textbody"/>
-        <w:jc w:val="left"/>
-      </w:pPr>
-      <w:r>
-        <w:t>http://www.nada.kth.se/dataterm/.</w:t>
-      </w:r>
-    </w:p>
-    <w:p>
-      <w:pPr>
-        <w:pStyle w:val="Heading3"/>
-        <w:rPr>
-          <w:rFonts w:hint="eastAsia"/>
-        </w:rPr>
-      </w:pPr>
-      <w:r>
-        <w:t>Exempel på rubriknivå 3</w:t>
-      </w:r>
-    </w:p>
-    <w:p>
-      <w:pPr>
-        <w:pStyle w:val="Textbody"/>
-        <w:jc w:val="left"/>
-      </w:pPr>
-      <w:r>
-        <w:t>Undvik för många rubriknivåer.</w:t>
-      </w:r>
-    </w:p>
-    <w:p>
-      <w:pPr>
-        <w:pStyle w:val="Heading2"/>
-        <w:rPr>
-          <w:rFonts w:hint="eastAsia"/>
-        </w:rPr>
-      </w:pPr>
-      <w:r>
-        <w:lastRenderedPageBreak/>
-        <w:t>Att referera eller citera</w:t>
-      </w:r>
-    </w:p>
-    <w:p>
-      <w:pPr>
-        <w:pStyle w:val="Textbody"/>
-        <w:jc w:val="left"/>
-      </w:pPr>
-      <w:r>
-        <w:t xml:space="preserve">Du </w:t>
-      </w:r>
-      <w:r>
-        <w:rPr>
-          <w:i/>
-          <w:iCs/>
-        </w:rPr>
-        <w:t>refererar</w:t>
-      </w:r>
-      <w:r>
-        <w:t xml:space="preserve"> när du sammanfattar eller återger en text med egna ord.</w:t>
-      </w:r>
-    </w:p>
-    <w:p>
-      <w:pPr>
-        <w:pStyle w:val="Textbody"/>
-        <w:jc w:val="left"/>
-      </w:pPr>
-      <w:r>
-        <w:t xml:space="preserve">Ex: Forsslund </w:t>
-      </w:r>
-      <w:fldSimple w:instr=" PAGEREF __RefNumPara__1427_1373209633 ">
-        <w:r>
-          <w:t>[5]</w:t>
-        </w:r>
-      </w:fldSimple>
-      <w:r>
-        <w:t xml:space="preserve"> förespråkar mer berättande rubriker i tekniska rapporter och menar att man särskilt i underrubrikerna kan ge viktig information.</w:t>
-      </w:r>
-    </w:p>
-    <w:p>
-      <w:pPr>
-        <w:pStyle w:val="Textbody"/>
-        <w:jc w:val="left"/>
-      </w:pPr>
-      <w:r>
-        <w:t>Du citerar när du ordagrant återger en fras, en mening eller ett stycke. I normalfallet refererar man istället för att citera källor. Du kan använda direkta citat om du har speciella skäl, t ex om du vill återge vedertagna definitioner av begrepp, när du tycker att en författare formulerat sig på ett särskilt träffande sätt, när du behöver stöd av en auktoritet, eller när du vill visa att en författare har fel.</w:t>
-      </w:r>
-    </w:p>
-    <w:p>
-      <w:pPr>
-        <w:pStyle w:val="Textbody"/>
-        <w:jc w:val="left"/>
-      </w:pPr>
-      <w:r>
-        <w:t xml:space="preserve">Korta citat omges med citationstecken. Att citera Strömqvist  kan vara en passande illustration i detta sammanhang: "Det må vara svårt att skriva, men det är roligt också" </w:t>
-      </w:r>
-      <w:fldSimple w:instr=" PAGEREF __RefNumPara__1429_1373209633 ">
-        <w:r>
-          <w:t>[4]</w:t>
-        </w:r>
-      </w:fldSimple>
-      <w:r>
-        <w:t>.</w:t>
-      </w:r>
-    </w:p>
-    <w:p>
-      <w:pPr>
-        <w:pStyle w:val="Textbody"/>
-        <w:jc w:val="left"/>
-      </w:pPr>
-      <w:r>
-        <w:t xml:space="preserve">Långa citat kan återges i form av blockcitat. Textmassan placeras då på sidan utan citationstecken, men med indrag, dvs något förskjutet åt höger, och med mindre teckenstorlek. Källan anges i direkt anslutning till citatet.  </w:t>
-      </w:r>
-    </w:p>
-    <w:p>
-      <w:pPr>
-        <w:pStyle w:val="Quote"/>
-      </w:pPr>
-      <w:r>
-        <w:t xml:space="preserve">Det här är ett blockcitat vilket innebär indragning, mindre teckenstorlek, rak vänstermarginal, inte nödvändigtvis rak högermarginal, och inga citationstecken. Blockcitatet kan tillämpas vid mer än ungefär 50 ord. Blockcitat avslutas alltid med källhänvisning </w:t>
-      </w:r>
-      <w:fldSimple w:instr=" PAGEREF __RefNumPara__1429_1373209633 ">
-        <w:r>
-          <w:t>[4]</w:t>
-        </w:r>
-      </w:fldSimple>
-      <w:r>
-        <w:t>.</w:t>
-      </w:r>
-    </w:p>
-    <w:p>
-      <w:pPr>
-        <w:pStyle w:val="Textbody"/>
-        <w:jc w:val="left"/>
-      </w:pPr>
-    </w:p>
-    <w:p>
-      <w:pPr>
-        <w:pStyle w:val="Heading2"/>
-        <w:rPr>
-          <w:rFonts w:hint="eastAsia"/>
-        </w:rPr>
-      </w:pPr>
-      <w:r>
-        <w:t>Källförteckning och källhänvisningar</w:t>
-      </w:r>
-    </w:p>
-    <w:p>
-      <w:pPr>
-        <w:pStyle w:val="Textbody"/>
-        <w:jc w:val="left"/>
-      </w:pPr>
-      <w:r>
-        <w:t>Observera! Att kopiera in en text utan att ange dess källa betraktas som plagiat och därmed allvarligt fusk.</w:t>
-      </w:r>
-    </w:p>
-    <w:p>
-      <w:pPr>
-        <w:pStyle w:val="Textbody"/>
-        <w:jc w:val="left"/>
-      </w:pPr>
-      <w:r>
-        <w:t>En källförteckning (lista över referenser) upprättas i slutet av rapporten för att ge läsaren en samlad upplysning om samtliga källor som du refererar, citerar eller av annat skäl hänvisar till i den löpande texten. Källor ska anges så noggrant att läsaren ska kunna kontrollera dem, om de finns tillgängliga via bibliotek eller på Internet. Det förekommer även att muntliga källor och annan korrespondens inkluderas i källförteckningen, men det är ovanligt i tekniska rapporter.</w:t>
-      </w:r>
-    </w:p>
-    <w:p>
-      <w:pPr>
-        <w:pStyle w:val="Textbody"/>
-        <w:jc w:val="left"/>
-      </w:pPr>
-      <w:r>
-        <w:t>Använd vederhäftiga källor, gärna författade av auktoriteter på området. Privata hemsidor och studentuppsatser har låg tillförlitlighet som källor, i synnerhet om studentuppsatsen har lägre nivå (A, B, C eller D) än det egna arbetet. Var källkritisk, särskilt mot kommersiella försäljningsargument.</w:t>
-      </w:r>
-    </w:p>
-    <w:p>
-      <w:pPr>
-        <w:pStyle w:val="Textbody"/>
-        <w:jc w:val="left"/>
-      </w:pPr>
-      <w:r>
-        <w:t>Ta endast med källor i förteckningen som du refererar eller citerar i den löpande texten. Samtliga källor som tas upp i källförteckningen ska vara kopplade till rapporten genom hänvisning i den löpande texten, enligt Vancouver-systemet, som är vanligt förekommande i rapporter i tekniska ämnen.</w:t>
-      </w:r>
-    </w:p>
-    <w:p>
-      <w:pPr>
-        <w:pStyle w:val="Textbody"/>
-        <w:jc w:val="left"/>
-      </w:pPr>
-      <w:r>
-        <w:lastRenderedPageBreak/>
-        <w:t xml:space="preserve">Enligt Vancouver-systemet </w:t>
-      </w:r>
-      <w:fldSimple w:instr=" PAGEREF __RefNumPara__599_1477455428 ">
-        <w:r>
-          <w:t>[1]</w:t>
-        </w:r>
-      </w:fldSimple>
-      <w:r>
-        <w:t xml:space="preserve">ordnas källförteckningen i den ordning källorna återges i den löpande texten, och källhänvisningen anges i texten med en siffra inom hakparenteser, t ex </w:t>
-      </w:r>
-      <w:fldSimple w:instr=" PAGEREF __RefNumPara__1878_1373209633 ">
-        <w:r>
-          <w:t>[2]</w:t>
-        </w:r>
-      </w:fldSimple>
-      <w:r>
-        <w:t xml:space="preserve"> eller </w:t>
-      </w:r>
-      <w:fldSimple w:instr=" PAGEREF __RefNumPara__1880_1373209633 ">
-        <w:r>
-          <w:t>[3]</w:t>
-        </w:r>
-      </w:fldSimple>
-      <w:r>
-        <w:t>,</w:t>
-      </w:r>
-      <w:fldSimple w:instr=" PAGEREF __RefNumPara__1429_1373209633 ">
-        <w:r>
-          <w:t>[4]</w:t>
-        </w:r>
-      </w:fldSimple>
-      <w:r>
-        <w:t xml:space="preserve">. De anges även i denna ordning i källförteckningen. Exempel på källhänvisning: Enligt Eriksson </w:t>
-      </w:r>
-      <w:fldSimple w:instr=" PAGEREF __RefNumPara__1880_1373209633 ">
-        <w:r>
-          <w:t>[3]</w:t>
-        </w:r>
-      </w:fldSimple>
-      <w:r>
-        <w:t xml:space="preserve"> kan dynamiska SFN ge betydande prestandavinster.</w:t>
-      </w:r>
-    </w:p>
-    <w:p>
-      <w:pPr>
-        <w:pStyle w:val="Textbody"/>
-        <w:jc w:val="left"/>
-      </w:pPr>
-      <w:r>
-        <w:t>Exempel på post i källförteckning enligt Vancouver-systemet: (Observera att förteckningen inte placeras här, utan i slutet av dokumentet.)</w:t>
-      </w:r>
-    </w:p>
-    <w:p>
-      <w:pPr>
-        <w:pStyle w:val="Textbody"/>
-        <w:jc w:val="left"/>
+        <w:t>M. Eriksson</w:t>
+      </w:r>
+      <w:proofErr w:type="gramStart"/>
+      <w:r>
         <w:rPr>
           <w:lang w:val="en-GB"/>
         </w:rPr>
-      </w:pPr>
+        <w:t>, ”Dynamic</w:t>
+      </w:r>
+      <w:proofErr w:type="gramEnd"/>
       <w:r>
         <w:rPr>
           <w:lang w:val="en-GB"/>
         </w:rPr>
-        <w:t>[2]</w:t>
-      </w:r>
-      <w:r>
-        <w:rPr>
-          <w:lang w:val="en-GB"/>
-        </w:rPr>
-        <w:tab/>
-        <w:t xml:space="preserve">M. Eriksson, ”Dynamic Single Frequency Networks”, </w:t>
+        <w:t xml:space="preserve"> Single Frequency Networks”, </w:t>
       </w:r>
       <w:r>
         <w:rPr>
@@ -2418,7 +2336,7 @@
     </w:p>
     <w:p>
       <w:pPr>
-        <w:pStyle w:val="Heading2"/>
+        <w:pStyle w:val="Rubrik2"/>
         <w:rPr>
           <w:rFonts w:hint="eastAsia"/>
         </w:rPr>
@@ -2435,35 +2353,77 @@
         <w:jc w:val="left"/>
       </w:pPr>
       <w:r>
-        <w:t>Du kan utnyttja ordbehandlingsprogrammet för att automatiskt numrera källförteckningen och källhänvisningarna enligt Vancouver-systemet. Denna  OpenOffice-mall stödjer ett sätt att göra det på och precis som sägs ovan hittar du exempel på källförteckningar skapad med den metoden i slutet av mallen.</w:t>
-      </w:r>
-    </w:p>
-    <w:p>
-      <w:pPr>
-        <w:pStyle w:val="Textbody"/>
-        <w:jc w:val="left"/>
-      </w:pPr>
-      <w:r>
-        <w:t xml:space="preserve">Metoden innebär att du skriver in källans beskrivning i källförteckningen i slutet av dokumentet, i en automatiskt numrerad lista. Därefter markerar du var i den löpande texten källhänvisningen ska placeras, och väljer menyalternativet Infoga -&gt; Korshänvisning, välj Numrerade  stycken i Fälttyps-fönstret, scrolla ner i Urvalsfönstret och markera den referens du vill referera till och välj därefter Nummer i fönstret Infoga referens till. Exempel på en sådan källhänvisning: Se </w:t>
-      </w:r>
-      <w:fldSimple w:instr=" PAGEREF __RefNumPara__599_1477455428 ">
-        <w:r>
-          <w:t>[1]</w:t>
-        </w:r>
-      </w:fldSimple>
+        <w:t xml:space="preserve">Du kan utnyttja ordbehandlingsprogrammet för att automatiskt numrera källförteckningen och källhänvisningarna enligt Vancouver-systemet. </w:t>
+      </w:r>
+      <w:proofErr w:type="gramStart"/>
+      <w:r>
+        <w:t xml:space="preserve">Denna  </w:t>
+      </w:r>
+      <w:proofErr w:type="spellStart"/>
+      <w:r>
+        <w:t>OpenOffice</w:t>
+      </w:r>
+      <w:proofErr w:type="spellEnd"/>
+      <w:proofErr w:type="gramEnd"/>
+      <w:r>
+        <w:t xml:space="preserve">-mall stödjer ett sätt att göra det på och precis som sägs </w:t>
+      </w:r>
+      <w:r>
+        <w:lastRenderedPageBreak/>
+        <w:t>ovan hittar du exempel på källförteckningar skapad med den metoden i slutet av mallen.</w:t>
+      </w:r>
+    </w:p>
+    <w:p>
+      <w:pPr>
+        <w:pStyle w:val="Textbody"/>
+        <w:jc w:val="left"/>
+      </w:pPr>
+      <w:r>
+        <w:t xml:space="preserve">Metoden innebär att du skriver in källans beskrivning i källförteckningen i slutet av dokumentet, i en automatiskt numrerad lista. Därefter markerar du var i den löpande texten källhänvisningen ska placeras, och väljer menyalternativet Infoga -&gt; Korshänvisning, välj </w:t>
+      </w:r>
+      <w:proofErr w:type="gramStart"/>
+      <w:r>
+        <w:t>Numrerade  stycken</w:t>
+      </w:r>
+      <w:proofErr w:type="gramEnd"/>
+      <w:r>
+        <w:t xml:space="preserve"> i </w:t>
+      </w:r>
+      <w:proofErr w:type="spellStart"/>
+      <w:r>
+        <w:t>Fälttyps</w:t>
+      </w:r>
+      <w:proofErr w:type="spellEnd"/>
+      <w:r>
+        <w:t xml:space="preserve">-fönstret, scrolla ner i Urvalsfönstret och markera den referens du vill referera till och välj därefter Nummer i fönstret Infoga referens till. Exempel på en sådan källhänvisning: Se </w:t>
+      </w:r>
+      <w:r>
+        <w:fldChar w:fldCharType="begin"/>
+      </w:r>
+      <w:r>
+        <w:instrText xml:space="preserve"> PAGEREF __RefNumPara__599_1477455428 </w:instrText>
+      </w:r>
+      <w:r>
+        <w:fldChar w:fldCharType="separate"/>
+      </w:r>
+      <w:r>
+        <w:t>[1]</w:t>
+      </w:r>
+      <w:r>
+        <w:fldChar w:fldCharType="end"/>
+      </w:r>
       <w:r>
         <w:t>. Fördelen med denna metod är att källförteckningen kan ha valfri ordningsföljd.</w:t>
       </w:r>
     </w:p>
     <w:p>
       <w:pPr>
-        <w:pStyle w:val="Heading2"/>
+        <w:pStyle w:val="Rubrik2"/>
         <w:rPr>
           <w:rFonts w:hint="eastAsia"/>
         </w:rPr>
       </w:pPr>
       <w:r>
-        <w:lastRenderedPageBreak/>
         <w:t>Illustrationer</w:t>
       </w:r>
     </w:p>
@@ -2489,37 +2449,103 @@
       <w:r>
         <w:t xml:space="preserve">Figur 1: Systemöversikt </w:t>
       </w:r>
-      <w:fldSimple w:instr=" PAGEREF __RefNumPara__1429_1373209633 ">
-        <w:r>
-          <w:t>[4]</w:t>
-        </w:r>
-      </w:fldSimple>
-    </w:p>
-    <w:p>
-      <w:pPr>
-        <w:pStyle w:val="Textbody"/>
-        <w:jc w:val="left"/>
-      </w:pPr>
-      <w:r>
-        <w:t>Samtliga illustrationer ska vara kopplade till rapporten genom hänvisning i den löpande texten. Hänvisningarna skrivs på svenska med begynnande gemen Exempel: ”Systemet illustreras av blockschemat i figur 2”, ”Av tabell 3 framgår …” etc. På svenska skrivs figur alltid med litet f då de förekommer i löpande text.</w:t>
-      </w:r>
-    </w:p>
-    <w:p>
-      <w:pPr>
-        <w:pStyle w:val="Textbody"/>
-        <w:jc w:val="left"/>
-      </w:pPr>
-      <w:r>
-        <w:t>Du kan rita illustrationer i OpenOffice Draw och kopiera figuren direkt in i OpenOffice Writer. För att få figuren att följa texten högerklicka på den och välj Förankring-&gt;Som tecken.</w:t>
-      </w:r>
-    </w:p>
-    <w:p>
-      <w:pPr>
-        <w:pStyle w:val="Textbody"/>
-        <w:jc w:val="left"/>
-      </w:pPr>
-      <w:r>
-        <w:t>Den här mallen har en fördefinierad variabel ”Figure” vilken kan användas för att åstadkomma automatisk figurnumrering. Du kan kopiera från exemplet ovan eller använda dig av menyalternativet Infoga -&gt; Fältkommando -&gt; Andra och välja fliken Variabler. Där väljer du ”Figure” i Urvalsfönstret och trycker sedan på Infoga. För automatisk hänvisning till en figur, välj Infoga-&gt; Korshänvisning. Välj ”Figure” i Fälttypsrutan och välj vilken figur du vill referera till i Urval. Kom ihåg att välja Nummer i Infoga referens till-rutan och  avsluta med Infoga. Hänvisningar till figuren, figur 1, ovan är skapade med hjälp av dessa funktioner.</w:t>
+      <w:r>
+        <w:fldChar w:fldCharType="begin"/>
+      </w:r>
+      <w:r>
+        <w:instrText xml:space="preserve"> PAGEREF __RefNumPara__1429_1373209633 </w:instrText>
+      </w:r>
+      <w:r>
+        <w:fldChar w:fldCharType="separate"/>
+      </w:r>
+      <w:r>
+        <w:t>[4]</w:t>
+      </w:r>
+      <w:r>
+        <w:fldChar w:fldCharType="end"/>
+      </w:r>
+    </w:p>
+    <w:p>
+      <w:pPr>
+        <w:pStyle w:val="Textbody"/>
+        <w:jc w:val="left"/>
+      </w:pPr>
+      <w:r>
+        <w:t xml:space="preserve">Samtliga illustrationer ska vara kopplade till rapporten genom hänvisning i den löpande texten. Hänvisningarna skrivs på svenska med begynnande gemen Exempel: ”Systemet illustreras av blockschemat i figur 2”, ”Av tabell 3 framgår …” </w:t>
+      </w:r>
+      <w:proofErr w:type="gramStart"/>
+      <w:r>
+        <w:t>etc.</w:t>
+      </w:r>
+      <w:proofErr w:type="gramEnd"/>
+      <w:r>
+        <w:t xml:space="preserve"> På svenska skrivs figur alltid med litet f då de förekommer i löpande text.</w:t>
+      </w:r>
+    </w:p>
+    <w:p>
+      <w:pPr>
+        <w:pStyle w:val="Textbody"/>
+        <w:jc w:val="left"/>
+      </w:pPr>
+      <w:r>
+        <w:t xml:space="preserve">Du kan rita illustrationer i </w:t>
+      </w:r>
+      <w:proofErr w:type="spellStart"/>
+      <w:r>
+        <w:t>OpenOffice</w:t>
+      </w:r>
+      <w:proofErr w:type="spellEnd"/>
+      <w:r>
+        <w:t xml:space="preserve"> Draw och kopiera figuren direkt in i </w:t>
+      </w:r>
+      <w:proofErr w:type="spellStart"/>
+      <w:r>
+        <w:t>OpenOffice</w:t>
+      </w:r>
+      <w:proofErr w:type="spellEnd"/>
+      <w:r>
+        <w:t xml:space="preserve"> Writer. För att få figuren att följa texten högerklicka på den och välj Förankring-&gt;Som tecken.</w:t>
+      </w:r>
+    </w:p>
+    <w:p>
+      <w:pPr>
+        <w:pStyle w:val="Textbody"/>
+        <w:jc w:val="left"/>
+      </w:pPr>
+      <w:r>
+        <w:t>Den här mallen har en fördefinierad variabel ”</w:t>
+      </w:r>
+      <w:proofErr w:type="spellStart"/>
+      <w:r>
+        <w:t>Figure</w:t>
+      </w:r>
+      <w:proofErr w:type="spellEnd"/>
+      <w:r>
+        <w:t>” vilken kan användas för att åstadkomma automatisk figurnumrering. Du kan kopiera från exemplet ovan eller använda dig av menyalternativet Infoga -&gt; Fältkommando -&gt; Andra och välja fliken Variabler. Där väljer du ”</w:t>
+      </w:r>
+      <w:proofErr w:type="spellStart"/>
+      <w:r>
+        <w:t>Figure</w:t>
+      </w:r>
+      <w:proofErr w:type="spellEnd"/>
+      <w:r>
+        <w:t>” i Urvalsfönstret och trycker sedan på Infoga. För automatisk hänvisning till en figur, välj Infoga-&gt; Korshänvisning. Välj ”</w:t>
+      </w:r>
+      <w:proofErr w:type="spellStart"/>
+      <w:r>
+        <w:t>Figure</w:t>
+      </w:r>
+      <w:proofErr w:type="spellEnd"/>
+      <w:r>
+        <w:t xml:space="preserve">” i Fälttypsrutan och välj vilken figur du vill referera till i Urval. Kom ihåg att välja Nummer i Infoga referens till-rutan </w:t>
+      </w:r>
+      <w:proofErr w:type="gramStart"/>
+      <w:r>
+        <w:t>och  avsluta</w:t>
+      </w:r>
+      <w:proofErr w:type="gramEnd"/>
+      <w:r>
+        <w:t xml:space="preserve"> med Infoga. Hänvisningar till figuren, figur 1, ovan är skapade med hjälp av dessa funktioner.</w:t>
       </w:r>
     </w:p>
     <w:p>
@@ -2537,7 +2563,15 @@
         <w:jc w:val="left"/>
       </w:pPr>
       <w:r>
-        <w:t>Tabell 1 visar en exempeltabell. Automatisk numrering fungerar på samma sätt som för figurer men du använder dig av variabeln ”Tabell” istället. Att Referera till tabeller i texten följer samma regler som för figurer och utförs på liknande sätt.</w:t>
+        <w:t xml:space="preserve">Tabell 1 visar en exempeltabell. Automatisk numrering fungerar på samma sätt som för figurer men du använder dig av variabeln ”Tabell” </w:t>
+      </w:r>
+      <w:proofErr w:type="gramStart"/>
+      <w:r>
+        <w:t>istället</w:t>
+      </w:r>
+      <w:proofErr w:type="gramEnd"/>
+      <w:r>
+        <w:t>. Att Referera till tabeller i texten följer samma regler som för figurer och utförs på liknande sätt.</w:t>
       </w:r>
     </w:p>
     <w:p>
@@ -2705,8 +2739,13 @@
               <w:pStyle w:val="TableContents"/>
             </w:pPr>
             <w:r>
-              <w:t>10 ms</w:t>
+              <w:t xml:space="preserve">10 </w:t>
             </w:r>
+            <w:proofErr w:type="spellStart"/>
+            <w:r>
+              <w:t>ms</w:t>
+            </w:r>
+            <w:proofErr w:type="spellEnd"/>
           </w:p>
         </w:tc>
         <w:tc>
@@ -2728,8 +2767,13 @@
               <w:pStyle w:val="TableContents"/>
             </w:pPr>
             <w:r>
-              <w:t>30 ms</w:t>
+              <w:t xml:space="preserve">30 </w:t>
             </w:r>
+            <w:proofErr w:type="spellStart"/>
+            <w:r>
+              <w:t>ms</w:t>
+            </w:r>
+            <w:proofErr w:type="spellEnd"/>
           </w:p>
         </w:tc>
         <w:tc>
@@ -2752,8 +2796,13 @@
               <w:pStyle w:val="TableContents"/>
             </w:pPr>
             <w:r>
-              <w:t>20 ms</w:t>
+              <w:t xml:space="preserve">20 </w:t>
             </w:r>
+            <w:proofErr w:type="spellStart"/>
+            <w:r>
+              <w:t>ms</w:t>
+            </w:r>
+            <w:proofErr w:type="spellEnd"/>
           </w:p>
         </w:tc>
       </w:tr>
@@ -2802,8 +2851,13 @@
               <w:pStyle w:val="TableContents"/>
             </w:pPr>
             <w:r>
-              <w:t>20 ms</w:t>
+              <w:t xml:space="preserve">20 </w:t>
             </w:r>
+            <w:proofErr w:type="spellStart"/>
+            <w:r>
+              <w:t>ms</w:t>
+            </w:r>
+            <w:proofErr w:type="spellEnd"/>
           </w:p>
         </w:tc>
         <w:tc>
@@ -2825,8 +2879,13 @@
               <w:pStyle w:val="TableContents"/>
             </w:pPr>
             <w:r>
-              <w:t>40 ms</w:t>
+              <w:t xml:space="preserve">40 </w:t>
             </w:r>
+            <w:proofErr w:type="spellStart"/>
+            <w:r>
+              <w:t>ms</w:t>
+            </w:r>
+            <w:proofErr w:type="spellEnd"/>
           </w:p>
         </w:tc>
         <w:tc>
@@ -2849,15 +2908,20 @@
               <w:pStyle w:val="TableContents"/>
             </w:pPr>
             <w:r>
-              <w:t>35 ms</w:t>
+              <w:t xml:space="preserve">35 </w:t>
             </w:r>
+            <w:proofErr w:type="spellStart"/>
+            <w:r>
+              <w:t>ms</w:t>
+            </w:r>
+            <w:proofErr w:type="spellEnd"/>
           </w:p>
         </w:tc>
       </w:tr>
     </w:tbl>
     <w:p>
       <w:pPr>
-        <w:pStyle w:val="Heading2"/>
+        <w:pStyle w:val="Rubrik2"/>
         <w:rPr>
           <w:rFonts w:hint="eastAsia"/>
         </w:rPr>
@@ -2879,7 +2943,6 @@
         <w:pStyle w:val="Textbody"/>
       </w:pPr>
       <w:r>
-        <w:lastRenderedPageBreak/>
         <w:t>Den effekt</w:t>
       </w:r>
       <m:oMath>
@@ -3194,20 +3257,73 @@
         <w:pStyle w:val="Textbody"/>
       </w:pPr>
       <w:r>
-        <w:t>Du kan enkelt lägga till och editera matematisk formler med ekvationseditorn  som du finner under under Infoga -&gt; Objekt -&gt; Formel...”.</w:t>
-      </w:r>
-    </w:p>
-    <w:p>
-      <w:pPr>
-        <w:pStyle w:val="Textbody"/>
-      </w:pPr>
-      <w:r>
-        <w:t>Exempel på referens till en ekvation: Utifrån ekv(1) inses att den mottagna effekten är proportionerlig mot sändareffekten. I OpenOffice refererar och numrerar du ekvationer på samma sätt som figurer och tabeller, använd bara ”Formula” som Fälttyp.</w:t>
-      </w:r>
-    </w:p>
-    <w:p>
-      <w:pPr>
-        <w:pStyle w:val="Heading1"/>
+        <w:t xml:space="preserve">Du kan enkelt lägga till och editera </w:t>
+      </w:r>
+      <w:proofErr w:type="gramStart"/>
+      <w:r>
+        <w:t>matematisk formler</w:t>
+      </w:r>
+      <w:proofErr w:type="gramEnd"/>
+      <w:r>
+        <w:t xml:space="preserve"> med </w:t>
+      </w:r>
+      <w:proofErr w:type="gramStart"/>
+      <w:r>
+        <w:t>ekvationseditorn  som</w:t>
+      </w:r>
+      <w:proofErr w:type="gramEnd"/>
+      <w:r>
+        <w:t xml:space="preserve"> du finner under </w:t>
+      </w:r>
+      <w:proofErr w:type="spellStart"/>
+      <w:r>
+        <w:t>under</w:t>
+      </w:r>
+      <w:proofErr w:type="spellEnd"/>
+      <w:r>
+        <w:t xml:space="preserve"> Infoga -&gt; Objekt -&gt; Formel...”.</w:t>
+      </w:r>
+    </w:p>
+    <w:p>
+      <w:pPr>
+        <w:pStyle w:val="Textbody"/>
+      </w:pPr>
+      <w:r>
+        <w:t xml:space="preserve">Exempel på referens till en ekvation: Utifrån </w:t>
+      </w:r>
+      <w:proofErr w:type="spellStart"/>
+      <w:proofErr w:type="gramStart"/>
+      <w:r>
+        <w:t>ekv</w:t>
+      </w:r>
+      <w:proofErr w:type="spellEnd"/>
+      <w:r>
+        <w:t>(</w:t>
+      </w:r>
+      <w:proofErr w:type="gramEnd"/>
+      <w:r>
+        <w:t xml:space="preserve">1) inses att den mottagna effekten är proportionerlig mot sändareffekten. I </w:t>
+      </w:r>
+      <w:proofErr w:type="spellStart"/>
+      <w:r>
+        <w:t>OpenOffice</w:t>
+      </w:r>
+      <w:proofErr w:type="spellEnd"/>
+      <w:r>
+        <w:t xml:space="preserve"> refererar och numrerar du ekvationer på samma sätt som figurer och tabeller, använd bara ”Formula” som </w:t>
+      </w:r>
+      <w:proofErr w:type="spellStart"/>
+      <w:r>
+        <w:t>Fälttyp</w:t>
+      </w:r>
+      <w:proofErr w:type="spellEnd"/>
+      <w:r>
+        <w:t>.</w:t>
+      </w:r>
+    </w:p>
+    <w:p>
+      <w:pPr>
+        <w:pStyle w:val="Rubrik1"/>
         <w:rPr>
           <w:rFonts w:hint="eastAsia"/>
         </w:rPr>
@@ -3223,125 +3339,518 @@
         <w:jc w:val="left"/>
       </w:pPr>
       <w:r>
-        <w:t>I examensarbeten på C- och D-nivå räcker det inte att du utför ett praktiskt konstruktions- eller programmeringsarbete. Där måste också en systematisk undersökning genomföras, t ex en utvärdering av den konstruktion du utfört. Undersökningen bör resultera i objektiva fakta, gärna i form av tabeller och diagram, som presenteras i resultatkapitlet. Ur dessa drar du väl underbyggda egna slutsatser i slutsatskapitlet. Undersökningen kan vara en jämförelse mellan konkurrerande alternativ eller en verifiering av att konstruktionen uppfyller kravspecifikationen. Du kan låta användare besvara en enkät eller bli intervjuade. Du kan även utvärdera webbsidor och andra användargränssnitt enligt någon allmänt vedertagen förteckning över s k användbarhetskriterier.</w:t>
-      </w:r>
-    </w:p>
-    <w:p>
-      <w:pPr>
-        <w:pStyle w:val="Textbody"/>
-        <w:jc w:val="left"/>
-      </w:pPr>
-      <w:r>
-        <w:t>Metodavsnittet är en redogörelse för ditt metodval och det tillvägagångssätt du avser att använda vid undersökningen. Avsnittet ska inte vara en kronologisk dagbok fylld av ovidkommande detaljer, utan det ska beskriva sådant som läsaren måste känna till för att kunna tolka dina resultat och återupprepa ditt arbete, t ex för att kontrollera resultaten. Här redovisar du verktyg, antaganden, matematiska modeller, prestandamått och bedömningskriterier. Här presenterar du hur du avser att utvärdera och verifiera dina datorprogram och tekniska lösningsförslag. Detta kan innefatta testplan för att kontrollera att konstruktionen fungerar och kriterier för att bedöma dess användbarhet. I forskningsrapporter inom naturvetenskap och teknik heter detta kapitel ofta ”Modell”, ”Systemmodell” eller ”Simuleringsmodell”.</w:t>
-      </w:r>
-    </w:p>
-    <w:p>
-      <w:pPr>
-        <w:pStyle w:val="Textbody"/>
-        <w:jc w:val="left"/>
-      </w:pPr>
-      <w:r>
-        <w:t>I kortare projektrapporter kan metoden vara att genomföra en kritisk litteraturstudie. Då är det särskilt viktigt att ditt arbete resulterar i nya slutsatser som man inte kan läsa i annan källa, och att du arbetar målmedvetet, utgående från ett klart specificerat problem.</w:t>
-      </w:r>
-    </w:p>
-    <w:p>
-      <w:pPr>
-        <w:pStyle w:val="Textbody"/>
-        <w:jc w:val="left"/>
-      </w:pPr>
-      <w:r>
-        <w:t>Motivera ditt val av metod/modell. Detta val är mycket viktigt, eftersom detta kan sägas vara själva nyckeln till resultatet av din undersökning. Kommentera metodens eventuella svagheter och de problem som kan ha uppstått vid själva genomförandet. Återknyt gärna till problemformuleringen i introduktionskapitlet. Du kan t ex skriva ”Problem P1 angrips genom metoden M1, och problem P2 genom … ”</w:t>
-      </w:r>
-    </w:p>
-    <w:p>
-      <w:pPr>
-        <w:pStyle w:val="Textbody"/>
-        <w:jc w:val="left"/>
-      </w:pPr>
-      <w:r>
-        <w:t>I din redogörelse ska du – beroende på vilken slags rapport det handlar om – finna uppgifter om vad eller vilka du har undersökt och hur du har samlat in och bearbetat data. Eventuella enkäter, intervjufrågor och liknande kan redovisas i ograverad form som bilagor, likaså detaljerade beskrivningar av försöksuppställningar, som är intressanta endast för den som vill upprepa exakt samma experiment.</w:t>
-      </w:r>
-    </w:p>
-    <w:p>
-      <w:pPr>
-        <w:pStyle w:val="Heading1"/>
+        <w:t>För att underlätta utvecklingen kommer a</w:t>
+      </w:r>
+      <w:r>
+        <w:t>rbetet</w:t>
+      </w:r>
+      <w:r>
+        <w:t xml:space="preserve"> att</w:t>
+      </w:r>
+      <w:r>
+        <w:t xml:space="preserve"> inleds med att </w:t>
+      </w:r>
+      <w:r>
+        <w:t xml:space="preserve">webbplatsens struktur, innehåll och navigering planeras genom att skapa </w:t>
+      </w:r>
+      <w:proofErr w:type="spellStart"/>
+      <w:r>
+        <w:t>wireframes</w:t>
+      </w:r>
+      <w:proofErr w:type="spellEnd"/>
+      <w:r>
+        <w:t xml:space="preserve"> i designverktyget </w:t>
+      </w:r>
+      <w:proofErr w:type="spellStart"/>
+      <w:r>
+        <w:t>Figma</w:t>
+      </w:r>
+      <w:proofErr w:type="spellEnd"/>
+      <w:r>
+        <w:t xml:space="preserve">. Det kommer att vara minst en </w:t>
+      </w:r>
+      <w:proofErr w:type="spellStart"/>
+      <w:r>
+        <w:t>wireframe</w:t>
+      </w:r>
+      <w:proofErr w:type="spellEnd"/>
+      <w:r>
+        <w:t xml:space="preserve"> för mobil och en för stor skärm.</w:t>
+      </w:r>
+    </w:p>
+    <w:p>
+      <w:pPr>
+        <w:pStyle w:val="Textbody"/>
+        <w:jc w:val="left"/>
+      </w:pPr>
+      <w:r>
+        <w:t xml:space="preserve">När arbetet med </w:t>
+      </w:r>
+      <w:proofErr w:type="spellStart"/>
+      <w:r>
+        <w:t>wireframes</w:t>
+      </w:r>
+      <w:proofErr w:type="spellEnd"/>
+      <w:r>
+        <w:t xml:space="preserve"> är klart kommer jag gå vidare med att planera webbplatsens utseende i en eller flera </w:t>
+      </w:r>
+      <w:proofErr w:type="spellStart"/>
+      <w:r>
+        <w:t>mockups</w:t>
+      </w:r>
+      <w:proofErr w:type="spellEnd"/>
+      <w:r>
+        <w:t xml:space="preserve">. Även detta kommer att göras i </w:t>
+      </w:r>
+      <w:proofErr w:type="spellStart"/>
+      <w:r>
+        <w:t>Figma</w:t>
+      </w:r>
+      <w:proofErr w:type="spellEnd"/>
+      <w:r>
+        <w:t>. Här kommer det framgå vilka färger, typsnitt och bilder som jag planerar att använda.</w:t>
+      </w:r>
+    </w:p>
+    <w:p>
+      <w:pPr>
+        <w:pStyle w:val="Textbody"/>
+        <w:jc w:val="left"/>
+      </w:pPr>
+      <w:r>
+        <w:t>När innehåll och utseende är planerat kan arbetet med att skapa webbplatsen börja</w:t>
+      </w:r>
+      <w:r>
+        <w:t xml:space="preserve"> och det blir då lättare att få en bra överblick</w:t>
+      </w:r>
+      <w:r>
+        <w:t xml:space="preserve">. Projektet kommer att skapas i Visual Studio Code och </w:t>
+      </w:r>
+      <w:proofErr w:type="spellStart"/>
+      <w:r>
+        <w:t>versionshanteras</w:t>
+      </w:r>
+      <w:proofErr w:type="spellEnd"/>
+      <w:r>
+        <w:t xml:space="preserve"> genom </w:t>
+      </w:r>
+      <w:proofErr w:type="spellStart"/>
+      <w:r>
+        <w:t>Github</w:t>
+      </w:r>
+      <w:proofErr w:type="spellEnd"/>
+      <w:r>
+        <w:t xml:space="preserve"> dels </w:t>
+      </w:r>
+      <w:r>
+        <w:t xml:space="preserve">för att spara säkra kopior </w:t>
+      </w:r>
+      <w:r>
+        <w:t xml:space="preserve">av </w:t>
+      </w:r>
+      <w:proofErr w:type="gramStart"/>
+      <w:r>
+        <w:t>arbetet</w:t>
+      </w:r>
+      <w:r>
+        <w:t xml:space="preserve"> och även</w:t>
+      </w:r>
+      <w:proofErr w:type="gramEnd"/>
+      <w:r>
+        <w:t xml:space="preserve"> för att kunna följa arbetets utveckling</w:t>
+      </w:r>
+      <w:r>
+        <w:t>.</w:t>
+      </w:r>
+    </w:p>
+    <w:p>
+      <w:pPr>
+        <w:pStyle w:val="Textbody"/>
+        <w:jc w:val="left"/>
+      </w:pPr>
+      <w:r>
+        <w:t>Versionshanteringen kommer att börja i en huvudgren (</w:t>
+      </w:r>
+      <w:proofErr w:type="spellStart"/>
+      <w:r>
+        <w:t>main</w:t>
+      </w:r>
+      <w:proofErr w:type="spellEnd"/>
+      <w:r>
+        <w:t xml:space="preserve">) i </w:t>
+      </w:r>
+      <w:r>
+        <w:t xml:space="preserve">projektets </w:t>
+      </w:r>
+      <w:proofErr w:type="spellStart"/>
+      <w:r>
+        <w:t>G</w:t>
+      </w:r>
+      <w:r>
+        <w:t>it</w:t>
+      </w:r>
+      <w:r>
+        <w:t>hub</w:t>
+      </w:r>
+      <w:r>
+        <w:t>-repository</w:t>
+      </w:r>
+      <w:proofErr w:type="spellEnd"/>
+      <w:r>
+        <w:t xml:space="preserve"> och när grunden för webbplatsen är klar kommer utvecklingsarbetet att flyttas till en </w:t>
+      </w:r>
+      <w:proofErr w:type="spellStart"/>
+      <w:r>
+        <w:t>utvecklingsgren</w:t>
+      </w:r>
+      <w:proofErr w:type="spellEnd"/>
+      <w:r>
+        <w:t xml:space="preserve"> (</w:t>
+      </w:r>
+      <w:proofErr w:type="spellStart"/>
+      <w:r>
+        <w:t>dev</w:t>
+      </w:r>
+      <w:proofErr w:type="spellEnd"/>
+      <w:r>
+        <w:t>). Eftersom när delar av utvecklingen blir klar kommer det färdiga arbetet att sparas in på huvudgrenen.</w:t>
+      </w:r>
+      <w:r>
+        <w:t xml:space="preserve"> Detta är ett bra arbetssätt inför framtiden ifall man har e</w:t>
+      </w:r>
+      <w:r>
+        <w:t>tt projekt</w:t>
+      </w:r>
+      <w:r>
+        <w:t xml:space="preserve"> som redan är publicera</w:t>
+      </w:r>
+      <w:r>
+        <w:t>t</w:t>
+      </w:r>
+      <w:r>
+        <w:t xml:space="preserve"> så att man kan utveckla nya delar separat eller om man är flera som arbetar på samma </w:t>
+      </w:r>
+      <w:r>
+        <w:t>projekt</w:t>
+      </w:r>
+      <w:r>
+        <w:t>.</w:t>
+      </w:r>
+    </w:p>
+    <w:p>
+      <w:pPr>
+        <w:pStyle w:val="Textbody"/>
+        <w:jc w:val="left"/>
+      </w:pPr>
+      <w:r>
+        <w:t xml:space="preserve">Webbplatsens innehåll kommer att kodas i HTML5 med huvudsakligen semantiska element enligt standard för bra tillgänglighet. </w:t>
+      </w:r>
+    </w:p>
+    <w:p>
+      <w:pPr>
+        <w:pStyle w:val="Textbody"/>
+        <w:jc w:val="left"/>
+      </w:pPr>
+      <w:r>
+        <w:t xml:space="preserve">Hur webbplatsen ska se ut kommer att styras genom </w:t>
+      </w:r>
+      <w:r>
+        <w:t xml:space="preserve">en extern </w:t>
+      </w:r>
+      <w:r>
+        <w:t>CSS</w:t>
+      </w:r>
+      <w:r>
+        <w:t xml:space="preserve">-fil. </w:t>
+      </w:r>
+      <w:r>
+        <w:t xml:space="preserve">Där kommer all design att finnas, ex typsnitt, färger, textstorlekar och bakgrunder. </w:t>
+      </w:r>
+      <w:r>
+        <w:t>L</w:t>
+      </w:r>
+      <w:r>
+        <w:t xml:space="preserve">ayouten kommer att styras med CSS </w:t>
+      </w:r>
+      <w:proofErr w:type="spellStart"/>
+      <w:r>
+        <w:t>Flexbox</w:t>
+      </w:r>
+      <w:proofErr w:type="spellEnd"/>
+      <w:r>
+        <w:t xml:space="preserve"> där element behöver positioneras antingen vågrätt eller lodrätt </w:t>
+      </w:r>
+      <w:r>
+        <w:t xml:space="preserve">och </w:t>
+      </w:r>
+      <w:r>
+        <w:t xml:space="preserve">CSS </w:t>
+      </w:r>
+      <w:r>
+        <w:t xml:space="preserve">Grid där </w:t>
+      </w:r>
+      <w:r>
+        <w:t xml:space="preserve">både vågrät och lodrät positionering </w:t>
+      </w:r>
+      <w:r>
+        <w:t>behövs.</w:t>
+      </w:r>
+    </w:p>
+    <w:p>
+      <w:pPr>
+        <w:pStyle w:val="Textbody"/>
+        <w:jc w:val="left"/>
+      </w:pPr>
+      <w:r>
+        <w:t xml:space="preserve">Webbplatsen kommer att utvecklas enligt strategin ”mobile </w:t>
+      </w:r>
+      <w:proofErr w:type="spellStart"/>
+      <w:r>
+        <w:t>first</w:t>
+      </w:r>
+      <w:proofErr w:type="spellEnd"/>
+      <w:r>
+        <w:t>”, vilket innebär att jag börjar att utveckla för en liten skärm och sedan anpassar designen efter större skärmstorlekar</w:t>
+      </w:r>
+      <w:r>
+        <w:t xml:space="preserve"> </w:t>
+      </w:r>
+      <w:r>
+        <w:t>med hjälp av</w:t>
+      </w:r>
+      <w:r>
+        <w:t xml:space="preserve"> media </w:t>
+      </w:r>
+      <w:proofErr w:type="spellStart"/>
+      <w:r>
+        <w:t>querys</w:t>
+      </w:r>
+      <w:proofErr w:type="spellEnd"/>
+      <w:r>
+        <w:t>.</w:t>
+      </w:r>
+    </w:p>
+    <w:p>
+      <w:pPr>
+        <w:pStyle w:val="Textbody"/>
+        <w:jc w:val="left"/>
+      </w:pPr>
+      <w:r>
+        <w:t>A</w:t>
+      </w:r>
+      <w:r>
+        <w:t>nvändarinteraktion kommer att implementeras genom JavaScript.</w:t>
+      </w:r>
+      <w:r>
+        <w:t xml:space="preserve"> Tex med en mobil hamburgermeny och formulärvalidering. </w:t>
+      </w:r>
+      <w:r>
+        <w:t>För att underlätta underhåll av sortimentet kommer detta att läsas in via JavaScript från en extern fil.</w:t>
+      </w:r>
+    </w:p>
+    <w:p>
+      <w:pPr>
+        <w:pStyle w:val="Textbody"/>
+        <w:jc w:val="left"/>
+      </w:pPr>
+      <w:r>
+        <w:t xml:space="preserve">Den färdiga </w:t>
+      </w:r>
+      <w:r>
+        <w:t>webbplatsen kommer testas i olika webbläsare och både på desktop, surfplatta och mobil. Koden</w:t>
+      </w:r>
+      <w:r>
+        <w:t xml:space="preserve"> ska</w:t>
+      </w:r>
+      <w:r>
+        <w:t xml:space="preserve"> också</w:t>
+      </w:r>
+      <w:r>
+        <w:t xml:space="preserve"> validera korrekt</w:t>
+      </w:r>
+      <w:r>
+        <w:t xml:space="preserve"> i</w:t>
+      </w:r>
+      <w:r>
+        <w:t xml:space="preserve"> W3Cs valid</w:t>
+      </w:r>
+      <w:r>
+        <w:t xml:space="preserve">eringsverktyg för </w:t>
+      </w:r>
+      <w:r>
+        <w:t>HTML</w:t>
+      </w:r>
+      <w:r>
+        <w:t>-</w:t>
+      </w:r>
+      <w:r>
+        <w:t xml:space="preserve"> och CSS</w:t>
+      </w:r>
+      <w:r>
+        <w:t>-kod</w:t>
+      </w:r>
+      <w:r>
+        <w:t>.</w:t>
+      </w:r>
+      <w:r>
+        <w:t xml:space="preserve"> </w:t>
+      </w:r>
+    </w:p>
+    <w:p>
+      <w:pPr>
+        <w:pStyle w:val="Textbody"/>
+        <w:jc w:val="left"/>
+      </w:pPr>
+      <w:r>
+        <w:lastRenderedPageBreak/>
+        <w:t>JavaScript-koden kommer att testas genom att använda webbplatsen med webbläsarens konsollogg framme så att jag kan se om några felmeddelanden dyker upp.</w:t>
+      </w:r>
+    </w:p>
+    <w:p>
+      <w:pPr>
+        <w:pStyle w:val="Textbody"/>
+        <w:jc w:val="left"/>
+      </w:pPr>
+      <w:r>
+        <w:t xml:space="preserve">Slutligen kommer webbplatsen att publiceras via </w:t>
+      </w:r>
+      <w:proofErr w:type="spellStart"/>
+      <w:r>
+        <w:t>Github</w:t>
+      </w:r>
+      <w:proofErr w:type="spellEnd"/>
+      <w:r>
+        <w:t xml:space="preserve"> på </w:t>
+      </w:r>
+      <w:proofErr w:type="spellStart"/>
+      <w:r>
+        <w:t>Netlify</w:t>
+      </w:r>
+      <w:proofErr w:type="spellEnd"/>
+      <w:r>
+        <w:t>.</w:t>
+      </w:r>
+    </w:p>
+    <w:p>
+      <w:pPr>
+        <w:pStyle w:val="Rubrik1"/>
         <w:rPr>
           <w:rFonts w:hint="eastAsia"/>
         </w:rPr>
       </w:pPr>
       <w:r>
         <w:lastRenderedPageBreak/>
-        <w:t>Konstruktion / Lösningsalternativ</w:t>
-      </w:r>
-    </w:p>
-    <w:p>
-      <w:pPr>
-        <w:pStyle w:val="Textbody"/>
-        <w:jc w:val="left"/>
-      </w:pPr>
-      <w:r>
-        <w:t>Konstruktionsavsnitt ingår ofta i tekniska rapporter, men inte alltid i vetenskap-liga rapporter. Här genomför du din analys av problemställningen och formulerar en teknisk kravspecifikation. Här beskriver du de viktigaste principerna i de lösningsalternativ som du föreslår, utformar och senare i rapporten kommer att utvärdera. Beskrivningen placeras ibland före, men oftast efter metod- /modellkapitlet.</w:t>
-      </w:r>
-    </w:p>
-    <w:p>
-      <w:pPr>
-        <w:pStyle w:val="Textbody"/>
-        <w:jc w:val="left"/>
-      </w:pPr>
-      <w:r>
-        <w:t>Tänk på att läsaren sällan är intresserad av alltför detaljerad dokumentation av datorprogramkod, algoritmer, kretsscheman, användarhand-ledning, med mera. Sådana detaljer placeras med fördel i bilagor, om de över huvud taget inkluderas.</w:t>
-      </w:r>
-    </w:p>
-    <w:p>
-      <w:pPr>
-        <w:pStyle w:val="Textbody"/>
-        <w:jc w:val="left"/>
-      </w:pPr>
-      <w:r>
-        <w:t xml:space="preserve">Under din tidigare universitetsutbildning har du i huvudsak fått små uppgifter som vanligen har tagit några minuter eller timmar att lösa. Ett examensarbete eller en projektkurs kan ibland kännas som en oöverstiglig uppgift därför att den är så omfattande, om du inte vet i vilken ände du ska börja. Ett sätt att underlätta stora projekt är att använda </w:t>
-      </w:r>
-      <w:r>
-        <w:rPr>
-          <w:i/>
-          <w:iCs/>
-        </w:rPr>
-        <w:t>top-down-metoden</w:t>
-      </w:r>
-      <w:r>
-        <w:t>, d.v.s. successivt dela upp problemet eller konstruktionen i allt mindre delproblem eller delsystem, och ange kravspecifikation, problemanalys och lösningsförslag för var och en av delarna. Till slut har du identifierat små och konkreta uppgifter av liknande karaktär som du har mött under din tidigare utbildning.</w:t>
-      </w:r>
-    </w:p>
-    <w:p>
-      <w:pPr>
-        <w:pStyle w:val="Textbody"/>
-        <w:jc w:val="left"/>
-      </w:pPr>
-      <w:r>
-        <w:t xml:space="preserve">Det är emellertid inte alltid praktiskt möjligt att arbeta enligt top-down-metoden, eftersom problemet kan vara för komplext och du inte ser hela problembilden från början. Många gånger måste du kanske växla mellan top-down- och </w:t>
-      </w:r>
-      <w:r>
-        <w:rPr>
-          <w:i/>
-          <w:iCs/>
-        </w:rPr>
-        <w:t>bottom-up-metoden</w:t>
-      </w:r>
-      <w:r>
-        <w:t>. Den senare innebär att du utgår från delar som du redan har, samt från enkla problem som du redan vet hur du ska angripa, och som du förväntar sig att du kommer att ha nytta av senare under projektet. Du utökar successivt dessa delar till allt större system och problem, och strävar efter att gå i riktning mot projektets mål.</w:t>
-      </w:r>
-    </w:p>
-    <w:p>
-      <w:pPr>
-        <w:pStyle w:val="Textbody"/>
-        <w:jc w:val="left"/>
-      </w:pPr>
-      <w:r>
-        <w:t>Top-down-metoden har fördelen att den ger rapporten en god struktur, vilket underlättar för läsaren. Dokumentationen följer därför ofta top-down-metoden. Du kan således dela upp konstruktionsdelen i flera kapitel, och ge dem namn efter delproblem och delsystem, t ex ”Kravspecifikation”, "Algoritmer", "Användargränssnitt", "Programdokumentation", "Prototyp" och "Implementering".</w:t>
-      </w:r>
-    </w:p>
-    <w:p>
-      <w:pPr>
-        <w:pStyle w:val="Heading1"/>
+        <w:t>Konstruktion</w:t>
+      </w:r>
+    </w:p>
+    <w:p>
+      <w:pPr>
+        <w:pStyle w:val="Textbody"/>
+        <w:jc w:val="left"/>
+      </w:pPr>
+      <w:r>
+        <w:t xml:space="preserve">Enligt min plan började jag arbetet i designverktyget </w:t>
+      </w:r>
+      <w:proofErr w:type="spellStart"/>
+      <w:r>
+        <w:t>Figma</w:t>
+      </w:r>
+      <w:proofErr w:type="spellEnd"/>
+      <w:r>
+        <w:t xml:space="preserve">. Först skapade jag en </w:t>
+      </w:r>
+      <w:proofErr w:type="spellStart"/>
+      <w:r>
+        <w:t>wireframe</w:t>
+      </w:r>
+      <w:proofErr w:type="spellEnd"/>
+      <w:r>
+        <w:t xml:space="preserve"> för startsidan i mobilstorlek. Jag valde också att göra en </w:t>
+      </w:r>
+      <w:proofErr w:type="spellStart"/>
+      <w:r>
+        <w:t>wireframe</w:t>
+      </w:r>
+      <w:proofErr w:type="spellEnd"/>
+      <w:r>
+        <w:t xml:space="preserve"> för sortiment-sidan då jag hade lite olika funderingar kring hur de olika artiklarna skulle kunna presenteras på sidan.</w:t>
+      </w:r>
+    </w:p>
+    <w:p>
+      <w:pPr>
+        <w:pStyle w:val="Textbody"/>
+        <w:jc w:val="left"/>
+      </w:pPr>
+      <w:r>
+        <w:t xml:space="preserve">Som ni kan se nedan i figur 1, så var planen att göra två bilder som knappar med de två olika artikelgrupperna Matbröd och Fikabröd. Vid klick på en av bilderna skulle artiklarna </w:t>
+      </w:r>
+      <w:r>
+        <w:t>i den gruppen visas.</w:t>
+      </w:r>
+    </w:p>
+    <w:p>
+      <w:pPr>
+        <w:pStyle w:val="Textbody"/>
+        <w:jc w:val="left"/>
+      </w:pPr>
+      <w:r>
+        <w:drawing>
+          <wp:inline distT="0" distB="0" distL="0" distR="0" wp14:anchorId="35C1F9C5" wp14:editId="5F035E09">
+            <wp:extent cx="4895850" cy="6017895"/>
+            <wp:effectExtent l="0" t="0" r="0" b="1905"/>
+            <wp:docPr id="564361892" name="Bildobjekt 1"/>
+            <wp:cNvGraphicFramePr>
+              <a:graphicFrameLocks xmlns:a="http://schemas.openxmlformats.org/drawingml/2006/main" noChangeAspect="1"/>
+            </wp:cNvGraphicFramePr>
+            <a:graphic xmlns:a="http://schemas.openxmlformats.org/drawingml/2006/main">
+              <a:graphicData uri="http://schemas.openxmlformats.org/drawingml/2006/picture">
+                <pic:pic xmlns:pic="http://schemas.openxmlformats.org/drawingml/2006/picture">
+                  <pic:nvPicPr>
+                    <pic:cNvPr id="564361892" name=""/>
+                    <pic:cNvPicPr/>
+                  </pic:nvPicPr>
+                  <pic:blipFill>
+                    <a:blip r:embed="rId12"/>
+                    <a:stretch>
+                      <a:fillRect/>
+                    </a:stretch>
+                  </pic:blipFill>
+                  <pic:spPr>
+                    <a:xfrm>
+                      <a:off x="0" y="0"/>
+                      <a:ext cx="4895850" cy="6017895"/>
+                    </a:xfrm>
+                    <a:prstGeom prst="rect">
+                      <a:avLst/>
+                    </a:prstGeom>
+                  </pic:spPr>
+                </pic:pic>
+              </a:graphicData>
+            </a:graphic>
+          </wp:inline>
+        </w:drawing>
+      </w:r>
+    </w:p>
+    <w:p>
+      <w:pPr>
+        <w:pStyle w:val="Textbody"/>
+        <w:jc w:val="left"/>
+      </w:pPr>
+    </w:p>
+    <w:p>
+      <w:pPr>
+        <w:pStyle w:val="Textbody"/>
+        <w:jc w:val="left"/>
+      </w:pPr>
+    </w:p>
+    <w:p>
+      <w:pPr>
+        <w:pStyle w:val="Textbody"/>
+        <w:jc w:val="left"/>
+      </w:pPr>
+    </w:p>
+    <w:p>
+      <w:pPr>
+        <w:pStyle w:val="Rubrik1"/>
         <w:rPr>
           <w:rFonts w:hint="eastAsia"/>
         </w:rPr>
@@ -3357,7 +3866,23 @@
         <w:jc w:val="left"/>
       </w:pPr>
       <w:r>
-        <w:t>Resultatkapitlet ingår när du har genomfört en systematisk undersökning, t ex en utvärdering av ett datorprogram som du har utvecklat, vilket krävs inom examensarbeten på C- och D-nivå. I resultatkapitlet redovisas objektiva resultat av en empirisk undersökning., t ex en sådan utvärdering som nämns ovan. Tänk på att eventuella kommentarer i detta kapitel endast får vara av förtydligande art. Dina egna synpunkter och subjektiva (personliga) kommentarer hör hemma i kapitlet Slutsatser/Analys/Diskussion.</w:t>
+        <w:t xml:space="preserve">Resultatkapitlet ingår när du har genomfört en systematisk undersökning, </w:t>
+      </w:r>
+      <w:proofErr w:type="gramStart"/>
+      <w:r>
+        <w:t>t ex</w:t>
+      </w:r>
+      <w:proofErr w:type="gramEnd"/>
+      <w:r>
+        <w:t xml:space="preserve"> en utvärdering av ett datorprogram som du har utvecklat, vilket krävs inom examensarbeten på C- och D-nivå. I resultatkapitlet redovisas objektiva resultat av en empirisk undersökning., </w:t>
+      </w:r>
+      <w:proofErr w:type="gramStart"/>
+      <w:r>
+        <w:t>t ex</w:t>
+      </w:r>
+      <w:proofErr w:type="gramEnd"/>
+      <w:r>
+        <w:t xml:space="preserve"> en sådan utvärdering som nämns ovan. Tänk på att eventuella kommentarer i detta kapitel endast får vara av förtydligande art. Dina egna synpunkter och subjektiva (personliga) kommentarer hör hemma i kapitlet Slutsatser/Analys/Diskussion.</w:t>
       </w:r>
     </w:p>
     <w:p>
@@ -3380,7 +3905,7 @@
     </w:p>
     <w:p>
       <w:pPr>
-        <w:pStyle w:val="Heading1"/>
+        <w:pStyle w:val="Rubrik1"/>
         <w:rPr>
           <w:rFonts w:hint="eastAsia"/>
         </w:rPr>
@@ -3405,7 +3930,15 @@
         <w:jc w:val="left"/>
       </w:pPr>
       <w:r>
-        <w:t>Om denna del är omfattande kan den indelas i flera kapitel eller under-kapitel, t ex ett analys- eller diskussionskapitel med förklaringar till och kritisk granskning av resultaten, ett slutsatskapitel där de viktigaste resultaten och slutsatserna presenteras, samt ett avsnitt med förslag på fortsatt arbete inom området.</w:t>
+        <w:t xml:space="preserve">Om denna del är omfattande kan den indelas i flera kapitel eller under-kapitel, </w:t>
+      </w:r>
+      <w:proofErr w:type="gramStart"/>
+      <w:r>
+        <w:t>t ex</w:t>
+      </w:r>
+      <w:proofErr w:type="gramEnd"/>
+      <w:r>
+        <w:t xml:space="preserve"> ett analys- eller diskussionskapitel med förklaringar till och kritisk granskning av resultaten, ett slutsatskapitel där de viktigaste resultaten och slutsatserna presenteras, samt ett avsnitt med förslag på fortsatt arbete inom området.</w:t>
       </w:r>
     </w:p>
     <w:p>
@@ -3464,11 +3997,21 @@
       <w:r>
         <w:t xml:space="preserve">Här följer exempel på hur en källförteckning kan utformas enligt Vancouver-systemet. Den är automatiserad enligt metoden numrerad lista och korsreferenser, som beskrivs i kapitel </w:t>
       </w:r>
-      <w:fldSimple w:instr=" PAGEREF __RefHeading__1550_1780816771 ">
-        <w:r>
-          <w:t>2.4</w:t>
-        </w:r>
-      </w:fldSimple>
+      <w:r>
+        <w:fldChar w:fldCharType="begin"/>
+      </w:r>
+      <w:r>
+        <w:instrText xml:space="preserve"> PAGEREF __RefHeading__1550_1780816771 </w:instrText>
+      </w:r>
+      <w:r>
+        <w:fldChar w:fldCharType="separate"/>
+      </w:r>
+      <w:r>
+        <w:t>2.4</w:t>
+      </w:r>
+      <w:r>
+        <w:fldChar w:fldCharType="end"/>
+      </w:r>
       <w:r>
         <w:t>.</w:t>
       </w:r>
@@ -3486,9 +4029,23 @@
         <w:rPr>
           <w:lang w:val="en-GB"/>
         </w:rPr>
-        <w:t xml:space="preserve">Monash University, ”Citing, Vancouver Style” </w:t>
-      </w:r>
-      <w:hyperlink r:id="rId12" w:history="1">
+        <w:t>Monash University</w:t>
+      </w:r>
+      <w:proofErr w:type="gramStart"/>
+      <w:r>
+        <w:rPr>
+          <w:lang w:val="en-GB"/>
+        </w:rPr>
+        <w:t>, ”Citing</w:t>
+      </w:r>
+      <w:proofErr w:type="gramEnd"/>
+      <w:r>
+        <w:rPr>
+          <w:lang w:val="en-GB"/>
+        </w:rPr>
+        <w:t xml:space="preserve">, Vancouver Style” </w:t>
+      </w:r>
+      <w:hyperlink r:id="rId13" w:history="1">
         <w:r>
           <w:rPr>
             <w:lang w:val="en-GB"/>
@@ -3500,7 +4057,21 @@
         <w:rPr>
           <w:lang w:val="en-GB"/>
         </w:rPr>
-        <w:t xml:space="preserve"> Publicerad 2006-04-13. </w:t>
+        <w:t xml:space="preserve"> </w:t>
+      </w:r>
+      <w:proofErr w:type="spellStart"/>
+      <w:r>
+        <w:rPr>
+          <w:lang w:val="en-GB"/>
+        </w:rPr>
+        <w:t>Publicerad</w:t>
+      </w:r>
+      <w:proofErr w:type="spellEnd"/>
+      <w:r>
+        <w:rPr>
+          <w:lang w:val="en-GB"/>
+        </w:rPr>
+        <w:t xml:space="preserve"> 2006-04-13. </w:t>
       </w:r>
       <w:r>
         <w:t>Hämtad 2012-01-25 (Exempel på referens till webbsida)</w:t>
@@ -3542,7 +4113,21 @@
         <w:rPr>
           <w:lang w:val="en-GB"/>
         </w:rPr>
-        <w:t xml:space="preserve">M. Eriksson, ”Dynamic Single Frequency Networks”, </w:t>
+        <w:t>M. Eriksson</w:t>
+      </w:r>
+      <w:proofErr w:type="gramStart"/>
+      <w:r>
+        <w:rPr>
+          <w:lang w:val="en-GB"/>
+        </w:rPr>
+        <w:t>, ”Dynamic</w:t>
+      </w:r>
+      <w:proofErr w:type="gramEnd"/>
+      <w:r>
+        <w:rPr>
+          <w:lang w:val="en-GB"/>
+        </w:rPr>
+        <w:t xml:space="preserve"> Single Frequency Networks”, </w:t>
       </w:r>
       <w:r>
         <w:rPr>
@@ -3598,7 +4183,15 @@
       </w:pPr>
       <w:bookmarkStart w:id="5" w:name="__RefNumPara__1427_1373209633"/>
       <w:r>
-        <w:t>L. Forsslund, ”Rapportering av forskningsresultat - ett rationaliserings-</w:t>
+        <w:t xml:space="preserve">L. </w:t>
+      </w:r>
+      <w:proofErr w:type="spellStart"/>
+      <w:r>
+        <w:t>Forsslund</w:t>
+      </w:r>
+      <w:proofErr w:type="spellEnd"/>
+      <w:r>
+        <w:t>, ”Rapportering av forskningsresultat - ett rationaliserings-</w:t>
       </w:r>
       <w:r>
         <w:br/>
@@ -3612,7 +4205,15 @@
         <w:t>Industriell teknik</w:t>
       </w:r>
       <w:r>
-        <w:t>, 22, 1969, s. 361-363. (Exempel på referens till artikel i tidskrift)</w:t>
+        <w:t xml:space="preserve">, 22, 1969, s. </w:t>
+      </w:r>
+      <w:proofErr w:type="gramStart"/>
+      <w:r>
+        <w:t>361-363</w:t>
+      </w:r>
+      <w:proofErr w:type="gramEnd"/>
+      <w:r>
+        <w:t>. (Exempel på referens till artikel i tidskrift)</w:t>
       </w:r>
       <w:bookmarkEnd w:id="5"/>
     </w:p>
@@ -3625,7 +4226,15 @@
         </w:numPr>
       </w:pPr>
       <w:r>
-        <w:t xml:space="preserve">N. Bie, “Minspel på Internet”. </w:t>
+        <w:t xml:space="preserve">N. </w:t>
+      </w:r>
+      <w:proofErr w:type="spellStart"/>
+      <w:r>
+        <w:t>Bie</w:t>
+      </w:r>
+      <w:proofErr w:type="spellEnd"/>
+      <w:r>
+        <w:t xml:space="preserve">, “Minspel på Internet”. </w:t>
       </w:r>
       <w:r>
         <w:rPr>
@@ -3667,10 +4276,30 @@
           <w:i/>
           <w:iCs/>
         </w:rPr>
-        <w:t>Växelboken. Kuggväxlar, kuggremmar, kilremmar etc</w:t>
-      </w:r>
-      <w:r>
-        <w:t>. Mecman. Hydraulik, SKF. Huvudkatalog. (Exempel på referens till katalog)</w:t>
+        <w:t xml:space="preserve">Växelboken. Kuggväxlar, kuggremmar, kilremmar </w:t>
+      </w:r>
+      <w:proofErr w:type="gramStart"/>
+      <w:r>
+        <w:rPr>
+          <w:i/>
+          <w:iCs/>
+        </w:rPr>
+        <w:t>etc</w:t>
+      </w:r>
+      <w:r>
+        <w:t>.</w:t>
+      </w:r>
+      <w:proofErr w:type="gramEnd"/>
+      <w:r>
+        <w:t xml:space="preserve"> </w:t>
+      </w:r>
+      <w:proofErr w:type="spellStart"/>
+      <w:r>
+        <w:t>Mecman</w:t>
+      </w:r>
+      <w:proofErr w:type="spellEnd"/>
+      <w:r>
+        <w:t>. Hydraulik, SKF. Huvudkatalog. (Exempel på referens till katalog)</w:t>
       </w:r>
       <w:bookmarkEnd w:id="6"/>
     </w:p>
@@ -3745,8 +4374,8 @@
       </w:pPr>
     </w:p>
     <w:sectPr>
-      <w:headerReference w:type="default" r:id="rId13"/>
-      <w:footerReference w:type="default" r:id="rId14"/>
+      <w:headerReference w:type="default" r:id="rId14"/>
+      <w:footerReference w:type="default" r:id="rId15"/>
       <w:pgSz w:w="11906" w:h="16838"/>
       <w:pgMar w:top="1700" w:right="2098" w:bottom="1326" w:left="2098" w:header="1134" w:footer="760" w:gutter="0"/>
       <w:pgNumType w:start="1"/>
@@ -3779,7 +4408,7 @@
 <w:ftr xmlns:wpc="http://schemas.microsoft.com/office/word/2010/wordprocessingCanvas" xmlns:cx="http://schemas.microsoft.com/office/drawing/2014/chartex" xmlns:cx1="http://schemas.microsoft.com/office/drawing/2015/9/8/chartex" xmlns:cx2="http://schemas.microsoft.com/office/drawing/2015/10/21/chartex" xmlns:cx3="http://schemas.microsoft.com/office/drawing/2016/5/9/chartex" xmlns:cx4="http://schemas.microsoft.com/office/drawing/2016/5/10/chartex" xmlns:cx5="http://schemas.microsoft.com/office/drawing/2016/5/11/chartex" xmlns:cx6="http://schemas.microsoft.com/office/drawing/2016/5/12/chartex" xmlns:cx7="http://schemas.microsoft.com/office/drawing/2016/5/13/chartex" xmlns:cx8="http://schemas.microsoft.com/office/drawing/2016/5/14/chartex" xmlns:mc="http://schemas.openxmlformats.org/markup-compatibility/2006" xmlns:aink="http://schemas.microsoft.com/office/drawing/2016/ink" xmlns:am3d="http://schemas.microsoft.com/office/drawing/2017/model3d" xmlns:o="urn:schemas-microsoft-com:office:office" xmlns:oel="http://schemas.microsoft.com/office/2019/extlst" xmlns:r="http://schemas.openxmlformats.org/officeDocument/2006/relationships" xmlns:m="http://schemas.openxmlformats.org/officeDocument/2006/math" xmlns:v="urn:schemas-microsoft-com:vml" xmlns:wp14="http://schemas.microsoft.com/office/word/2010/wordprocessingDrawing" xmlns:wp="http://schemas.openxmlformats.org/drawingml/2006/wordprocessingDrawing" xmlns:w10="urn:schemas-microsoft-com:office:word" xmlns:w="http://schemas.openxmlformats.org/wordprocessingml/2006/main" xmlns:w14="http://schemas.microsoft.com/office/word/2010/wordml" xmlns:w15="http://schemas.microsoft.com/office/word/2012/wordml" xmlns:w16cex="http://schemas.microsoft.com/office/word/2018/wordml/cex" xmlns:w16cid="http://schemas.microsoft.com/office/word/2016/wordml/cid" xmlns:w16="http://schemas.microsoft.com/office/word/2018/wordml" xmlns:w16du="http://schemas.microsoft.com/office/word/2023/wordml/word16du" xmlns:w16sdtdh="http://schemas.microsoft.com/office/word/2020/wordml/sdtdatahash" xmlns:w16sdtfl="http://schemas.microsoft.com/office/word/2024/wordml/sdtformatlock" xmlns:w16se="http://schemas.microsoft.com/office/word/2015/wordml/symex" xmlns:wpg="http://schemas.microsoft.com/office/word/2010/wordprocessingGroup" xmlns:wpi="http://schemas.microsoft.com/office/word/2010/wordprocessingInk" xmlns:wne="http://schemas.microsoft.com/office/word/2006/wordml" xmlns:wps="http://schemas.microsoft.com/office/word/2010/wordprocessingShape" mc:Ignorable="w14 w15 w16se w16cid w16 w16cex w16sdtdh w16sdtfl w16du wp14">
   <w:p>
     <w:pPr>
-      <w:pStyle w:val="Footer"/>
+      <w:pStyle w:val="Sidfot"/>
       <w:jc w:val="center"/>
     </w:pPr>
     <w:r>
@@ -3805,7 +4434,7 @@
 <w:ftr xmlns:wpc="http://schemas.microsoft.com/office/word/2010/wordprocessingCanvas" xmlns:cx="http://schemas.microsoft.com/office/drawing/2014/chartex" xmlns:cx1="http://schemas.microsoft.com/office/drawing/2015/9/8/chartex" xmlns:cx2="http://schemas.microsoft.com/office/drawing/2015/10/21/chartex" xmlns:cx3="http://schemas.microsoft.com/office/drawing/2016/5/9/chartex" xmlns:cx4="http://schemas.microsoft.com/office/drawing/2016/5/10/chartex" xmlns:cx5="http://schemas.microsoft.com/office/drawing/2016/5/11/chartex" xmlns:cx6="http://schemas.microsoft.com/office/drawing/2016/5/12/chartex" xmlns:cx7="http://schemas.microsoft.com/office/drawing/2016/5/13/chartex" xmlns:cx8="http://schemas.microsoft.com/office/drawing/2016/5/14/chartex" xmlns:mc="http://schemas.openxmlformats.org/markup-compatibility/2006" xmlns:aink="http://schemas.microsoft.com/office/drawing/2016/ink" xmlns:am3d="http://schemas.microsoft.com/office/drawing/2017/model3d" xmlns:o="urn:schemas-microsoft-com:office:office" xmlns:oel="http://schemas.microsoft.com/office/2019/extlst" xmlns:r="http://schemas.openxmlformats.org/officeDocument/2006/relationships" xmlns:m="http://schemas.openxmlformats.org/officeDocument/2006/math" xmlns:v="urn:schemas-microsoft-com:vml" xmlns:wp14="http://schemas.microsoft.com/office/word/2010/wordprocessingDrawing" xmlns:wp="http://schemas.openxmlformats.org/drawingml/2006/wordprocessingDrawing" xmlns:w10="urn:schemas-microsoft-com:office:word" xmlns:w="http://schemas.openxmlformats.org/wordprocessingml/2006/main" xmlns:w14="http://schemas.microsoft.com/office/word/2010/wordml" xmlns:w15="http://schemas.microsoft.com/office/word/2012/wordml" xmlns:w16cex="http://schemas.microsoft.com/office/word/2018/wordml/cex" xmlns:w16cid="http://schemas.microsoft.com/office/word/2016/wordml/cid" xmlns:w16="http://schemas.microsoft.com/office/word/2018/wordml" xmlns:w16du="http://schemas.microsoft.com/office/word/2023/wordml/word16du" xmlns:w16sdtdh="http://schemas.microsoft.com/office/word/2020/wordml/sdtdatahash" xmlns:w16sdtfl="http://schemas.microsoft.com/office/word/2024/wordml/sdtformatlock" xmlns:w16se="http://schemas.microsoft.com/office/word/2015/wordml/symex" xmlns:wpg="http://schemas.microsoft.com/office/word/2010/wordprocessingGroup" xmlns:wpi="http://schemas.microsoft.com/office/word/2010/wordprocessingInk" xmlns:wne="http://schemas.microsoft.com/office/word/2006/wordml" xmlns:wps="http://schemas.microsoft.com/office/word/2010/wordprocessingShape" mc:Ignorable="w14 w15 w16se w16cid w16 w16cex w16sdtdh w16sdtfl w16du wp14">
   <w:p>
     <w:pPr>
-      <w:pStyle w:val="Footer"/>
+      <w:pStyle w:val="Sidfot"/>
       <w:jc w:val="center"/>
     </w:pPr>
     <w:r>
@@ -3834,7 +4463,7 @@
 <w:ftr xmlns:wpc="http://schemas.microsoft.com/office/word/2010/wordprocessingCanvas" xmlns:cx="http://schemas.microsoft.com/office/drawing/2014/chartex" xmlns:cx1="http://schemas.microsoft.com/office/drawing/2015/9/8/chartex" xmlns:cx2="http://schemas.microsoft.com/office/drawing/2015/10/21/chartex" xmlns:cx3="http://schemas.microsoft.com/office/drawing/2016/5/9/chartex" xmlns:cx4="http://schemas.microsoft.com/office/drawing/2016/5/10/chartex" xmlns:cx5="http://schemas.microsoft.com/office/drawing/2016/5/11/chartex" xmlns:cx6="http://schemas.microsoft.com/office/drawing/2016/5/12/chartex" xmlns:cx7="http://schemas.microsoft.com/office/drawing/2016/5/13/chartex" xmlns:cx8="http://schemas.microsoft.com/office/drawing/2016/5/14/chartex" xmlns:mc="http://schemas.openxmlformats.org/markup-compatibility/2006" xmlns:aink="http://schemas.microsoft.com/office/drawing/2016/ink" xmlns:am3d="http://schemas.microsoft.com/office/drawing/2017/model3d" xmlns:o="urn:schemas-microsoft-com:office:office" xmlns:oel="http://schemas.microsoft.com/office/2019/extlst" xmlns:r="http://schemas.openxmlformats.org/officeDocument/2006/relationships" xmlns:m="http://schemas.openxmlformats.org/officeDocument/2006/math" xmlns:v="urn:schemas-microsoft-com:vml" xmlns:wp14="http://schemas.microsoft.com/office/word/2010/wordprocessingDrawing" xmlns:wp="http://schemas.openxmlformats.org/drawingml/2006/wordprocessingDrawing" xmlns:w10="urn:schemas-microsoft-com:office:word" xmlns:w="http://schemas.openxmlformats.org/wordprocessingml/2006/main" xmlns:w14="http://schemas.microsoft.com/office/word/2010/wordml" xmlns:w15="http://schemas.microsoft.com/office/word/2012/wordml" xmlns:w16cex="http://schemas.microsoft.com/office/word/2018/wordml/cex" xmlns:w16cid="http://schemas.microsoft.com/office/word/2016/wordml/cid" xmlns:w16="http://schemas.microsoft.com/office/word/2018/wordml" xmlns:w16du="http://schemas.microsoft.com/office/word/2023/wordml/word16du" xmlns:w16sdtdh="http://schemas.microsoft.com/office/word/2020/wordml/sdtdatahash" xmlns:w16sdtfl="http://schemas.microsoft.com/office/word/2024/wordml/sdtformatlock" xmlns:w16se="http://schemas.microsoft.com/office/word/2015/wordml/symex" xmlns:wpg="http://schemas.microsoft.com/office/word/2010/wordprocessingGroup" xmlns:wpi="http://schemas.microsoft.com/office/word/2010/wordprocessingInk" xmlns:wne="http://schemas.microsoft.com/office/word/2006/wordml" xmlns:wps="http://schemas.microsoft.com/office/word/2010/wordprocessingShape" mc:Ignorable="w14 w15 w16se w16cid w16 w16cex w16sdtdh w16sdtfl w16du wp14">
   <w:p>
     <w:pPr>
-      <w:pStyle w:val="Footer"/>
+      <w:pStyle w:val="Sidfot"/>
       <w:jc w:val="center"/>
     </w:pPr>
     <w:r>
@@ -3885,7 +4514,7 @@
 <w:hdr xmlns:wpc="http://schemas.microsoft.com/office/word/2010/wordprocessingCanvas" xmlns:cx="http://schemas.microsoft.com/office/drawing/2014/chartex" xmlns:cx1="http://schemas.microsoft.com/office/drawing/2015/9/8/chartex" xmlns:cx2="http://schemas.microsoft.com/office/drawing/2015/10/21/chartex" xmlns:cx3="http://schemas.microsoft.com/office/drawing/2016/5/9/chartex" xmlns:cx4="http://schemas.microsoft.com/office/drawing/2016/5/10/chartex" xmlns:cx5="http://schemas.microsoft.com/office/drawing/2016/5/11/chartex" xmlns:cx6="http://schemas.microsoft.com/office/drawing/2016/5/12/chartex" xmlns:cx7="http://schemas.microsoft.com/office/drawing/2016/5/13/chartex" xmlns:cx8="http://schemas.microsoft.com/office/drawing/2016/5/14/chartex" xmlns:mc="http://schemas.openxmlformats.org/markup-compatibility/2006" xmlns:aink="http://schemas.microsoft.com/office/drawing/2016/ink" xmlns:am3d="http://schemas.microsoft.com/office/drawing/2017/model3d" xmlns:o="urn:schemas-microsoft-com:office:office" xmlns:oel="http://schemas.microsoft.com/office/2019/extlst" xmlns:r="http://schemas.openxmlformats.org/officeDocument/2006/relationships" xmlns:m="http://schemas.openxmlformats.org/officeDocument/2006/math" xmlns:v="urn:schemas-microsoft-com:vml" xmlns:wp14="http://schemas.microsoft.com/office/word/2010/wordprocessingDrawing" xmlns:wp="http://schemas.openxmlformats.org/drawingml/2006/wordprocessingDrawing" xmlns:w10="urn:schemas-microsoft-com:office:word" xmlns:w="http://schemas.openxmlformats.org/wordprocessingml/2006/main" xmlns:w14="http://schemas.microsoft.com/office/word/2010/wordml" xmlns:w15="http://schemas.microsoft.com/office/word/2012/wordml" xmlns:w16cex="http://schemas.microsoft.com/office/word/2018/wordml/cex" xmlns:w16cid="http://schemas.microsoft.com/office/word/2016/wordml/cid" xmlns:w16="http://schemas.microsoft.com/office/word/2018/wordml" xmlns:w16du="http://schemas.microsoft.com/office/word/2023/wordml/word16du" xmlns:w16sdtdh="http://schemas.microsoft.com/office/word/2020/wordml/sdtdatahash" xmlns:w16sdtfl="http://schemas.microsoft.com/office/word/2024/wordml/sdtformatlock" xmlns:w16se="http://schemas.microsoft.com/office/word/2015/wordml/symex" xmlns:wpg="http://schemas.microsoft.com/office/word/2010/wordprocessingGroup" xmlns:wpi="http://schemas.microsoft.com/office/word/2010/wordprocessingInk" xmlns:wne="http://schemas.microsoft.com/office/word/2006/wordml" xmlns:wps="http://schemas.microsoft.com/office/word/2010/wordprocessingShape" mc:Ignorable="w14 w15 w16se w16cid w16 w16cex w16sdtdh w16sdtfl w16du wp14">
   <w:p>
     <w:pPr>
-      <w:pStyle w:val="Header"/>
+      <w:pStyle w:val="Sidhuvud"/>
       <w:tabs>
         <w:tab w:val="clear" w:pos="4819"/>
         <w:tab w:val="clear" w:pos="9638"/>
@@ -3893,21 +4522,28 @@
       </w:tabs>
     </w:pPr>
     <w:r>
-      <w:t>Title – Subtitle</w:t>
+      <w:t xml:space="preserve">Title – </w:t>
     </w:r>
+    <w:proofErr w:type="spellStart"/>
+    <w:r>
+      <w:t>Subtitle</w:t>
+    </w:r>
+    <w:proofErr w:type="spellEnd"/>
   </w:p>
   <w:p>
     <w:pPr>
-      <w:pStyle w:val="Header"/>
+      <w:pStyle w:val="Sidhuvud"/>
       <w:tabs>
         <w:tab w:val="clear" w:pos="4819"/>
         <w:tab w:val="clear" w:pos="9638"/>
         <w:tab w:val="right" w:pos="7725"/>
       </w:tabs>
     </w:pPr>
+    <w:proofErr w:type="spellStart"/>
     <w:r>
       <w:t>Author</w:t>
     </w:r>
+    <w:proofErr w:type="spellEnd"/>
     <w:r>
       <w:tab/>
       <w:t>2010-07-05</w:t>
@@ -3920,7 +4556,7 @@
 <w:hdr xmlns:wpc="http://schemas.microsoft.com/office/word/2010/wordprocessingCanvas" xmlns:cx="http://schemas.microsoft.com/office/drawing/2014/chartex" xmlns:cx1="http://schemas.microsoft.com/office/drawing/2015/9/8/chartex" xmlns:cx2="http://schemas.microsoft.com/office/drawing/2015/10/21/chartex" xmlns:cx3="http://schemas.microsoft.com/office/drawing/2016/5/9/chartex" xmlns:cx4="http://schemas.microsoft.com/office/drawing/2016/5/10/chartex" xmlns:cx5="http://schemas.microsoft.com/office/drawing/2016/5/11/chartex" xmlns:cx6="http://schemas.microsoft.com/office/drawing/2016/5/12/chartex" xmlns:cx7="http://schemas.microsoft.com/office/drawing/2016/5/13/chartex" xmlns:cx8="http://schemas.microsoft.com/office/drawing/2016/5/14/chartex" xmlns:mc="http://schemas.openxmlformats.org/markup-compatibility/2006" xmlns:aink="http://schemas.microsoft.com/office/drawing/2016/ink" xmlns:am3d="http://schemas.microsoft.com/office/drawing/2017/model3d" xmlns:o="urn:schemas-microsoft-com:office:office" xmlns:oel="http://schemas.microsoft.com/office/2019/extlst" xmlns:r="http://schemas.openxmlformats.org/officeDocument/2006/relationships" xmlns:m="http://schemas.openxmlformats.org/officeDocument/2006/math" xmlns:v="urn:schemas-microsoft-com:vml" xmlns:wp14="http://schemas.microsoft.com/office/word/2010/wordprocessingDrawing" xmlns:wp="http://schemas.openxmlformats.org/drawingml/2006/wordprocessingDrawing" xmlns:w10="urn:schemas-microsoft-com:office:word" xmlns:w="http://schemas.openxmlformats.org/wordprocessingml/2006/main" xmlns:w14="http://schemas.microsoft.com/office/word/2010/wordml" xmlns:w15="http://schemas.microsoft.com/office/word/2012/wordml" xmlns:w16cex="http://schemas.microsoft.com/office/word/2018/wordml/cex" xmlns:w16cid="http://schemas.microsoft.com/office/word/2016/wordml/cid" xmlns:w16="http://schemas.microsoft.com/office/word/2018/wordml" xmlns:w16du="http://schemas.microsoft.com/office/word/2023/wordml/word16du" xmlns:w16sdtdh="http://schemas.microsoft.com/office/word/2020/wordml/sdtdatahash" xmlns:w16sdtfl="http://schemas.microsoft.com/office/word/2024/wordml/sdtformatlock" xmlns:w16se="http://schemas.microsoft.com/office/word/2015/wordml/symex" xmlns:wpg="http://schemas.microsoft.com/office/word/2010/wordprocessingGroup" xmlns:wpi="http://schemas.microsoft.com/office/word/2010/wordprocessingInk" xmlns:wne="http://schemas.microsoft.com/office/word/2006/wordml" xmlns:wps="http://schemas.microsoft.com/office/word/2010/wordprocessingShape" mc:Ignorable="w14 w15 w16se w16cid w16 w16cex w16sdtdh w16sdtfl w16du wp14">
   <w:p>
     <w:pPr>
-      <w:pStyle w:val="Header"/>
+      <w:pStyle w:val="Sidhuvud"/>
       <w:tabs>
         <w:tab w:val="clear" w:pos="4819"/>
         <w:tab w:val="clear" w:pos="9638"/>
@@ -3928,12 +4564,18 @@
       </w:tabs>
     </w:pPr>
     <w:r>
-      <w:t>Title – Subtitle</w:t>
+      <w:t xml:space="preserve">Webbplats till bageriet BAKA </w:t>
+    </w:r>
+    <w:r>
+      <w:t xml:space="preserve">– </w:t>
+    </w:r>
+    <w:r>
+      <w:t>Med HTML, CSS och JavaScript</w:t>
     </w:r>
   </w:p>
   <w:p>
     <w:pPr>
-      <w:pStyle w:val="Header"/>
+      <w:pStyle w:val="Sidhuvud"/>
       <w:tabs>
         <w:tab w:val="clear" w:pos="4819"/>
         <w:tab w:val="clear" w:pos="9638"/>
@@ -3970,7 +4612,7 @@
 <w:hdr xmlns:wpc="http://schemas.microsoft.com/office/word/2010/wordprocessingCanvas" xmlns:cx="http://schemas.microsoft.com/office/drawing/2014/chartex" xmlns:cx1="http://schemas.microsoft.com/office/drawing/2015/9/8/chartex" xmlns:cx2="http://schemas.microsoft.com/office/drawing/2015/10/21/chartex" xmlns:cx3="http://schemas.microsoft.com/office/drawing/2016/5/9/chartex" xmlns:cx4="http://schemas.microsoft.com/office/drawing/2016/5/10/chartex" xmlns:cx5="http://schemas.microsoft.com/office/drawing/2016/5/11/chartex" xmlns:cx6="http://schemas.microsoft.com/office/drawing/2016/5/12/chartex" xmlns:cx7="http://schemas.microsoft.com/office/drawing/2016/5/13/chartex" xmlns:cx8="http://schemas.microsoft.com/office/drawing/2016/5/14/chartex" xmlns:mc="http://schemas.openxmlformats.org/markup-compatibility/2006" xmlns:aink="http://schemas.microsoft.com/office/drawing/2016/ink" xmlns:am3d="http://schemas.microsoft.com/office/drawing/2017/model3d" xmlns:o="urn:schemas-microsoft-com:office:office" xmlns:oel="http://schemas.microsoft.com/office/2019/extlst" xmlns:r="http://schemas.openxmlformats.org/officeDocument/2006/relationships" xmlns:m="http://schemas.openxmlformats.org/officeDocument/2006/math" xmlns:v="urn:schemas-microsoft-com:vml" xmlns:wp14="http://schemas.microsoft.com/office/word/2010/wordprocessingDrawing" xmlns:wp="http://schemas.openxmlformats.org/drawingml/2006/wordprocessingDrawing" xmlns:w10="urn:schemas-microsoft-com:office:word" xmlns:w="http://schemas.openxmlformats.org/wordprocessingml/2006/main" xmlns:w14="http://schemas.microsoft.com/office/word/2010/wordml" xmlns:w15="http://schemas.microsoft.com/office/word/2012/wordml" xmlns:w16cex="http://schemas.microsoft.com/office/word/2018/wordml/cex" xmlns:w16cid="http://schemas.microsoft.com/office/word/2016/wordml/cid" xmlns:w16="http://schemas.microsoft.com/office/word/2018/wordml" xmlns:w16du="http://schemas.microsoft.com/office/word/2023/wordml/word16du" xmlns:w16sdtdh="http://schemas.microsoft.com/office/word/2020/wordml/sdtdatahash" xmlns:w16sdtfl="http://schemas.microsoft.com/office/word/2024/wordml/sdtformatlock" xmlns:w16se="http://schemas.microsoft.com/office/word/2015/wordml/symex" xmlns:wpg="http://schemas.microsoft.com/office/word/2010/wordprocessingGroup" xmlns:wpi="http://schemas.microsoft.com/office/word/2010/wordprocessingInk" xmlns:wne="http://schemas.microsoft.com/office/word/2006/wordml" xmlns:wps="http://schemas.microsoft.com/office/word/2010/wordprocessingShape" mc:Ignorable="w14 w15 w16se w16cid w16 w16cex w16sdtdh w16sdtfl w16du wp14">
   <w:p>
     <w:pPr>
-      <w:pStyle w:val="Header"/>
+      <w:pStyle w:val="Sidhuvud"/>
       <w:tabs>
         <w:tab w:val="clear" w:pos="4819"/>
         <w:tab w:val="clear" w:pos="9638"/>
@@ -3978,12 +4620,12 @@
       </w:tabs>
     </w:pPr>
     <w:r>
-      <w:t>Title – Subtitle</w:t>
+      <w:t>Webbplats till bageriet BAKA – Med HTML, CSS och JavaScript</w:t>
     </w:r>
   </w:p>
   <w:p>
     <w:pPr>
-      <w:pStyle w:val="Header"/>
+      <w:pStyle w:val="Sidhuvud"/>
       <w:tabs>
         <w:tab w:val="clear" w:pos="4819"/>
         <w:tab w:val="clear" w:pos="9638"/>
@@ -3991,7 +4633,7 @@
       </w:tabs>
     </w:pPr>
     <w:r>
-      <w:t>Author</w:t>
+      <w:t>Maria Westin</w:t>
     </w:r>
     <w:r>
       <w:tab/>
@@ -4097,35 +4739,35 @@
     <w:lvl w:ilvl="0">
       <w:start w:val="1"/>
       <w:numFmt w:val="decimal"/>
-      <w:pStyle w:val="Heading1"/>
+      <w:pStyle w:val="Rubrik1"/>
       <w:lvlText w:val="%1"/>
       <w:lvlJc w:val="left"/>
     </w:lvl>
     <w:lvl w:ilvl="1">
       <w:start w:val="1"/>
       <w:numFmt w:val="decimal"/>
-      <w:pStyle w:val="Heading2"/>
+      <w:pStyle w:val="Rubrik2"/>
       <w:lvlText w:val="%1.%2"/>
       <w:lvlJc w:val="left"/>
     </w:lvl>
     <w:lvl w:ilvl="2">
       <w:start w:val="1"/>
       <w:numFmt w:val="decimal"/>
-      <w:pStyle w:val="Heading3"/>
+      <w:pStyle w:val="Rubrik3"/>
       <w:lvlText w:val="%1.%2.%3"/>
       <w:lvlJc w:val="left"/>
     </w:lvl>
     <w:lvl w:ilvl="3">
       <w:start w:val="1"/>
       <w:numFmt w:val="decimal"/>
-      <w:pStyle w:val="Heading4"/>
+      <w:pStyle w:val="Rubrik4"/>
       <w:lvlText w:val="%1.%2.%3.%4"/>
       <w:lvlJc w:val="left"/>
     </w:lvl>
     <w:lvl w:ilvl="4">
       <w:start w:val="1"/>
       <w:numFmt w:val="decimal"/>
-      <w:pStyle w:val="Heading5"/>
+      <w:pStyle w:val="Rubrik5"/>
       <w:lvlText w:val="%1.%2.%3.%4.%5"/>
       <w:lvlJc w:val="left"/>
     </w:lvl>
@@ -4656,9 +5298,9 @@
     <w:name w:val="Normal"/>
     <w:qFormat/>
   </w:style>
-  <w:style w:type="paragraph" w:styleId="Heading1">
+  <w:style w:type="paragraph" w:styleId="Rubrik1">
     <w:name w:val="heading 1"/>
-    <w:basedOn w:val="Title"/>
+    <w:basedOn w:val="Rubrik"/>
     <w:next w:val="Textbody"/>
     <w:uiPriority w:val="9"/>
     <w:qFormat/>
@@ -4675,9 +5317,9 @@
       <w:sz w:val="44"/>
     </w:rPr>
   </w:style>
-  <w:style w:type="paragraph" w:styleId="Heading2">
+  <w:style w:type="paragraph" w:styleId="Rubrik2">
     <w:name w:val="heading 2"/>
-    <w:basedOn w:val="Title"/>
+    <w:basedOn w:val="Rubrik"/>
     <w:next w:val="Textbody"/>
     <w:uiPriority w:val="9"/>
     <w:unhideWhenUsed/>
@@ -4698,9 +5340,9 @@
       <w:szCs w:val="28"/>
     </w:rPr>
   </w:style>
-  <w:style w:type="paragraph" w:styleId="Heading3">
+  <w:style w:type="paragraph" w:styleId="Rubrik3">
     <w:name w:val="heading 3"/>
-    <w:basedOn w:val="Title"/>
+    <w:basedOn w:val="Rubrik"/>
     <w:next w:val="Textbody"/>
     <w:uiPriority w:val="9"/>
     <w:unhideWhenUsed/>
@@ -4719,9 +5361,9 @@
       <w:szCs w:val="28"/>
     </w:rPr>
   </w:style>
-  <w:style w:type="paragraph" w:styleId="Heading4">
+  <w:style w:type="paragraph" w:styleId="Rubrik4">
     <w:name w:val="heading 4"/>
-    <w:basedOn w:val="Title"/>
+    <w:basedOn w:val="Rubrik"/>
     <w:next w:val="Textbody"/>
     <w:uiPriority w:val="9"/>
     <w:semiHidden/>
@@ -4741,9 +5383,9 @@
       <w:sz w:val="24"/>
     </w:rPr>
   </w:style>
-  <w:style w:type="paragraph" w:styleId="Heading5">
+  <w:style w:type="paragraph" w:styleId="Rubrik5">
     <w:name w:val="heading 5"/>
-    <w:basedOn w:val="Title"/>
+    <w:basedOn w:val="Rubrik"/>
     <w:next w:val="Textbody"/>
     <w:uiPriority w:val="9"/>
     <w:semiHidden/>
@@ -4758,12 +5400,12 @@
       <w:outlineLvl w:val="4"/>
     </w:pPr>
   </w:style>
-  <w:style w:type="character" w:default="1" w:styleId="DefaultParagraphFont">
+  <w:style w:type="character" w:default="1" w:styleId="Standardstycketeckensnitt">
     <w:name w:val="Default Paragraph Font"/>
     <w:uiPriority w:val="1"/>
     <w:unhideWhenUsed/>
   </w:style>
-  <w:style w:type="table" w:default="1" w:styleId="TableNormal">
+  <w:style w:type="table" w:default="1" w:styleId="Normaltabell">
     <w:name w:val="Normal Table"/>
     <w:uiPriority w:val="99"/>
     <w:semiHidden/>
@@ -4778,7 +5420,7 @@
       </w:tblCellMar>
     </w:tblPr>
   </w:style>
-  <w:style w:type="numbering" w:default="1" w:styleId="NoList">
+  <w:style w:type="numbering" w:default="1" w:styleId="Ingenlista">
     <w:name w:val="No List"/>
     <w:uiPriority w:val="99"/>
     <w:semiHidden/>
@@ -4786,7 +5428,7 @@
   </w:style>
   <w:style w:type="numbering" w:customStyle="1" w:styleId="Outline">
     <w:name w:val="Outline"/>
-    <w:basedOn w:val="NoList"/>
+    <w:basedOn w:val="Ingenlista"/>
     <w:pPr>
       <w:numPr>
         <w:numId w:val="1"/>
@@ -4827,10 +5469,10 @@
       <w:spacing w:before="57" w:after="238"/>
     </w:pPr>
   </w:style>
-  <w:style w:type="paragraph" w:styleId="Title">
+  <w:style w:type="paragraph" w:styleId="Rubrik">
     <w:name w:val="Title"/>
     <w:basedOn w:val="Standard"/>
-    <w:next w:val="Subtitle"/>
+    <w:next w:val="Underrubrik"/>
     <w:uiPriority w:val="10"/>
     <w:qFormat/>
     <w:pPr>
@@ -4846,9 +5488,9 @@
       <w:szCs w:val="36"/>
     </w:rPr>
   </w:style>
-  <w:style w:type="paragraph" w:styleId="Subtitle">
+  <w:style w:type="paragraph" w:styleId="Underrubrik">
     <w:name w:val="Subtitle"/>
-    <w:basedOn w:val="Title"/>
+    <w:basedOn w:val="Rubrik"/>
     <w:next w:val="Textbody"/>
     <w:uiPriority w:val="11"/>
     <w:qFormat/>
@@ -4859,14 +5501,14 @@
       <w:szCs w:val="28"/>
     </w:rPr>
   </w:style>
-  <w:style w:type="paragraph" w:styleId="List">
+  <w:style w:type="paragraph" w:styleId="Lista">
     <w:name w:val="List"/>
     <w:basedOn w:val="Textbody"/>
     <w:rPr>
       <w:rFonts w:cs="Tahoma"/>
     </w:rPr>
   </w:style>
-  <w:style w:type="paragraph" w:styleId="Caption">
+  <w:style w:type="paragraph" w:styleId="Beskrivning">
     <w:name w:val="caption"/>
     <w:basedOn w:val="Standard"/>
     <w:pPr>
@@ -4889,7 +5531,7 @@
       <w:rFonts w:cs="Tahoma"/>
     </w:rPr>
   </w:style>
-  <w:style w:type="paragraph" w:styleId="Header">
+  <w:style w:type="paragraph" w:styleId="Sidhuvud">
     <w:name w:val="header"/>
     <w:basedOn w:val="Standard"/>
     <w:pPr>
@@ -4900,7 +5542,7 @@
       </w:tabs>
     </w:pPr>
   </w:style>
-  <w:style w:type="paragraph" w:styleId="Footer">
+  <w:style w:type="paragraph" w:styleId="Sidfot">
     <w:name w:val="footer"/>
     <w:basedOn w:val="Standard"/>
     <w:pPr>
@@ -4913,7 +5555,7 @@
   </w:style>
   <w:style w:type="paragraph" w:customStyle="1" w:styleId="Heading1nonumber">
     <w:name w:val="Heading 1 no number"/>
-    <w:basedOn w:val="Heading1"/>
+    <w:basedOn w:val="Rubrik1"/>
     <w:next w:val="Textbody"/>
     <w:pPr>
       <w:numPr>
@@ -4923,7 +5565,7 @@
   </w:style>
   <w:style w:type="paragraph" w:customStyle="1" w:styleId="ContentsHeading">
     <w:name w:val="Contents Heading"/>
-    <w:basedOn w:val="Title"/>
+    <w:basedOn w:val="Rubrik"/>
     <w:pPr>
       <w:suppressLineNumbers/>
       <w:spacing w:before="720" w:after="91"/>
@@ -4982,15 +5624,15 @@
   </w:style>
   <w:style w:type="paragraph" w:customStyle="1" w:styleId="List1">
     <w:name w:val="List 1"/>
-    <w:basedOn w:val="List"/>
+    <w:basedOn w:val="Lista"/>
     <w:pPr>
       <w:spacing w:before="0" w:after="120"/>
       <w:ind w:left="360" w:hanging="360"/>
     </w:pPr>
   </w:style>
-  <w:style w:type="paragraph" w:styleId="List2">
+  <w:style w:type="paragraph" w:styleId="Lista2">
     <w:name w:val="List 2"/>
-    <w:basedOn w:val="List"/>
+    <w:basedOn w:val="Lista"/>
     <w:pPr>
       <w:spacing w:before="0" w:after="120"/>
       <w:ind w:left="720" w:hanging="360"/>
@@ -5046,7 +5688,7 @@
       <w:bCs/>
     </w:rPr>
   </w:style>
-  <w:style w:type="paragraph" w:styleId="Quote">
+  <w:style w:type="paragraph" w:styleId="Citat">
     <w:name w:val="Quote"/>
     <w:basedOn w:val="Textbody"/>
     <w:pPr>
@@ -5076,11 +5718,11 @@
   </w:style>
   <w:style w:type="paragraph" w:customStyle="1" w:styleId="Drawing">
     <w:name w:val="Drawing"/>
-    <w:basedOn w:val="Caption"/>
+    <w:basedOn w:val="Beskrivning"/>
   </w:style>
   <w:style w:type="paragraph" w:customStyle="1" w:styleId="Figure">
     <w:name w:val="Figure"/>
-    <w:basedOn w:val="Caption"/>
+    <w:basedOn w:val="Beskrivning"/>
     <w:rPr>
       <w:b/>
       <w:i w:val="0"/>
@@ -5089,7 +5731,7 @@
   </w:style>
   <w:style w:type="paragraph" w:customStyle="1" w:styleId="Table">
     <w:name w:val="Table"/>
-    <w:basedOn w:val="Caption"/>
+    <w:basedOn w:val="Beskrivning"/>
     <w:rPr>
       <w:b/>
       <w:i w:val="0"/>
@@ -5123,7 +5765,7 @@
   </w:style>
   <w:style w:type="numbering" w:customStyle="1" w:styleId="WW8Num2">
     <w:name w:val="WW8Num2"/>
-    <w:basedOn w:val="NoList"/>
+    <w:basedOn w:val="Ingenlista"/>
     <w:pPr>
       <w:numPr>
         <w:numId w:val="2"/>

--- a/Rapport.docx
+++ b/Rapport.docx
@@ -377,8 +377,8 @@
           <w:color w:val="000000"/>
         </w:rPr>
         <w:sectPr>
-          <w:headerReference w:type="default" r:id="rId7"/>
-          <w:footerReference w:type="default" r:id="rId8"/>
+          <w:headerReference w:type="default" r:id="rId8"/>
+          <w:footerReference w:type="default" r:id="rId9"/>
           <w:pgSz w:w="11906" w:h="16838"/>
           <w:pgMar w:top="1134" w:right="1346" w:bottom="760" w:left="1485" w:header="720" w:footer="720" w:gutter="0"/>
           <w:cols w:space="0"/>
@@ -412,7 +412,7 @@
                     <pic:cNvPicPr/>
                   </pic:nvPicPr>
                   <pic:blipFill>
-                    <a:blip r:embed="rId9">
+                    <a:blip r:embed="rId10">
                       <a:extLst>
                         <a:ext uri="{28A0092B-C50C-407E-A947-70E740481C1C}">
                           <a14:useLocalDpi xmlns:a14="http://schemas.microsoft.com/office/drawing/2010/main" val="0"/>
@@ -451,15 +451,6 @@
         </w:rPr>
         <w:t>Maria Westin</w:t>
       </w:r>
-    </w:p>
-    <w:p>
-      <w:pPr>
-        <w:pStyle w:val="Textbody"/>
-        <w:outlineLvl w:val="0"/>
-        <w:rPr>
-          <w:rFonts w:ascii="FreeSans" w:hAnsi="FreeSans"/>
-        </w:rPr>
-      </w:pPr>
     </w:p>
     <w:p>
       <w:pPr>
@@ -1719,8 +1710,8 @@
         <w:jc w:val="left"/>
         <w:outlineLvl w:val="0"/>
         <w:sectPr>
-          <w:headerReference w:type="default" r:id="rId10"/>
-          <w:footerReference w:type="default" r:id="rId11"/>
+          <w:headerReference w:type="default" r:id="rId11"/>
+          <w:footerReference w:type="default" r:id="rId12"/>
           <w:pgSz w:w="11906" w:h="16838"/>
           <w:pgMar w:top="1700" w:right="2098" w:bottom="1326" w:left="2098" w:header="1134" w:footer="760" w:gutter="0"/>
           <w:pgNumType w:fmt="lowerRoman"/>
@@ -2070,11 +2061,11 @@
         <w:jc w:val="left"/>
       </w:pPr>
       <w:r>
-        <w:t xml:space="preserve">En källförteckning (lista över referenser) upprättas i slutet av rapporten för att ge läsaren en samlad upplysning om samtliga källor som du refererar, citerar eller av annat skäl hänvisar till i den löpande texten. Källor ska anges så noggrant att läsaren ska kunna kontrollera dem, om de finns tillgängliga </w:t>
+        <w:t xml:space="preserve">En källförteckning (lista över referenser) upprättas i slutet av rapporten för att ge läsaren en samlad upplysning om samtliga källor som du refererar, citerar eller av annat skäl hänvisar till i den löpande texten. Källor ska anges </w:t>
       </w:r>
       <w:r>
         <w:lastRenderedPageBreak/>
-        <w:t>via bibliotek eller på Internet. Det förekommer även att muntliga källor och annan korrespondens inkluderas i källförteckningen, men det är ovanligt i tekniska rapporter.</w:t>
+        <w:t>så noggrant att läsaren ska kunna kontrollera dem, om de finns tillgängliga via bibliotek eller på Internet. Det förekommer även att muntliga källor och annan korrespondens inkluderas i källförteckningen, men det är ovanligt i tekniska rapporter.</w:t>
       </w:r>
     </w:p>
     <w:p>
@@ -2343,6 +2334,7 @@
       </w:pPr>
       <w:bookmarkStart w:id="0" w:name="__RefHeading__1550_1780816771"/>
       <w:r>
+        <w:lastRenderedPageBreak/>
         <w:t>Automatiskt numrerade källhänvisningar</w:t>
       </w:r>
       <w:bookmarkEnd w:id="0"/>
@@ -2366,11 +2358,7 @@
       <w:proofErr w:type="spellEnd"/>
       <w:proofErr w:type="gramEnd"/>
       <w:r>
-        <w:t xml:space="preserve">-mall stödjer ett sätt att göra det på och precis som sägs </w:t>
-      </w:r>
-      <w:r>
-        <w:lastRenderedPageBreak/>
-        <w:t>ovan hittar du exempel på källförteckningar skapad med den metoden i slutet av mallen.</w:t>
+        <w:t>-mall stödjer ett sätt att göra det på och precis som sägs ovan hittar du exempel på källförteckningar skapad med den metoden i slutet av mallen.</w:t>
       </w:r>
     </w:p>
     <w:p>
@@ -2563,6 +2551,7 @@
         <w:jc w:val="left"/>
       </w:pPr>
       <w:r>
+        <w:lastRenderedPageBreak/>
         <w:t xml:space="preserve">Tabell 1 visar en exempeltabell. Automatisk numrering fungerar på samma sätt som för figurer men du använder dig av variabeln ”Tabell” </w:t>
       </w:r>
       <w:proofErr w:type="gramStart"/>
@@ -3744,6 +3733,14 @@
     </w:p>
     <w:p>
       <w:pPr>
+        <w:pStyle w:val="Rubrik2"/>
+      </w:pPr>
+      <w:r>
+        <w:t>Planering</w:t>
+      </w:r>
+    </w:p>
+    <w:p>
+      <w:pPr>
         <w:pStyle w:val="Textbody"/>
         <w:jc w:val="left"/>
       </w:pPr>
@@ -3790,13 +3787,180 @@
     <w:p>
       <w:pPr>
         <w:pStyle w:val="Textbody"/>
+        <w:keepNext/>
         <w:jc w:val="left"/>
       </w:pPr>
       <w:r>
+        <w:rPr>
+          <w:noProof/>
+        </w:rPr>
+        <mc:AlternateContent>
+          <mc:Choice Requires="wps">
+            <w:drawing>
+              <wp:anchor distT="0" distB="0" distL="114300" distR="114300" simplePos="0" relativeHeight="251662336" behindDoc="0" locked="0" layoutInCell="1" allowOverlap="1" wp14:anchorId="64A4CC53" wp14:editId="1D6DCB97">
+                <wp:simplePos x="0" y="0"/>
+                <wp:positionH relativeFrom="column">
+                  <wp:posOffset>2573020</wp:posOffset>
+                </wp:positionH>
+                <wp:positionV relativeFrom="paragraph">
+                  <wp:posOffset>2487930</wp:posOffset>
+                </wp:positionV>
+                <wp:extent cx="2289810" cy="635"/>
+                <wp:effectExtent l="0" t="0" r="0" b="0"/>
+                <wp:wrapNone/>
+                <wp:docPr id="2120273438" name="Textruta 1"/>
+                <wp:cNvGraphicFramePr/>
+                <a:graphic xmlns:a="http://schemas.openxmlformats.org/drawingml/2006/main">
+                  <a:graphicData uri="http://schemas.microsoft.com/office/word/2010/wordprocessingShape">
+                    <wps:wsp>
+                      <wps:cNvSpPr txBox="1"/>
+                      <wps:spPr>
+                        <a:xfrm>
+                          <a:off x="0" y="0"/>
+                          <a:ext cx="2289810" cy="635"/>
+                        </a:xfrm>
+                        <a:prstGeom prst="rect">
+                          <a:avLst/>
+                        </a:prstGeom>
+                        <a:solidFill>
+                          <a:prstClr val="white"/>
+                        </a:solidFill>
+                        <a:ln>
+                          <a:noFill/>
+                        </a:ln>
+                      </wps:spPr>
+                      <wps:txbx>
+                        <w:txbxContent>
+                          <w:p>
+                            <w:pPr>
+                              <w:pStyle w:val="Beskrivning"/>
+                              <w:rPr>
+                                <w:rFonts w:cs="FreeSerif"/>
+                              </w:rPr>
+                            </w:pPr>
+                            <w:r>
+                              <w:t xml:space="preserve">Figur 2 – </w:t>
+                            </w:r>
+                            <w:proofErr w:type="spellStart"/>
+                            <w:r>
+                              <w:t>Wireframe</w:t>
+                            </w:r>
+                            <w:proofErr w:type="spellEnd"/>
+                            <w:r>
+                              <w:t xml:space="preserve"> desktop</w:t>
+                            </w:r>
+                          </w:p>
+                        </w:txbxContent>
+                      </wps:txbx>
+                      <wps:bodyPr rot="0" spcFirstLastPara="0" vertOverflow="overflow" horzOverflow="overflow" vert="horz" wrap="square" lIns="0" tIns="0" rIns="0" bIns="0" numCol="1" spcCol="0" rtlCol="0" fromWordArt="0" anchor="t" anchorCtr="0" forceAA="0" compatLnSpc="1">
+                        <a:prstTxWarp prst="textNoShape">
+                          <a:avLst/>
+                        </a:prstTxWarp>
+                        <a:spAutoFit/>
+                      </wps:bodyPr>
+                    </wps:wsp>
+                  </a:graphicData>
+                </a:graphic>
+              </wp:anchor>
+            </w:drawing>
+          </mc:Choice>
+          <mc:Fallback>
+            <w:pict>
+              <v:shapetype w14:anchorId="64A4CC53" id="_x0000_t202" coordsize="21600,21600" o:spt="202" path="m,l,21600r21600,l21600,xe">
+                <v:stroke joinstyle="miter"/>
+                <v:path gradientshapeok="t" o:connecttype="rect"/>
+              </v:shapetype>
+              <v:shape id="Textruta 1" o:spid="_x0000_s1026" type="#_x0000_t202" style="position:absolute;margin-left:202.6pt;margin-top:195.9pt;width:180.3pt;height:.05pt;z-index:251662336;visibility:visible;mso-wrap-style:square;mso-wrap-distance-left:9pt;mso-wrap-distance-top:0;mso-wrap-distance-right:9pt;mso-wrap-distance-bottom:0;mso-position-horizontal:absolute;mso-position-horizontal-relative:text;mso-position-vertical:absolute;mso-position-vertical-relative:text;v-text-anchor:top" o:gfxdata="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" stroked="f">
+                <v:textbox style="mso-fit-shape-to-text:t" inset="0,0,0,0">
+                  <w:txbxContent>
+                    <w:p>
+                      <w:pPr>
+                        <w:pStyle w:val="Beskrivning"/>
+                        <w:rPr>
+                          <w:rFonts w:cs="FreeSerif"/>
+                        </w:rPr>
+                      </w:pPr>
+                      <w:r>
+                        <w:t xml:space="preserve">Figur 2 – </w:t>
+                      </w:r>
+                      <w:proofErr w:type="spellStart"/>
+                      <w:r>
+                        <w:t>Wireframe</w:t>
+                      </w:r>
+                      <w:proofErr w:type="spellEnd"/>
+                      <w:r>
+                        <w:t xml:space="preserve"> desktop</w:t>
+                      </w:r>
+                    </w:p>
+                  </w:txbxContent>
+                </v:textbox>
+              </v:shape>
+            </w:pict>
+          </mc:Fallback>
+        </mc:AlternateContent>
+      </w:r>
+      <w:r>
         <w:drawing>
-          <wp:inline distT="0" distB="0" distL="0" distR="0" wp14:anchorId="35C1F9C5" wp14:editId="5F035E09">
-            <wp:extent cx="4895850" cy="6017895"/>
-            <wp:effectExtent l="0" t="0" r="0" b="1905"/>
+          <wp:anchor distT="0" distB="0" distL="114300" distR="114300" simplePos="0" relativeHeight="251659264" behindDoc="0" locked="0" layoutInCell="1" allowOverlap="1" wp14:anchorId="50370085" wp14:editId="14FB9004">
+            <wp:simplePos x="0" y="0"/>
+            <wp:positionH relativeFrom="column">
+              <wp:posOffset>2573020</wp:posOffset>
+            </wp:positionH>
+            <wp:positionV relativeFrom="paragraph">
+              <wp:posOffset>11430</wp:posOffset>
+            </wp:positionV>
+            <wp:extent cx="2289970" cy="2419350"/>
+            <wp:effectExtent l="0" t="0" r="0" b="0"/>
+            <wp:wrapNone/>
+            <wp:docPr id="2002402939" name="Bildobjekt 1"/>
+            <wp:cNvGraphicFramePr>
+              <a:graphicFrameLocks xmlns:a="http://schemas.openxmlformats.org/drawingml/2006/main" noChangeAspect="1"/>
+            </wp:cNvGraphicFramePr>
+            <a:graphic xmlns:a="http://schemas.openxmlformats.org/drawingml/2006/main">
+              <a:graphicData uri="http://schemas.openxmlformats.org/drawingml/2006/picture">
+                <pic:pic xmlns:pic="http://schemas.openxmlformats.org/drawingml/2006/picture">
+                  <pic:nvPicPr>
+                    <pic:cNvPr id="2002402939" name=""/>
+                    <pic:cNvPicPr/>
+                  </pic:nvPicPr>
+                  <pic:blipFill>
+                    <a:blip r:embed="rId13" cstate="print">
+                      <a:extLst>
+                        <a:ext uri="{28A0092B-C50C-407E-A947-70E740481C1C}">
+                          <a14:useLocalDpi xmlns:a14="http://schemas.microsoft.com/office/drawing/2010/main" val="0"/>
+                        </a:ext>
+                      </a:extLst>
+                    </a:blip>
+                    <a:stretch>
+                      <a:fillRect/>
+                    </a:stretch>
+                  </pic:blipFill>
+                  <pic:spPr>
+                    <a:xfrm>
+                      <a:off x="0" y="0"/>
+                      <a:ext cx="2289970" cy="2419350"/>
+                    </a:xfrm>
+                    <a:prstGeom prst="rect">
+                      <a:avLst/>
+                    </a:prstGeom>
+                  </pic:spPr>
+                </pic:pic>
+              </a:graphicData>
+            </a:graphic>
+            <wp14:sizeRelH relativeFrom="page">
+              <wp14:pctWidth>0</wp14:pctWidth>
+            </wp14:sizeRelH>
+            <wp14:sizeRelV relativeFrom="page">
+              <wp14:pctHeight>0</wp14:pctHeight>
+            </wp14:sizeRelV>
+          </wp:anchor>
+        </w:drawing>
+      </w:r>
+      <w:r>
+        <w:drawing>
+          <wp:inline distT="0" distB="0" distL="0" distR="0" wp14:anchorId="35C1F9C5" wp14:editId="50413CC4">
+            <wp:extent cx="2316966" cy="2847975"/>
+            <wp:effectExtent l="0" t="0" r="7620" b="0"/>
             <wp:docPr id="564361892" name="Bildobjekt 1"/>
             <wp:cNvGraphicFramePr>
               <a:graphicFrameLocks xmlns:a="http://schemas.openxmlformats.org/drawingml/2006/main" noChangeAspect="1"/>
@@ -3809,7 +3973,7 @@
                     <pic:cNvPicPr/>
                   </pic:nvPicPr>
                   <pic:blipFill>
-                    <a:blip r:embed="rId12"/>
+                    <a:blip r:embed="rId14"/>
                     <a:stretch>
                       <a:fillRect/>
                     </a:stretch>
@@ -3817,7 +3981,7 @@
                   <pic:spPr>
                     <a:xfrm>
                       <a:off x="0" y="0"/>
-                      <a:ext cx="4895850" cy="6017895"/>
+                      <a:ext cx="2346100" cy="2883786"/>
                     </a:xfrm>
                     <a:prstGeom prst="rect">
                       <a:avLst/>
@@ -3832,14 +3996,1923 @@
     </w:p>
     <w:p>
       <w:pPr>
-        <w:pStyle w:val="Textbody"/>
+        <w:pStyle w:val="Beskrivning"/>
         <w:jc w:val="left"/>
       </w:pPr>
+      <w:r>
+        <w:t xml:space="preserve">Figur </w:t>
+      </w:r>
+      <w:r>
+        <w:fldChar w:fldCharType="begin"/>
+      </w:r>
+      <w:r>
+        <w:instrText xml:space="preserve"> SEQ Figur \* ARABIC </w:instrText>
+      </w:r>
+      <w:r>
+        <w:fldChar w:fldCharType="separate"/>
+      </w:r>
+      <w:r>
+        <w:rPr>
+          <w:noProof/>
+        </w:rPr>
+        <w:t>1</w:t>
+      </w:r>
+      <w:r>
+        <w:fldChar w:fldCharType="end"/>
+      </w:r>
+      <w:r>
+        <w:t xml:space="preserve"> – </w:t>
+      </w:r>
+      <w:proofErr w:type="spellStart"/>
+      <w:r>
+        <w:t>Wireframes</w:t>
+      </w:r>
+      <w:proofErr w:type="spellEnd"/>
+      <w:r>
+        <w:t xml:space="preserve"> mobil</w:t>
+      </w:r>
     </w:p>
     <w:p>
       <w:pPr>
         <w:pStyle w:val="Textbody"/>
         <w:jc w:val="left"/>
+      </w:pPr>
+    </w:p>
+    <w:p>
+      <w:pPr>
+        <w:pStyle w:val="Textbody"/>
+        <w:jc w:val="left"/>
+      </w:pPr>
+      <w:r>
+        <w:t xml:space="preserve">Sedan gick jag vidare och gjorde en </w:t>
+      </w:r>
+      <w:proofErr w:type="spellStart"/>
+      <w:r>
+        <w:t>wireframe</w:t>
+      </w:r>
+      <w:proofErr w:type="spellEnd"/>
+      <w:r>
+        <w:t xml:space="preserve"> för desktop. Här valde jag att fokusera på sortiment-sidan som jag tyckte var svårast att få till.</w:t>
+      </w:r>
+    </w:p>
+    <w:p>
+      <w:pPr>
+        <w:pStyle w:val="Textbody"/>
+        <w:jc w:val="left"/>
+      </w:pPr>
+      <w:r>
+        <w:t xml:space="preserve">När strukturen var planerad i mina </w:t>
+      </w:r>
+      <w:proofErr w:type="spellStart"/>
+      <w:r>
+        <w:t>wireframes</w:t>
+      </w:r>
+      <w:proofErr w:type="spellEnd"/>
+      <w:r>
+        <w:t xml:space="preserve"> skulle jag planera utseendet genom att göra </w:t>
+      </w:r>
+      <w:proofErr w:type="spellStart"/>
+      <w:r>
+        <w:t>mockups</w:t>
+      </w:r>
+      <w:proofErr w:type="spellEnd"/>
+      <w:r>
+        <w:t xml:space="preserve"> i </w:t>
+      </w:r>
+      <w:proofErr w:type="spellStart"/>
+      <w:r>
+        <w:t>Figma</w:t>
+      </w:r>
+      <w:proofErr w:type="spellEnd"/>
+      <w:r>
+        <w:t xml:space="preserve">. Men innan jag kunde börja med det behövde jag en logotyp för mitt fiktiva företag. </w:t>
+      </w:r>
+    </w:p>
+    <w:p>
+      <w:pPr>
+        <w:pStyle w:val="Textbody"/>
+        <w:jc w:val="left"/>
+        <w:rPr>
+          <w:noProof/>
+        </w:rPr>
+      </w:pPr>
+      <w:r>
+        <w:rPr>
+          <w:noProof/>
+        </w:rPr>
+        <w:drawing>
+          <wp:anchor distT="0" distB="0" distL="114300" distR="114300" simplePos="0" relativeHeight="251660288" behindDoc="0" locked="0" layoutInCell="1" allowOverlap="1" wp14:anchorId="0F14F9BF" wp14:editId="388B8ADB">
+            <wp:simplePos x="0" y="0"/>
+            <wp:positionH relativeFrom="column">
+              <wp:posOffset>3897630</wp:posOffset>
+            </wp:positionH>
+            <wp:positionV relativeFrom="paragraph">
+              <wp:posOffset>52070</wp:posOffset>
+            </wp:positionV>
+            <wp:extent cx="942975" cy="942975"/>
+            <wp:effectExtent l="0" t="0" r="9525" b="9525"/>
+            <wp:wrapSquare wrapText="bothSides"/>
+            <wp:docPr id="1578624466" name="Bildobjekt 1"/>
+            <wp:cNvGraphicFramePr>
+              <a:graphicFrameLocks xmlns:a="http://schemas.openxmlformats.org/drawingml/2006/main" noChangeAspect="1"/>
+            </wp:cNvGraphicFramePr>
+            <a:graphic xmlns:a="http://schemas.openxmlformats.org/drawingml/2006/main">
+              <a:graphicData uri="http://schemas.openxmlformats.org/drawingml/2006/picture">
+                <pic:pic xmlns:pic="http://schemas.openxmlformats.org/drawingml/2006/picture">
+                  <pic:nvPicPr>
+                    <pic:cNvPr id="0" name="Picture 1"/>
+                    <pic:cNvPicPr>
+                      <a:picLocks noChangeAspect="1" noChangeArrowheads="1"/>
+                    </pic:cNvPicPr>
+                  </pic:nvPicPr>
+                  <pic:blipFill>
+                    <a:blip r:embed="rId15">
+                      <a:extLst>
+                        <a:ext uri="{28A0092B-C50C-407E-A947-70E740481C1C}">
+                          <a14:useLocalDpi xmlns:a14="http://schemas.microsoft.com/office/drawing/2010/main" val="0"/>
+                        </a:ext>
+                      </a:extLst>
+                    </a:blip>
+                    <a:srcRect/>
+                    <a:stretch>
+                      <a:fillRect/>
+                    </a:stretch>
+                  </pic:blipFill>
+                  <pic:spPr bwMode="auto">
+                    <a:xfrm>
+                      <a:off x="0" y="0"/>
+                      <a:ext cx="942975" cy="942975"/>
+                    </a:xfrm>
+                    <a:prstGeom prst="rect">
+                      <a:avLst/>
+                    </a:prstGeom>
+                    <a:noFill/>
+                    <a:ln>
+                      <a:noFill/>
+                    </a:ln>
+                  </pic:spPr>
+                </pic:pic>
+              </a:graphicData>
+            </a:graphic>
+            <wp14:sizeRelH relativeFrom="page">
+              <wp14:pctWidth>0</wp14:pctWidth>
+            </wp14:sizeRelH>
+            <wp14:sizeRelV relativeFrom="page">
+              <wp14:pctHeight>0</wp14:pctHeight>
+            </wp14:sizeRelV>
+          </wp:anchor>
+        </w:drawing>
+      </w:r>
+      <w:r>
+        <w:t>Logotypen</w:t>
+      </w:r>
+      <w:r>
+        <w:t xml:space="preserve"> designade jag i </w:t>
+      </w:r>
+      <w:proofErr w:type="spellStart"/>
+      <w:r>
+        <w:t>Photopea</w:t>
+      </w:r>
+      <w:proofErr w:type="spellEnd"/>
+      <w:r>
+        <w:t xml:space="preserve">. </w:t>
+      </w:r>
+      <w:r>
+        <w:t>Under arbetet med logotypen hittade jag också en grundfärg som jag ville använda i den grafiska profilen.</w:t>
+      </w:r>
+      <w:r>
+        <w:rPr>
+          <w:noProof/>
+        </w:rPr>
+        <w:t xml:space="preserve"> </w:t>
+      </w:r>
+    </w:p>
+    <w:p>
+      <w:pPr>
+        <w:pStyle w:val="Textbody"/>
+        <w:jc w:val="left"/>
+      </w:pPr>
+      <w:r>
+        <w:rPr>
+          <w:noProof/>
+        </w:rPr>
+        <mc:AlternateContent>
+          <mc:Choice Requires="wps">
+            <w:drawing>
+              <wp:anchor distT="0" distB="0" distL="114300" distR="114300" simplePos="0" relativeHeight="251664384" behindDoc="0" locked="0" layoutInCell="1" allowOverlap="1" wp14:anchorId="7DE94C9D" wp14:editId="3E97952C">
+                <wp:simplePos x="0" y="0"/>
+                <wp:positionH relativeFrom="column">
+                  <wp:posOffset>3896995</wp:posOffset>
+                </wp:positionH>
+                <wp:positionV relativeFrom="paragraph">
+                  <wp:posOffset>317500</wp:posOffset>
+                </wp:positionV>
+                <wp:extent cx="962025" cy="635"/>
+                <wp:effectExtent l="0" t="0" r="9525" b="0"/>
+                <wp:wrapSquare wrapText="bothSides"/>
+                <wp:docPr id="1821497914" name="Textruta 1"/>
+                <wp:cNvGraphicFramePr/>
+                <a:graphic xmlns:a="http://schemas.openxmlformats.org/drawingml/2006/main">
+                  <a:graphicData uri="http://schemas.microsoft.com/office/word/2010/wordprocessingShape">
+                    <wps:wsp>
+                      <wps:cNvSpPr txBox="1"/>
+                      <wps:spPr>
+                        <a:xfrm>
+                          <a:off x="0" y="0"/>
+                          <a:ext cx="962025" cy="635"/>
+                        </a:xfrm>
+                        <a:prstGeom prst="rect">
+                          <a:avLst/>
+                        </a:prstGeom>
+                        <a:solidFill>
+                          <a:prstClr val="white"/>
+                        </a:solidFill>
+                        <a:ln>
+                          <a:noFill/>
+                        </a:ln>
+                      </wps:spPr>
+                      <wps:txbx>
+                        <w:txbxContent>
+                          <w:p>
+                            <w:pPr>
+                              <w:pStyle w:val="Beskrivning"/>
+                              <w:rPr>
+                                <w:rFonts w:cs="FreeSerif"/>
+                                <w:noProof/>
+                              </w:rPr>
+                            </w:pPr>
+                            <w:r>
+                              <w:t>Figur 3 - Logga</w:t>
+                            </w:r>
+                          </w:p>
+                        </w:txbxContent>
+                      </wps:txbx>
+                      <wps:bodyPr rot="0" spcFirstLastPara="0" vertOverflow="overflow" horzOverflow="overflow" vert="horz" wrap="square" lIns="0" tIns="0" rIns="0" bIns="0" numCol="1" spcCol="0" rtlCol="0" fromWordArt="0" anchor="t" anchorCtr="0" forceAA="0" compatLnSpc="1">
+                        <a:prstTxWarp prst="textNoShape">
+                          <a:avLst/>
+                        </a:prstTxWarp>
+                        <a:spAutoFit/>
+                      </wps:bodyPr>
+                    </wps:wsp>
+                  </a:graphicData>
+                </a:graphic>
+                <wp14:sizeRelH relativeFrom="margin">
+                  <wp14:pctWidth>0</wp14:pctWidth>
+                </wp14:sizeRelH>
+              </wp:anchor>
+            </w:drawing>
+          </mc:Choice>
+          <mc:Fallback>
+            <w:pict>
+              <v:shape w14:anchorId="7DE94C9D" id="_x0000_s1027" type="#_x0000_t202" style="position:absolute;margin-left:306.85pt;margin-top:25pt;width:75.75pt;height:.05pt;z-index:251664384;visibility:visible;mso-wrap-style:square;mso-width-percent:0;mso-wrap-distance-left:9pt;mso-wrap-distance-top:0;mso-wrap-distance-right:9pt;mso-wrap-distance-bottom:0;mso-position-horizontal:absolute;mso-position-horizontal-relative:text;mso-position-vertical:absolute;mso-position-vertical-relative:text;mso-width-percent:0;mso-width-relative:margin;v-text-anchor:top" o:gfxdata="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" stroked="f">
+                <v:textbox style="mso-fit-shape-to-text:t" inset="0,0,0,0">
+                  <w:txbxContent>
+                    <w:p>
+                      <w:pPr>
+                        <w:pStyle w:val="Beskrivning"/>
+                        <w:rPr>
+                          <w:rFonts w:cs="FreeSerif"/>
+                          <w:noProof/>
+                        </w:rPr>
+                      </w:pPr>
+                      <w:r>
+                        <w:t>Figur 3 - Logga</w:t>
+                      </w:r>
+                    </w:p>
+                  </w:txbxContent>
+                </v:textbox>
+                <w10:wrap type="square"/>
+              </v:shape>
+            </w:pict>
+          </mc:Fallback>
+        </mc:AlternateContent>
+      </w:r>
+      <w:r>
+        <w:t xml:space="preserve">När logotyp och grundfärg var klart satte jag i gång med att utveckla den grafiska profilen i </w:t>
+      </w:r>
+      <w:proofErr w:type="spellStart"/>
+      <w:r>
+        <w:t>Figma</w:t>
+      </w:r>
+      <w:proofErr w:type="spellEnd"/>
+      <w:r>
+        <w:t xml:space="preserve">. Vilket resulterade i följande </w:t>
+      </w:r>
+      <w:proofErr w:type="spellStart"/>
+      <w:r>
+        <w:t>mockups</w:t>
+      </w:r>
+      <w:proofErr w:type="spellEnd"/>
+      <w:r>
+        <w:t>.</w:t>
+      </w:r>
+    </w:p>
+    <w:p>
+      <w:pPr>
+        <w:pStyle w:val="Textbody"/>
+        <w:keepNext/>
+        <w:jc w:val="left"/>
+      </w:pPr>
+      <w:r>
+        <w:rPr>
+          <w:noProof/>
+        </w:rPr>
+        <w:lastRenderedPageBreak/>
+        <mc:AlternateContent>
+          <mc:Choice Requires="wps">
+            <w:drawing>
+              <wp:anchor distT="0" distB="0" distL="114300" distR="114300" simplePos="0" relativeHeight="251667456" behindDoc="0" locked="0" layoutInCell="1" allowOverlap="1" wp14:anchorId="0E7C4442" wp14:editId="021A50A5">
+                <wp:simplePos x="0" y="0"/>
+                <wp:positionH relativeFrom="column">
+                  <wp:posOffset>2571750</wp:posOffset>
+                </wp:positionH>
+                <wp:positionV relativeFrom="paragraph">
+                  <wp:posOffset>2782570</wp:posOffset>
+                </wp:positionV>
+                <wp:extent cx="2320290" cy="635"/>
+                <wp:effectExtent l="0" t="0" r="0" b="0"/>
+                <wp:wrapNone/>
+                <wp:docPr id="1226718434" name="Textruta 1"/>
+                <wp:cNvGraphicFramePr/>
+                <a:graphic xmlns:a="http://schemas.openxmlformats.org/drawingml/2006/main">
+                  <a:graphicData uri="http://schemas.microsoft.com/office/word/2010/wordprocessingShape">
+                    <wps:wsp>
+                      <wps:cNvSpPr txBox="1"/>
+                      <wps:spPr>
+                        <a:xfrm>
+                          <a:off x="0" y="0"/>
+                          <a:ext cx="2320290" cy="635"/>
+                        </a:xfrm>
+                        <a:prstGeom prst="rect">
+                          <a:avLst/>
+                        </a:prstGeom>
+                        <a:solidFill>
+                          <a:prstClr val="white"/>
+                        </a:solidFill>
+                        <a:ln>
+                          <a:noFill/>
+                        </a:ln>
+                      </wps:spPr>
+                      <wps:txbx>
+                        <w:txbxContent>
+                          <w:p>
+                            <w:pPr>
+                              <w:pStyle w:val="Beskrivning"/>
+                              <w:rPr>
+                                <w:rFonts w:cs="FreeSerif"/>
+                              </w:rPr>
+                            </w:pPr>
+                            <w:r>
+                              <w:t xml:space="preserve">Figur 5 – </w:t>
+                            </w:r>
+                            <w:proofErr w:type="spellStart"/>
+                            <w:r>
+                              <w:t>Mockup</w:t>
+                            </w:r>
+                            <w:proofErr w:type="spellEnd"/>
+                            <w:r>
+                              <w:t xml:space="preserve"> desktop</w:t>
+                            </w:r>
+                          </w:p>
+                        </w:txbxContent>
+                      </wps:txbx>
+                      <wps:bodyPr rot="0" spcFirstLastPara="0" vertOverflow="overflow" horzOverflow="overflow" vert="horz" wrap="square" lIns="0" tIns="0" rIns="0" bIns="0" numCol="1" spcCol="0" rtlCol="0" fromWordArt="0" anchor="t" anchorCtr="0" forceAA="0" compatLnSpc="1">
+                        <a:prstTxWarp prst="textNoShape">
+                          <a:avLst/>
+                        </a:prstTxWarp>
+                        <a:spAutoFit/>
+                      </wps:bodyPr>
+                    </wps:wsp>
+                  </a:graphicData>
+                </a:graphic>
+              </wp:anchor>
+            </w:drawing>
+          </mc:Choice>
+          <mc:Fallback>
+            <w:pict>
+              <v:shape w14:anchorId="0E7C4442" id="_x0000_s1028" type="#_x0000_t202" style="position:absolute;margin-left:202.5pt;margin-top:219.1pt;width:182.7pt;height:.05pt;z-index:251667456;visibility:visible;mso-wrap-style:square;mso-wrap-distance-left:9pt;mso-wrap-distance-top:0;mso-wrap-distance-right:9pt;mso-wrap-distance-bottom:0;mso-position-horizontal:absolute;mso-position-horizontal-relative:text;mso-position-vertical:absolute;mso-position-vertical-relative:text;v-text-anchor:top" o:gfxdata="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" stroked="f">
+                <v:textbox style="mso-fit-shape-to-text:t" inset="0,0,0,0">
+                  <w:txbxContent>
+                    <w:p>
+                      <w:pPr>
+                        <w:pStyle w:val="Beskrivning"/>
+                        <w:rPr>
+                          <w:rFonts w:cs="FreeSerif"/>
+                        </w:rPr>
+                      </w:pPr>
+                      <w:r>
+                        <w:t xml:space="preserve">Figur 5 – </w:t>
+                      </w:r>
+                      <w:proofErr w:type="spellStart"/>
+                      <w:r>
+                        <w:t>Mockup</w:t>
+                      </w:r>
+                      <w:proofErr w:type="spellEnd"/>
+                      <w:r>
+                        <w:t xml:space="preserve"> desktop</w:t>
+                      </w:r>
+                    </w:p>
+                  </w:txbxContent>
+                </v:textbox>
+              </v:shape>
+            </w:pict>
+          </mc:Fallback>
+        </mc:AlternateContent>
+      </w:r>
+      <w:r>
+        <w:drawing>
+          <wp:anchor distT="0" distB="0" distL="114300" distR="114300" simplePos="0" relativeHeight="251665408" behindDoc="0" locked="0" layoutInCell="1" allowOverlap="1" wp14:anchorId="31DDC8C1" wp14:editId="17A57EF1">
+            <wp:simplePos x="0" y="0"/>
+            <wp:positionH relativeFrom="margin">
+              <wp:align>right</wp:align>
+            </wp:positionH>
+            <wp:positionV relativeFrom="paragraph">
+              <wp:posOffset>1270</wp:posOffset>
+            </wp:positionV>
+            <wp:extent cx="2320290" cy="2724150"/>
+            <wp:effectExtent l="0" t="0" r="3810" b="0"/>
+            <wp:wrapNone/>
+            <wp:docPr id="656315794" name="Bildobjekt 1"/>
+            <wp:cNvGraphicFramePr>
+              <a:graphicFrameLocks xmlns:a="http://schemas.openxmlformats.org/drawingml/2006/main" noChangeAspect="1"/>
+            </wp:cNvGraphicFramePr>
+            <a:graphic xmlns:a="http://schemas.openxmlformats.org/drawingml/2006/main">
+              <a:graphicData uri="http://schemas.openxmlformats.org/drawingml/2006/picture">
+                <pic:pic xmlns:pic="http://schemas.openxmlformats.org/drawingml/2006/picture">
+                  <pic:nvPicPr>
+                    <pic:cNvPr id="656315794" name=""/>
+                    <pic:cNvPicPr/>
+                  </pic:nvPicPr>
+                  <pic:blipFill>
+                    <a:blip r:embed="rId16">
+                      <a:extLst>
+                        <a:ext uri="{28A0092B-C50C-407E-A947-70E740481C1C}">
+                          <a14:useLocalDpi xmlns:a14="http://schemas.microsoft.com/office/drawing/2010/main" val="0"/>
+                        </a:ext>
+                      </a:extLst>
+                    </a:blip>
+                    <a:stretch>
+                      <a:fillRect/>
+                    </a:stretch>
+                  </pic:blipFill>
+                  <pic:spPr>
+                    <a:xfrm>
+                      <a:off x="0" y="0"/>
+                      <a:ext cx="2320290" cy="2724150"/>
+                    </a:xfrm>
+                    <a:prstGeom prst="rect">
+                      <a:avLst/>
+                    </a:prstGeom>
+                  </pic:spPr>
+                </pic:pic>
+              </a:graphicData>
+            </a:graphic>
+            <wp14:sizeRelH relativeFrom="page">
+              <wp14:pctWidth>0</wp14:pctWidth>
+            </wp14:sizeRelH>
+            <wp14:sizeRelV relativeFrom="page">
+              <wp14:pctHeight>0</wp14:pctHeight>
+            </wp14:sizeRelV>
+          </wp:anchor>
+        </w:drawing>
+      </w:r>
+      <w:r>
+        <w:drawing>
+          <wp:inline distT="0" distB="0" distL="0" distR="0" wp14:anchorId="31C165F5" wp14:editId="304DA5EE">
+            <wp:extent cx="2327687" cy="3609975"/>
+            <wp:effectExtent l="0" t="0" r="0" b="0"/>
+            <wp:docPr id="1660897364" name="Bildobjekt 1"/>
+            <wp:cNvGraphicFramePr>
+              <a:graphicFrameLocks xmlns:a="http://schemas.openxmlformats.org/drawingml/2006/main" noChangeAspect="1"/>
+            </wp:cNvGraphicFramePr>
+            <a:graphic xmlns:a="http://schemas.openxmlformats.org/drawingml/2006/main">
+              <a:graphicData uri="http://schemas.openxmlformats.org/drawingml/2006/picture">
+                <pic:pic xmlns:pic="http://schemas.openxmlformats.org/drawingml/2006/picture">
+                  <pic:nvPicPr>
+                    <pic:cNvPr id="1660897364" name=""/>
+                    <pic:cNvPicPr/>
+                  </pic:nvPicPr>
+                  <pic:blipFill>
+                    <a:blip r:embed="rId17"/>
+                    <a:stretch>
+                      <a:fillRect/>
+                    </a:stretch>
+                  </pic:blipFill>
+                  <pic:spPr>
+                    <a:xfrm>
+                      <a:off x="0" y="0"/>
+                      <a:ext cx="2345812" cy="3638085"/>
+                    </a:xfrm>
+                    <a:prstGeom prst="rect">
+                      <a:avLst/>
+                    </a:prstGeom>
+                  </pic:spPr>
+                </pic:pic>
+              </a:graphicData>
+            </a:graphic>
+          </wp:inline>
+        </w:drawing>
+      </w:r>
+    </w:p>
+    <w:p>
+      <w:pPr>
+        <w:pStyle w:val="Beskrivning"/>
+        <w:jc w:val="left"/>
+      </w:pPr>
+      <w:r>
+        <w:t xml:space="preserve">Figur 4 – </w:t>
+      </w:r>
+      <w:proofErr w:type="spellStart"/>
+      <w:r>
+        <w:t>Mockups</w:t>
+      </w:r>
+      <w:proofErr w:type="spellEnd"/>
+      <w:r>
+        <w:t xml:space="preserve"> mobil</w:t>
+      </w:r>
+    </w:p>
+    <w:p>
+      <w:pPr>
+        <w:pStyle w:val="Beskrivning"/>
+        <w:jc w:val="left"/>
+      </w:pPr>
+    </w:p>
+    <w:p>
+      <w:pPr>
+        <w:pStyle w:val="Rubrik2"/>
+      </w:pPr>
+      <w:r>
+        <w:t>HTML</w:t>
+      </w:r>
+      <w:r>
+        <w:t xml:space="preserve"> &amp; CSS</w:t>
+      </w:r>
+    </w:p>
+    <w:p>
+      <w:pPr>
+        <w:pStyle w:val="Beskrivning"/>
+        <w:jc w:val="left"/>
+        <w:rPr>
+          <w:i w:val="0"/>
+          <w:iCs w:val="0"/>
+        </w:rPr>
+      </w:pPr>
+      <w:r>
+        <w:rPr>
+          <w:i w:val="0"/>
+          <w:iCs w:val="0"/>
+        </w:rPr>
+        <w:t>När planeringen var klar startade jag upp ett nytt projekt i Visual Studio Code</w:t>
+      </w:r>
+      <w:r>
+        <w:rPr>
+          <w:i w:val="0"/>
+          <w:iCs w:val="0"/>
+        </w:rPr>
+        <w:t xml:space="preserve"> och direkt när första filerna var skapade drog jag i</w:t>
+      </w:r>
+      <w:r>
+        <w:rPr>
+          <w:i w:val="0"/>
+          <w:iCs w:val="0"/>
+        </w:rPr>
+        <w:t xml:space="preserve"> </w:t>
+      </w:r>
+      <w:r>
+        <w:rPr>
+          <w:i w:val="0"/>
+          <w:iCs w:val="0"/>
+        </w:rPr>
+        <w:t xml:space="preserve">gång ett nytt </w:t>
+      </w:r>
+      <w:proofErr w:type="spellStart"/>
+      <w:r>
+        <w:rPr>
+          <w:i w:val="0"/>
+          <w:iCs w:val="0"/>
+        </w:rPr>
+        <w:t>repository</w:t>
+      </w:r>
+      <w:proofErr w:type="spellEnd"/>
+      <w:r>
+        <w:rPr>
+          <w:i w:val="0"/>
+          <w:iCs w:val="0"/>
+        </w:rPr>
+        <w:t xml:space="preserve"> i </w:t>
+      </w:r>
+      <w:proofErr w:type="spellStart"/>
+      <w:r>
+        <w:rPr>
+          <w:i w:val="0"/>
+          <w:iCs w:val="0"/>
+        </w:rPr>
+        <w:t>Github</w:t>
+      </w:r>
+      <w:proofErr w:type="spellEnd"/>
+      <w:r>
+        <w:rPr>
+          <w:i w:val="0"/>
+          <w:iCs w:val="0"/>
+        </w:rPr>
+        <w:t xml:space="preserve"> för att komma i gång med versionshanteringen.</w:t>
+      </w:r>
+    </w:p>
+    <w:p>
+      <w:pPr>
+        <w:pStyle w:val="Beskrivning"/>
+        <w:rPr>
+          <w:i w:val="0"/>
+          <w:iCs w:val="0"/>
+        </w:rPr>
+      </w:pPr>
+      <w:r>
+        <w:rPr>
+          <w:i w:val="0"/>
+          <w:iCs w:val="0"/>
+        </w:rPr>
+        <w:t xml:space="preserve">Jag började arbeta med startsidans element och sedan lade jag till </w:t>
+      </w:r>
+      <w:proofErr w:type="spellStart"/>
+      <w:r>
+        <w:rPr>
+          <w:i w:val="0"/>
+          <w:iCs w:val="0"/>
+        </w:rPr>
+        <w:t>css</w:t>
+      </w:r>
+      <w:proofErr w:type="spellEnd"/>
+      <w:r>
+        <w:rPr>
+          <w:i w:val="0"/>
+          <w:iCs w:val="0"/>
+        </w:rPr>
+        <w:t>.</w:t>
+      </w:r>
+      <w:r>
+        <w:rPr>
+          <w:i w:val="0"/>
+          <w:iCs w:val="0"/>
+        </w:rPr>
+        <w:t xml:space="preserve"> Jag valde att positionera menyn med CSS </w:t>
+      </w:r>
+      <w:proofErr w:type="spellStart"/>
+      <w:r>
+        <w:rPr>
+          <w:i w:val="0"/>
+          <w:iCs w:val="0"/>
+        </w:rPr>
+        <w:t>Flexbox</w:t>
+      </w:r>
+      <w:proofErr w:type="spellEnd"/>
+      <w:r>
+        <w:rPr>
+          <w:i w:val="0"/>
+          <w:iCs w:val="0"/>
+        </w:rPr>
+        <w:t xml:space="preserve"> för att få länkarna i menyn att flöda horisontellt på större skärm. För att få till denna </w:t>
+      </w:r>
+      <w:proofErr w:type="spellStart"/>
+      <w:r>
+        <w:rPr>
+          <w:i w:val="0"/>
+          <w:iCs w:val="0"/>
+        </w:rPr>
+        <w:t>responsivitet</w:t>
+      </w:r>
+      <w:proofErr w:type="spellEnd"/>
+      <w:r>
+        <w:rPr>
+          <w:i w:val="0"/>
+          <w:iCs w:val="0"/>
+        </w:rPr>
+        <w:t xml:space="preserve"> använde jag media </w:t>
+      </w:r>
+      <w:proofErr w:type="spellStart"/>
+      <w:r>
+        <w:rPr>
+          <w:i w:val="0"/>
+          <w:iCs w:val="0"/>
+        </w:rPr>
+        <w:t>querys</w:t>
+      </w:r>
+      <w:proofErr w:type="spellEnd"/>
+      <w:r>
+        <w:rPr>
+          <w:i w:val="0"/>
+          <w:iCs w:val="0"/>
+        </w:rPr>
+        <w:t xml:space="preserve"> som lägger till </w:t>
+      </w:r>
+      <w:proofErr w:type="spellStart"/>
+      <w:r>
+        <w:rPr>
+          <w:i w:val="0"/>
+          <w:iCs w:val="0"/>
+        </w:rPr>
+        <w:t>f</w:t>
+      </w:r>
+      <w:r>
+        <w:rPr>
+          <w:i w:val="0"/>
+          <w:iCs w:val="0"/>
+        </w:rPr>
+        <w:t>lexbox</w:t>
+      </w:r>
+      <w:proofErr w:type="spellEnd"/>
+      <w:r>
+        <w:rPr>
+          <w:i w:val="0"/>
+          <w:iCs w:val="0"/>
+        </w:rPr>
+        <w:t xml:space="preserve"> vid skärmstorlek större än </w:t>
+      </w:r>
+      <w:r>
+        <w:rPr>
+          <w:i w:val="0"/>
+          <w:iCs w:val="0"/>
+        </w:rPr>
+        <w:t xml:space="preserve">750 </w:t>
+      </w:r>
+      <w:proofErr w:type="spellStart"/>
+      <w:r>
+        <w:rPr>
+          <w:i w:val="0"/>
+          <w:iCs w:val="0"/>
+        </w:rPr>
+        <w:t>px</w:t>
+      </w:r>
+      <w:proofErr w:type="spellEnd"/>
+      <w:r>
+        <w:rPr>
+          <w:i w:val="0"/>
+          <w:iCs w:val="0"/>
+        </w:rPr>
+        <w:t>.</w:t>
+      </w:r>
+      <w:r>
+        <w:rPr>
+          <w:i w:val="0"/>
+          <w:iCs w:val="0"/>
+        </w:rPr>
+        <w:t xml:space="preserve"> </w:t>
+      </w:r>
+    </w:p>
+    <w:p>
+      <w:pPr>
+        <w:pStyle w:val="Beskrivning"/>
+        <w:rPr>
+          <w:i w:val="0"/>
+          <w:iCs w:val="0"/>
+        </w:rPr>
+      </w:pPr>
+      <w:r>
+        <w:rPr>
+          <w:i w:val="0"/>
+          <w:iCs w:val="0"/>
+        </w:rPr>
+        <w:t xml:space="preserve">Bakgrundsbilden på min </w:t>
+      </w:r>
+      <w:proofErr w:type="spellStart"/>
+      <w:r>
+        <w:rPr>
+          <w:i w:val="0"/>
+          <w:iCs w:val="0"/>
+        </w:rPr>
+        <w:t>hero</w:t>
+      </w:r>
+      <w:proofErr w:type="spellEnd"/>
+      <w:r>
+        <w:rPr>
+          <w:i w:val="0"/>
+          <w:iCs w:val="0"/>
+        </w:rPr>
+        <w:t>-sektion</w:t>
+      </w:r>
+      <w:r>
+        <w:rPr>
+          <w:i w:val="0"/>
+          <w:iCs w:val="0"/>
+        </w:rPr>
+        <w:t xml:space="preserve"> skulle </w:t>
+      </w:r>
+      <w:r>
+        <w:rPr>
+          <w:i w:val="0"/>
+          <w:iCs w:val="0"/>
+        </w:rPr>
+        <w:t>ha en nedtonad färg</w:t>
+      </w:r>
+      <w:r>
+        <w:rPr>
+          <w:i w:val="0"/>
+          <w:iCs w:val="0"/>
+        </w:rPr>
+        <w:t xml:space="preserve"> och för att inte även logga och text skulle bli genomskinliga</w:t>
+      </w:r>
+      <w:r>
+        <w:rPr>
+          <w:i w:val="0"/>
+          <w:iCs w:val="0"/>
+        </w:rPr>
+        <w:t>, vilket var resultatet när jag satte genomskinlighet (</w:t>
+      </w:r>
+      <w:proofErr w:type="spellStart"/>
+      <w:r>
+        <w:rPr>
+          <w:i w:val="0"/>
+          <w:iCs w:val="0"/>
+        </w:rPr>
+        <w:t>opacity</w:t>
+      </w:r>
+      <w:proofErr w:type="spellEnd"/>
+      <w:r>
+        <w:rPr>
+          <w:i w:val="0"/>
+          <w:iCs w:val="0"/>
+        </w:rPr>
+        <w:t>)</w:t>
+      </w:r>
+      <w:r>
+        <w:rPr>
+          <w:i w:val="0"/>
+          <w:iCs w:val="0"/>
+        </w:rPr>
+        <w:t xml:space="preserve"> löste jag det </w:t>
+      </w:r>
+      <w:r>
+        <w:rPr>
+          <w:i w:val="0"/>
+          <w:iCs w:val="0"/>
+        </w:rPr>
+        <w:t xml:space="preserve">först </w:t>
+      </w:r>
+      <w:r>
+        <w:rPr>
+          <w:i w:val="0"/>
+          <w:iCs w:val="0"/>
+        </w:rPr>
+        <w:t xml:space="preserve">genom att lägga en genomskinlig ljusgrå </w:t>
+      </w:r>
+      <w:r>
+        <w:rPr>
+          <w:i w:val="0"/>
+          <w:iCs w:val="0"/>
+        </w:rPr>
+        <w:t>div-</w:t>
+      </w:r>
+      <w:r>
+        <w:rPr>
+          <w:i w:val="0"/>
+          <w:iCs w:val="0"/>
+        </w:rPr>
+        <w:t>platta på bakgrunden.</w:t>
+      </w:r>
+      <w:r>
+        <w:rPr>
+          <w:i w:val="0"/>
+          <w:iCs w:val="0"/>
+        </w:rPr>
+        <w:t xml:space="preserve"> Sedan hittade jag en ännu bättre lösning. Genom att lägga både bakgrundsbild och bakgrundsfärg med RGB-genomskinlighet på </w:t>
+      </w:r>
+      <w:r>
+        <w:rPr>
+          <w:i w:val="0"/>
+          <w:iCs w:val="0"/>
+        </w:rPr>
+        <w:t>elementet</w:t>
+      </w:r>
+      <w:r>
+        <w:rPr>
+          <w:i w:val="0"/>
+          <w:iCs w:val="0"/>
+        </w:rPr>
+        <w:t xml:space="preserve"> och sedan blanda dessa med </w:t>
+      </w:r>
+      <w:proofErr w:type="spellStart"/>
+      <w:r>
+        <w:t>background</w:t>
+      </w:r>
+      <w:proofErr w:type="spellEnd"/>
+      <w:r>
+        <w:t>-</w:t>
+      </w:r>
+      <w:proofErr w:type="spellStart"/>
+      <w:r>
+        <w:t>blend</w:t>
+      </w:r>
+      <w:proofErr w:type="spellEnd"/>
+      <w:r>
+        <w:t xml:space="preserve">-mode: </w:t>
+      </w:r>
+      <w:proofErr w:type="spellStart"/>
+      <w:r>
+        <w:t>lighten</w:t>
+      </w:r>
+      <w:proofErr w:type="spellEnd"/>
+      <w:r>
+        <w:t>;</w:t>
+      </w:r>
+      <w:r>
+        <w:t xml:space="preserve"> </w:t>
+      </w:r>
+      <w:r>
+        <w:rPr>
+          <w:i w:val="0"/>
+          <w:iCs w:val="0"/>
+        </w:rPr>
+        <w:t xml:space="preserve">så behövdes inte längre en extra </w:t>
+      </w:r>
+      <w:r>
+        <w:rPr>
+          <w:i w:val="0"/>
+          <w:iCs w:val="0"/>
+        </w:rPr>
+        <w:t>div-</w:t>
+      </w:r>
+      <w:r>
+        <w:rPr>
+          <w:i w:val="0"/>
+          <w:iCs w:val="0"/>
+        </w:rPr>
+        <w:t>platta! (</w:t>
+      </w:r>
+      <w:hyperlink r:id="rId18" w:history="1">
+        <w:r>
+          <w:rPr>
+            <w:rStyle w:val="Hyperlnk"/>
+            <w:i w:val="0"/>
+            <w:iCs w:val="0"/>
+          </w:rPr>
+          <w:t>https://radu.link/change-background-image-opacity-css/</w:t>
+        </w:r>
+      </w:hyperlink>
+      <w:r>
+        <w:rPr>
+          <w:i w:val="0"/>
+          <w:iCs w:val="0"/>
+        </w:rPr>
+        <w:t>)</w:t>
+      </w:r>
+    </w:p>
+    <w:p>
+      <w:pPr>
+        <w:pStyle w:val="Beskrivning"/>
+        <w:rPr>
+          <w:i w:val="0"/>
+          <w:iCs w:val="0"/>
+        </w:rPr>
+      </w:pPr>
+    </w:p>
+    <w:p>
+      <w:pPr>
+        <w:pStyle w:val="Beskrivning"/>
+        <w:rPr>
+          <w:i w:val="0"/>
+          <w:iCs w:val="0"/>
+        </w:rPr>
+      </w:pPr>
+      <w:r>
+        <w:rPr>
+          <w:noProof/>
+        </w:rPr>
+        <mc:AlternateContent>
+          <mc:Choice Requires="wps">
+            <w:drawing>
+              <wp:anchor distT="0" distB="0" distL="114300" distR="114300" simplePos="0" relativeHeight="251671552" behindDoc="0" locked="0" layoutInCell="1" allowOverlap="1" wp14:anchorId="4597EB79" wp14:editId="367ED6E2">
+                <wp:simplePos x="0" y="0"/>
+                <wp:positionH relativeFrom="margin">
+                  <wp:posOffset>3220720</wp:posOffset>
+                </wp:positionH>
+                <wp:positionV relativeFrom="paragraph">
+                  <wp:posOffset>528320</wp:posOffset>
+                </wp:positionV>
+                <wp:extent cx="1642110" cy="635"/>
+                <wp:effectExtent l="0" t="0" r="0" b="0"/>
+                <wp:wrapSquare wrapText="bothSides"/>
+                <wp:docPr id="1087542569" name="Textruta 1"/>
+                <wp:cNvGraphicFramePr/>
+                <a:graphic xmlns:a="http://schemas.openxmlformats.org/drawingml/2006/main">
+                  <a:graphicData uri="http://schemas.microsoft.com/office/word/2010/wordprocessingShape">
+                    <wps:wsp>
+                      <wps:cNvSpPr txBox="1"/>
+                      <wps:spPr>
+                        <a:xfrm>
+                          <a:off x="0" y="0"/>
+                          <a:ext cx="1642110" cy="635"/>
+                        </a:xfrm>
+                        <a:prstGeom prst="rect">
+                          <a:avLst/>
+                        </a:prstGeom>
+                        <a:solidFill>
+                          <a:prstClr val="white"/>
+                        </a:solidFill>
+                        <a:ln>
+                          <a:noFill/>
+                        </a:ln>
+                      </wps:spPr>
+                      <wps:txbx>
+                        <w:txbxContent>
+                          <w:p>
+                            <w:pPr>
+                              <w:pStyle w:val="Beskrivning"/>
+                            </w:pPr>
+                            <w:r>
+                              <w:t xml:space="preserve">Figur 6 </w:t>
+                            </w:r>
+                            <w:r>
+                              <w:t>–</w:t>
+                            </w:r>
+                            <w:r>
+                              <w:t xml:space="preserve"> </w:t>
+                            </w:r>
+                            <w:r>
+                              <w:t xml:space="preserve">HTML </w:t>
+                            </w:r>
+                            <w:proofErr w:type="spellStart"/>
+                            <w:r>
+                              <w:t>hero</w:t>
+                            </w:r>
+                            <w:proofErr w:type="spellEnd"/>
+                          </w:p>
+                        </w:txbxContent>
+                      </wps:txbx>
+                      <wps:bodyPr rot="0" spcFirstLastPara="0" vertOverflow="overflow" horzOverflow="overflow" vert="horz" wrap="square" lIns="0" tIns="0" rIns="0" bIns="0" numCol="1" spcCol="0" rtlCol="0" fromWordArt="0" anchor="t" anchorCtr="0" forceAA="0" compatLnSpc="1">
+                        <a:prstTxWarp prst="textNoShape">
+                          <a:avLst/>
+                        </a:prstTxWarp>
+                        <a:spAutoFit/>
+                      </wps:bodyPr>
+                    </wps:wsp>
+                  </a:graphicData>
+                </a:graphic>
+                <wp14:sizeRelH relativeFrom="margin">
+                  <wp14:pctWidth>0</wp14:pctWidth>
+                </wp14:sizeRelH>
+              </wp:anchor>
+            </w:drawing>
+          </mc:Choice>
+          <mc:Fallback>
+            <w:pict>
+              <v:shape w14:anchorId="4597EB79" id="_x0000_s1029" type="#_x0000_t202" style="position:absolute;left:0;text-align:left;margin-left:253.6pt;margin-top:41.6pt;width:129.3pt;height:.05pt;z-index:251671552;visibility:visible;mso-wrap-style:square;mso-width-percent:0;mso-wrap-distance-left:9pt;mso-wrap-distance-top:0;mso-wrap-distance-right:9pt;mso-wrap-distance-bottom:0;mso-position-horizontal:absolute;mso-position-horizontal-relative:margin;mso-position-vertical:absolute;mso-position-vertical-relative:text;mso-width-percent:0;mso-width-relative:margin;v-text-anchor:top" o:gfxdata="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" stroked="f">
+                <v:textbox style="mso-fit-shape-to-text:t" inset="0,0,0,0">
+                  <w:txbxContent>
+                    <w:p>
+                      <w:pPr>
+                        <w:pStyle w:val="Beskrivning"/>
+                      </w:pPr>
+                      <w:r>
+                        <w:t xml:space="preserve">Figur 6 </w:t>
+                      </w:r>
+                      <w:r>
+                        <w:t>–</w:t>
+                      </w:r>
+                      <w:r>
+                        <w:t xml:space="preserve"> </w:t>
+                      </w:r>
+                      <w:r>
+                        <w:t xml:space="preserve">HTML </w:t>
+                      </w:r>
+                      <w:proofErr w:type="spellStart"/>
+                      <w:r>
+                        <w:t>hero</w:t>
+                      </w:r>
+                      <w:proofErr w:type="spellEnd"/>
+                    </w:p>
+                  </w:txbxContent>
+                </v:textbox>
+                <w10:wrap type="square" anchorx="margin"/>
+              </v:shape>
+            </w:pict>
+          </mc:Fallback>
+        </mc:AlternateContent>
+      </w:r>
+      <w:r>
+        <w:rPr>
+          <w:i w:val="0"/>
+          <w:iCs w:val="0"/>
+        </w:rPr>
+        <w:drawing>
+          <wp:inline distT="0" distB="0" distL="0" distR="0" wp14:anchorId="74D6B607" wp14:editId="61A23C89">
+            <wp:extent cx="3041650" cy="865240"/>
+            <wp:effectExtent l="0" t="0" r="6350" b="0"/>
+            <wp:docPr id="661795523" name="Bildobjekt 1"/>
+            <wp:cNvGraphicFramePr>
+              <a:graphicFrameLocks xmlns:a="http://schemas.openxmlformats.org/drawingml/2006/main" noChangeAspect="1"/>
+            </wp:cNvGraphicFramePr>
+            <a:graphic xmlns:a="http://schemas.openxmlformats.org/drawingml/2006/main">
+              <a:graphicData uri="http://schemas.openxmlformats.org/drawingml/2006/picture">
+                <pic:pic xmlns:pic="http://schemas.openxmlformats.org/drawingml/2006/picture">
+                  <pic:nvPicPr>
+                    <pic:cNvPr id="661795523" name=""/>
+                    <pic:cNvPicPr/>
+                  </pic:nvPicPr>
+                  <pic:blipFill>
+                    <a:blip r:embed="rId19" cstate="print">
+                      <a:extLst>
+                        <a:ext uri="{28A0092B-C50C-407E-A947-70E740481C1C}">
+                          <a14:useLocalDpi xmlns:a14="http://schemas.microsoft.com/office/drawing/2010/main" val="0"/>
+                        </a:ext>
+                      </a:extLst>
+                    </a:blip>
+                    <a:stretch>
+                      <a:fillRect/>
+                    </a:stretch>
+                  </pic:blipFill>
+                  <pic:spPr>
+                    <a:xfrm>
+                      <a:off x="0" y="0"/>
+                      <a:ext cx="3062379" cy="871137"/>
+                    </a:xfrm>
+                    <a:prstGeom prst="rect">
+                      <a:avLst/>
+                    </a:prstGeom>
+                  </pic:spPr>
+                </pic:pic>
+              </a:graphicData>
+            </a:graphic>
+          </wp:inline>
+        </w:drawing>
+      </w:r>
+    </w:p>
+    <w:p>
+      <w:pPr>
+        <w:pStyle w:val="Beskrivning"/>
+        <w:rPr>
+          <w:i w:val="0"/>
+          <w:iCs w:val="0"/>
+        </w:rPr>
+      </w:pPr>
+      <w:r>
+        <w:rPr>
+          <w:noProof/>
+        </w:rPr>
+        <w:lastRenderedPageBreak/>
+        <mc:AlternateContent>
+          <mc:Choice Requires="wps">
+            <w:drawing>
+              <wp:anchor distT="0" distB="0" distL="114300" distR="114300" simplePos="0" relativeHeight="251673600" behindDoc="0" locked="0" layoutInCell="1" allowOverlap="1" wp14:anchorId="108853E9" wp14:editId="247FC8F5">
+                <wp:simplePos x="0" y="0"/>
+                <wp:positionH relativeFrom="margin">
+                  <wp:posOffset>3227070</wp:posOffset>
+                </wp:positionH>
+                <wp:positionV relativeFrom="paragraph">
+                  <wp:posOffset>1887220</wp:posOffset>
+                </wp:positionV>
+                <wp:extent cx="1358900" cy="635"/>
+                <wp:effectExtent l="0" t="0" r="0" b="0"/>
+                <wp:wrapSquare wrapText="bothSides"/>
+                <wp:docPr id="1020127198" name="Textruta 1"/>
+                <wp:cNvGraphicFramePr/>
+                <a:graphic xmlns:a="http://schemas.openxmlformats.org/drawingml/2006/main">
+                  <a:graphicData uri="http://schemas.microsoft.com/office/word/2010/wordprocessingShape">
+                    <wps:wsp>
+                      <wps:cNvSpPr txBox="1"/>
+                      <wps:spPr>
+                        <a:xfrm>
+                          <a:off x="0" y="0"/>
+                          <a:ext cx="1358900" cy="635"/>
+                        </a:xfrm>
+                        <a:prstGeom prst="rect">
+                          <a:avLst/>
+                        </a:prstGeom>
+                        <a:solidFill>
+                          <a:prstClr val="white"/>
+                        </a:solidFill>
+                        <a:ln>
+                          <a:noFill/>
+                        </a:ln>
+                      </wps:spPr>
+                      <wps:txbx>
+                        <w:txbxContent>
+                          <w:p>
+                            <w:pPr>
+                              <w:pStyle w:val="Beskrivning"/>
+                            </w:pPr>
+                            <w:r>
+                              <w:t xml:space="preserve">Figur 7 – CSS </w:t>
+                            </w:r>
+                            <w:proofErr w:type="spellStart"/>
+                            <w:r>
+                              <w:t>hero</w:t>
+                            </w:r>
+                            <w:proofErr w:type="spellEnd"/>
+                          </w:p>
+                        </w:txbxContent>
+                      </wps:txbx>
+                      <wps:bodyPr rot="0" spcFirstLastPara="0" vertOverflow="overflow" horzOverflow="overflow" vert="horz" wrap="square" lIns="0" tIns="0" rIns="0" bIns="0" numCol="1" spcCol="0" rtlCol="0" fromWordArt="0" anchor="t" anchorCtr="0" forceAA="0" compatLnSpc="1">
+                        <a:prstTxWarp prst="textNoShape">
+                          <a:avLst/>
+                        </a:prstTxWarp>
+                        <a:spAutoFit/>
+                      </wps:bodyPr>
+                    </wps:wsp>
+                  </a:graphicData>
+                </a:graphic>
+                <wp14:sizeRelH relativeFrom="margin">
+                  <wp14:pctWidth>0</wp14:pctWidth>
+                </wp14:sizeRelH>
+              </wp:anchor>
+            </w:drawing>
+          </mc:Choice>
+          <mc:Fallback>
+            <w:pict>
+              <v:shape w14:anchorId="108853E9" id="_x0000_s1030" type="#_x0000_t202" style="position:absolute;left:0;text-align:left;margin-left:254.1pt;margin-top:148.6pt;width:107pt;height:.05pt;z-index:251673600;visibility:visible;mso-wrap-style:square;mso-width-percent:0;mso-wrap-distance-left:9pt;mso-wrap-distance-top:0;mso-wrap-distance-right:9pt;mso-wrap-distance-bottom:0;mso-position-horizontal:absolute;mso-position-horizontal-relative:margin;mso-position-vertical:absolute;mso-position-vertical-relative:text;mso-width-percent:0;mso-width-relative:margin;v-text-anchor:top" o:gfxdata="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" stroked="f">
+                <v:textbox style="mso-fit-shape-to-text:t" inset="0,0,0,0">
+                  <w:txbxContent>
+                    <w:p>
+                      <w:pPr>
+                        <w:pStyle w:val="Beskrivning"/>
+                      </w:pPr>
+                      <w:r>
+                        <w:t xml:space="preserve">Figur 7 – CSS </w:t>
+                      </w:r>
+                      <w:proofErr w:type="spellStart"/>
+                      <w:r>
+                        <w:t>hero</w:t>
+                      </w:r>
+                      <w:proofErr w:type="spellEnd"/>
+                    </w:p>
+                  </w:txbxContent>
+                </v:textbox>
+                <w10:wrap type="square" anchorx="margin"/>
+              </v:shape>
+            </w:pict>
+          </mc:Fallback>
+        </mc:AlternateContent>
+      </w:r>
+      <w:r>
+        <w:rPr>
+          <w:noProof/>
+        </w:rPr>
+        <w:t xml:space="preserve"> </w:t>
+      </w:r>
+      <w:r>
+        <w:rPr>
+          <w:i w:val="0"/>
+          <w:iCs w:val="0"/>
+        </w:rPr>
+        <w:drawing>
+          <wp:inline distT="0" distB="0" distL="0" distR="0" wp14:anchorId="4934D481" wp14:editId="7A46DC44">
+            <wp:extent cx="3019905" cy="2247900"/>
+            <wp:effectExtent l="0" t="0" r="9525" b="0"/>
+            <wp:docPr id="336630028" name="Bildobjekt 1"/>
+            <wp:cNvGraphicFramePr>
+              <a:graphicFrameLocks xmlns:a="http://schemas.openxmlformats.org/drawingml/2006/main" noChangeAspect="1"/>
+            </wp:cNvGraphicFramePr>
+            <a:graphic xmlns:a="http://schemas.openxmlformats.org/drawingml/2006/main">
+              <a:graphicData uri="http://schemas.openxmlformats.org/drawingml/2006/picture">
+                <pic:pic xmlns:pic="http://schemas.openxmlformats.org/drawingml/2006/picture">
+                  <pic:nvPicPr>
+                    <pic:cNvPr id="336630028" name=""/>
+                    <pic:cNvPicPr/>
+                  </pic:nvPicPr>
+                  <pic:blipFill>
+                    <a:blip r:embed="rId20"/>
+                    <a:stretch>
+                      <a:fillRect/>
+                    </a:stretch>
+                  </pic:blipFill>
+                  <pic:spPr>
+                    <a:xfrm>
+                      <a:off x="0" y="0"/>
+                      <a:ext cx="3028859" cy="2254565"/>
+                    </a:xfrm>
+                    <a:prstGeom prst="rect">
+                      <a:avLst/>
+                    </a:prstGeom>
+                  </pic:spPr>
+                </pic:pic>
+              </a:graphicData>
+            </a:graphic>
+          </wp:inline>
+        </w:drawing>
+      </w:r>
+    </w:p>
+    <w:p>
+      <w:pPr>
+        <w:pStyle w:val="Beskrivning"/>
+        <w:rPr>
+          <w:i w:val="0"/>
+          <w:iCs w:val="0"/>
+        </w:rPr>
+      </w:pPr>
+    </w:p>
+    <w:p>
+      <w:pPr>
+        <w:pStyle w:val="Beskrivning"/>
+        <w:rPr>
+          <w:i w:val="0"/>
+          <w:iCs w:val="0"/>
+        </w:rPr>
+      </w:pPr>
+      <w:r>
+        <w:rPr>
+          <w:i w:val="0"/>
+          <w:iCs w:val="0"/>
+        </w:rPr>
+        <w:drawing>
+          <wp:anchor distT="0" distB="0" distL="114300" distR="114300" simplePos="0" relativeHeight="251677696" behindDoc="0" locked="0" layoutInCell="1" allowOverlap="1" wp14:anchorId="4D292562" wp14:editId="2A7A874B">
+            <wp:simplePos x="0" y="0"/>
+            <wp:positionH relativeFrom="margin">
+              <wp:posOffset>1872615</wp:posOffset>
+            </wp:positionH>
+            <wp:positionV relativeFrom="paragraph">
+              <wp:posOffset>3264535</wp:posOffset>
+            </wp:positionV>
+            <wp:extent cx="3036319" cy="1123950"/>
+            <wp:effectExtent l="0" t="0" r="0" b="0"/>
+            <wp:wrapSquare wrapText="bothSides"/>
+            <wp:docPr id="270342551" name="Bildobjekt 1"/>
+            <wp:cNvGraphicFramePr>
+              <a:graphicFrameLocks xmlns:a="http://schemas.openxmlformats.org/drawingml/2006/main" noChangeAspect="1"/>
+            </wp:cNvGraphicFramePr>
+            <a:graphic xmlns:a="http://schemas.openxmlformats.org/drawingml/2006/main">
+              <a:graphicData uri="http://schemas.openxmlformats.org/drawingml/2006/picture">
+                <pic:pic xmlns:pic="http://schemas.openxmlformats.org/drawingml/2006/picture">
+                  <pic:nvPicPr>
+                    <pic:cNvPr id="270342551" name=""/>
+                    <pic:cNvPicPr/>
+                  </pic:nvPicPr>
+                  <pic:blipFill>
+                    <a:blip r:embed="rId21" cstate="print">
+                      <a:extLst>
+                        <a:ext uri="{28A0092B-C50C-407E-A947-70E740481C1C}">
+                          <a14:useLocalDpi xmlns:a14="http://schemas.microsoft.com/office/drawing/2010/main" val="0"/>
+                        </a:ext>
+                      </a:extLst>
+                    </a:blip>
+                    <a:stretch>
+                      <a:fillRect/>
+                    </a:stretch>
+                  </pic:blipFill>
+                  <pic:spPr>
+                    <a:xfrm>
+                      <a:off x="0" y="0"/>
+                      <a:ext cx="3036319" cy="1123950"/>
+                    </a:xfrm>
+                    <a:prstGeom prst="rect">
+                      <a:avLst/>
+                    </a:prstGeom>
+                  </pic:spPr>
+                </pic:pic>
+              </a:graphicData>
+            </a:graphic>
+            <wp14:sizeRelH relativeFrom="page">
+              <wp14:pctWidth>0</wp14:pctWidth>
+            </wp14:sizeRelH>
+            <wp14:sizeRelV relativeFrom="page">
+              <wp14:pctHeight>0</wp14:pctHeight>
+            </wp14:sizeRelV>
+          </wp:anchor>
+        </w:drawing>
+      </w:r>
+      <w:r>
+        <w:rPr>
+          <w:i w:val="0"/>
+          <w:iCs w:val="0"/>
+        </w:rPr>
+        <w:drawing>
+          <wp:anchor distT="0" distB="0" distL="114300" distR="114300" simplePos="0" relativeHeight="251676672" behindDoc="0" locked="0" layoutInCell="1" allowOverlap="1" wp14:anchorId="2ED530C4" wp14:editId="6A980270">
+            <wp:simplePos x="0" y="0"/>
+            <wp:positionH relativeFrom="margin">
+              <wp:posOffset>0</wp:posOffset>
+            </wp:positionH>
+            <wp:positionV relativeFrom="paragraph">
+              <wp:posOffset>2038985</wp:posOffset>
+            </wp:positionV>
+            <wp:extent cx="1797592" cy="2355850"/>
+            <wp:effectExtent l="0" t="0" r="0" b="6350"/>
+            <wp:wrapSquare wrapText="bothSides"/>
+            <wp:docPr id="723668489" name="Bildobjekt 1"/>
+            <wp:cNvGraphicFramePr>
+              <a:graphicFrameLocks xmlns:a="http://schemas.openxmlformats.org/drawingml/2006/main" noChangeAspect="1"/>
+            </wp:cNvGraphicFramePr>
+            <a:graphic xmlns:a="http://schemas.openxmlformats.org/drawingml/2006/main">
+              <a:graphicData uri="http://schemas.openxmlformats.org/drawingml/2006/picture">
+                <pic:pic xmlns:pic="http://schemas.openxmlformats.org/drawingml/2006/picture">
+                  <pic:nvPicPr>
+                    <pic:cNvPr id="723668489" name=""/>
+                    <pic:cNvPicPr/>
+                  </pic:nvPicPr>
+                  <pic:blipFill>
+                    <a:blip r:embed="rId22" cstate="print">
+                      <a:extLst>
+                        <a:ext uri="{28A0092B-C50C-407E-A947-70E740481C1C}">
+                          <a14:useLocalDpi xmlns:a14="http://schemas.microsoft.com/office/drawing/2010/main" val="0"/>
+                        </a:ext>
+                      </a:extLst>
+                    </a:blip>
+                    <a:stretch>
+                      <a:fillRect/>
+                    </a:stretch>
+                  </pic:blipFill>
+                  <pic:spPr>
+                    <a:xfrm>
+                      <a:off x="0" y="0"/>
+                      <a:ext cx="1797592" cy="2355850"/>
+                    </a:xfrm>
+                    <a:prstGeom prst="rect">
+                      <a:avLst/>
+                    </a:prstGeom>
+                  </pic:spPr>
+                </pic:pic>
+              </a:graphicData>
+            </a:graphic>
+            <wp14:sizeRelH relativeFrom="page">
+              <wp14:pctWidth>0</wp14:pctWidth>
+            </wp14:sizeRelH>
+            <wp14:sizeRelV relativeFrom="page">
+              <wp14:pctHeight>0</wp14:pctHeight>
+            </wp14:sizeRelV>
+          </wp:anchor>
+        </w:drawing>
+      </w:r>
+      <w:r>
+        <w:rPr>
+          <w:i w:val="0"/>
+          <w:iCs w:val="0"/>
+        </w:rPr>
+        <w:drawing>
+          <wp:anchor distT="0" distB="0" distL="114300" distR="114300" simplePos="0" relativeHeight="251675648" behindDoc="0" locked="0" layoutInCell="1" allowOverlap="1" wp14:anchorId="3EF4331A" wp14:editId="65759312">
+            <wp:simplePos x="0" y="0"/>
+            <wp:positionH relativeFrom="column">
+              <wp:posOffset>1874520</wp:posOffset>
+            </wp:positionH>
+            <wp:positionV relativeFrom="paragraph">
+              <wp:posOffset>2038985</wp:posOffset>
+            </wp:positionV>
+            <wp:extent cx="3042173" cy="1225550"/>
+            <wp:effectExtent l="0" t="0" r="6350" b="0"/>
+            <wp:wrapSquare wrapText="bothSides"/>
+            <wp:docPr id="1898436384" name="Bildobjekt 1"/>
+            <wp:cNvGraphicFramePr>
+              <a:graphicFrameLocks xmlns:a="http://schemas.openxmlformats.org/drawingml/2006/main" noChangeAspect="1"/>
+            </wp:cNvGraphicFramePr>
+            <a:graphic xmlns:a="http://schemas.openxmlformats.org/drawingml/2006/main">
+              <a:graphicData uri="http://schemas.openxmlformats.org/drawingml/2006/picture">
+                <pic:pic xmlns:pic="http://schemas.openxmlformats.org/drawingml/2006/picture">
+                  <pic:nvPicPr>
+                    <pic:cNvPr id="1898436384" name=""/>
+                    <pic:cNvPicPr/>
+                  </pic:nvPicPr>
+                  <pic:blipFill>
+                    <a:blip r:embed="rId23" cstate="print">
+                      <a:extLst>
+                        <a:ext uri="{28A0092B-C50C-407E-A947-70E740481C1C}">
+                          <a14:useLocalDpi xmlns:a14="http://schemas.microsoft.com/office/drawing/2010/main" val="0"/>
+                        </a:ext>
+                      </a:extLst>
+                    </a:blip>
+                    <a:stretch>
+                      <a:fillRect/>
+                    </a:stretch>
+                  </pic:blipFill>
+                  <pic:spPr>
+                    <a:xfrm>
+                      <a:off x="0" y="0"/>
+                      <a:ext cx="3042173" cy="1225550"/>
+                    </a:xfrm>
+                    <a:prstGeom prst="rect">
+                      <a:avLst/>
+                    </a:prstGeom>
+                  </pic:spPr>
+                </pic:pic>
+              </a:graphicData>
+            </a:graphic>
+            <wp14:sizeRelH relativeFrom="page">
+              <wp14:pctWidth>0</wp14:pctWidth>
+            </wp14:sizeRelH>
+            <wp14:sizeRelV relativeFrom="page">
+              <wp14:pctHeight>0</wp14:pctHeight>
+            </wp14:sizeRelV>
+          </wp:anchor>
+        </w:drawing>
+      </w:r>
+      <w:r>
+        <w:rPr>
+          <w:i w:val="0"/>
+          <w:iCs w:val="0"/>
+        </w:rPr>
+        <w:t xml:space="preserve">Sektionen sortiment på startsidan ligger också på en genomskinlig bakgrund så det löste jag lika som på </w:t>
+      </w:r>
+      <w:proofErr w:type="spellStart"/>
+      <w:r>
+        <w:rPr>
+          <w:i w:val="0"/>
+          <w:iCs w:val="0"/>
+        </w:rPr>
+        <w:t>hero</w:t>
+      </w:r>
+      <w:proofErr w:type="spellEnd"/>
+      <w:r>
+        <w:rPr>
+          <w:i w:val="0"/>
+          <w:iCs w:val="0"/>
+        </w:rPr>
+        <w:t xml:space="preserve">-sektionen. Sedan ville jag att sortiment-sektionen skulle ändra utseende två gånger när skärmen blev större. Det löste jag genom att lägga två tomma element, ett före och ett efter. Med en media </w:t>
+      </w:r>
+      <w:proofErr w:type="spellStart"/>
+      <w:r>
+        <w:rPr>
+          <w:i w:val="0"/>
+          <w:iCs w:val="0"/>
+        </w:rPr>
+        <w:t>query</w:t>
+      </w:r>
+      <w:proofErr w:type="spellEnd"/>
+      <w:r>
+        <w:rPr>
+          <w:i w:val="0"/>
+          <w:iCs w:val="0"/>
+        </w:rPr>
+        <w:t xml:space="preserve"> på minsta skärmstorlek 750 </w:t>
+      </w:r>
+      <w:proofErr w:type="spellStart"/>
+      <w:r>
+        <w:rPr>
+          <w:i w:val="0"/>
+          <w:iCs w:val="0"/>
+        </w:rPr>
+        <w:t>px</w:t>
+      </w:r>
+      <w:proofErr w:type="spellEnd"/>
+      <w:r>
+        <w:rPr>
+          <w:i w:val="0"/>
+          <w:iCs w:val="0"/>
+        </w:rPr>
+        <w:t xml:space="preserve">, lade jag till innehåll i det första tomma elementet och med </w:t>
+      </w:r>
+      <w:proofErr w:type="spellStart"/>
+      <w:r>
+        <w:rPr>
+          <w:i w:val="0"/>
+          <w:iCs w:val="0"/>
+        </w:rPr>
+        <w:t>f</w:t>
+      </w:r>
+      <w:r>
+        <w:rPr>
+          <w:i w:val="0"/>
+          <w:iCs w:val="0"/>
+        </w:rPr>
+        <w:t>lexbox</w:t>
+      </w:r>
+      <w:proofErr w:type="spellEnd"/>
+      <w:r>
+        <w:rPr>
+          <w:i w:val="0"/>
+          <w:iCs w:val="0"/>
+        </w:rPr>
+        <w:t xml:space="preserve"> gjorde detta att jag fick två element bredvid varandra. Sortiment-sektionen till höger och en bild till vänster. Sedan lade jag till en till media </w:t>
+      </w:r>
+      <w:proofErr w:type="spellStart"/>
+      <w:r>
+        <w:rPr>
+          <w:i w:val="0"/>
+          <w:iCs w:val="0"/>
+        </w:rPr>
+        <w:t>query</w:t>
+      </w:r>
+      <w:proofErr w:type="spellEnd"/>
+      <w:r>
+        <w:rPr>
+          <w:i w:val="0"/>
+          <w:iCs w:val="0"/>
+        </w:rPr>
+        <w:t xml:space="preserve"> vid minsta skärmstorlek 1000 </w:t>
+      </w:r>
+      <w:proofErr w:type="spellStart"/>
+      <w:r>
+        <w:rPr>
+          <w:i w:val="0"/>
+          <w:iCs w:val="0"/>
+        </w:rPr>
+        <w:t>px</w:t>
+      </w:r>
+      <w:proofErr w:type="spellEnd"/>
+      <w:r>
+        <w:rPr>
+          <w:i w:val="0"/>
+          <w:iCs w:val="0"/>
+        </w:rPr>
+        <w:t xml:space="preserve"> och där läggs också innehåll i det andra tomma elementet till och resultatet blev tre element bredvid varandra. Sortiment-sektionen i mitten och en bild på varje sida. </w:t>
+      </w:r>
+    </w:p>
+    <w:p>
+      <w:pPr>
+        <w:pStyle w:val="Beskrivning"/>
+        <w:rPr>
+          <w:i w:val="0"/>
+          <w:iCs w:val="0"/>
+        </w:rPr>
+      </w:pPr>
+    </w:p>
+    <w:p>
+      <w:pPr>
+        <w:pStyle w:val="Beskrivning"/>
+        <w:rPr>
+          <w:i w:val="0"/>
+          <w:iCs w:val="0"/>
+        </w:rPr>
+      </w:pPr>
+      <w:r>
+        <w:rPr>
+          <w:i w:val="0"/>
+          <w:iCs w:val="0"/>
+        </w:rPr>
+        <w:t xml:space="preserve">Sidfoten är också den positionerad med </w:t>
+      </w:r>
+      <w:proofErr w:type="spellStart"/>
+      <w:r>
+        <w:rPr>
+          <w:i w:val="0"/>
+          <w:iCs w:val="0"/>
+        </w:rPr>
+        <w:t>flexbox</w:t>
+      </w:r>
+      <w:proofErr w:type="spellEnd"/>
+      <w:r>
+        <w:rPr>
+          <w:i w:val="0"/>
+          <w:iCs w:val="0"/>
+        </w:rPr>
+        <w:t xml:space="preserve"> eftersom jag vill rada upp elementen horisontellt.</w:t>
+      </w:r>
+    </w:p>
+    <w:p>
+      <w:pPr>
+        <w:pStyle w:val="Beskrivning"/>
+        <w:rPr>
+          <w:i w:val="0"/>
+          <w:iCs w:val="0"/>
+        </w:rPr>
+      </w:pPr>
+      <w:r>
+        <w:rPr>
+          <w:noProof/>
+        </w:rPr>
+        <w:lastRenderedPageBreak/>
+        <mc:AlternateContent>
+          <mc:Choice Requires="wps">
+            <w:drawing>
+              <wp:anchor distT="0" distB="0" distL="114300" distR="114300" simplePos="0" relativeHeight="251680768" behindDoc="0" locked="0" layoutInCell="1" allowOverlap="1" wp14:anchorId="75D06CE4" wp14:editId="21839DFD">
+                <wp:simplePos x="0" y="0"/>
+                <wp:positionH relativeFrom="column">
+                  <wp:posOffset>3011170</wp:posOffset>
+                </wp:positionH>
+                <wp:positionV relativeFrom="paragraph">
+                  <wp:posOffset>1785620</wp:posOffset>
+                </wp:positionV>
+                <wp:extent cx="1825625" cy="635"/>
+                <wp:effectExtent l="0" t="0" r="0" b="0"/>
+                <wp:wrapSquare wrapText="bothSides"/>
+                <wp:docPr id="392538705" name="Textruta 1"/>
+                <wp:cNvGraphicFramePr/>
+                <a:graphic xmlns:a="http://schemas.openxmlformats.org/drawingml/2006/main">
+                  <a:graphicData uri="http://schemas.microsoft.com/office/word/2010/wordprocessingShape">
+                    <wps:wsp>
+                      <wps:cNvSpPr txBox="1"/>
+                      <wps:spPr>
+                        <a:xfrm>
+                          <a:off x="0" y="0"/>
+                          <a:ext cx="1825625" cy="635"/>
+                        </a:xfrm>
+                        <a:prstGeom prst="rect">
+                          <a:avLst/>
+                        </a:prstGeom>
+                        <a:solidFill>
+                          <a:prstClr val="white"/>
+                        </a:solidFill>
+                        <a:ln>
+                          <a:noFill/>
+                        </a:ln>
+                      </wps:spPr>
+                      <wps:txbx>
+                        <w:txbxContent>
+                          <w:p>
+                            <w:pPr>
+                              <w:pStyle w:val="Beskrivning"/>
+                            </w:pPr>
+                            <w:r>
+                              <w:t>Figur 11</w:t>
+                            </w:r>
+                          </w:p>
+                        </w:txbxContent>
+                      </wps:txbx>
+                      <wps:bodyPr rot="0" spcFirstLastPara="0" vertOverflow="overflow" horzOverflow="overflow" vert="horz" wrap="square" lIns="0" tIns="0" rIns="0" bIns="0" numCol="1" spcCol="0" rtlCol="0" fromWordArt="0" anchor="t" anchorCtr="0" forceAA="0" compatLnSpc="1">
+                        <a:prstTxWarp prst="textNoShape">
+                          <a:avLst/>
+                        </a:prstTxWarp>
+                        <a:spAutoFit/>
+                      </wps:bodyPr>
+                    </wps:wsp>
+                  </a:graphicData>
+                </a:graphic>
+              </wp:anchor>
+            </w:drawing>
+          </mc:Choice>
+          <mc:Fallback>
+            <w:pict>
+              <v:shape w14:anchorId="75D06CE4" id="_x0000_s1031" type="#_x0000_t202" style="position:absolute;left:0;text-align:left;margin-left:237.1pt;margin-top:140.6pt;width:143.75pt;height:.05pt;z-index:251680768;visibility:visible;mso-wrap-style:square;mso-wrap-distance-left:9pt;mso-wrap-distance-top:0;mso-wrap-distance-right:9pt;mso-wrap-distance-bottom:0;mso-position-horizontal:absolute;mso-position-horizontal-relative:text;mso-position-vertical:absolute;mso-position-vertical-relative:text;v-text-anchor:top" o:gfxdata="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" stroked="f">
+                <v:textbox style="mso-fit-shape-to-text:t" inset="0,0,0,0">
+                  <w:txbxContent>
+                    <w:p>
+                      <w:pPr>
+                        <w:pStyle w:val="Beskrivning"/>
+                      </w:pPr>
+                      <w:r>
+                        <w:t>Figur 11</w:t>
+                      </w:r>
+                    </w:p>
+                  </w:txbxContent>
+                </v:textbox>
+                <w10:wrap type="square"/>
+              </v:shape>
+            </w:pict>
+          </mc:Fallback>
+        </mc:AlternateContent>
+      </w:r>
+      <w:r>
+        <w:rPr>
+          <w:i w:val="0"/>
+          <w:iCs w:val="0"/>
+        </w:rPr>
+        <w:drawing>
+          <wp:anchor distT="0" distB="0" distL="114300" distR="114300" simplePos="0" relativeHeight="251678720" behindDoc="0" locked="0" layoutInCell="1" allowOverlap="1" wp14:anchorId="16C32F47" wp14:editId="05FF9DE3">
+            <wp:simplePos x="0" y="0"/>
+            <wp:positionH relativeFrom="margin">
+              <wp:posOffset>3011391</wp:posOffset>
+            </wp:positionH>
+            <wp:positionV relativeFrom="paragraph">
+              <wp:posOffset>138</wp:posOffset>
+            </wp:positionV>
+            <wp:extent cx="1825625" cy="1728470"/>
+            <wp:effectExtent l="0" t="0" r="3175" b="5080"/>
+            <wp:wrapSquare wrapText="bothSides"/>
+            <wp:docPr id="1786514529" name="Bildobjekt 1"/>
+            <wp:cNvGraphicFramePr>
+              <a:graphicFrameLocks xmlns:a="http://schemas.openxmlformats.org/drawingml/2006/main" noChangeAspect="1"/>
+            </wp:cNvGraphicFramePr>
+            <a:graphic xmlns:a="http://schemas.openxmlformats.org/drawingml/2006/main">
+              <a:graphicData uri="http://schemas.openxmlformats.org/drawingml/2006/picture">
+                <pic:pic xmlns:pic="http://schemas.openxmlformats.org/drawingml/2006/picture">
+                  <pic:nvPicPr>
+                    <pic:cNvPr id="1786514529" name=""/>
+                    <pic:cNvPicPr/>
+                  </pic:nvPicPr>
+                  <pic:blipFill>
+                    <a:blip r:embed="rId24">
+                      <a:extLst>
+                        <a:ext uri="{28A0092B-C50C-407E-A947-70E740481C1C}">
+                          <a14:useLocalDpi xmlns:a14="http://schemas.microsoft.com/office/drawing/2010/main" val="0"/>
+                        </a:ext>
+                      </a:extLst>
+                    </a:blip>
+                    <a:stretch>
+                      <a:fillRect/>
+                    </a:stretch>
+                  </pic:blipFill>
+                  <pic:spPr>
+                    <a:xfrm>
+                      <a:off x="0" y="0"/>
+                      <a:ext cx="1825625" cy="1728470"/>
+                    </a:xfrm>
+                    <a:prstGeom prst="rect">
+                      <a:avLst/>
+                    </a:prstGeom>
+                  </pic:spPr>
+                </pic:pic>
+              </a:graphicData>
+            </a:graphic>
+            <wp14:sizeRelH relativeFrom="page">
+              <wp14:pctWidth>0</wp14:pctWidth>
+            </wp14:sizeRelH>
+            <wp14:sizeRelV relativeFrom="page">
+              <wp14:pctHeight>0</wp14:pctHeight>
+            </wp14:sizeRelV>
+          </wp:anchor>
+        </w:drawing>
+      </w:r>
+      <w:r>
+        <w:rPr>
+          <w:i w:val="0"/>
+          <w:iCs w:val="0"/>
+        </w:rPr>
+        <w:t xml:space="preserve">På sidan ”Om oss” </w:t>
+      </w:r>
+      <w:r>
+        <w:rPr>
+          <w:i w:val="0"/>
+          <w:iCs w:val="0"/>
+        </w:rPr>
+        <w:t>valde jag att använda CSS Grid för att placera text och bild i både rader och kolumner. Först i mobilstorlek ligger elementen i en kolumn</w:t>
+      </w:r>
+      <w:r>
+        <w:rPr>
+          <w:i w:val="0"/>
+          <w:iCs w:val="0"/>
+        </w:rPr>
+        <w:t>:</w:t>
+      </w:r>
+      <w:r>
+        <w:rPr>
+          <w:i w:val="0"/>
+          <w:iCs w:val="0"/>
+        </w:rPr>
+        <w:t xml:space="preserve"> bild 1, text 1, bild 2 och text 2. Sedan använder jag media </w:t>
+      </w:r>
+      <w:proofErr w:type="spellStart"/>
+      <w:r>
+        <w:rPr>
+          <w:i w:val="0"/>
+          <w:iCs w:val="0"/>
+        </w:rPr>
+        <w:t>query</w:t>
+      </w:r>
+      <w:proofErr w:type="spellEnd"/>
+      <w:r>
+        <w:rPr>
+          <w:i w:val="0"/>
+          <w:iCs w:val="0"/>
+        </w:rPr>
+        <w:t xml:space="preserve"> för att ändra till två kolumner vid större skärmbredd. Men jag positionerar också elementen efter </w:t>
+      </w:r>
+      <w:proofErr w:type="spellStart"/>
+      <w:r>
+        <w:rPr>
+          <w:i w:val="0"/>
+          <w:iCs w:val="0"/>
+        </w:rPr>
+        <w:t>grid</w:t>
+      </w:r>
+      <w:proofErr w:type="spellEnd"/>
+      <w:r>
+        <w:rPr>
+          <w:i w:val="0"/>
+          <w:iCs w:val="0"/>
+        </w:rPr>
+        <w:t>-</w:t>
+      </w:r>
+      <w:r>
+        <w:rPr>
+          <w:i w:val="0"/>
+          <w:iCs w:val="0"/>
+        </w:rPr>
+        <w:t>linjer</w:t>
+      </w:r>
+      <w:r>
+        <w:rPr>
+          <w:i w:val="0"/>
+          <w:iCs w:val="0"/>
+        </w:rPr>
+        <w:t>na för att flytta bild två till höger och text två till vänster.</w:t>
+      </w:r>
+    </w:p>
+    <w:p>
+      <w:pPr>
+        <w:pStyle w:val="Beskrivning"/>
+        <w:rPr>
+          <w:i w:val="0"/>
+          <w:iCs w:val="0"/>
+        </w:rPr>
+      </w:pPr>
+    </w:p>
+    <w:p>
+      <w:pPr>
+        <w:pStyle w:val="Beskrivning"/>
+        <w:rPr>
+          <w:i w:val="0"/>
+          <w:iCs w:val="0"/>
+        </w:rPr>
+      </w:pPr>
+      <w:r>
+        <w:rPr>
+          <w:i w:val="0"/>
+          <w:iCs w:val="0"/>
+        </w:rPr>
+        <w:t>https://developer.mozilla.org/en-US/docs/Web/CSS/Guides/Grid_layout/Basic_concepts</w:t>
+      </w:r>
+    </w:p>
+    <w:p>
+      <w:pPr>
+        <w:pStyle w:val="Beskrivning"/>
+        <w:jc w:val="left"/>
+        <w:rPr>
+          <w:i w:val="0"/>
+          <w:iCs w:val="0"/>
+        </w:rPr>
+      </w:pPr>
+    </w:p>
+    <w:p>
+      <w:pPr>
+        <w:pStyle w:val="Beskrivning"/>
+        <w:jc w:val="left"/>
+        <w:rPr>
+          <w:i w:val="0"/>
+          <w:iCs w:val="0"/>
+        </w:rPr>
       </w:pPr>
     </w:p>
     <w:p>
@@ -4045,7 +6118,7 @@
         </w:rPr>
         <w:t xml:space="preserve">, Vancouver Style” </w:t>
       </w:r>
-      <w:hyperlink r:id="rId13" w:history="1">
+      <w:hyperlink r:id="rId25" w:history="1">
         <w:r>
           <w:rPr>
             <w:lang w:val="en-GB"/>
@@ -4374,8 +6447,8 @@
       </w:pPr>
     </w:p>
     <w:sectPr>
-      <w:headerReference w:type="default" r:id="rId14"/>
-      <w:footerReference w:type="default" r:id="rId15"/>
+      <w:headerReference w:type="default" r:id="rId26"/>
+      <w:footerReference w:type="default" r:id="rId27"/>
       <w:pgSz w:w="11906" w:h="16838"/>
       <w:pgMar w:top="1700" w:right="2098" w:bottom="1326" w:left="2098" w:header="1134" w:footer="760" w:gutter="0"/>
       <w:pgNumType w:start="1"/>
@@ -4602,8 +6675,18 @@
       <w:t>-</w:t>
     </w:r>
     <w:r>
-      <w:t>14</w:t>
+      <w:t>28</w:t>
     </w:r>
+  </w:p>
+  <w:p>
+    <w:pPr>
+      <w:pStyle w:val="Sidhuvud"/>
+      <w:tabs>
+        <w:tab w:val="clear" w:pos="4819"/>
+        <w:tab w:val="clear" w:pos="9638"/>
+        <w:tab w:val="right" w:pos="7695"/>
+      </w:tabs>
+    </w:pPr>
   </w:p>
 </w:hdr>
 </file>
@@ -4637,8 +6720,33 @@
     </w:r>
     <w:r>
       <w:tab/>
-      <w:t>2010-07-05</w:t>
+      <w:t>20</w:t>
     </w:r>
+    <w:r>
+      <w:t>26</w:t>
+    </w:r>
+    <w:r>
+      <w:t>-</w:t>
+    </w:r>
+    <w:r>
+      <w:t>10</w:t>
+    </w:r>
+    <w:r>
+      <w:t>-</w:t>
+    </w:r>
+    <w:r>
+      <w:t>28</w:t>
+    </w:r>
+  </w:p>
+  <w:p>
+    <w:pPr>
+      <w:pStyle w:val="Sidhuvud"/>
+      <w:tabs>
+        <w:tab w:val="clear" w:pos="4819"/>
+        <w:tab w:val="clear" w:pos="9638"/>
+        <w:tab w:val="right" w:pos="7725"/>
+      </w:tabs>
+    </w:pPr>
   </w:p>
 </w:hdr>
 </file>
@@ -5772,6 +7880,29 @@
       </w:numPr>
     </w:pPr>
   </w:style>
+  <w:style w:type="character" w:styleId="Hyperlnk">
+    <w:name w:val="Hyperlink"/>
+    <w:basedOn w:val="Standardstycketeckensnitt"/>
+    <w:uiPriority w:val="99"/>
+    <w:unhideWhenUsed/>
+    <w:rsid w:val="007B6800"/>
+    <w:rPr>
+      <w:color w:val="0563C1" w:themeColor="hyperlink"/>
+      <w:u w:val="single"/>
+    </w:rPr>
+  </w:style>
+  <w:style w:type="character" w:styleId="Olstomnmnande">
+    <w:name w:val="Unresolved Mention"/>
+    <w:basedOn w:val="Standardstycketeckensnitt"/>
+    <w:uiPriority w:val="99"/>
+    <w:semiHidden/>
+    <w:unhideWhenUsed/>
+    <w:rsid w:val="007B6800"/>
+    <w:rPr>
+      <w:color w:val="605E5C"/>
+      <w:shd w:val="clear" w:color="auto" w:fill="E1DFDD"/>
+    </w:rPr>
+  </w:style>
 </w:styles>
 </file>
 
@@ -6068,4 +8199,16 @@
     </a:ext>
   </a:extLst>
 </a:theme>
+</file>
+
+<file path=customXml/item1.xml><?xml version="1.0" encoding="utf-8"?>
+<b:Sources xmlns:b="http://schemas.openxmlformats.org/officeDocument/2006/bibliography" xmlns="http://schemas.openxmlformats.org/officeDocument/2006/bibliography" SelectedStyle="\APASixthEditionOfficeOnline.xsl" StyleName="APA" Version="6"/>
+</file>
+
+<file path=customXml/itemProps1.xml><?xml version="1.0" encoding="utf-8"?>
+<ds:datastoreItem xmlns:ds="http://schemas.openxmlformats.org/officeDocument/2006/customXml" ds:itemID="{17BFCDC7-AA49-4FD5-96EF-B3DDACDFA510}">
+  <ds:schemaRefs>
+    <ds:schemaRef ds:uri="http://schemas.openxmlformats.org/officeDocument/2006/bibliography"/>
+  </ds:schemaRefs>
+</ds:datastoreItem>
 </file>
--- a/Rapport.docx
+++ b/Rapport.docx
@@ -678,18 +678,8 @@
           <w:sz w:val="22"/>
           <w:szCs w:val="22"/>
         </w:rPr>
-        <w:t xml:space="preserve"> Webbutveckling, 120 </w:t>
-      </w:r>
-      <w:proofErr w:type="spellStart"/>
-      <w:r>
-        <w:rPr>
-          <w:rFonts w:ascii="FreeSans" w:hAnsi="FreeSans" w:cs="Arial"/>
-          <w:sz w:val="22"/>
-          <w:szCs w:val="22"/>
-        </w:rPr>
-        <w:t>hp</w:t>
-      </w:r>
-      <w:proofErr w:type="spellEnd"/>
+        <w:t xml:space="preserve"> Webbutveckling, 120 hp</w:t>
+      </w:r>
       <w:r>
         <w:rPr>
           <w:rFonts w:ascii="FreeSans" w:hAnsi="FreeSans" w:cs="Arial"/>
@@ -776,23 +766,7 @@
         <w:outlineLvl w:val="0"/>
       </w:pPr>
       <w:r>
-        <w:t>Sammanfattningen fungerar som en beskrivning av rapportens innehåll. Den ska underlätta en snabb genomgång av dokumentet och därför utgöra ett koncentrat av rapporten i sin helhet, det vill säga rymma allt från syfte och metod till resultat och slutsats. Exempel: ”Målet med denna undersökning har varit att besvara frågan</w:t>
-      </w:r>
-      <w:proofErr w:type="gramStart"/>
-      <w:r>
-        <w:t>… .</w:t>
-      </w:r>
-      <w:proofErr w:type="gramEnd"/>
-      <w:r>
-        <w:t xml:space="preserve"> Undersökningen har genomförts med hjälp av…. Undersökningen har visat att…”. Nämn inget stoff som inte behandlas i rapporten. Sammanfattning skrivs i ett stycke. </w:t>
-      </w:r>
-      <w:proofErr w:type="gramStart"/>
-      <w:r>
-        <w:t>200-250</w:t>
-      </w:r>
-      <w:proofErr w:type="gramEnd"/>
-      <w:r>
-        <w:t xml:space="preserve"> ord är en rekommendation. Hänvisningar till rapportens text, källor eller bilagor är inte tillåtet, utan sammanfattningen ska ”stå på egna ben”. Undvik såväl formler och matematiska symboler som kursiv och fet stil. Sammanfattningen kan avslutas med en uppräkning av nyckelord, som kan underlätta sökande efter rapporten i biblioteksdatabaser. Exempel:</w:t>
+        <w:t>Sammanfattningen fungerar som en beskrivning av rapportens innehåll. Den ska underlätta en snabb genomgång av dokumentet och därför utgöra ett koncentrat av rapporten i sin helhet, det vill säga rymma allt från syfte och metod till resultat och slutsats. Exempel: ”Målet med denna undersökning har varit att besvara frågan… . Undersökningen har genomförts med hjälp av…. Undersökningen har visat att…”. Nämn inget stoff som inte behandlas i rapporten. Sammanfattning skrivs i ett stycke. 200-250 ord är en rekommendation. Hänvisningar till rapportens text, källor eller bilagor är inte tillåtet, utan sammanfattningen ska ”stå på egna ben”. Undvik såväl formler och matematiska symboler som kursiv och fet stil. Sammanfattningen kan avslutas med en uppräkning av nyckelord, som kan underlätta sökande efter rapporten i biblioteksdatabaser. Exempel:</w:t>
       </w:r>
     </w:p>
     <w:p>
@@ -808,15 +782,7 @@
         <w:t>Nyckelord:</w:t>
       </w:r>
       <w:r>
-        <w:t xml:space="preserve"> Människa-dator-interaktion, XML, </w:t>
-      </w:r>
-      <w:proofErr w:type="gramStart"/>
-      <w:r>
-        <w:t>Linux ,</w:t>
-      </w:r>
-      <w:proofErr w:type="gramEnd"/>
-      <w:r>
-        <w:t xml:space="preserve"> Java.</w:t>
+        <w:t xml:space="preserve"> Människa-dator-interaktion, XML, Linux , Java.</w:t>
       </w:r>
     </w:p>
     <w:p>
@@ -1446,13 +1412,8 @@
               <w:pStyle w:val="Textbody"/>
               <w:jc w:val="left"/>
             </w:pPr>
-            <w:proofErr w:type="spellStart"/>
             <w:r>
-              <w:t>Acknowledge</w:t>
-            </w:r>
-            <w:proofErr w:type="spellEnd"/>
-            <w:r>
-              <w:t>. Kvittering av korrekt överfört meddelande.</w:t>
+              <w:t>Acknowledge. Kvittering av korrekt överfört meddelande.</w:t>
             </w:r>
           </w:p>
         </w:tc>
@@ -1493,29 +1454,8 @@
               <w:pStyle w:val="TableContents"/>
               <w:jc w:val="left"/>
             </w:pPr>
-            <w:proofErr w:type="spellStart"/>
             <w:r>
-              <w:t>Additive</w:t>
-            </w:r>
-            <w:proofErr w:type="spellEnd"/>
-            <w:r>
-              <w:t xml:space="preserve"> White </w:t>
-            </w:r>
-            <w:proofErr w:type="spellStart"/>
-            <w:r>
-              <w:t>Gaussian</w:t>
-            </w:r>
-            <w:proofErr w:type="spellEnd"/>
-            <w:r>
-              <w:t xml:space="preserve"> </w:t>
-            </w:r>
-            <w:proofErr w:type="spellStart"/>
-            <w:r>
-              <w:t>Noise</w:t>
-            </w:r>
-            <w:proofErr w:type="spellEnd"/>
-            <w:r>
-              <w:t>.</w:t>
+              <w:t>Additive White Gaussian Noise.</w:t>
             </w:r>
           </w:p>
         </w:tc>
@@ -1797,15 +1737,7 @@
         <w:pStyle w:val="Textbody"/>
       </w:pPr>
       <w:r>
-        <w:t>Målgruppen är vuxna personer som bor i området runt ”</w:t>
-      </w:r>
-      <w:proofErr w:type="spellStart"/>
-      <w:r>
-        <w:t>Bakarstaden</w:t>
-      </w:r>
-      <w:proofErr w:type="spellEnd"/>
-      <w:r>
-        <w:t>”.</w:t>
+        <w:t>Målgruppen är vuxna personer som bor i området runt ”Bakarstaden”.</w:t>
       </w:r>
     </w:p>
     <w:p>
@@ -1842,19 +1774,9 @@
         <w:pStyle w:val="Textbody"/>
         <w:jc w:val="left"/>
       </w:pPr>
-      <w:proofErr w:type="spellStart"/>
-      <w:r>
-        <w:t>Wireframe</w:t>
-      </w:r>
-      <w:proofErr w:type="spellEnd"/>
-      <w:r>
-        <w:t>/</w:t>
-      </w:r>
-      <w:proofErr w:type="spellStart"/>
-      <w:r>
-        <w:t>Mockup</w:t>
-      </w:r>
-      <w:proofErr w:type="spellEnd"/>
+      <w:r>
+        <w:t>Wireframe/Mockup</w:t>
+      </w:r>
     </w:p>
     <w:p>
       <w:pPr>
@@ -1904,13 +1826,8 @@
       <w:pPr>
         <w:pStyle w:val="Textbody"/>
       </w:pPr>
-      <w:proofErr w:type="spellStart"/>
-      <w:r>
-        <w:t>Flexbox</w:t>
-      </w:r>
-      <w:proofErr w:type="spellEnd"/>
-      <w:r>
-        <w:t xml:space="preserve"> och CSS Grid,</w:t>
+      <w:r>
+        <w:t>Flexbox och CSS Grid,</w:t>
       </w:r>
     </w:p>
     <w:p>
@@ -1925,29 +1842,16 @@
       <w:pPr>
         <w:pStyle w:val="Textbody"/>
       </w:pPr>
-      <w:proofErr w:type="spellStart"/>
-      <w:r>
-        <w:t>localStorage</w:t>
-      </w:r>
-      <w:proofErr w:type="spellEnd"/>
-      <w:r>
-        <w:t>,</w:t>
-      </w:r>
-    </w:p>
-    <w:p>
-      <w:pPr>
-        <w:pStyle w:val="Textbody"/>
-      </w:pPr>
-      <w:r>
-        <w:t xml:space="preserve">asynkron programmering och </w:t>
-      </w:r>
-      <w:proofErr w:type="spellStart"/>
-      <w:r>
-        <w:t>Fetch</w:t>
-      </w:r>
-      <w:proofErr w:type="spellEnd"/>
-      <w:r>
-        <w:t xml:space="preserve"> API,</w:t>
+      <w:r>
+        <w:t>localStorage,</w:t>
+      </w:r>
+    </w:p>
+    <w:p>
+      <w:pPr>
+        <w:pStyle w:val="Textbody"/>
+      </w:pPr>
+      <w:r>
+        <w:t>asynkron programmering och Fetch API,</w:t>
       </w:r>
     </w:p>
     <w:p>
@@ -1965,15 +1869,7 @@
         <w:jc w:val="left"/>
       </w:pPr>
       <w:r>
-        <w:t xml:space="preserve">Korta citat omges med citationstecken. Att citera </w:t>
-      </w:r>
-      <w:proofErr w:type="gramStart"/>
-      <w:r>
-        <w:t>Strömqvist  kan</w:t>
-      </w:r>
-      <w:proofErr w:type="gramEnd"/>
-      <w:r>
-        <w:t xml:space="preserve"> vara en passande illustration i detta sammanhang: "Det må vara svårt att skriva, men det är roligt också" </w:t>
+        <w:t xml:space="preserve">Korta citat omges med citationstecken. Att citera Strömqvist  kan vara en passande illustration i detta sammanhang: "Det må vara svårt att skriva, men det är roligt också" </w:t>
       </w:r>
       <w:r>
         <w:fldChar w:fldCharType="begin"/>
@@ -2110,15 +2006,7 @@
         <w:fldChar w:fldCharType="end"/>
       </w:r>
       <w:r>
-        <w:t xml:space="preserve">ordnas källförteckningen i den ordning källorna återges i den löpande texten, och källhänvisningen anges i texten med en siffra inom hakparenteser, </w:t>
-      </w:r>
-      <w:proofErr w:type="gramStart"/>
-      <w:r>
-        <w:t>t ex</w:t>
-      </w:r>
-      <w:proofErr w:type="gramEnd"/>
-      <w:r>
-        <w:t xml:space="preserve"> </w:t>
+        <w:t xml:space="preserve">ordnas källförteckningen i den ordning källorna återges i den löpande texten, och källhänvisningen anges i texten med en siffra inom hakparenteser, t ex </w:t>
       </w:r>
       <w:r>
         <w:fldChar w:fldCharType="begin"/>
@@ -2221,21 +2109,7 @@
           <w:lang w:val="en-GB"/>
         </w:rPr>
         <w:tab/>
-        <w:t>M. Eriksson</w:t>
-      </w:r>
-      <w:proofErr w:type="gramStart"/>
-      <w:r>
-        <w:rPr>
-          <w:lang w:val="en-GB"/>
-        </w:rPr>
-        <w:t>, ”Dynamic</w:t>
-      </w:r>
-      <w:proofErr w:type="gramEnd"/>
-      <w:r>
-        <w:rPr>
-          <w:lang w:val="en-GB"/>
-        </w:rPr>
-        <w:t xml:space="preserve"> Single Frequency Networks”, </w:t>
+        <w:t xml:space="preserve">M. Eriksson, ”Dynamic Single Frequency Networks”, </w:t>
       </w:r>
       <w:r>
         <w:rPr>
@@ -2345,20 +2219,7 @@
         <w:jc w:val="left"/>
       </w:pPr>
       <w:r>
-        <w:t xml:space="preserve">Du kan utnyttja ordbehandlingsprogrammet för att automatiskt numrera källförteckningen och källhänvisningarna enligt Vancouver-systemet. </w:t>
-      </w:r>
-      <w:proofErr w:type="gramStart"/>
-      <w:r>
-        <w:t xml:space="preserve">Denna  </w:t>
-      </w:r>
-      <w:proofErr w:type="spellStart"/>
-      <w:r>
-        <w:t>OpenOffice</w:t>
-      </w:r>
-      <w:proofErr w:type="spellEnd"/>
-      <w:proofErr w:type="gramEnd"/>
-      <w:r>
-        <w:t>-mall stödjer ett sätt att göra det på och precis som sägs ovan hittar du exempel på källförteckningar skapad med den metoden i slutet av mallen.</w:t>
+        <w:t>Du kan utnyttja ordbehandlingsprogrammet för att automatiskt numrera källförteckningen och källhänvisningarna enligt Vancouver-systemet. Denna  OpenOffice-mall stödjer ett sätt att göra det på och precis som sägs ovan hittar du exempel på källförteckningar skapad med den metoden i slutet av mallen.</w:t>
       </w:r>
     </w:p>
     <w:p>
@@ -2367,23 +2228,7 @@
         <w:jc w:val="left"/>
       </w:pPr>
       <w:r>
-        <w:t xml:space="preserve">Metoden innebär att du skriver in källans beskrivning i källförteckningen i slutet av dokumentet, i en automatiskt numrerad lista. Därefter markerar du var i den löpande texten källhänvisningen ska placeras, och väljer menyalternativet Infoga -&gt; Korshänvisning, välj </w:t>
-      </w:r>
-      <w:proofErr w:type="gramStart"/>
-      <w:r>
-        <w:t>Numrerade  stycken</w:t>
-      </w:r>
-      <w:proofErr w:type="gramEnd"/>
-      <w:r>
-        <w:t xml:space="preserve"> i </w:t>
-      </w:r>
-      <w:proofErr w:type="spellStart"/>
-      <w:r>
-        <w:t>Fälttyps</w:t>
-      </w:r>
-      <w:proofErr w:type="spellEnd"/>
-      <w:r>
-        <w:t xml:space="preserve">-fönstret, scrolla ner i Urvalsfönstret och markera den referens du vill referera till och välj därefter Nummer i fönstret Infoga referens till. Exempel på en sådan källhänvisning: Se </w:t>
+        <w:t xml:space="preserve">Metoden innebär att du skriver in källans beskrivning i källförteckningen i slutet av dokumentet, i en automatiskt numrerad lista. Därefter markerar du var i den löpande texten källhänvisningen ska placeras, och väljer menyalternativet Infoga -&gt; Korshänvisning, välj Numrerade  stycken i Fälttyps-fönstret, scrolla ner i Urvalsfönstret och markera den referens du vill referera till och välj därefter Nummer i fönstret Infoga referens till. Exempel på en sådan källhänvisning: Se </w:t>
       </w:r>
       <w:r>
         <w:fldChar w:fldCharType="begin"/>
@@ -2459,15 +2304,7 @@
         <w:jc w:val="left"/>
       </w:pPr>
       <w:r>
-        <w:t xml:space="preserve">Samtliga illustrationer ska vara kopplade till rapporten genom hänvisning i den löpande texten. Hänvisningarna skrivs på svenska med begynnande gemen Exempel: ”Systemet illustreras av blockschemat i figur 2”, ”Av tabell 3 framgår …” </w:t>
-      </w:r>
-      <w:proofErr w:type="gramStart"/>
-      <w:r>
-        <w:t>etc.</w:t>
-      </w:r>
-      <w:proofErr w:type="gramEnd"/>
-      <w:r>
-        <w:t xml:space="preserve"> På svenska skrivs figur alltid med litet f då de förekommer i löpande text.</w:t>
+        <w:t>Samtliga illustrationer ska vara kopplade till rapporten genom hänvisning i den löpande texten. Hänvisningarna skrivs på svenska med begynnande gemen Exempel: ”Systemet illustreras av blockschemat i figur 2”, ”Av tabell 3 framgår …” etc. På svenska skrivs figur alltid med litet f då de förekommer i löpande text.</w:t>
       </w:r>
     </w:p>
     <w:p>
@@ -2476,23 +2313,7 @@
         <w:jc w:val="left"/>
       </w:pPr>
       <w:r>
-        <w:t xml:space="preserve">Du kan rita illustrationer i </w:t>
-      </w:r>
-      <w:proofErr w:type="spellStart"/>
-      <w:r>
-        <w:t>OpenOffice</w:t>
-      </w:r>
-      <w:proofErr w:type="spellEnd"/>
-      <w:r>
-        <w:t xml:space="preserve"> Draw och kopiera figuren direkt in i </w:t>
-      </w:r>
-      <w:proofErr w:type="spellStart"/>
-      <w:r>
-        <w:t>OpenOffice</w:t>
-      </w:r>
-      <w:proofErr w:type="spellEnd"/>
-      <w:r>
-        <w:t xml:space="preserve"> Writer. För att få figuren att följa texten högerklicka på den och välj Förankring-&gt;Som tecken.</w:t>
+        <w:t>Du kan rita illustrationer i OpenOffice Draw och kopiera figuren direkt in i OpenOffice Writer. För att få figuren att följa texten högerklicka på den och välj Förankring-&gt;Som tecken.</w:t>
       </w:r>
     </w:p>
     <w:p>
@@ -2501,39 +2322,7 @@
         <w:jc w:val="left"/>
       </w:pPr>
       <w:r>
-        <w:t>Den här mallen har en fördefinierad variabel ”</w:t>
-      </w:r>
-      <w:proofErr w:type="spellStart"/>
-      <w:r>
-        <w:t>Figure</w:t>
-      </w:r>
-      <w:proofErr w:type="spellEnd"/>
-      <w:r>
-        <w:t>” vilken kan användas för att åstadkomma automatisk figurnumrering. Du kan kopiera från exemplet ovan eller använda dig av menyalternativet Infoga -&gt; Fältkommando -&gt; Andra och välja fliken Variabler. Där väljer du ”</w:t>
-      </w:r>
-      <w:proofErr w:type="spellStart"/>
-      <w:r>
-        <w:t>Figure</w:t>
-      </w:r>
-      <w:proofErr w:type="spellEnd"/>
-      <w:r>
-        <w:t>” i Urvalsfönstret och trycker sedan på Infoga. För automatisk hänvisning till en figur, välj Infoga-&gt; Korshänvisning. Välj ”</w:t>
-      </w:r>
-      <w:proofErr w:type="spellStart"/>
-      <w:r>
-        <w:t>Figure</w:t>
-      </w:r>
-      <w:proofErr w:type="spellEnd"/>
-      <w:r>
-        <w:t xml:space="preserve">” i Fälttypsrutan och välj vilken figur du vill referera till i Urval. Kom ihåg att välja Nummer i Infoga referens till-rutan </w:t>
-      </w:r>
-      <w:proofErr w:type="gramStart"/>
-      <w:r>
-        <w:t>och  avsluta</w:t>
-      </w:r>
-      <w:proofErr w:type="gramEnd"/>
-      <w:r>
-        <w:t xml:space="preserve"> med Infoga. Hänvisningar till figuren, figur 1, ovan är skapade med hjälp av dessa funktioner.</w:t>
+        <w:t>Den här mallen har en fördefinierad variabel ”Figure” vilken kan användas för att åstadkomma automatisk figurnumrering. Du kan kopiera från exemplet ovan eller använda dig av menyalternativet Infoga -&gt; Fältkommando -&gt; Andra och välja fliken Variabler. Där väljer du ”Figure” i Urvalsfönstret och trycker sedan på Infoga. För automatisk hänvisning till en figur, välj Infoga-&gt; Korshänvisning. Välj ”Figure” i Fälttypsrutan och välj vilken figur du vill referera till i Urval. Kom ihåg att välja Nummer i Infoga referens till-rutan och  avsluta med Infoga. Hänvisningar till figuren, figur 1, ovan är skapade med hjälp av dessa funktioner.</w:t>
       </w:r>
     </w:p>
     <w:p>
@@ -2552,15 +2341,7 @@
       </w:pPr>
       <w:r>
         <w:lastRenderedPageBreak/>
-        <w:t xml:space="preserve">Tabell 1 visar en exempeltabell. Automatisk numrering fungerar på samma sätt som för figurer men du använder dig av variabeln ”Tabell” </w:t>
-      </w:r>
-      <w:proofErr w:type="gramStart"/>
-      <w:r>
-        <w:t>istället</w:t>
-      </w:r>
-      <w:proofErr w:type="gramEnd"/>
-      <w:r>
-        <w:t>. Att Referera till tabeller i texten följer samma regler som för figurer och utförs på liknande sätt.</w:t>
+        <w:t>Tabell 1 visar en exempeltabell. Automatisk numrering fungerar på samma sätt som för figurer men du använder dig av variabeln ”Tabell” istället. Att Referera till tabeller i texten följer samma regler som för figurer och utförs på liknande sätt.</w:t>
       </w:r>
     </w:p>
     <w:p>
@@ -2728,13 +2509,8 @@
               <w:pStyle w:val="TableContents"/>
             </w:pPr>
             <w:r>
-              <w:t xml:space="preserve">10 </w:t>
+              <w:t>10 ms</w:t>
             </w:r>
-            <w:proofErr w:type="spellStart"/>
-            <w:r>
-              <w:t>ms</w:t>
-            </w:r>
-            <w:proofErr w:type="spellEnd"/>
           </w:p>
         </w:tc>
         <w:tc>
@@ -2756,13 +2532,8 @@
               <w:pStyle w:val="TableContents"/>
             </w:pPr>
             <w:r>
-              <w:t xml:space="preserve">30 </w:t>
+              <w:t>30 ms</w:t>
             </w:r>
-            <w:proofErr w:type="spellStart"/>
-            <w:r>
-              <w:t>ms</w:t>
-            </w:r>
-            <w:proofErr w:type="spellEnd"/>
           </w:p>
         </w:tc>
         <w:tc>
@@ -2785,13 +2556,8 @@
               <w:pStyle w:val="TableContents"/>
             </w:pPr>
             <w:r>
-              <w:t xml:space="preserve">20 </w:t>
+              <w:t>20 ms</w:t>
             </w:r>
-            <w:proofErr w:type="spellStart"/>
-            <w:r>
-              <w:t>ms</w:t>
-            </w:r>
-            <w:proofErr w:type="spellEnd"/>
           </w:p>
         </w:tc>
       </w:tr>
@@ -2840,13 +2606,8 @@
               <w:pStyle w:val="TableContents"/>
             </w:pPr>
             <w:r>
-              <w:t xml:space="preserve">20 </w:t>
+              <w:t>20 ms</w:t>
             </w:r>
-            <w:proofErr w:type="spellStart"/>
-            <w:r>
-              <w:t>ms</w:t>
-            </w:r>
-            <w:proofErr w:type="spellEnd"/>
           </w:p>
         </w:tc>
         <w:tc>
@@ -2868,13 +2629,8 @@
               <w:pStyle w:val="TableContents"/>
             </w:pPr>
             <w:r>
-              <w:t xml:space="preserve">40 </w:t>
+              <w:t>40 ms</w:t>
             </w:r>
-            <w:proofErr w:type="spellStart"/>
-            <w:r>
-              <w:t>ms</w:t>
-            </w:r>
-            <w:proofErr w:type="spellEnd"/>
           </w:p>
         </w:tc>
         <w:tc>
@@ -2897,13 +2653,8 @@
               <w:pStyle w:val="TableContents"/>
             </w:pPr>
             <w:r>
-              <w:t xml:space="preserve">35 </w:t>
+              <w:t>35 ms</w:t>
             </w:r>
-            <w:proofErr w:type="spellStart"/>
-            <w:r>
-              <w:t>ms</w:t>
-            </w:r>
-            <w:proofErr w:type="spellEnd"/>
           </w:p>
         </w:tc>
       </w:tr>
@@ -3246,68 +2997,15 @@
         <w:pStyle w:val="Textbody"/>
       </w:pPr>
       <w:r>
-        <w:t xml:space="preserve">Du kan enkelt lägga till och editera </w:t>
-      </w:r>
-      <w:proofErr w:type="gramStart"/>
-      <w:r>
-        <w:t>matematisk formler</w:t>
-      </w:r>
-      <w:proofErr w:type="gramEnd"/>
-      <w:r>
-        <w:t xml:space="preserve"> med </w:t>
-      </w:r>
-      <w:proofErr w:type="gramStart"/>
-      <w:r>
-        <w:t>ekvationseditorn  som</w:t>
-      </w:r>
-      <w:proofErr w:type="gramEnd"/>
-      <w:r>
-        <w:t xml:space="preserve"> du finner under </w:t>
-      </w:r>
-      <w:proofErr w:type="spellStart"/>
-      <w:r>
-        <w:t>under</w:t>
-      </w:r>
-      <w:proofErr w:type="spellEnd"/>
-      <w:r>
-        <w:t xml:space="preserve"> Infoga -&gt; Objekt -&gt; Formel...”.</w:t>
-      </w:r>
-    </w:p>
-    <w:p>
-      <w:pPr>
-        <w:pStyle w:val="Textbody"/>
-      </w:pPr>
-      <w:r>
-        <w:t xml:space="preserve">Exempel på referens till en ekvation: Utifrån </w:t>
-      </w:r>
-      <w:proofErr w:type="spellStart"/>
-      <w:proofErr w:type="gramStart"/>
-      <w:r>
-        <w:t>ekv</w:t>
-      </w:r>
-      <w:proofErr w:type="spellEnd"/>
-      <w:r>
-        <w:t>(</w:t>
-      </w:r>
-      <w:proofErr w:type="gramEnd"/>
-      <w:r>
-        <w:t xml:space="preserve">1) inses att den mottagna effekten är proportionerlig mot sändareffekten. I </w:t>
-      </w:r>
-      <w:proofErr w:type="spellStart"/>
-      <w:r>
-        <w:t>OpenOffice</w:t>
-      </w:r>
-      <w:proofErr w:type="spellEnd"/>
-      <w:r>
-        <w:t xml:space="preserve"> refererar och numrerar du ekvationer på samma sätt som figurer och tabeller, använd bara ”Formula” som </w:t>
-      </w:r>
-      <w:proofErr w:type="spellStart"/>
-      <w:r>
-        <w:t>Fälttyp</w:t>
-      </w:r>
-      <w:proofErr w:type="spellEnd"/>
-      <w:r>
-        <w:t>.</w:t>
+        <w:t>Du kan enkelt lägga till och editera matematisk formler med ekvationseditorn  som du finner under under Infoga -&gt; Objekt -&gt; Formel...”.</w:t>
+      </w:r>
+    </w:p>
+    <w:p>
+      <w:pPr>
+        <w:pStyle w:val="Textbody"/>
+      </w:pPr>
+      <w:r>
+        <w:t>Exempel på referens till en ekvation: Utifrån ekv(1) inses att den mottagna effekten är proportionerlig mot sändareffekten. I OpenOffice refererar och numrerar du ekvationer på samma sätt som figurer och tabeller, använd bara ”Formula” som Fälttyp.</w:t>
       </w:r>
     </w:p>
     <w:p>
@@ -3342,29 +3040,8 @@
       <w:r>
         <w:t xml:space="preserve">webbplatsens struktur, innehåll och navigering planeras genom att skapa </w:t>
       </w:r>
-      <w:proofErr w:type="spellStart"/>
-      <w:r>
-        <w:t>wireframes</w:t>
-      </w:r>
-      <w:proofErr w:type="spellEnd"/>
-      <w:r>
-        <w:t xml:space="preserve"> i designverktyget </w:t>
-      </w:r>
-      <w:proofErr w:type="spellStart"/>
-      <w:r>
-        <w:t>Figma</w:t>
-      </w:r>
-      <w:proofErr w:type="spellEnd"/>
-      <w:r>
-        <w:t xml:space="preserve">. Det kommer att vara minst en </w:t>
-      </w:r>
-      <w:proofErr w:type="spellStart"/>
-      <w:r>
-        <w:t>wireframe</w:t>
-      </w:r>
-      <w:proofErr w:type="spellEnd"/>
-      <w:r>
-        <w:t xml:space="preserve"> för mobil och en för stor skärm.</w:t>
+      <w:r>
+        <w:t>wireframes i designverktyget Figma. Det kommer att vara minst en wireframe för mobil och en för stor skärm.</w:t>
       </w:r>
     </w:p>
     <w:p>
@@ -3373,31 +3050,7 @@
         <w:jc w:val="left"/>
       </w:pPr>
       <w:r>
-        <w:t xml:space="preserve">När arbetet med </w:t>
-      </w:r>
-      <w:proofErr w:type="spellStart"/>
-      <w:r>
-        <w:t>wireframes</w:t>
-      </w:r>
-      <w:proofErr w:type="spellEnd"/>
-      <w:r>
-        <w:t xml:space="preserve"> är klart kommer jag gå vidare med att planera webbplatsens utseende i en eller flera </w:t>
-      </w:r>
-      <w:proofErr w:type="spellStart"/>
-      <w:r>
-        <w:t>mockups</w:t>
-      </w:r>
-      <w:proofErr w:type="spellEnd"/>
-      <w:r>
-        <w:t xml:space="preserve">. Även detta kommer att göras i </w:t>
-      </w:r>
-      <w:proofErr w:type="spellStart"/>
-      <w:r>
-        <w:t>Figma</w:t>
-      </w:r>
-      <w:proofErr w:type="spellEnd"/>
-      <w:r>
-        <w:t>. Här kommer det framgå vilka färger, typsnitt och bilder som jag planerar att använda.</w:t>
+        <w:t>När arbetet med wireframes är klart kommer jag gå vidare med att planera webbplatsens utseende i en eller flera mockups. Även detta kommer att göras i Figma. Här kommer det framgå vilka färger, typsnitt och bilder som jag planerar att använda.</w:t>
       </w:r>
     </w:p>
     <w:p>
@@ -3412,21 +3065,8 @@
         <w:t xml:space="preserve"> och det blir då lättare att få en bra överblick</w:t>
       </w:r>
       <w:r>
-        <w:t xml:space="preserve">. Projektet kommer att skapas i Visual Studio Code och </w:t>
-      </w:r>
-      <w:proofErr w:type="spellStart"/>
-      <w:r>
-        <w:t>versionshanteras</w:t>
-      </w:r>
-      <w:proofErr w:type="spellEnd"/>
-      <w:r>
-        <w:t xml:space="preserve"> genom </w:t>
-      </w:r>
-      <w:proofErr w:type="spellStart"/>
-      <w:r>
-        <w:t>Github</w:t>
-      </w:r>
-      <w:proofErr w:type="spellEnd"/>
+        <w:t>. Projektet kommer att skapas i Visual Studio Code och versionshanteras genom Github</w:t>
+      </w:r>
       <w:r>
         <w:t xml:space="preserve"> dels </w:t>
       </w:r>
@@ -3434,18 +3074,10 @@
         <w:t xml:space="preserve">för att spara säkra kopior </w:t>
       </w:r>
       <w:r>
-        <w:t xml:space="preserve">av </w:t>
-      </w:r>
-      <w:proofErr w:type="gramStart"/>
-      <w:r>
-        <w:t>arbetet</w:t>
-      </w:r>
-      <w:r>
-        <w:t xml:space="preserve"> och även</w:t>
-      </w:r>
-      <w:proofErr w:type="gramEnd"/>
-      <w:r>
-        <w:t xml:space="preserve"> för att kunna följa arbetets utveckling</w:t>
+        <w:t>av arbetet</w:t>
+      </w:r>
+      <w:r>
+        <w:t xml:space="preserve"> och även för att kunna följa arbetets utveckling</w:t>
       </w:r>
       <w:r>
         <w:t>.</w:t>
@@ -3457,22 +3089,10 @@
         <w:jc w:val="left"/>
       </w:pPr>
       <w:r>
-        <w:t>Versionshanteringen kommer att börja i en huvudgren (</w:t>
-      </w:r>
-      <w:proofErr w:type="spellStart"/>
-      <w:r>
-        <w:t>main</w:t>
-      </w:r>
-      <w:proofErr w:type="spellEnd"/>
-      <w:r>
-        <w:t xml:space="preserve">) i </w:t>
-      </w:r>
-      <w:r>
-        <w:t xml:space="preserve">projektets </w:t>
-      </w:r>
-      <w:proofErr w:type="spellStart"/>
-      <w:r>
-        <w:t>G</w:t>
+        <w:t xml:space="preserve">Versionshanteringen kommer att börja i en huvudgren (main) i </w:t>
+      </w:r>
+      <w:r>
+        <w:t>projektets G</w:t>
       </w:r>
       <w:r>
         <w:t>it</w:t>
@@ -3481,27 +3101,7 @@
         <w:t>hub</w:t>
       </w:r>
       <w:r>
-        <w:t>-repository</w:t>
-      </w:r>
-      <w:proofErr w:type="spellEnd"/>
-      <w:r>
-        <w:t xml:space="preserve"> och när grunden för webbplatsen är klar kommer utvecklingsarbetet att flyttas till en </w:t>
-      </w:r>
-      <w:proofErr w:type="spellStart"/>
-      <w:r>
-        <w:t>utvecklingsgren</w:t>
-      </w:r>
-      <w:proofErr w:type="spellEnd"/>
-      <w:r>
-        <w:t xml:space="preserve"> (</w:t>
-      </w:r>
-      <w:proofErr w:type="spellStart"/>
-      <w:r>
-        <w:t>dev</w:t>
-      </w:r>
-      <w:proofErr w:type="spellEnd"/>
-      <w:r>
-        <w:t>). Eftersom när delar av utvecklingen blir klar kommer det färdiga arbetet att sparas in på huvudgrenen.</w:t>
+        <w:t>-repository och när grunden för webbplatsen är klar kommer utvecklingsarbetet att flyttas till en utvecklingsgren (dev). Eftersom när delar av utvecklingen blir klar kommer det färdiga arbetet att sparas in på huvudgrenen.</w:t>
       </w:r>
       <w:r>
         <w:t xml:space="preserve"> Detta är ett bra arbetssätt inför framtiden ifall man har e</w:t>
@@ -3558,13 +3158,8 @@
         <w:t>L</w:t>
       </w:r>
       <w:r>
-        <w:t xml:space="preserve">ayouten kommer att styras med CSS </w:t>
-      </w:r>
-      <w:proofErr w:type="spellStart"/>
-      <w:r>
-        <w:t>Flexbox</w:t>
-      </w:r>
-      <w:proofErr w:type="spellEnd"/>
+        <w:t>ayouten kommer att styras med CSS Flexbox</w:t>
+      </w:r>
       <w:r>
         <w:t xml:space="preserve"> där element behöver positioneras antingen vågrätt eller lodrätt </w:t>
       </w:r>
@@ -3590,15 +3185,7 @@
         <w:jc w:val="left"/>
       </w:pPr>
       <w:r>
-        <w:t xml:space="preserve">Webbplatsen kommer att utvecklas enligt strategin ”mobile </w:t>
-      </w:r>
-      <w:proofErr w:type="spellStart"/>
-      <w:r>
-        <w:t>first</w:t>
-      </w:r>
-      <w:proofErr w:type="spellEnd"/>
-      <w:r>
-        <w:t>”, vilket innebär att jag börjar att utveckla för en liten skärm och sedan anpassar designen efter större skärmstorlekar</w:t>
+        <w:t>Webbplatsen kommer att utvecklas enligt strategin ”mobile first”, vilket innebär att jag börjar att utveckla för en liten skärm och sedan anpassar designen efter större skärmstorlekar</w:t>
       </w:r>
       <w:r>
         <w:t xml:space="preserve"> </w:t>
@@ -3607,13 +3194,8 @@
         <w:t>med hjälp av</w:t>
       </w:r>
       <w:r>
-        <w:t xml:space="preserve"> media </w:t>
-      </w:r>
-      <w:proofErr w:type="spellStart"/>
-      <w:r>
-        <w:t>querys</w:t>
-      </w:r>
-      <w:proofErr w:type="spellEnd"/>
+        <w:t xml:space="preserve"> media querys</w:t>
+      </w:r>
       <w:r>
         <w:t>.</w:t>
       </w:r>
@@ -3700,23 +3282,7 @@
         <w:jc w:val="left"/>
       </w:pPr>
       <w:r>
-        <w:t xml:space="preserve">Slutligen kommer webbplatsen att publiceras via </w:t>
-      </w:r>
-      <w:proofErr w:type="spellStart"/>
-      <w:r>
-        <w:t>Github</w:t>
-      </w:r>
-      <w:proofErr w:type="spellEnd"/>
-      <w:r>
-        <w:t xml:space="preserve"> på </w:t>
-      </w:r>
-      <w:proofErr w:type="spellStart"/>
-      <w:r>
-        <w:t>Netlify</w:t>
-      </w:r>
-      <w:proofErr w:type="spellEnd"/>
-      <w:r>
-        <w:t>.</w:t>
+        <w:t>Slutligen kommer webbplatsen att publiceras via Github på Netlify.</w:t>
       </w:r>
     </w:p>
     <w:p>
@@ -3745,31 +3311,7 @@
         <w:jc w:val="left"/>
       </w:pPr>
       <w:r>
-        <w:t xml:space="preserve">Enligt min plan började jag arbetet i designverktyget </w:t>
-      </w:r>
-      <w:proofErr w:type="spellStart"/>
-      <w:r>
-        <w:t>Figma</w:t>
-      </w:r>
-      <w:proofErr w:type="spellEnd"/>
-      <w:r>
-        <w:t xml:space="preserve">. Först skapade jag en </w:t>
-      </w:r>
-      <w:proofErr w:type="spellStart"/>
-      <w:r>
-        <w:t>wireframe</w:t>
-      </w:r>
-      <w:proofErr w:type="spellEnd"/>
-      <w:r>
-        <w:t xml:space="preserve"> för startsidan i mobilstorlek. Jag valde också att göra en </w:t>
-      </w:r>
-      <w:proofErr w:type="spellStart"/>
-      <w:r>
-        <w:t>wireframe</w:t>
-      </w:r>
-      <w:proofErr w:type="spellEnd"/>
-      <w:r>
-        <w:t xml:space="preserve"> för sortiment-sidan då jag hade lite olika funderingar kring hur de olika artiklarna skulle kunna presenteras på sidan.</w:t>
+        <w:t>Enligt min plan började jag arbetet i designverktyget Figma. Först skapade jag en wireframe för startsidan i mobilstorlek. Jag valde också att göra en wireframe för sortiment-sidan då jag hade lite olika funderingar kring hur de olika artiklarna skulle kunna presenteras på sidan.</w:t>
       </w:r>
     </w:p>
     <w:p>
@@ -3839,15 +3381,7 @@
                               </w:rPr>
                             </w:pPr>
                             <w:r>
-                              <w:t xml:space="preserve">Figur 2 – </w:t>
-                            </w:r>
-                            <w:proofErr w:type="spellStart"/>
-                            <w:r>
-                              <w:t>Wireframe</w:t>
-                            </w:r>
-                            <w:proofErr w:type="spellEnd"/>
-                            <w:r>
-                              <w:t xml:space="preserve"> desktop</w:t>
+                              <w:t>Figur 2 – Wireframe desktop</w:t>
                             </w:r>
                           </w:p>
                         </w:txbxContent>
@@ -3881,15 +3415,7 @@
                         </w:rPr>
                       </w:pPr>
                       <w:r>
-                        <w:t xml:space="preserve">Figur 2 – </w:t>
-                      </w:r>
-                      <w:proofErr w:type="spellStart"/>
-                      <w:r>
-                        <w:t>Wireframe</w:t>
-                      </w:r>
-                      <w:proofErr w:type="spellEnd"/>
-                      <w:r>
-                        <w:t xml:space="preserve"> desktop</w:t>
+                        <w:t>Figur 2 – Wireframe desktop</w:t>
                       </w:r>
                     </w:p>
                   </w:txbxContent>
@@ -4021,15 +3547,7 @@
         <w:fldChar w:fldCharType="end"/>
       </w:r>
       <w:r>
-        <w:t xml:space="preserve"> – </w:t>
-      </w:r>
-      <w:proofErr w:type="spellStart"/>
-      <w:r>
-        <w:t>Wireframes</w:t>
-      </w:r>
-      <w:proofErr w:type="spellEnd"/>
-      <w:r>
-        <w:t xml:space="preserve"> mobil</w:t>
+        <w:t xml:space="preserve"> – Wireframes mobil</w:t>
       </w:r>
     </w:p>
     <w:p>
@@ -4044,15 +3562,7 @@
         <w:jc w:val="left"/>
       </w:pPr>
       <w:r>
-        <w:t xml:space="preserve">Sedan gick jag vidare och gjorde en </w:t>
-      </w:r>
-      <w:proofErr w:type="spellStart"/>
-      <w:r>
-        <w:t>wireframe</w:t>
-      </w:r>
-      <w:proofErr w:type="spellEnd"/>
-      <w:r>
-        <w:t xml:space="preserve"> för desktop. Här valde jag att fokusera på sortiment-sidan som jag tyckte var svårast att få till.</w:t>
+        <w:t>Sedan gick jag vidare och gjorde en wireframe för desktop. Här valde jag att fokusera på sortiment-sidan som jag tyckte var svårast att få till.</w:t>
       </w:r>
     </w:p>
     <w:p>
@@ -4061,31 +3571,7 @@
         <w:jc w:val="left"/>
       </w:pPr>
       <w:r>
-        <w:t xml:space="preserve">När strukturen var planerad i mina </w:t>
-      </w:r>
-      <w:proofErr w:type="spellStart"/>
-      <w:r>
-        <w:t>wireframes</w:t>
-      </w:r>
-      <w:proofErr w:type="spellEnd"/>
-      <w:r>
-        <w:t xml:space="preserve"> skulle jag planera utseendet genom att göra </w:t>
-      </w:r>
-      <w:proofErr w:type="spellStart"/>
-      <w:r>
-        <w:t>mockups</w:t>
-      </w:r>
-      <w:proofErr w:type="spellEnd"/>
-      <w:r>
-        <w:t xml:space="preserve"> i </w:t>
-      </w:r>
-      <w:proofErr w:type="spellStart"/>
-      <w:r>
-        <w:t>Figma</w:t>
-      </w:r>
-      <w:proofErr w:type="spellEnd"/>
-      <w:r>
-        <w:t xml:space="preserve">. Men innan jag kunde börja med det behövde jag en logotyp för mitt fiktiva företag. </w:t>
+        <w:t xml:space="preserve">När strukturen var planerad i mina wireframes skulle jag planera utseendet genom att göra mockups i Figma. Men innan jag kunde börja med det behövde jag en logotyp för mitt fiktiva företag. </w:t>
       </w:r>
     </w:p>
     <w:p>
@@ -4169,13 +3655,8 @@
       <w:r>
         <w:t xml:space="preserve"> designade jag i </w:t>
       </w:r>
-      <w:proofErr w:type="spellStart"/>
-      <w:r>
-        <w:t>Photopea</w:t>
-      </w:r>
-      <w:proofErr w:type="spellEnd"/>
-      <w:r>
-        <w:t xml:space="preserve">. </w:t>
+      <w:r>
+        <w:t xml:space="preserve">Photopea. </w:t>
       </w:r>
       <w:r>
         <w:t>Under arbetet med logotypen hittade jag också en grundfärg som jag ville använda i den grafiska profilen.</w:t>
@@ -4288,23 +3769,7 @@
         </mc:AlternateContent>
       </w:r>
       <w:r>
-        <w:t xml:space="preserve">När logotyp och grundfärg var klart satte jag i gång med att utveckla den grafiska profilen i </w:t>
-      </w:r>
-      <w:proofErr w:type="spellStart"/>
-      <w:r>
-        <w:t>Figma</w:t>
-      </w:r>
-      <w:proofErr w:type="spellEnd"/>
-      <w:r>
-        <w:t xml:space="preserve">. Vilket resulterade i följande </w:t>
-      </w:r>
-      <w:proofErr w:type="spellStart"/>
-      <w:r>
-        <w:t>mockups</w:t>
-      </w:r>
-      <w:proofErr w:type="spellEnd"/>
-      <w:r>
-        <w:t>.</w:t>
+        <w:t>När logotyp och grundfärg var klart satte jag i gång med att utveckla den grafiska profilen i Figma. Vilket resulterade i följande mockups.</w:t>
       </w:r>
     </w:p>
     <w:p>
@@ -4363,15 +3828,7 @@
                               </w:rPr>
                             </w:pPr>
                             <w:r>
-                              <w:t xml:space="preserve">Figur 5 – </w:t>
-                            </w:r>
-                            <w:proofErr w:type="spellStart"/>
-                            <w:r>
-                              <w:t>Mockup</w:t>
-                            </w:r>
-                            <w:proofErr w:type="spellEnd"/>
-                            <w:r>
-                              <w:t xml:space="preserve"> desktop</w:t>
+                              <w:t>Figur 5 – Mockup desktop</w:t>
                             </w:r>
                           </w:p>
                         </w:txbxContent>
@@ -4401,15 +3858,7 @@
                         </w:rPr>
                       </w:pPr>
                       <w:r>
-                        <w:t xml:space="preserve">Figur 5 – </w:t>
-                      </w:r>
-                      <w:proofErr w:type="spellStart"/>
-                      <w:r>
-                        <w:t>Mockup</w:t>
-                      </w:r>
-                      <w:proofErr w:type="spellEnd"/>
-                      <w:r>
-                        <w:t xml:space="preserve"> desktop</w:t>
+                        <w:t>Figur 5 – Mockup desktop</w:t>
                       </w:r>
                     </w:p>
                   </w:txbxContent>
@@ -4520,15 +3969,7 @@
         <w:jc w:val="left"/>
       </w:pPr>
       <w:r>
-        <w:t xml:space="preserve">Figur 4 – </w:t>
-      </w:r>
-      <w:proofErr w:type="spellStart"/>
-      <w:r>
-        <w:t>Mockups</w:t>
-      </w:r>
-      <w:proofErr w:type="spellEnd"/>
-      <w:r>
-        <w:t xml:space="preserve"> mobil</w:t>
+        <w:t>Figur 4 – Mockups mobil</w:t>
       </w:r>
     </w:p>
     <w:p>
@@ -4583,39 +4024,7 @@
           <w:i w:val="0"/>
           <w:iCs w:val="0"/>
         </w:rPr>
-        <w:t xml:space="preserve">gång ett nytt </w:t>
-      </w:r>
-      <w:proofErr w:type="spellStart"/>
-      <w:r>
-        <w:rPr>
-          <w:i w:val="0"/>
-          <w:iCs w:val="0"/>
-        </w:rPr>
-        <w:t>repository</w:t>
-      </w:r>
-      <w:proofErr w:type="spellEnd"/>
-      <w:r>
-        <w:rPr>
-          <w:i w:val="0"/>
-          <w:iCs w:val="0"/>
-        </w:rPr>
-        <w:t xml:space="preserve"> i </w:t>
-      </w:r>
-      <w:proofErr w:type="spellStart"/>
-      <w:r>
-        <w:rPr>
-          <w:i w:val="0"/>
-          <w:iCs w:val="0"/>
-        </w:rPr>
-        <w:t>Github</w:t>
-      </w:r>
-      <w:proofErr w:type="spellEnd"/>
-      <w:r>
-        <w:rPr>
-          <w:i w:val="0"/>
-          <w:iCs w:val="0"/>
-        </w:rPr>
-        <w:t xml:space="preserve"> för att komma i gång med versionshanteringen.</w:t>
+        <w:t>gång ett nytt repository i Github för att komma i gång med versionshanteringen.</w:t>
       </w:r>
     </w:p>
     <w:p>
@@ -4631,80 +4040,15 @@
           <w:i w:val="0"/>
           <w:iCs w:val="0"/>
         </w:rPr>
-        <w:t xml:space="preserve">Jag började arbeta med startsidans element och sedan lade jag till </w:t>
-      </w:r>
-      <w:proofErr w:type="spellStart"/>
-      <w:r>
-        <w:rPr>
-          <w:i w:val="0"/>
-          <w:iCs w:val="0"/>
-        </w:rPr>
-        <w:t>css</w:t>
-      </w:r>
-      <w:proofErr w:type="spellEnd"/>
-      <w:r>
-        <w:rPr>
-          <w:i w:val="0"/>
-          <w:iCs w:val="0"/>
-        </w:rPr>
-        <w:t>.</w:t>
-      </w:r>
-      <w:r>
-        <w:rPr>
-          <w:i w:val="0"/>
-          <w:iCs w:val="0"/>
-        </w:rPr>
-        <w:t xml:space="preserve"> Jag valde att positionera menyn med CSS </w:t>
-      </w:r>
-      <w:proofErr w:type="spellStart"/>
-      <w:r>
-        <w:rPr>
-          <w:i w:val="0"/>
-          <w:iCs w:val="0"/>
-        </w:rPr>
-        <w:t>Flexbox</w:t>
-      </w:r>
-      <w:proofErr w:type="spellEnd"/>
-      <w:r>
-        <w:rPr>
-          <w:i w:val="0"/>
-          <w:iCs w:val="0"/>
-        </w:rPr>
-        <w:t xml:space="preserve"> för att få länkarna i menyn att flöda horisontellt på större skärm. För att få till denna </w:t>
-      </w:r>
-      <w:proofErr w:type="spellStart"/>
-      <w:r>
-        <w:rPr>
-          <w:i w:val="0"/>
-          <w:iCs w:val="0"/>
-        </w:rPr>
-        <w:t>responsivitet</w:t>
-      </w:r>
-      <w:proofErr w:type="spellEnd"/>
-      <w:r>
-        <w:rPr>
-          <w:i w:val="0"/>
-          <w:iCs w:val="0"/>
-        </w:rPr>
-        <w:t xml:space="preserve"> använde jag media </w:t>
-      </w:r>
-      <w:proofErr w:type="spellStart"/>
-      <w:r>
-        <w:rPr>
-          <w:i w:val="0"/>
-          <w:iCs w:val="0"/>
-        </w:rPr>
-        <w:t>querys</w:t>
-      </w:r>
-      <w:proofErr w:type="spellEnd"/>
-      <w:r>
-        <w:rPr>
-          <w:i w:val="0"/>
-          <w:iCs w:val="0"/>
-        </w:rPr>
-        <w:t xml:space="preserve"> som lägger till </w:t>
-      </w:r>
-      <w:proofErr w:type="spellStart"/>
+        <w:t>Jag började arbeta med startsidans element och sedan lade jag till css.</w:t>
+      </w:r>
+      <w:r>
+        <w:rPr>
+          <w:i w:val="0"/>
+          <w:iCs w:val="0"/>
+        </w:rPr>
+        <w:t xml:space="preserve"> Jag valde att positionera menyn med CSS Flexbox för att få länkarna i menyn att flöda horisontellt på större skärm. För att få till denna responsivitet använde jag media querys som lägger till </w:t>
+      </w:r>
       <w:r>
         <w:rPr>
           <w:i w:val="0"/>
@@ -4717,38 +4061,14 @@
           <w:i w:val="0"/>
           <w:iCs w:val="0"/>
         </w:rPr>
-        <w:t>lexbox</w:t>
-      </w:r>
-      <w:proofErr w:type="spellEnd"/>
-      <w:r>
-        <w:rPr>
-          <w:i w:val="0"/>
-          <w:iCs w:val="0"/>
-        </w:rPr>
-        <w:t xml:space="preserve"> vid skärmstorlek större än </w:t>
-      </w:r>
-      <w:r>
-        <w:rPr>
-          <w:i w:val="0"/>
-          <w:iCs w:val="0"/>
-        </w:rPr>
-        <w:t xml:space="preserve">750 </w:t>
-      </w:r>
-      <w:proofErr w:type="spellStart"/>
-      <w:r>
-        <w:rPr>
-          <w:i w:val="0"/>
-          <w:iCs w:val="0"/>
-        </w:rPr>
-        <w:t>px</w:t>
-      </w:r>
-      <w:proofErr w:type="spellEnd"/>
-      <w:r>
-        <w:rPr>
-          <w:i w:val="0"/>
-          <w:iCs w:val="0"/>
-        </w:rPr>
-        <w:t>.</w:t>
+        <w:t xml:space="preserve">lexbox vid skärmstorlek större än </w:t>
+      </w:r>
+      <w:r>
+        <w:rPr>
+          <w:i w:val="0"/>
+          <w:iCs w:val="0"/>
+        </w:rPr>
+        <w:t>750 px.</w:t>
       </w:r>
       <w:r>
         <w:rPr>
@@ -4771,17 +4091,8 @@
           <w:i w:val="0"/>
           <w:iCs w:val="0"/>
         </w:rPr>
-        <w:t xml:space="preserve">Bakgrundsbilden på min </w:t>
-      </w:r>
-      <w:proofErr w:type="spellStart"/>
-      <w:r>
-        <w:rPr>
-          <w:i w:val="0"/>
-          <w:iCs w:val="0"/>
-        </w:rPr>
-        <w:t>hero</w:t>
-      </w:r>
-      <w:proofErr w:type="spellEnd"/>
+        <w:t>Bakgrundsbilden på min hero</w:t>
+      </w:r>
       <w:r>
         <w:rPr>
           <w:i w:val="0"/>
@@ -4815,23 +4126,7 @@
           <w:i w:val="0"/>
           <w:iCs w:val="0"/>
         </w:rPr>
-        <w:t>, vilket var resultatet när jag satte genomskinlighet (</w:t>
-      </w:r>
-      <w:proofErr w:type="spellStart"/>
-      <w:r>
-        <w:rPr>
-          <w:i w:val="0"/>
-          <w:iCs w:val="0"/>
-        </w:rPr>
-        <w:t>opacity</w:t>
-      </w:r>
-      <w:proofErr w:type="spellEnd"/>
-      <w:r>
-        <w:rPr>
-          <w:i w:val="0"/>
-          <w:iCs w:val="0"/>
-        </w:rPr>
-        <w:t>)</w:t>
+        <w:t>, vilket var resultatet när jag satte genomskinlighet (opacity)</w:t>
       </w:r>
       <w:r>
         <w:rPr>
@@ -4889,29 +4184,8 @@
         </w:rPr>
         <w:t xml:space="preserve"> och sedan blanda dessa med </w:t>
       </w:r>
-      <w:proofErr w:type="spellStart"/>
-      <w:r>
-        <w:t>background</w:t>
-      </w:r>
-      <w:proofErr w:type="spellEnd"/>
-      <w:r>
-        <w:t>-</w:t>
-      </w:r>
-      <w:proofErr w:type="spellStart"/>
-      <w:r>
-        <w:t>blend</w:t>
-      </w:r>
-      <w:proofErr w:type="spellEnd"/>
-      <w:r>
-        <w:t xml:space="preserve">-mode: </w:t>
-      </w:r>
-      <w:proofErr w:type="spellStart"/>
-      <w:r>
-        <w:t>lighten</w:t>
-      </w:r>
-      <w:proofErr w:type="spellEnd"/>
-      <w:r>
-        <w:t>;</w:t>
+      <w:r>
+        <w:t>background-blend-mode: lighten;</w:t>
       </w:r>
       <w:r>
         <w:t xml:space="preserve"> </w:t>
@@ -5027,13 +4301,8 @@
                               <w:t xml:space="preserve"> </w:t>
                             </w:r>
                             <w:r>
-                              <w:t xml:space="preserve">HTML </w:t>
+                              <w:t>HTML hero</w:t>
                             </w:r>
-                            <w:proofErr w:type="spellStart"/>
-                            <w:r>
-                              <w:t>hero</w:t>
-                            </w:r>
-                            <w:proofErr w:type="spellEnd"/>
                           </w:p>
                         </w:txbxContent>
                       </wps:txbx>
@@ -5071,13 +4340,8 @@
                         <w:t xml:space="preserve"> </w:t>
                       </w:r>
                       <w:r>
-                        <w:t xml:space="preserve">HTML </w:t>
+                        <w:t>HTML hero</w:t>
                       </w:r>
-                      <w:proofErr w:type="spellStart"/>
-                      <w:r>
-                        <w:t>hero</w:t>
-                      </w:r>
-                      <w:proofErr w:type="spellEnd"/>
                     </w:p>
                   </w:txbxContent>
                 </v:textbox>
@@ -5190,13 +4454,8 @@
                               <w:pStyle w:val="Beskrivning"/>
                             </w:pPr>
                             <w:r>
-                              <w:t xml:space="preserve">Figur 7 – CSS </w:t>
+                              <w:t>Figur 7 – CSS hero</w:t>
                             </w:r>
-                            <w:proofErr w:type="spellStart"/>
-                            <w:r>
-                              <w:t>hero</w:t>
-                            </w:r>
-                            <w:proofErr w:type="spellEnd"/>
                           </w:p>
                         </w:txbxContent>
                       </wps:txbx>
@@ -5225,13 +4484,8 @@
                         <w:pStyle w:val="Beskrivning"/>
                       </w:pPr>
                       <w:r>
-                        <w:t xml:space="preserve">Figur 7 – CSS </w:t>
+                        <w:t>Figur 7 – CSS hero</w:t>
                       </w:r>
-                      <w:proofErr w:type="spellStart"/>
-                      <w:r>
-                        <w:t>hero</w:t>
-                      </w:r>
-                      <w:proofErr w:type="spellEnd"/>
                     </w:p>
                   </w:txbxContent>
                 </v:textbox>
@@ -5494,49 +4748,8 @@
           <w:i w:val="0"/>
           <w:iCs w:val="0"/>
         </w:rPr>
-        <w:t xml:space="preserve">Sektionen sortiment på startsidan ligger också på en genomskinlig bakgrund så det löste jag lika som på </w:t>
-      </w:r>
-      <w:proofErr w:type="spellStart"/>
-      <w:r>
-        <w:rPr>
-          <w:i w:val="0"/>
-          <w:iCs w:val="0"/>
-        </w:rPr>
-        <w:t>hero</w:t>
-      </w:r>
-      <w:proofErr w:type="spellEnd"/>
-      <w:r>
-        <w:rPr>
-          <w:i w:val="0"/>
-          <w:iCs w:val="0"/>
-        </w:rPr>
-        <w:t xml:space="preserve">-sektionen. Sedan ville jag att sortiment-sektionen skulle ändra utseende två gånger när skärmen blev större. Det löste jag genom att lägga två tomma element, ett före och ett efter. Med en media </w:t>
-      </w:r>
-      <w:proofErr w:type="spellStart"/>
-      <w:r>
-        <w:rPr>
-          <w:i w:val="0"/>
-          <w:iCs w:val="0"/>
-        </w:rPr>
-        <w:t>query</w:t>
-      </w:r>
-      <w:proofErr w:type="spellEnd"/>
-      <w:r>
-        <w:rPr>
-          <w:i w:val="0"/>
-          <w:iCs w:val="0"/>
-        </w:rPr>
-        <w:t xml:space="preserve"> på minsta skärmstorlek 750 </w:t>
-      </w:r>
-      <w:proofErr w:type="spellStart"/>
-      <w:r>
-        <w:rPr>
-          <w:i w:val="0"/>
-          <w:iCs w:val="0"/>
-        </w:rPr>
-        <w:t>px</w:t>
-      </w:r>
-      <w:proofErr w:type="spellEnd"/>
+        <w:t>Sektionen sortiment på startsidan ligger också på en genomskinlig bakgrund så det löste jag lika som på hero-sektionen. Sedan ville jag att sortiment-sektionen skulle ändra utseende två gånger när skärmen blev större. Det löste jag genom att lägga två tomma element, ett före och ett efter. Med en media query på minsta skärmstorlek 750 px</w:t>
+      </w:r>
       <w:r>
         <w:rPr>
           <w:i w:val="0"/>
@@ -5544,7 +4757,6 @@
         </w:rPr>
         <w:t xml:space="preserve">, lade jag till innehåll i det första tomma elementet och med </w:t>
       </w:r>
-      <w:proofErr w:type="spellStart"/>
       <w:r>
         <w:rPr>
           <w:i w:val="0"/>
@@ -5557,47 +4769,7 @@
           <w:i w:val="0"/>
           <w:iCs w:val="0"/>
         </w:rPr>
-        <w:t>lexbox</w:t>
-      </w:r>
-      <w:proofErr w:type="spellEnd"/>
-      <w:r>
-        <w:rPr>
-          <w:i w:val="0"/>
-          <w:iCs w:val="0"/>
-        </w:rPr>
-        <w:t xml:space="preserve"> gjorde detta att jag fick två element bredvid varandra. Sortiment-sektionen till höger och en bild till vänster. Sedan lade jag till en till media </w:t>
-      </w:r>
-      <w:proofErr w:type="spellStart"/>
-      <w:r>
-        <w:rPr>
-          <w:i w:val="0"/>
-          <w:iCs w:val="0"/>
-        </w:rPr>
-        <w:t>query</w:t>
-      </w:r>
-      <w:proofErr w:type="spellEnd"/>
-      <w:r>
-        <w:rPr>
-          <w:i w:val="0"/>
-          <w:iCs w:val="0"/>
-        </w:rPr>
-        <w:t xml:space="preserve"> vid minsta skärmstorlek 1000 </w:t>
-      </w:r>
-      <w:proofErr w:type="spellStart"/>
-      <w:r>
-        <w:rPr>
-          <w:i w:val="0"/>
-          <w:iCs w:val="0"/>
-        </w:rPr>
-        <w:t>px</w:t>
-      </w:r>
-      <w:proofErr w:type="spellEnd"/>
-      <w:r>
-        <w:rPr>
-          <w:i w:val="0"/>
-          <w:iCs w:val="0"/>
-        </w:rPr>
-        <w:t xml:space="preserve"> och där läggs också innehåll i det andra tomma elementet till och resultatet blev tre element bredvid varandra. Sortiment-sektionen i mitten och en bild på varje sida. </w:t>
+        <w:t xml:space="preserve">lexbox gjorde detta att jag fick två element bredvid varandra. Sortiment-sektionen till höger och en bild till vänster. Sedan lade jag till en till media query vid minsta skärmstorlek 1000 px och där läggs också innehåll i det andra tomma elementet till och resultatet blev tre element bredvid varandra. Sortiment-sektionen i mitten och en bild på varje sida. </w:t>
       </w:r>
     </w:p>
     <w:p>
@@ -5622,23 +4794,7 @@
           <w:i w:val="0"/>
           <w:iCs w:val="0"/>
         </w:rPr>
-        <w:t xml:space="preserve">Sidfoten är också den positionerad med </w:t>
-      </w:r>
-      <w:proofErr w:type="spellStart"/>
-      <w:r>
-        <w:rPr>
-          <w:i w:val="0"/>
-          <w:iCs w:val="0"/>
-        </w:rPr>
-        <w:t>flexbox</w:t>
-      </w:r>
-      <w:proofErr w:type="spellEnd"/>
-      <w:r>
-        <w:rPr>
-          <w:i w:val="0"/>
-          <w:iCs w:val="0"/>
-        </w:rPr>
-        <w:t xml:space="preserve"> eftersom jag vill rada upp elementen horisontellt.</w:t>
+        <w:t>Sidfoten är också den positionerad med flexbox eftersom jag vill rada upp elementen horisontellt.</w:t>
       </w:r>
     </w:p>
     <w:p>
@@ -5821,33 +4977,8 @@
           <w:i w:val="0"/>
           <w:iCs w:val="0"/>
         </w:rPr>
-        <w:t xml:space="preserve"> bild 1, text 1, bild 2 och text 2. Sedan använder jag media </w:t>
-      </w:r>
-      <w:proofErr w:type="spellStart"/>
-      <w:r>
-        <w:rPr>
-          <w:i w:val="0"/>
-          <w:iCs w:val="0"/>
-        </w:rPr>
-        <w:t>query</w:t>
-      </w:r>
-      <w:proofErr w:type="spellEnd"/>
-      <w:r>
-        <w:rPr>
-          <w:i w:val="0"/>
-          <w:iCs w:val="0"/>
-        </w:rPr>
-        <w:t xml:space="preserve"> för att ändra till två kolumner vid större skärmbredd. Men jag positionerar också elementen efter </w:t>
-      </w:r>
-      <w:proofErr w:type="spellStart"/>
-      <w:r>
-        <w:rPr>
-          <w:i w:val="0"/>
-          <w:iCs w:val="0"/>
-        </w:rPr>
-        <w:t>grid</w:t>
-      </w:r>
-      <w:proofErr w:type="spellEnd"/>
+        <w:t xml:space="preserve"> bild 1, text 1, bild 2 och text 2. Sedan använder jag media query för att ändra till två kolumner vid större skärmbredd. Men jag positionerar också elementen efter grid</w:t>
+      </w:r>
       <w:r>
         <w:rPr>
           <w:i w:val="0"/>
@@ -5869,6 +5000,13 @@
         </w:rPr>
         <w:t>na för att flytta bild två till höger och text två till vänster.</w:t>
       </w:r>
+      <w:r>
+        <w:rPr>
+          <w:i w:val="0"/>
+          <w:iCs w:val="0"/>
+        </w:rPr>
+        <w:t xml:space="preserve"> Denna lösning kom jag på i ett senare skede. Först hade jag lagt till en extra bild som låg nedanför i HTML-koden och därför naturligt placerades till höger. Sedan visade/döljde jag bilderna i en media query.</w:t>
+      </w:r>
     </w:p>
     <w:p>
       <w:pPr>
@@ -5887,12 +5025,201 @@
           <w:iCs w:val="0"/>
         </w:rPr>
       </w:pPr>
-      <w:r>
-        <w:rPr>
-          <w:i w:val="0"/>
-          <w:iCs w:val="0"/>
-        </w:rPr>
-        <w:t>https://developer.mozilla.org/en-US/docs/Web/CSS/Guides/Grid_layout/Basic_concepts</w:t>
+      <w:hyperlink r:id="rId25" w:history="1">
+        <w:r>
+          <w:rPr>
+            <w:rStyle w:val="Hyperlnk"/>
+            <w:i w:val="0"/>
+            <w:iCs w:val="0"/>
+          </w:rPr>
+          <w:t>https://developer.mozilla.org/en-US/docs/Web/CSS/Guides/Grid_layout/Basic_concepts</w:t>
+        </w:r>
+      </w:hyperlink>
+    </w:p>
+    <w:p>
+      <w:pPr>
+        <w:pStyle w:val="Beskrivning"/>
+        <w:rPr>
+          <w:i w:val="0"/>
+          <w:iCs w:val="0"/>
+        </w:rPr>
+      </w:pPr>
+    </w:p>
+    <w:p>
+      <w:pPr>
+        <w:pStyle w:val="Beskrivning"/>
+        <w:rPr>
+          <w:i w:val="0"/>
+          <w:iCs w:val="0"/>
+        </w:rPr>
+      </w:pPr>
+      <w:r>
+        <w:rPr>
+          <w:i w:val="0"/>
+          <w:iCs w:val="0"/>
+        </w:rPr>
+        <w:t>Även på sortiment-sidan har jag använt CSS Grid för att positionera elementen. Här har jag gjort en grid med sex kolumner och använder ”span” för att specificera hur breda de olika elementen ska vara.</w:t>
+      </w:r>
+    </w:p>
+    <w:p>
+      <w:pPr>
+        <w:pStyle w:val="Rubrik2"/>
+      </w:pPr>
+      <w:r>
+        <w:t>JavaScript</w:t>
+      </w:r>
+    </w:p>
+    <w:p>
+      <w:pPr>
+        <w:pStyle w:val="Beskrivning"/>
+        <w:rPr>
+          <w:i w:val="0"/>
+          <w:iCs w:val="0"/>
+        </w:rPr>
+      </w:pPr>
+      <w:r>
+        <w:rPr>
+          <w:i w:val="0"/>
+          <w:iCs w:val="0"/>
+        </w:rPr>
+        <w:t>Hamburgermenyn som syns på liten skärm får sin funktionalitet genom JavaScript.</w:t>
+      </w:r>
+      <w:r>
+        <w:rPr>
+          <w:i w:val="0"/>
+          <w:iCs w:val="0"/>
+        </w:rPr>
+        <w:t xml:space="preserve"> Jag har tagit hjälp av den instruktionsfilm för hamburgermeny som finns i kursmaterialet av Rama Bito. Jag använder </w:t>
+      </w:r>
+      <w:r>
+        <w:rPr>
+          <w:i w:val="0"/>
+          <w:iCs w:val="0"/>
+        </w:rPr>
+        <w:t xml:space="preserve">en händelselyssnare som vid klick på hamburgerikonen kör en funktion som använder metoden toggle() för att växla mellan att lägga till eller ta bort klassen ”open” på menyn. På så vis syns menyn när man klickat på ikonen och döljs igen om man klickar igen. </w:t>
+      </w:r>
+    </w:p>
+    <w:p>
+      <w:pPr>
+        <w:pStyle w:val="Beskrivning"/>
+        <w:rPr>
+          <w:i w:val="0"/>
+          <w:iCs w:val="0"/>
+        </w:rPr>
+      </w:pPr>
+      <w:r>
+        <w:rPr>
+          <w:i w:val="0"/>
+          <w:iCs w:val="0"/>
+        </w:rPr>
+        <w:t xml:space="preserve">Nästa sida där det finns JavaScript är på sortimentsidan. </w:t>
+      </w:r>
+      <w:r>
+        <w:rPr>
+          <w:i w:val="0"/>
+          <w:iCs w:val="0"/>
+        </w:rPr>
+        <w:t xml:space="preserve">Detta skript ligger i en egen js-fil för att hålla koden separerad och lättläst. </w:t>
+      </w:r>
+      <w:r>
+        <w:rPr>
+          <w:i w:val="0"/>
+          <w:iCs w:val="0"/>
+        </w:rPr>
+        <w:t>Här har jag valt att lägga artiklarna i två olika json-filer</w:t>
+      </w:r>
+      <w:r>
+        <w:rPr>
+          <w:i w:val="0"/>
+          <w:iCs w:val="0"/>
+        </w:rPr>
+        <w:t>, en för varje kategori,</w:t>
+      </w:r>
+      <w:r>
+        <w:rPr>
+          <w:i w:val="0"/>
+          <w:iCs w:val="0"/>
+        </w:rPr>
+        <w:t xml:space="preserve"> och sedan använda JavaScript för att hämta in datan från filerna i asynkron</w:t>
+      </w:r>
+      <w:r>
+        <w:rPr>
+          <w:i w:val="0"/>
+          <w:iCs w:val="0"/>
+        </w:rPr>
+        <w:t>a</w:t>
+      </w:r>
+      <w:r>
+        <w:rPr>
+          <w:i w:val="0"/>
+          <w:iCs w:val="0"/>
+        </w:rPr>
+        <w:t xml:space="preserve"> funktion</w:t>
+      </w:r>
+      <w:r>
+        <w:rPr>
+          <w:i w:val="0"/>
+          <w:iCs w:val="0"/>
+        </w:rPr>
+        <w:t>er</w:t>
+      </w:r>
+      <w:r>
+        <w:rPr>
+          <w:i w:val="0"/>
+          <w:iCs w:val="0"/>
+        </w:rPr>
+        <w:t xml:space="preserve"> där jag använder await fetch. </w:t>
+      </w:r>
+      <w:r>
+        <w:rPr>
+          <w:i w:val="0"/>
+          <w:iCs w:val="0"/>
+        </w:rPr>
+        <w:t>Funktionen körs när användaren klickar på någon av bilderna ”Matbröd” eller ”Fikabröd”</w:t>
+      </w:r>
+      <w:r>
+        <w:rPr>
+          <w:i w:val="0"/>
+          <w:iCs w:val="0"/>
+        </w:rPr>
+        <w:t xml:space="preserve"> och skriver ut artiklarna från vald kategori till </w:t>
+      </w:r>
+      <w:r>
+        <w:rPr>
+          <w:i w:val="0"/>
+          <w:iCs w:val="0"/>
+        </w:rPr>
+        <w:t>sidan</w:t>
+      </w:r>
+      <w:r>
+        <w:rPr>
+          <w:i w:val="0"/>
+          <w:iCs w:val="0"/>
+        </w:rPr>
+        <w:t>.</w:t>
+      </w:r>
+    </w:p>
+    <w:p>
+      <w:pPr>
+        <w:pStyle w:val="Beskrivning"/>
+        <w:rPr>
+          <w:i w:val="0"/>
+          <w:iCs w:val="0"/>
+        </w:rPr>
+      </w:pPr>
+      <w:r>
+        <w:rPr>
+          <w:i w:val="0"/>
+          <w:iCs w:val="0"/>
+        </w:rPr>
+        <w:t>Formuläret på kontaktsidan valideras också med JavaScript. Även här ligger detta skript i en egen js-fil.</w:t>
+      </w:r>
+      <w:r>
+        <w:rPr>
+          <w:i w:val="0"/>
+          <w:iCs w:val="0"/>
+        </w:rPr>
+        <w:t xml:space="preserve"> Valideringen sker när skicka knappen klickas genom en händelselyssnare. Formulärfälten kontrolleras genom if-satser som genererar fel ifall fälten är tomma. Felen loggas i en lista (array) som sedan skrivs ut som felmeddelanden på sidan. När alla fält är ifyllda kan formuläret skickas. På denna webbplats har jag inte lagt till funktionalitet för att ta hand om den skickade informationen men ett meddelande skrivs ut på sidan om att meddelandet har skickats.</w:t>
       </w:r>
     </w:p>
     <w:p>
@@ -5939,23 +5266,7 @@
         <w:jc w:val="left"/>
       </w:pPr>
       <w:r>
-        <w:t xml:space="preserve">Resultatkapitlet ingår när du har genomfört en systematisk undersökning, </w:t>
-      </w:r>
-      <w:proofErr w:type="gramStart"/>
-      <w:r>
-        <w:t>t ex</w:t>
-      </w:r>
-      <w:proofErr w:type="gramEnd"/>
-      <w:r>
-        <w:t xml:space="preserve"> en utvärdering av ett datorprogram som du har utvecklat, vilket krävs inom examensarbeten på C- och D-nivå. I resultatkapitlet redovisas objektiva resultat av en empirisk undersökning., </w:t>
-      </w:r>
-      <w:proofErr w:type="gramStart"/>
-      <w:r>
-        <w:t>t ex</w:t>
-      </w:r>
-      <w:proofErr w:type="gramEnd"/>
-      <w:r>
-        <w:t xml:space="preserve"> en sådan utvärdering som nämns ovan. Tänk på att eventuella kommentarer i detta kapitel endast får vara av förtydligande art. Dina egna synpunkter och subjektiva (personliga) kommentarer hör hemma i kapitlet Slutsatser/Analys/Diskussion.</w:t>
+        <w:t>Resultatkapitlet ingår när du har genomfört en systematisk undersökning, t ex en utvärdering av ett datorprogram som du har utvecklat, vilket krävs inom examensarbeten på C- och D-nivå. I resultatkapitlet redovisas objektiva resultat av en empirisk undersökning., t ex en sådan utvärdering som nämns ovan. Tänk på att eventuella kommentarer i detta kapitel endast får vara av förtydligande art. Dina egna synpunkter och subjektiva (personliga) kommentarer hör hemma i kapitlet Slutsatser/Analys/Diskussion.</w:t>
       </w:r>
     </w:p>
     <w:p>
@@ -6003,15 +5314,7 @@
         <w:jc w:val="left"/>
       </w:pPr>
       <w:r>
-        <w:t xml:space="preserve">Om denna del är omfattande kan den indelas i flera kapitel eller under-kapitel, </w:t>
-      </w:r>
-      <w:proofErr w:type="gramStart"/>
-      <w:r>
-        <w:t>t ex</w:t>
-      </w:r>
-      <w:proofErr w:type="gramEnd"/>
-      <w:r>
-        <w:t xml:space="preserve"> ett analys- eller diskussionskapitel med förklaringar till och kritisk granskning av resultaten, ett slutsatskapitel där de viktigaste resultaten och slutsatserna presenteras, samt ett avsnitt med förslag på fortsatt arbete inom området.</w:t>
+        <w:t>Om denna del är omfattande kan den indelas i flera kapitel eller under-kapitel, t ex ett analys- eller diskussionskapitel med förklaringar till och kritisk granskning av resultaten, ett slutsatskapitel där de viktigaste resultaten och slutsatserna presenteras, samt ett avsnitt med förslag på fortsatt arbete inom området.</w:t>
       </w:r>
     </w:p>
     <w:p>
@@ -6102,23 +5405,9 @@
         <w:rPr>
           <w:lang w:val="en-GB"/>
         </w:rPr>
-        <w:t>Monash University</w:t>
-      </w:r>
-      <w:proofErr w:type="gramStart"/>
-      <w:r>
-        <w:rPr>
-          <w:lang w:val="en-GB"/>
-        </w:rPr>
-        <w:t>, ”Citing</w:t>
-      </w:r>
-      <w:proofErr w:type="gramEnd"/>
-      <w:r>
-        <w:rPr>
-          <w:lang w:val="en-GB"/>
-        </w:rPr>
-        <w:t xml:space="preserve">, Vancouver Style” </w:t>
-      </w:r>
-      <w:hyperlink r:id="rId25" w:history="1">
+        <w:t xml:space="preserve">Monash University, ”Citing, Vancouver Style” </w:t>
+      </w:r>
+      <w:hyperlink r:id="rId26" w:history="1">
         <w:r>
           <w:rPr>
             <w:lang w:val="en-GB"/>
@@ -6130,21 +5419,7 @@
         <w:rPr>
           <w:lang w:val="en-GB"/>
         </w:rPr>
-        <w:t xml:space="preserve"> </w:t>
-      </w:r>
-      <w:proofErr w:type="spellStart"/>
-      <w:r>
-        <w:rPr>
-          <w:lang w:val="en-GB"/>
-        </w:rPr>
-        <w:t>Publicerad</w:t>
-      </w:r>
-      <w:proofErr w:type="spellEnd"/>
-      <w:r>
-        <w:rPr>
-          <w:lang w:val="en-GB"/>
-        </w:rPr>
-        <w:t xml:space="preserve"> 2006-04-13. </w:t>
+        <w:t xml:space="preserve"> Publicerad 2006-04-13. </w:t>
       </w:r>
       <w:r>
         <w:t>Hämtad 2012-01-25 (Exempel på referens till webbsida)</w:t>
@@ -6186,21 +5461,7 @@
         <w:rPr>
           <w:lang w:val="en-GB"/>
         </w:rPr>
-        <w:t>M. Eriksson</w:t>
-      </w:r>
-      <w:proofErr w:type="gramStart"/>
-      <w:r>
-        <w:rPr>
-          <w:lang w:val="en-GB"/>
-        </w:rPr>
-        <w:t>, ”Dynamic</w:t>
-      </w:r>
-      <w:proofErr w:type="gramEnd"/>
-      <w:r>
-        <w:rPr>
-          <w:lang w:val="en-GB"/>
-        </w:rPr>
-        <w:t xml:space="preserve"> Single Frequency Networks”, </w:t>
+        <w:t xml:space="preserve">M. Eriksson, ”Dynamic Single Frequency Networks”, </w:t>
       </w:r>
       <w:r>
         <w:rPr>
@@ -6256,15 +5517,7 @@
       </w:pPr>
       <w:bookmarkStart w:id="5" w:name="__RefNumPara__1427_1373209633"/>
       <w:r>
-        <w:t xml:space="preserve">L. </w:t>
-      </w:r>
-      <w:proofErr w:type="spellStart"/>
-      <w:r>
-        <w:t>Forsslund</w:t>
-      </w:r>
-      <w:proofErr w:type="spellEnd"/>
-      <w:r>
-        <w:t>, ”Rapportering av forskningsresultat - ett rationaliserings-</w:t>
+        <w:t>L. Forsslund, ”Rapportering av forskningsresultat - ett rationaliserings-</w:t>
       </w:r>
       <w:r>
         <w:br/>
@@ -6278,15 +5531,7 @@
         <w:t>Industriell teknik</w:t>
       </w:r>
       <w:r>
-        <w:t xml:space="preserve">, 22, 1969, s. </w:t>
-      </w:r>
-      <w:proofErr w:type="gramStart"/>
-      <w:r>
-        <w:t>361-363</w:t>
-      </w:r>
-      <w:proofErr w:type="gramEnd"/>
-      <w:r>
-        <w:t>. (Exempel på referens till artikel i tidskrift)</w:t>
+        <w:t>, 22, 1969, s. 361-363. (Exempel på referens till artikel i tidskrift)</w:t>
       </w:r>
       <w:bookmarkEnd w:id="5"/>
     </w:p>
@@ -6299,15 +5544,7 @@
         </w:numPr>
       </w:pPr>
       <w:r>
-        <w:t xml:space="preserve">N. </w:t>
-      </w:r>
-      <w:proofErr w:type="spellStart"/>
-      <w:r>
-        <w:t>Bie</w:t>
-      </w:r>
-      <w:proofErr w:type="spellEnd"/>
-      <w:r>
-        <w:t xml:space="preserve">, “Minspel på Internet”. </w:t>
+        <w:t xml:space="preserve">N. Bie, “Minspel på Internet”. </w:t>
       </w:r>
       <w:r>
         <w:rPr>
@@ -6349,30 +5586,10 @@
           <w:i/>
           <w:iCs/>
         </w:rPr>
-        <w:t xml:space="preserve">Växelboken. Kuggväxlar, kuggremmar, kilremmar </w:t>
-      </w:r>
-      <w:proofErr w:type="gramStart"/>
-      <w:r>
-        <w:rPr>
-          <w:i/>
-          <w:iCs/>
-        </w:rPr>
-        <w:t>etc</w:t>
-      </w:r>
-      <w:r>
-        <w:t>.</w:t>
-      </w:r>
-      <w:proofErr w:type="gramEnd"/>
-      <w:r>
-        <w:t xml:space="preserve"> </w:t>
-      </w:r>
-      <w:proofErr w:type="spellStart"/>
-      <w:r>
-        <w:t>Mecman</w:t>
-      </w:r>
-      <w:proofErr w:type="spellEnd"/>
-      <w:r>
-        <w:t>. Hydraulik, SKF. Huvudkatalog. (Exempel på referens till katalog)</w:t>
+        <w:t>Växelboken. Kuggväxlar, kuggremmar, kilremmar etc</w:t>
+      </w:r>
+      <w:r>
+        <w:t>. Mecman. Hydraulik, SKF. Huvudkatalog. (Exempel på referens till katalog)</w:t>
       </w:r>
       <w:bookmarkEnd w:id="6"/>
     </w:p>
@@ -6447,8 +5664,8 @@
       </w:pPr>
     </w:p>
     <w:sectPr>
-      <w:headerReference w:type="default" r:id="rId26"/>
-      <w:footerReference w:type="default" r:id="rId27"/>
+      <w:headerReference w:type="default" r:id="rId27"/>
+      <w:footerReference w:type="default" r:id="rId28"/>
       <w:pgSz w:w="11906" w:h="16838"/>
       <w:pgMar w:top="1700" w:right="2098" w:bottom="1326" w:left="2098" w:header="1134" w:footer="760" w:gutter="0"/>
       <w:pgNumType w:start="1"/>
@@ -6595,13 +5812,8 @@
       </w:tabs>
     </w:pPr>
     <w:r>
-      <w:t xml:space="preserve">Title – </w:t>
+      <w:t>Title – Subtitle</w:t>
     </w:r>
-    <w:proofErr w:type="spellStart"/>
-    <w:r>
-      <w:t>Subtitle</w:t>
-    </w:r>
-    <w:proofErr w:type="spellEnd"/>
   </w:p>
   <w:p>
     <w:pPr>
@@ -6612,11 +5824,9 @@
         <w:tab w:val="right" w:pos="7725"/>
       </w:tabs>
     </w:pPr>
-    <w:proofErr w:type="spellStart"/>
     <w:r>
       <w:t>Author</w:t>
     </w:r>
-    <w:proofErr w:type="spellEnd"/>
     <w:r>
       <w:tab/>
       <w:t>2010-07-05</w:t>

--- a/Rapport.docx
+++ b/Rapport.docx
@@ -678,8 +678,18 @@
           <w:sz w:val="22"/>
           <w:szCs w:val="22"/>
         </w:rPr>
-        <w:t xml:space="preserve"> Webbutveckling, 120 hp</w:t>
-      </w:r>
+        <w:t xml:space="preserve"> Webbutveckling, 120 </w:t>
+      </w:r>
+      <w:proofErr w:type="spellStart"/>
+      <w:r>
+        <w:rPr>
+          <w:rFonts w:ascii="FreeSans" w:hAnsi="FreeSans" w:cs="Arial"/>
+          <w:sz w:val="22"/>
+          <w:szCs w:val="22"/>
+        </w:rPr>
+        <w:t>hp</w:t>
+      </w:r>
+      <w:proofErr w:type="spellEnd"/>
       <w:r>
         <w:rPr>
           <w:rFonts w:ascii="FreeSans" w:hAnsi="FreeSans" w:cs="Arial"/>
@@ -766,7 +776,23 @@
         <w:outlineLvl w:val="0"/>
       </w:pPr>
       <w:r>
-        <w:t>Sammanfattningen fungerar som en beskrivning av rapportens innehåll. Den ska underlätta en snabb genomgång av dokumentet och därför utgöra ett koncentrat av rapporten i sin helhet, det vill säga rymma allt från syfte och metod till resultat och slutsats. Exempel: ”Målet med denna undersökning har varit att besvara frågan… . Undersökningen har genomförts med hjälp av…. Undersökningen har visat att…”. Nämn inget stoff som inte behandlas i rapporten. Sammanfattning skrivs i ett stycke. 200-250 ord är en rekommendation. Hänvisningar till rapportens text, källor eller bilagor är inte tillåtet, utan sammanfattningen ska ”stå på egna ben”. Undvik såväl formler och matematiska symboler som kursiv och fet stil. Sammanfattningen kan avslutas med en uppräkning av nyckelord, som kan underlätta sökande efter rapporten i biblioteksdatabaser. Exempel:</w:t>
+        <w:t>Sammanfattningen fungerar som en beskrivning av rapportens innehåll. Den ska underlätta en snabb genomgång av dokumentet och därför utgöra ett koncentrat av rapporten i sin helhet, det vill säga rymma allt från syfte och metod till resultat och slutsats. Exempel: ”Målet med denna undersökning har varit att besvara frågan</w:t>
+      </w:r>
+      <w:proofErr w:type="gramStart"/>
+      <w:r>
+        <w:t>… .</w:t>
+      </w:r>
+      <w:proofErr w:type="gramEnd"/>
+      <w:r>
+        <w:t xml:space="preserve"> Undersökningen har genomförts med hjälp av…. Undersökningen har visat att…”. Nämn inget stoff som inte behandlas i rapporten. Sammanfattning skrivs i ett stycke. </w:t>
+      </w:r>
+      <w:proofErr w:type="gramStart"/>
+      <w:r>
+        <w:t>200-250</w:t>
+      </w:r>
+      <w:proofErr w:type="gramEnd"/>
+      <w:r>
+        <w:t xml:space="preserve"> ord är en rekommendation. Hänvisningar till rapportens text, källor eller bilagor är inte tillåtet, utan sammanfattningen ska ”stå på egna ben”. Undvik såväl formler och matematiska symboler som kursiv och fet stil. Sammanfattningen kan avslutas med en uppräkning av nyckelord, som kan underlätta sökande efter rapporten i biblioteksdatabaser. Exempel:</w:t>
       </w:r>
     </w:p>
     <w:p>
@@ -782,7 +808,15 @@
         <w:t>Nyckelord:</w:t>
       </w:r>
       <w:r>
-        <w:t xml:space="preserve"> Människa-dator-interaktion, XML, Linux , Java.</w:t>
+        <w:t xml:space="preserve"> Människa-dator-interaktion, XML, </w:t>
+      </w:r>
+      <w:proofErr w:type="gramStart"/>
+      <w:r>
+        <w:t>Linux ,</w:t>
+      </w:r>
+      <w:proofErr w:type="gramEnd"/>
+      <w:r>
+        <w:t xml:space="preserve"> Java.</w:t>
       </w:r>
     </w:p>
     <w:p>
@@ -853,7 +887,6 @@
       </w:r>
       <w:r>
         <w:tab/>
-        <w:t>i</w:t>
       </w:r>
       <w:r>
         <w:t>v</w:t>
@@ -871,11 +904,74 @@
       </w:r>
       <w:r>
         <w:tab/>
-        <w:t>Introduktion / Inledning</w:t>
+        <w:t>Inledning</w:t>
       </w:r>
       <w:r>
         <w:tab/>
         <w:t>1</w:t>
+      </w:r>
+    </w:p>
+    <w:p>
+      <w:pPr>
+        <w:pStyle w:val="Contents1"/>
+        <w:tabs>
+          <w:tab w:val="right" w:pos="567"/>
+        </w:tabs>
+      </w:pPr>
+      <w:r>
+        <w:t xml:space="preserve">2 </w:t>
+      </w:r>
+      <w:r>
+        <w:tab/>
+        <w:t>Teori</w:t>
+      </w:r>
+      <w:r>
+        <w:tab/>
+      </w:r>
+      <w:r>
+        <w:t>2</w:t>
+      </w:r>
+    </w:p>
+    <w:p>
+      <w:pPr>
+        <w:pStyle w:val="Contents1"/>
+        <w:tabs>
+          <w:tab w:val="right" w:pos="567"/>
+        </w:tabs>
+      </w:pPr>
+      <w:r>
+        <w:t xml:space="preserve">3 </w:t>
+      </w:r>
+      <w:r>
+        <w:tab/>
+        <w:t>Metod</w:t>
+      </w:r>
+      <w:r>
+        <w:tab/>
+      </w:r>
+      <w:r>
+        <w:t>3</w:t>
+      </w:r>
+    </w:p>
+    <w:p>
+      <w:pPr>
+        <w:pStyle w:val="Contents1"/>
+        <w:tabs>
+          <w:tab w:val="right" w:pos="567"/>
+        </w:tabs>
+      </w:pPr>
+      <w:r>
+        <w:t xml:space="preserve">4 </w:t>
+      </w:r>
+      <w:r>
+        <w:tab/>
+        <w:t>Konstruktion</w:t>
+      </w:r>
+      <w:r>
+        <w:tab/>
+      </w:r>
+      <w:r>
+        <w:t>5</w:t>
       </w:r>
     </w:p>
     <w:p>
@@ -888,15 +984,25 @@
         </w:tabs>
       </w:pPr>
       <w:r>
-        <w:t xml:space="preserve">1.1 </w:t>
+        <w:t>4</w:t>
+      </w:r>
+      <w:r>
+        <w:t>.</w:t>
+      </w:r>
+      <w:r>
+        <w:t>1</w:t>
+      </w:r>
+      <w:r>
+        <w:t xml:space="preserve"> </w:t>
+      </w:r>
+      <w:r>
+        <w:t>Planering</w:t>
       </w:r>
       <w:r>
         <w:tab/>
-        <w:t>Bakgrund och problemmotivering</w:t>
-      </w:r>
-      <w:r>
-        <w:tab/>
-        <w:t>1</w:t>
+      </w:r>
+      <w:r>
+        <w:t>5</w:t>
       </w:r>
     </w:p>
     <w:p>
@@ -909,15 +1015,22 @@
         </w:tabs>
       </w:pPr>
       <w:r>
-        <w:t xml:space="preserve">1.2 </w:t>
+        <w:t>4.</w:t>
+      </w:r>
+      <w:r>
+        <w:t>2</w:t>
+      </w:r>
+      <w:r>
+        <w:t xml:space="preserve"> </w:t>
+      </w:r>
+      <w:r>
+        <w:t>HTML &amp; CSS</w:t>
       </w:r>
       <w:r>
         <w:tab/>
-        <w:t>Övergripande syfte / Högnivåproblemformulering</w:t>
-      </w:r>
-      <w:r>
-        <w:tab/>
-        <w:t>2</w:t>
+      </w:r>
+      <w:r>
+        <w:t>6</w:t>
       </w:r>
     </w:p>
     <w:p>
@@ -930,78 +1043,11 @@
         </w:tabs>
       </w:pPr>
       <w:r>
-        <w:t xml:space="preserve">1.3 </w:t>
+        <w:t>4.3 JavaScript</w:t>
       </w:r>
       <w:r>
         <w:tab/>
-        <w:t>Avgränsningar</w:t>
-      </w:r>
-      <w:r>
-        <w:tab/>
-        <w:t>2</w:t>
-      </w:r>
-    </w:p>
-    <w:p>
-      <w:pPr>
-        <w:pStyle w:val="Contents2"/>
-        <w:tabs>
-          <w:tab w:val="clear" w:pos="7427"/>
-          <w:tab w:val="right" w:pos="850"/>
-          <w:tab w:val="right" w:leader="dot" w:pos="7710"/>
-        </w:tabs>
-      </w:pPr>
-      <w:r>
-        <w:t xml:space="preserve">1.4 </w:t>
-      </w:r>
-      <w:r>
-        <w:tab/>
-        <w:t>Konkreta och verifierbara mål / Detaljerad problemformulering</w:t>
-      </w:r>
-      <w:r>
-        <w:tab/>
-        <w:t>2</w:t>
-      </w:r>
-    </w:p>
-    <w:p>
-      <w:pPr>
-        <w:pStyle w:val="Contents2"/>
-        <w:tabs>
-          <w:tab w:val="clear" w:pos="7427"/>
-          <w:tab w:val="right" w:pos="850"/>
-          <w:tab w:val="right" w:leader="dot" w:pos="7710"/>
-        </w:tabs>
-      </w:pPr>
-      <w:r>
-        <w:t xml:space="preserve">1.5 </w:t>
-      </w:r>
-      <w:r>
-        <w:tab/>
-        <w:t>Översikt</w:t>
-      </w:r>
-      <w:r>
-        <w:tab/>
-        <w:t>3</w:t>
-      </w:r>
-    </w:p>
-    <w:p>
-      <w:pPr>
-        <w:pStyle w:val="Contents2"/>
-        <w:tabs>
-          <w:tab w:val="clear" w:pos="7427"/>
-          <w:tab w:val="right" w:pos="850"/>
-          <w:tab w:val="right" w:leader="dot" w:pos="7710"/>
-        </w:tabs>
-      </w:pPr>
-      <w:r>
-        <w:t xml:space="preserve">1.6 </w:t>
-      </w:r>
-      <w:r>
-        <w:tab/>
-        <w:t>Författarens bidrag</w:t>
-      </w:r>
-      <w:r>
-        <w:tab/>
-        <w:t>3</w:t>
+        <w:t>8</w:t>
       </w:r>
     </w:p>
     <w:p>
@@ -1012,162 +1058,17 @@
         </w:tabs>
       </w:pPr>
       <w:r>
-        <w:t xml:space="preserve">2 </w:t>
+        <w:t xml:space="preserve">5 </w:t>
       </w:r>
       <w:r>
         <w:tab/>
-        <w:t>Teori / Bakgrundsmaterial</w:t>
+        <w:t>Resultat</w:t>
       </w:r>
       <w:r>
         <w:tab/>
-        <w:t>4</w:t>
-      </w:r>
-    </w:p>
-    <w:p>
-      <w:pPr>
-        <w:pStyle w:val="Contents2"/>
-        <w:tabs>
-          <w:tab w:val="clear" w:pos="7427"/>
-          <w:tab w:val="right" w:pos="850"/>
-          <w:tab w:val="right" w:leader="dot" w:pos="7710"/>
-        </w:tabs>
-      </w:pPr>
-      <w:r>
-        <w:t xml:space="preserve">2.1 </w:t>
-      </w:r>
-      <w:r>
-        <w:tab/>
-        <w:t>Definition av termer och förkortningar</w:t>
-      </w:r>
-      <w:r>
-        <w:tab/>
-        <w:t>4</w:t>
-      </w:r>
-    </w:p>
-    <w:p>
-      <w:pPr>
-        <w:pStyle w:val="Contents3"/>
-        <w:tabs>
-          <w:tab w:val="clear" w:pos="7144"/>
-          <w:tab w:val="right" w:pos="1134"/>
-          <w:tab w:val="right" w:leader="dot" w:pos="7710"/>
-        </w:tabs>
-      </w:pPr>
-      <w:r>
-        <w:t xml:space="preserve">2.1.1 </w:t>
-      </w:r>
-      <w:r>
-        <w:tab/>
-        <w:t>Exempel på rubriknivå 3</w:t>
-      </w:r>
-      <w:r>
-        <w:tab/>
-        <w:t>5</w:t>
-      </w:r>
-    </w:p>
-    <w:p>
-      <w:pPr>
-        <w:pStyle w:val="Contents2"/>
-        <w:tabs>
-          <w:tab w:val="clear" w:pos="7427"/>
-          <w:tab w:val="right" w:pos="850"/>
-          <w:tab w:val="right" w:leader="dot" w:pos="7710"/>
-        </w:tabs>
-      </w:pPr>
-      <w:r>
-        <w:t xml:space="preserve">2.2 </w:t>
-      </w:r>
-      <w:r>
-        <w:tab/>
-        <w:t>Att referera eller citera</w:t>
-      </w:r>
-      <w:r>
-        <w:tab/>
-        <w:t>5</w:t>
-      </w:r>
-    </w:p>
-    <w:p>
-      <w:pPr>
-        <w:pStyle w:val="Contents2"/>
-        <w:tabs>
-          <w:tab w:val="clear" w:pos="7427"/>
-          <w:tab w:val="right" w:pos="850"/>
-          <w:tab w:val="right" w:leader="dot" w:pos="7710"/>
-        </w:tabs>
-      </w:pPr>
-      <w:r>
-        <w:t xml:space="preserve">2.3 </w:t>
-      </w:r>
-      <w:r>
-        <w:tab/>
-        <w:t>Källförteckning och källhänvisningar</w:t>
-      </w:r>
-      <w:r>
-        <w:tab/>
-        <w:t>5</w:t>
-      </w:r>
-    </w:p>
-    <w:p>
-      <w:pPr>
-        <w:pStyle w:val="Contents2"/>
-        <w:tabs>
-          <w:tab w:val="clear" w:pos="7427"/>
-          <w:tab w:val="right" w:pos="850"/>
-          <w:tab w:val="right" w:leader="dot" w:pos="7710"/>
-        </w:tabs>
-      </w:pPr>
-      <w:r>
-        <w:t xml:space="preserve">2.4 </w:t>
-      </w:r>
-      <w:r>
-        <w:tab/>
-        <w:t>Automatiskt numrerade källhänvisningar</w:t>
-      </w:r>
-      <w:r>
-        <w:tab/>
-        <w:t>6</w:t>
-      </w:r>
-    </w:p>
-    <w:p>
-      <w:pPr>
-        <w:pStyle w:val="Contents2"/>
-        <w:tabs>
-          <w:tab w:val="clear" w:pos="7427"/>
-          <w:tab w:val="right" w:pos="850"/>
-          <w:tab w:val="right" w:leader="dot" w:pos="7710"/>
-        </w:tabs>
-      </w:pPr>
-      <w:r>
-        <w:t xml:space="preserve">2.5 </w:t>
-      </w:r>
-      <w:r>
-        <w:tab/>
-        <w:t>Illustrationer</w:t>
-      </w:r>
-      <w:r>
-        <w:tab/>
-        <w:t>7</w:t>
-      </w:r>
-    </w:p>
-    <w:p>
-      <w:pPr>
-        <w:pStyle w:val="Contents2"/>
-        <w:tabs>
-          <w:tab w:val="clear" w:pos="7427"/>
-          <w:tab w:val="right" w:pos="850"/>
-          <w:tab w:val="right" w:leader="dot" w:pos="7710"/>
-        </w:tabs>
-      </w:pPr>
-      <w:r>
-        <w:t xml:space="preserve">2.6 </w:t>
-      </w:r>
-      <w:r>
-        <w:tab/>
-        <w:t>Matematiska formler</w:t>
-      </w:r>
-      <w:r>
-        <w:tab/>
-        <w:t>8</w:t>
+      </w:r>
+      <w:r>
+        <w:t>9</w:t>
       </w:r>
     </w:p>
     <w:p>
@@ -1178,72 +1079,17 @@
         </w:tabs>
       </w:pPr>
       <w:r>
-        <w:t xml:space="preserve">3 </w:t>
+        <w:t xml:space="preserve">6 </w:t>
       </w:r>
       <w:r>
         <w:tab/>
-        <w:t>Metod</w:t>
+        <w:t>Slutsatser</w:t>
       </w:r>
       <w:r>
         <w:tab/>
-        <w:t>9</w:t>
-      </w:r>
-    </w:p>
-    <w:p>
-      <w:pPr>
-        <w:pStyle w:val="Contents1"/>
-        <w:tabs>
-          <w:tab w:val="right" w:pos="567"/>
-        </w:tabs>
-      </w:pPr>
-      <w:r>
-        <w:t xml:space="preserve">4 </w:t>
-      </w:r>
-      <w:r>
-        <w:tab/>
-        <w:t>Konstruktion / Lösningsalternativ</w:t>
-      </w:r>
-      <w:r>
-        <w:tab/>
-        <w:t>10</w:t>
-      </w:r>
-    </w:p>
-    <w:p>
-      <w:pPr>
-        <w:pStyle w:val="Contents1"/>
-        <w:tabs>
-          <w:tab w:val="right" w:pos="567"/>
-        </w:tabs>
-      </w:pPr>
-      <w:r>
-        <w:t xml:space="preserve">5 </w:t>
-      </w:r>
-      <w:r>
-        <w:tab/>
-        <w:t>Resultat</w:t>
-      </w:r>
-      <w:r>
-        <w:tab/>
+      </w:r>
+      <w:r>
         <w:t>11</w:t>
-      </w:r>
-    </w:p>
-    <w:p>
-      <w:pPr>
-        <w:pStyle w:val="Contents1"/>
-        <w:tabs>
-          <w:tab w:val="right" w:pos="567"/>
-        </w:tabs>
-      </w:pPr>
-      <w:r>
-        <w:t xml:space="preserve">6 </w:t>
-      </w:r>
-      <w:r>
-        <w:tab/>
-        <w:t>Slutsatser / Analys / Diskussion</w:t>
-      </w:r>
-      <w:r>
-        <w:tab/>
-        <w:t>12</w:t>
       </w:r>
     </w:p>
     <w:p>
@@ -1259,41 +1105,10 @@
       </w:r>
       <w:r>
         <w:tab/>
-        <w:t>13</w:t>
-      </w:r>
-    </w:p>
-    <w:p>
-      <w:pPr>
-        <w:pStyle w:val="Contents10"/>
-        <w:tabs>
-          <w:tab w:val="clear" w:pos="5163"/>
-          <w:tab w:val="right" w:pos="7710"/>
-        </w:tabs>
-      </w:pPr>
-      <w:r>
-        <w:t>Bilaga A: Dokumentation av egenutvecklad programkod</w:t>
-      </w:r>
-      <w:r>
-        <w:tab/>
-        <w:t>14</w:t>
-      </w:r>
-    </w:p>
-    <w:p>
-      <w:pPr>
-        <w:pStyle w:val="Contents2"/>
-        <w:tabs>
-          <w:tab w:val="clear" w:pos="7427"/>
-          <w:tab w:val="right" w:pos="850"/>
-          <w:tab w:val="right" w:leader="dot" w:pos="7710"/>
-        </w:tabs>
-      </w:pPr>
-      <w:r>
-        <w:tab/>
-        <w:t>Exempel på underrubrik</w:t>
-      </w:r>
-      <w:r>
-        <w:tab/>
-        <w:t>14</w:t>
+        <w:t>1</w:t>
+      </w:r>
+      <w:r>
+        <w:t>2</w:t>
       </w:r>
     </w:p>
     <w:p>
@@ -1412,8 +1227,13 @@
               <w:pStyle w:val="Textbody"/>
               <w:jc w:val="left"/>
             </w:pPr>
+            <w:proofErr w:type="spellStart"/>
             <w:r>
-              <w:t>Acknowledge. Kvittering av korrekt överfört meddelande.</w:t>
+              <w:t>Acknowledge</w:t>
+            </w:r>
+            <w:proofErr w:type="spellEnd"/>
+            <w:r>
+              <w:t>. Kvittering av korrekt överfört meddelande.</w:t>
             </w:r>
           </w:p>
         </w:tc>
@@ -1454,8 +1274,29 @@
               <w:pStyle w:val="TableContents"/>
               <w:jc w:val="left"/>
             </w:pPr>
+            <w:proofErr w:type="spellStart"/>
             <w:r>
-              <w:t>Additive White Gaussian Noise.</w:t>
+              <w:t>Additive</w:t>
+            </w:r>
+            <w:proofErr w:type="spellEnd"/>
+            <w:r>
+              <w:t xml:space="preserve"> White </w:t>
+            </w:r>
+            <w:proofErr w:type="spellStart"/>
+            <w:r>
+              <w:t>Gaussian</w:t>
+            </w:r>
+            <w:proofErr w:type="spellEnd"/>
+            <w:r>
+              <w:t xml:space="preserve"> </w:t>
+            </w:r>
+            <w:proofErr w:type="spellStart"/>
+            <w:r>
+              <w:t>Noise</w:t>
+            </w:r>
+            <w:proofErr w:type="spellEnd"/>
+            <w:r>
+              <w:t>.</w:t>
             </w:r>
           </w:p>
         </w:tc>
@@ -1729,7 +1570,13 @@
         <w:t>Syftet med projektet är att skapa en inbjudande webbplats</w:t>
       </w:r>
       <w:r>
-        <w:t xml:space="preserve"> som ska locka kunder att vilja besöka bageriet och handla från sortimentet.</w:t>
+        <w:t xml:space="preserve"> som ska</w:t>
+      </w:r>
+      <w:r>
+        <w:t xml:space="preserve"> visa upp sortimentet och </w:t>
+      </w:r>
+      <w:r>
+        <w:t>locka kunder att vilja besöka bageriet.</w:t>
       </w:r>
     </w:p>
     <w:p>
@@ -1737,7 +1584,23 @@
         <w:pStyle w:val="Textbody"/>
       </w:pPr>
       <w:r>
-        <w:t>Målgruppen är vuxna personer som bor i området runt ”Bakarstaden”.</w:t>
+        <w:t>Målgruppen är vuxna personer som bor i området runt ”</w:t>
+      </w:r>
+      <w:proofErr w:type="spellStart"/>
+      <w:r>
+        <w:t>Bakarstaden</w:t>
+      </w:r>
+      <w:proofErr w:type="spellEnd"/>
+      <w:r>
+        <w:t>”.</w:t>
+      </w:r>
+    </w:p>
+    <w:p>
+      <w:pPr>
+        <w:pStyle w:val="Textbody"/>
+      </w:pPr>
+      <w:r>
+        <w:t>Planen är att presentera företaget på en ”Om oss”-sida. Presentera sortimentet på en ”Sortiment”-sida genom att läsa in artiklar från en extern fil. Detta för att underlätta ändringar i sortimentet. Samt en ”Kontakt”-sida med ett formulär för att kontakta företaget.</w:t>
       </w:r>
     </w:p>
     <w:p>
@@ -1774,9 +1637,19 @@
         <w:pStyle w:val="Textbody"/>
         <w:jc w:val="left"/>
       </w:pPr>
-      <w:r>
-        <w:t>Wireframe/Mockup</w:t>
-      </w:r>
+      <w:proofErr w:type="spellStart"/>
+      <w:r>
+        <w:t>Wireframe</w:t>
+      </w:r>
+      <w:proofErr w:type="spellEnd"/>
+      <w:r>
+        <w:t>/</w:t>
+      </w:r>
+      <w:proofErr w:type="spellStart"/>
+      <w:r>
+        <w:t>Mockup</w:t>
+      </w:r>
+      <w:proofErr w:type="spellEnd"/>
     </w:p>
     <w:p>
       <w:pPr>
@@ -1800,8 +1673,14 @@
       <w:pPr>
         <w:pStyle w:val="Textbody"/>
         <w:jc w:val="left"/>
-      </w:pPr>
-      <w:r>
+        <w:rPr>
+          <w:lang w:val="en-GB"/>
+        </w:rPr>
+      </w:pPr>
+      <w:r>
+        <w:rPr>
+          <w:lang w:val="en-GB"/>
+        </w:rPr>
         <w:t>CSS</w:t>
       </w:r>
     </w:p>
@@ -1809,24 +1688,64 @@
       <w:pPr>
         <w:pStyle w:val="Textbody"/>
         <w:jc w:val="left"/>
-      </w:pPr>
-      <w:r>
+        <w:rPr>
+          <w:lang w:val="en-GB"/>
+        </w:rPr>
+      </w:pPr>
+      <w:r>
+        <w:rPr>
+          <w:lang w:val="en-GB"/>
+        </w:rPr>
         <w:t>JavaScript</w:t>
       </w:r>
     </w:p>
     <w:p>
       <w:pPr>
         <w:pStyle w:val="Textbody"/>
-      </w:pPr>
-      <w:r>
-        <w:t>responsiv webbdesign,</w:t>
+        <w:rPr>
+          <w:lang w:val="en-GB"/>
+        </w:rPr>
+      </w:pPr>
+      <w:proofErr w:type="spellStart"/>
+      <w:r>
+        <w:rPr>
+          <w:lang w:val="en-GB"/>
+        </w:rPr>
+        <w:t>responsiv</w:t>
+      </w:r>
+      <w:proofErr w:type="spellEnd"/>
+      <w:r>
+        <w:rPr>
+          <w:lang w:val="en-GB"/>
+        </w:rPr>
+        <w:t xml:space="preserve"> </w:t>
+      </w:r>
+      <w:proofErr w:type="spellStart"/>
+      <w:r>
+        <w:rPr>
+          <w:lang w:val="en-GB"/>
+        </w:rPr>
+        <w:t>webbdesign</w:t>
+      </w:r>
+      <w:proofErr w:type="spellEnd"/>
+      <w:r>
+        <w:rPr>
+          <w:lang w:val="en-GB"/>
+        </w:rPr>
+        <w:t>,</w:t>
       </w:r>
     </w:p>
     <w:p>
       <w:pPr>
         <w:pStyle w:val="Textbody"/>
-      </w:pPr>
-      <w:r>
+        <w:rPr>
+          <w:lang w:val="en-GB"/>
+        </w:rPr>
+      </w:pPr>
+      <w:r>
+        <w:rPr>
+          <w:lang w:val="en-GB"/>
+        </w:rPr>
         <w:t>Flexbox och CSS Grid,</w:t>
       </w:r>
     </w:p>
@@ -1842,8 +1761,13 @@
       <w:pPr>
         <w:pStyle w:val="Textbody"/>
       </w:pPr>
-      <w:r>
-        <w:t>localStorage,</w:t>
+      <w:proofErr w:type="spellStart"/>
+      <w:r>
+        <w:t>localStorage</w:t>
+      </w:r>
+      <w:proofErr w:type="spellEnd"/>
+      <w:r>
+        <w:t>,</w:t>
       </w:r>
     </w:p>
     <w:p>
@@ -1851,7 +1775,15 @@
         <w:pStyle w:val="Textbody"/>
       </w:pPr>
       <w:r>
-        <w:t>asynkron programmering och Fetch API,</w:t>
+        <w:t xml:space="preserve">asynkron programmering och </w:t>
+      </w:r>
+      <w:proofErr w:type="spellStart"/>
+      <w:r>
+        <w:t>Fetch</w:t>
+      </w:r>
+      <w:proofErr w:type="spellEnd"/>
+      <w:r>
+        <w:t xml:space="preserve"> API,</w:t>
       </w:r>
     </w:p>
     <w:p>
@@ -1869,23 +1801,21 @@
         <w:jc w:val="left"/>
       </w:pPr>
       <w:r>
-        <w:t xml:space="preserve">Korta citat omges med citationstecken. Att citera Strömqvist  kan vara en passande illustration i detta sammanhang: "Det må vara svårt att skriva, men det är roligt också" </w:t>
-      </w:r>
-      <w:r>
-        <w:fldChar w:fldCharType="begin"/>
-      </w:r>
-      <w:r>
-        <w:instrText xml:space="preserve"> PAGEREF __RefNumPara__1429_1373209633 </w:instrText>
-      </w:r>
-      <w:r>
-        <w:fldChar w:fldCharType="separate"/>
-      </w:r>
-      <w:r>
-        <w:t>[4]</w:t>
-      </w:r>
-      <w:r>
-        <w:fldChar w:fldCharType="end"/>
-      </w:r>
+        <w:t xml:space="preserve">Korta citat omges med citationstecken. Att citera </w:t>
+      </w:r>
+      <w:proofErr w:type="gramStart"/>
+      <w:r>
+        <w:t>Strömqvist  kan</w:t>
+      </w:r>
+      <w:proofErr w:type="gramEnd"/>
+      <w:r>
+        <w:t xml:space="preserve"> vara en passande illustration i detta sammanhang: "Det må vara svårt att skriva, men det är roligt också" </w:t>
+      </w:r>
+      <w:fldSimple w:instr=" PAGEREF __RefNumPara__1429_1373209633 ">
+        <w:r>
+          <w:t>[4]</w:t>
+        </w:r>
+      </w:fldSimple>
       <w:r>
         <w:t>.</w:t>
       </w:r>
@@ -1906,23 +1836,30 @@
       <w:r>
         <w:t xml:space="preserve">Det här är ett blockcitat vilket innebär indragning, mindre teckenstorlek, rak vänstermarginal, inte nödvändigtvis rak högermarginal, och inga citationstecken. Blockcitatet kan tillämpas vid mer än ungefär 50 ord. Blockcitat avslutas alltid med källhänvisning </w:t>
       </w:r>
-      <w:r>
-        <w:fldChar w:fldCharType="begin"/>
-      </w:r>
-      <w:r>
-        <w:instrText xml:space="preserve"> PAGEREF __RefNumPara__1429_1373209633 </w:instrText>
-      </w:r>
-      <w:r>
-        <w:fldChar w:fldCharType="separate"/>
-      </w:r>
-      <w:r>
-        <w:t>[4]</w:t>
-      </w:r>
-      <w:r>
-        <w:fldChar w:fldCharType="end"/>
-      </w:r>
+      <w:fldSimple w:instr=" PAGEREF __RefNumPara__1429_1373209633 ">
+        <w:r>
+          <w:t>[4]</w:t>
+        </w:r>
+      </w:fldSimple>
       <w:r>
         <w:t>.</w:t>
+      </w:r>
+    </w:p>
+    <w:p>
+      <w:pPr>
+        <w:pStyle w:val="Textbody"/>
+      </w:pPr>
+    </w:p>
+    <w:p>
+      <w:pPr>
+        <w:pStyle w:val="Rubrik1"/>
+        <w:rPr>
+          <w:rFonts w:hint="eastAsia"/>
+        </w:rPr>
+      </w:pPr>
+      <w:r>
+        <w:lastRenderedPageBreak/>
+        <w:t>Metod</w:t>
       </w:r>
     </w:p>
     <w:p>
@@ -1930,16 +1867,44 @@
         <w:pStyle w:val="Textbody"/>
         <w:jc w:val="left"/>
       </w:pPr>
-    </w:p>
-    <w:p>
-      <w:pPr>
-        <w:pStyle w:val="Rubrik2"/>
-        <w:rPr>
-          <w:rFonts w:hint="eastAsia"/>
-        </w:rPr>
-      </w:pPr>
-      <w:r>
-        <w:t>Källförteckning och källhänvisningar</w:t>
+      <w:r>
+        <w:t>För att underlätta utvecklingen kommer a</w:t>
+      </w:r>
+      <w:r>
+        <w:t>rbetet</w:t>
+      </w:r>
+      <w:r>
+        <w:t xml:space="preserve"> att</w:t>
+      </w:r>
+      <w:r>
+        <w:t xml:space="preserve"> inleds med att </w:t>
+      </w:r>
+      <w:r>
+        <w:t xml:space="preserve">webbplatsens struktur, innehåll och navigering planeras genom att skapa </w:t>
+      </w:r>
+      <w:proofErr w:type="spellStart"/>
+      <w:r>
+        <w:t>wireframes</w:t>
+      </w:r>
+      <w:proofErr w:type="spellEnd"/>
+      <w:r>
+        <w:t xml:space="preserve"> i designverktyget </w:t>
+      </w:r>
+      <w:proofErr w:type="spellStart"/>
+      <w:r>
+        <w:t>Figma</w:t>
+      </w:r>
+      <w:proofErr w:type="spellEnd"/>
+      <w:r>
+        <w:t xml:space="preserve">. Det kommer att vara minst en </w:t>
+      </w:r>
+      <w:proofErr w:type="spellStart"/>
+      <w:r>
+        <w:t>wireframe</w:t>
+      </w:r>
+      <w:proofErr w:type="spellEnd"/>
+      <w:r>
+        <w:t xml:space="preserve"> för mobil och en för stor skärm.</w:t>
       </w:r>
     </w:p>
     <w:p>
@@ -1948,7 +1913,31 @@
         <w:jc w:val="left"/>
       </w:pPr>
       <w:r>
-        <w:t>Observera! Att kopiera in en text utan att ange dess källa betraktas som plagiat och därmed allvarligt fusk.</w:t>
+        <w:t xml:space="preserve">När arbetet med </w:t>
+      </w:r>
+      <w:proofErr w:type="spellStart"/>
+      <w:r>
+        <w:t>wireframes</w:t>
+      </w:r>
+      <w:proofErr w:type="spellEnd"/>
+      <w:r>
+        <w:t xml:space="preserve"> är klart kommer jag gå vidare med att planera webbplatsens utseende i en eller flera </w:t>
+      </w:r>
+      <w:proofErr w:type="spellStart"/>
+      <w:r>
+        <w:t>mockups</w:t>
+      </w:r>
+      <w:proofErr w:type="spellEnd"/>
+      <w:r>
+        <w:t xml:space="preserve">. Även detta kommer att göras i </w:t>
+      </w:r>
+      <w:proofErr w:type="spellStart"/>
+      <w:r>
+        <w:t>Figma</w:t>
+      </w:r>
+      <w:proofErr w:type="spellEnd"/>
+      <w:r>
+        <w:t>. Här kommer det framgå vilka färger, typsnitt och bilder som jag planerar att använda.</w:t>
       </w:r>
     </w:p>
     <w:p>
@@ -1957,11 +1946,49 @@
         <w:jc w:val="left"/>
       </w:pPr>
       <w:r>
-        <w:t xml:space="preserve">En källförteckning (lista över referenser) upprättas i slutet av rapporten för att ge läsaren en samlad upplysning om samtliga källor som du refererar, citerar eller av annat skäl hänvisar till i den löpande texten. Källor ska anges </w:t>
-      </w:r>
-      <w:r>
-        <w:lastRenderedPageBreak/>
-        <w:t>så noggrant att läsaren ska kunna kontrollera dem, om de finns tillgängliga via bibliotek eller på Internet. Det förekommer även att muntliga källor och annan korrespondens inkluderas i källförteckningen, men det är ovanligt i tekniska rapporter.</w:t>
+        <w:t>När innehåll och utseende är planerat kan arbetet med att skapa webbplatsen börja</w:t>
+      </w:r>
+      <w:r>
+        <w:t xml:space="preserve"> och det blir då lättare att få en bra överblick</w:t>
+      </w:r>
+      <w:r>
+        <w:t xml:space="preserve">. Projektet kommer att skapas i Visual Studio Code och </w:t>
+      </w:r>
+      <w:proofErr w:type="spellStart"/>
+      <w:r>
+        <w:t>versionshanteras</w:t>
+      </w:r>
+      <w:proofErr w:type="spellEnd"/>
+      <w:r>
+        <w:t xml:space="preserve"> genom </w:t>
+      </w:r>
+      <w:proofErr w:type="spellStart"/>
+      <w:r>
+        <w:t>Github</w:t>
+      </w:r>
+      <w:proofErr w:type="spellEnd"/>
+      <w:r>
+        <w:t xml:space="preserve"> dels </w:t>
+      </w:r>
+      <w:r>
+        <w:t xml:space="preserve">för att spara säkra kopior </w:t>
+      </w:r>
+      <w:r>
+        <w:t xml:space="preserve">av </w:t>
+      </w:r>
+      <w:proofErr w:type="gramStart"/>
+      <w:r>
+        <w:t>arbetet</w:t>
+      </w:r>
+      <w:r>
+        <w:t xml:space="preserve"> och även</w:t>
+      </w:r>
+      <w:proofErr w:type="gramEnd"/>
+      <w:r>
+        <w:t xml:space="preserve"> för att kunna följa arbetets utveckling</w:t>
+      </w:r>
+      <w:r>
+        <w:t>.</w:t>
       </w:r>
     </w:p>
     <w:p>
@@ -1970,7 +1997,72 @@
         <w:jc w:val="left"/>
       </w:pPr>
       <w:r>
-        <w:t>Använd vederhäftiga källor, gärna författade av auktoriteter på området. Privata hemsidor och studentuppsatser har låg tillförlitlighet som källor, i synnerhet om studentuppsatsen har lägre nivå (A, B, C eller D) än det egna arbetet. Var källkritisk, särskilt mot kommersiella försäljningsargument.</w:t>
+        <w:t>Versionshanteringen kommer att börja i en huvudgren (</w:t>
+      </w:r>
+      <w:proofErr w:type="spellStart"/>
+      <w:r>
+        <w:t>main</w:t>
+      </w:r>
+      <w:proofErr w:type="spellEnd"/>
+      <w:r>
+        <w:t xml:space="preserve">) i </w:t>
+      </w:r>
+      <w:r>
+        <w:t xml:space="preserve">projektets </w:t>
+      </w:r>
+      <w:proofErr w:type="spellStart"/>
+      <w:r>
+        <w:t>G</w:t>
+      </w:r>
+      <w:r>
+        <w:t>it</w:t>
+      </w:r>
+      <w:r>
+        <w:t>hub</w:t>
+      </w:r>
+      <w:r>
+        <w:t>-repository</w:t>
+      </w:r>
+      <w:proofErr w:type="spellEnd"/>
+      <w:r>
+        <w:t xml:space="preserve"> och när grunden för webbplatsen är klar kommer utvecklingsarbetet att flyttas till en </w:t>
+      </w:r>
+      <w:proofErr w:type="spellStart"/>
+      <w:r>
+        <w:t>utvecklingsgren</w:t>
+      </w:r>
+      <w:proofErr w:type="spellEnd"/>
+      <w:r>
+        <w:t xml:space="preserve"> (</w:t>
+      </w:r>
+      <w:proofErr w:type="spellStart"/>
+      <w:r>
+        <w:t>dev</w:t>
+      </w:r>
+      <w:proofErr w:type="spellEnd"/>
+      <w:r>
+        <w:t>). Eftersom när delar av utvecklingen blir klar kommer det färdiga arbetet att sparas in på huvudgrenen.</w:t>
+      </w:r>
+      <w:r>
+        <w:t xml:space="preserve"> Detta är ett bra arbetssätt inför framtiden ifall man har e</w:t>
+      </w:r>
+      <w:r>
+        <w:t>tt projekt</w:t>
+      </w:r>
+      <w:r>
+        <w:t xml:space="preserve"> som redan är publicera</w:t>
+      </w:r>
+      <w:r>
+        <w:t>t</w:t>
+      </w:r>
+      <w:r>
+        <w:t xml:space="preserve"> så att man kan utveckla nya delar separat eller om man är flera som arbetar på samma </w:t>
+      </w:r>
+      <w:r>
+        <w:t>projekt</w:t>
+      </w:r>
+      <w:r>
+        <w:t>.</w:t>
       </w:r>
     </w:p>
     <w:p>
@@ -1979,7 +2071,7 @@
         <w:jc w:val="left"/>
       </w:pPr>
       <w:r>
-        <w:t>Ta endast med källor i förteckningen som du refererar eller citerar i den löpande texten. Samtliga källor som tas upp i källförteckningen ska vara kopplade till rapporten genom hänvisning i den löpande texten, enligt Vancouver-systemet, som är vanligt förekommande i rapporter i tekniska ämnen.</w:t>
+        <w:t xml:space="preserve">Webbplatsens innehåll kommer att kodas i HTML5 med huvudsakligen semantiska element enligt standard för bra tillgänglighet. </w:t>
       </w:r>
     </w:p>
     <w:p>
@@ -1988,97 +2080,48 @@
         <w:jc w:val="left"/>
       </w:pPr>
       <w:r>
-        <w:t xml:space="preserve">Enligt Vancouver-systemet </w:t>
-      </w:r>
-      <w:r>
-        <w:fldChar w:fldCharType="begin"/>
-      </w:r>
-      <w:r>
-        <w:instrText xml:space="preserve"> PAGEREF __RefNumPara__599_1477455428 </w:instrText>
-      </w:r>
-      <w:r>
-        <w:fldChar w:fldCharType="separate"/>
-      </w:r>
-      <w:r>
-        <w:t>[1]</w:t>
-      </w:r>
-      <w:r>
-        <w:fldChar w:fldCharType="end"/>
-      </w:r>
-      <w:r>
-        <w:t xml:space="preserve">ordnas källförteckningen i den ordning källorna återges i den löpande texten, och källhänvisningen anges i texten med en siffra inom hakparenteser, t ex </w:t>
-      </w:r>
-      <w:r>
-        <w:fldChar w:fldCharType="begin"/>
-      </w:r>
-      <w:r>
-        <w:instrText xml:space="preserve"> PAGEREF __RefNumPara__1878_1373209633 </w:instrText>
-      </w:r>
-      <w:r>
-        <w:fldChar w:fldCharType="separate"/>
-      </w:r>
-      <w:r>
-        <w:t>[2]</w:t>
-      </w:r>
-      <w:r>
-        <w:fldChar w:fldCharType="end"/>
-      </w:r>
-      <w:r>
-        <w:t xml:space="preserve"> eller </w:t>
-      </w:r>
-      <w:r>
-        <w:fldChar w:fldCharType="begin"/>
-      </w:r>
-      <w:r>
-        <w:instrText xml:space="preserve"> PAGEREF __RefNumPara__1880_1373209633 </w:instrText>
-      </w:r>
-      <w:r>
-        <w:fldChar w:fldCharType="separate"/>
-      </w:r>
-      <w:r>
-        <w:t>[3]</w:t>
-      </w:r>
-      <w:r>
-        <w:fldChar w:fldCharType="end"/>
-      </w:r>
-      <w:r>
-        <w:t>,</w:t>
-      </w:r>
-      <w:r>
-        <w:fldChar w:fldCharType="begin"/>
-      </w:r>
-      <w:r>
-        <w:instrText xml:space="preserve"> PAGEREF __RefNumPara__1429_1373209633 </w:instrText>
-      </w:r>
-      <w:r>
-        <w:fldChar w:fldCharType="separate"/>
-      </w:r>
-      <w:r>
-        <w:t>[4]</w:t>
-      </w:r>
-      <w:r>
-        <w:fldChar w:fldCharType="end"/>
-      </w:r>
-      <w:r>
-        <w:t xml:space="preserve">. De anges även i denna ordning i källförteckningen. Exempel på källhänvisning: Enligt Eriksson </w:t>
-      </w:r>
-      <w:r>
-        <w:fldChar w:fldCharType="begin"/>
-      </w:r>
-      <w:r>
-        <w:instrText xml:space="preserve"> PAGEREF __RefNumPara__1880_1373209633 </w:instrText>
-      </w:r>
-      <w:r>
-        <w:fldChar w:fldCharType="separate"/>
-      </w:r>
-      <w:r>
-        <w:t>[3]</w:t>
-      </w:r>
-      <w:r>
-        <w:fldChar w:fldCharType="end"/>
-      </w:r>
-      <w:r>
-        <w:t xml:space="preserve"> kan dynamiska SFN ge betydande prestandavinster.</w:t>
+        <w:t xml:space="preserve">Hur webbplatsen ska se ut kommer att styras genom </w:t>
+      </w:r>
+      <w:r>
+        <w:t xml:space="preserve">en extern </w:t>
+      </w:r>
+      <w:r>
+        <w:t>CSS</w:t>
+      </w:r>
+      <w:r>
+        <w:t xml:space="preserve">-fil. </w:t>
+      </w:r>
+      <w:r>
+        <w:t xml:space="preserve">Där kommer all design att finnas, ex typsnitt, färger, textstorlekar och bakgrunder. </w:t>
+      </w:r>
+      <w:r>
+        <w:t>L</w:t>
+      </w:r>
+      <w:r>
+        <w:t xml:space="preserve">ayouten kommer att styras med CSS </w:t>
+      </w:r>
+      <w:proofErr w:type="spellStart"/>
+      <w:r>
+        <w:t>Flexbox</w:t>
+      </w:r>
+      <w:proofErr w:type="spellEnd"/>
+      <w:r>
+        <w:t xml:space="preserve"> där element behöver positioneras antingen vågrätt eller lodrätt </w:t>
+      </w:r>
+      <w:r>
+        <w:t xml:space="preserve">och </w:t>
+      </w:r>
+      <w:r>
+        <w:t xml:space="preserve">CSS </w:t>
+      </w:r>
+      <w:r>
+        <w:t xml:space="preserve">Grid där </w:t>
+      </w:r>
+      <w:r>
+        <w:t xml:space="preserve">både vågrät och lodrät positionering </w:t>
+      </w:r>
+      <w:r>
+        <w:t>behövs.</w:t>
       </w:r>
     </w:p>
     <w:p>
@@ -2087,65 +2130,50 @@
         <w:jc w:val="left"/>
       </w:pPr>
       <w:r>
-        <w:t>Exempel på post i källförteckning enligt Vancouver-systemet: (Observera att förteckningen inte placeras här, utan i slutet av dokumentet.)</w:t>
+        <w:t xml:space="preserve">Webbplatsen kommer att utvecklas enligt strategin ”mobile </w:t>
+      </w:r>
+      <w:proofErr w:type="spellStart"/>
+      <w:r>
+        <w:t>first</w:t>
+      </w:r>
+      <w:proofErr w:type="spellEnd"/>
+      <w:r>
+        <w:t>”, vilket innebär att jag börjar att utveckla för en liten skärm och sedan anpassar designen efter större skärmstorlekar</w:t>
+      </w:r>
+      <w:r>
+        <w:t xml:space="preserve"> </w:t>
+      </w:r>
+      <w:r>
+        <w:t>med hjälp av</w:t>
+      </w:r>
+      <w:r>
+        <w:t xml:space="preserve"> media </w:t>
+      </w:r>
+      <w:proofErr w:type="spellStart"/>
+      <w:r>
+        <w:t>querys</w:t>
+      </w:r>
+      <w:proofErr w:type="spellEnd"/>
+      <w:r>
+        <w:t>.</w:t>
       </w:r>
     </w:p>
     <w:p>
       <w:pPr>
         <w:pStyle w:val="Textbody"/>
         <w:jc w:val="left"/>
-        <w:rPr>
-          <w:lang w:val="en-GB"/>
-        </w:rPr>
-      </w:pPr>
-      <w:r>
-        <w:rPr>
-          <w:lang w:val="en-GB"/>
-        </w:rPr>
-        <w:t>[2]</w:t>
-      </w:r>
-      <w:r>
-        <w:rPr>
-          <w:lang w:val="en-GB"/>
-        </w:rPr>
-        <w:tab/>
-        <w:t xml:space="preserve">M. Eriksson, ”Dynamic Single Frequency Networks”, </w:t>
-      </w:r>
-      <w:r>
-        <w:rPr>
-          <w:i/>
-          <w:iCs/>
-          <w:lang w:val="en-GB"/>
-        </w:rPr>
-        <w:t xml:space="preserve">IEEE Journal on </w:t>
-      </w:r>
-      <w:r>
-        <w:rPr>
-          <w:i/>
-          <w:iCs/>
-          <w:lang w:val="en-GB"/>
-        </w:rPr>
-        <w:tab/>
-        <w:t>Selected Areas in Communications (J-SAC)</w:t>
-      </w:r>
-      <w:r>
-        <w:rPr>
-          <w:lang w:val="en-GB"/>
-        </w:rPr>
-        <w:t xml:space="preserve">, vol. 19, nr. 10, 2001, </w:t>
-      </w:r>
-      <w:r>
-        <w:rPr>
-          <w:lang w:val="en-GB"/>
-        </w:rPr>
-        <w:tab/>
-      </w:r>
-      <w:r>
-        <w:rPr>
-          <w:lang w:val="en-GB"/>
-        </w:rPr>
-        <w:tab/>
-        <w:t>s. 1905-1914.</w:t>
+      </w:pPr>
+      <w:r>
+        <w:t>A</w:t>
+      </w:r>
+      <w:r>
+        <w:t>nvändarinteraktion kommer att implementeras genom JavaScript.</w:t>
+      </w:r>
+      <w:r>
+        <w:t xml:space="preserve"> Tex med en mobil hamburgermeny och formulärvalidering. </w:t>
+      </w:r>
+      <w:r>
+        <w:t>För att underlätta underhåll av sortimentet kommer detta att läsas in via JavaScript från en extern fil.</w:t>
       </w:r>
     </w:p>
     <w:p>
@@ -2154,7 +2182,46 @@
         <w:jc w:val="left"/>
       </w:pPr>
       <w:r>
-        <w:t>Eftersom information på webben kan revideras ofta, och eftersom webblänkar kan upphöra att fungera, måste datum anges då du själv hämtade information från webbsidan. Vid webbaserade källor krävs ibland anvisningar för hur källan kan hittas. Tänk på att kvaliteten på materialet på Internet varierar.</w:t>
+        <w:t xml:space="preserve">Den färdiga </w:t>
+      </w:r>
+      <w:r>
+        <w:t>webbplatsen kommer testas i olika webbläsare och både på desktop, surfplatta och mobil. Koden</w:t>
+      </w:r>
+      <w:r>
+        <w:t xml:space="preserve"> ska</w:t>
+      </w:r>
+      <w:r>
+        <w:t xml:space="preserve"> också</w:t>
+      </w:r>
+      <w:r>
+        <w:t xml:space="preserve"> validera korrekt</w:t>
+      </w:r>
+      <w:r>
+        <w:t xml:space="preserve"> i</w:t>
+      </w:r>
+      <w:r>
+        <w:t xml:space="preserve"> W3Cs valid</w:t>
+      </w:r>
+      <w:r>
+        <w:t xml:space="preserve">eringsverktyg för </w:t>
+      </w:r>
+      <w:r>
+        <w:t>HTML</w:t>
+      </w:r>
+      <w:r>
+        <w:t>-</w:t>
+      </w:r>
+      <w:r>
+        <w:t xml:space="preserve"> och CSS</w:t>
+      </w:r>
+      <w:r>
+        <w:t>-kod</w:t>
+      </w:r>
+      <w:r>
+        <w:t>.</w:t>
+      </w:r>
+      <w:r>
+        <w:t xml:space="preserve"> </w:t>
       </w:r>
     </w:p>
     <w:p>
@@ -2163,7 +2230,8 @@
         <w:jc w:val="left"/>
       </w:pPr>
       <w:r>
-        <w:t>Exempel på källförteckning:</w:t>
+        <w:lastRenderedPageBreak/>
+        <w:t>JavaScript-koden kommer att testas genom att använda webbplatsen med webbläsarens konsollogg framme så att jag kan se om några felmeddelanden dyker upp.</w:t>
       </w:r>
     </w:p>
     <w:p>
@@ -2172,22 +2240,46 @@
         <w:jc w:val="left"/>
       </w:pPr>
       <w:r>
-        <w:t>[9]</w:t>
-      </w:r>
-      <w:r>
-        <w:tab/>
-        <w:t xml:space="preserve">Wikipedia, ”H.264/MPEG-4 AVC”, </w:t>
-      </w:r>
-      <w:r>
-        <w:tab/>
-        <w:t xml:space="preserve">http://en.wikipedia.org/wiki/H.264/MPEG-4_AVC </w:t>
-      </w:r>
-      <w:r>
-        <w:br/>
-      </w:r>
-      <w:r>
-        <w:tab/>
-        <w:t>Hämtad 2010-04-21.</w:t>
+        <w:t xml:space="preserve">Slutligen kommer webbplatsen att publiceras via </w:t>
+      </w:r>
+      <w:proofErr w:type="spellStart"/>
+      <w:r>
+        <w:t>Github</w:t>
+      </w:r>
+      <w:proofErr w:type="spellEnd"/>
+      <w:r>
+        <w:t xml:space="preserve"> på </w:t>
+      </w:r>
+      <w:proofErr w:type="spellStart"/>
+      <w:r>
+        <w:t>Netlify</w:t>
+      </w:r>
+      <w:proofErr w:type="spellEnd"/>
+      <w:r>
+        <w:t>.</w:t>
+      </w:r>
+    </w:p>
+    <w:p>
+      <w:pPr>
+        <w:pStyle w:val="Rubrik1"/>
+        <w:rPr>
+          <w:rFonts w:hint="eastAsia"/>
+        </w:rPr>
+      </w:pPr>
+      <w:r>
+        <w:lastRenderedPageBreak/>
+        <w:t>Konstruktion</w:t>
+      </w:r>
+    </w:p>
+    <w:p>
+      <w:pPr>
+        <w:pStyle w:val="Rubrik2"/>
+        <w:rPr>
+          <w:rFonts w:hint="eastAsia"/>
+        </w:rPr>
+      </w:pPr>
+      <w:r>
+        <w:t>Planering</w:t>
       </w:r>
     </w:p>
     <w:p>
@@ -2196,22 +2288,44 @@
         <w:jc w:val="left"/>
       </w:pPr>
       <w:r>
-        <w:t>Formatera källförteckningen på ett konsekvent sätt. I slutet av denna mall finns källförteckning i enlighet med Vancouver-systemet med exempel på hur du anger referenser till bokkapitel, vetenskapliga artiklar, artiklar i dagspressen, muntliga källor, rapporter, kataloger, manualer samt tekniska standarder.</w:t>
-      </w:r>
-    </w:p>
-    <w:p>
-      <w:pPr>
-        <w:pStyle w:val="Rubrik2"/>
-        <w:rPr>
-          <w:rFonts w:hint="eastAsia"/>
-        </w:rPr>
-      </w:pPr>
-      <w:bookmarkStart w:id="0" w:name="__RefHeading__1550_1780816771"/>
-      <w:r>
-        <w:lastRenderedPageBreak/>
-        <w:t>Automatiskt numrerade källhänvisningar</w:t>
-      </w:r>
-      <w:bookmarkEnd w:id="0"/>
+        <w:t xml:space="preserve">Enligt min plan började jag arbetet i designverktyget </w:t>
+      </w:r>
+      <w:proofErr w:type="spellStart"/>
+      <w:r>
+        <w:t>Figma</w:t>
+      </w:r>
+      <w:proofErr w:type="spellEnd"/>
+      <w:r>
+        <w:t xml:space="preserve">. Först skapade jag en </w:t>
+      </w:r>
+      <w:proofErr w:type="spellStart"/>
+      <w:r>
+        <w:t>wireframe</w:t>
+      </w:r>
+      <w:proofErr w:type="spellEnd"/>
+      <w:r>
+        <w:t xml:space="preserve"> för startsidan i mobilstorlek. Jag valde också att göra en </w:t>
+      </w:r>
+      <w:proofErr w:type="spellStart"/>
+      <w:r>
+        <w:t>wireframe</w:t>
+      </w:r>
+      <w:proofErr w:type="spellEnd"/>
+      <w:r>
+        <w:t xml:space="preserve"> för sortiment-sidan då jag hade lite olika funderingar kring hur de olika artiklarna skulle kunna presenteras på sidan</w:t>
+      </w:r>
+      <w:r>
+        <w:t>,</w:t>
+      </w:r>
+      <w:r>
+        <w:t xml:space="preserve"> </w:t>
+      </w:r>
+      <w:r>
+        <w:t>se figur 1</w:t>
+      </w:r>
+      <w:r>
+        <w:t>.</w:t>
+      </w:r>
     </w:p>
     <w:p>
       <w:pPr>
@@ -2219,7 +2333,19 @@
         <w:jc w:val="left"/>
       </w:pPr>
       <w:r>
-        <w:t>Du kan utnyttja ordbehandlingsprogrammet för att automatiskt numrera källförteckningen och källhänvisningarna enligt Vancouver-systemet. Denna  OpenOffice-mall stödjer ett sätt att göra det på och precis som sägs ovan hittar du exempel på källförteckningar skapad med den metoden i slutet av mallen.</w:t>
+        <w:t>P</w:t>
+      </w:r>
+      <w:r>
+        <w:t xml:space="preserve">lanen </w:t>
+      </w:r>
+      <w:r>
+        <w:t xml:space="preserve">var </w:t>
+      </w:r>
+      <w:r>
+        <w:t xml:space="preserve">att göra två bilder som knappar med de två olika artikelgrupperna Matbröd och Fikabröd. Vid klick på en av bilderna skulle artiklarna </w:t>
+      </w:r>
+      <w:r>
+        <w:t>i den gruppen visas.</w:t>
       </w:r>
     </w:p>
     <w:p>
@@ -2228,1102 +2354,15 @@
         <w:jc w:val="left"/>
       </w:pPr>
       <w:r>
-        <w:t xml:space="preserve">Metoden innebär att du skriver in källans beskrivning i källförteckningen i slutet av dokumentet, i en automatiskt numrerad lista. Därefter markerar du var i den löpande texten källhänvisningen ska placeras, och väljer menyalternativet Infoga -&gt; Korshänvisning, välj Numrerade  stycken i Fälttyps-fönstret, scrolla ner i Urvalsfönstret och markera den referens du vill referera till och välj därefter Nummer i fönstret Infoga referens till. Exempel på en sådan källhänvisning: Se </w:t>
-      </w:r>
-      <w:r>
-        <w:fldChar w:fldCharType="begin"/>
-      </w:r>
-      <w:r>
-        <w:instrText xml:space="preserve"> PAGEREF __RefNumPara__599_1477455428 </w:instrText>
-      </w:r>
-      <w:r>
-        <w:fldChar w:fldCharType="separate"/>
-      </w:r>
-      <w:r>
-        <w:t>[1]</w:t>
-      </w:r>
-      <w:r>
-        <w:fldChar w:fldCharType="end"/>
-      </w:r>
-      <w:r>
-        <w:t>. Fördelen med denna metod är att källförteckningen kan ha valfri ordningsföljd.</w:t>
-      </w:r>
-    </w:p>
-    <w:p>
-      <w:pPr>
-        <w:pStyle w:val="Rubrik2"/>
-        <w:rPr>
-          <w:rFonts w:hint="eastAsia"/>
-        </w:rPr>
-      </w:pPr>
-      <w:r>
-        <w:t>Illustrationer</w:t>
-      </w:r>
-    </w:p>
-    <w:p>
-      <w:pPr>
-        <w:pStyle w:val="Textbody"/>
-        <w:jc w:val="left"/>
-      </w:pPr>
-      <w:r>
-        <w:t>Samtliga illustrationer (bilder, figurer, diagram, tabeller) i rapporten ska vara numrerade och försedda med en kort figur- eller tabelltext. Därtill ska i anslutning till texten anges källhänvisning varifrån illustrationen är hämtad, om den inte är av egen produktion. Exempel:</w:t>
-      </w:r>
-    </w:p>
-    <w:p>
-      <w:pPr>
-        <w:pStyle w:val="Figure"/>
-        <w:jc w:val="center"/>
-      </w:pPr>
-    </w:p>
-    <w:p>
-      <w:pPr>
-        <w:pStyle w:val="Figure"/>
-      </w:pPr>
-      <w:r>
-        <w:t xml:space="preserve">Figur 1: Systemöversikt </w:t>
-      </w:r>
-      <w:r>
-        <w:fldChar w:fldCharType="begin"/>
-      </w:r>
-      <w:r>
-        <w:instrText xml:space="preserve"> PAGEREF __RefNumPara__1429_1373209633 </w:instrText>
-      </w:r>
-      <w:r>
-        <w:fldChar w:fldCharType="separate"/>
-      </w:r>
-      <w:r>
-        <w:t>[4]</w:t>
-      </w:r>
-      <w:r>
-        <w:fldChar w:fldCharType="end"/>
-      </w:r>
-    </w:p>
-    <w:p>
-      <w:pPr>
-        <w:pStyle w:val="Textbody"/>
-        <w:jc w:val="left"/>
-      </w:pPr>
-      <w:r>
-        <w:t>Samtliga illustrationer ska vara kopplade till rapporten genom hänvisning i den löpande texten. Hänvisningarna skrivs på svenska med begynnande gemen Exempel: ”Systemet illustreras av blockschemat i figur 2”, ”Av tabell 3 framgår …” etc. På svenska skrivs figur alltid med litet f då de förekommer i löpande text.</w:t>
-      </w:r>
-    </w:p>
-    <w:p>
-      <w:pPr>
-        <w:pStyle w:val="Textbody"/>
-        <w:jc w:val="left"/>
-      </w:pPr>
-      <w:r>
-        <w:t>Du kan rita illustrationer i OpenOffice Draw och kopiera figuren direkt in i OpenOffice Writer. För att få figuren att följa texten högerklicka på den och välj Förankring-&gt;Som tecken.</w:t>
-      </w:r>
-    </w:p>
-    <w:p>
-      <w:pPr>
-        <w:pStyle w:val="Textbody"/>
-        <w:jc w:val="left"/>
-      </w:pPr>
-      <w:r>
-        <w:t>Den här mallen har en fördefinierad variabel ”Figure” vilken kan användas för att åstadkomma automatisk figurnumrering. Du kan kopiera från exemplet ovan eller använda dig av menyalternativet Infoga -&gt; Fältkommando -&gt; Andra och välja fliken Variabler. Där väljer du ”Figure” i Urvalsfönstret och trycker sedan på Infoga. För automatisk hänvisning till en figur, välj Infoga-&gt; Korshänvisning. Välj ”Figure” i Fälttypsrutan och välj vilken figur du vill referera till i Urval. Kom ihåg att välja Nummer i Infoga referens till-rutan och  avsluta med Infoga. Hänvisningar till figuren, figur 1, ovan är skapade med hjälp av dessa funktioner.</w:t>
-      </w:r>
-    </w:p>
-    <w:p>
-      <w:pPr>
-        <w:pStyle w:val="Textbody"/>
-        <w:jc w:val="left"/>
-      </w:pPr>
-      <w:r>
-        <w:t>Kom ihåg att du enkelt kan nå Fältkommandofönstret för korsreferenser och variabelnamn genom att trycka Ctrl+F2.</w:t>
-      </w:r>
-    </w:p>
-    <w:p>
-      <w:pPr>
-        <w:pStyle w:val="Textbody"/>
-        <w:jc w:val="left"/>
-      </w:pPr>
-      <w:r>
-        <w:lastRenderedPageBreak/>
-        <w:t>Tabell 1 visar en exempeltabell. Automatisk numrering fungerar på samma sätt som för figurer men du använder dig av variabeln ”Tabell” istället. Att Referera till tabeller i texten följer samma regler som för figurer och utförs på liknande sätt.</w:t>
-      </w:r>
-    </w:p>
-    <w:p>
-      <w:pPr>
-        <w:pStyle w:val="Figure"/>
-        <w:jc w:val="left"/>
-      </w:pPr>
-      <w:r>
-        <w:t>Tabell 1: Mätresultat för undersökta metoder.</w:t>
-      </w:r>
-    </w:p>
-    <w:tbl>
-      <w:tblPr>
-        <w:tblW w:w="6576" w:type="dxa"/>
-        <w:jc w:val="center"/>
-        <w:tblLayout w:type="fixed"/>
-        <w:tblCellMar>
-          <w:left w:w="10" w:type="dxa"/>
-          <w:right w:w="10" w:type="dxa"/>
-        </w:tblCellMar>
-        <w:tblLook w:val="04A0" w:firstRow="1" w:lastRow="0" w:firstColumn="1" w:lastColumn="0" w:noHBand="0" w:noVBand="1"/>
-      </w:tblPr>
-      <w:tblGrid>
-        <w:gridCol w:w="2130"/>
-        <w:gridCol w:w="1482"/>
-        <w:gridCol w:w="1482"/>
-        <w:gridCol w:w="1482"/>
-      </w:tblGrid>
-      <w:tr>
-        <w:trPr>
-          <w:jc w:val="center"/>
-        </w:trPr>
-        <w:tc>
-          <w:tcPr>
-            <w:tcW w:w="2130" w:type="dxa"/>
-            <w:tcBorders>
-              <w:bottom w:val="single" w:sz="2" w:space="0" w:color="000000"/>
-            </w:tcBorders>
-            <w:tcMar>
-              <w:top w:w="55" w:type="dxa"/>
-              <w:left w:w="55" w:type="dxa"/>
-              <w:bottom w:w="55" w:type="dxa"/>
-              <w:right w:w="55" w:type="dxa"/>
-            </w:tcMar>
-          </w:tcPr>
-          <w:p>
-            <w:pPr>
-              <w:pStyle w:val="TableHeading"/>
-            </w:pPr>
-          </w:p>
-        </w:tc>
-        <w:tc>
-          <w:tcPr>
-            <w:tcW w:w="1482" w:type="dxa"/>
-            <w:tcBorders>
-              <w:left w:val="single" w:sz="2" w:space="0" w:color="000000"/>
-              <w:bottom w:val="single" w:sz="2" w:space="0" w:color="000000"/>
-            </w:tcBorders>
-            <w:tcMar>
-              <w:top w:w="55" w:type="dxa"/>
-              <w:left w:w="55" w:type="dxa"/>
-              <w:bottom w:w="55" w:type="dxa"/>
-              <w:right w:w="55" w:type="dxa"/>
-            </w:tcMar>
-          </w:tcPr>
-          <w:p>
-            <w:pPr>
-              <w:pStyle w:val="TableHeading"/>
-            </w:pPr>
-            <w:r>
-              <w:t>Kortast</w:t>
-            </w:r>
-          </w:p>
-        </w:tc>
-        <w:tc>
-          <w:tcPr>
-            <w:tcW w:w="1482" w:type="dxa"/>
-            <w:tcBorders>
-              <w:left w:val="single" w:sz="2" w:space="0" w:color="000000"/>
-              <w:bottom w:val="single" w:sz="2" w:space="0" w:color="000000"/>
-            </w:tcBorders>
-            <w:tcMar>
-              <w:top w:w="55" w:type="dxa"/>
-              <w:left w:w="55" w:type="dxa"/>
-              <w:bottom w:w="55" w:type="dxa"/>
-              <w:right w:w="55" w:type="dxa"/>
-            </w:tcMar>
-          </w:tcPr>
-          <w:p>
-            <w:pPr>
-              <w:pStyle w:val="TableHeading"/>
-            </w:pPr>
-            <w:r>
-              <w:t>Längst</w:t>
-            </w:r>
-          </w:p>
-        </w:tc>
-        <w:tc>
-          <w:tcPr>
-            <w:tcW w:w="1482" w:type="dxa"/>
-            <w:tcBorders>
-              <w:left w:val="single" w:sz="2" w:space="0" w:color="000000"/>
-              <w:bottom w:val="single" w:sz="2" w:space="0" w:color="000000"/>
-              <w:right w:val="single" w:sz="2" w:space="0" w:color="000000"/>
-            </w:tcBorders>
-            <w:tcMar>
-              <w:top w:w="55" w:type="dxa"/>
-              <w:left w:w="55" w:type="dxa"/>
-              <w:bottom w:w="55" w:type="dxa"/>
-              <w:right w:w="55" w:type="dxa"/>
-            </w:tcMar>
-          </w:tcPr>
-          <w:p>
-            <w:pPr>
-              <w:pStyle w:val="TableHeading"/>
-            </w:pPr>
-            <w:r>
-              <w:t>Medel</w:t>
-            </w:r>
-          </w:p>
-        </w:tc>
-      </w:tr>
-      <w:tr>
-        <w:trPr>
-          <w:jc w:val="center"/>
-        </w:trPr>
-        <w:tc>
-          <w:tcPr>
-            <w:tcW w:w="2130" w:type="dxa"/>
-            <w:tcBorders>
-              <w:bottom w:val="single" w:sz="2" w:space="0" w:color="000000"/>
-            </w:tcBorders>
-            <w:tcMar>
-              <w:top w:w="55" w:type="dxa"/>
-              <w:left w:w="55" w:type="dxa"/>
-              <w:bottom w:w="55" w:type="dxa"/>
-              <w:right w:w="55" w:type="dxa"/>
-            </w:tcMar>
-          </w:tcPr>
-          <w:p>
-            <w:pPr>
-              <w:pStyle w:val="TableContents"/>
-            </w:pPr>
-            <w:r>
-              <w:t>Metod ett</w:t>
-            </w:r>
-          </w:p>
-        </w:tc>
-        <w:tc>
-          <w:tcPr>
-            <w:tcW w:w="1482" w:type="dxa"/>
-            <w:tcBorders>
-              <w:left w:val="single" w:sz="2" w:space="0" w:color="000000"/>
-              <w:bottom w:val="single" w:sz="2" w:space="0" w:color="000000"/>
-            </w:tcBorders>
-            <w:tcMar>
-              <w:top w:w="55" w:type="dxa"/>
-              <w:left w:w="55" w:type="dxa"/>
-              <w:bottom w:w="55" w:type="dxa"/>
-              <w:right w:w="55" w:type="dxa"/>
-            </w:tcMar>
-          </w:tcPr>
-          <w:p>
-            <w:pPr>
-              <w:pStyle w:val="TableContents"/>
-            </w:pPr>
-            <w:r>
-              <w:t>10 ms</w:t>
-            </w:r>
-          </w:p>
-        </w:tc>
-        <w:tc>
-          <w:tcPr>
-            <w:tcW w:w="1482" w:type="dxa"/>
-            <w:tcBorders>
-              <w:left w:val="single" w:sz="2" w:space="0" w:color="000000"/>
-              <w:bottom w:val="single" w:sz="2" w:space="0" w:color="000000"/>
-            </w:tcBorders>
-            <w:tcMar>
-              <w:top w:w="55" w:type="dxa"/>
-              <w:left w:w="55" w:type="dxa"/>
-              <w:bottom w:w="55" w:type="dxa"/>
-              <w:right w:w="55" w:type="dxa"/>
-            </w:tcMar>
-          </w:tcPr>
-          <w:p>
-            <w:pPr>
-              <w:pStyle w:val="TableContents"/>
-            </w:pPr>
-            <w:r>
-              <w:t>30 ms</w:t>
-            </w:r>
-          </w:p>
-        </w:tc>
-        <w:tc>
-          <w:tcPr>
-            <w:tcW w:w="1482" w:type="dxa"/>
-            <w:tcBorders>
-              <w:left w:val="single" w:sz="2" w:space="0" w:color="000000"/>
-              <w:bottom w:val="single" w:sz="2" w:space="0" w:color="000000"/>
-              <w:right w:val="single" w:sz="2" w:space="0" w:color="000000"/>
-            </w:tcBorders>
-            <w:tcMar>
-              <w:top w:w="55" w:type="dxa"/>
-              <w:left w:w="55" w:type="dxa"/>
-              <w:bottom w:w="55" w:type="dxa"/>
-              <w:right w:w="55" w:type="dxa"/>
-            </w:tcMar>
-          </w:tcPr>
-          <w:p>
-            <w:pPr>
-              <w:pStyle w:val="TableContents"/>
-            </w:pPr>
-            <w:r>
-              <w:t>20 ms</w:t>
-            </w:r>
-          </w:p>
-        </w:tc>
-      </w:tr>
-      <w:tr>
-        <w:trPr>
-          <w:jc w:val="center"/>
-        </w:trPr>
-        <w:tc>
-          <w:tcPr>
-            <w:tcW w:w="2130" w:type="dxa"/>
-            <w:tcBorders>
-              <w:bottom w:val="single" w:sz="2" w:space="0" w:color="000000"/>
-            </w:tcBorders>
-            <w:tcMar>
-              <w:top w:w="55" w:type="dxa"/>
-              <w:left w:w="55" w:type="dxa"/>
-              <w:bottom w:w="55" w:type="dxa"/>
-              <w:right w:w="55" w:type="dxa"/>
-            </w:tcMar>
-          </w:tcPr>
-          <w:p>
-            <w:pPr>
-              <w:pStyle w:val="TableContents"/>
-            </w:pPr>
-            <w:r>
-              <w:t>Metod två</w:t>
-            </w:r>
-          </w:p>
-        </w:tc>
-        <w:tc>
-          <w:tcPr>
-            <w:tcW w:w="1482" w:type="dxa"/>
-            <w:tcBorders>
-              <w:left w:val="single" w:sz="2" w:space="0" w:color="000000"/>
-              <w:bottom w:val="single" w:sz="2" w:space="0" w:color="000000"/>
-            </w:tcBorders>
-            <w:tcMar>
-              <w:top w:w="55" w:type="dxa"/>
-              <w:left w:w="55" w:type="dxa"/>
-              <w:bottom w:w="55" w:type="dxa"/>
-              <w:right w:w="55" w:type="dxa"/>
-            </w:tcMar>
-          </w:tcPr>
-          <w:p>
-            <w:pPr>
-              <w:pStyle w:val="TableContents"/>
-            </w:pPr>
-            <w:r>
-              <w:t>20 ms</w:t>
-            </w:r>
-          </w:p>
-        </w:tc>
-        <w:tc>
-          <w:tcPr>
-            <w:tcW w:w="1482" w:type="dxa"/>
-            <w:tcBorders>
-              <w:left w:val="single" w:sz="2" w:space="0" w:color="000000"/>
-              <w:bottom w:val="single" w:sz="2" w:space="0" w:color="000000"/>
-            </w:tcBorders>
-            <w:tcMar>
-              <w:top w:w="55" w:type="dxa"/>
-              <w:left w:w="55" w:type="dxa"/>
-              <w:bottom w:w="55" w:type="dxa"/>
-              <w:right w:w="55" w:type="dxa"/>
-            </w:tcMar>
-          </w:tcPr>
-          <w:p>
-            <w:pPr>
-              <w:pStyle w:val="TableContents"/>
-            </w:pPr>
-            <w:r>
-              <w:t>40 ms</w:t>
-            </w:r>
-          </w:p>
-        </w:tc>
-        <w:tc>
-          <w:tcPr>
-            <w:tcW w:w="1482" w:type="dxa"/>
-            <w:tcBorders>
-              <w:left w:val="single" w:sz="2" w:space="0" w:color="000000"/>
-              <w:bottom w:val="single" w:sz="2" w:space="0" w:color="000000"/>
-              <w:right w:val="single" w:sz="2" w:space="0" w:color="000000"/>
-            </w:tcBorders>
-            <w:tcMar>
-              <w:top w:w="55" w:type="dxa"/>
-              <w:left w:w="55" w:type="dxa"/>
-              <w:bottom w:w="55" w:type="dxa"/>
-              <w:right w:w="55" w:type="dxa"/>
-            </w:tcMar>
-          </w:tcPr>
-          <w:p>
-            <w:pPr>
-              <w:pStyle w:val="TableContents"/>
-            </w:pPr>
-            <w:r>
-              <w:t>35 ms</w:t>
-            </w:r>
-          </w:p>
-        </w:tc>
-      </w:tr>
-    </w:tbl>
-    <w:p>
-      <w:pPr>
-        <w:pStyle w:val="Rubrik2"/>
-        <w:rPr>
-          <w:rFonts w:hint="eastAsia"/>
-        </w:rPr>
-      </w:pPr>
-      <w:r>
-        <w:t>Matematiska formler</w:t>
-      </w:r>
-    </w:p>
-    <w:p>
-      <w:pPr>
-        <w:pStyle w:val="Textbody"/>
-      </w:pPr>
-      <w:r>
-        <w:t>Matematiska formler ska vara centrerade, alternativt indragna cirka en centimeter. De bör numreras, och då längst ut till höger. Variabelnamn är vanligen kursiverade. Hänvisningar till ekvationer sker med referens till ekvationsnumret, utom då referenser är i början av en mening. Alla variabler definieras i den löpande texten. Se följande exempel:</w:t>
-      </w:r>
-    </w:p>
-    <w:p>
-      <w:pPr>
-        <w:pStyle w:val="Textbody"/>
-      </w:pPr>
-      <w:r>
-        <w:t>Den effekt</w:t>
-      </w:r>
-      <m:oMath>
-        <m:sSub>
-          <m:sSubPr>
-            <m:ctrlPr>
-              <w:rPr>
-                <w:rFonts w:ascii="Cambria Math" w:hAnsi="Cambria Math"/>
-              </w:rPr>
-            </m:ctrlPr>
-          </m:sSubPr>
-          <m:e>
-            <m:r>
-              <w:rPr>
-                <w:rFonts w:ascii="Cambria Math" w:hAnsi="Cambria Math"/>
-              </w:rPr>
-              <m:t>P</m:t>
-            </m:r>
-          </m:e>
-          <m:sub>
-            <m:r>
-              <w:rPr>
-                <w:rFonts w:ascii="Cambria Math" w:hAnsi="Cambria Math"/>
-              </w:rPr>
-              <m:t>i,j</m:t>
-            </m:r>
-          </m:sub>
-        </m:sSub>
-      </m:oMath>
-      <w:r>
-        <w:t xml:space="preserve">som överförs från basstation </w:t>
-      </w:r>
-      <w:r>
-        <w:rPr>
-          <w:i/>
-          <w:iCs/>
-        </w:rPr>
-        <w:t>i</w:t>
-      </w:r>
-      <w:r>
-        <w:t xml:space="preserve"> till mobiltelefon </w:t>
-      </w:r>
-      <w:r>
-        <w:rPr>
-          <w:i/>
-          <w:iCs/>
-        </w:rPr>
-        <w:t>j</w:t>
-      </w:r>
-      <w:r>
-        <w:t xml:space="preserve"> modelleras enligt följande:</w:t>
-      </w:r>
-    </w:p>
-    <w:p>
-      <w:pPr>
-        <w:pStyle w:val="Fomula"/>
-      </w:pPr>
-      <m:oMath>
-        <m:sSub>
-          <m:sSubPr>
-            <m:ctrlPr>
-              <w:rPr>
-                <w:rFonts w:ascii="Cambria Math" w:hAnsi="Cambria Math"/>
-              </w:rPr>
-            </m:ctrlPr>
-          </m:sSubPr>
-          <m:e>
-            <m:r>
-              <w:rPr>
-                <w:rFonts w:ascii="Cambria Math" w:hAnsi="Cambria Math"/>
-              </w:rPr>
-              <m:t>P</m:t>
-            </m:r>
-          </m:e>
-          <m:sub>
-            <m:r>
-              <w:rPr>
-                <w:rFonts w:ascii="Cambria Math" w:hAnsi="Cambria Math"/>
-              </w:rPr>
-              <m:t>i,j</m:t>
-            </m:r>
-          </m:sub>
-        </m:sSub>
-        <m:r>
-          <w:rPr>
-            <w:rFonts w:ascii="Cambria Math" w:hAnsi="Cambria Math"/>
-          </w:rPr>
-          <m:t>=C</m:t>
-        </m:r>
-        <m:f>
-          <m:fPr>
-            <m:ctrlPr>
-              <w:rPr>
-                <w:rFonts w:ascii="Cambria Math" w:hAnsi="Cambria Math"/>
-              </w:rPr>
-            </m:ctrlPr>
-          </m:fPr>
-          <m:num>
-            <m:sSub>
-              <m:sSubPr>
-                <m:ctrlPr>
-                  <w:rPr>
-                    <w:rFonts w:ascii="Cambria Math" w:hAnsi="Cambria Math"/>
-                  </w:rPr>
-                </m:ctrlPr>
-              </m:sSubPr>
-              <m:e>
-                <m:r>
-                  <w:rPr>
-                    <w:rFonts w:ascii="Cambria Math" w:hAnsi="Cambria Math"/>
-                  </w:rPr>
-                  <m:t>P</m:t>
-                </m:r>
-              </m:e>
-              <m:sub>
-                <m:r>
-                  <w:rPr>
-                    <w:rFonts w:ascii="Cambria Math" w:hAnsi="Cambria Math"/>
-                  </w:rPr>
-                  <m:t>i</m:t>
-                </m:r>
-              </m:sub>
-            </m:sSub>
-            <m:sSub>
-              <m:sSubPr>
-                <m:ctrlPr>
-                  <w:rPr>
-                    <w:rFonts w:ascii="Cambria Math" w:hAnsi="Cambria Math"/>
-                  </w:rPr>
-                </m:ctrlPr>
-              </m:sSubPr>
-              <m:e>
-                <m:r>
-                  <w:rPr>
-                    <w:rFonts w:ascii="Cambria Math" w:hAnsi="Cambria Math"/>
-                  </w:rPr>
-                  <m:t>G</m:t>
-                </m:r>
-              </m:e>
-              <m:sub>
-                <m:r>
-                  <w:rPr>
-                    <w:rFonts w:ascii="Cambria Math" w:hAnsi="Cambria Math"/>
-                  </w:rPr>
-                  <m:t>i,j</m:t>
-                </m:r>
-              </m:sub>
-            </m:sSub>
-          </m:num>
-          <m:den>
-            <m:sSubSup>
-              <m:sSubSupPr>
-                <m:ctrlPr>
-                  <w:rPr>
-                    <w:rFonts w:ascii="Cambria Math" w:hAnsi="Cambria Math"/>
-                  </w:rPr>
-                </m:ctrlPr>
-              </m:sSubSupPr>
-              <m:e>
-                <m:r>
-                  <w:rPr>
-                    <w:rFonts w:ascii="Cambria Math" w:hAnsi="Cambria Math"/>
-                  </w:rPr>
-                  <m:t>d</m:t>
-                </m:r>
-              </m:e>
-              <m:sub>
-                <m:r>
-                  <w:rPr>
-                    <w:rFonts w:ascii="Cambria Math" w:hAnsi="Cambria Math"/>
-                  </w:rPr>
-                  <m:t>i,j</m:t>
-                </m:r>
-              </m:sub>
-              <m:sup>
-                <m:r>
-                  <w:rPr>
-                    <w:rFonts w:ascii="Cambria Math" w:hAnsi="Cambria Math"/>
-                  </w:rPr>
-                  <m:t>α</m:t>
-                </m:r>
-              </m:sup>
-            </m:sSubSup>
-          </m:den>
-        </m:f>
-      </m:oMath>
-      <w:r>
-        <w:tab/>
-        <w:t>(1)</w:t>
-      </w:r>
-    </w:p>
-    <w:p>
-      <w:pPr>
-        <w:pStyle w:val="Textbody"/>
-      </w:pPr>
-      <w:r>
-        <w:t>där</w:t>
-      </w:r>
-      <m:oMath>
-        <m:sSub>
-          <m:sSubPr>
-            <m:ctrlPr>
-              <w:rPr>
-                <w:rFonts w:ascii="Cambria Math" w:hAnsi="Cambria Math"/>
-              </w:rPr>
-            </m:ctrlPr>
-          </m:sSubPr>
-          <m:e>
-            <m:r>
-              <w:rPr>
-                <w:rFonts w:ascii="Cambria Math" w:hAnsi="Cambria Math"/>
-              </w:rPr>
-              <m:t>P</m:t>
-            </m:r>
-          </m:e>
-          <m:sub>
-            <m:r>
-              <w:rPr>
-                <w:rFonts w:ascii="Cambria Math" w:hAnsi="Cambria Math"/>
-              </w:rPr>
-              <m:t>i</m:t>
-            </m:r>
-          </m:sub>
-        </m:sSub>
-      </m:oMath>
-      <w:r>
-        <w:t>är basstationens sändareffekt;</w:t>
-      </w:r>
-      <m:oMath>
-        <m:sSub>
-          <m:sSubPr>
-            <m:ctrlPr>
-              <w:rPr>
-                <w:rFonts w:ascii="Cambria Math" w:hAnsi="Cambria Math"/>
-              </w:rPr>
-            </m:ctrlPr>
-          </m:sSubPr>
-          <m:e>
-            <m:r>
-              <w:rPr>
-                <w:rFonts w:ascii="Cambria Math" w:hAnsi="Cambria Math"/>
-              </w:rPr>
-              <m:t>d</m:t>
-            </m:r>
-          </m:e>
-          <m:sub>
-            <m:r>
-              <w:rPr>
-                <w:rFonts w:ascii="Cambria Math" w:hAnsi="Cambria Math"/>
-              </w:rPr>
-              <m:t>i,j</m:t>
-            </m:r>
-          </m:sub>
-        </m:sSub>
-      </m:oMath>
-      <w:r>
-        <w:t xml:space="preserve">är avståndet mellan basstationen och mobilen; </w:t>
-      </w:r>
-      <w:r>
-        <w:rPr>
-          <w:i/>
-          <w:iCs/>
-        </w:rPr>
-        <w:t>α</w:t>
-      </w:r>
-      <w:r>
-        <w:t xml:space="preserve"> är en utbredningsexponent som är 2 i fri rymd och cirka 3 till 4 i stadsbebyggelse; </w:t>
-      </w:r>
-      <w:r>
-        <w:rPr>
-          <w:i/>
-          <w:iCs/>
-        </w:rPr>
-        <w:t>C</w:t>
-      </w:r>
-      <w:r>
-        <w:t xml:space="preserve"> är en faktor som beror av antennförstärkning, kanalfrekvens och antennhöjd; samt</w:t>
-      </w:r>
-      <m:oMath>
-        <m:sSub>
-          <m:sSubPr>
-            <m:ctrlPr>
-              <w:rPr>
-                <w:rFonts w:ascii="Cambria Math" w:hAnsi="Cambria Math"/>
-              </w:rPr>
-            </m:ctrlPr>
-          </m:sSubPr>
-          <m:e>
-            <m:r>
-              <w:rPr>
-                <w:rFonts w:ascii="Cambria Math" w:hAnsi="Cambria Math"/>
-              </w:rPr>
-              <m:t>G</m:t>
-            </m:r>
-          </m:e>
-          <m:sub>
-            <m:r>
-              <w:rPr>
-                <w:rFonts w:ascii="Cambria Math" w:hAnsi="Cambria Math"/>
-              </w:rPr>
-              <m:t>i,j</m:t>
-            </m:r>
-          </m:sub>
-        </m:sSub>
-      </m:oMath>
-      <w:r>
-        <w:t>är en stokastisk variabel som återspeglar fädningens inverkan.</w:t>
-      </w:r>
-    </w:p>
-    <w:p>
-      <w:pPr>
-        <w:pStyle w:val="Textbody"/>
-      </w:pPr>
-      <w:r>
-        <w:t>Du kan enkelt lägga till och editera matematisk formler med ekvationseditorn  som du finner under under Infoga -&gt; Objekt -&gt; Formel...”.</w:t>
-      </w:r>
-    </w:p>
-    <w:p>
-      <w:pPr>
-        <w:pStyle w:val="Textbody"/>
-      </w:pPr>
-      <w:r>
-        <w:t>Exempel på referens till en ekvation: Utifrån ekv(1) inses att den mottagna effekten är proportionerlig mot sändareffekten. I OpenOffice refererar och numrerar du ekvationer på samma sätt som figurer och tabeller, använd bara ”Formula” som Fälttyp.</w:t>
-      </w:r>
-    </w:p>
-    <w:p>
-      <w:pPr>
-        <w:pStyle w:val="Rubrik1"/>
-        <w:rPr>
-          <w:rFonts w:hint="eastAsia"/>
-        </w:rPr>
-      </w:pPr>
-      <w:r>
-        <w:lastRenderedPageBreak/>
-        <w:t>Metod</w:t>
-      </w:r>
-    </w:p>
-    <w:p>
-      <w:pPr>
-        <w:pStyle w:val="Textbody"/>
-        <w:jc w:val="left"/>
-      </w:pPr>
-      <w:r>
-        <w:t>För att underlätta utvecklingen kommer a</w:t>
-      </w:r>
-      <w:r>
-        <w:t>rbetet</w:t>
-      </w:r>
-      <w:r>
-        <w:t xml:space="preserve"> att</w:t>
-      </w:r>
-      <w:r>
-        <w:t xml:space="preserve"> inleds med att </w:t>
-      </w:r>
-      <w:r>
-        <w:t xml:space="preserve">webbplatsens struktur, innehåll och navigering planeras genom att skapa </w:t>
-      </w:r>
-      <w:r>
-        <w:t>wireframes i designverktyget Figma. Det kommer att vara minst en wireframe för mobil och en för stor skärm.</w:t>
-      </w:r>
-    </w:p>
-    <w:p>
-      <w:pPr>
-        <w:pStyle w:val="Textbody"/>
-        <w:jc w:val="left"/>
-      </w:pPr>
-      <w:r>
-        <w:t>När arbetet med wireframes är klart kommer jag gå vidare med att planera webbplatsens utseende i en eller flera mockups. Även detta kommer att göras i Figma. Här kommer det framgå vilka färger, typsnitt och bilder som jag planerar att använda.</w:t>
-      </w:r>
-    </w:p>
-    <w:p>
-      <w:pPr>
-        <w:pStyle w:val="Textbody"/>
-        <w:jc w:val="left"/>
-      </w:pPr>
-      <w:r>
-        <w:t>När innehåll och utseende är planerat kan arbetet med att skapa webbplatsen börja</w:t>
-      </w:r>
-      <w:r>
-        <w:t xml:space="preserve"> och det blir då lättare att få en bra överblick</w:t>
-      </w:r>
-      <w:r>
-        <w:t>. Projektet kommer att skapas i Visual Studio Code och versionshanteras genom Github</w:t>
-      </w:r>
-      <w:r>
-        <w:t xml:space="preserve"> dels </w:t>
-      </w:r>
-      <w:r>
-        <w:t xml:space="preserve">för att spara säkra kopior </w:t>
-      </w:r>
-      <w:r>
-        <w:t>av arbetet</w:t>
-      </w:r>
-      <w:r>
-        <w:t xml:space="preserve"> och även för att kunna följa arbetets utveckling</w:t>
-      </w:r>
-      <w:r>
-        <w:t>.</w:t>
-      </w:r>
-    </w:p>
-    <w:p>
-      <w:pPr>
-        <w:pStyle w:val="Textbody"/>
-        <w:jc w:val="left"/>
-      </w:pPr>
-      <w:r>
-        <w:t xml:space="preserve">Versionshanteringen kommer att börja i en huvudgren (main) i </w:t>
-      </w:r>
-      <w:r>
-        <w:t>projektets G</w:t>
-      </w:r>
-      <w:r>
-        <w:t>it</w:t>
-      </w:r>
-      <w:r>
-        <w:t>hub</w:t>
-      </w:r>
-      <w:r>
-        <w:t>-repository och när grunden för webbplatsen är klar kommer utvecklingsarbetet att flyttas till en utvecklingsgren (dev). Eftersom när delar av utvecklingen blir klar kommer det färdiga arbetet att sparas in på huvudgrenen.</w:t>
-      </w:r>
-      <w:r>
-        <w:t xml:space="preserve"> Detta är ett bra arbetssätt inför framtiden ifall man har e</w:t>
-      </w:r>
-      <w:r>
-        <w:t>tt projekt</w:t>
-      </w:r>
-      <w:r>
-        <w:t xml:space="preserve"> som redan är publicera</w:t>
-      </w:r>
-      <w:r>
-        <w:t>t</w:t>
-      </w:r>
-      <w:r>
-        <w:t xml:space="preserve"> så att man kan utveckla nya delar separat eller om man är flera som arbetar på samma </w:t>
-      </w:r>
-      <w:r>
-        <w:t>projekt</w:t>
-      </w:r>
-      <w:r>
-        <w:t>.</w:t>
-      </w:r>
-    </w:p>
-    <w:p>
-      <w:pPr>
-        <w:pStyle w:val="Textbody"/>
-        <w:jc w:val="left"/>
-      </w:pPr>
-      <w:r>
-        <w:t xml:space="preserve">Webbplatsens innehåll kommer att kodas i HTML5 med huvudsakligen semantiska element enligt standard för bra tillgänglighet. </w:t>
-      </w:r>
-    </w:p>
-    <w:p>
-      <w:pPr>
-        <w:pStyle w:val="Textbody"/>
-        <w:jc w:val="left"/>
-      </w:pPr>
-      <w:r>
-        <w:t xml:space="preserve">Hur webbplatsen ska se ut kommer att styras genom </w:t>
-      </w:r>
-      <w:r>
-        <w:t xml:space="preserve">en extern </w:t>
-      </w:r>
-      <w:r>
-        <w:t>CSS</w:t>
-      </w:r>
-      <w:r>
-        <w:t xml:space="preserve">-fil. </w:t>
-      </w:r>
-      <w:r>
-        <w:t xml:space="preserve">Där kommer all design att finnas, ex typsnitt, färger, textstorlekar och bakgrunder. </w:t>
-      </w:r>
-      <w:r>
-        <w:t>L</w:t>
-      </w:r>
-      <w:r>
-        <w:t>ayouten kommer att styras med CSS Flexbox</w:t>
-      </w:r>
-      <w:r>
-        <w:t xml:space="preserve"> där element behöver positioneras antingen vågrätt eller lodrätt </w:t>
-      </w:r>
-      <w:r>
-        <w:t xml:space="preserve">och </w:t>
-      </w:r>
-      <w:r>
-        <w:t xml:space="preserve">CSS </w:t>
-      </w:r>
-      <w:r>
-        <w:t xml:space="preserve">Grid där </w:t>
-      </w:r>
-      <w:r>
-        <w:t xml:space="preserve">både vågrät och lodrät positionering </w:t>
-      </w:r>
-      <w:r>
-        <w:t>behövs.</w:t>
-      </w:r>
-    </w:p>
-    <w:p>
-      <w:pPr>
-        <w:pStyle w:val="Textbody"/>
-        <w:jc w:val="left"/>
-      </w:pPr>
-      <w:r>
-        <w:t>Webbplatsen kommer att utvecklas enligt strategin ”mobile first”, vilket innebär att jag börjar att utveckla för en liten skärm och sedan anpassar designen efter större skärmstorlekar</w:t>
-      </w:r>
-      <w:r>
-        <w:t xml:space="preserve"> </w:t>
-      </w:r>
-      <w:r>
-        <w:t>med hjälp av</w:t>
-      </w:r>
-      <w:r>
-        <w:t xml:space="preserve"> media querys</w:t>
-      </w:r>
-      <w:r>
-        <w:t>.</w:t>
-      </w:r>
-    </w:p>
-    <w:p>
-      <w:pPr>
-        <w:pStyle w:val="Textbody"/>
-        <w:jc w:val="left"/>
-      </w:pPr>
-      <w:r>
-        <w:t>A</w:t>
-      </w:r>
-      <w:r>
-        <w:t>nvändarinteraktion kommer att implementeras genom JavaScript.</w:t>
-      </w:r>
-      <w:r>
-        <w:t xml:space="preserve"> Tex med en mobil hamburgermeny och formulärvalidering. </w:t>
-      </w:r>
-      <w:r>
-        <w:t>För att underlätta underhåll av sortimentet kommer detta att läsas in via JavaScript från en extern fil.</w:t>
-      </w:r>
-    </w:p>
-    <w:p>
-      <w:pPr>
-        <w:pStyle w:val="Textbody"/>
-        <w:jc w:val="left"/>
-      </w:pPr>
-      <w:r>
-        <w:t xml:space="preserve">Den färdiga </w:t>
-      </w:r>
-      <w:r>
-        <w:t>webbplatsen kommer testas i olika webbläsare och både på desktop, surfplatta och mobil. Koden</w:t>
-      </w:r>
-      <w:r>
-        <w:t xml:space="preserve"> ska</w:t>
-      </w:r>
-      <w:r>
-        <w:t xml:space="preserve"> också</w:t>
-      </w:r>
-      <w:r>
-        <w:t xml:space="preserve"> validera korrekt</w:t>
-      </w:r>
-      <w:r>
-        <w:t xml:space="preserve"> i</w:t>
-      </w:r>
-      <w:r>
-        <w:t xml:space="preserve"> W3Cs valid</w:t>
-      </w:r>
-      <w:r>
-        <w:t xml:space="preserve">eringsverktyg för </w:t>
-      </w:r>
-      <w:r>
-        <w:t>HTML</w:t>
-      </w:r>
-      <w:r>
-        <w:t>-</w:t>
-      </w:r>
-      <w:r>
-        <w:t xml:space="preserve"> och CSS</w:t>
-      </w:r>
-      <w:r>
-        <w:t>-kod</w:t>
-      </w:r>
-      <w:r>
-        <w:t>.</w:t>
-      </w:r>
-      <w:r>
-        <w:t xml:space="preserve"> </w:t>
-      </w:r>
-    </w:p>
-    <w:p>
-      <w:pPr>
-        <w:pStyle w:val="Textbody"/>
-        <w:jc w:val="left"/>
-      </w:pPr>
-      <w:r>
-        <w:lastRenderedPageBreak/>
-        <w:t>JavaScript-koden kommer att testas genom att använda webbplatsen med webbläsarens konsollogg framme så att jag kan se om några felmeddelanden dyker upp.</w:t>
-      </w:r>
-    </w:p>
-    <w:p>
-      <w:pPr>
-        <w:pStyle w:val="Textbody"/>
-        <w:jc w:val="left"/>
-      </w:pPr>
-      <w:r>
-        <w:t>Slutligen kommer webbplatsen att publiceras via Github på Netlify.</w:t>
-      </w:r>
-    </w:p>
-    <w:p>
-      <w:pPr>
-        <w:pStyle w:val="Rubrik1"/>
-        <w:rPr>
-          <w:rFonts w:hint="eastAsia"/>
-        </w:rPr>
-      </w:pPr>
-      <w:r>
-        <w:lastRenderedPageBreak/>
-        <w:t>Konstruktion</w:t>
-      </w:r>
-    </w:p>
-    <w:p>
-      <w:pPr>
-        <w:pStyle w:val="Rubrik2"/>
-      </w:pPr>
-      <w:r>
-        <w:t>Planering</w:t>
-      </w:r>
-    </w:p>
-    <w:p>
-      <w:pPr>
-        <w:pStyle w:val="Textbody"/>
-        <w:jc w:val="left"/>
-      </w:pPr>
-      <w:r>
-        <w:t>Enligt min plan började jag arbetet i designverktyget Figma. Först skapade jag en wireframe för startsidan i mobilstorlek. Jag valde också att göra en wireframe för sortiment-sidan då jag hade lite olika funderingar kring hur de olika artiklarna skulle kunna presenteras på sidan.</w:t>
-      </w:r>
-    </w:p>
-    <w:p>
-      <w:pPr>
-        <w:pStyle w:val="Textbody"/>
-        <w:jc w:val="left"/>
-      </w:pPr>
-      <w:r>
-        <w:t xml:space="preserve">Som ni kan se nedan i figur 1, så var planen att göra två bilder som knappar med de två olika artikelgrupperna Matbröd och Fikabröd. Vid klick på en av bilderna skulle artiklarna </w:t>
-      </w:r>
-      <w:r>
-        <w:t>i den gruppen visas.</w:t>
+        <w:t xml:space="preserve">Sedan gick jag vidare och gjorde en </w:t>
+      </w:r>
+      <w:proofErr w:type="spellStart"/>
+      <w:r>
+        <w:t>wireframe</w:t>
+      </w:r>
+      <w:proofErr w:type="spellEnd"/>
+      <w:r>
+        <w:t xml:space="preserve"> för desktop, se figur 2.</w:t>
       </w:r>
     </w:p>
     <w:p>
@@ -3336,10 +2375,77 @@
         <w:rPr>
           <w:noProof/>
         </w:rPr>
+        <w:drawing>
+          <wp:anchor distT="0" distB="0" distL="114300" distR="114300" simplePos="0" relativeHeight="251659264" behindDoc="0" locked="0" layoutInCell="1" allowOverlap="1" wp14:anchorId="50370085" wp14:editId="02CF81F5">
+            <wp:simplePos x="0" y="0"/>
+            <wp:positionH relativeFrom="column">
+              <wp:posOffset>2573020</wp:posOffset>
+            </wp:positionH>
+            <wp:positionV relativeFrom="paragraph">
+              <wp:posOffset>44821</wp:posOffset>
+            </wp:positionV>
+            <wp:extent cx="2289810" cy="2419350"/>
+            <wp:effectExtent l="38100" t="38100" r="91440" b="95250"/>
+            <wp:wrapNone/>
+            <wp:docPr id="2002402939" name="Bildobjekt 1"/>
+            <wp:cNvGraphicFramePr>
+              <a:graphicFrameLocks xmlns:a="http://schemas.openxmlformats.org/drawingml/2006/main" noChangeAspect="1"/>
+            </wp:cNvGraphicFramePr>
+            <a:graphic xmlns:a="http://schemas.openxmlformats.org/drawingml/2006/main">
+              <a:graphicData uri="http://schemas.openxmlformats.org/drawingml/2006/picture">
+                <pic:pic xmlns:pic="http://schemas.openxmlformats.org/drawingml/2006/picture">
+                  <pic:nvPicPr>
+                    <pic:cNvPr id="2002402939" name=""/>
+                    <pic:cNvPicPr/>
+                  </pic:nvPicPr>
+                  <pic:blipFill>
+                    <a:blip r:embed="rId13" cstate="print">
+                      <a:extLst>
+                        <a:ext uri="{28A0092B-C50C-407E-A947-70E740481C1C}">
+                          <a14:useLocalDpi xmlns:a14="http://schemas.microsoft.com/office/drawing/2010/main" val="0"/>
+                        </a:ext>
+                      </a:extLst>
+                    </a:blip>
+                    <a:stretch>
+                      <a:fillRect/>
+                    </a:stretch>
+                  </pic:blipFill>
+                  <pic:spPr>
+                    <a:xfrm>
+                      <a:off x="0" y="0"/>
+                      <a:ext cx="2289810" cy="2419350"/>
+                    </a:xfrm>
+                    <a:prstGeom prst="rect">
+                      <a:avLst/>
+                    </a:prstGeom>
+                    <a:effectLst>
+                      <a:outerShdw blurRad="50800" dist="38100" dir="2700000" algn="tl" rotWithShape="0">
+                        <a:prstClr val="black">
+                          <a:alpha val="40000"/>
+                        </a:prstClr>
+                      </a:outerShdw>
+                    </a:effectLst>
+                  </pic:spPr>
+                </pic:pic>
+              </a:graphicData>
+            </a:graphic>
+            <wp14:sizeRelH relativeFrom="page">
+              <wp14:pctWidth>0</wp14:pctWidth>
+            </wp14:sizeRelH>
+            <wp14:sizeRelV relativeFrom="page">
+              <wp14:pctHeight>0</wp14:pctHeight>
+            </wp14:sizeRelV>
+          </wp:anchor>
+        </w:drawing>
+      </w:r>
+      <w:r>
+        <w:rPr>
+          <w:noProof/>
+        </w:rPr>
         <mc:AlternateContent>
           <mc:Choice Requires="wps">
             <w:drawing>
-              <wp:anchor distT="0" distB="0" distL="114300" distR="114300" simplePos="0" relativeHeight="251662336" behindDoc="0" locked="0" layoutInCell="1" allowOverlap="1" wp14:anchorId="64A4CC53" wp14:editId="1D6DCB97">
+              <wp:anchor distT="0" distB="0" distL="114300" distR="114300" simplePos="0" relativeHeight="251662336" behindDoc="0" locked="0" layoutInCell="1" allowOverlap="1" wp14:anchorId="64A4CC53" wp14:editId="5683544A">
                 <wp:simplePos x="0" y="0"/>
                 <wp:positionH relativeFrom="column">
                   <wp:posOffset>2573020</wp:posOffset>
@@ -3378,10 +2484,32 @@
                               <w:pStyle w:val="Beskrivning"/>
                               <w:rPr>
                                 <w:rFonts w:cs="FreeSerif"/>
+                                <w:sz w:val="20"/>
+                                <w:szCs w:val="20"/>
                               </w:rPr>
                             </w:pPr>
                             <w:r>
-                              <w:t>Figur 2 – Wireframe desktop</w:t>
+                              <w:rPr>
+                                <w:sz w:val="20"/>
+                                <w:szCs w:val="20"/>
+                              </w:rPr>
+                              <w:t xml:space="preserve">Figur 2 – </w:t>
+                            </w:r>
+                            <w:proofErr w:type="spellStart"/>
+                            <w:r>
+                              <w:rPr>
+                                <w:sz w:val="20"/>
+                                <w:szCs w:val="20"/>
+                              </w:rPr>
+                              <w:t>Wireframe</w:t>
+                            </w:r>
+                            <w:proofErr w:type="spellEnd"/>
+                            <w:r>
+                              <w:rPr>
+                                <w:sz w:val="20"/>
+                                <w:szCs w:val="20"/>
+                              </w:rPr>
+                              <w:t xml:space="preserve"> desktop</w:t>
                             </w:r>
                           </w:p>
                         </w:txbxContent>
@@ -3412,10 +2540,32 @@
                         <w:pStyle w:val="Beskrivning"/>
                         <w:rPr>
                           <w:rFonts w:cs="FreeSerif"/>
+                          <w:sz w:val="20"/>
+                          <w:szCs w:val="20"/>
                         </w:rPr>
                       </w:pPr>
                       <w:r>
-                        <w:t>Figur 2 – Wireframe desktop</w:t>
+                        <w:rPr>
+                          <w:sz w:val="20"/>
+                          <w:szCs w:val="20"/>
+                        </w:rPr>
+                        <w:t xml:space="preserve">Figur 2 – </w:t>
+                      </w:r>
+                      <w:proofErr w:type="spellStart"/>
+                      <w:r>
+                        <w:rPr>
+                          <w:sz w:val="20"/>
+                          <w:szCs w:val="20"/>
+                        </w:rPr>
+                        <w:t>Wireframe</w:t>
+                      </w:r>
+                      <w:proofErr w:type="spellEnd"/>
+                      <w:r>
+                        <w:rPr>
+                          <w:sz w:val="20"/>
+                          <w:szCs w:val="20"/>
+                        </w:rPr>
+                        <w:t xml:space="preserve"> desktop</w:t>
                       </w:r>
                     </w:p>
                   </w:txbxContent>
@@ -3426,67 +2576,13 @@
         </mc:AlternateContent>
       </w:r>
       <w:r>
+        <w:rPr>
+          <w:noProof/>
+        </w:rPr>
         <w:drawing>
-          <wp:anchor distT="0" distB="0" distL="114300" distR="114300" simplePos="0" relativeHeight="251659264" behindDoc="0" locked="0" layoutInCell="1" allowOverlap="1" wp14:anchorId="50370085" wp14:editId="14FB9004">
-            <wp:simplePos x="0" y="0"/>
-            <wp:positionH relativeFrom="column">
-              <wp:posOffset>2573020</wp:posOffset>
-            </wp:positionH>
-            <wp:positionV relativeFrom="paragraph">
-              <wp:posOffset>11430</wp:posOffset>
-            </wp:positionV>
-            <wp:extent cx="2289970" cy="2419350"/>
-            <wp:effectExtent l="0" t="0" r="0" b="0"/>
-            <wp:wrapNone/>
-            <wp:docPr id="2002402939" name="Bildobjekt 1"/>
-            <wp:cNvGraphicFramePr>
-              <a:graphicFrameLocks xmlns:a="http://schemas.openxmlformats.org/drawingml/2006/main" noChangeAspect="1"/>
-            </wp:cNvGraphicFramePr>
-            <a:graphic xmlns:a="http://schemas.openxmlformats.org/drawingml/2006/main">
-              <a:graphicData uri="http://schemas.openxmlformats.org/drawingml/2006/picture">
-                <pic:pic xmlns:pic="http://schemas.openxmlformats.org/drawingml/2006/picture">
-                  <pic:nvPicPr>
-                    <pic:cNvPr id="2002402939" name=""/>
-                    <pic:cNvPicPr/>
-                  </pic:nvPicPr>
-                  <pic:blipFill>
-                    <a:blip r:embed="rId13" cstate="print">
-                      <a:extLst>
-                        <a:ext uri="{28A0092B-C50C-407E-A947-70E740481C1C}">
-                          <a14:useLocalDpi xmlns:a14="http://schemas.microsoft.com/office/drawing/2010/main" val="0"/>
-                        </a:ext>
-                      </a:extLst>
-                    </a:blip>
-                    <a:stretch>
-                      <a:fillRect/>
-                    </a:stretch>
-                  </pic:blipFill>
-                  <pic:spPr>
-                    <a:xfrm>
-                      <a:off x="0" y="0"/>
-                      <a:ext cx="2289970" cy="2419350"/>
-                    </a:xfrm>
-                    <a:prstGeom prst="rect">
-                      <a:avLst/>
-                    </a:prstGeom>
-                  </pic:spPr>
-                </pic:pic>
-              </a:graphicData>
-            </a:graphic>
-            <wp14:sizeRelH relativeFrom="page">
-              <wp14:pctWidth>0</wp14:pctWidth>
-            </wp14:sizeRelH>
-            <wp14:sizeRelV relativeFrom="page">
-              <wp14:pctHeight>0</wp14:pctHeight>
-            </wp14:sizeRelV>
-          </wp:anchor>
-        </w:drawing>
-      </w:r>
-      <w:r>
-        <w:drawing>
-          <wp:inline distT="0" distB="0" distL="0" distR="0" wp14:anchorId="35C1F9C5" wp14:editId="50413CC4">
+          <wp:inline distT="0" distB="0" distL="0" distR="0" wp14:anchorId="35C1F9C5" wp14:editId="198FCE22">
             <wp:extent cx="2316966" cy="2847975"/>
-            <wp:effectExtent l="0" t="0" r="7620" b="0"/>
+            <wp:effectExtent l="38100" t="38100" r="102870" b="85725"/>
             <wp:docPr id="564361892" name="Bildobjekt 1"/>
             <wp:cNvGraphicFramePr>
               <a:graphicFrameLocks xmlns:a="http://schemas.openxmlformats.org/drawingml/2006/main" noChangeAspect="1"/>
@@ -3512,6 +2608,13 @@
                     <a:prstGeom prst="rect">
                       <a:avLst/>
                     </a:prstGeom>
+                    <a:effectLst>
+                      <a:outerShdw blurRad="50800" dist="38100" dir="2700000" algn="tl" rotWithShape="0">
+                        <a:prstClr val="black">
+                          <a:alpha val="40000"/>
+                        </a:prstClr>
+                      </a:outerShdw>
+                    </a:effectLst>
                   </pic:spPr>
                 </pic:pic>
               </a:graphicData>
@@ -3524,30 +2627,77 @@
       <w:pPr>
         <w:pStyle w:val="Beskrivning"/>
         <w:jc w:val="left"/>
-      </w:pPr>
-      <w:r>
+        <w:rPr>
+          <w:sz w:val="20"/>
+          <w:szCs w:val="20"/>
+        </w:rPr>
+      </w:pPr>
+      <w:r>
+        <w:rPr>
+          <w:sz w:val="20"/>
+          <w:szCs w:val="20"/>
+        </w:rPr>
         <w:t xml:space="preserve">Figur </w:t>
       </w:r>
       <w:r>
+        <w:rPr>
+          <w:sz w:val="20"/>
+          <w:szCs w:val="20"/>
+        </w:rPr>
         <w:fldChar w:fldCharType="begin"/>
       </w:r>
       <w:r>
+        <w:rPr>
+          <w:sz w:val="20"/>
+          <w:szCs w:val="20"/>
+        </w:rPr>
         <w:instrText xml:space="preserve"> SEQ Figur \* ARABIC </w:instrText>
       </w:r>
       <w:r>
+        <w:rPr>
+          <w:sz w:val="20"/>
+          <w:szCs w:val="20"/>
+        </w:rPr>
         <w:fldChar w:fldCharType="separate"/>
       </w:r>
       <w:r>
         <w:rPr>
           <w:noProof/>
+          <w:sz w:val="20"/>
+          <w:szCs w:val="20"/>
         </w:rPr>
         <w:t>1</w:t>
       </w:r>
       <w:r>
+        <w:rPr>
+          <w:noProof/>
+          <w:sz w:val="20"/>
+          <w:szCs w:val="20"/>
+        </w:rPr>
         <w:fldChar w:fldCharType="end"/>
       </w:r>
       <w:r>
-        <w:t xml:space="preserve"> – Wireframes mobil</w:t>
+        <w:rPr>
+          <w:sz w:val="20"/>
+          <w:szCs w:val="20"/>
+        </w:rPr>
+        <w:t xml:space="preserve"> – </w:t>
+      </w:r>
+      <w:proofErr w:type="spellStart"/>
+      <w:r>
+        <w:rPr>
+          <w:sz w:val="20"/>
+          <w:szCs w:val="20"/>
+        </w:rPr>
+        <w:t>Wireframes</w:t>
+      </w:r>
+      <w:proofErr w:type="spellEnd"/>
+      <w:r>
+        <w:rPr>
+          <w:sz w:val="20"/>
+          <w:szCs w:val="20"/>
+        </w:rPr>
+        <w:t xml:space="preserve"> mobil</w:t>
       </w:r>
     </w:p>
     <w:p>
@@ -3562,22 +2712,37 @@
         <w:jc w:val="left"/>
       </w:pPr>
       <w:r>
-        <w:t>Sedan gick jag vidare och gjorde en wireframe för desktop. Här valde jag att fokusera på sortiment-sidan som jag tyckte var svårast att få till.</w:t>
+        <w:t xml:space="preserve">När strukturen var planerad i mina </w:t>
+      </w:r>
+      <w:proofErr w:type="spellStart"/>
+      <w:r>
+        <w:t>wireframes</w:t>
+      </w:r>
+      <w:proofErr w:type="spellEnd"/>
+      <w:r>
+        <w:t xml:space="preserve"> skulle jag planera utseendet genom att göra </w:t>
+      </w:r>
+      <w:proofErr w:type="spellStart"/>
+      <w:r>
+        <w:t>mockups</w:t>
+      </w:r>
+      <w:proofErr w:type="spellEnd"/>
+      <w:r>
+        <w:t xml:space="preserve"> i </w:t>
+      </w:r>
+      <w:proofErr w:type="spellStart"/>
+      <w:r>
+        <w:t>Figma</w:t>
+      </w:r>
+      <w:proofErr w:type="spellEnd"/>
+      <w:r>
+        <w:t xml:space="preserve">. Men innan jag kunde börja med det behövde jag en logotyp för mitt fiktiva företag. </w:t>
       </w:r>
     </w:p>
     <w:p>
       <w:pPr>
         <w:pStyle w:val="Textbody"/>
         <w:jc w:val="left"/>
-      </w:pPr>
-      <w:r>
-        <w:t xml:space="preserve">När strukturen var planerad i mina wireframes skulle jag planera utseendet genom att göra mockups i Figma. Men innan jag kunde börja med det behövde jag en logotyp för mitt fiktiva företag. </w:t>
-      </w:r>
-    </w:p>
-    <w:p>
-      <w:pPr>
-        <w:pStyle w:val="Textbody"/>
-        <w:jc w:val="left"/>
         <w:rPr>
           <w:noProof/>
         </w:rPr>
@@ -3587,7 +2752,7 @@
           <w:noProof/>
         </w:rPr>
         <w:drawing>
-          <wp:anchor distT="0" distB="0" distL="114300" distR="114300" simplePos="0" relativeHeight="251660288" behindDoc="0" locked="0" layoutInCell="1" allowOverlap="1" wp14:anchorId="0F14F9BF" wp14:editId="388B8ADB">
+          <wp:anchor distT="0" distB="0" distL="114300" distR="114300" simplePos="0" relativeHeight="251724800" behindDoc="0" locked="0" layoutInCell="1" allowOverlap="1" wp14:anchorId="0F14F9BF" wp14:editId="58B13FA3">
             <wp:simplePos x="0" y="0"/>
             <wp:positionH relativeFrom="column">
               <wp:posOffset>3897630</wp:posOffset>
@@ -3596,7 +2761,7 @@
               <wp:posOffset>52070</wp:posOffset>
             </wp:positionV>
             <wp:extent cx="942975" cy="942975"/>
-            <wp:effectExtent l="0" t="0" r="9525" b="9525"/>
+            <wp:effectExtent l="38100" t="38100" r="104775" b="104775"/>
             <wp:wrapSquare wrapText="bothSides"/>
             <wp:docPr id="1578624466" name="Bildobjekt 1"/>
             <wp:cNvGraphicFramePr>
@@ -3636,6 +2801,13 @@
                     <a:ln>
                       <a:noFill/>
                     </a:ln>
+                    <a:effectLst>
+                      <a:outerShdw blurRad="50800" dist="38100" dir="2700000" algn="tl" rotWithShape="0">
+                        <a:prstClr val="black">
+                          <a:alpha val="40000"/>
+                        </a:prstClr>
+                      </a:outerShdw>
+                    </a:effectLst>
                   </pic:spPr>
                 </pic:pic>
               </a:graphicData>
@@ -3655,11 +2827,19 @@
       <w:r>
         <w:t xml:space="preserve"> designade jag i </w:t>
       </w:r>
-      <w:r>
-        <w:t xml:space="preserve">Photopea. </w:t>
-      </w:r>
-      <w:r>
-        <w:t>Under arbetet med logotypen hittade jag också en grundfärg som jag ville använda i den grafiska profilen.</w:t>
+      <w:proofErr w:type="spellStart"/>
+      <w:r>
+        <w:t>Photopea</w:t>
+      </w:r>
+      <w:proofErr w:type="spellEnd"/>
+      <w:r>
+        <w:t>. Under arbetet med logotypen hittade jag också en grundfärg som jag ville använda i den grafiska profilen</w:t>
+      </w:r>
+      <w:r>
+        <w:t>, se figur 3</w:t>
+      </w:r>
+      <w:r>
+        <w:t>.</w:t>
       </w:r>
       <w:r>
         <w:rPr>
@@ -3680,16 +2860,16 @@
         <mc:AlternateContent>
           <mc:Choice Requires="wps">
             <w:drawing>
-              <wp:anchor distT="0" distB="0" distL="114300" distR="114300" simplePos="0" relativeHeight="251664384" behindDoc="0" locked="0" layoutInCell="1" allowOverlap="1" wp14:anchorId="7DE94C9D" wp14:editId="3E97952C">
+              <wp:anchor distT="0" distB="0" distL="114300" distR="114300" simplePos="0" relativeHeight="251664384" behindDoc="0" locked="0" layoutInCell="1" allowOverlap="1" wp14:anchorId="7DE94C9D" wp14:editId="1EA5C447">
                 <wp:simplePos x="0" y="0"/>
                 <wp:positionH relativeFrom="column">
                   <wp:posOffset>3896995</wp:posOffset>
                 </wp:positionH>
                 <wp:positionV relativeFrom="paragraph">
-                  <wp:posOffset>317500</wp:posOffset>
+                  <wp:posOffset>342636</wp:posOffset>
                 </wp:positionV>
                 <wp:extent cx="962025" cy="635"/>
-                <wp:effectExtent l="0" t="0" r="9525" b="0"/>
+                <wp:effectExtent l="0" t="0" r="9525" b="3810"/>
                 <wp:wrapSquare wrapText="bothSides"/>
                 <wp:docPr id="1821497914" name="Textruta 1"/>
                 <wp:cNvGraphicFramePr/>
@@ -3720,9 +2900,15 @@
                               <w:rPr>
                                 <w:rFonts w:cs="FreeSerif"/>
                                 <w:noProof/>
+                                <w:sz w:val="20"/>
+                                <w:szCs w:val="20"/>
                               </w:rPr>
                             </w:pPr>
                             <w:r>
+                              <w:rPr>
+                                <w:sz w:val="20"/>
+                                <w:szCs w:val="20"/>
+                              </w:rPr>
                               <w:t>Figur 3 - Logga</w:t>
                             </w:r>
                           </w:p>
@@ -3745,7 +2931,7 @@
           </mc:Choice>
           <mc:Fallback>
             <w:pict>
-              <v:shape w14:anchorId="7DE94C9D" id="_x0000_s1027" type="#_x0000_t202" style="position:absolute;margin-left:306.85pt;margin-top:25pt;width:75.75pt;height:.05pt;z-index:251664384;visibility:visible;mso-wrap-style:square;mso-width-percent:0;mso-wrap-distance-left:9pt;mso-wrap-distance-top:0;mso-wrap-distance-right:9pt;mso-wrap-distance-bottom:0;mso-position-horizontal:absolute;mso-position-horizontal-relative:text;mso-position-vertical:absolute;mso-position-vertical-relative:text;mso-width-percent:0;mso-width-relative:margin;v-text-anchor:top" o:gfxdata="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" stroked="f">
+              <v:shape w14:anchorId="7DE94C9D" id="_x0000_s1027" type="#_x0000_t202" style="position:absolute;margin-left:306.85pt;margin-top:27pt;width:75.75pt;height:.05pt;z-index:251664384;visibility:visible;mso-wrap-style:square;mso-width-percent:0;mso-wrap-distance-left:9pt;mso-wrap-distance-top:0;mso-wrap-distance-right:9pt;mso-wrap-distance-bottom:0;mso-position-horizontal:absolute;mso-position-horizontal-relative:text;mso-position-vertical:absolute;mso-position-vertical-relative:text;mso-width-percent:0;mso-width-relative:margin;v-text-anchor:top" o:gfxdata="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" stroked="f">
                 <v:textbox style="mso-fit-shape-to-text:t" inset="0,0,0,0">
                   <w:txbxContent>
                     <w:p>
@@ -3754,9 +2940,15 @@
                         <w:rPr>
                           <w:rFonts w:cs="FreeSerif"/>
                           <w:noProof/>
+                          <w:sz w:val="20"/>
+                          <w:szCs w:val="20"/>
                         </w:rPr>
                       </w:pPr>
                       <w:r>
+                        <w:rPr>
+                          <w:sz w:val="20"/>
+                          <w:szCs w:val="20"/>
+                        </w:rPr>
                         <w:t>Figur 3 - Logga</w:t>
                       </w:r>
                     </w:p>
@@ -3769,7 +2961,40 @@
         </mc:AlternateContent>
       </w:r>
       <w:r>
-        <w:t>När logotyp och grundfärg var klart satte jag i gång med att utveckla den grafiska profilen i Figma. Vilket resulterade i följande mockups.</w:t>
+        <w:t xml:space="preserve">När logotyp och grundfärg var klart satte jag i gång med att utveckla den grafiska profilen i </w:t>
+      </w:r>
+      <w:proofErr w:type="spellStart"/>
+      <w:r>
+        <w:t>Figma</w:t>
+      </w:r>
+      <w:proofErr w:type="spellEnd"/>
+      <w:r>
+        <w:t xml:space="preserve">. Vilket resulterade i </w:t>
+      </w:r>
+      <w:r>
+        <w:t xml:space="preserve">ett </w:t>
+      </w:r>
+      <w:proofErr w:type="gramStart"/>
+      <w:r>
+        <w:t>antal</w:t>
+      </w:r>
+      <w:r>
+        <w:rPr>
+          <w:noProof/>
+        </w:rPr>
+        <w:t xml:space="preserve"> </w:t>
+      </w:r>
+      <w:r>
+        <w:t xml:space="preserve"> </w:t>
+      </w:r>
+      <w:proofErr w:type="spellStart"/>
+      <w:r>
+        <w:t>mockups</w:t>
+      </w:r>
+      <w:proofErr w:type="spellEnd"/>
+      <w:proofErr w:type="gramEnd"/>
+      <w:r>
+        <w:t>, se figur 4 och 5.</w:t>
       </w:r>
     </w:p>
     <w:p>
@@ -3786,16 +3011,16 @@
         <mc:AlternateContent>
           <mc:Choice Requires="wps">
             <w:drawing>
-              <wp:anchor distT="0" distB="0" distL="114300" distR="114300" simplePos="0" relativeHeight="251667456" behindDoc="0" locked="0" layoutInCell="1" allowOverlap="1" wp14:anchorId="0E7C4442" wp14:editId="021A50A5">
+              <wp:anchor distT="0" distB="0" distL="114300" distR="114300" simplePos="0" relativeHeight="251667456" behindDoc="0" locked="0" layoutInCell="1" allowOverlap="1" wp14:anchorId="0E7C4442" wp14:editId="4A5E3905">
                 <wp:simplePos x="0" y="0"/>
                 <wp:positionH relativeFrom="column">
-                  <wp:posOffset>2571750</wp:posOffset>
+                  <wp:posOffset>2518410</wp:posOffset>
                 </wp:positionH>
                 <wp:positionV relativeFrom="paragraph">
-                  <wp:posOffset>2782570</wp:posOffset>
+                  <wp:posOffset>2807706</wp:posOffset>
                 </wp:positionV>
                 <wp:extent cx="2320290" cy="635"/>
-                <wp:effectExtent l="0" t="0" r="0" b="0"/>
+                <wp:effectExtent l="0" t="0" r="3810" b="3810"/>
                 <wp:wrapNone/>
                 <wp:docPr id="1226718434" name="Textruta 1"/>
                 <wp:cNvGraphicFramePr/>
@@ -3825,10 +3050,32 @@
                               <w:pStyle w:val="Beskrivning"/>
                               <w:rPr>
                                 <w:rFonts w:cs="FreeSerif"/>
+                                <w:sz w:val="20"/>
+                                <w:szCs w:val="20"/>
                               </w:rPr>
                             </w:pPr>
                             <w:r>
-                              <w:t>Figur 5 – Mockup desktop</w:t>
+                              <w:rPr>
+                                <w:sz w:val="20"/>
+                                <w:szCs w:val="20"/>
+                              </w:rPr>
+                              <w:t xml:space="preserve">Figur 5 – </w:t>
+                            </w:r>
+                            <w:proofErr w:type="spellStart"/>
+                            <w:r>
+                              <w:rPr>
+                                <w:sz w:val="20"/>
+                                <w:szCs w:val="20"/>
+                              </w:rPr>
+                              <w:t>Mockup</w:t>
+                            </w:r>
+                            <w:proofErr w:type="spellEnd"/>
+                            <w:r>
+                              <w:rPr>
+                                <w:sz w:val="20"/>
+                                <w:szCs w:val="20"/>
+                              </w:rPr>
+                              <w:t xml:space="preserve"> desktop</w:t>
                             </w:r>
                           </w:p>
                         </w:txbxContent>
@@ -3847,7 +3094,7 @@
           </mc:Choice>
           <mc:Fallback>
             <w:pict>
-              <v:shape w14:anchorId="0E7C4442" id="_x0000_s1028" type="#_x0000_t202" style="position:absolute;margin-left:202.5pt;margin-top:219.1pt;width:182.7pt;height:.05pt;z-index:251667456;visibility:visible;mso-wrap-style:square;mso-wrap-distance-left:9pt;mso-wrap-distance-top:0;mso-wrap-distance-right:9pt;mso-wrap-distance-bottom:0;mso-position-horizontal:absolute;mso-position-horizontal-relative:text;mso-position-vertical:absolute;mso-position-vertical-relative:text;v-text-anchor:top" o:gfxdata="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" stroked="f">
+              <v:shape w14:anchorId="0E7C4442" id="_x0000_s1028" type="#_x0000_t202" style="position:absolute;margin-left:198.3pt;margin-top:221.1pt;width:182.7pt;height:.05pt;z-index:251667456;visibility:visible;mso-wrap-style:square;mso-wrap-distance-left:9pt;mso-wrap-distance-top:0;mso-wrap-distance-right:9pt;mso-wrap-distance-bottom:0;mso-position-horizontal:absolute;mso-position-horizontal-relative:text;mso-position-vertical:absolute;mso-position-vertical-relative:text;v-text-anchor:top" o:gfxdata="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" stroked="f">
                 <v:textbox style="mso-fit-shape-to-text:t" inset="0,0,0,0">
                   <w:txbxContent>
                     <w:p>
@@ -3855,10 +3102,32 @@
                         <w:pStyle w:val="Beskrivning"/>
                         <w:rPr>
                           <w:rFonts w:cs="FreeSerif"/>
+                          <w:sz w:val="20"/>
+                          <w:szCs w:val="20"/>
                         </w:rPr>
                       </w:pPr>
                       <w:r>
-                        <w:t>Figur 5 – Mockup desktop</w:t>
+                        <w:rPr>
+                          <w:sz w:val="20"/>
+                          <w:szCs w:val="20"/>
+                        </w:rPr>
+                        <w:t xml:space="preserve">Figur 5 – </w:t>
+                      </w:r>
+                      <w:proofErr w:type="spellStart"/>
+                      <w:r>
+                        <w:rPr>
+                          <w:sz w:val="20"/>
+                          <w:szCs w:val="20"/>
+                        </w:rPr>
+                        <w:t>Mockup</w:t>
+                      </w:r>
+                      <w:proofErr w:type="spellEnd"/>
+                      <w:r>
+                        <w:rPr>
+                          <w:sz w:val="20"/>
+                          <w:szCs w:val="20"/>
+                        </w:rPr>
+                        <w:t xml:space="preserve"> desktop</w:t>
                       </w:r>
                     </w:p>
                   </w:txbxContent>
@@ -3870,18 +3139,18 @@
       </w:r>
       <w:r>
         <w:drawing>
-          <wp:anchor distT="0" distB="0" distL="114300" distR="114300" simplePos="0" relativeHeight="251665408" behindDoc="0" locked="0" layoutInCell="1" allowOverlap="1" wp14:anchorId="31DDC8C1" wp14:editId="17A57EF1">
+          <wp:anchor distT="0" distB="0" distL="114300" distR="114300" simplePos="0" relativeHeight="251723776" behindDoc="0" locked="0" layoutInCell="1" allowOverlap="1" wp14:anchorId="1C8FF93F" wp14:editId="351944C7">
             <wp:simplePos x="0" y="0"/>
             <wp:positionH relativeFrom="margin">
-              <wp:align>right</wp:align>
+              <wp:posOffset>2495550</wp:posOffset>
             </wp:positionH>
             <wp:positionV relativeFrom="paragraph">
-              <wp:posOffset>1270</wp:posOffset>
+              <wp:posOffset>44821</wp:posOffset>
             </wp:positionV>
-            <wp:extent cx="2320290" cy="2724150"/>
-            <wp:effectExtent l="0" t="0" r="3810" b="0"/>
+            <wp:extent cx="2311400" cy="2709545"/>
+            <wp:effectExtent l="38100" t="38100" r="88900" b="90805"/>
             <wp:wrapNone/>
-            <wp:docPr id="656315794" name="Bildobjekt 1"/>
+            <wp:docPr id="879564992" name="Bildobjekt 1"/>
             <wp:cNvGraphicFramePr>
               <a:graphicFrameLocks xmlns:a="http://schemas.openxmlformats.org/drawingml/2006/main" noChangeAspect="1"/>
             </wp:cNvGraphicFramePr>
@@ -3889,7 +3158,7 @@
               <a:graphicData uri="http://schemas.openxmlformats.org/drawingml/2006/picture">
                 <pic:pic xmlns:pic="http://schemas.openxmlformats.org/drawingml/2006/picture">
                   <pic:nvPicPr>
-                    <pic:cNvPr id="656315794" name=""/>
+                    <pic:cNvPr id="879564992" name=""/>
                     <pic:cNvPicPr/>
                   </pic:nvPicPr>
                   <pic:blipFill>
@@ -3907,11 +3176,18 @@
                   <pic:spPr>
                     <a:xfrm>
                       <a:off x="0" y="0"/>
-                      <a:ext cx="2320290" cy="2724150"/>
+                      <a:ext cx="2311400" cy="2709545"/>
                     </a:xfrm>
                     <a:prstGeom prst="rect">
                       <a:avLst/>
                     </a:prstGeom>
+                    <a:effectLst>
+                      <a:outerShdw blurRad="50800" dist="38100" dir="2700000" algn="tl" rotWithShape="0">
+                        <a:prstClr val="black">
+                          <a:alpha val="40000"/>
+                        </a:prstClr>
+                      </a:outerShdw>
+                    </a:effectLst>
                   </pic:spPr>
                 </pic:pic>
               </a:graphicData>
@@ -3926,10 +3202,13 @@
         </w:drawing>
       </w:r>
       <w:r>
+        <w:rPr>
+          <w:noProof/>
+        </w:rPr>
         <w:drawing>
-          <wp:inline distT="0" distB="0" distL="0" distR="0" wp14:anchorId="31C165F5" wp14:editId="304DA5EE">
+          <wp:inline distT="0" distB="0" distL="0" distR="0" wp14:anchorId="31C165F5" wp14:editId="3CB3ABD3">
             <wp:extent cx="2327687" cy="3609975"/>
-            <wp:effectExtent l="0" t="0" r="0" b="0"/>
+            <wp:effectExtent l="38100" t="38100" r="92075" b="85725"/>
             <wp:docPr id="1660897364" name="Bildobjekt 1"/>
             <wp:cNvGraphicFramePr>
               <a:graphicFrameLocks xmlns:a="http://schemas.openxmlformats.org/drawingml/2006/main" noChangeAspect="1"/>
@@ -3955,6 +3234,13 @@
                     <a:prstGeom prst="rect">
                       <a:avLst/>
                     </a:prstGeom>
+                    <a:effectLst>
+                      <a:outerShdw blurRad="50800" dist="38100" dir="2700000" algn="tl" rotWithShape="0">
+                        <a:prstClr val="black">
+                          <a:alpha val="40000"/>
+                        </a:prstClr>
+                      </a:outerShdw>
+                    </a:effectLst>
                   </pic:spPr>
                 </pic:pic>
               </a:graphicData>
@@ -3967,9 +3253,33 @@
       <w:pPr>
         <w:pStyle w:val="Beskrivning"/>
         <w:jc w:val="left"/>
-      </w:pPr>
-      <w:r>
-        <w:t>Figur 4 – Mockups mobil</w:t>
+        <w:rPr>
+          <w:sz w:val="20"/>
+          <w:szCs w:val="20"/>
+        </w:rPr>
+      </w:pPr>
+      <w:r>
+        <w:rPr>
+          <w:sz w:val="20"/>
+          <w:szCs w:val="20"/>
+        </w:rPr>
+        <w:t xml:space="preserve">Figur 4 – </w:t>
+      </w:r>
+      <w:proofErr w:type="spellStart"/>
+      <w:r>
+        <w:rPr>
+          <w:sz w:val="20"/>
+          <w:szCs w:val="20"/>
+        </w:rPr>
+        <w:t>Mockups</w:t>
+      </w:r>
+      <w:proofErr w:type="spellEnd"/>
+      <w:r>
+        <w:rPr>
+          <w:sz w:val="20"/>
+          <w:szCs w:val="20"/>
+        </w:rPr>
+        <w:t xml:space="preserve"> mobil</w:t>
       </w:r>
     </w:p>
     <w:p>
@@ -3981,6 +3291,9 @@
     <w:p>
       <w:pPr>
         <w:pStyle w:val="Rubrik2"/>
+        <w:rPr>
+          <w:rFonts w:hint="eastAsia"/>
+        </w:rPr>
       </w:pPr>
       <w:r>
         <w:t>HTML</w:t>
@@ -4024,7 +3337,39 @@
           <w:i w:val="0"/>
           <w:iCs w:val="0"/>
         </w:rPr>
-        <w:t>gång ett nytt repository i Github för att komma i gång med versionshanteringen.</w:t>
+        <w:t xml:space="preserve">gång ett nytt </w:t>
+      </w:r>
+      <w:proofErr w:type="spellStart"/>
+      <w:r>
+        <w:rPr>
+          <w:i w:val="0"/>
+          <w:iCs w:val="0"/>
+        </w:rPr>
+        <w:t>repository</w:t>
+      </w:r>
+      <w:proofErr w:type="spellEnd"/>
+      <w:r>
+        <w:rPr>
+          <w:i w:val="0"/>
+          <w:iCs w:val="0"/>
+        </w:rPr>
+        <w:t xml:space="preserve"> i </w:t>
+      </w:r>
+      <w:proofErr w:type="spellStart"/>
+      <w:r>
+        <w:rPr>
+          <w:i w:val="0"/>
+          <w:iCs w:val="0"/>
+        </w:rPr>
+        <w:t>Github</w:t>
+      </w:r>
+      <w:proofErr w:type="spellEnd"/>
+      <w:r>
+        <w:rPr>
+          <w:i w:val="0"/>
+          <w:iCs w:val="0"/>
+        </w:rPr>
+        <w:t xml:space="preserve"> för att komma i gång med versionshanteringen.</w:t>
       </w:r>
     </w:p>
     <w:p>
@@ -4040,15 +3385,80 @@
           <w:i w:val="0"/>
           <w:iCs w:val="0"/>
         </w:rPr>
-        <w:t>Jag började arbeta med startsidans element och sedan lade jag till css.</w:t>
-      </w:r>
-      <w:r>
-        <w:rPr>
-          <w:i w:val="0"/>
-          <w:iCs w:val="0"/>
-        </w:rPr>
-        <w:t xml:space="preserve"> Jag valde att positionera menyn med CSS Flexbox för att få länkarna i menyn att flöda horisontellt på större skärm. För att få till denna responsivitet använde jag media querys som lägger till </w:t>
-      </w:r>
+        <w:t xml:space="preserve">Jag började arbeta med startsidans element och sedan lade jag till </w:t>
+      </w:r>
+      <w:proofErr w:type="spellStart"/>
+      <w:r>
+        <w:rPr>
+          <w:i w:val="0"/>
+          <w:iCs w:val="0"/>
+        </w:rPr>
+        <w:t>css</w:t>
+      </w:r>
+      <w:proofErr w:type="spellEnd"/>
+      <w:r>
+        <w:rPr>
+          <w:i w:val="0"/>
+          <w:iCs w:val="0"/>
+        </w:rPr>
+        <w:t>.</w:t>
+      </w:r>
+      <w:r>
+        <w:rPr>
+          <w:i w:val="0"/>
+          <w:iCs w:val="0"/>
+        </w:rPr>
+        <w:t xml:space="preserve"> Jag valde att positionera menyn med CSS </w:t>
+      </w:r>
+      <w:proofErr w:type="spellStart"/>
+      <w:r>
+        <w:rPr>
+          <w:i w:val="0"/>
+          <w:iCs w:val="0"/>
+        </w:rPr>
+        <w:t>Flexbox</w:t>
+      </w:r>
+      <w:proofErr w:type="spellEnd"/>
+      <w:r>
+        <w:rPr>
+          <w:i w:val="0"/>
+          <w:iCs w:val="0"/>
+        </w:rPr>
+        <w:t xml:space="preserve"> för att få länkarna i menyn att flöda horisontellt på större skärm. För att få till denna </w:t>
+      </w:r>
+      <w:proofErr w:type="spellStart"/>
+      <w:r>
+        <w:rPr>
+          <w:i w:val="0"/>
+          <w:iCs w:val="0"/>
+        </w:rPr>
+        <w:t>responsivitet</w:t>
+      </w:r>
+      <w:proofErr w:type="spellEnd"/>
+      <w:r>
+        <w:rPr>
+          <w:i w:val="0"/>
+          <w:iCs w:val="0"/>
+        </w:rPr>
+        <w:t xml:space="preserve"> använde jag media </w:t>
+      </w:r>
+      <w:proofErr w:type="spellStart"/>
+      <w:r>
+        <w:rPr>
+          <w:i w:val="0"/>
+          <w:iCs w:val="0"/>
+        </w:rPr>
+        <w:t>querys</w:t>
+      </w:r>
+      <w:proofErr w:type="spellEnd"/>
+      <w:r>
+        <w:rPr>
+          <w:i w:val="0"/>
+          <w:iCs w:val="0"/>
+        </w:rPr>
+        <w:t xml:space="preserve"> som lägger till </w:t>
+      </w:r>
+      <w:proofErr w:type="spellStart"/>
       <w:r>
         <w:rPr>
           <w:i w:val="0"/>
@@ -4061,14 +3471,22 @@
           <w:i w:val="0"/>
           <w:iCs w:val="0"/>
         </w:rPr>
-        <w:t xml:space="preserve">lexbox vid skärmstorlek större än </w:t>
-      </w:r>
-      <w:r>
-        <w:rPr>
-          <w:i w:val="0"/>
-          <w:iCs w:val="0"/>
-        </w:rPr>
-        <w:t>750 px.</w:t>
+        <w:t>lexbox</w:t>
+      </w:r>
+      <w:proofErr w:type="spellEnd"/>
+      <w:r>
+        <w:rPr>
+          <w:i w:val="0"/>
+          <w:iCs w:val="0"/>
+        </w:rPr>
+        <w:t xml:space="preserve"> vid skärmstorlek </w:t>
+      </w:r>
+      <w:r>
+        <w:rPr>
+          <w:i w:val="0"/>
+          <w:iCs w:val="0"/>
+        </w:rPr>
+        <w:t>på minst</w:t>
       </w:r>
       <w:r>
         <w:rPr>
@@ -4077,6 +3495,48 @@
         </w:rPr>
         <w:t xml:space="preserve"> </w:t>
       </w:r>
+      <w:r>
+        <w:rPr>
+          <w:i w:val="0"/>
+          <w:iCs w:val="0"/>
+        </w:rPr>
+        <w:t>750 p</w:t>
+      </w:r>
+      <w:r>
+        <w:rPr>
+          <w:i w:val="0"/>
+          <w:iCs w:val="0"/>
+        </w:rPr>
+        <w:t>i</w:t>
+      </w:r>
+      <w:r>
+        <w:rPr>
+          <w:i w:val="0"/>
+          <w:iCs w:val="0"/>
+        </w:rPr>
+        <w:t>x</w:t>
+      </w:r>
+      <w:r>
+        <w:rPr>
+          <w:i w:val="0"/>
+          <w:iCs w:val="0"/>
+        </w:rPr>
+        <w:t>lar</w:t>
+      </w:r>
+      <w:r>
+        <w:rPr>
+          <w:i w:val="0"/>
+          <w:iCs w:val="0"/>
+        </w:rPr>
+        <w:t>.</w:t>
+      </w:r>
+      <w:r>
+        <w:rPr>
+          <w:i w:val="0"/>
+          <w:iCs w:val="0"/>
+        </w:rPr>
+        <w:t xml:space="preserve"> </w:t>
+      </w:r>
     </w:p>
     <w:p>
       <w:pPr>
@@ -4091,8 +3551,17 @@
           <w:i w:val="0"/>
           <w:iCs w:val="0"/>
         </w:rPr>
-        <w:t>Bakgrundsbilden på min hero</w:t>
-      </w:r>
+        <w:t xml:space="preserve">Bakgrundsbilden på min </w:t>
+      </w:r>
+      <w:proofErr w:type="spellStart"/>
+      <w:r>
+        <w:rPr>
+          <w:i w:val="0"/>
+          <w:iCs w:val="0"/>
+        </w:rPr>
+        <w:t>hero</w:t>
+      </w:r>
+      <w:proofErr w:type="spellEnd"/>
       <w:r>
         <w:rPr>
           <w:i w:val="0"/>
@@ -4126,7 +3595,23 @@
           <w:i w:val="0"/>
           <w:iCs w:val="0"/>
         </w:rPr>
-        <w:t>, vilket var resultatet när jag satte genomskinlighet (opacity)</w:t>
+        <w:t>, vilket var resultatet när jag satte genomskinlighet (</w:t>
+      </w:r>
+      <w:proofErr w:type="spellStart"/>
+      <w:r>
+        <w:rPr>
+          <w:i w:val="0"/>
+          <w:iCs w:val="0"/>
+        </w:rPr>
+        <w:t>opacity</w:t>
+      </w:r>
+      <w:proofErr w:type="spellEnd"/>
+      <w:r>
+        <w:rPr>
+          <w:i w:val="0"/>
+          <w:iCs w:val="0"/>
+        </w:rPr>
+        <w:t>)</w:t>
       </w:r>
       <w:r>
         <w:rPr>
@@ -4168,7 +3653,62 @@
           <w:i w:val="0"/>
           <w:iCs w:val="0"/>
         </w:rPr>
-        <w:t xml:space="preserve"> Sedan hittade jag en ännu bättre lösning. Genom att lägga både bakgrundsbild och bakgrundsfärg med RGB-genomskinlighet på </w:t>
+        <w:t xml:space="preserve"> Sedan hittade jag en ännu bättre lösning</w:t>
+      </w:r>
+      <w:r>
+        <w:rPr>
+          <w:i w:val="0"/>
+          <w:iCs w:val="0"/>
+        </w:rPr>
+        <w:t xml:space="preserve"> från Radu </w:t>
+      </w:r>
+      <w:r>
+        <w:rPr>
+          <w:i w:val="0"/>
+          <w:iCs w:val="0"/>
+        </w:rPr>
+        <w:fldChar w:fldCharType="begin"/>
+      </w:r>
+      <w:r>
+        <w:rPr>
+          <w:i w:val="0"/>
+          <w:iCs w:val="0"/>
+        </w:rPr>
+        <w:instrText xml:space="preserve"> REF _Ref244263460 \r \h </w:instrText>
+      </w:r>
+      <w:r>
+        <w:rPr>
+          <w:i w:val="0"/>
+          <w:iCs w:val="0"/>
+        </w:rPr>
+      </w:r>
+      <w:r>
+        <w:rPr>
+          <w:i w:val="0"/>
+          <w:iCs w:val="0"/>
+        </w:rPr>
+        <w:fldChar w:fldCharType="separate"/>
+      </w:r>
+      <w:r>
+        <w:rPr>
+          <w:i w:val="0"/>
+          <w:iCs w:val="0"/>
+        </w:rPr>
+        <w:t>[1]</w:t>
+      </w:r>
+      <w:r>
+        <w:rPr>
+          <w:i w:val="0"/>
+          <w:iCs w:val="0"/>
+        </w:rPr>
+        <w:fldChar w:fldCharType="end"/>
+      </w:r>
+      <w:r>
+        <w:rPr>
+          <w:i w:val="0"/>
+          <w:iCs w:val="0"/>
+        </w:rPr>
+        <w:t xml:space="preserve">. Genom att lägga både bakgrundsbild och bakgrundsfärg med RGB-genomskinlighet på </w:t>
       </w:r>
       <w:r>
         <w:rPr>
@@ -4184,8 +3724,29 @@
         </w:rPr>
         <w:t xml:space="preserve"> och sedan blanda dessa med </w:t>
       </w:r>
-      <w:r>
-        <w:t>background-blend-mode: lighten;</w:t>
+      <w:proofErr w:type="spellStart"/>
+      <w:r>
+        <w:t>background</w:t>
+      </w:r>
+      <w:proofErr w:type="spellEnd"/>
+      <w:r>
+        <w:t>-</w:t>
+      </w:r>
+      <w:proofErr w:type="spellStart"/>
+      <w:r>
+        <w:t>blend</w:t>
+      </w:r>
+      <w:proofErr w:type="spellEnd"/>
+      <w:r>
+        <w:t xml:space="preserve">-mode: </w:t>
+      </w:r>
+      <w:proofErr w:type="spellStart"/>
+      <w:r>
+        <w:t>lighten</w:t>
+      </w:r>
+      <w:proofErr w:type="spellEnd"/>
+      <w:r>
+        <w:t>;</w:t>
       </w:r>
       <w:r>
         <w:t xml:space="preserve"> </w:t>
@@ -4209,24 +3770,14 @@
           <w:i w:val="0"/>
           <w:iCs w:val="0"/>
         </w:rPr>
-        <w:t>platta! (</w:t>
-      </w:r>
-      <w:hyperlink r:id="rId18" w:history="1">
-        <w:r>
-          <w:rPr>
-            <w:rStyle w:val="Hyperlnk"/>
-            <w:i w:val="0"/>
-            <w:iCs w:val="0"/>
-          </w:rPr>
-          <w:t>https://radu.link/change-background-image-opacity-css/</w:t>
-        </w:r>
-      </w:hyperlink>
-      <w:r>
-        <w:rPr>
-          <w:i w:val="0"/>
-          <w:iCs w:val="0"/>
-        </w:rPr>
-        <w:t>)</w:t>
+        <w:t>platta</w:t>
+      </w:r>
+      <w:r>
+        <w:rPr>
+          <w:i w:val="0"/>
+          <w:iCs w:val="0"/>
+        </w:rPr>
+        <w:t>, se figur 6 och 7.</w:t>
       </w:r>
     </w:p>
     <w:p>
@@ -4237,6 +3788,76 @@
           <w:iCs w:val="0"/>
         </w:rPr>
       </w:pPr>
+      <w:r>
+        <w:rPr>
+          <w:i w:val="0"/>
+          <w:iCs w:val="0"/>
+          <w:noProof/>
+        </w:rPr>
+        <w:lastRenderedPageBreak/>
+        <w:drawing>
+          <wp:anchor distT="0" distB="0" distL="114300" distR="114300" simplePos="0" relativeHeight="251722752" behindDoc="0" locked="0" layoutInCell="1" allowOverlap="1" wp14:anchorId="74D6B607" wp14:editId="2C826E5D">
+            <wp:simplePos x="0" y="0"/>
+            <wp:positionH relativeFrom="margin">
+              <wp:align>left</wp:align>
+            </wp:positionH>
+            <wp:positionV relativeFrom="paragraph">
+              <wp:posOffset>11430</wp:posOffset>
+            </wp:positionV>
+            <wp:extent cx="3041650" cy="864870"/>
+            <wp:effectExtent l="38100" t="38100" r="101600" b="87630"/>
+            <wp:wrapSquare wrapText="bothSides"/>
+            <wp:docPr id="661795523" name="Bildobjekt 1"/>
+            <wp:cNvGraphicFramePr>
+              <a:graphicFrameLocks xmlns:a="http://schemas.openxmlformats.org/drawingml/2006/main" noChangeAspect="1"/>
+            </wp:cNvGraphicFramePr>
+            <a:graphic xmlns:a="http://schemas.openxmlformats.org/drawingml/2006/main">
+              <a:graphicData uri="http://schemas.openxmlformats.org/drawingml/2006/picture">
+                <pic:pic xmlns:pic="http://schemas.openxmlformats.org/drawingml/2006/picture">
+                  <pic:nvPicPr>
+                    <pic:cNvPr id="661795523" name=""/>
+                    <pic:cNvPicPr/>
+                  </pic:nvPicPr>
+                  <pic:blipFill>
+                    <a:blip r:embed="rId18" cstate="print">
+                      <a:extLst>
+                        <a:ext uri="{28A0092B-C50C-407E-A947-70E740481C1C}">
+                          <a14:useLocalDpi xmlns:a14="http://schemas.microsoft.com/office/drawing/2010/main" val="0"/>
+                        </a:ext>
+                      </a:extLst>
+                    </a:blip>
+                    <a:stretch>
+                      <a:fillRect/>
+                    </a:stretch>
+                  </pic:blipFill>
+                  <pic:spPr>
+                    <a:xfrm>
+                      <a:off x="0" y="0"/>
+                      <a:ext cx="3041650" cy="864870"/>
+                    </a:xfrm>
+                    <a:prstGeom prst="rect">
+                      <a:avLst/>
+                    </a:prstGeom>
+                    <a:effectLst>
+                      <a:outerShdw blurRad="50800" dist="38100" dir="2700000" algn="tl" rotWithShape="0">
+                        <a:prstClr val="black">
+                          <a:alpha val="40000"/>
+                        </a:prstClr>
+                      </a:outerShdw>
+                    </a:effectLst>
+                  </pic:spPr>
+                </pic:pic>
+              </a:graphicData>
+            </a:graphic>
+            <wp14:sizeRelH relativeFrom="page">
+              <wp14:pctWidth>0</wp14:pctWidth>
+            </wp14:sizeRelH>
+            <wp14:sizeRelV relativeFrom="page">
+              <wp14:pctHeight>0</wp14:pctHeight>
+            </wp14:sizeRelV>
+          </wp:anchor>
+        </w:drawing>
+      </w:r>
     </w:p>
     <w:p>
       <w:pPr>
@@ -4253,16 +3874,16 @@
         <mc:AlternateContent>
           <mc:Choice Requires="wps">
             <w:drawing>
-              <wp:anchor distT="0" distB="0" distL="114300" distR="114300" simplePos="0" relativeHeight="251671552" behindDoc="0" locked="0" layoutInCell="1" allowOverlap="1" wp14:anchorId="4597EB79" wp14:editId="367ED6E2">
+              <wp:anchor distT="0" distB="0" distL="114300" distR="114300" simplePos="0" relativeHeight="251671552" behindDoc="0" locked="0" layoutInCell="1" allowOverlap="1" wp14:anchorId="4597EB79" wp14:editId="3B8F7AC8">
                 <wp:simplePos x="0" y="0"/>
                 <wp:positionH relativeFrom="margin">
-                  <wp:posOffset>3220720</wp:posOffset>
+                  <wp:posOffset>3176270</wp:posOffset>
                 </wp:positionH>
                 <wp:positionV relativeFrom="paragraph">
-                  <wp:posOffset>528320</wp:posOffset>
+                  <wp:posOffset>409575</wp:posOffset>
                 </wp:positionV>
-                <wp:extent cx="1642110" cy="635"/>
-                <wp:effectExtent l="0" t="0" r="0" b="0"/>
+                <wp:extent cx="1212850" cy="298450"/>
+                <wp:effectExtent l="0" t="0" r="6350" b="6350"/>
                 <wp:wrapSquare wrapText="bothSides"/>
                 <wp:docPr id="1087542569" name="Textruta 1"/>
                 <wp:cNvGraphicFramePr/>
@@ -4273,7 +3894,7 @@
                       <wps:spPr>
                         <a:xfrm>
                           <a:off x="0" y="0"/>
-                          <a:ext cx="1642110" cy="635"/>
+                          <a:ext cx="1212850" cy="298450"/>
                         </a:xfrm>
                         <a:prstGeom prst="rect">
                           <a:avLst/>
@@ -4290,19 +3911,48 @@
                           <w:p>
                             <w:pPr>
                               <w:pStyle w:val="Beskrivning"/>
+                              <w:rPr>
+                                <w:sz w:val="20"/>
+                                <w:szCs w:val="20"/>
+                              </w:rPr>
                             </w:pPr>
                             <w:r>
+                              <w:rPr>
+                                <w:sz w:val="20"/>
+                                <w:szCs w:val="20"/>
+                              </w:rPr>
                               <w:t xml:space="preserve">Figur 6 </w:t>
                             </w:r>
                             <w:r>
+                              <w:rPr>
+                                <w:sz w:val="20"/>
+                                <w:szCs w:val="20"/>
+                              </w:rPr>
                               <w:t>–</w:t>
                             </w:r>
                             <w:r>
+                              <w:rPr>
+                                <w:sz w:val="20"/>
+                                <w:szCs w:val="20"/>
+                              </w:rPr>
                               <w:t xml:space="preserve"> </w:t>
                             </w:r>
                             <w:r>
-                              <w:t>HTML hero</w:t>
+                              <w:rPr>
+                                <w:sz w:val="20"/>
+                                <w:szCs w:val="20"/>
+                              </w:rPr>
+                              <w:t xml:space="preserve">HTML </w:t>
                             </w:r>
+                            <w:proofErr w:type="spellStart"/>
+                            <w:r>
+                              <w:rPr>
+                                <w:sz w:val="20"/>
+                                <w:szCs w:val="20"/>
+                              </w:rPr>
+                              <w:t>hero</w:t>
+                            </w:r>
+                            <w:proofErr w:type="spellEnd"/>
                           </w:p>
                         </w:txbxContent>
                       </wps:txbx>
@@ -4310,7 +3960,7 @@
                         <a:prstTxWarp prst="textNoShape">
                           <a:avLst/>
                         </a:prstTxWarp>
-                        <a:spAutoFit/>
+                        <a:noAutofit/>
                       </wps:bodyPr>
                     </wps:wsp>
                   </a:graphicData>
@@ -4318,30 +3968,62 @@
                 <wp14:sizeRelH relativeFrom="margin">
                   <wp14:pctWidth>0</wp14:pctWidth>
                 </wp14:sizeRelH>
+                <wp14:sizeRelV relativeFrom="margin">
+                  <wp14:pctHeight>0</wp14:pctHeight>
+                </wp14:sizeRelV>
               </wp:anchor>
             </w:drawing>
           </mc:Choice>
           <mc:Fallback>
             <w:pict>
-              <v:shape w14:anchorId="4597EB79" id="_x0000_s1029" type="#_x0000_t202" style="position:absolute;left:0;text-align:left;margin-left:253.6pt;margin-top:41.6pt;width:129.3pt;height:.05pt;z-index:251671552;visibility:visible;mso-wrap-style:square;mso-width-percent:0;mso-wrap-distance-left:9pt;mso-wrap-distance-top:0;mso-wrap-distance-right:9pt;mso-wrap-distance-bottom:0;mso-position-horizontal:absolute;mso-position-horizontal-relative:margin;mso-position-vertical:absolute;mso-position-vertical-relative:text;mso-width-percent:0;mso-width-relative:margin;v-text-anchor:top" o:gfxdata="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" stroked="f">
-                <v:textbox style="mso-fit-shape-to-text:t" inset="0,0,0,0">
+              <v:shape w14:anchorId="4597EB79" id="_x0000_s1029" type="#_x0000_t202" style="position:absolute;left:0;text-align:left;margin-left:250.1pt;margin-top:32.25pt;width:95.5pt;height:23.5pt;z-index:251671552;visibility:visible;mso-wrap-style:square;mso-width-percent:0;mso-height-percent:0;mso-wrap-distance-left:9pt;mso-wrap-distance-top:0;mso-wrap-distance-right:9pt;mso-wrap-distance-bottom:0;mso-position-horizontal:absolute;mso-position-horizontal-relative:margin;mso-position-vertical:absolute;mso-position-vertical-relative:text;mso-width-percent:0;mso-height-percent:0;mso-width-relative:margin;mso-height-relative:margin;v-text-anchor:top" o:gfxdata="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" stroked="f">
+                <v:textbox inset="0,0,0,0">
                   <w:txbxContent>
                     <w:p>
                       <w:pPr>
                         <w:pStyle w:val="Beskrivning"/>
+                        <w:rPr>
+                          <w:sz w:val="20"/>
+                          <w:szCs w:val="20"/>
+                        </w:rPr>
                       </w:pPr>
                       <w:r>
+                        <w:rPr>
+                          <w:sz w:val="20"/>
+                          <w:szCs w:val="20"/>
+                        </w:rPr>
                         <w:t xml:space="preserve">Figur 6 </w:t>
                       </w:r>
                       <w:r>
+                        <w:rPr>
+                          <w:sz w:val="20"/>
+                          <w:szCs w:val="20"/>
+                        </w:rPr>
                         <w:t>–</w:t>
                       </w:r>
                       <w:r>
+                        <w:rPr>
+                          <w:sz w:val="20"/>
+                          <w:szCs w:val="20"/>
+                        </w:rPr>
                         <w:t xml:space="preserve"> </w:t>
                       </w:r>
                       <w:r>
-                        <w:t>HTML hero</w:t>
+                        <w:rPr>
+                          <w:sz w:val="20"/>
+                          <w:szCs w:val="20"/>
+                        </w:rPr>
+                        <w:t xml:space="preserve">HTML </w:t>
                       </w:r>
+                      <w:proofErr w:type="spellStart"/>
+                      <w:r>
+                        <w:rPr>
+                          <w:sz w:val="20"/>
+                          <w:szCs w:val="20"/>
+                        </w:rPr>
+                        <w:t>hero</w:t>
+                      </w:r>
+                      <w:proofErr w:type="spellEnd"/>
                     </w:p>
                   </w:txbxContent>
                 </v:textbox>
@@ -4351,53 +4033,6 @@
           </mc:Fallback>
         </mc:AlternateContent>
       </w:r>
-      <w:r>
-        <w:rPr>
-          <w:i w:val="0"/>
-          <w:iCs w:val="0"/>
-        </w:rPr>
-        <w:drawing>
-          <wp:inline distT="0" distB="0" distL="0" distR="0" wp14:anchorId="74D6B607" wp14:editId="61A23C89">
-            <wp:extent cx="3041650" cy="865240"/>
-            <wp:effectExtent l="0" t="0" r="6350" b="0"/>
-            <wp:docPr id="661795523" name="Bildobjekt 1"/>
-            <wp:cNvGraphicFramePr>
-              <a:graphicFrameLocks xmlns:a="http://schemas.openxmlformats.org/drawingml/2006/main" noChangeAspect="1"/>
-            </wp:cNvGraphicFramePr>
-            <a:graphic xmlns:a="http://schemas.openxmlformats.org/drawingml/2006/main">
-              <a:graphicData uri="http://schemas.openxmlformats.org/drawingml/2006/picture">
-                <pic:pic xmlns:pic="http://schemas.openxmlformats.org/drawingml/2006/picture">
-                  <pic:nvPicPr>
-                    <pic:cNvPr id="661795523" name=""/>
-                    <pic:cNvPicPr/>
-                  </pic:nvPicPr>
-                  <pic:blipFill>
-                    <a:blip r:embed="rId19" cstate="print">
-                      <a:extLst>
-                        <a:ext uri="{28A0092B-C50C-407E-A947-70E740481C1C}">
-                          <a14:useLocalDpi xmlns:a14="http://schemas.microsoft.com/office/drawing/2010/main" val="0"/>
-                        </a:ext>
-                      </a:extLst>
-                    </a:blip>
-                    <a:stretch>
-                      <a:fillRect/>
-                    </a:stretch>
-                  </pic:blipFill>
-                  <pic:spPr>
-                    <a:xfrm>
-                      <a:off x="0" y="0"/>
-                      <a:ext cx="3062379" cy="871137"/>
-                    </a:xfrm>
-                    <a:prstGeom prst="rect">
-                      <a:avLst/>
-                    </a:prstGeom>
-                  </pic:spPr>
-                </pic:pic>
-              </a:graphicData>
-            </a:graphic>
-          </wp:inline>
-        </w:drawing>
-      </w:r>
     </w:p>
     <w:p>
       <w:pPr>
@@ -4411,21 +4046,20 @@
         <w:rPr>
           <w:noProof/>
         </w:rPr>
-        <w:lastRenderedPageBreak/>
         <mc:AlternateContent>
           <mc:Choice Requires="wps">
             <w:drawing>
-              <wp:anchor distT="0" distB="0" distL="114300" distR="114300" simplePos="0" relativeHeight="251673600" behindDoc="0" locked="0" layoutInCell="1" allowOverlap="1" wp14:anchorId="108853E9" wp14:editId="247FC8F5">
+              <wp:anchor distT="0" distB="0" distL="114300" distR="114300" simplePos="0" relativeHeight="251673600" behindDoc="0" locked="0" layoutInCell="1" allowOverlap="1" wp14:anchorId="108853E9" wp14:editId="6BA58DB6">
                 <wp:simplePos x="0" y="0"/>
                 <wp:positionH relativeFrom="margin">
-                  <wp:posOffset>3227070</wp:posOffset>
+                  <wp:posOffset>2259174</wp:posOffset>
                 </wp:positionH>
                 <wp:positionV relativeFrom="paragraph">
-                  <wp:posOffset>1887220</wp:posOffset>
+                  <wp:posOffset>1857639</wp:posOffset>
                 </wp:positionV>
                 <wp:extent cx="1358900" cy="635"/>
-                <wp:effectExtent l="0" t="0" r="0" b="0"/>
-                <wp:wrapSquare wrapText="bothSides"/>
+                <wp:effectExtent l="0" t="0" r="0" b="3810"/>
+                <wp:wrapNone/>
                 <wp:docPr id="1020127198" name="Textruta 1"/>
                 <wp:cNvGraphicFramePr/>
                 <a:graphic xmlns:a="http://schemas.openxmlformats.org/drawingml/2006/main">
@@ -4452,9 +4086,2522 @@
                           <w:p>
                             <w:pPr>
                               <w:pStyle w:val="Beskrivning"/>
+                              <w:rPr>
+                                <w:sz w:val="20"/>
+                                <w:szCs w:val="20"/>
+                              </w:rPr>
                             </w:pPr>
                             <w:r>
-                              <w:t>Figur 7 – CSS hero</w:t>
+                              <w:rPr>
+                                <w:sz w:val="20"/>
+                                <w:szCs w:val="20"/>
+                              </w:rPr>
+                              <w:t xml:space="preserve">Figur 7 – CSS </w:t>
+                            </w:r>
+                            <w:proofErr w:type="spellStart"/>
+                            <w:r>
+                              <w:rPr>
+                                <w:sz w:val="20"/>
+                                <w:szCs w:val="20"/>
+                              </w:rPr>
+                              <w:t>hero</w:t>
+                            </w:r>
+                            <w:proofErr w:type="spellEnd"/>
+                          </w:p>
+                        </w:txbxContent>
+                      </wps:txbx>
+                      <wps:bodyPr rot="0" spcFirstLastPara="0" vertOverflow="overflow" horzOverflow="overflow" vert="horz" wrap="square" lIns="0" tIns="0" rIns="0" bIns="0" numCol="1" spcCol="0" rtlCol="0" fromWordArt="0" anchor="t" anchorCtr="0" forceAA="0" compatLnSpc="1">
+                        <a:prstTxWarp prst="textNoShape">
+                          <a:avLst/>
+                        </a:prstTxWarp>
+                        <a:spAutoFit/>
+                      </wps:bodyPr>
+                    </wps:wsp>
+                  </a:graphicData>
+                </a:graphic>
+                <wp14:sizeRelH relativeFrom="margin">
+                  <wp14:pctWidth>0</wp14:pctWidth>
+                </wp14:sizeRelH>
+              </wp:anchor>
+            </w:drawing>
+          </mc:Choice>
+          <mc:Fallback>
+            <w:pict>
+              <v:shape w14:anchorId="108853E9" id="_x0000_s1030" type="#_x0000_t202" style="position:absolute;left:0;text-align:left;margin-left:177.9pt;margin-top:146.25pt;width:107pt;height:.05pt;z-index:251673600;visibility:visible;mso-wrap-style:square;mso-width-percent:0;mso-wrap-distance-left:9pt;mso-wrap-distance-top:0;mso-wrap-distance-right:9pt;mso-wrap-distance-bottom:0;mso-position-horizontal:absolute;mso-position-horizontal-relative:margin;mso-position-vertical:absolute;mso-position-vertical-relative:text;mso-width-percent:0;mso-width-relative:margin;v-text-anchor:top" o:gfxdata="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" stroked="f">
+                <v:textbox style="mso-fit-shape-to-text:t" inset="0,0,0,0">
+                  <w:txbxContent>
+                    <w:p>
+                      <w:pPr>
+                        <w:pStyle w:val="Beskrivning"/>
+                        <w:rPr>
+                          <w:sz w:val="20"/>
+                          <w:szCs w:val="20"/>
+                        </w:rPr>
+                      </w:pPr>
+                      <w:r>
+                        <w:rPr>
+                          <w:sz w:val="20"/>
+                          <w:szCs w:val="20"/>
+                        </w:rPr>
+                        <w:t xml:space="preserve">Figur 7 – CSS </w:t>
+                      </w:r>
+                      <w:proofErr w:type="spellStart"/>
+                      <w:r>
+                        <w:rPr>
+                          <w:sz w:val="20"/>
+                          <w:szCs w:val="20"/>
+                        </w:rPr>
+                        <w:t>hero</w:t>
+                      </w:r>
+                      <w:proofErr w:type="spellEnd"/>
+                    </w:p>
+                  </w:txbxContent>
+                </v:textbox>
+                <w10:wrap anchorx="margin"/>
+              </v:shape>
+            </w:pict>
+          </mc:Fallback>
+        </mc:AlternateContent>
+      </w:r>
+      <w:r>
+        <w:rPr>
+          <w:noProof/>
+        </w:rPr>
+        <w:t xml:space="preserve"> </w:t>
+      </w:r>
+      <w:r>
+        <w:rPr>
+          <w:i w:val="0"/>
+          <w:iCs w:val="0"/>
+          <w:noProof/>
+        </w:rPr>
+        <w:drawing>
+          <wp:inline distT="0" distB="0" distL="0" distR="0" wp14:anchorId="2DD3E723" wp14:editId="663AD381">
+            <wp:extent cx="2101850" cy="1564784"/>
+            <wp:effectExtent l="38100" t="38100" r="88900" b="92710"/>
+            <wp:docPr id="336630028" name="Bildobjekt 1"/>
+            <wp:cNvGraphicFramePr>
+              <a:graphicFrameLocks xmlns:a="http://schemas.openxmlformats.org/drawingml/2006/main" noChangeAspect="1"/>
+            </wp:cNvGraphicFramePr>
+            <a:graphic xmlns:a="http://schemas.openxmlformats.org/drawingml/2006/main">
+              <a:graphicData uri="http://schemas.openxmlformats.org/drawingml/2006/picture">
+                <pic:pic xmlns:pic="http://schemas.openxmlformats.org/drawingml/2006/picture">
+                  <pic:nvPicPr>
+                    <pic:cNvPr id="336630028" name=""/>
+                    <pic:cNvPicPr/>
+                  </pic:nvPicPr>
+                  <pic:blipFill>
+                    <a:blip r:embed="rId19">
+                      <a:extLst>
+                        <a:ext uri="{28A0092B-C50C-407E-A947-70E740481C1C}">
+                          <a14:useLocalDpi xmlns:a14="http://schemas.microsoft.com/office/drawing/2010/main" val="0"/>
+                        </a:ext>
+                      </a:extLst>
+                    </a:blip>
+                    <a:stretch>
+                      <a:fillRect/>
+                    </a:stretch>
+                  </pic:blipFill>
+                  <pic:spPr>
+                    <a:xfrm>
+                      <a:off x="0" y="0"/>
+                      <a:ext cx="2122699" cy="1580305"/>
+                    </a:xfrm>
+                    <a:prstGeom prst="rect">
+                      <a:avLst/>
+                    </a:prstGeom>
+                    <a:effectLst>
+                      <a:outerShdw blurRad="50800" dist="38100" dir="2700000" algn="tl" rotWithShape="0">
+                        <a:prstClr val="black">
+                          <a:alpha val="40000"/>
+                        </a:prstClr>
+                      </a:outerShdw>
+                    </a:effectLst>
+                  </pic:spPr>
+                </pic:pic>
+              </a:graphicData>
+            </a:graphic>
+          </wp:inline>
+        </w:drawing>
+      </w:r>
+    </w:p>
+    <w:p>
+      <w:pPr>
+        <w:pStyle w:val="Beskrivning"/>
+        <w:rPr>
+          <w:i w:val="0"/>
+          <w:iCs w:val="0"/>
+        </w:rPr>
+      </w:pPr>
+    </w:p>
+    <w:p>
+      <w:pPr>
+        <w:pStyle w:val="Beskrivning"/>
+        <w:rPr>
+          <w:i w:val="0"/>
+          <w:iCs w:val="0"/>
+        </w:rPr>
+      </w:pPr>
+      <w:r>
+        <w:rPr>
+          <w:i w:val="0"/>
+          <w:iCs w:val="0"/>
+        </w:rPr>
+        <w:t xml:space="preserve">Sektionen sortiment på startsidan ligger också på en genomskinlig bakgrund så det löste jag lika som på </w:t>
+      </w:r>
+      <w:proofErr w:type="spellStart"/>
+      <w:r>
+        <w:rPr>
+          <w:i w:val="0"/>
+          <w:iCs w:val="0"/>
+        </w:rPr>
+        <w:t>hero</w:t>
+      </w:r>
+      <w:proofErr w:type="spellEnd"/>
+      <w:r>
+        <w:rPr>
+          <w:i w:val="0"/>
+          <w:iCs w:val="0"/>
+        </w:rPr>
+        <w:t xml:space="preserve">-sektionen. Sedan ville jag att sortiment-sektionen skulle ändra utseende två gånger när skärmen blev större. Det löste jag genom att lägga två tomma element, ett före och ett efter. Med en media </w:t>
+      </w:r>
+      <w:proofErr w:type="spellStart"/>
+      <w:r>
+        <w:rPr>
+          <w:i w:val="0"/>
+          <w:iCs w:val="0"/>
+        </w:rPr>
+        <w:t>query</w:t>
+      </w:r>
+      <w:proofErr w:type="spellEnd"/>
+      <w:r>
+        <w:rPr>
+          <w:i w:val="0"/>
+          <w:iCs w:val="0"/>
+        </w:rPr>
+        <w:t xml:space="preserve"> på minsta skärmstorlek 750 p</w:t>
+      </w:r>
+      <w:r>
+        <w:rPr>
+          <w:i w:val="0"/>
+          <w:iCs w:val="0"/>
+        </w:rPr>
+        <w:t>i</w:t>
+      </w:r>
+      <w:r>
+        <w:rPr>
+          <w:i w:val="0"/>
+          <w:iCs w:val="0"/>
+        </w:rPr>
+        <w:t>x</w:t>
+      </w:r>
+      <w:r>
+        <w:rPr>
+          <w:i w:val="0"/>
+          <w:iCs w:val="0"/>
+        </w:rPr>
+        <w:t>lar</w:t>
+      </w:r>
+      <w:r>
+        <w:rPr>
+          <w:i w:val="0"/>
+          <w:iCs w:val="0"/>
+        </w:rPr>
+        <w:t xml:space="preserve">, lade jag till innehåll i det första tomma elementet och med </w:t>
+      </w:r>
+      <w:proofErr w:type="spellStart"/>
+      <w:r>
+        <w:rPr>
+          <w:i w:val="0"/>
+          <w:iCs w:val="0"/>
+        </w:rPr>
+        <w:t>f</w:t>
+      </w:r>
+      <w:r>
+        <w:rPr>
+          <w:i w:val="0"/>
+          <w:iCs w:val="0"/>
+        </w:rPr>
+        <w:t>lexbox</w:t>
+      </w:r>
+      <w:proofErr w:type="spellEnd"/>
+      <w:r>
+        <w:rPr>
+          <w:i w:val="0"/>
+          <w:iCs w:val="0"/>
+        </w:rPr>
+        <w:t xml:space="preserve"> gjorde detta att jag fick två element bredvid varandra. Sortiment-sektionen till höger och en bild till vänster. Sedan lade jag till en till media </w:t>
+      </w:r>
+      <w:proofErr w:type="spellStart"/>
+      <w:r>
+        <w:rPr>
+          <w:i w:val="0"/>
+          <w:iCs w:val="0"/>
+        </w:rPr>
+        <w:t>query</w:t>
+      </w:r>
+      <w:proofErr w:type="spellEnd"/>
+      <w:r>
+        <w:rPr>
+          <w:i w:val="0"/>
+          <w:iCs w:val="0"/>
+        </w:rPr>
+        <w:t xml:space="preserve"> vid minsta skärmstorlek 1000 p</w:t>
+      </w:r>
+      <w:r>
+        <w:rPr>
+          <w:i w:val="0"/>
+          <w:iCs w:val="0"/>
+        </w:rPr>
+        <w:t>i</w:t>
+      </w:r>
+      <w:r>
+        <w:rPr>
+          <w:i w:val="0"/>
+          <w:iCs w:val="0"/>
+        </w:rPr>
+        <w:t>x</w:t>
+      </w:r>
+      <w:r>
+        <w:rPr>
+          <w:i w:val="0"/>
+          <w:iCs w:val="0"/>
+        </w:rPr>
+        <w:t>lar</w:t>
+      </w:r>
+      <w:r>
+        <w:rPr>
+          <w:i w:val="0"/>
+          <w:iCs w:val="0"/>
+        </w:rPr>
+        <w:t xml:space="preserve"> och där läggs också innehåll i det andra tomma elementet till och resultatet blev tre element bredvid varandra. Sortiment-sektionen i mitten och en bild på varje sida. </w:t>
+      </w:r>
+    </w:p>
+    <w:p>
+      <w:pPr>
+        <w:pStyle w:val="Beskrivning"/>
+        <w:rPr>
+          <w:i w:val="0"/>
+          <w:iCs w:val="0"/>
+        </w:rPr>
+      </w:pPr>
+      <w:r>
+        <w:rPr>
+          <w:i w:val="0"/>
+          <w:iCs w:val="0"/>
+        </w:rPr>
+        <w:t xml:space="preserve">Sidfoten är också den positionerad med </w:t>
+      </w:r>
+      <w:proofErr w:type="spellStart"/>
+      <w:r>
+        <w:rPr>
+          <w:i w:val="0"/>
+          <w:iCs w:val="0"/>
+        </w:rPr>
+        <w:t>flexbox</w:t>
+      </w:r>
+      <w:proofErr w:type="spellEnd"/>
+      <w:r>
+        <w:rPr>
+          <w:i w:val="0"/>
+          <w:iCs w:val="0"/>
+        </w:rPr>
+        <w:t xml:space="preserve"> eftersom jag vill rada upp elementen horisontellt.</w:t>
+      </w:r>
+    </w:p>
+    <w:p>
+      <w:pPr>
+        <w:pStyle w:val="Beskrivning"/>
+        <w:rPr>
+          <w:i w:val="0"/>
+          <w:iCs w:val="0"/>
+        </w:rPr>
+      </w:pPr>
+      <w:r>
+        <w:rPr>
+          <w:i w:val="0"/>
+          <w:iCs w:val="0"/>
+          <w:noProof/>
+        </w:rPr>
+        <w:drawing>
+          <wp:anchor distT="0" distB="0" distL="114300" distR="114300" simplePos="0" relativeHeight="251719680" behindDoc="0" locked="0" layoutInCell="1" allowOverlap="1" wp14:anchorId="16C32F47" wp14:editId="2A3AB70E">
+            <wp:simplePos x="0" y="0"/>
+            <wp:positionH relativeFrom="margin">
+              <wp:posOffset>2933700</wp:posOffset>
+            </wp:positionH>
+            <wp:positionV relativeFrom="paragraph">
+              <wp:posOffset>483127</wp:posOffset>
+            </wp:positionV>
+            <wp:extent cx="1891030" cy="1790700"/>
+            <wp:effectExtent l="38100" t="38100" r="90170" b="95250"/>
+            <wp:wrapSquare wrapText="bothSides"/>
+            <wp:docPr id="1786514529" name="Bildobjekt 1"/>
+            <wp:cNvGraphicFramePr>
+              <a:graphicFrameLocks xmlns:a="http://schemas.openxmlformats.org/drawingml/2006/main" noChangeAspect="1"/>
+            </wp:cNvGraphicFramePr>
+            <a:graphic xmlns:a="http://schemas.openxmlformats.org/drawingml/2006/main">
+              <a:graphicData uri="http://schemas.openxmlformats.org/drawingml/2006/picture">
+                <pic:pic xmlns:pic="http://schemas.openxmlformats.org/drawingml/2006/picture">
+                  <pic:nvPicPr>
+                    <pic:cNvPr id="1786514529" name=""/>
+                    <pic:cNvPicPr/>
+                  </pic:nvPicPr>
+                  <pic:blipFill>
+                    <a:blip r:embed="rId20">
+                      <a:extLst>
+                        <a:ext uri="{28A0092B-C50C-407E-A947-70E740481C1C}">
+                          <a14:useLocalDpi xmlns:a14="http://schemas.microsoft.com/office/drawing/2010/main" val="0"/>
+                        </a:ext>
+                      </a:extLst>
+                    </a:blip>
+                    <a:stretch>
+                      <a:fillRect/>
+                    </a:stretch>
+                  </pic:blipFill>
+                  <pic:spPr>
+                    <a:xfrm>
+                      <a:off x="0" y="0"/>
+                      <a:ext cx="1891030" cy="1790700"/>
+                    </a:xfrm>
+                    <a:prstGeom prst="rect">
+                      <a:avLst/>
+                    </a:prstGeom>
+                    <a:effectLst>
+                      <a:outerShdw blurRad="50800" dist="38100" dir="2700000" algn="tl" rotWithShape="0">
+                        <a:prstClr val="black">
+                          <a:alpha val="40000"/>
+                        </a:prstClr>
+                      </a:outerShdw>
+                    </a:effectLst>
+                  </pic:spPr>
+                </pic:pic>
+              </a:graphicData>
+            </a:graphic>
+            <wp14:sizeRelH relativeFrom="page">
+              <wp14:pctWidth>0</wp14:pctWidth>
+            </wp14:sizeRelH>
+            <wp14:sizeRelV relativeFrom="page">
+              <wp14:pctHeight>0</wp14:pctHeight>
+            </wp14:sizeRelV>
+          </wp:anchor>
+        </w:drawing>
+      </w:r>
+      <w:r>
+        <w:rPr>
+          <w:noProof/>
+        </w:rPr>
+        <mc:AlternateContent>
+          <mc:Choice Requires="wps">
+            <w:drawing>
+              <wp:anchor distT="0" distB="0" distL="114300" distR="114300" simplePos="0" relativeHeight="251680768" behindDoc="0" locked="0" layoutInCell="1" allowOverlap="1" wp14:anchorId="75D06CE4" wp14:editId="74228D18">
+                <wp:simplePos x="0" y="0"/>
+                <wp:positionH relativeFrom="column">
+                  <wp:posOffset>2920257</wp:posOffset>
+                </wp:positionH>
+                <wp:positionV relativeFrom="paragraph">
+                  <wp:posOffset>2326424</wp:posOffset>
+                </wp:positionV>
+                <wp:extent cx="1825625" cy="327660"/>
+                <wp:effectExtent l="0" t="0" r="3175" b="0"/>
+                <wp:wrapSquare wrapText="bothSides"/>
+                <wp:docPr id="392538705" name="Textruta 1"/>
+                <wp:cNvGraphicFramePr/>
+                <a:graphic xmlns:a="http://schemas.openxmlformats.org/drawingml/2006/main">
+                  <a:graphicData uri="http://schemas.microsoft.com/office/word/2010/wordprocessingShape">
+                    <wps:wsp>
+                      <wps:cNvSpPr txBox="1"/>
+                      <wps:spPr>
+                        <a:xfrm>
+                          <a:off x="0" y="0"/>
+                          <a:ext cx="1825625" cy="327660"/>
+                        </a:xfrm>
+                        <a:prstGeom prst="rect">
+                          <a:avLst/>
+                        </a:prstGeom>
+                        <a:solidFill>
+                          <a:prstClr val="white"/>
+                        </a:solidFill>
+                        <a:ln>
+                          <a:noFill/>
+                        </a:ln>
+                      </wps:spPr>
+                      <wps:txbx>
+                        <w:txbxContent>
+                          <w:p>
+                            <w:pPr>
+                              <w:pStyle w:val="Beskrivning"/>
+                              <w:rPr>
+                                <w:sz w:val="20"/>
+                                <w:szCs w:val="20"/>
+                              </w:rPr>
+                            </w:pPr>
+                            <w:r>
+                              <w:rPr>
+                                <w:sz w:val="20"/>
+                                <w:szCs w:val="20"/>
+                              </w:rPr>
+                              <w:t xml:space="preserve">Figur </w:t>
+                            </w:r>
+                            <w:r>
+                              <w:rPr>
+                                <w:sz w:val="20"/>
+                                <w:szCs w:val="20"/>
+                              </w:rPr>
+                              <w:t>8</w:t>
+                            </w:r>
+                            <w:r>
+                              <w:rPr>
+                                <w:sz w:val="20"/>
+                                <w:szCs w:val="20"/>
+                              </w:rPr>
+                              <w:t xml:space="preserve"> – CSS ”Om oss”</w:t>
+                            </w:r>
+                          </w:p>
+                        </w:txbxContent>
+                      </wps:txbx>
+                      <wps:bodyPr rot="0" spcFirstLastPara="0" vertOverflow="overflow" horzOverflow="overflow" vert="horz" wrap="square" lIns="0" tIns="0" rIns="0" bIns="0" numCol="1" spcCol="0" rtlCol="0" fromWordArt="0" anchor="t" anchorCtr="0" forceAA="0" compatLnSpc="1">
+                        <a:prstTxWarp prst="textNoShape">
+                          <a:avLst/>
+                        </a:prstTxWarp>
+                        <a:noAutofit/>
+                      </wps:bodyPr>
+                    </wps:wsp>
+                  </a:graphicData>
+                </a:graphic>
+                <wp14:sizeRelV relativeFrom="margin">
+                  <wp14:pctHeight>0</wp14:pctHeight>
+                </wp14:sizeRelV>
+              </wp:anchor>
+            </w:drawing>
+          </mc:Choice>
+          <mc:Fallback>
+            <w:pict>
+              <v:shape w14:anchorId="75D06CE4" id="_x0000_s1031" type="#_x0000_t202" style="position:absolute;left:0;text-align:left;margin-left:229.95pt;margin-top:183.2pt;width:143.75pt;height:25.8pt;z-index:251680768;visibility:visible;mso-wrap-style:square;mso-height-percent:0;mso-wrap-distance-left:9pt;mso-wrap-distance-top:0;mso-wrap-distance-right:9pt;mso-wrap-distance-bottom:0;mso-position-horizontal:absolute;mso-position-horizontal-relative:text;mso-position-vertical:absolute;mso-position-vertical-relative:text;mso-height-percent:0;mso-height-relative:margin;v-text-anchor:top" o:gfxdata="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" stroked="f">
+                <v:textbox inset="0,0,0,0">
+                  <w:txbxContent>
+                    <w:p>
+                      <w:pPr>
+                        <w:pStyle w:val="Beskrivning"/>
+                        <w:rPr>
+                          <w:sz w:val="20"/>
+                          <w:szCs w:val="20"/>
+                        </w:rPr>
+                      </w:pPr>
+                      <w:r>
+                        <w:rPr>
+                          <w:sz w:val="20"/>
+                          <w:szCs w:val="20"/>
+                        </w:rPr>
+                        <w:t xml:space="preserve">Figur </w:t>
+                      </w:r>
+                      <w:r>
+                        <w:rPr>
+                          <w:sz w:val="20"/>
+                          <w:szCs w:val="20"/>
+                        </w:rPr>
+                        <w:t>8</w:t>
+                      </w:r>
+                      <w:r>
+                        <w:rPr>
+                          <w:sz w:val="20"/>
+                          <w:szCs w:val="20"/>
+                        </w:rPr>
+                        <w:t xml:space="preserve"> – CSS ”Om oss”</w:t>
+                      </w:r>
+                    </w:p>
+                  </w:txbxContent>
+                </v:textbox>
+                <w10:wrap type="square"/>
+              </v:shape>
+            </w:pict>
+          </mc:Fallback>
+        </mc:AlternateContent>
+      </w:r>
+      <w:r>
+        <w:rPr>
+          <w:i w:val="0"/>
+          <w:iCs w:val="0"/>
+        </w:rPr>
+        <w:t xml:space="preserve">På sidan ”Om oss” </w:t>
+      </w:r>
+      <w:r>
+        <w:rPr>
+          <w:i w:val="0"/>
+          <w:iCs w:val="0"/>
+        </w:rPr>
+        <w:t>valde jag att använda CSS Grid för att placera text och bild i både rader och kolumner. Först i mobilstorlek ligger elementen i en kolumn</w:t>
+      </w:r>
+      <w:r>
+        <w:rPr>
+          <w:i w:val="0"/>
+          <w:iCs w:val="0"/>
+        </w:rPr>
+        <w:t>:</w:t>
+      </w:r>
+      <w:r>
+        <w:rPr>
+          <w:i w:val="0"/>
+          <w:iCs w:val="0"/>
+        </w:rPr>
+        <w:t xml:space="preserve"> bild 1, text 1, bild 2 och text 2. Sedan använder jag media </w:t>
+      </w:r>
+      <w:proofErr w:type="spellStart"/>
+      <w:r>
+        <w:rPr>
+          <w:i w:val="0"/>
+          <w:iCs w:val="0"/>
+        </w:rPr>
+        <w:t>query</w:t>
+      </w:r>
+      <w:proofErr w:type="spellEnd"/>
+      <w:r>
+        <w:rPr>
+          <w:i w:val="0"/>
+          <w:iCs w:val="0"/>
+        </w:rPr>
+        <w:t xml:space="preserve"> för att ändra till två kolumner vid större skärmbredd. Men jag positionerar också elementen efter </w:t>
+      </w:r>
+      <w:proofErr w:type="spellStart"/>
+      <w:r>
+        <w:rPr>
+          <w:i w:val="0"/>
+          <w:iCs w:val="0"/>
+        </w:rPr>
+        <w:t>grid</w:t>
+      </w:r>
+      <w:proofErr w:type="spellEnd"/>
+      <w:r>
+        <w:rPr>
+          <w:i w:val="0"/>
+          <w:iCs w:val="0"/>
+        </w:rPr>
+        <w:t>-</w:t>
+      </w:r>
+      <w:r>
+        <w:rPr>
+          <w:i w:val="0"/>
+          <w:iCs w:val="0"/>
+        </w:rPr>
+        <w:t>linjer</w:t>
+      </w:r>
+      <w:r>
+        <w:rPr>
+          <w:i w:val="0"/>
+          <w:iCs w:val="0"/>
+        </w:rPr>
+        <w:t>na för att flytta bild två till höger och text två till vänster</w:t>
+      </w:r>
+      <w:r>
+        <w:rPr>
+          <w:i w:val="0"/>
+          <w:iCs w:val="0"/>
+        </w:rPr>
+        <w:t>, se figur 8</w:t>
+      </w:r>
+      <w:r>
+        <w:rPr>
+          <w:i w:val="0"/>
+          <w:iCs w:val="0"/>
+        </w:rPr>
+        <w:t>.</w:t>
+      </w:r>
+      <w:r>
+        <w:rPr>
+          <w:i w:val="0"/>
+          <w:iCs w:val="0"/>
+        </w:rPr>
+        <w:t xml:space="preserve"> Denna lösning </w:t>
+      </w:r>
+      <w:r>
+        <w:rPr>
+          <w:i w:val="0"/>
+          <w:iCs w:val="0"/>
+        </w:rPr>
+        <w:t xml:space="preserve">hittade jag på MDN </w:t>
+      </w:r>
+      <w:r>
+        <w:rPr>
+          <w:i w:val="0"/>
+          <w:iCs w:val="0"/>
+        </w:rPr>
+        <w:fldChar w:fldCharType="begin"/>
+      </w:r>
+      <w:r>
+        <w:rPr>
+          <w:i w:val="0"/>
+          <w:iCs w:val="0"/>
+        </w:rPr>
+        <w:instrText xml:space="preserve"> REF _Ref244263586 \r \h </w:instrText>
+      </w:r>
+      <w:r>
+        <w:rPr>
+          <w:i w:val="0"/>
+          <w:iCs w:val="0"/>
+        </w:rPr>
+      </w:r>
+      <w:r>
+        <w:rPr>
+          <w:i w:val="0"/>
+          <w:iCs w:val="0"/>
+        </w:rPr>
+        <w:fldChar w:fldCharType="separate"/>
+      </w:r>
+      <w:r>
+        <w:rPr>
+          <w:i w:val="0"/>
+          <w:iCs w:val="0"/>
+        </w:rPr>
+        <w:t>[2]</w:t>
+      </w:r>
+      <w:r>
+        <w:rPr>
+          <w:i w:val="0"/>
+          <w:iCs w:val="0"/>
+        </w:rPr>
+        <w:fldChar w:fldCharType="end"/>
+      </w:r>
+      <w:r>
+        <w:rPr>
+          <w:i w:val="0"/>
+          <w:iCs w:val="0"/>
+        </w:rPr>
+        <w:t xml:space="preserve"> </w:t>
+      </w:r>
+      <w:r>
+        <w:rPr>
+          <w:i w:val="0"/>
+          <w:iCs w:val="0"/>
+        </w:rPr>
+        <w:t>i ett senare skede. Först hade jag lagt till en extra bild som låg nedanför i HTML-koden och därför naturligt placerades till höger. Sedan visade/</w:t>
+      </w:r>
+      <w:proofErr w:type="spellStart"/>
+      <w:r>
+        <w:rPr>
+          <w:i w:val="0"/>
+          <w:iCs w:val="0"/>
+        </w:rPr>
+        <w:t>döljde</w:t>
+      </w:r>
+      <w:proofErr w:type="spellEnd"/>
+      <w:r>
+        <w:rPr>
+          <w:i w:val="0"/>
+          <w:iCs w:val="0"/>
+        </w:rPr>
+        <w:t xml:space="preserve"> jag bilderna i en media </w:t>
+      </w:r>
+      <w:proofErr w:type="spellStart"/>
+      <w:r>
+        <w:rPr>
+          <w:i w:val="0"/>
+          <w:iCs w:val="0"/>
+        </w:rPr>
+        <w:t>query</w:t>
+      </w:r>
+      <w:proofErr w:type="spellEnd"/>
+      <w:r>
+        <w:rPr>
+          <w:i w:val="0"/>
+          <w:iCs w:val="0"/>
+        </w:rPr>
+        <w:t>.</w:t>
+      </w:r>
+    </w:p>
+    <w:p>
+      <w:pPr>
+        <w:pStyle w:val="Beskrivning"/>
+        <w:rPr>
+          <w:i w:val="0"/>
+          <w:iCs w:val="0"/>
+        </w:rPr>
+      </w:pPr>
+      <w:r>
+        <w:rPr>
+          <w:i w:val="0"/>
+          <w:iCs w:val="0"/>
+        </w:rPr>
+        <w:lastRenderedPageBreak/>
+        <w:t xml:space="preserve">Även på sortiment-sidan har jag använt CSS Grid för att positionera elementen. Här har jag gjort en </w:t>
+      </w:r>
+      <w:proofErr w:type="spellStart"/>
+      <w:r>
+        <w:rPr>
+          <w:i w:val="0"/>
+          <w:iCs w:val="0"/>
+        </w:rPr>
+        <w:t>grid</w:t>
+      </w:r>
+      <w:proofErr w:type="spellEnd"/>
+      <w:r>
+        <w:rPr>
+          <w:i w:val="0"/>
+          <w:iCs w:val="0"/>
+        </w:rPr>
+        <w:t xml:space="preserve"> med sex kolumner och använder ”span” för att specificera hur breda de olika elementen ska vara.</w:t>
+      </w:r>
+    </w:p>
+    <w:p>
+      <w:pPr>
+        <w:pStyle w:val="Rubrik2"/>
+        <w:rPr>
+          <w:rFonts w:hint="eastAsia"/>
+        </w:rPr>
+      </w:pPr>
+      <w:r>
+        <w:t>JavaScript</w:t>
+      </w:r>
+    </w:p>
+    <w:p>
+      <w:pPr>
+        <w:pStyle w:val="Beskrivning"/>
+        <w:rPr>
+          <w:i w:val="0"/>
+          <w:iCs w:val="0"/>
+        </w:rPr>
+      </w:pPr>
+      <w:r>
+        <w:rPr>
+          <w:i w:val="0"/>
+          <w:iCs w:val="0"/>
+        </w:rPr>
+        <w:drawing>
+          <wp:anchor distT="0" distB="0" distL="114300" distR="114300" simplePos="0" relativeHeight="251718656" behindDoc="0" locked="0" layoutInCell="1" allowOverlap="1" wp14:anchorId="26681398" wp14:editId="3B13804D">
+            <wp:simplePos x="0" y="0"/>
+            <wp:positionH relativeFrom="margin">
+              <wp:posOffset>2571750</wp:posOffset>
+            </wp:positionH>
+            <wp:positionV relativeFrom="paragraph">
+              <wp:posOffset>780044</wp:posOffset>
+            </wp:positionV>
+            <wp:extent cx="2219960" cy="685800"/>
+            <wp:effectExtent l="38100" t="38100" r="104140" b="95250"/>
+            <wp:wrapSquare wrapText="bothSides"/>
+            <wp:docPr id="581049119" name="Bildobjekt 1"/>
+            <wp:cNvGraphicFramePr>
+              <a:graphicFrameLocks xmlns:a="http://schemas.openxmlformats.org/drawingml/2006/main" noChangeAspect="1"/>
+            </wp:cNvGraphicFramePr>
+            <a:graphic xmlns:a="http://schemas.openxmlformats.org/drawingml/2006/main">
+              <a:graphicData uri="http://schemas.openxmlformats.org/drawingml/2006/picture">
+                <pic:pic xmlns:pic="http://schemas.openxmlformats.org/drawingml/2006/picture">
+                  <pic:nvPicPr>
+                    <pic:cNvPr id="581049119" name=""/>
+                    <pic:cNvPicPr/>
+                  </pic:nvPicPr>
+                  <pic:blipFill>
+                    <a:blip r:embed="rId21">
+                      <a:extLst>
+                        <a:ext uri="{28A0092B-C50C-407E-A947-70E740481C1C}">
+                          <a14:useLocalDpi xmlns:a14="http://schemas.microsoft.com/office/drawing/2010/main" val="0"/>
+                        </a:ext>
+                      </a:extLst>
+                    </a:blip>
+                    <a:stretch>
+                      <a:fillRect/>
+                    </a:stretch>
+                  </pic:blipFill>
+                  <pic:spPr>
+                    <a:xfrm>
+                      <a:off x="0" y="0"/>
+                      <a:ext cx="2219960" cy="685800"/>
+                    </a:xfrm>
+                    <a:prstGeom prst="rect">
+                      <a:avLst/>
+                    </a:prstGeom>
+                    <a:effectLst>
+                      <a:outerShdw blurRad="50800" dist="38100" dir="2700000" algn="tl" rotWithShape="0">
+                        <a:prstClr val="black">
+                          <a:alpha val="40000"/>
+                        </a:prstClr>
+                      </a:outerShdw>
+                    </a:effectLst>
+                  </pic:spPr>
+                </pic:pic>
+              </a:graphicData>
+            </a:graphic>
+            <wp14:sizeRelH relativeFrom="page">
+              <wp14:pctWidth>0</wp14:pctWidth>
+            </wp14:sizeRelH>
+            <wp14:sizeRelV relativeFrom="page">
+              <wp14:pctHeight>0</wp14:pctHeight>
+            </wp14:sizeRelV>
+          </wp:anchor>
+        </w:drawing>
+      </w:r>
+      <w:r>
+        <w:rPr>
+          <w:noProof/>
+        </w:rPr>
+        <mc:AlternateContent>
+          <mc:Choice Requires="wps">
+            <w:drawing>
+              <wp:anchor distT="0" distB="0" distL="114300" distR="114300" simplePos="0" relativeHeight="251721728" behindDoc="0" locked="0" layoutInCell="1" allowOverlap="1" wp14:anchorId="0CE0A23D" wp14:editId="3D438FB8">
+                <wp:simplePos x="0" y="0"/>
+                <wp:positionH relativeFrom="column">
+                  <wp:posOffset>2553970</wp:posOffset>
+                </wp:positionH>
+                <wp:positionV relativeFrom="paragraph">
+                  <wp:posOffset>1528181</wp:posOffset>
+                </wp:positionV>
+                <wp:extent cx="2219960" cy="635"/>
+                <wp:effectExtent l="0" t="0" r="8890" b="3810"/>
+                <wp:wrapSquare wrapText="bothSides"/>
+                <wp:docPr id="580178420" name="Textruta 1"/>
+                <wp:cNvGraphicFramePr/>
+                <a:graphic xmlns:a="http://schemas.openxmlformats.org/drawingml/2006/main">
+                  <a:graphicData uri="http://schemas.microsoft.com/office/word/2010/wordprocessingShape">
+                    <wps:wsp>
+                      <wps:cNvSpPr txBox="1"/>
+                      <wps:spPr>
+                        <a:xfrm>
+                          <a:off x="0" y="0"/>
+                          <a:ext cx="2219960" cy="635"/>
+                        </a:xfrm>
+                        <a:prstGeom prst="rect">
+                          <a:avLst/>
+                        </a:prstGeom>
+                        <a:solidFill>
+                          <a:prstClr val="white"/>
+                        </a:solidFill>
+                        <a:ln>
+                          <a:noFill/>
+                        </a:ln>
+                      </wps:spPr>
+                      <wps:txbx>
+                        <w:txbxContent>
+                          <w:p>
+                            <w:pPr>
+                              <w:pStyle w:val="Beskrivning"/>
+                              <w:rPr>
+                                <w:sz w:val="20"/>
+                                <w:szCs w:val="20"/>
+                              </w:rPr>
+                            </w:pPr>
+                            <w:r>
+                              <w:rPr>
+                                <w:sz w:val="20"/>
+                                <w:szCs w:val="20"/>
+                              </w:rPr>
+                              <w:t>Figur 9</w:t>
+                            </w:r>
+                            <w:r>
+                              <w:rPr>
+                                <w:sz w:val="20"/>
+                                <w:szCs w:val="20"/>
+                              </w:rPr>
+                              <w:t xml:space="preserve"> – JavaScript meny</w:t>
+                            </w:r>
+                          </w:p>
+                        </w:txbxContent>
+                      </wps:txbx>
+                      <wps:bodyPr rot="0" spcFirstLastPara="0" vertOverflow="overflow" horzOverflow="overflow" vert="horz" wrap="square" lIns="0" tIns="0" rIns="0" bIns="0" numCol="1" spcCol="0" rtlCol="0" fromWordArt="0" anchor="t" anchorCtr="0" forceAA="0" compatLnSpc="1">
+                        <a:prstTxWarp prst="textNoShape">
+                          <a:avLst/>
+                        </a:prstTxWarp>
+                        <a:spAutoFit/>
+                      </wps:bodyPr>
+                    </wps:wsp>
+                  </a:graphicData>
+                </a:graphic>
+              </wp:anchor>
+            </w:drawing>
+          </mc:Choice>
+          <mc:Fallback>
+            <w:pict>
+              <v:shape w14:anchorId="0CE0A23D" id="_x0000_s1032" type="#_x0000_t202" style="position:absolute;left:0;text-align:left;margin-left:201.1pt;margin-top:120.35pt;width:174.8pt;height:.05pt;z-index:251721728;visibility:visible;mso-wrap-style:square;mso-wrap-distance-left:9pt;mso-wrap-distance-top:0;mso-wrap-distance-right:9pt;mso-wrap-distance-bottom:0;mso-position-horizontal:absolute;mso-position-horizontal-relative:text;mso-position-vertical:absolute;mso-position-vertical-relative:text;v-text-anchor:top" o:gfxdata="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" stroked="f">
+                <v:textbox style="mso-fit-shape-to-text:t" inset="0,0,0,0">
+                  <w:txbxContent>
+                    <w:p>
+                      <w:pPr>
+                        <w:pStyle w:val="Beskrivning"/>
+                        <w:rPr>
+                          <w:sz w:val="20"/>
+                          <w:szCs w:val="20"/>
+                        </w:rPr>
+                      </w:pPr>
+                      <w:r>
+                        <w:rPr>
+                          <w:sz w:val="20"/>
+                          <w:szCs w:val="20"/>
+                        </w:rPr>
+                        <w:t>Figur 9</w:t>
+                      </w:r>
+                      <w:r>
+                        <w:rPr>
+                          <w:sz w:val="20"/>
+                          <w:szCs w:val="20"/>
+                        </w:rPr>
+                        <w:t xml:space="preserve"> – JavaScript meny</w:t>
+                      </w:r>
+                    </w:p>
+                  </w:txbxContent>
+                </v:textbox>
+                <w10:wrap type="square"/>
+              </v:shape>
+            </w:pict>
+          </mc:Fallback>
+        </mc:AlternateContent>
+      </w:r>
+      <w:r>
+        <w:rPr>
+          <w:i w:val="0"/>
+          <w:iCs w:val="0"/>
+        </w:rPr>
+        <w:t>Hamburgermenyn som syns på liten skärm får sin funktionalitet genom JavaScript.</w:t>
+      </w:r>
+      <w:r>
+        <w:rPr>
+          <w:i w:val="0"/>
+          <w:iCs w:val="0"/>
+        </w:rPr>
+        <w:t xml:space="preserve"> Jag har tagit hjälp av den instruktionsfilm för hamburgermeny som finns i kursmaterialet av Rama </w:t>
+      </w:r>
+      <w:proofErr w:type="spellStart"/>
+      <w:r>
+        <w:rPr>
+          <w:i w:val="0"/>
+          <w:iCs w:val="0"/>
+        </w:rPr>
+        <w:t>Bito</w:t>
+      </w:r>
+      <w:proofErr w:type="spellEnd"/>
+      <w:r>
+        <w:rPr>
+          <w:i w:val="0"/>
+          <w:iCs w:val="0"/>
+        </w:rPr>
+        <w:t xml:space="preserve">. Jag använder </w:t>
+      </w:r>
+      <w:r>
+        <w:rPr>
+          <w:i w:val="0"/>
+          <w:iCs w:val="0"/>
+        </w:rPr>
+        <w:t xml:space="preserve">en händelselyssnare som vid klick på </w:t>
+      </w:r>
+      <w:proofErr w:type="spellStart"/>
+      <w:r>
+        <w:rPr>
+          <w:i w:val="0"/>
+          <w:iCs w:val="0"/>
+        </w:rPr>
+        <w:t>hamburgerikonen</w:t>
+      </w:r>
+      <w:proofErr w:type="spellEnd"/>
+      <w:r>
+        <w:rPr>
+          <w:i w:val="0"/>
+          <w:iCs w:val="0"/>
+        </w:rPr>
+        <w:t xml:space="preserve"> kör en funktion som använder metoden </w:t>
+      </w:r>
+      <w:proofErr w:type="spellStart"/>
+      <w:proofErr w:type="gramStart"/>
+      <w:r>
+        <w:rPr>
+          <w:i w:val="0"/>
+          <w:iCs w:val="0"/>
+        </w:rPr>
+        <w:t>toggle</w:t>
+      </w:r>
+      <w:proofErr w:type="spellEnd"/>
+      <w:r>
+        <w:rPr>
+          <w:i w:val="0"/>
+          <w:iCs w:val="0"/>
+        </w:rPr>
+        <w:t>(</w:t>
+      </w:r>
+      <w:proofErr w:type="gramEnd"/>
+      <w:r>
+        <w:rPr>
+          <w:i w:val="0"/>
+          <w:iCs w:val="0"/>
+        </w:rPr>
+        <w:t>) för att växla mellan att lägga till eller ta bort klassen ”</w:t>
+      </w:r>
+      <w:proofErr w:type="spellStart"/>
+      <w:r>
+        <w:rPr>
+          <w:i w:val="0"/>
+          <w:iCs w:val="0"/>
+        </w:rPr>
+        <w:t>open</w:t>
+      </w:r>
+      <w:proofErr w:type="spellEnd"/>
+      <w:r>
+        <w:rPr>
+          <w:i w:val="0"/>
+          <w:iCs w:val="0"/>
+        </w:rPr>
+        <w:t>” på menyn</w:t>
+      </w:r>
+      <w:r>
+        <w:rPr>
+          <w:i w:val="0"/>
+          <w:iCs w:val="0"/>
+        </w:rPr>
+        <w:t>, se figur 9</w:t>
+      </w:r>
+      <w:r>
+        <w:rPr>
+          <w:i w:val="0"/>
+          <w:iCs w:val="0"/>
+        </w:rPr>
+        <w:t xml:space="preserve">. På så vis syns menyn när man klickat på ikonen och döljs igen om man klickar igen. </w:t>
+      </w:r>
+    </w:p>
+    <w:p>
+      <w:pPr>
+        <w:pStyle w:val="Beskrivning"/>
+        <w:rPr>
+          <w:i w:val="0"/>
+          <w:iCs w:val="0"/>
+        </w:rPr>
+      </w:pPr>
+      <w:r>
+        <w:rPr>
+          <w:i w:val="0"/>
+          <w:iCs w:val="0"/>
+        </w:rPr>
+        <w:t xml:space="preserve">Nästa sida där det finns JavaScript är på sortimentsidan. </w:t>
+      </w:r>
+      <w:r>
+        <w:rPr>
+          <w:i w:val="0"/>
+          <w:iCs w:val="0"/>
+        </w:rPr>
+        <w:t xml:space="preserve">Detta skript ligger i en egen </w:t>
+      </w:r>
+      <w:proofErr w:type="spellStart"/>
+      <w:r>
+        <w:rPr>
+          <w:i w:val="0"/>
+          <w:iCs w:val="0"/>
+        </w:rPr>
+        <w:t>js</w:t>
+      </w:r>
+      <w:proofErr w:type="spellEnd"/>
+      <w:r>
+        <w:rPr>
+          <w:i w:val="0"/>
+          <w:iCs w:val="0"/>
+        </w:rPr>
+        <w:t xml:space="preserve">-fil för att hålla koden separerad och lättläst. </w:t>
+      </w:r>
+      <w:r>
+        <w:rPr>
+          <w:i w:val="0"/>
+          <w:iCs w:val="0"/>
+        </w:rPr>
+        <w:t xml:space="preserve">Här har jag valt att lägga artiklarna i två olika </w:t>
+      </w:r>
+      <w:proofErr w:type="spellStart"/>
+      <w:r>
+        <w:rPr>
+          <w:i w:val="0"/>
+          <w:iCs w:val="0"/>
+        </w:rPr>
+        <w:t>json</w:t>
+      </w:r>
+      <w:proofErr w:type="spellEnd"/>
+      <w:r>
+        <w:rPr>
+          <w:i w:val="0"/>
+          <w:iCs w:val="0"/>
+        </w:rPr>
+        <w:t>-filer</w:t>
+      </w:r>
+      <w:r>
+        <w:rPr>
+          <w:i w:val="0"/>
+          <w:iCs w:val="0"/>
+        </w:rPr>
+        <w:t>, en för varje kategori,</w:t>
+      </w:r>
+      <w:r>
+        <w:rPr>
+          <w:i w:val="0"/>
+          <w:iCs w:val="0"/>
+        </w:rPr>
+        <w:t xml:space="preserve"> och sedan använda JavaScript för att hämta in datan från filerna i asynkron</w:t>
+      </w:r>
+      <w:r>
+        <w:rPr>
+          <w:i w:val="0"/>
+          <w:iCs w:val="0"/>
+        </w:rPr>
+        <w:t>a</w:t>
+      </w:r>
+      <w:r>
+        <w:rPr>
+          <w:i w:val="0"/>
+          <w:iCs w:val="0"/>
+        </w:rPr>
+        <w:t xml:space="preserve"> funktion</w:t>
+      </w:r>
+      <w:r>
+        <w:rPr>
+          <w:i w:val="0"/>
+          <w:iCs w:val="0"/>
+        </w:rPr>
+        <w:t>er</w:t>
+      </w:r>
+      <w:r>
+        <w:rPr>
+          <w:i w:val="0"/>
+          <w:iCs w:val="0"/>
+        </w:rPr>
+        <w:t xml:space="preserve"> där jag använder </w:t>
+      </w:r>
+      <w:proofErr w:type="spellStart"/>
+      <w:r>
+        <w:rPr>
+          <w:i w:val="0"/>
+          <w:iCs w:val="0"/>
+        </w:rPr>
+        <w:t>await</w:t>
+      </w:r>
+      <w:proofErr w:type="spellEnd"/>
+      <w:r>
+        <w:rPr>
+          <w:i w:val="0"/>
+          <w:iCs w:val="0"/>
+        </w:rPr>
+        <w:t xml:space="preserve"> </w:t>
+      </w:r>
+      <w:proofErr w:type="spellStart"/>
+      <w:r>
+        <w:rPr>
+          <w:i w:val="0"/>
+          <w:iCs w:val="0"/>
+        </w:rPr>
+        <w:t>fetch</w:t>
+      </w:r>
+      <w:proofErr w:type="spellEnd"/>
+      <w:r>
+        <w:rPr>
+          <w:i w:val="0"/>
+          <w:iCs w:val="0"/>
+        </w:rPr>
+        <w:t xml:space="preserve">. </w:t>
+      </w:r>
+      <w:r>
+        <w:rPr>
+          <w:i w:val="0"/>
+          <w:iCs w:val="0"/>
+        </w:rPr>
+        <w:t>Funktionen körs när användaren klickar på någon av bilderna ”Matbröd” eller ”Fikabröd”</w:t>
+      </w:r>
+      <w:r>
+        <w:rPr>
+          <w:i w:val="0"/>
+          <w:iCs w:val="0"/>
+        </w:rPr>
+        <w:t xml:space="preserve"> och skriver ut artiklarna från vald kategori till </w:t>
+      </w:r>
+      <w:r>
+        <w:rPr>
+          <w:i w:val="0"/>
+          <w:iCs w:val="0"/>
+        </w:rPr>
+        <w:t>sidan</w:t>
+      </w:r>
+      <w:r>
+        <w:rPr>
+          <w:i w:val="0"/>
+          <w:iCs w:val="0"/>
+        </w:rPr>
+        <w:t>.</w:t>
+      </w:r>
+    </w:p>
+    <w:p>
+      <w:pPr>
+        <w:pStyle w:val="Beskrivning"/>
+        <w:rPr>
+          <w:i w:val="0"/>
+          <w:iCs w:val="0"/>
+        </w:rPr>
+      </w:pPr>
+      <w:r>
+        <w:rPr>
+          <w:i w:val="0"/>
+          <w:iCs w:val="0"/>
+        </w:rPr>
+        <w:t xml:space="preserve">Formuläret på kontaktsidan valideras också med JavaScript. Även här ligger detta skript i en egen </w:t>
+      </w:r>
+      <w:proofErr w:type="spellStart"/>
+      <w:r>
+        <w:rPr>
+          <w:i w:val="0"/>
+          <w:iCs w:val="0"/>
+        </w:rPr>
+        <w:t>js</w:t>
+      </w:r>
+      <w:proofErr w:type="spellEnd"/>
+      <w:r>
+        <w:rPr>
+          <w:i w:val="0"/>
+          <w:iCs w:val="0"/>
+        </w:rPr>
+        <w:t>-fil.</w:t>
+      </w:r>
+      <w:r>
+        <w:rPr>
+          <w:i w:val="0"/>
+          <w:iCs w:val="0"/>
+        </w:rPr>
+        <w:t xml:space="preserve"> Valideringen sker när skicka knappen klickas genom en händelselyssnare. Formulärfälten kontrolleras genom </w:t>
+      </w:r>
+      <w:proofErr w:type="spellStart"/>
+      <w:r>
+        <w:rPr>
+          <w:i w:val="0"/>
+          <w:iCs w:val="0"/>
+        </w:rPr>
+        <w:t>if</w:t>
+      </w:r>
+      <w:proofErr w:type="spellEnd"/>
+      <w:r>
+        <w:rPr>
+          <w:i w:val="0"/>
+          <w:iCs w:val="0"/>
+        </w:rPr>
+        <w:t>-satser som genererar fel ifall fälten är tomma. Felen loggas i en lista (</w:t>
+      </w:r>
+      <w:proofErr w:type="spellStart"/>
+      <w:r>
+        <w:rPr>
+          <w:i w:val="0"/>
+          <w:iCs w:val="0"/>
+        </w:rPr>
+        <w:t>array</w:t>
+      </w:r>
+      <w:proofErr w:type="spellEnd"/>
+      <w:r>
+        <w:rPr>
+          <w:i w:val="0"/>
+          <w:iCs w:val="0"/>
+        </w:rPr>
+        <w:t>) som sedan skrivs ut som felmeddelanden på sidan. När alla fält är ifyllda kan formuläret skickas. På denna webbplats har jag inte lagt till funktionalitet för att ta hand om den skickade informationen men ett meddelande skrivs ut på sidan om att meddelandet har skickats.</w:t>
+      </w:r>
+    </w:p>
+    <w:p>
+      <w:pPr>
+        <w:pStyle w:val="Rubrik1"/>
+        <w:rPr>
+          <w:rFonts w:hint="eastAsia"/>
+        </w:rPr>
+      </w:pPr>
+      <w:r>
+        <w:lastRenderedPageBreak/>
+        <w:t>Resultat</w:t>
+      </w:r>
+    </w:p>
+    <w:p>
+      <w:pPr>
+        <w:pStyle w:val="Textbody"/>
+        <w:jc w:val="left"/>
+      </w:pPr>
+      <w:r>
+        <w:t>Den färdiga webbplatse</w:t>
+      </w:r>
+      <w:r>
+        <w:t>n innehåller totalt fyra sidor. En startsida med kort information och länkar till undersidor</w:t>
+      </w:r>
+      <w:r>
+        <w:t>, se figurerna …</w:t>
+      </w:r>
+      <w:r>
+        <w:t>.</w:t>
+      </w:r>
+      <w:r>
+        <w:t xml:space="preserve"> En sida som heter ”Om oss” där bageriet presenteras lite mer utförligt. En sortiment-sida där sortimentet presenteras och en kontakt-sida med ett kontaktformulär.</w:t>
+      </w:r>
+    </w:p>
+    <w:p>
+      <w:pPr>
+        <w:pStyle w:val="Textbody"/>
+        <w:jc w:val="left"/>
+      </w:pPr>
+      <w:r>
+        <w:t>Längst upp i sidhuvudet finns en meny</w:t>
+      </w:r>
+      <w:r>
+        <w:t xml:space="preserve"> som på minsta skärmstorlek döljs så att bara en ikon med tre streck syns</w:t>
+      </w:r>
+      <w:r>
+        <w:t xml:space="preserve">, se figur </w:t>
+      </w:r>
+      <w:r>
+        <w:t>9</w:t>
+      </w:r>
+      <w:r>
+        <w:t>. När man klickar på ikonen fälls menyn ut</w:t>
+      </w:r>
+      <w:r>
+        <w:t xml:space="preserve">, se figur </w:t>
+      </w:r>
+      <w:r>
+        <w:t>10,</w:t>
+      </w:r>
+      <w:r>
+        <w:t xml:space="preserve"> och om man klickar igen döljs den igen.</w:t>
+      </w:r>
+      <w:r>
+        <w:t xml:space="preserve"> Om skärmen är större ligger länkarna i menyn längst upp på en rad hela tiden</w:t>
+      </w:r>
+      <w:r>
+        <w:t xml:space="preserve">, se figur </w:t>
+      </w:r>
+      <w:r>
+        <w:t>11</w:t>
+      </w:r>
+      <w:r>
+        <w:t>.</w:t>
+      </w:r>
+    </w:p>
+    <w:p>
+      <w:pPr>
+        <w:pStyle w:val="Textbody"/>
+        <w:jc w:val="left"/>
+      </w:pPr>
+      <w:r>
+        <w:rPr>
+          <w:noProof/>
+        </w:rPr>
+        <mc:AlternateContent>
+          <mc:Choice Requires="wps">
+            <w:drawing>
+              <wp:anchor distT="0" distB="0" distL="114300" distR="114300" simplePos="0" relativeHeight="251699200" behindDoc="0" locked="0" layoutInCell="1" allowOverlap="1" wp14:anchorId="5151D222" wp14:editId="6920E37A">
+                <wp:simplePos x="0" y="0"/>
+                <wp:positionH relativeFrom="column">
+                  <wp:posOffset>1604010</wp:posOffset>
+                </wp:positionH>
+                <wp:positionV relativeFrom="paragraph">
+                  <wp:posOffset>2069729</wp:posOffset>
+                </wp:positionV>
+                <wp:extent cx="1798955" cy="635"/>
+                <wp:effectExtent l="38100" t="38100" r="86995" b="99060"/>
+                <wp:wrapSquare wrapText="bothSides"/>
+                <wp:docPr id="411603810" name="Textruta 1"/>
+                <wp:cNvGraphicFramePr/>
+                <a:graphic xmlns:a="http://schemas.openxmlformats.org/drawingml/2006/main">
+                  <a:graphicData uri="http://schemas.microsoft.com/office/word/2010/wordprocessingShape">
+                    <wps:wsp>
+                      <wps:cNvSpPr txBox="1"/>
+                      <wps:spPr>
+                        <a:xfrm>
+                          <a:off x="0" y="0"/>
+                          <a:ext cx="1798955" cy="635"/>
+                        </a:xfrm>
+                        <a:prstGeom prst="rect">
+                          <a:avLst/>
+                        </a:prstGeom>
+                        <a:solidFill>
+                          <a:prstClr val="white"/>
+                        </a:solidFill>
+                        <a:ln>
+                          <a:noFill/>
+                        </a:ln>
+                        <a:effectLst>
+                          <a:outerShdw blurRad="50800" dist="38100" dir="2700000" algn="tl" rotWithShape="0">
+                            <a:prstClr val="black">
+                              <a:alpha val="40000"/>
+                            </a:prstClr>
+                          </a:outerShdw>
+                        </a:effectLst>
+                      </wps:spPr>
+                      <wps:txbx>
+                        <w:txbxContent>
+                          <w:p>
+                            <w:pPr>
+                              <w:pStyle w:val="Beskrivning"/>
+                              <w:rPr>
+                                <w:rFonts w:cs="FreeSerif"/>
+                                <w:sz w:val="20"/>
+                                <w:szCs w:val="20"/>
+                              </w:rPr>
+                            </w:pPr>
+                            <w:r>
+                              <w:rPr>
+                                <w:sz w:val="20"/>
+                                <w:szCs w:val="20"/>
+                              </w:rPr>
+                              <w:t>Figur 11 – Startsida, stor skärm</w:t>
+                            </w:r>
+                          </w:p>
+                        </w:txbxContent>
+                      </wps:txbx>
+                      <wps:bodyPr rot="0" spcFirstLastPara="0" vertOverflow="overflow" horzOverflow="overflow" vert="horz" wrap="square" lIns="72000" tIns="0" rIns="72000" bIns="0" numCol="1" spcCol="0" rtlCol="0" fromWordArt="0" anchor="t" anchorCtr="0" forceAA="0" compatLnSpc="1">
+                        <a:prstTxWarp prst="textNoShape">
+                          <a:avLst/>
+                        </a:prstTxWarp>
+                        <a:spAutoFit/>
+                      </wps:bodyPr>
+                    </wps:wsp>
+                  </a:graphicData>
+                </a:graphic>
+                <wp14:sizeRelH relativeFrom="margin">
+                  <wp14:pctWidth>0</wp14:pctWidth>
+                </wp14:sizeRelH>
+              </wp:anchor>
+            </w:drawing>
+          </mc:Choice>
+          <mc:Fallback>
+            <w:pict>
+              <v:shape w14:anchorId="5151D222" id="_x0000_s1033" type="#_x0000_t202" style="position:absolute;margin-left:126.3pt;margin-top:162.95pt;width:141.65pt;height:.05pt;z-index:251699200;visibility:visible;mso-wrap-style:square;mso-width-percent:0;mso-wrap-distance-left:9pt;mso-wrap-distance-top:0;mso-wrap-distance-right:9pt;mso-wrap-distance-bottom:0;mso-position-horizontal:absolute;mso-position-horizontal-relative:text;mso-position-vertical:absolute;mso-position-vertical-relative:text;mso-width-percent:0;mso-width-relative:margin;v-text-anchor:top" o:gfxdata="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" stroked="f">
+                <v:shadow on="t" color="black" opacity="26214f" origin="-.5,-.5" offset=".74836mm,.74836mm"/>
+                <v:textbox style="mso-fit-shape-to-text:t" inset="2mm,0,2mm,0">
+                  <w:txbxContent>
+                    <w:p>
+                      <w:pPr>
+                        <w:pStyle w:val="Beskrivning"/>
+                        <w:rPr>
+                          <w:rFonts w:cs="FreeSerif"/>
+                          <w:sz w:val="20"/>
+                          <w:szCs w:val="20"/>
+                        </w:rPr>
+                      </w:pPr>
+                      <w:r>
+                        <w:rPr>
+                          <w:sz w:val="20"/>
+                          <w:szCs w:val="20"/>
+                        </w:rPr>
+                        <w:t>Figur 11 – Startsida, stor skärm</w:t>
+                      </w:r>
+                    </w:p>
+                  </w:txbxContent>
+                </v:textbox>
+                <w10:wrap type="square"/>
+              </v:shape>
+            </w:pict>
+          </mc:Fallback>
+        </mc:AlternateContent>
+      </w:r>
+      <w:r>
+        <w:rPr>
+          <w:noProof/>
+        </w:rPr>
+        <w:drawing>
+          <wp:anchor distT="0" distB="0" distL="114300" distR="114300" simplePos="0" relativeHeight="251687936" behindDoc="0" locked="0" layoutInCell="1" allowOverlap="1" wp14:anchorId="2B79DE4F" wp14:editId="7F5FF0B5">
+            <wp:simplePos x="0" y="0"/>
+            <wp:positionH relativeFrom="margin">
+              <wp:align>right</wp:align>
+            </wp:positionH>
+            <wp:positionV relativeFrom="paragraph">
+              <wp:posOffset>1119183</wp:posOffset>
+            </wp:positionV>
+            <wp:extent cx="3028950" cy="2954020"/>
+            <wp:effectExtent l="38100" t="38100" r="95250" b="93980"/>
+            <wp:wrapSquare wrapText="bothSides"/>
+            <wp:docPr id="1810239691" name="Bildobjekt 1"/>
+            <wp:cNvGraphicFramePr>
+              <a:graphicFrameLocks xmlns:a="http://schemas.openxmlformats.org/drawingml/2006/main" noChangeAspect="1"/>
+            </wp:cNvGraphicFramePr>
+            <a:graphic xmlns:a="http://schemas.openxmlformats.org/drawingml/2006/main">
+              <a:graphicData uri="http://schemas.openxmlformats.org/drawingml/2006/picture">
+                <pic:pic xmlns:pic="http://schemas.openxmlformats.org/drawingml/2006/picture">
+                  <pic:nvPicPr>
+                    <pic:cNvPr id="1810239691" name=""/>
+                    <pic:cNvPicPr/>
+                  </pic:nvPicPr>
+                  <pic:blipFill>
+                    <a:blip r:embed="rId22" cstate="print">
+                      <a:extLst>
+                        <a:ext uri="{28A0092B-C50C-407E-A947-70E740481C1C}">
+                          <a14:useLocalDpi xmlns:a14="http://schemas.microsoft.com/office/drawing/2010/main" val="0"/>
+                        </a:ext>
+                      </a:extLst>
+                    </a:blip>
+                    <a:stretch>
+                      <a:fillRect/>
+                    </a:stretch>
+                  </pic:blipFill>
+                  <pic:spPr>
+                    <a:xfrm>
+                      <a:off x="0" y="0"/>
+                      <a:ext cx="3028950" cy="2954020"/>
+                    </a:xfrm>
+                    <a:prstGeom prst="rect">
+                      <a:avLst/>
+                    </a:prstGeom>
+                    <a:effectLst>
+                      <a:outerShdw blurRad="50800" dist="38100" dir="2700000" algn="tl" rotWithShape="0">
+                        <a:prstClr val="black">
+                          <a:alpha val="40000"/>
+                        </a:prstClr>
+                      </a:outerShdw>
+                    </a:effectLst>
+                  </pic:spPr>
+                </pic:pic>
+              </a:graphicData>
+            </a:graphic>
+            <wp14:sizeRelH relativeFrom="page">
+              <wp14:pctWidth>0</wp14:pctWidth>
+            </wp14:sizeRelH>
+            <wp14:sizeRelV relativeFrom="page">
+              <wp14:pctHeight>0</wp14:pctHeight>
+            </wp14:sizeRelV>
+          </wp:anchor>
+        </w:drawing>
+      </w:r>
+      <w:r>
+        <w:rPr>
+          <w:noProof/>
+        </w:rPr>
+        <w:drawing>
+          <wp:anchor distT="0" distB="0" distL="114300" distR="114300" simplePos="0" relativeHeight="251693056" behindDoc="0" locked="0" layoutInCell="1" allowOverlap="1" wp14:anchorId="7CF8BFAD" wp14:editId="42CB3C7F">
+            <wp:simplePos x="0" y="0"/>
+            <wp:positionH relativeFrom="margin">
+              <wp:posOffset>-3649</wp:posOffset>
+            </wp:positionH>
+            <wp:positionV relativeFrom="paragraph">
+              <wp:posOffset>1115695</wp:posOffset>
+            </wp:positionV>
+            <wp:extent cx="1473835" cy="3596005"/>
+            <wp:effectExtent l="38100" t="38100" r="88265" b="99695"/>
+            <wp:wrapSquare wrapText="bothSides"/>
+            <wp:docPr id="2134256597" name="Bildobjekt 2"/>
+            <wp:cNvGraphicFramePr>
+              <a:graphicFrameLocks xmlns:a="http://schemas.openxmlformats.org/drawingml/2006/main" noChangeAspect="1"/>
+            </wp:cNvGraphicFramePr>
+            <a:graphic xmlns:a="http://schemas.openxmlformats.org/drawingml/2006/main">
+              <a:graphicData uri="http://schemas.openxmlformats.org/drawingml/2006/picture">
+                <pic:pic xmlns:pic="http://schemas.openxmlformats.org/drawingml/2006/picture">
+                  <pic:nvPicPr>
+                    <pic:cNvPr id="0" name="Picture 2"/>
+                    <pic:cNvPicPr>
+                      <a:picLocks noChangeAspect="1" noChangeArrowheads="1"/>
+                    </pic:cNvPicPr>
+                  </pic:nvPicPr>
+                  <pic:blipFill>
+                    <a:blip r:embed="rId23" cstate="print">
+                      <a:extLst>
+                        <a:ext uri="{28A0092B-C50C-407E-A947-70E740481C1C}">
+                          <a14:useLocalDpi xmlns:a14="http://schemas.microsoft.com/office/drawing/2010/main" val="0"/>
+                        </a:ext>
+                      </a:extLst>
+                    </a:blip>
+                    <a:srcRect/>
+                    <a:stretch>
+                      <a:fillRect/>
+                    </a:stretch>
+                  </pic:blipFill>
+                  <pic:spPr bwMode="auto">
+                    <a:xfrm>
+                      <a:off x="0" y="0"/>
+                      <a:ext cx="1473835" cy="3596005"/>
+                    </a:xfrm>
+                    <a:prstGeom prst="rect">
+                      <a:avLst/>
+                    </a:prstGeom>
+                    <a:noFill/>
+                    <a:ln>
+                      <a:noFill/>
+                    </a:ln>
+                    <a:effectLst>
+                      <a:outerShdw blurRad="50800" dist="38100" dir="2700000" algn="tl" rotWithShape="0">
+                        <a:prstClr val="black">
+                          <a:alpha val="40000"/>
+                        </a:prstClr>
+                      </a:outerShdw>
+                    </a:effectLst>
+                  </pic:spPr>
+                </pic:pic>
+              </a:graphicData>
+            </a:graphic>
+            <wp14:sizeRelH relativeFrom="page">
+              <wp14:pctWidth>0</wp14:pctWidth>
+            </wp14:sizeRelH>
+            <wp14:sizeRelV relativeFrom="page">
+              <wp14:pctHeight>0</wp14:pctHeight>
+            </wp14:sizeRelV>
+          </wp:anchor>
+        </w:drawing>
+      </w:r>
+      <w:r>
+        <w:t xml:space="preserve">Startsidans sortiment-sektion har tre olika utseenden beroende på skärmens storlek. På de minsta skärmarna består den av ett textblock på en bakgrundsbild se figur </w:t>
+      </w:r>
+      <w:r>
+        <w:t>9.</w:t>
+      </w:r>
+      <w:r>
+        <w:t xml:space="preserve"> På </w:t>
+      </w:r>
+      <w:r>
+        <w:t xml:space="preserve">en </w:t>
+      </w:r>
+      <w:r>
+        <w:t>skärmstorlek</w:t>
+      </w:r>
+      <w:r>
+        <w:t xml:space="preserve"> på minst</w:t>
+      </w:r>
+      <w:r>
+        <w:t xml:space="preserve"> 750 pixlar </w:t>
+      </w:r>
+      <w:r>
+        <w:t xml:space="preserve">tillkommer en bild till vänster, se figur </w:t>
+      </w:r>
+      <w:r>
+        <w:t>12</w:t>
+      </w:r>
+      <w:r>
+        <w:t xml:space="preserve">, och på en skärmstorlek på minst 1000 pixlar tillkommer ytterligare en bild till höger, se figur </w:t>
+      </w:r>
+      <w:r>
+        <w:t>11</w:t>
+      </w:r>
+      <w:r>
+        <w:t>.</w:t>
+      </w:r>
+    </w:p>
+    <w:p>
+      <w:pPr>
+        <w:pStyle w:val="Textbody"/>
+        <w:jc w:val="left"/>
+      </w:pPr>
+      <w:r>
+        <w:rPr>
+          <w:noProof/>
+        </w:rPr>
+        <mc:AlternateContent>
+          <mc:Choice Requires="wps">
+            <w:drawing>
+              <wp:anchor distT="0" distB="0" distL="114300" distR="114300" simplePos="0" relativeHeight="251695104" behindDoc="0" locked="0" layoutInCell="1" allowOverlap="1" wp14:anchorId="2B85F7C0" wp14:editId="368366E3">
+                <wp:simplePos x="0" y="0"/>
+                <wp:positionH relativeFrom="column">
+                  <wp:posOffset>1310269</wp:posOffset>
+                </wp:positionH>
+                <wp:positionV relativeFrom="paragraph">
+                  <wp:posOffset>3140075</wp:posOffset>
+                </wp:positionV>
+                <wp:extent cx="1117600" cy="635"/>
+                <wp:effectExtent l="38100" t="38100" r="101600" b="99060"/>
+                <wp:wrapSquare wrapText="bothSides"/>
+                <wp:docPr id="1750925919" name="Textruta 1"/>
+                <wp:cNvGraphicFramePr/>
+                <a:graphic xmlns:a="http://schemas.openxmlformats.org/drawingml/2006/main">
+                  <a:graphicData uri="http://schemas.microsoft.com/office/word/2010/wordprocessingShape">
+                    <wps:wsp>
+                      <wps:cNvSpPr txBox="1"/>
+                      <wps:spPr>
+                        <a:xfrm>
+                          <a:off x="0" y="0"/>
+                          <a:ext cx="1117600" cy="635"/>
+                        </a:xfrm>
+                        <a:prstGeom prst="rect">
+                          <a:avLst/>
+                        </a:prstGeom>
+                        <a:solidFill>
+                          <a:prstClr val="white"/>
+                        </a:solidFill>
+                        <a:ln>
+                          <a:noFill/>
+                        </a:ln>
+                        <a:effectLst>
+                          <a:outerShdw blurRad="50800" dist="38100" dir="2700000" algn="tl" rotWithShape="0">
+                            <a:prstClr val="black">
+                              <a:alpha val="40000"/>
+                            </a:prstClr>
+                          </a:outerShdw>
+                        </a:effectLst>
+                      </wps:spPr>
+                      <wps:txbx>
+                        <w:txbxContent>
+                          <w:p>
+                            <w:pPr>
+                              <w:pStyle w:val="Beskrivning"/>
+                              <w:rPr>
+                                <w:rFonts w:cs="FreeSerif"/>
+                                <w:sz w:val="20"/>
+                                <w:szCs w:val="20"/>
+                              </w:rPr>
+                            </w:pPr>
+                            <w:r>
+                              <w:rPr>
+                                <w:sz w:val="20"/>
+                                <w:szCs w:val="20"/>
+                              </w:rPr>
+                              <w:t>Figur 9 - Startsida</w:t>
+                            </w:r>
+                          </w:p>
+                        </w:txbxContent>
+                      </wps:txbx>
+                      <wps:bodyPr rot="0" spcFirstLastPara="0" vertOverflow="overflow" horzOverflow="overflow" vert="horz" wrap="square" lIns="72000" tIns="0" rIns="72000" bIns="0" numCol="1" spcCol="0" rtlCol="0" fromWordArt="0" anchor="t" anchorCtr="0" forceAA="0" compatLnSpc="1">
+                        <a:prstTxWarp prst="textNoShape">
+                          <a:avLst/>
+                        </a:prstTxWarp>
+                        <a:spAutoFit/>
+                      </wps:bodyPr>
+                    </wps:wsp>
+                  </a:graphicData>
+                </a:graphic>
+                <wp14:sizeRelH relativeFrom="margin">
+                  <wp14:pctWidth>0</wp14:pctWidth>
+                </wp14:sizeRelH>
+              </wp:anchor>
+            </w:drawing>
+          </mc:Choice>
+          <mc:Fallback>
+            <w:pict>
+              <v:shape w14:anchorId="2B85F7C0" id="_x0000_s1034" type="#_x0000_t202" style="position:absolute;margin-left:103.15pt;margin-top:247.25pt;width:88pt;height:.05pt;z-index:251695104;visibility:visible;mso-wrap-style:square;mso-width-percent:0;mso-wrap-distance-left:9pt;mso-wrap-distance-top:0;mso-wrap-distance-right:9pt;mso-wrap-distance-bottom:0;mso-position-horizontal:absolute;mso-position-horizontal-relative:text;mso-position-vertical:absolute;mso-position-vertical-relative:text;mso-width-percent:0;mso-width-relative:margin;v-text-anchor:top" o:gfxdata="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" stroked="f">
+                <v:shadow on="t" color="black" opacity="26214f" origin="-.5,-.5" offset=".74836mm,.74836mm"/>
+                <v:textbox style="mso-fit-shape-to-text:t" inset="2mm,0,2mm,0">
+                  <w:txbxContent>
+                    <w:p>
+                      <w:pPr>
+                        <w:pStyle w:val="Beskrivning"/>
+                        <w:rPr>
+                          <w:rFonts w:cs="FreeSerif"/>
+                          <w:sz w:val="20"/>
+                          <w:szCs w:val="20"/>
+                        </w:rPr>
+                      </w:pPr>
+                      <w:r>
+                        <w:rPr>
+                          <w:sz w:val="20"/>
+                          <w:szCs w:val="20"/>
+                        </w:rPr>
+                        <w:t>Figur 9 - Startsida</w:t>
+                      </w:r>
+                    </w:p>
+                  </w:txbxContent>
+                </v:textbox>
+                <w10:wrap type="square"/>
+              </v:shape>
+            </w:pict>
+          </mc:Fallback>
+        </mc:AlternateContent>
+      </w:r>
+      <w:r>
+        <w:drawing>
+          <wp:anchor distT="0" distB="0" distL="114300" distR="114300" simplePos="0" relativeHeight="251702272" behindDoc="0" locked="0" layoutInCell="1" allowOverlap="1" wp14:anchorId="3E94E00E" wp14:editId="0CE9033D">
+            <wp:simplePos x="0" y="0"/>
+            <wp:positionH relativeFrom="margin">
+              <wp:align>right</wp:align>
+            </wp:positionH>
+            <wp:positionV relativeFrom="paragraph">
+              <wp:posOffset>3353962</wp:posOffset>
+            </wp:positionV>
+            <wp:extent cx="1980565" cy="1774825"/>
+            <wp:effectExtent l="38100" t="38100" r="95885" b="92075"/>
+            <wp:wrapSquare wrapText="bothSides"/>
+            <wp:docPr id="1648525029" name="Bildobjekt 1"/>
+            <wp:cNvGraphicFramePr>
+              <a:graphicFrameLocks xmlns:a="http://schemas.openxmlformats.org/drawingml/2006/main" noChangeAspect="1"/>
+            </wp:cNvGraphicFramePr>
+            <a:graphic xmlns:a="http://schemas.openxmlformats.org/drawingml/2006/main">
+              <a:graphicData uri="http://schemas.openxmlformats.org/drawingml/2006/picture">
+                <pic:pic xmlns:pic="http://schemas.openxmlformats.org/drawingml/2006/picture">
+                  <pic:nvPicPr>
+                    <pic:cNvPr id="1648525029" name=""/>
+                    <pic:cNvPicPr/>
+                  </pic:nvPicPr>
+                  <pic:blipFill>
+                    <a:blip r:embed="rId24" cstate="print">
+                      <a:extLst>
+                        <a:ext uri="{28A0092B-C50C-407E-A947-70E740481C1C}">
+                          <a14:useLocalDpi xmlns:a14="http://schemas.microsoft.com/office/drawing/2010/main" val="0"/>
+                        </a:ext>
+                      </a:extLst>
+                    </a:blip>
+                    <a:stretch>
+                      <a:fillRect/>
+                    </a:stretch>
+                  </pic:blipFill>
+                  <pic:spPr>
+                    <a:xfrm>
+                      <a:off x="0" y="0"/>
+                      <a:ext cx="1980565" cy="1774825"/>
+                    </a:xfrm>
+                    <a:prstGeom prst="rect">
+                      <a:avLst/>
+                    </a:prstGeom>
+                    <a:effectLst>
+                      <a:outerShdw blurRad="50800" dist="38100" dir="2700000" algn="tl" rotWithShape="0">
+                        <a:prstClr val="black">
+                          <a:alpha val="40000"/>
+                        </a:prstClr>
+                      </a:outerShdw>
+                    </a:effectLst>
+                  </pic:spPr>
+                </pic:pic>
+              </a:graphicData>
+            </a:graphic>
+            <wp14:sizeRelH relativeFrom="page">
+              <wp14:pctWidth>0</wp14:pctWidth>
+            </wp14:sizeRelH>
+            <wp14:sizeRelV relativeFrom="page">
+              <wp14:pctHeight>0</wp14:pctHeight>
+            </wp14:sizeRelV>
+          </wp:anchor>
+        </w:drawing>
+      </w:r>
+      <w:r>
+        <w:rPr>
+          <w:noProof/>
+        </w:rPr>
+        <w:drawing>
+          <wp:anchor distT="0" distB="0" distL="114300" distR="114300" simplePos="0" relativeHeight="251692032" behindDoc="0" locked="0" layoutInCell="1" allowOverlap="1" wp14:anchorId="0E7AC159" wp14:editId="1920B596">
+            <wp:simplePos x="0" y="0"/>
+            <wp:positionH relativeFrom="margin">
+              <wp:posOffset>899</wp:posOffset>
+            </wp:positionH>
+            <wp:positionV relativeFrom="paragraph">
+              <wp:posOffset>3783330</wp:posOffset>
+            </wp:positionV>
+            <wp:extent cx="1474470" cy="1360170"/>
+            <wp:effectExtent l="38100" t="38100" r="87630" b="87630"/>
+            <wp:wrapSquare wrapText="bothSides"/>
+            <wp:docPr id="1651133304" name="Bildobjekt 1"/>
+            <wp:cNvGraphicFramePr>
+              <a:graphicFrameLocks xmlns:a="http://schemas.openxmlformats.org/drawingml/2006/main" noChangeAspect="1"/>
+            </wp:cNvGraphicFramePr>
+            <a:graphic xmlns:a="http://schemas.openxmlformats.org/drawingml/2006/main">
+              <a:graphicData uri="http://schemas.openxmlformats.org/drawingml/2006/picture">
+                <pic:pic xmlns:pic="http://schemas.openxmlformats.org/drawingml/2006/picture">
+                  <pic:nvPicPr>
+                    <pic:cNvPr id="1651133304" name=""/>
+                    <pic:cNvPicPr/>
+                  </pic:nvPicPr>
+                  <pic:blipFill>
+                    <a:blip r:embed="rId25" cstate="print">
+                      <a:extLst>
+                        <a:ext uri="{28A0092B-C50C-407E-A947-70E740481C1C}">
+                          <a14:useLocalDpi xmlns:a14="http://schemas.microsoft.com/office/drawing/2010/main" val="0"/>
+                        </a:ext>
+                      </a:extLst>
+                    </a:blip>
+                    <a:stretch>
+                      <a:fillRect/>
+                    </a:stretch>
+                  </pic:blipFill>
+                  <pic:spPr>
+                    <a:xfrm>
+                      <a:off x="0" y="0"/>
+                      <a:ext cx="1474470" cy="1360170"/>
+                    </a:xfrm>
+                    <a:prstGeom prst="rect">
+                      <a:avLst/>
+                    </a:prstGeom>
+                    <a:ln w="25400">
+                      <a:noFill/>
+                    </a:ln>
+                    <a:effectLst>
+                      <a:outerShdw blurRad="50800" dist="38100" dir="2700000" algn="tl" rotWithShape="0">
+                        <a:prstClr val="black">
+                          <a:alpha val="40000"/>
+                        </a:prstClr>
+                      </a:outerShdw>
+                    </a:effectLst>
+                  </pic:spPr>
+                </pic:pic>
+              </a:graphicData>
+            </a:graphic>
+            <wp14:sizeRelH relativeFrom="page">
+              <wp14:pctWidth>0</wp14:pctWidth>
+            </wp14:sizeRelH>
+            <wp14:sizeRelV relativeFrom="page">
+              <wp14:pctHeight>0</wp14:pctHeight>
+            </wp14:sizeRelV>
+          </wp:anchor>
+        </w:drawing>
+      </w:r>
+    </w:p>
+    <w:p>
+      <w:pPr>
+        <w:pStyle w:val="Textbody"/>
+        <w:jc w:val="left"/>
+      </w:pPr>
+      <w:r>
+        <w:rPr>
+          <w:noProof/>
+        </w:rPr>
+        <mc:AlternateContent>
+          <mc:Choice Requires="wps">
+            <w:drawing>
+              <wp:anchor distT="0" distB="0" distL="114300" distR="114300" simplePos="0" relativeHeight="251703296" behindDoc="0" locked="0" layoutInCell="1" allowOverlap="1" wp14:anchorId="09C6A452" wp14:editId="1FFCFEAD">
+                <wp:simplePos x="0" y="0"/>
+                <wp:positionH relativeFrom="column">
+                  <wp:posOffset>1854200</wp:posOffset>
+                </wp:positionH>
+                <wp:positionV relativeFrom="paragraph">
+                  <wp:posOffset>447040</wp:posOffset>
+                </wp:positionV>
+                <wp:extent cx="1617980" cy="635"/>
+                <wp:effectExtent l="38100" t="38100" r="96520" b="99060"/>
+                <wp:wrapSquare wrapText="bothSides"/>
+                <wp:docPr id="1952889244" name="Textruta 1"/>
+                <wp:cNvGraphicFramePr/>
+                <a:graphic xmlns:a="http://schemas.openxmlformats.org/drawingml/2006/main">
+                  <a:graphicData uri="http://schemas.microsoft.com/office/word/2010/wordprocessingShape">
+                    <wps:wsp>
+                      <wps:cNvSpPr txBox="1"/>
+                      <wps:spPr>
+                        <a:xfrm>
+                          <a:off x="0" y="0"/>
+                          <a:ext cx="1617980" cy="635"/>
+                        </a:xfrm>
+                        <a:prstGeom prst="rect">
+                          <a:avLst/>
+                        </a:prstGeom>
+                        <a:solidFill>
+                          <a:prstClr val="white"/>
+                        </a:solidFill>
+                        <a:ln>
+                          <a:noFill/>
+                        </a:ln>
+                        <a:effectLst>
+                          <a:outerShdw blurRad="50800" dist="38100" dir="2700000" algn="tl" rotWithShape="0">
+                            <a:prstClr val="black">
+                              <a:alpha val="40000"/>
+                            </a:prstClr>
+                          </a:outerShdw>
+                        </a:effectLst>
+                      </wps:spPr>
+                      <wps:txbx>
+                        <w:txbxContent>
+                          <w:p>
+                            <w:pPr>
+                              <w:pStyle w:val="Beskrivning"/>
+                              <w:rPr>
+                                <w:rFonts w:cs="FreeSerif"/>
+                                <w:sz w:val="20"/>
+                                <w:szCs w:val="20"/>
+                              </w:rPr>
+                            </w:pPr>
+                            <w:r>
+                              <w:rPr>
+                                <w:sz w:val="20"/>
+                                <w:szCs w:val="20"/>
+                              </w:rPr>
+                              <w:t>Figur 12 – M</w:t>
+                            </w:r>
+                            <w:r>
+                              <w:rPr>
+                                <w:sz w:val="20"/>
+                                <w:szCs w:val="20"/>
+                              </w:rPr>
+                              <w:t>ellanstor skärm</w:t>
+                            </w:r>
+                          </w:p>
+                        </w:txbxContent>
+                      </wps:txbx>
+                      <wps:bodyPr rot="0" spcFirstLastPara="0" vertOverflow="overflow" horzOverflow="overflow" vert="horz" wrap="square" lIns="72000" tIns="0" rIns="72000" bIns="0" numCol="1" spcCol="0" rtlCol="0" fromWordArt="0" anchor="t" anchorCtr="0" forceAA="0" compatLnSpc="1">
+                        <a:prstTxWarp prst="textNoShape">
+                          <a:avLst/>
+                        </a:prstTxWarp>
+                        <a:spAutoFit/>
+                      </wps:bodyPr>
+                    </wps:wsp>
+                  </a:graphicData>
+                </a:graphic>
+                <wp14:sizeRelH relativeFrom="margin">
+                  <wp14:pctWidth>0</wp14:pctWidth>
+                </wp14:sizeRelH>
+              </wp:anchor>
+            </w:drawing>
+          </mc:Choice>
+          <mc:Fallback>
+            <w:pict>
+              <v:shape w14:anchorId="09C6A452" id="_x0000_s1035" type="#_x0000_t202" style="position:absolute;margin-left:146pt;margin-top:35.2pt;width:127.4pt;height:.05pt;z-index:251703296;visibility:visible;mso-wrap-style:square;mso-width-percent:0;mso-wrap-distance-left:9pt;mso-wrap-distance-top:0;mso-wrap-distance-right:9pt;mso-wrap-distance-bottom:0;mso-position-horizontal:absolute;mso-position-horizontal-relative:text;mso-position-vertical:absolute;mso-position-vertical-relative:text;mso-width-percent:0;mso-width-relative:margin;v-text-anchor:top" o:gfxdata="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" stroked="f">
+                <v:shadow on="t" color="black" opacity="26214f" origin="-.5,-.5" offset=".74836mm,.74836mm"/>
+                <v:textbox style="mso-fit-shape-to-text:t" inset="2mm,0,2mm,0">
+                  <w:txbxContent>
+                    <w:p>
+                      <w:pPr>
+                        <w:pStyle w:val="Beskrivning"/>
+                        <w:rPr>
+                          <w:rFonts w:cs="FreeSerif"/>
+                          <w:sz w:val="20"/>
+                          <w:szCs w:val="20"/>
+                        </w:rPr>
+                      </w:pPr>
+                      <w:r>
+                        <w:rPr>
+                          <w:sz w:val="20"/>
+                          <w:szCs w:val="20"/>
+                        </w:rPr>
+                        <w:t>Figur 12 – M</w:t>
+                      </w:r>
+                      <w:r>
+                        <w:rPr>
+                          <w:sz w:val="20"/>
+                          <w:szCs w:val="20"/>
+                        </w:rPr>
+                        <w:t>ellanstor skärm</w:t>
+                      </w:r>
+                    </w:p>
+                  </w:txbxContent>
+                </v:textbox>
+                <w10:wrap type="square"/>
+              </v:shape>
+            </w:pict>
+          </mc:Fallback>
+        </mc:AlternateContent>
+      </w:r>
+    </w:p>
+    <w:p>
+      <w:pPr>
+        <w:pStyle w:val="Textbody"/>
+        <w:jc w:val="left"/>
+      </w:pPr>
+      <w:r>
+        <w:rPr>
+          <w:noProof/>
+        </w:rPr>
+        <mc:AlternateContent>
+          <mc:Choice Requires="wps">
+            <w:drawing>
+              <wp:anchor distT="0" distB="0" distL="114300" distR="114300" simplePos="0" relativeHeight="251697152" behindDoc="0" locked="0" layoutInCell="1" allowOverlap="1" wp14:anchorId="6DD5FFA6" wp14:editId="5CA64CB5">
+                <wp:simplePos x="0" y="0"/>
+                <wp:positionH relativeFrom="column">
+                  <wp:posOffset>1295664</wp:posOffset>
+                </wp:positionH>
+                <wp:positionV relativeFrom="paragraph">
+                  <wp:posOffset>845185</wp:posOffset>
+                </wp:positionV>
+                <wp:extent cx="1388745" cy="635"/>
+                <wp:effectExtent l="38100" t="38100" r="97155" b="99060"/>
+                <wp:wrapSquare wrapText="bothSides"/>
+                <wp:docPr id="672441000" name="Textruta 1"/>
+                <wp:cNvGraphicFramePr/>
+                <a:graphic xmlns:a="http://schemas.openxmlformats.org/drawingml/2006/main">
+                  <a:graphicData uri="http://schemas.microsoft.com/office/word/2010/wordprocessingShape">
+                    <wps:wsp>
+                      <wps:cNvSpPr txBox="1"/>
+                      <wps:spPr>
+                        <a:xfrm>
+                          <a:off x="0" y="0"/>
+                          <a:ext cx="1388745" cy="635"/>
+                        </a:xfrm>
+                        <a:prstGeom prst="rect">
+                          <a:avLst/>
+                        </a:prstGeom>
+                        <a:solidFill>
+                          <a:prstClr val="white"/>
+                        </a:solidFill>
+                        <a:ln>
+                          <a:noFill/>
+                        </a:ln>
+                        <a:effectLst>
+                          <a:outerShdw blurRad="50800" dist="38100" dir="2700000" algn="tl" rotWithShape="0">
+                            <a:prstClr val="black">
+                              <a:alpha val="40000"/>
+                            </a:prstClr>
+                          </a:outerShdw>
+                        </a:effectLst>
+                      </wps:spPr>
+                      <wps:txbx>
+                        <w:txbxContent>
+                          <w:p>
+                            <w:pPr>
+                              <w:pStyle w:val="Beskrivning"/>
+                              <w:rPr>
+                                <w:rFonts w:cs="FreeSerif"/>
+                                <w:sz w:val="20"/>
+                                <w:szCs w:val="20"/>
+                              </w:rPr>
+                            </w:pPr>
+                            <w:r>
+                              <w:rPr>
+                                <w:sz w:val="20"/>
+                                <w:szCs w:val="20"/>
+                              </w:rPr>
+                              <w:t xml:space="preserve">Figur 10 – </w:t>
+                            </w:r>
+                            <w:r>
+                              <w:rPr>
+                                <w:sz w:val="20"/>
+                                <w:szCs w:val="20"/>
+                                <w14:textOutline w14:w="9525" w14:cap="rnd" w14:cmpd="sng" w14:algn="ctr">
+                                  <w14:noFill/>
+                                  <w14:prstDash w14:val="solid"/>
+                                  <w14:bevel/>
+                                </w14:textOutline>
+                              </w:rPr>
+                              <w:t>Utfälld</w:t>
+                            </w:r>
+                            <w:r>
+                              <w:rPr>
+                                <w:sz w:val="20"/>
+                                <w:szCs w:val="20"/>
+                              </w:rPr>
+                              <w:t xml:space="preserve"> meny</w:t>
+                            </w:r>
+                          </w:p>
+                        </w:txbxContent>
+                      </wps:txbx>
+                      <wps:bodyPr rot="0" spcFirstLastPara="0" vertOverflow="overflow" horzOverflow="overflow" vert="horz" wrap="square" lIns="72000" tIns="0" rIns="0" bIns="0" numCol="1" spcCol="0" rtlCol="0" fromWordArt="0" anchor="t" anchorCtr="0" forceAA="0" compatLnSpc="1">
+                        <a:prstTxWarp prst="textNoShape">
+                          <a:avLst/>
+                        </a:prstTxWarp>
+                        <a:spAutoFit/>
+                      </wps:bodyPr>
+                    </wps:wsp>
+                  </a:graphicData>
+                </a:graphic>
+                <wp14:sizeRelH relativeFrom="margin">
+                  <wp14:pctWidth>0</wp14:pctWidth>
+                </wp14:sizeRelH>
+              </wp:anchor>
+            </w:drawing>
+          </mc:Choice>
+          <mc:Fallback>
+            <w:pict>
+              <v:shape w14:anchorId="6DD5FFA6" id="_x0000_s1036" type="#_x0000_t202" style="position:absolute;margin-left:102pt;margin-top:66.55pt;width:109.35pt;height:.05pt;z-index:251697152;visibility:visible;mso-wrap-style:square;mso-width-percent:0;mso-wrap-distance-left:9pt;mso-wrap-distance-top:0;mso-wrap-distance-right:9pt;mso-wrap-distance-bottom:0;mso-position-horizontal:absolute;mso-position-horizontal-relative:text;mso-position-vertical:absolute;mso-position-vertical-relative:text;mso-width-percent:0;mso-width-relative:margin;v-text-anchor:top" o:gfxdata="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" stroked="f">
+                <v:shadow on="t" color="black" opacity="26214f" origin="-.5,-.5" offset=".74836mm,.74836mm"/>
+                <v:textbox style="mso-fit-shape-to-text:t" inset="2mm,0,0,0">
+                  <w:txbxContent>
+                    <w:p>
+                      <w:pPr>
+                        <w:pStyle w:val="Beskrivning"/>
+                        <w:rPr>
+                          <w:rFonts w:cs="FreeSerif"/>
+                          <w:sz w:val="20"/>
+                          <w:szCs w:val="20"/>
+                        </w:rPr>
+                      </w:pPr>
+                      <w:r>
+                        <w:rPr>
+                          <w:sz w:val="20"/>
+                          <w:szCs w:val="20"/>
+                        </w:rPr>
+                        <w:t xml:space="preserve">Figur 10 – </w:t>
+                      </w:r>
+                      <w:r>
+                        <w:rPr>
+                          <w:sz w:val="20"/>
+                          <w:szCs w:val="20"/>
+                          <w14:textOutline w14:w="9525" w14:cap="rnd" w14:cmpd="sng" w14:algn="ctr">
+                            <w14:noFill/>
+                            <w14:prstDash w14:val="solid"/>
+                            <w14:bevel/>
+                          </w14:textOutline>
+                        </w:rPr>
+                        <w:t>Utfälld</w:t>
+                      </w:r>
+                      <w:r>
+                        <w:rPr>
+                          <w:sz w:val="20"/>
+                          <w:szCs w:val="20"/>
+                        </w:rPr>
+                        <w:t xml:space="preserve"> meny</w:t>
+                      </w:r>
+                    </w:p>
+                  </w:txbxContent>
+                </v:textbox>
+                <w10:wrap type="square"/>
+              </v:shape>
+            </w:pict>
+          </mc:Fallback>
+        </mc:AlternateContent>
+      </w:r>
+    </w:p>
+    <w:p>
+      <w:pPr>
+        <w:pStyle w:val="Textbody"/>
+        <w:jc w:val="left"/>
+      </w:pPr>
+      <w:r>
+        <w:rPr>
+          <w:noProof/>
+        </w:rPr>
+        <w:lastRenderedPageBreak/>
+        <mc:AlternateContent>
+          <mc:Choice Requires="wps">
+            <w:drawing>
+              <wp:anchor distT="0" distB="0" distL="114300" distR="114300" simplePos="0" relativeHeight="251706368" behindDoc="0" locked="0" layoutInCell="1" allowOverlap="1" wp14:anchorId="1C72B428" wp14:editId="46770AB5">
+                <wp:simplePos x="0" y="0"/>
+                <wp:positionH relativeFrom="column">
+                  <wp:posOffset>2762250</wp:posOffset>
+                </wp:positionH>
+                <wp:positionV relativeFrom="paragraph">
+                  <wp:posOffset>3282950</wp:posOffset>
+                </wp:positionV>
+                <wp:extent cx="2035810" cy="635"/>
+                <wp:effectExtent l="0" t="0" r="0" b="0"/>
+                <wp:wrapSquare wrapText="bothSides"/>
+                <wp:docPr id="138498911" name="Textruta 1"/>
+                <wp:cNvGraphicFramePr/>
+                <a:graphic xmlns:a="http://schemas.openxmlformats.org/drawingml/2006/main">
+                  <a:graphicData uri="http://schemas.microsoft.com/office/word/2010/wordprocessingShape">
+                    <wps:wsp>
+                      <wps:cNvSpPr txBox="1"/>
+                      <wps:spPr>
+                        <a:xfrm>
+                          <a:off x="0" y="0"/>
+                          <a:ext cx="2035810" cy="635"/>
+                        </a:xfrm>
+                        <a:prstGeom prst="rect">
+                          <a:avLst/>
+                        </a:prstGeom>
+                        <a:solidFill>
+                          <a:prstClr val="white"/>
+                        </a:solidFill>
+                        <a:ln>
+                          <a:noFill/>
+                        </a:ln>
+                      </wps:spPr>
+                      <wps:txbx>
+                        <w:txbxContent>
+                          <w:p>
+                            <w:pPr>
+                              <w:pStyle w:val="Beskrivning"/>
+                              <w:rPr>
+                                <w:rFonts w:cs="FreeSerif"/>
+                                <w:noProof/>
+                                <w:sz w:val="20"/>
+                                <w:szCs w:val="20"/>
+                              </w:rPr>
+                            </w:pPr>
+                            <w:r>
+                              <w:rPr>
+                                <w:sz w:val="20"/>
+                                <w:szCs w:val="20"/>
+                              </w:rPr>
+                              <w:t xml:space="preserve">Figur </w:t>
+                            </w:r>
+                            <w:r>
+                              <w:rPr>
+                                <w:sz w:val="20"/>
+                                <w:szCs w:val="20"/>
+                              </w:rPr>
+                              <w:t>13 – Om oss</w:t>
+                            </w:r>
+                          </w:p>
+                        </w:txbxContent>
+                      </wps:txbx>
+                      <wps:bodyPr rot="0" spcFirstLastPara="0" vertOverflow="overflow" horzOverflow="overflow" vert="horz" wrap="square" lIns="0" tIns="0" rIns="0" bIns="0" numCol="1" spcCol="0" rtlCol="0" fromWordArt="0" anchor="t" anchorCtr="0" forceAA="0" compatLnSpc="1">
+                        <a:prstTxWarp prst="textNoShape">
+                          <a:avLst/>
+                        </a:prstTxWarp>
+                        <a:spAutoFit/>
+                      </wps:bodyPr>
+                    </wps:wsp>
+                  </a:graphicData>
+                </a:graphic>
+              </wp:anchor>
+            </w:drawing>
+          </mc:Choice>
+          <mc:Fallback>
+            <w:pict>
+              <v:shape w14:anchorId="1C72B428" id="_x0000_s1037" type="#_x0000_t202" style="position:absolute;margin-left:217.5pt;margin-top:258.5pt;width:160.3pt;height:.05pt;z-index:251706368;visibility:visible;mso-wrap-style:square;mso-wrap-distance-left:9pt;mso-wrap-distance-top:0;mso-wrap-distance-right:9pt;mso-wrap-distance-bottom:0;mso-position-horizontal:absolute;mso-position-horizontal-relative:text;mso-position-vertical:absolute;mso-position-vertical-relative:text;v-text-anchor:top" o:gfxdata="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" stroked="f">
+                <v:textbox style="mso-fit-shape-to-text:t" inset="0,0,0,0">
+                  <w:txbxContent>
+                    <w:p>
+                      <w:pPr>
+                        <w:pStyle w:val="Beskrivning"/>
+                        <w:rPr>
+                          <w:rFonts w:cs="FreeSerif"/>
+                          <w:noProof/>
+                          <w:sz w:val="20"/>
+                          <w:szCs w:val="20"/>
+                        </w:rPr>
+                      </w:pPr>
+                      <w:r>
+                        <w:rPr>
+                          <w:sz w:val="20"/>
+                          <w:szCs w:val="20"/>
+                        </w:rPr>
+                        <w:t xml:space="preserve">Figur </w:t>
+                      </w:r>
+                      <w:r>
+                        <w:rPr>
+                          <w:sz w:val="20"/>
+                          <w:szCs w:val="20"/>
+                        </w:rPr>
+                        <w:t>13 – Om oss</w:t>
+                      </w:r>
+                    </w:p>
+                  </w:txbxContent>
+                </v:textbox>
+                <w10:wrap type="square"/>
+              </v:shape>
+            </w:pict>
+          </mc:Fallback>
+        </mc:AlternateContent>
+      </w:r>
+      <w:r>
+        <w:rPr>
+          <w:noProof/>
+        </w:rPr>
+        <w:drawing>
+          <wp:anchor distT="0" distB="0" distL="114300" distR="114300" simplePos="0" relativeHeight="251704320" behindDoc="0" locked="0" layoutInCell="1" allowOverlap="1" wp14:anchorId="35068207" wp14:editId="60B23F88">
+            <wp:simplePos x="0" y="0"/>
+            <wp:positionH relativeFrom="margin">
+              <wp:align>right</wp:align>
+            </wp:positionH>
+            <wp:positionV relativeFrom="paragraph">
+              <wp:posOffset>11430</wp:posOffset>
+            </wp:positionV>
+            <wp:extent cx="2035810" cy="3187700"/>
+            <wp:effectExtent l="38100" t="38100" r="97790" b="88900"/>
+            <wp:wrapSquare wrapText="bothSides"/>
+            <wp:docPr id="1199342529" name="Bildobjekt 11"/>
+            <wp:cNvGraphicFramePr>
+              <a:graphicFrameLocks xmlns:a="http://schemas.openxmlformats.org/drawingml/2006/main" noChangeAspect="1"/>
+            </wp:cNvGraphicFramePr>
+            <a:graphic xmlns:a="http://schemas.openxmlformats.org/drawingml/2006/main">
+              <a:graphicData uri="http://schemas.openxmlformats.org/drawingml/2006/picture">
+                <pic:pic xmlns:pic="http://schemas.openxmlformats.org/drawingml/2006/picture">
+                  <pic:nvPicPr>
+                    <pic:cNvPr id="0" name="Picture 1"/>
+                    <pic:cNvPicPr>
+                      <a:picLocks noChangeAspect="1" noChangeArrowheads="1"/>
+                    </pic:cNvPicPr>
+                  </pic:nvPicPr>
+                  <pic:blipFill>
+                    <a:blip r:embed="rId26" cstate="print">
+                      <a:extLst>
+                        <a:ext uri="{28A0092B-C50C-407E-A947-70E740481C1C}">
+                          <a14:useLocalDpi xmlns:a14="http://schemas.microsoft.com/office/drawing/2010/main" val="0"/>
+                        </a:ext>
+                      </a:extLst>
+                    </a:blip>
+                    <a:srcRect/>
+                    <a:stretch>
+                      <a:fillRect/>
+                    </a:stretch>
+                  </pic:blipFill>
+                  <pic:spPr bwMode="auto">
+                    <a:xfrm>
+                      <a:off x="0" y="0"/>
+                      <a:ext cx="2035810" cy="3187700"/>
+                    </a:xfrm>
+                    <a:prstGeom prst="rect">
+                      <a:avLst/>
+                    </a:prstGeom>
+                    <a:noFill/>
+                    <a:ln>
+                      <a:noFill/>
+                    </a:ln>
+                    <a:effectLst>
+                      <a:outerShdw blurRad="50800" dist="38100" dir="2700000" algn="tl" rotWithShape="0">
+                        <a:prstClr val="black">
+                          <a:alpha val="40000"/>
+                        </a:prstClr>
+                      </a:outerShdw>
+                    </a:effectLst>
+                  </pic:spPr>
+                </pic:pic>
+              </a:graphicData>
+            </a:graphic>
+            <wp14:sizeRelH relativeFrom="page">
+              <wp14:pctWidth>0</wp14:pctWidth>
+            </wp14:sizeRelH>
+            <wp14:sizeRelV relativeFrom="page">
+              <wp14:pctHeight>0</wp14:pctHeight>
+            </wp14:sizeRelV>
+          </wp:anchor>
+        </w:drawing>
+      </w:r>
+      <w:r>
+        <w:t>På sidan ”Om oss” ligger innehållet i en kolumn på små skärmar men på stor skärm ligger innehållet i två kolumner så att det bildar rutor</w:t>
+      </w:r>
+      <w:r>
+        <w:t>, se figur 13</w:t>
+      </w:r>
+      <w:r>
+        <w:t>.</w:t>
+      </w:r>
+    </w:p>
+    <w:p>
+      <w:pPr>
+        <w:pStyle w:val="Textbody"/>
+        <w:jc w:val="left"/>
+      </w:pPr>
+      <w:r>
+        <w:t>Sortiment-sidan visar först två kategorier: ”Matbröd” och ”Fikabröd”. När man klickar på en kategori så visas artiklarna i den valda kategorin</w:t>
+      </w:r>
+      <w:r>
+        <w:t>, se figur 14</w:t>
+      </w:r>
+      <w:r>
+        <w:t>.</w:t>
+      </w:r>
+    </w:p>
+    <w:p>
+      <w:pPr>
+        <w:pStyle w:val="Textbody"/>
+        <w:jc w:val="left"/>
+      </w:pPr>
+      <w:r>
+        <w:t xml:space="preserve">På kontakt-sidan finns ett kontaktformulär som </w:t>
+      </w:r>
+      <w:r>
+        <w:t>visar felmeddelanden om inte alla fält är ifyllda, se figur 15. Det visas också ett meddelande om att formuläret är skickat om fälten är ifyllda när skicka knappen klickas, se figur 16.</w:t>
+      </w:r>
+    </w:p>
+    <w:p>
+      <w:pPr>
+        <w:pStyle w:val="Textbody"/>
+        <w:jc w:val="left"/>
+      </w:pPr>
+      <w:r>
+        <w:rPr>
+          <w:noProof/>
+        </w:rPr>
+        <mc:AlternateContent>
+          <mc:Choice Requires="wps">
+            <w:drawing>
+              <wp:anchor distT="0" distB="0" distL="114300" distR="114300" simplePos="0" relativeHeight="251714560" behindDoc="0" locked="0" layoutInCell="1" allowOverlap="1" wp14:anchorId="0F82DEF6" wp14:editId="2E0CFF42">
+                <wp:simplePos x="0" y="0"/>
+                <wp:positionH relativeFrom="margin">
+                  <wp:posOffset>0</wp:posOffset>
+                </wp:positionH>
+                <wp:positionV relativeFrom="paragraph">
+                  <wp:posOffset>2646416</wp:posOffset>
+                </wp:positionV>
+                <wp:extent cx="2466975" cy="635"/>
+                <wp:effectExtent l="0" t="0" r="9525" b="3810"/>
+                <wp:wrapNone/>
+                <wp:docPr id="2064974601" name="Textruta 1"/>
+                <wp:cNvGraphicFramePr/>
+                <a:graphic xmlns:a="http://schemas.openxmlformats.org/drawingml/2006/main">
+                  <a:graphicData uri="http://schemas.microsoft.com/office/word/2010/wordprocessingShape">
+                    <wps:wsp>
+                      <wps:cNvSpPr txBox="1"/>
+                      <wps:spPr>
+                        <a:xfrm>
+                          <a:off x="0" y="0"/>
+                          <a:ext cx="2466975" cy="635"/>
+                        </a:xfrm>
+                        <a:prstGeom prst="rect">
+                          <a:avLst/>
+                        </a:prstGeom>
+                        <a:solidFill>
+                          <a:prstClr val="white"/>
+                        </a:solidFill>
+                        <a:ln>
+                          <a:noFill/>
+                        </a:ln>
+                      </wps:spPr>
+                      <wps:txbx>
+                        <w:txbxContent>
+                          <w:p>
+                            <w:pPr>
+                              <w:pStyle w:val="Beskrivning"/>
+                              <w:rPr>
+                                <w:rFonts w:cs="FreeSerif"/>
+                                <w:sz w:val="20"/>
+                                <w:szCs w:val="20"/>
+                              </w:rPr>
+                            </w:pPr>
+                            <w:r>
+                              <w:rPr>
+                                <w:sz w:val="20"/>
+                                <w:szCs w:val="20"/>
+                              </w:rPr>
+                              <w:t xml:space="preserve">Figur </w:t>
+                            </w:r>
+                            <w:r>
+                              <w:rPr>
+                                <w:sz w:val="20"/>
+                                <w:szCs w:val="20"/>
+                              </w:rPr>
+                              <w:t>15 – Felmeddelanden i kontaktformulär</w:t>
                             </w:r>
                           </w:p>
                         </w:txbxContent>
@@ -4476,41 +6623,55 @@
           </mc:Choice>
           <mc:Fallback>
             <w:pict>
-              <v:shape w14:anchorId="108853E9" id="_x0000_s1030" type="#_x0000_t202" style="position:absolute;left:0;text-align:left;margin-left:254.1pt;margin-top:148.6pt;width:107pt;height:.05pt;z-index:251673600;visibility:visible;mso-wrap-style:square;mso-width-percent:0;mso-wrap-distance-left:9pt;mso-wrap-distance-top:0;mso-wrap-distance-right:9pt;mso-wrap-distance-bottom:0;mso-position-horizontal:absolute;mso-position-horizontal-relative:margin;mso-position-vertical:absolute;mso-position-vertical-relative:text;mso-width-percent:0;mso-width-relative:margin;v-text-anchor:top" o:gfxdata="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" stroked="f">
+              <v:shape w14:anchorId="0F82DEF6" id="_x0000_s1038" type="#_x0000_t202" style="position:absolute;margin-left:0;margin-top:208.4pt;width:194.25pt;height:.05pt;z-index:251714560;visibility:visible;mso-wrap-style:square;mso-width-percent:0;mso-wrap-distance-left:9pt;mso-wrap-distance-top:0;mso-wrap-distance-right:9pt;mso-wrap-distance-bottom:0;mso-position-horizontal:absolute;mso-position-horizontal-relative:margin;mso-position-vertical:absolute;mso-position-vertical-relative:text;mso-width-percent:0;mso-width-relative:margin;v-text-anchor:top" o:gfxdata="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" stroked="f">
                 <v:textbox style="mso-fit-shape-to-text:t" inset="0,0,0,0">
                   <w:txbxContent>
                     <w:p>
                       <w:pPr>
                         <w:pStyle w:val="Beskrivning"/>
+                        <w:rPr>
+                          <w:rFonts w:cs="FreeSerif"/>
+                          <w:sz w:val="20"/>
+                          <w:szCs w:val="20"/>
+                        </w:rPr>
                       </w:pPr>
                       <w:r>
-                        <w:t>Figur 7 – CSS hero</w:t>
+                        <w:rPr>
+                          <w:sz w:val="20"/>
+                          <w:szCs w:val="20"/>
+                        </w:rPr>
+                        <w:t xml:space="preserve">Figur </w:t>
+                      </w:r>
+                      <w:r>
+                        <w:rPr>
+                          <w:sz w:val="20"/>
+                          <w:szCs w:val="20"/>
+                        </w:rPr>
+                        <w:t>15 – Felmeddelanden i kontaktformulär</w:t>
                       </w:r>
                     </w:p>
                   </w:txbxContent>
                 </v:textbox>
-                <w10:wrap type="square" anchorx="margin"/>
+                <w10:wrap anchorx="margin"/>
               </v:shape>
             </w:pict>
           </mc:Fallback>
         </mc:AlternateContent>
       </w:r>
       <w:r>
-        <w:rPr>
-          <w:noProof/>
-        </w:rPr>
-        <w:t xml:space="preserve"> </w:t>
-      </w:r>
-      <w:r>
-        <w:rPr>
-          <w:i w:val="0"/>
-          <w:iCs w:val="0"/>
-        </w:rPr>
         <w:drawing>
-          <wp:inline distT="0" distB="0" distL="0" distR="0" wp14:anchorId="4934D481" wp14:editId="7A46DC44">
-            <wp:extent cx="3019905" cy="2247900"/>
-            <wp:effectExtent l="0" t="0" r="9525" b="0"/>
-            <wp:docPr id="336630028" name="Bildobjekt 1"/>
+          <wp:anchor distT="0" distB="0" distL="114300" distR="114300" simplePos="0" relativeHeight="251711488" behindDoc="0" locked="0" layoutInCell="1" allowOverlap="1" wp14:anchorId="0B4E8973" wp14:editId="447BE9AD">
+            <wp:simplePos x="0" y="0"/>
+            <wp:positionH relativeFrom="margin">
+              <wp:align>right</wp:align>
+            </wp:positionH>
+            <wp:positionV relativeFrom="paragraph">
+              <wp:posOffset>859634</wp:posOffset>
+            </wp:positionV>
+            <wp:extent cx="2028190" cy="2672715"/>
+            <wp:effectExtent l="38100" t="38100" r="86360" b="89535"/>
+            <wp:wrapNone/>
+            <wp:docPr id="814629402" name="Bildobjekt 1"/>
             <wp:cNvGraphicFramePr>
               <a:graphicFrameLocks xmlns:a="http://schemas.openxmlformats.org/drawingml/2006/main" noChangeAspect="1"/>
             </wp:cNvGraphicFramePr>
@@ -4518,78 +6679,11 @@
               <a:graphicData uri="http://schemas.openxmlformats.org/drawingml/2006/picture">
                 <pic:pic xmlns:pic="http://schemas.openxmlformats.org/drawingml/2006/picture">
                   <pic:nvPicPr>
-                    <pic:cNvPr id="336630028" name=""/>
+                    <pic:cNvPr id="814629402" name=""/>
                     <pic:cNvPicPr/>
                   </pic:nvPicPr>
                   <pic:blipFill>
-                    <a:blip r:embed="rId20"/>
-                    <a:stretch>
-                      <a:fillRect/>
-                    </a:stretch>
-                  </pic:blipFill>
-                  <pic:spPr>
-                    <a:xfrm>
-                      <a:off x="0" y="0"/>
-                      <a:ext cx="3028859" cy="2254565"/>
-                    </a:xfrm>
-                    <a:prstGeom prst="rect">
-                      <a:avLst/>
-                    </a:prstGeom>
-                  </pic:spPr>
-                </pic:pic>
-              </a:graphicData>
-            </a:graphic>
-          </wp:inline>
-        </w:drawing>
-      </w:r>
-    </w:p>
-    <w:p>
-      <w:pPr>
-        <w:pStyle w:val="Beskrivning"/>
-        <w:rPr>
-          <w:i w:val="0"/>
-          <w:iCs w:val="0"/>
-        </w:rPr>
-      </w:pPr>
-    </w:p>
-    <w:p>
-      <w:pPr>
-        <w:pStyle w:val="Beskrivning"/>
-        <w:rPr>
-          <w:i w:val="0"/>
-          <w:iCs w:val="0"/>
-        </w:rPr>
-      </w:pPr>
-      <w:r>
-        <w:rPr>
-          <w:i w:val="0"/>
-          <w:iCs w:val="0"/>
-        </w:rPr>
-        <w:drawing>
-          <wp:anchor distT="0" distB="0" distL="114300" distR="114300" simplePos="0" relativeHeight="251677696" behindDoc="0" locked="0" layoutInCell="1" allowOverlap="1" wp14:anchorId="4D292562" wp14:editId="2A7A874B">
-            <wp:simplePos x="0" y="0"/>
-            <wp:positionH relativeFrom="margin">
-              <wp:posOffset>1872615</wp:posOffset>
-            </wp:positionH>
-            <wp:positionV relativeFrom="paragraph">
-              <wp:posOffset>3264535</wp:posOffset>
-            </wp:positionV>
-            <wp:extent cx="3036319" cy="1123950"/>
-            <wp:effectExtent l="0" t="0" r="0" b="0"/>
-            <wp:wrapSquare wrapText="bothSides"/>
-            <wp:docPr id="270342551" name="Bildobjekt 1"/>
-            <wp:cNvGraphicFramePr>
-              <a:graphicFrameLocks xmlns:a="http://schemas.openxmlformats.org/drawingml/2006/main" noChangeAspect="1"/>
-            </wp:cNvGraphicFramePr>
-            <a:graphic xmlns:a="http://schemas.openxmlformats.org/drawingml/2006/main">
-              <a:graphicData uri="http://schemas.openxmlformats.org/drawingml/2006/picture">
-                <pic:pic xmlns:pic="http://schemas.openxmlformats.org/drawingml/2006/picture">
-                  <pic:nvPicPr>
-                    <pic:cNvPr id="270342551" name=""/>
-                    <pic:cNvPicPr/>
-                  </pic:nvPicPr>
-                  <pic:blipFill>
-                    <a:blip r:embed="rId21" cstate="print">
+                    <a:blip r:embed="rId27" cstate="print">
                       <a:extLst>
                         <a:ext uri="{28A0092B-C50C-407E-A947-70E740481C1C}">
                           <a14:useLocalDpi xmlns:a14="http://schemas.microsoft.com/office/drawing/2010/main" val="0"/>
@@ -4603,11 +6697,18 @@
                   <pic:spPr>
                     <a:xfrm>
                       <a:off x="0" y="0"/>
-                      <a:ext cx="3036319" cy="1123950"/>
+                      <a:ext cx="2028190" cy="2672715"/>
                     </a:xfrm>
                     <a:prstGeom prst="rect">
                       <a:avLst/>
                     </a:prstGeom>
+                    <a:effectLst>
+                      <a:outerShdw blurRad="50800" dist="38100" dir="2700000" algn="tl" rotWithShape="0">
+                        <a:prstClr val="black">
+                          <a:alpha val="40000"/>
+                        </a:prstClr>
+                      </a:outerShdw>
+                    </a:effectLst>
                   </pic:spPr>
                 </pic:pic>
               </a:graphicData>
@@ -4622,23 +6723,11 @@
         </w:drawing>
       </w:r>
       <w:r>
-        <w:rPr>
-          <w:i w:val="0"/>
-          <w:iCs w:val="0"/>
-        </w:rPr>
         <w:drawing>
-          <wp:anchor distT="0" distB="0" distL="114300" distR="114300" simplePos="0" relativeHeight="251676672" behindDoc="0" locked="0" layoutInCell="1" allowOverlap="1" wp14:anchorId="2ED530C4" wp14:editId="6A980270">
-            <wp:simplePos x="0" y="0"/>
-            <wp:positionH relativeFrom="margin">
-              <wp:posOffset>0</wp:posOffset>
-            </wp:positionH>
-            <wp:positionV relativeFrom="paragraph">
-              <wp:posOffset>2038985</wp:posOffset>
-            </wp:positionV>
-            <wp:extent cx="1797592" cy="2355850"/>
-            <wp:effectExtent l="0" t="0" r="0" b="6350"/>
-            <wp:wrapSquare wrapText="bothSides"/>
-            <wp:docPr id="723668489" name="Bildobjekt 1"/>
+          <wp:inline distT="0" distB="0" distL="0" distR="0" wp14:anchorId="39847EFD" wp14:editId="2C7ACBCC">
+            <wp:extent cx="2013585" cy="2506345"/>
+            <wp:effectExtent l="38100" t="38100" r="100965" b="103505"/>
+            <wp:docPr id="1565163276" name="Bildobjekt 1"/>
             <wp:cNvGraphicFramePr>
               <a:graphicFrameLocks xmlns:a="http://schemas.openxmlformats.org/drawingml/2006/main" noChangeAspect="1"/>
             </wp:cNvGraphicFramePr>
@@ -4646,11 +6735,11 @@
               <a:graphicData uri="http://schemas.openxmlformats.org/drawingml/2006/picture">
                 <pic:pic xmlns:pic="http://schemas.openxmlformats.org/drawingml/2006/picture">
                   <pic:nvPicPr>
-                    <pic:cNvPr id="723668489" name=""/>
+                    <pic:cNvPr id="1565163276" name=""/>
                     <pic:cNvPicPr/>
                   </pic:nvPicPr>
                   <pic:blipFill>
-                    <a:blip r:embed="rId22" cstate="print">
+                    <a:blip r:embed="rId28">
                       <a:extLst>
                         <a:ext uri="{28A0092B-C50C-407E-A947-70E740481C1C}">
                           <a14:useLocalDpi xmlns:a14="http://schemas.microsoft.com/office/drawing/2010/main" val="0"/>
@@ -4664,167 +6753,56 @@
                   <pic:spPr>
                     <a:xfrm>
                       <a:off x="0" y="0"/>
-                      <a:ext cx="1797592" cy="2355850"/>
+                      <a:ext cx="2013585" cy="2506345"/>
                     </a:xfrm>
                     <a:prstGeom prst="rect">
                       <a:avLst/>
                     </a:prstGeom>
+                    <a:effectLst>
+                      <a:outerShdw blurRad="50800" dist="38100" dir="2700000" algn="tl" rotWithShape="0">
+                        <a:prstClr val="black">
+                          <a:alpha val="40000"/>
+                        </a:prstClr>
+                      </a:outerShdw>
+                    </a:effectLst>
                   </pic:spPr>
                 </pic:pic>
               </a:graphicData>
             </a:graphic>
-            <wp14:sizeRelH relativeFrom="page">
-              <wp14:pctWidth>0</wp14:pctWidth>
-            </wp14:sizeRelH>
-            <wp14:sizeRelV relativeFrom="page">
-              <wp14:pctHeight>0</wp14:pctHeight>
-            </wp14:sizeRelV>
-          </wp:anchor>
+          </wp:inline>
         </w:drawing>
       </w:r>
-      <w:r>
-        <w:rPr>
-          <w:i w:val="0"/>
-          <w:iCs w:val="0"/>
-        </w:rPr>
-        <w:drawing>
-          <wp:anchor distT="0" distB="0" distL="114300" distR="114300" simplePos="0" relativeHeight="251675648" behindDoc="0" locked="0" layoutInCell="1" allowOverlap="1" wp14:anchorId="3EF4331A" wp14:editId="65759312">
-            <wp:simplePos x="0" y="0"/>
-            <wp:positionH relativeFrom="column">
-              <wp:posOffset>1874520</wp:posOffset>
-            </wp:positionH>
-            <wp:positionV relativeFrom="paragraph">
-              <wp:posOffset>2038985</wp:posOffset>
-            </wp:positionV>
-            <wp:extent cx="3042173" cy="1225550"/>
-            <wp:effectExtent l="0" t="0" r="6350" b="0"/>
-            <wp:wrapSquare wrapText="bothSides"/>
-            <wp:docPr id="1898436384" name="Bildobjekt 1"/>
-            <wp:cNvGraphicFramePr>
-              <a:graphicFrameLocks xmlns:a="http://schemas.openxmlformats.org/drawingml/2006/main" noChangeAspect="1"/>
-            </wp:cNvGraphicFramePr>
-            <a:graphic xmlns:a="http://schemas.openxmlformats.org/drawingml/2006/main">
-              <a:graphicData uri="http://schemas.openxmlformats.org/drawingml/2006/picture">
-                <pic:pic xmlns:pic="http://schemas.openxmlformats.org/drawingml/2006/picture">
-                  <pic:nvPicPr>
-                    <pic:cNvPr id="1898436384" name=""/>
-                    <pic:cNvPicPr/>
-                  </pic:nvPicPr>
-                  <pic:blipFill>
-                    <a:blip r:embed="rId23" cstate="print">
-                      <a:extLst>
-                        <a:ext uri="{28A0092B-C50C-407E-A947-70E740481C1C}">
-                          <a14:useLocalDpi xmlns:a14="http://schemas.microsoft.com/office/drawing/2010/main" val="0"/>
-                        </a:ext>
-                      </a:extLst>
-                    </a:blip>
-                    <a:stretch>
-                      <a:fillRect/>
-                    </a:stretch>
-                  </pic:blipFill>
-                  <pic:spPr>
-                    <a:xfrm>
-                      <a:off x="0" y="0"/>
-                      <a:ext cx="3042173" cy="1225550"/>
-                    </a:xfrm>
-                    <a:prstGeom prst="rect">
-                      <a:avLst/>
-                    </a:prstGeom>
-                  </pic:spPr>
-                </pic:pic>
-              </a:graphicData>
-            </a:graphic>
-            <wp14:sizeRelH relativeFrom="page">
-              <wp14:pctWidth>0</wp14:pctWidth>
-            </wp14:sizeRelH>
-            <wp14:sizeRelV relativeFrom="page">
-              <wp14:pctHeight>0</wp14:pctHeight>
-            </wp14:sizeRelV>
-          </wp:anchor>
-        </w:drawing>
-      </w:r>
-      <w:r>
-        <w:rPr>
-          <w:i w:val="0"/>
-          <w:iCs w:val="0"/>
-        </w:rPr>
-        <w:t>Sektionen sortiment på startsidan ligger också på en genomskinlig bakgrund så det löste jag lika som på hero-sektionen. Sedan ville jag att sortiment-sektionen skulle ändra utseende två gånger när skärmen blev större. Det löste jag genom att lägga två tomma element, ett före och ett efter. Med en media query på minsta skärmstorlek 750 px</w:t>
-      </w:r>
-      <w:r>
-        <w:rPr>
-          <w:i w:val="0"/>
-          <w:iCs w:val="0"/>
-        </w:rPr>
-        <w:t xml:space="preserve">, lade jag till innehåll i det första tomma elementet och med </w:t>
-      </w:r>
-      <w:r>
-        <w:rPr>
-          <w:i w:val="0"/>
-          <w:iCs w:val="0"/>
-        </w:rPr>
-        <w:t>f</w:t>
-      </w:r>
-      <w:r>
-        <w:rPr>
-          <w:i w:val="0"/>
-          <w:iCs w:val="0"/>
-        </w:rPr>
-        <w:t xml:space="preserve">lexbox gjorde detta att jag fick två element bredvid varandra. Sortiment-sektionen till höger och en bild till vänster. Sedan lade jag till en till media query vid minsta skärmstorlek 1000 px och där läggs också innehåll i det andra tomma elementet till och resultatet blev tre element bredvid varandra. Sortiment-sektionen i mitten och en bild på varje sida. </w:t>
-      </w:r>
-    </w:p>
-    <w:p>
-      <w:pPr>
-        <w:pStyle w:val="Beskrivning"/>
-        <w:rPr>
-          <w:i w:val="0"/>
-          <w:iCs w:val="0"/>
-        </w:rPr>
-      </w:pPr>
-    </w:p>
-    <w:p>
-      <w:pPr>
-        <w:pStyle w:val="Beskrivning"/>
-        <w:rPr>
-          <w:i w:val="0"/>
-          <w:iCs w:val="0"/>
-        </w:rPr>
-      </w:pPr>
-      <w:r>
-        <w:rPr>
-          <w:i w:val="0"/>
-          <w:iCs w:val="0"/>
-        </w:rPr>
-        <w:t>Sidfoten är också den positionerad med flexbox eftersom jag vill rada upp elementen horisontellt.</w:t>
-      </w:r>
-    </w:p>
-    <w:p>
-      <w:pPr>
-        <w:pStyle w:val="Beskrivning"/>
-        <w:rPr>
-          <w:i w:val="0"/>
-          <w:iCs w:val="0"/>
-        </w:rPr>
+    </w:p>
+    <w:p>
+      <w:pPr>
+        <w:pStyle w:val="Textbody"/>
+        <w:jc w:val="left"/>
+      </w:pPr>
+    </w:p>
+    <w:p>
+      <w:pPr>
+        <w:pStyle w:val="Textbody"/>
+        <w:jc w:val="left"/>
       </w:pPr>
       <w:r>
         <w:rPr>
           <w:noProof/>
         </w:rPr>
-        <w:lastRenderedPageBreak/>
         <mc:AlternateContent>
           <mc:Choice Requires="wps">
             <w:drawing>
-              <wp:anchor distT="0" distB="0" distL="114300" distR="114300" simplePos="0" relativeHeight="251680768" behindDoc="0" locked="0" layoutInCell="1" allowOverlap="1" wp14:anchorId="75D06CE4" wp14:editId="21839DFD">
+              <wp:anchor distT="0" distB="0" distL="114300" distR="114300" simplePos="0" relativeHeight="251717632" behindDoc="0" locked="0" layoutInCell="1" allowOverlap="1" wp14:anchorId="1AFEA059" wp14:editId="3CACAE8D">
                 <wp:simplePos x="0" y="0"/>
                 <wp:positionH relativeFrom="column">
-                  <wp:posOffset>3011170</wp:posOffset>
+                  <wp:posOffset>2219061</wp:posOffset>
                 </wp:positionH>
                 <wp:positionV relativeFrom="paragraph">
-                  <wp:posOffset>1785620</wp:posOffset>
+                  <wp:posOffset>2080895</wp:posOffset>
                 </wp:positionV>
-                <wp:extent cx="1825625" cy="635"/>
-                <wp:effectExtent l="0" t="0" r="0" b="0"/>
-                <wp:wrapSquare wrapText="bothSides"/>
-                <wp:docPr id="392538705" name="Textruta 1"/>
+                <wp:extent cx="2286000" cy="635"/>
+                <wp:effectExtent l="0" t="0" r="0" b="3810"/>
+                <wp:wrapNone/>
+                <wp:docPr id="1718213065" name="Textruta 1"/>
                 <wp:cNvGraphicFramePr/>
                 <a:graphic xmlns:a="http://schemas.openxmlformats.org/drawingml/2006/main">
                   <a:graphicData uri="http://schemas.microsoft.com/office/word/2010/wordprocessingShape">
@@ -4833,7 +6811,7 @@
                       <wps:spPr>
                         <a:xfrm>
                           <a:off x="0" y="0"/>
-                          <a:ext cx="1825625" cy="635"/>
+                          <a:ext cx="2286000" cy="635"/>
                         </a:xfrm>
                         <a:prstGeom prst="rect">
                           <a:avLst/>
@@ -4850,9 +6828,25 @@
                           <w:p>
                             <w:pPr>
                               <w:pStyle w:val="Beskrivning"/>
+                              <w:rPr>
+                                <w:rFonts w:cs="FreeSerif"/>
+                                <w:sz w:val="20"/>
+                                <w:szCs w:val="20"/>
+                              </w:rPr>
                             </w:pPr>
                             <w:r>
-                              <w:t>Figur 11</w:t>
+                              <w:rPr>
+                                <w:sz w:val="20"/>
+                                <w:szCs w:val="20"/>
+                              </w:rPr>
+                              <w:t xml:space="preserve">Figur </w:t>
+                            </w:r>
+                            <w:r>
+                              <w:rPr>
+                                <w:sz w:val="20"/>
+                                <w:szCs w:val="20"/>
+                              </w:rPr>
+                              <w:t>16 – Meddelande vid skickat formulär</w:t>
                             </w:r>
                           </w:p>
                         </w:txbxContent>
@@ -4866,25 +6860,43 @@
                     </wps:wsp>
                   </a:graphicData>
                 </a:graphic>
+                <wp14:sizeRelH relativeFrom="margin">
+                  <wp14:pctWidth>0</wp14:pctWidth>
+                </wp14:sizeRelH>
               </wp:anchor>
             </w:drawing>
           </mc:Choice>
           <mc:Fallback>
             <w:pict>
-              <v:shape w14:anchorId="75D06CE4" id="_x0000_s1031" type="#_x0000_t202" style="position:absolute;left:0;text-align:left;margin-left:237.1pt;margin-top:140.6pt;width:143.75pt;height:.05pt;z-index:251680768;visibility:visible;mso-wrap-style:square;mso-wrap-distance-left:9pt;mso-wrap-distance-top:0;mso-wrap-distance-right:9pt;mso-wrap-distance-bottom:0;mso-position-horizontal:absolute;mso-position-horizontal-relative:text;mso-position-vertical:absolute;mso-position-vertical-relative:text;v-text-anchor:top" o:gfxdata="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" stroked="f">
+              <v:shape w14:anchorId="1AFEA059" id="_x0000_s1039" type="#_x0000_t202" style="position:absolute;margin-left:174.75pt;margin-top:163.85pt;width:180pt;height:.05pt;z-index:251717632;visibility:visible;mso-wrap-style:square;mso-width-percent:0;mso-wrap-distance-left:9pt;mso-wrap-distance-top:0;mso-wrap-distance-right:9pt;mso-wrap-distance-bottom:0;mso-position-horizontal:absolute;mso-position-horizontal-relative:text;mso-position-vertical:absolute;mso-position-vertical-relative:text;mso-width-percent:0;mso-width-relative:margin;v-text-anchor:top" o:gfxdata="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" stroked="f">
                 <v:textbox style="mso-fit-shape-to-text:t" inset="0,0,0,0">
                   <w:txbxContent>
                     <w:p>
                       <w:pPr>
                         <w:pStyle w:val="Beskrivning"/>
+                        <w:rPr>
+                          <w:rFonts w:cs="FreeSerif"/>
+                          <w:sz w:val="20"/>
+                          <w:szCs w:val="20"/>
+                        </w:rPr>
                       </w:pPr>
                       <w:r>
-                        <w:t>Figur 11</w:t>
+                        <w:rPr>
+                          <w:sz w:val="20"/>
+                          <w:szCs w:val="20"/>
+                        </w:rPr>
+                        <w:t xml:space="preserve">Figur </w:t>
+                      </w:r>
+                      <w:r>
+                        <w:rPr>
+                          <w:sz w:val="20"/>
+                          <w:szCs w:val="20"/>
+                        </w:rPr>
+                        <w:t>16 – Meddelande vid skickat formulär</w:t>
                       </w:r>
                     </w:p>
                   </w:txbxContent>
                 </v:textbox>
-                <w10:wrap type="square"/>
               </v:shape>
             </w:pict>
           </mc:Fallback>
@@ -4892,22 +6904,129 @@
       </w:r>
       <w:r>
         <w:rPr>
-          <w:i w:val="0"/>
-          <w:iCs w:val="0"/>
-        </w:rPr>
+          <w:noProof/>
+        </w:rPr>
+        <mc:AlternateContent>
+          <mc:Choice Requires="wps">
+            <w:drawing>
+              <wp:anchor distT="0" distB="0" distL="114300" distR="114300" simplePos="0" relativeHeight="251710464" behindDoc="0" locked="0" layoutInCell="1" allowOverlap="1" wp14:anchorId="0EDDF0FD" wp14:editId="6B81440B">
+                <wp:simplePos x="0" y="0"/>
+                <wp:positionH relativeFrom="margin">
+                  <wp:posOffset>2800350</wp:posOffset>
+                </wp:positionH>
+                <wp:positionV relativeFrom="paragraph">
+                  <wp:posOffset>463921</wp:posOffset>
+                </wp:positionV>
+                <wp:extent cx="2088515" cy="635"/>
+                <wp:effectExtent l="0" t="0" r="6985" b="3810"/>
+                <wp:wrapSquare wrapText="bothSides"/>
+                <wp:docPr id="637257983" name="Textruta 1"/>
+                <wp:cNvGraphicFramePr/>
+                <a:graphic xmlns:a="http://schemas.openxmlformats.org/drawingml/2006/main">
+                  <a:graphicData uri="http://schemas.microsoft.com/office/word/2010/wordprocessingShape">
+                    <wps:wsp>
+                      <wps:cNvSpPr txBox="1"/>
+                      <wps:spPr>
+                        <a:xfrm>
+                          <a:off x="0" y="0"/>
+                          <a:ext cx="2088515" cy="635"/>
+                        </a:xfrm>
+                        <a:prstGeom prst="rect">
+                          <a:avLst/>
+                        </a:prstGeom>
+                        <a:solidFill>
+                          <a:prstClr val="white"/>
+                        </a:solidFill>
+                        <a:ln>
+                          <a:noFill/>
+                        </a:ln>
+                      </wps:spPr>
+                      <wps:txbx>
+                        <w:txbxContent>
+                          <w:p>
+                            <w:pPr>
+                              <w:pStyle w:val="Beskrivning"/>
+                              <w:rPr>
+                                <w:rFonts w:cs="FreeSerif"/>
+                                <w:sz w:val="20"/>
+                                <w:szCs w:val="20"/>
+                              </w:rPr>
+                            </w:pPr>
+                            <w:r>
+                              <w:rPr>
+                                <w:sz w:val="20"/>
+                                <w:szCs w:val="20"/>
+                              </w:rPr>
+                              <w:t xml:space="preserve">Figur </w:t>
+                            </w:r>
+                            <w:r>
+                              <w:rPr>
+                                <w:sz w:val="20"/>
+                                <w:szCs w:val="20"/>
+                              </w:rPr>
+                              <w:t>14 - Sortiment</w:t>
+                            </w:r>
+                          </w:p>
+                        </w:txbxContent>
+                      </wps:txbx>
+                      <wps:bodyPr rot="0" spcFirstLastPara="0" vertOverflow="overflow" horzOverflow="overflow" vert="horz" wrap="square" lIns="0" tIns="0" rIns="0" bIns="0" numCol="1" spcCol="0" rtlCol="0" fromWordArt="0" anchor="t" anchorCtr="0" forceAA="0" compatLnSpc="1">
+                        <a:prstTxWarp prst="textNoShape">
+                          <a:avLst/>
+                        </a:prstTxWarp>
+                        <a:spAutoFit/>
+                      </wps:bodyPr>
+                    </wps:wsp>
+                  </a:graphicData>
+                </a:graphic>
+                <wp14:sizeRelH relativeFrom="margin">
+                  <wp14:pctWidth>0</wp14:pctWidth>
+                </wp14:sizeRelH>
+              </wp:anchor>
+            </w:drawing>
+          </mc:Choice>
+          <mc:Fallback>
+            <w:pict>
+              <v:shape w14:anchorId="0EDDF0FD" id="_x0000_s1040" type="#_x0000_t202" style="position:absolute;margin-left:220.5pt;margin-top:36.55pt;width:164.45pt;height:.05pt;z-index:251710464;visibility:visible;mso-wrap-style:square;mso-width-percent:0;mso-wrap-distance-left:9pt;mso-wrap-distance-top:0;mso-wrap-distance-right:9pt;mso-wrap-distance-bottom:0;mso-position-horizontal:absolute;mso-position-horizontal-relative:margin;mso-position-vertical:absolute;mso-position-vertical-relative:text;mso-width-percent:0;mso-width-relative:margin;v-text-anchor:top" o:gfxdata="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" stroked="f">
+                <v:textbox style="mso-fit-shape-to-text:t" inset="0,0,0,0">
+                  <w:txbxContent>
+                    <w:p>
+                      <w:pPr>
+                        <w:pStyle w:val="Beskrivning"/>
+                        <w:rPr>
+                          <w:rFonts w:cs="FreeSerif"/>
+                          <w:sz w:val="20"/>
+                          <w:szCs w:val="20"/>
+                        </w:rPr>
+                      </w:pPr>
+                      <w:r>
+                        <w:rPr>
+                          <w:sz w:val="20"/>
+                          <w:szCs w:val="20"/>
+                        </w:rPr>
+                        <w:t xml:space="preserve">Figur </w:t>
+                      </w:r>
+                      <w:r>
+                        <w:rPr>
+                          <w:sz w:val="20"/>
+                          <w:szCs w:val="20"/>
+                        </w:rPr>
+                        <w:t>14 - Sortiment</w:t>
+                      </w:r>
+                    </w:p>
+                  </w:txbxContent>
+                </v:textbox>
+                <w10:wrap type="square" anchorx="margin"/>
+              </v:shape>
+            </w:pict>
+          </mc:Fallback>
+        </mc:AlternateContent>
+      </w:r>
+      <w:r>
         <w:drawing>
-          <wp:anchor distT="0" distB="0" distL="114300" distR="114300" simplePos="0" relativeHeight="251678720" behindDoc="0" locked="0" layoutInCell="1" allowOverlap="1" wp14:anchorId="16C32F47" wp14:editId="05FF9DE3">
-            <wp:simplePos x="0" y="0"/>
-            <wp:positionH relativeFrom="margin">
-              <wp:posOffset>3011391</wp:posOffset>
-            </wp:positionH>
-            <wp:positionV relativeFrom="paragraph">
-              <wp:posOffset>138</wp:posOffset>
-            </wp:positionV>
-            <wp:extent cx="1825625" cy="1728470"/>
-            <wp:effectExtent l="0" t="0" r="3175" b="5080"/>
-            <wp:wrapSquare wrapText="bothSides"/>
-            <wp:docPr id="1786514529" name="Bildobjekt 1"/>
+          <wp:inline distT="0" distB="0" distL="0" distR="0" wp14:anchorId="5B794257" wp14:editId="55F2E89C">
+            <wp:extent cx="2013585" cy="2251710"/>
+            <wp:effectExtent l="38100" t="38100" r="100965" b="91440"/>
+            <wp:docPr id="2023296196" name="Bildobjekt 1"/>
             <wp:cNvGraphicFramePr>
               <a:graphicFrameLocks xmlns:a="http://schemas.openxmlformats.org/drawingml/2006/main" noChangeAspect="1"/>
             </wp:cNvGraphicFramePr>
@@ -4915,11 +7034,11 @@
               <a:graphicData uri="http://schemas.openxmlformats.org/drawingml/2006/picture">
                 <pic:pic xmlns:pic="http://schemas.openxmlformats.org/drawingml/2006/picture">
                   <pic:nvPicPr>
-                    <pic:cNvPr id="1786514529" name=""/>
+                    <pic:cNvPr id="2023296196" name=""/>
                     <pic:cNvPicPr/>
                   </pic:nvPicPr>
                   <pic:blipFill>
-                    <a:blip r:embed="rId24">
+                    <a:blip r:embed="rId29">
                       <a:extLst>
                         <a:ext uri="{28A0092B-C50C-407E-A947-70E740481C1C}">
                           <a14:useLocalDpi xmlns:a14="http://schemas.microsoft.com/office/drawing/2010/main" val="0"/>
@@ -4933,314 +7052,34 @@
                   <pic:spPr>
                     <a:xfrm>
                       <a:off x="0" y="0"/>
-                      <a:ext cx="1825625" cy="1728470"/>
+                      <a:ext cx="2013585" cy="2251710"/>
                     </a:xfrm>
                     <a:prstGeom prst="rect">
                       <a:avLst/>
                     </a:prstGeom>
+                    <a:effectLst>
+                      <a:outerShdw blurRad="50800" dist="38100" dir="2700000" algn="tl" rotWithShape="0">
+                        <a:prstClr val="black">
+                          <a:alpha val="40000"/>
+                        </a:prstClr>
+                      </a:outerShdw>
+                    </a:effectLst>
                   </pic:spPr>
                 </pic:pic>
               </a:graphicData>
             </a:graphic>
-            <wp14:sizeRelH relativeFrom="page">
-              <wp14:pctWidth>0</wp14:pctWidth>
-            </wp14:sizeRelH>
-            <wp14:sizeRelV relativeFrom="page">
-              <wp14:pctHeight>0</wp14:pctHeight>
-            </wp14:sizeRelV>
-          </wp:anchor>
+          </wp:inline>
         </w:drawing>
       </w:r>
-      <w:r>
-        <w:rPr>
-          <w:i w:val="0"/>
-          <w:iCs w:val="0"/>
-        </w:rPr>
-        <w:t xml:space="preserve">På sidan ”Om oss” </w:t>
-      </w:r>
-      <w:r>
-        <w:rPr>
-          <w:i w:val="0"/>
-          <w:iCs w:val="0"/>
-        </w:rPr>
-        <w:t>valde jag att använda CSS Grid för att placera text och bild i både rader och kolumner. Först i mobilstorlek ligger elementen i en kolumn</w:t>
-      </w:r>
-      <w:r>
-        <w:rPr>
-          <w:i w:val="0"/>
-          <w:iCs w:val="0"/>
-        </w:rPr>
-        <w:t>:</w:t>
-      </w:r>
-      <w:r>
-        <w:rPr>
-          <w:i w:val="0"/>
-          <w:iCs w:val="0"/>
-        </w:rPr>
-        <w:t xml:space="preserve"> bild 1, text 1, bild 2 och text 2. Sedan använder jag media query för att ändra till två kolumner vid större skärmbredd. Men jag positionerar också elementen efter grid</w:t>
-      </w:r>
-      <w:r>
-        <w:rPr>
-          <w:i w:val="0"/>
-          <w:iCs w:val="0"/>
-        </w:rPr>
-        <w:t>-</w:t>
-      </w:r>
-      <w:r>
-        <w:rPr>
-          <w:i w:val="0"/>
-          <w:iCs w:val="0"/>
-        </w:rPr>
-        <w:t>linjer</w:t>
-      </w:r>
-      <w:r>
-        <w:rPr>
-          <w:i w:val="0"/>
-          <w:iCs w:val="0"/>
-        </w:rPr>
-        <w:t>na för att flytta bild två till höger och text två till vänster.</w:t>
-      </w:r>
-      <w:r>
-        <w:rPr>
-          <w:i w:val="0"/>
-          <w:iCs w:val="0"/>
-        </w:rPr>
-        <w:t xml:space="preserve"> Denna lösning kom jag på i ett senare skede. Först hade jag lagt till en extra bild som låg nedanför i HTML-koden och därför naturligt placerades till höger. Sedan visade/döljde jag bilderna i en media query.</w:t>
-      </w:r>
-    </w:p>
-    <w:p>
-      <w:pPr>
-        <w:pStyle w:val="Beskrivning"/>
-        <w:rPr>
-          <w:i w:val="0"/>
-          <w:iCs w:val="0"/>
-        </w:rPr>
-      </w:pPr>
-    </w:p>
-    <w:p>
-      <w:pPr>
-        <w:pStyle w:val="Beskrivning"/>
-        <w:rPr>
-          <w:i w:val="0"/>
-          <w:iCs w:val="0"/>
-        </w:rPr>
-      </w:pPr>
-      <w:hyperlink r:id="rId25" w:history="1">
-        <w:r>
-          <w:rPr>
-            <w:rStyle w:val="Hyperlnk"/>
-            <w:i w:val="0"/>
-            <w:iCs w:val="0"/>
-          </w:rPr>
-          <w:t>https://developer.mozilla.org/en-US/docs/Web/CSS/Guides/Grid_layout/Basic_concepts</w:t>
-        </w:r>
-      </w:hyperlink>
-    </w:p>
-    <w:p>
-      <w:pPr>
-        <w:pStyle w:val="Beskrivning"/>
-        <w:rPr>
-          <w:i w:val="0"/>
-          <w:iCs w:val="0"/>
-        </w:rPr>
-      </w:pPr>
-    </w:p>
-    <w:p>
-      <w:pPr>
-        <w:pStyle w:val="Beskrivning"/>
-        <w:rPr>
-          <w:i w:val="0"/>
-          <w:iCs w:val="0"/>
-        </w:rPr>
-      </w:pPr>
-      <w:r>
-        <w:rPr>
-          <w:i w:val="0"/>
-          <w:iCs w:val="0"/>
-        </w:rPr>
-        <w:t>Även på sortiment-sidan har jag använt CSS Grid för att positionera elementen. Här har jag gjort en grid med sex kolumner och använder ”span” för att specificera hur breda de olika elementen ska vara.</w:t>
-      </w:r>
     </w:p>
     <w:p>
       <w:pPr>
         <w:pStyle w:val="Rubrik2"/>
       </w:pPr>
       <w:r>
-        <w:t>JavaScript</w:t>
-      </w:r>
-    </w:p>
-    <w:p>
-      <w:pPr>
-        <w:pStyle w:val="Beskrivning"/>
-        <w:rPr>
-          <w:i w:val="0"/>
-          <w:iCs w:val="0"/>
-        </w:rPr>
-      </w:pPr>
-      <w:r>
-        <w:rPr>
-          <w:i w:val="0"/>
-          <w:iCs w:val="0"/>
-        </w:rPr>
-        <w:t>Hamburgermenyn som syns på liten skärm får sin funktionalitet genom JavaScript.</w:t>
-      </w:r>
-      <w:r>
-        <w:rPr>
-          <w:i w:val="0"/>
-          <w:iCs w:val="0"/>
-        </w:rPr>
-        <w:t xml:space="preserve"> Jag har tagit hjälp av den instruktionsfilm för hamburgermeny som finns i kursmaterialet av Rama Bito. Jag använder </w:t>
-      </w:r>
-      <w:r>
-        <w:rPr>
-          <w:i w:val="0"/>
-          <w:iCs w:val="0"/>
-        </w:rPr>
-        <w:t xml:space="preserve">en händelselyssnare som vid klick på hamburgerikonen kör en funktion som använder metoden toggle() för att växla mellan att lägga till eller ta bort klassen ”open” på menyn. På så vis syns menyn när man klickat på ikonen och döljs igen om man klickar igen. </w:t>
-      </w:r>
-    </w:p>
-    <w:p>
-      <w:pPr>
-        <w:pStyle w:val="Beskrivning"/>
-        <w:rPr>
-          <w:i w:val="0"/>
-          <w:iCs w:val="0"/>
-        </w:rPr>
-      </w:pPr>
-      <w:r>
-        <w:rPr>
-          <w:i w:val="0"/>
-          <w:iCs w:val="0"/>
-        </w:rPr>
-        <w:t xml:space="preserve">Nästa sida där det finns JavaScript är på sortimentsidan. </w:t>
-      </w:r>
-      <w:r>
-        <w:rPr>
-          <w:i w:val="0"/>
-          <w:iCs w:val="0"/>
-        </w:rPr>
-        <w:t xml:space="preserve">Detta skript ligger i en egen js-fil för att hålla koden separerad och lättläst. </w:t>
-      </w:r>
-      <w:r>
-        <w:rPr>
-          <w:i w:val="0"/>
-          <w:iCs w:val="0"/>
-        </w:rPr>
-        <w:t>Här har jag valt att lägga artiklarna i två olika json-filer</w:t>
-      </w:r>
-      <w:r>
-        <w:rPr>
-          <w:i w:val="0"/>
-          <w:iCs w:val="0"/>
-        </w:rPr>
-        <w:t>, en för varje kategori,</w:t>
-      </w:r>
-      <w:r>
-        <w:rPr>
-          <w:i w:val="0"/>
-          <w:iCs w:val="0"/>
-        </w:rPr>
-        <w:t xml:space="preserve"> och sedan använda JavaScript för att hämta in datan från filerna i asynkron</w:t>
-      </w:r>
-      <w:r>
-        <w:rPr>
-          <w:i w:val="0"/>
-          <w:iCs w:val="0"/>
-        </w:rPr>
-        <w:t>a</w:t>
-      </w:r>
-      <w:r>
-        <w:rPr>
-          <w:i w:val="0"/>
-          <w:iCs w:val="0"/>
-        </w:rPr>
-        <w:t xml:space="preserve"> funktion</w:t>
-      </w:r>
-      <w:r>
-        <w:rPr>
-          <w:i w:val="0"/>
-          <w:iCs w:val="0"/>
-        </w:rPr>
-        <w:t>er</w:t>
-      </w:r>
-      <w:r>
-        <w:rPr>
-          <w:i w:val="0"/>
-          <w:iCs w:val="0"/>
-        </w:rPr>
-        <w:t xml:space="preserve"> där jag använder await fetch. </w:t>
-      </w:r>
-      <w:r>
-        <w:rPr>
-          <w:i w:val="0"/>
-          <w:iCs w:val="0"/>
-        </w:rPr>
-        <w:t>Funktionen körs när användaren klickar på någon av bilderna ”Matbröd” eller ”Fikabröd”</w:t>
-      </w:r>
-      <w:r>
-        <w:rPr>
-          <w:i w:val="0"/>
-          <w:iCs w:val="0"/>
-        </w:rPr>
-        <w:t xml:space="preserve"> och skriver ut artiklarna från vald kategori till </w:t>
-      </w:r>
-      <w:r>
-        <w:rPr>
-          <w:i w:val="0"/>
-          <w:iCs w:val="0"/>
-        </w:rPr>
-        <w:t>sidan</w:t>
-      </w:r>
-      <w:r>
-        <w:rPr>
-          <w:i w:val="0"/>
-          <w:iCs w:val="0"/>
-        </w:rPr>
-        <w:t>.</w:t>
-      </w:r>
-    </w:p>
-    <w:p>
-      <w:pPr>
-        <w:pStyle w:val="Beskrivning"/>
-        <w:rPr>
-          <w:i w:val="0"/>
-          <w:iCs w:val="0"/>
-        </w:rPr>
-      </w:pPr>
-      <w:r>
-        <w:rPr>
-          <w:i w:val="0"/>
-          <w:iCs w:val="0"/>
-        </w:rPr>
-        <w:t>Formuläret på kontaktsidan valideras också med JavaScript. Även här ligger detta skript i en egen js-fil.</w:t>
-      </w:r>
-      <w:r>
-        <w:rPr>
-          <w:i w:val="0"/>
-          <w:iCs w:val="0"/>
-        </w:rPr>
-        <w:t xml:space="preserve"> Valideringen sker när skicka knappen klickas genom en händelselyssnare. Formulärfälten kontrolleras genom if-satser som genererar fel ifall fälten är tomma. Felen loggas i en lista (array) som sedan skrivs ut som felmeddelanden på sidan. När alla fält är ifyllda kan formuläret skickas. På denna webbplats har jag inte lagt till funktionalitet för att ta hand om den skickade informationen men ett meddelande skrivs ut på sidan om att meddelandet har skickats.</w:t>
-      </w:r>
-    </w:p>
-    <w:p>
-      <w:pPr>
-        <w:pStyle w:val="Beskrivning"/>
-        <w:jc w:val="left"/>
-        <w:rPr>
-          <w:i w:val="0"/>
-          <w:iCs w:val="0"/>
-        </w:rPr>
-      </w:pPr>
-    </w:p>
-    <w:p>
-      <w:pPr>
-        <w:pStyle w:val="Beskrivning"/>
-        <w:jc w:val="left"/>
-        <w:rPr>
-          <w:i w:val="0"/>
-          <w:iCs w:val="0"/>
-        </w:rPr>
-      </w:pPr>
+        <w:lastRenderedPageBreak/>
+        <w:t>Test</w:t>
+      </w:r>
     </w:p>
     <w:p>
       <w:pPr>
@@ -5257,7 +7096,7 @@
       </w:pPr>
       <w:r>
         <w:lastRenderedPageBreak/>
-        <w:t>Resultat</w:t>
+        <w:t>Slutsatser</w:t>
       </w:r>
     </w:p>
     <w:p>
@@ -5266,7 +7105,7 @@
         <w:jc w:val="left"/>
       </w:pPr>
       <w:r>
-        <w:t>Resultatkapitlet ingår när du har genomfört en systematisk undersökning, t ex en utvärdering av ett datorprogram som du har utvecklat, vilket krävs inom examensarbeten på C- och D-nivå. I resultatkapitlet redovisas objektiva resultat av en empirisk undersökning., t ex en sådan utvärdering som nämns ovan. Tänk på att eventuella kommentarer i detta kapitel endast får vara av förtydligande art. Dina egna synpunkter och subjektiva (personliga) kommentarer hör hemma i kapitlet Slutsatser/Analys/Diskussion.</w:t>
+        <w:t>Efter de objektiva resultaten följer kapitlet Slutsatser/Analys/Diskussion (välj en rubrik), där du presenter dina egna slutsatser, din subjektiva uppfattning, samt kritiskt analyserar resultatens tillförlitlighet och generaliserbarhet.</w:t>
       </w:r>
     </w:p>
     <w:p>
@@ -5275,7 +7114,15 @@
         <w:jc w:val="left"/>
       </w:pPr>
       <w:r>
-        <w:t>Sträva efter att redovisa resultaten, till exempel enkät-, test-, mät-, beräknings- och/eller simuleringsresultat, så överskådligt och lättbegripligt som möjligt. Resultaten presenteras med fördel i diagram- eller tabellform. Redovisning av intervjuer kan bestå av sammanfattningar, eventuellt kompletterade med några konkreta exempel.</w:t>
+        <w:t xml:space="preserve">Om denna del är omfattande kan den indelas i flera kapitel eller under-kapitel, </w:t>
+      </w:r>
+      <w:proofErr w:type="gramStart"/>
+      <w:r>
+        <w:t>t ex</w:t>
+      </w:r>
+      <w:proofErr w:type="gramEnd"/>
+      <w:r>
+        <w:t xml:space="preserve"> ett analys- eller diskussionskapitel med förklaringar till och kritisk granskning av resultaten, ett slutsatskapitel där de viktigaste resultaten och slutsatserna presenteras, samt ett avsnitt med förslag på fortsatt arbete inom området.</w:t>
       </w:r>
     </w:p>
     <w:p>
@@ -5284,19 +7131,7 @@
         <w:jc w:val="left"/>
       </w:pPr>
       <w:r>
-        <w:t>Omfattande resultat, till exempel fullständiga sammanställningar av enkätresultat, stora tabeller och långa matematiska härledningar, placeras med fördel i bilagor.</w:t>
-      </w:r>
-    </w:p>
-    <w:p>
-      <w:pPr>
-        <w:pStyle w:val="Rubrik1"/>
-        <w:rPr>
-          <w:rFonts w:hint="eastAsia"/>
-        </w:rPr>
-      </w:pPr>
-      <w:r>
-        <w:lastRenderedPageBreak/>
-        <w:t>Slutsatser / Analys / Diskussion</w:t>
+        <w:t>Att återknyta till undersökningens syftes- och målformulering hör till det viktigaste i detta kapitel.</w:t>
       </w:r>
     </w:p>
     <w:p>
@@ -5305,7 +7140,7 @@
         <w:jc w:val="left"/>
       </w:pPr>
       <w:r>
-        <w:t>Efter de objektiva resultaten följer kapitlet Slutsatser/Analys/Diskussion (välj en rubrik), där du presenter dina egna slutsatser, din subjektiva uppfattning, samt kritiskt analyserar resultatens tillförlitlighet och generaliserbarhet.</w:t>
+        <w:t>Ge gärna utrymme åt svaren på följande frågor: Vad är projektets nyhetsvärde och viktigaste bidrag till forskningen eller teknikutvecklingen? Har projektets mål uppnåtts? Har uppdraget utförts? Vad är svaret på den inledande problemformuleringen? Har resultatet blivit det väntade? Är slutsatserna generella, eller gäller de bara under vissa förutsättningar? Vilken betydelse har metod- och modellvalet för resultaten? Har nya frågor väckts på grund av resultatet?</w:t>
       </w:r>
     </w:p>
     <w:p>
@@ -5314,7 +7149,7 @@
         <w:jc w:val="left"/>
       </w:pPr>
       <w:r>
-        <w:t>Om denna del är omfattande kan den indelas i flera kapitel eller under-kapitel, t ex ett analys- eller diskussionskapitel med förklaringar till och kritisk granskning av resultaten, ett slutsatskapitel där de viktigaste resultaten och slutsatserna presenteras, samt ett avsnitt med förslag på fortsatt arbete inom området.</w:t>
+        <w:t>Den sista frågan inbjuder till möjligheten att ge förslag till andra, anknytande undersökningar, d.v.s. förslag dels till åtgärder och rekommendationer, dels till fortsatt forskning eller utveckling för den som vill bygga vidare på ditt arbete.</w:t>
       </w:r>
     </w:p>
     <w:p>
@@ -5323,33 +7158,6 @@
         <w:jc w:val="left"/>
       </w:pPr>
       <w:r>
-        <w:t>Att återknyta till undersökningens syftes- och målformulering hör till det viktigaste i detta kapitel.</w:t>
-      </w:r>
-    </w:p>
-    <w:p>
-      <w:pPr>
-        <w:pStyle w:val="Textbody"/>
-        <w:jc w:val="left"/>
-      </w:pPr>
-      <w:r>
-        <w:t>Ge gärna utrymme åt svaren på följande frågor: Vad är projektets nyhetsvärde och viktigaste bidrag till forskningen eller teknikutvecklingen? Har projektets mål uppnåtts? Har uppdraget utförts? Vad är svaret på den inledande problemformuleringen? Har resultatet blivit det väntade? Är slutsatserna generella, eller gäller de bara under vissa förutsättningar? Vilken betydelse har metod- och modellvalet för resultaten? Har nya frågor väckts på grund av resultatet?</w:t>
-      </w:r>
-    </w:p>
-    <w:p>
-      <w:pPr>
-        <w:pStyle w:val="Textbody"/>
-        <w:jc w:val="left"/>
-      </w:pPr>
-      <w:r>
-        <w:t>Den sista frågan inbjuder till möjligheten att ge förslag till andra, anknytande undersökningar, d.v.s. förslag dels till åtgärder och rekommendationer, dels till fortsatt forskning eller utveckling för den som vill bygga vidare på ditt arbete.</w:t>
-      </w:r>
-    </w:p>
-    <w:p>
-      <w:pPr>
-        <w:pStyle w:val="Textbody"/>
-        <w:jc w:val="left"/>
-      </w:pPr>
-      <w:r>
         <w:t>I tekniska rapporter på uppdrag av företag presenterar du här den rekommenderade lösningen på ett problem. Du kan då göra en konsekvensanalys av lösningen ur tekniskt såväl som lekmannaperspektiv, till exempel i fråga om ekonomi, miljö och förändrade arbetsrutiner. Kapitlet innehåller då rekommenderade åtgärder samt förslag på vidare utveckling eller forskning, och utgör således beslutsunderlag för uppdragsgivaren.</w:t>
       </w:r>
     </w:p>
@@ -5373,21 +7181,11 @@
       <w:r>
         <w:t xml:space="preserve">Här följer exempel på hur en källförteckning kan utformas enligt Vancouver-systemet. Den är automatiserad enligt metoden numrerad lista och korsreferenser, som beskrivs i kapitel </w:t>
       </w:r>
-      <w:r>
-        <w:fldChar w:fldCharType="begin"/>
-      </w:r>
-      <w:r>
-        <w:instrText xml:space="preserve"> PAGEREF __RefHeading__1550_1780816771 </w:instrText>
-      </w:r>
-      <w:r>
-        <w:fldChar w:fldCharType="separate"/>
-      </w:r>
-      <w:r>
-        <w:t>2.4</w:t>
-      </w:r>
-      <w:r>
-        <w:fldChar w:fldCharType="end"/>
-      </w:r>
+      <w:fldSimple w:instr=" PAGEREF __RefHeading__1550_1780816771 ">
+        <w:r>
+          <w:t>2.4</w:t>
+        </w:r>
+      </w:fldSimple>
       <w:r>
         <w:t>.</w:t>
       </w:r>
@@ -5399,30 +7197,82 @@
           <w:ilvl w:val="0"/>
           <w:numId w:val="3"/>
         </w:numPr>
-      </w:pPr>
-      <w:bookmarkStart w:id="1" w:name="__RefNumPara__599_1477455428"/>
-      <w:r>
         <w:rPr>
           <w:lang w:val="en-GB"/>
         </w:rPr>
-        <w:t xml:space="preserve">Monash University, ”Citing, Vancouver Style” </w:t>
-      </w:r>
-      <w:hyperlink r:id="rId26" w:history="1">
+      </w:pPr>
+      <w:bookmarkStart w:id="0" w:name="__RefNumPara__1429_1373209633"/>
+      <w:bookmarkStart w:id="1" w:name="_Ref244263460"/>
+      <w:proofErr w:type="spellStart"/>
+      <w:r>
+        <w:rPr>
+          <w:lang w:val="en-GB"/>
+        </w:rPr>
+        <w:t>Radu.link</w:t>
+      </w:r>
+      <w:proofErr w:type="spellEnd"/>
+      <w:proofErr w:type="gramStart"/>
+      <w:r>
+        <w:rPr>
+          <w:lang w:val="en-GB"/>
+        </w:rPr>
+        <w:t>, ”Change</w:t>
+      </w:r>
+      <w:proofErr w:type="gramEnd"/>
+      <w:r>
+        <w:rPr>
+          <w:lang w:val="en-GB"/>
+        </w:rPr>
+        <w:t xml:space="preserve"> Background Image Opacity Without Fading the Content in CSS”,</w:t>
+      </w:r>
+      <w:r>
+        <w:rPr>
+          <w:lang w:val="en-GB"/>
+        </w:rPr>
+        <w:br/>
+      </w:r>
+      <w:hyperlink r:id="rId30" w:history="1">
         <w:r>
           <w:rPr>
+            <w:rStyle w:val="Hyperlnk"/>
             <w:lang w:val="en-GB"/>
           </w:rPr>
-          <w:t>http://www.lib.monash.edu.au/tutorials/citing/vancouver.html</w:t>
+          <w:t>https://radu.link/change-background-image-opacity-css/</w:t>
         </w:r>
       </w:hyperlink>
       <w:r>
         <w:rPr>
           <w:lang w:val="en-GB"/>
         </w:rPr>
-        <w:t xml:space="preserve"> Publicerad 2006-04-13. </w:t>
-      </w:r>
-      <w:r>
-        <w:t>Hämtad 2012-01-25 (Exempel på referens till webbsida)</w:t>
+        <w:br/>
+      </w:r>
+      <w:proofErr w:type="spellStart"/>
+      <w:r>
+        <w:rPr>
+          <w:lang w:val="en-GB"/>
+        </w:rPr>
+        <w:t>Publicerad</w:t>
+      </w:r>
+      <w:proofErr w:type="spellEnd"/>
+      <w:r>
+        <w:rPr>
+          <w:lang w:val="en-GB"/>
+        </w:rPr>
+        <w:t xml:space="preserve"> 2025-07-02. </w:t>
+      </w:r>
+      <w:proofErr w:type="spellStart"/>
+      <w:r>
+        <w:rPr>
+          <w:lang w:val="en-GB"/>
+        </w:rPr>
+        <w:t>Hämtad</w:t>
+      </w:r>
+      <w:proofErr w:type="spellEnd"/>
+      <w:r>
+        <w:rPr>
+          <w:lang w:val="en-GB"/>
+        </w:rPr>
+        <w:t xml:space="preserve"> 2026-10-28.</w:t>
       </w:r>
       <w:bookmarkEnd w:id="1"/>
     </w:p>
@@ -5433,18 +7283,115 @@
           <w:ilvl w:val="0"/>
           <w:numId w:val="3"/>
         </w:numPr>
-      </w:pPr>
-      <w:bookmarkStart w:id="2" w:name="__RefNumPara__1878_1373209633"/>
-      <w:r>
-        <w:t>Svenska Datatermgruppen, ”Information om datatermer”,</w:t>
-      </w:r>
-      <w:r>
-        <w:br/>
-        <w:t xml:space="preserve">http://www.nada.kth.se/dataterm/ </w:t>
-      </w:r>
-      <w:r>
-        <w:br/>
-        <w:t>Publicerad 1998-08-20. Hämtad 2005-04-11. (Exempel på referens till webbsida)</w:t>
+        <w:rPr>
+          <w:lang w:val="en-GB"/>
+        </w:rPr>
+      </w:pPr>
+      <w:bookmarkStart w:id="2" w:name="_Ref244263586"/>
+      <w:proofErr w:type="gramStart"/>
+      <w:r>
+        <w:rPr>
+          <w:lang w:val="en-GB"/>
+        </w:rPr>
+        <w:t>MDN</w:t>
+      </w:r>
+      <w:r>
+        <w:rPr>
+          <w:lang w:val="en-GB"/>
+        </w:rPr>
+        <w:t xml:space="preserve"> ”</w:t>
+      </w:r>
+      <w:proofErr w:type="gramEnd"/>
+      <w:r>
+        <w:rPr>
+          <w:lang w:val="en-GB"/>
+        </w:rPr>
+        <w:t xml:space="preserve"> Basic concepts of grid layout</w:t>
+      </w:r>
+      <w:r>
+        <w:rPr>
+          <w:lang w:val="en-GB"/>
+        </w:rPr>
+        <w:t xml:space="preserve">” </w:t>
+      </w:r>
+      <w:hyperlink r:id="rId31" w:history="1">
+        <w:r>
+          <w:rPr>
+            <w:rStyle w:val="Hyperlnk"/>
+            <w:lang w:val="en-GB"/>
+          </w:rPr>
+          <w:t>https://developer.mozilla.org/en-US/docs/Web/CSS/Guides/Grid_layout/Basic_concepts</w:t>
+        </w:r>
+      </w:hyperlink>
+      <w:r>
+        <w:rPr>
+          <w:lang w:val="en-GB"/>
+        </w:rPr>
+        <w:t xml:space="preserve"> </w:t>
+      </w:r>
+      <w:proofErr w:type="spellStart"/>
+      <w:r>
+        <w:rPr>
+          <w:lang w:val="en-GB"/>
+        </w:rPr>
+        <w:t>Publicerad</w:t>
+      </w:r>
+      <w:proofErr w:type="spellEnd"/>
+      <w:r>
+        <w:rPr>
+          <w:lang w:val="en-GB"/>
+        </w:rPr>
+        <w:t xml:space="preserve"> 20</w:t>
+      </w:r>
+      <w:r>
+        <w:rPr>
+          <w:lang w:val="en-GB"/>
+        </w:rPr>
+        <w:t>26</w:t>
+      </w:r>
+      <w:r>
+        <w:rPr>
+          <w:lang w:val="en-GB"/>
+        </w:rPr>
+        <w:t>-</w:t>
+      </w:r>
+      <w:r>
+        <w:rPr>
+          <w:lang w:val="en-GB"/>
+        </w:rPr>
+        <w:t>08</w:t>
+      </w:r>
+      <w:r>
+        <w:rPr>
+          <w:lang w:val="en-GB"/>
+        </w:rPr>
+        <w:t>-</w:t>
+      </w:r>
+      <w:r>
+        <w:rPr>
+          <w:lang w:val="en-GB"/>
+        </w:rPr>
+        <w:t>27</w:t>
+      </w:r>
+      <w:r>
+        <w:rPr>
+          <w:lang w:val="en-GB"/>
+        </w:rPr>
+        <w:t xml:space="preserve">. </w:t>
+      </w:r>
+      <w:proofErr w:type="spellStart"/>
+      <w:r>
+        <w:rPr>
+          <w:lang w:val="en-GB"/>
+        </w:rPr>
+        <w:t>Hämtad</w:t>
+      </w:r>
+      <w:proofErr w:type="spellEnd"/>
+      <w:r>
+        <w:rPr>
+          <w:lang w:val="en-GB"/>
+        </w:rPr>
+        <w:t xml:space="preserve"> 2026-10-28</w:t>
       </w:r>
       <w:bookmarkEnd w:id="2"/>
     </w:p>
@@ -5455,32 +7402,81 @@
           <w:ilvl w:val="0"/>
           <w:numId w:val="3"/>
         </w:numPr>
-      </w:pPr>
-      <w:bookmarkStart w:id="3" w:name="__RefNumPara__1880_1373209633"/>
-      <w:r>
         <w:rPr>
           <w:lang w:val="en-GB"/>
         </w:rPr>
-        <w:t xml:space="preserve">M. Eriksson, ”Dynamic Single Frequency Networks”, </w:t>
-      </w:r>
-      <w:r>
-        <w:rPr>
-          <w:i/>
-          <w:iCs/>
+      </w:pPr>
+      <w:proofErr w:type="spellStart"/>
+      <w:r>
+        <w:rPr>
           <w:lang w:val="en-GB"/>
         </w:rPr>
-        <w:t>IEEE Journal on Selected Areas in Communications (J-SAC)</w:t>
-      </w:r>
+        <w:t>Radu.link</w:t>
+      </w:r>
+      <w:proofErr w:type="spellEnd"/>
+      <w:proofErr w:type="gramStart"/>
       <w:r>
         <w:rPr>
           <w:lang w:val="en-GB"/>
         </w:rPr>
-        <w:t xml:space="preserve">, vol. 19, nr. 10, 2001, pp. 1905-1914. </w:t>
-      </w:r>
-      <w:r>
-        <w:t>(Exempel på referens till artikel i vetenskaplig tidskrift)</w:t>
-      </w:r>
-      <w:bookmarkEnd w:id="3"/>
+        <w:t>, ”Change</w:t>
+      </w:r>
+      <w:proofErr w:type="gramEnd"/>
+      <w:r>
+        <w:rPr>
+          <w:lang w:val="en-GB"/>
+        </w:rPr>
+        <w:t xml:space="preserve"> Background Image Opacity Without Fading the Content in CSS”,</w:t>
+      </w:r>
+      <w:r>
+        <w:rPr>
+          <w:lang w:val="en-GB"/>
+        </w:rPr>
+        <w:br/>
+      </w:r>
+      <w:hyperlink r:id="rId32" w:history="1">
+        <w:r>
+          <w:rPr>
+            <w:rStyle w:val="Hyperlnk"/>
+            <w:lang w:val="en-GB"/>
+          </w:rPr>
+          <w:t>https://radu.link/change-background-image-opacity-css/</w:t>
+        </w:r>
+      </w:hyperlink>
+      <w:r>
+        <w:rPr>
+          <w:lang w:val="en-GB"/>
+        </w:rPr>
+        <w:br/>
+      </w:r>
+      <w:proofErr w:type="spellStart"/>
+      <w:r>
+        <w:rPr>
+          <w:lang w:val="en-GB"/>
+        </w:rPr>
+        <w:t>Publicerad</w:t>
+      </w:r>
+      <w:proofErr w:type="spellEnd"/>
+      <w:r>
+        <w:rPr>
+          <w:lang w:val="en-GB"/>
+        </w:rPr>
+        <w:t xml:space="preserve"> 2025-07-02. </w:t>
+      </w:r>
+      <w:proofErr w:type="spellStart"/>
+      <w:r>
+        <w:rPr>
+          <w:lang w:val="en-GB"/>
+        </w:rPr>
+        <w:t>Hämtad</w:t>
+      </w:r>
+      <w:proofErr w:type="spellEnd"/>
+      <w:r>
+        <w:rPr>
+          <w:lang w:val="en-GB"/>
+        </w:rPr>
+        <w:t xml:space="preserve"> 2026-10-28.</w:t>
+      </w:r>
     </w:p>
     <w:p>
       <w:pPr>
@@ -5490,7 +7486,6 @@
           <w:numId w:val="3"/>
         </w:numPr>
       </w:pPr>
-      <w:bookmarkStart w:id="4" w:name="__RefNumPara__1429_1373209633"/>
       <w:r>
         <w:t xml:space="preserve">S. Strömquist, </w:t>
       </w:r>
@@ -5505,7 +7500,7 @@
       <w:r>
         <w:t>. 4 uppl. Malmö: Gleerups., 2000 (Exempel på referens till bok)</w:t>
       </w:r>
-      <w:bookmarkEnd w:id="4"/>
+      <w:bookmarkEnd w:id="0"/>
     </w:p>
     <w:p>
       <w:pPr>
@@ -5515,9 +7510,17 @@
           <w:numId w:val="3"/>
         </w:numPr>
       </w:pPr>
-      <w:bookmarkStart w:id="5" w:name="__RefNumPara__1427_1373209633"/>
-      <w:r>
-        <w:t>L. Forsslund, ”Rapportering av forskningsresultat - ett rationaliserings-</w:t>
+      <w:bookmarkStart w:id="3" w:name="__RefNumPara__1427_1373209633"/>
+      <w:r>
+        <w:t xml:space="preserve">L. </w:t>
+      </w:r>
+      <w:proofErr w:type="spellStart"/>
+      <w:r>
+        <w:t>Forsslund</w:t>
+      </w:r>
+      <w:proofErr w:type="spellEnd"/>
+      <w:r>
+        <w:t>, ”Rapportering av forskningsresultat - ett rationaliserings-</w:t>
       </w:r>
       <w:r>
         <w:br/>
@@ -5531,9 +7534,17 @@
         <w:t>Industriell teknik</w:t>
       </w:r>
       <w:r>
-        <w:t>, 22, 1969, s. 361-363. (Exempel på referens till artikel i tidskrift)</w:t>
-      </w:r>
-      <w:bookmarkEnd w:id="5"/>
+        <w:t xml:space="preserve">, 22, 1969, s. </w:t>
+      </w:r>
+      <w:proofErr w:type="gramStart"/>
+      <w:r>
+        <w:t>361-363</w:t>
+      </w:r>
+      <w:proofErr w:type="gramEnd"/>
+      <w:r>
+        <w:t>. (Exempel på referens till artikel i tidskrift)</w:t>
+      </w:r>
+      <w:bookmarkEnd w:id="3"/>
     </w:p>
     <w:p>
       <w:pPr>
@@ -5544,7 +7555,15 @@
         </w:numPr>
       </w:pPr>
       <w:r>
-        <w:t xml:space="preserve">N. Bie, “Minspel på Internet”. </w:t>
+        <w:t xml:space="preserve">N. </w:t>
+      </w:r>
+      <w:proofErr w:type="spellStart"/>
+      <w:r>
+        <w:t>Bie</w:t>
+      </w:r>
+      <w:proofErr w:type="spellEnd"/>
+      <w:r>
+        <w:t xml:space="preserve">, “Minspel på Internet”. </w:t>
       </w:r>
       <w:r>
         <w:rPr>
@@ -5577,7 +7596,7 @@
           <w:numId w:val="3"/>
         </w:numPr>
       </w:pPr>
-      <w:bookmarkStart w:id="6" w:name="__RefNumPara__912_1018458898"/>
+      <w:bookmarkStart w:id="4" w:name="__RefNumPara__912_1018458898"/>
       <w:r>
         <w:t xml:space="preserve">AB Benzlers. </w:t>
       </w:r>
@@ -5586,12 +7605,32 @@
           <w:i/>
           <w:iCs/>
         </w:rPr>
-        <w:t>Växelboken. Kuggväxlar, kuggremmar, kilremmar etc</w:t>
-      </w:r>
-      <w:r>
-        <w:t>. Mecman. Hydraulik, SKF. Huvudkatalog. (Exempel på referens till katalog)</w:t>
-      </w:r>
-      <w:bookmarkEnd w:id="6"/>
+        <w:t xml:space="preserve">Växelboken. Kuggväxlar, kuggremmar, kilremmar </w:t>
+      </w:r>
+      <w:proofErr w:type="gramStart"/>
+      <w:r>
+        <w:rPr>
+          <w:i/>
+          <w:iCs/>
+        </w:rPr>
+        <w:t>etc</w:t>
+      </w:r>
+      <w:r>
+        <w:t>.</w:t>
+      </w:r>
+      <w:proofErr w:type="gramEnd"/>
+      <w:r>
+        <w:t xml:space="preserve"> </w:t>
+      </w:r>
+      <w:proofErr w:type="spellStart"/>
+      <w:r>
+        <w:t>Mecman</w:t>
+      </w:r>
+      <w:proofErr w:type="spellEnd"/>
+      <w:r>
+        <w:t>. Hydraulik, SKF. Huvudkatalog. (Exempel på referens till katalog)</w:t>
+      </w:r>
+      <w:bookmarkEnd w:id="4"/>
     </w:p>
     <w:p>
       <w:pPr>
@@ -5623,7 +7662,7 @@
           <w:numId w:val="3"/>
         </w:numPr>
       </w:pPr>
-      <w:bookmarkStart w:id="7" w:name="__RefNumPara__1905_1373209633"/>
+      <w:bookmarkStart w:id="5" w:name="__RefNumPara__1905_1373209633"/>
       <w:r>
         <w:t xml:space="preserve">Wikipedia, ”H.264/MPEG-4 AVC”, http://en.wikipedia.org/wiki/H.264/MPEG-4_AVC </w:t>
       </w:r>
@@ -5631,41 +7670,11 @@
         <w:br/>
         <w:t>Hämtad 2010-04-21. (Exempel på referens till webbsida)</w:t>
       </w:r>
-      <w:bookmarkEnd w:id="7"/>
-    </w:p>
-    <w:p>
-      <w:pPr>
-        <w:pStyle w:val="Heading1nonumber"/>
-        <w:outlineLvl w:val="9"/>
-        <w:rPr>
-          <w:rFonts w:hint="eastAsia"/>
-        </w:rPr>
-      </w:pPr>
-      <w:r>
-        <w:lastRenderedPageBreak/>
-        <w:t>Bilaga A: Dokumentation av egenutvecklad programkod</w:t>
-      </w:r>
-    </w:p>
-    <w:p>
-      <w:pPr>
-        <w:pStyle w:val="Heading2nonumber"/>
-        <w:outlineLvl w:val="9"/>
-        <w:rPr>
-          <w:rFonts w:hint="eastAsia"/>
-        </w:rPr>
-      </w:pPr>
-      <w:r>
-        <w:t>Exempel på underrubrik</w:t>
-      </w:r>
-    </w:p>
-    <w:p>
-      <w:pPr>
-        <w:pStyle w:val="Textbody"/>
-      </w:pPr>
+      <w:bookmarkEnd w:id="5"/>
     </w:p>
     <w:sectPr>
-      <w:headerReference w:type="default" r:id="rId27"/>
-      <w:footerReference w:type="default" r:id="rId28"/>
+      <w:headerReference w:type="default" r:id="rId33"/>
+      <w:footerReference w:type="default" r:id="rId34"/>
       <w:pgSz w:w="11906" w:h="16838"/>
       <w:pgMar w:top="1700" w:right="2098" w:bottom="1326" w:left="2098" w:header="1134" w:footer="760" w:gutter="0"/>
       <w:pgNumType w:start="1"/>
@@ -5812,8 +7821,13 @@
       </w:tabs>
     </w:pPr>
     <w:r>
-      <w:t>Title – Subtitle</w:t>
+      <w:t xml:space="preserve">Title – </w:t>
     </w:r>
+    <w:proofErr w:type="spellStart"/>
+    <w:r>
+      <w:t>Subtitle</w:t>
+    </w:r>
+    <w:proofErr w:type="spellEnd"/>
   </w:p>
   <w:p>
     <w:pPr>
@@ -5824,9 +7838,11 @@
         <w:tab w:val="right" w:pos="7725"/>
       </w:tabs>
     </w:pPr>
+    <w:proofErr w:type="spellStart"/>
     <w:r>
       <w:t>Author</w:t>
     </w:r>
+    <w:proofErr w:type="spellEnd"/>
     <w:r>
       <w:tab/>
       <w:t>2010-07-05</w:t>

--- a/Rapport.docx
+++ b/Rapport.docx
@@ -339,7 +339,7 @@
           <w:bCs/>
           <w:color w:val="000000"/>
         </w:rPr>
-        <w:t>Titel</w:t>
+        <w:t>Webbplats till bageriet BAKA</w:t>
       </w:r>
     </w:p>
     <w:p>
@@ -355,7 +355,7 @@
           <w:rFonts w:ascii="FreeSans" w:hAnsi="FreeSans"/>
           <w:color w:val="000000"/>
         </w:rPr>
-        <w:t>Eventuell underrubrik</w:t>
+        <w:t>Med HTML, CSS och JavaScript</w:t>
       </w:r>
     </w:p>
     <w:p>
@@ -377,8 +377,8 @@
           <w:color w:val="000000"/>
         </w:rPr>
         <w:sectPr>
-          <w:headerReference w:type="default" r:id="rId7"/>
-          <w:footerReference w:type="default" r:id="rId8"/>
+          <w:headerReference w:type="default" r:id="rId8"/>
+          <w:footerReference w:type="default" r:id="rId9"/>
           <w:pgSz w:w="11906" w:h="16838"/>
           <w:pgMar w:top="1134" w:right="1346" w:bottom="760" w:left="1485" w:header="720" w:footer="720" w:gutter="0"/>
           <w:cols w:space="0"/>
@@ -412,7 +412,7 @@
                     <pic:cNvPicPr/>
                   </pic:nvPicPr>
                   <pic:blipFill>
-                    <a:blip r:embed="rId9">
+                    <a:blip r:embed="rId10">
                       <a:extLst>
                         <a:ext uri="{28A0092B-C50C-407E-A947-70E740481C1C}">
                           <a14:useLocalDpi xmlns:a14="http://schemas.microsoft.com/office/drawing/2010/main" val="0"/>
@@ -581,15 +581,6 @@
     <w:p>
       <w:pPr>
         <w:pStyle w:val="Textbody"/>
-        <w:outlineLvl w:val="0"/>
-        <w:rPr>
-          <w:rFonts w:ascii="FreeSans" w:hAnsi="FreeSans"/>
-        </w:rPr>
-      </w:pPr>
-    </w:p>
-    <w:p>
-      <w:pPr>
-        <w:pStyle w:val="Textbody"/>
         <w:jc w:val="left"/>
         <w:rPr>
           <w:rFonts w:ascii="FreeSans" w:hAnsi="FreeSans"/>
@@ -687,8 +678,18 @@
           <w:sz w:val="22"/>
           <w:szCs w:val="22"/>
         </w:rPr>
-        <w:t xml:space="preserve"> Webbutveckling, 120 hp</w:t>
-      </w:r>
+        <w:t xml:space="preserve"> Webbutveckling, 120 </w:t>
+      </w:r>
+      <w:proofErr w:type="spellStart"/>
+      <w:r>
+        <w:rPr>
+          <w:rFonts w:ascii="FreeSans" w:hAnsi="FreeSans" w:cs="Arial"/>
+          <w:sz w:val="22"/>
+          <w:szCs w:val="22"/>
+        </w:rPr>
+        <w:t>hp</w:t>
+      </w:r>
+      <w:proofErr w:type="spellEnd"/>
       <w:r>
         <w:rPr>
           <w:rFonts w:ascii="FreeSans" w:hAnsi="FreeSans" w:cs="Arial"/>
@@ -775,7 +776,23 @@
         <w:outlineLvl w:val="0"/>
       </w:pPr>
       <w:r>
-        <w:t>Sammanfattningen fungerar som en beskrivning av rapportens innehåll. Den ska underlätta en snabb genomgång av dokumentet och därför utgöra ett koncentrat av rapporten i sin helhet, det vill säga rymma allt från syfte och metod till resultat och slutsats. Exempel: ”Målet med denna undersökning har varit att besvara frågan… . Undersökningen har genomförts med hjälp av…. Undersökningen har visat att…”. Nämn inget stoff som inte behandlas i rapporten. Sammanfattning skrivs i ett stycke. 200-250 ord är en rekommendation. Hänvisningar till rapportens text, källor eller bilagor är inte tillåtet, utan sammanfattningen ska ”stå på egna ben”. Undvik såväl formler och matematiska symboler som kursiv och fet stil. Sammanfattningen kan avslutas med en uppräkning av nyckelord, som kan underlätta sökande efter rapporten i biblioteksdatabaser. Exempel:</w:t>
+        <w:t>Sammanfattningen fungerar som en beskrivning av rapportens innehåll. Den ska underlätta en snabb genomgång av dokumentet och därför utgöra ett koncentrat av rapporten i sin helhet, det vill säga rymma allt från syfte och metod till resultat och slutsats. Exempel: ”Målet med denna undersökning har varit att besvara frågan</w:t>
+      </w:r>
+      <w:proofErr w:type="gramStart"/>
+      <w:r>
+        <w:t>… .</w:t>
+      </w:r>
+      <w:proofErr w:type="gramEnd"/>
+      <w:r>
+        <w:t xml:space="preserve"> Undersökningen har genomförts med hjälp av…. Undersökningen har visat att…”. Nämn inget stoff som inte behandlas i rapporten. Sammanfattning skrivs i ett stycke. </w:t>
+      </w:r>
+      <w:proofErr w:type="gramStart"/>
+      <w:r>
+        <w:t>200-250</w:t>
+      </w:r>
+      <w:proofErr w:type="gramEnd"/>
+      <w:r>
+        <w:t xml:space="preserve"> ord är en rekommendation. Hänvisningar till rapportens text, källor eller bilagor är inte tillåtet, utan sammanfattningen ska ”stå på egna ben”. Undvik såväl formler och matematiska symboler som kursiv och fet stil. Sammanfattningen kan avslutas med en uppräkning av nyckelord, som kan underlätta sökande efter rapporten i biblioteksdatabaser. Exempel:</w:t>
       </w:r>
     </w:p>
     <w:p>
@@ -791,29 +808,15 @@
         <w:t>Nyckelord:</w:t>
       </w:r>
       <w:r>
-        <w:t xml:space="preserve"> Människa-dator-interaktion, XML, Linux , Java.</w:t>
-      </w:r>
-    </w:p>
-    <w:p>
-      <w:pPr>
-        <w:pStyle w:val="Heading1nonumber"/>
-        <w:outlineLvl w:val="9"/>
-        <w:rPr>
-          <w:rFonts w:hint="eastAsia"/>
-        </w:rPr>
-      </w:pPr>
-      <w:r>
-        <w:lastRenderedPageBreak/>
-        <w:t>Förord</w:t>
-      </w:r>
-    </w:p>
-    <w:p>
-      <w:pPr>
-        <w:pStyle w:val="Textbody"/>
-        <w:outlineLvl w:val="0"/>
-      </w:pPr>
-      <w:r>
-        <w:t>Förord är inte obligatoriskt men kan tillämpas om du som skribent vill inkludera några personliga ord, till exempel tack till personer som hjälpt dig. Denna text ska alltid skrivas på en egen sida.</w:t>
+        <w:t xml:space="preserve"> Människa-dator-interaktion, XML, </w:t>
+      </w:r>
+      <w:proofErr w:type="gramStart"/>
+      <w:r>
+        <w:t>Linux ,</w:t>
+      </w:r>
+      <w:proofErr w:type="gramEnd"/>
+      <w:r>
+        <w:t xml:space="preserve"> Java.</w:t>
       </w:r>
     </w:p>
     <w:p>
@@ -880,27 +883,13 @@
         </w:tabs>
       </w:pPr>
       <w:r>
-        <w:t>Förord</w:t>
+        <w:t>Terminologi</w:t>
       </w:r>
       <w:r>
         <w:tab/>
-        <w:t>iv</w:t>
-      </w:r>
-    </w:p>
-    <w:p>
-      <w:pPr>
-        <w:pStyle w:val="Contents10"/>
-        <w:tabs>
-          <w:tab w:val="clear" w:pos="5163"/>
-          <w:tab w:val="right" w:pos="7710"/>
-        </w:tabs>
-      </w:pPr>
-      <w:r>
-        <w:t>Terminologi</w:t>
-      </w:r>
-      <w:r>
-        <w:tab/>
-        <w:t>vi</w:t>
+      </w:r>
+      <w:r>
+        <w:t>v</w:t>
       </w:r>
     </w:p>
     <w:p>
@@ -915,11 +904,74 @@
       </w:r>
       <w:r>
         <w:tab/>
-        <w:t>Introduktion / Inledning</w:t>
+        <w:t>Inledning</w:t>
       </w:r>
       <w:r>
         <w:tab/>
         <w:t>1</w:t>
+      </w:r>
+    </w:p>
+    <w:p>
+      <w:pPr>
+        <w:pStyle w:val="Contents1"/>
+        <w:tabs>
+          <w:tab w:val="right" w:pos="567"/>
+        </w:tabs>
+      </w:pPr>
+      <w:r>
+        <w:t xml:space="preserve">2 </w:t>
+      </w:r>
+      <w:r>
+        <w:tab/>
+        <w:t>Teori</w:t>
+      </w:r>
+      <w:r>
+        <w:tab/>
+      </w:r>
+      <w:r>
+        <w:t>2</w:t>
+      </w:r>
+    </w:p>
+    <w:p>
+      <w:pPr>
+        <w:pStyle w:val="Contents1"/>
+        <w:tabs>
+          <w:tab w:val="right" w:pos="567"/>
+        </w:tabs>
+      </w:pPr>
+      <w:r>
+        <w:t xml:space="preserve">3 </w:t>
+      </w:r>
+      <w:r>
+        <w:tab/>
+        <w:t>Metod</w:t>
+      </w:r>
+      <w:r>
+        <w:tab/>
+      </w:r>
+      <w:r>
+        <w:t>3</w:t>
+      </w:r>
+    </w:p>
+    <w:p>
+      <w:pPr>
+        <w:pStyle w:val="Contents1"/>
+        <w:tabs>
+          <w:tab w:val="right" w:pos="567"/>
+        </w:tabs>
+      </w:pPr>
+      <w:r>
+        <w:t xml:space="preserve">4 </w:t>
+      </w:r>
+      <w:r>
+        <w:tab/>
+        <w:t>Konstruktion</w:t>
+      </w:r>
+      <w:r>
+        <w:tab/>
+      </w:r>
+      <w:r>
+        <w:t>5</w:t>
       </w:r>
     </w:p>
     <w:p>
@@ -932,15 +984,25 @@
         </w:tabs>
       </w:pPr>
       <w:r>
-        <w:t xml:space="preserve">1.1 </w:t>
+        <w:t>4</w:t>
+      </w:r>
+      <w:r>
+        <w:t>.</w:t>
+      </w:r>
+      <w:r>
+        <w:t>1</w:t>
+      </w:r>
+      <w:r>
+        <w:t xml:space="preserve"> </w:t>
+      </w:r>
+      <w:r>
+        <w:t>Planering</w:t>
       </w:r>
       <w:r>
         <w:tab/>
-        <w:t>Bakgrund och problemmotivering</w:t>
-      </w:r>
-      <w:r>
-        <w:tab/>
-        <w:t>1</w:t>
+      </w:r>
+      <w:r>
+        <w:t>5</w:t>
       </w:r>
     </w:p>
     <w:p>
@@ -953,15 +1015,22 @@
         </w:tabs>
       </w:pPr>
       <w:r>
-        <w:t xml:space="preserve">1.2 </w:t>
+        <w:t>4.</w:t>
+      </w:r>
+      <w:r>
+        <w:t>2</w:t>
+      </w:r>
+      <w:r>
+        <w:t xml:space="preserve"> </w:t>
+      </w:r>
+      <w:r>
+        <w:t>HTML &amp; CSS</w:t>
       </w:r>
       <w:r>
         <w:tab/>
-        <w:t>Övergripande syfte / Högnivåproblemformulering</w:t>
-      </w:r>
-      <w:r>
-        <w:tab/>
-        <w:t>2</w:t>
+      </w:r>
+      <w:r>
+        <w:t>6</w:t>
       </w:r>
     </w:p>
     <w:p>
@@ -974,78 +1043,11 @@
         </w:tabs>
       </w:pPr>
       <w:r>
-        <w:t xml:space="preserve">1.3 </w:t>
+        <w:t>4.3 JavaScript</w:t>
       </w:r>
       <w:r>
         <w:tab/>
-        <w:t>Avgränsningar</w:t>
-      </w:r>
-      <w:r>
-        <w:tab/>
-        <w:t>2</w:t>
-      </w:r>
-    </w:p>
-    <w:p>
-      <w:pPr>
-        <w:pStyle w:val="Contents2"/>
-        <w:tabs>
-          <w:tab w:val="clear" w:pos="7427"/>
-          <w:tab w:val="right" w:pos="850"/>
-          <w:tab w:val="right" w:leader="dot" w:pos="7710"/>
-        </w:tabs>
-      </w:pPr>
-      <w:r>
-        <w:t xml:space="preserve">1.4 </w:t>
-      </w:r>
-      <w:r>
-        <w:tab/>
-        <w:t>Konkreta och verifierbara mål / Detaljerad problemformulering</w:t>
-      </w:r>
-      <w:r>
-        <w:tab/>
-        <w:t>2</w:t>
-      </w:r>
-    </w:p>
-    <w:p>
-      <w:pPr>
-        <w:pStyle w:val="Contents2"/>
-        <w:tabs>
-          <w:tab w:val="clear" w:pos="7427"/>
-          <w:tab w:val="right" w:pos="850"/>
-          <w:tab w:val="right" w:leader="dot" w:pos="7710"/>
-        </w:tabs>
-      </w:pPr>
-      <w:r>
-        <w:t xml:space="preserve">1.5 </w:t>
-      </w:r>
-      <w:r>
-        <w:tab/>
-        <w:t>Översikt</w:t>
-      </w:r>
-      <w:r>
-        <w:tab/>
-        <w:t>3</w:t>
-      </w:r>
-    </w:p>
-    <w:p>
-      <w:pPr>
-        <w:pStyle w:val="Contents2"/>
-        <w:tabs>
-          <w:tab w:val="clear" w:pos="7427"/>
-          <w:tab w:val="right" w:pos="850"/>
-          <w:tab w:val="right" w:leader="dot" w:pos="7710"/>
-        </w:tabs>
-      </w:pPr>
-      <w:r>
-        <w:t xml:space="preserve">1.6 </w:t>
-      </w:r>
-      <w:r>
-        <w:tab/>
-        <w:t>Författarens bidrag</w:t>
-      </w:r>
-      <w:r>
-        <w:tab/>
-        <w:t>3</w:t>
+        <w:t>8</w:t>
       </w:r>
     </w:p>
     <w:p>
@@ -1056,162 +1058,17 @@
         </w:tabs>
       </w:pPr>
       <w:r>
-        <w:t xml:space="preserve">2 </w:t>
+        <w:t xml:space="preserve">5 </w:t>
       </w:r>
       <w:r>
         <w:tab/>
-        <w:t>Teori / Bakgrundsmaterial</w:t>
+        <w:t>Resultat</w:t>
       </w:r>
       <w:r>
         <w:tab/>
-        <w:t>4</w:t>
-      </w:r>
-    </w:p>
-    <w:p>
-      <w:pPr>
-        <w:pStyle w:val="Contents2"/>
-        <w:tabs>
-          <w:tab w:val="clear" w:pos="7427"/>
-          <w:tab w:val="right" w:pos="850"/>
-          <w:tab w:val="right" w:leader="dot" w:pos="7710"/>
-        </w:tabs>
-      </w:pPr>
-      <w:r>
-        <w:t xml:space="preserve">2.1 </w:t>
-      </w:r>
-      <w:r>
-        <w:tab/>
-        <w:t>Definition av termer och förkortningar</w:t>
-      </w:r>
-      <w:r>
-        <w:tab/>
-        <w:t>4</w:t>
-      </w:r>
-    </w:p>
-    <w:p>
-      <w:pPr>
-        <w:pStyle w:val="Contents3"/>
-        <w:tabs>
-          <w:tab w:val="clear" w:pos="7144"/>
-          <w:tab w:val="right" w:pos="1134"/>
-          <w:tab w:val="right" w:leader="dot" w:pos="7710"/>
-        </w:tabs>
-      </w:pPr>
-      <w:r>
-        <w:t xml:space="preserve">2.1.1 </w:t>
-      </w:r>
-      <w:r>
-        <w:tab/>
-        <w:t>Exempel på rubriknivå 3</w:t>
-      </w:r>
-      <w:r>
-        <w:tab/>
-        <w:t>5</w:t>
-      </w:r>
-    </w:p>
-    <w:p>
-      <w:pPr>
-        <w:pStyle w:val="Contents2"/>
-        <w:tabs>
-          <w:tab w:val="clear" w:pos="7427"/>
-          <w:tab w:val="right" w:pos="850"/>
-          <w:tab w:val="right" w:leader="dot" w:pos="7710"/>
-        </w:tabs>
-      </w:pPr>
-      <w:r>
-        <w:t xml:space="preserve">2.2 </w:t>
-      </w:r>
-      <w:r>
-        <w:tab/>
-        <w:t>Att referera eller citera</w:t>
-      </w:r>
-      <w:r>
-        <w:tab/>
-        <w:t>5</w:t>
-      </w:r>
-    </w:p>
-    <w:p>
-      <w:pPr>
-        <w:pStyle w:val="Contents2"/>
-        <w:tabs>
-          <w:tab w:val="clear" w:pos="7427"/>
-          <w:tab w:val="right" w:pos="850"/>
-          <w:tab w:val="right" w:leader="dot" w:pos="7710"/>
-        </w:tabs>
-      </w:pPr>
-      <w:r>
-        <w:t xml:space="preserve">2.3 </w:t>
-      </w:r>
-      <w:r>
-        <w:tab/>
-        <w:t>Källförteckning och källhänvisningar</w:t>
-      </w:r>
-      <w:r>
-        <w:tab/>
-        <w:t>5</w:t>
-      </w:r>
-    </w:p>
-    <w:p>
-      <w:pPr>
-        <w:pStyle w:val="Contents2"/>
-        <w:tabs>
-          <w:tab w:val="clear" w:pos="7427"/>
-          <w:tab w:val="right" w:pos="850"/>
-          <w:tab w:val="right" w:leader="dot" w:pos="7710"/>
-        </w:tabs>
-      </w:pPr>
-      <w:r>
-        <w:t xml:space="preserve">2.4 </w:t>
-      </w:r>
-      <w:r>
-        <w:tab/>
-        <w:t>Automatiskt numrerade källhänvisningar</w:t>
-      </w:r>
-      <w:r>
-        <w:tab/>
-        <w:t>6</w:t>
-      </w:r>
-    </w:p>
-    <w:p>
-      <w:pPr>
-        <w:pStyle w:val="Contents2"/>
-        <w:tabs>
-          <w:tab w:val="clear" w:pos="7427"/>
-          <w:tab w:val="right" w:pos="850"/>
-          <w:tab w:val="right" w:leader="dot" w:pos="7710"/>
-        </w:tabs>
-      </w:pPr>
-      <w:r>
-        <w:t xml:space="preserve">2.5 </w:t>
-      </w:r>
-      <w:r>
-        <w:tab/>
-        <w:t>Illustrationer</w:t>
-      </w:r>
-      <w:r>
-        <w:tab/>
-        <w:t>7</w:t>
-      </w:r>
-    </w:p>
-    <w:p>
-      <w:pPr>
-        <w:pStyle w:val="Contents2"/>
-        <w:tabs>
-          <w:tab w:val="clear" w:pos="7427"/>
-          <w:tab w:val="right" w:pos="850"/>
-          <w:tab w:val="right" w:leader="dot" w:pos="7710"/>
-        </w:tabs>
-      </w:pPr>
-      <w:r>
-        <w:t xml:space="preserve">2.6 </w:t>
-      </w:r>
-      <w:r>
-        <w:tab/>
-        <w:t>Matematiska formler</w:t>
-      </w:r>
-      <w:r>
-        <w:tab/>
-        <w:t>8</w:t>
+      </w:r>
+      <w:r>
+        <w:t>9</w:t>
       </w:r>
     </w:p>
     <w:p>
@@ -1222,72 +1079,17 @@
         </w:tabs>
       </w:pPr>
       <w:r>
-        <w:t xml:space="preserve">3 </w:t>
+        <w:t xml:space="preserve">6 </w:t>
       </w:r>
       <w:r>
         <w:tab/>
-        <w:t>Metod</w:t>
+        <w:t>Slutsatser</w:t>
       </w:r>
       <w:r>
         <w:tab/>
-        <w:t>9</w:t>
-      </w:r>
-    </w:p>
-    <w:p>
-      <w:pPr>
-        <w:pStyle w:val="Contents1"/>
-        <w:tabs>
-          <w:tab w:val="right" w:pos="567"/>
-        </w:tabs>
-      </w:pPr>
-      <w:r>
-        <w:t xml:space="preserve">4 </w:t>
-      </w:r>
-      <w:r>
-        <w:tab/>
-        <w:t>Konstruktion / Lösningsalternativ</w:t>
-      </w:r>
-      <w:r>
-        <w:tab/>
-        <w:t>10</w:t>
-      </w:r>
-    </w:p>
-    <w:p>
-      <w:pPr>
-        <w:pStyle w:val="Contents1"/>
-        <w:tabs>
-          <w:tab w:val="right" w:pos="567"/>
-        </w:tabs>
-      </w:pPr>
-      <w:r>
-        <w:t xml:space="preserve">5 </w:t>
-      </w:r>
-      <w:r>
-        <w:tab/>
-        <w:t>Resultat</w:t>
-      </w:r>
-      <w:r>
-        <w:tab/>
+      </w:r>
+      <w:r>
         <w:t>11</w:t>
-      </w:r>
-    </w:p>
-    <w:p>
-      <w:pPr>
-        <w:pStyle w:val="Contents1"/>
-        <w:tabs>
-          <w:tab w:val="right" w:pos="567"/>
-        </w:tabs>
-      </w:pPr>
-      <w:r>
-        <w:t xml:space="preserve">6 </w:t>
-      </w:r>
-      <w:r>
-        <w:tab/>
-        <w:t>Slutsatser / Analys / Diskussion</w:t>
-      </w:r>
-      <w:r>
-        <w:tab/>
-        <w:t>12</w:t>
       </w:r>
     </w:p>
     <w:p>
@@ -1303,41 +1105,10 @@
       </w:r>
       <w:r>
         <w:tab/>
-        <w:t>13</w:t>
-      </w:r>
-    </w:p>
-    <w:p>
-      <w:pPr>
-        <w:pStyle w:val="Contents10"/>
-        <w:tabs>
-          <w:tab w:val="clear" w:pos="5163"/>
-          <w:tab w:val="right" w:pos="7710"/>
-        </w:tabs>
-      </w:pPr>
-      <w:r>
-        <w:t>Bilaga A: Dokumentation av egenutvecklad programkod</w:t>
-      </w:r>
-      <w:r>
-        <w:tab/>
-        <w:t>14</w:t>
-      </w:r>
-    </w:p>
-    <w:p>
-      <w:pPr>
-        <w:pStyle w:val="Contents2"/>
-        <w:tabs>
-          <w:tab w:val="clear" w:pos="7427"/>
-          <w:tab w:val="right" w:pos="850"/>
-          <w:tab w:val="right" w:leader="dot" w:pos="7710"/>
-        </w:tabs>
-      </w:pPr>
-      <w:r>
-        <w:tab/>
-        <w:t>Exempel på underrubrik</w:t>
-      </w:r>
-      <w:r>
-        <w:tab/>
-        <w:t>14</w:t>
+        <w:t>1</w:t>
+      </w:r>
+      <w:r>
+        <w:t>2</w:t>
       </w:r>
     </w:p>
     <w:p>
@@ -1456,8 +1227,13 @@
               <w:pStyle w:val="Textbody"/>
               <w:jc w:val="left"/>
             </w:pPr>
+            <w:proofErr w:type="spellStart"/>
             <w:r>
-              <w:t>Acknowledge. Kvittering av korrekt överfört meddelande.</w:t>
+              <w:t>Acknowledge</w:t>
+            </w:r>
+            <w:proofErr w:type="spellEnd"/>
+            <w:r>
+              <w:t>. Kvittering av korrekt överfört meddelande.</w:t>
             </w:r>
           </w:p>
         </w:tc>
@@ -1498,8 +1274,29 @@
               <w:pStyle w:val="TableContents"/>
               <w:jc w:val="left"/>
             </w:pPr>
+            <w:proofErr w:type="spellStart"/>
             <w:r>
-              <w:t>Additive White Gaussian Noise.</w:t>
+              <w:t>Additive</w:t>
+            </w:r>
+            <w:proofErr w:type="spellEnd"/>
+            <w:r>
+              <w:t xml:space="preserve"> White </w:t>
+            </w:r>
+            <w:proofErr w:type="spellStart"/>
+            <w:r>
+              <w:t>Gaussian</w:t>
+            </w:r>
+            <w:proofErr w:type="spellEnd"/>
+            <w:r>
+              <w:t xml:space="preserve"> </w:t>
+            </w:r>
+            <w:proofErr w:type="spellStart"/>
+            <w:r>
+              <w:t>Noise</w:t>
+            </w:r>
+            <w:proofErr w:type="spellEnd"/>
+            <w:r>
+              <w:t>.</w:t>
             </w:r>
           </w:p>
         </w:tc>
@@ -1694,8 +1491,8 @@
         <w:jc w:val="left"/>
         <w:outlineLvl w:val="0"/>
         <w:sectPr>
-          <w:headerReference w:type="default" r:id="rId10"/>
-          <w:footerReference w:type="default" r:id="rId11"/>
+          <w:headerReference w:type="default" r:id="rId11"/>
+          <w:footerReference w:type="default" r:id="rId12"/>
           <w:pgSz w:w="11906" w:h="16838"/>
           <w:pgMar w:top="1700" w:right="2098" w:bottom="1326" w:left="2098" w:header="1134" w:footer="760" w:gutter="0"/>
           <w:pgNumType w:fmt="lowerRoman"/>
@@ -1705,14 +1502,14 @@
     </w:p>
     <w:p>
       <w:pPr>
-        <w:pStyle w:val="Heading1"/>
+        <w:pStyle w:val="Rubrik1"/>
         <w:rPr>
           <w:rFonts w:hint="eastAsia"/>
         </w:rPr>
       </w:pPr>
       <w:r>
         <w:lastRenderedPageBreak/>
-        <w:t>Introduktion / Inledning</w:t>
+        <w:t>Inledning</w:t>
       </w:r>
     </w:p>
     <w:p>
@@ -1721,7 +1518,109 @@
         <w:jc w:val="left"/>
       </w:pPr>
       <w:r>
-        <w:t>I tidigare utbildning har du huvudsakligen kommit i kontakt med relativt väldefinierade problemställningar som formulerats av lärare och läromedel. Under projektkurser och examensarbete måste du som student själv lägga ned en hel del tankearbete på att definiera vad som egentligen är uppgiften. Denna analys redovisar du i rapportens inledande kapitel. Genom att beskriva vilket problem eller problemområde som du har valt att studera och ditt motiv för detta, ger du dessutom läsaren en allmän introduktion till rapporten.</w:t>
+        <w:t xml:space="preserve">Min dotter drömmer om att jobba i ett bageri när hon blir stor och vi brukar ibland fantisera om att starta ett bageri tillsammans. Webbplatsen </w:t>
+      </w:r>
+      <w:r>
+        <w:t>ska därför</w:t>
+      </w:r>
+      <w:r>
+        <w:t xml:space="preserve"> </w:t>
+      </w:r>
+      <w:r>
+        <w:t>presentera vårt fantasibageri som jag döpt till BAKA.</w:t>
+      </w:r>
+    </w:p>
+    <w:p>
+      <w:pPr>
+        <w:pStyle w:val="Textbody"/>
+      </w:pPr>
+      <w:r>
+        <w:t>Bageriet BAKA erbjuder bröd och bakverk</w:t>
+      </w:r>
+      <w:r>
+        <w:t xml:space="preserve"> av högsta kvalitet och av noga utvalda råvaror</w:t>
+      </w:r>
+      <w:r>
+        <w:t>.</w:t>
+      </w:r>
+      <w:r>
+        <w:t xml:space="preserve"> Företaget behöver </w:t>
+      </w:r>
+      <w:r>
+        <w:t xml:space="preserve">en webbplats för att potentiella kunder ska kunna hitta information om bageriet, </w:t>
+      </w:r>
+      <w:r>
+        <w:t>se</w:t>
+      </w:r>
+      <w:r>
+        <w:t xml:space="preserve"> sortiment</w:t>
+      </w:r>
+      <w:r>
+        <w:t>et</w:t>
+      </w:r>
+      <w:r>
+        <w:t>, öppettider och kontaktuppgifter.</w:t>
+      </w:r>
+    </w:p>
+    <w:p>
+      <w:pPr>
+        <w:pStyle w:val="Textbody"/>
+      </w:pPr>
+      <w:r>
+        <w:t>Syftet med projektet är att skapa en inbjudande webbplats</w:t>
+      </w:r>
+      <w:r>
+        <w:t xml:space="preserve"> som ska</w:t>
+      </w:r>
+      <w:r>
+        <w:t xml:space="preserve"> visa upp sortimentet och </w:t>
+      </w:r>
+      <w:r>
+        <w:t>locka kunder att vilja besöka bageriet.</w:t>
+      </w:r>
+    </w:p>
+    <w:p>
+      <w:pPr>
+        <w:pStyle w:val="Textbody"/>
+      </w:pPr>
+      <w:r>
+        <w:t>Målgruppen är vuxna personer som bor i området runt ”</w:t>
+      </w:r>
+      <w:proofErr w:type="spellStart"/>
+      <w:r>
+        <w:t>Bakarstaden</w:t>
+      </w:r>
+      <w:proofErr w:type="spellEnd"/>
+      <w:r>
+        <w:t>”.</w:t>
+      </w:r>
+    </w:p>
+    <w:p>
+      <w:pPr>
+        <w:pStyle w:val="Textbody"/>
+      </w:pPr>
+      <w:r>
+        <w:t>Planen är att presentera företaget på en ”Om oss”-sida. Presentera sortimentet på en ”Sortiment”-sida genom att läsa in artiklar från en extern fil. Detta för att underlätta ändringar i sortimentet. Samt en ”Kontakt”-sida med ett formulär för att kontakta företaget.</w:t>
+      </w:r>
+    </w:p>
+    <w:p>
+      <w:pPr>
+        <w:pStyle w:val="Textbody"/>
+      </w:pPr>
+      <w:r>
+        <w:t>Tidsramen för projektet är två veckor.</w:t>
+      </w:r>
+    </w:p>
+    <w:p>
+      <w:pPr>
+        <w:pStyle w:val="Rubrik1"/>
+        <w:rPr>
+          <w:rFonts w:hint="eastAsia"/>
+        </w:rPr>
+      </w:pPr>
+      <w:r>
+        <w:lastRenderedPageBreak/>
+        <w:t>Teori</w:t>
       </w:r>
     </w:p>
     <w:p>
@@ -1730,17 +1629,7 @@
         <w:jc w:val="left"/>
       </w:pPr>
       <w:r>
-        <w:t xml:space="preserve">Det inledande kapitlet motsvarar innehållet i den </w:t>
-      </w:r>
-      <w:r>
-        <w:rPr>
-          <w:i/>
-          <w:iCs/>
-        </w:rPr>
-        <w:t>projektplan</w:t>
-      </w:r>
-      <w:r>
-        <w:t xml:space="preserve"> som ska presenteras några veckor efter det att examensarbetet påbörjats. Projektplanen kan även innehålla en tidplan för arbetet, och omnämna några av de källor du har för avsikt att läsa och referera (i kapitel 2), samt några ord om vilken metod (se kapitel 3) du har valt för att angripa problemet med.</w:t>
+        <w:t>För att förstå beskrivningen av utvecklingen av webbplatsen följer här en förklaring av några centrala begrepp.</w:t>
       </w:r>
     </w:p>
     <w:p>
@@ -1748,20 +1637,19 @@
         <w:pStyle w:val="Textbody"/>
         <w:jc w:val="left"/>
       </w:pPr>
-      <w:r>
-        <w:t>Inledning eller Introduktion (välj en av rubrikerna) utgör kapitel 1, och kan t ex rymma nedanstående underrubriker. Försök att komma till ”kritan” så snart som möjligt. För att behålla intresset behöver läsaren få veta vad ditt arbete handlar om redan inom några få meningar. Tänk på att den som snabbt vill skapa sig en uppfattning om arbetet ofta läser endast rapportens sammanfattning, inledning samt slutsatser, eftersom dessa delar vanligen skrivs på en hög nivå utan alltför tekniska och matematiska detaljer.</w:t>
-      </w:r>
-    </w:p>
-    <w:p>
-      <w:pPr>
-        <w:pStyle w:val="Heading2"/>
-        <w:rPr>
-          <w:rFonts w:hint="eastAsia"/>
-        </w:rPr>
-      </w:pPr>
-      <w:r>
-        <w:t>Bakgrund och problemmotivering</w:t>
-      </w:r>
+      <w:proofErr w:type="spellStart"/>
+      <w:r>
+        <w:t>Wireframe</w:t>
+      </w:r>
+      <w:proofErr w:type="spellEnd"/>
+      <w:r>
+        <w:t>/</w:t>
+      </w:r>
+      <w:proofErr w:type="spellStart"/>
+      <w:r>
+        <w:t>Mockup</w:t>
+      </w:r>
+      <w:proofErr w:type="spellEnd"/>
     </w:p>
     <w:p>
       <w:pPr>
@@ -1769,7 +1657,7 @@
         <w:jc w:val="left"/>
       </w:pPr>
       <w:r>
-        <w:t>I detta underkapitel ska du snabbt försöka skapa intresse hos läsaren för det problemområde du har valt att undersöka. Visa att du inte bara är insatt i ditt smala tekniska problem, utan att du har förståelse för det sammanhang där ditt problem dyker upp, att du kan betrakta det ur ett icketekniskt perspektiv och att du känner till den praktiska nyttan av den teknik du undersöker eller av den kunskap din studie förväntas ge upphov till.</w:t>
+        <w:t>HTML</w:t>
       </w:r>
     </w:p>
     <w:p>
@@ -1778,40 +1666,124 @@
         <w:jc w:val="left"/>
       </w:pPr>
       <w:r>
-        <w:t>Det är vanligt att den första meningen innehåller en visionär formulering eller historisk återblick. Tänk emellertid på att du inte kan veta säkert hur framtiden kommer att te sig, utan bör uttrycka dina visioner på ett nyanserat och sakligt sätt för att framstå som trovärdig.</w:t>
+        <w:t>kort beskriva dessa tekniker, deras huvudsakliga roller och hur de samverkar i en webbplats.</w:t>
       </w:r>
     </w:p>
     <w:p>
       <w:pPr>
         <w:pStyle w:val="Textbody"/>
         <w:jc w:val="left"/>
-      </w:pPr>
-      <w:r>
-        <w:t xml:space="preserve">Exempel: ”Mänskligheten har under historien gång … . Användandet av Internet och mobiltelefoner har vuxit explosionsartat sedan… . Nästa steg i utvecklingen förväntas bli … . Detta kan leda till problem med … Inom denna studie undersöks om problemet kan lösas med hjälp av … . Denna teknologi kan bli särskilt värdefull om några år med tanke på att allt fler </w:t>
-      </w:r>
-      <w:r>
-        <w:lastRenderedPageBreak/>
-        <w:t>människor …, och på att det finns en växande efterfrågan på marknaden efter… ”.</w:t>
+        <w:rPr>
+          <w:lang w:val="en-GB"/>
+        </w:rPr>
+      </w:pPr>
+      <w:r>
+        <w:rPr>
+          <w:lang w:val="en-GB"/>
+        </w:rPr>
+        <w:t>CSS</w:t>
       </w:r>
     </w:p>
     <w:p>
       <w:pPr>
         <w:pStyle w:val="Textbody"/>
         <w:jc w:val="left"/>
-      </w:pPr>
-      <w:r>
-        <w:t>En teknisk rapport som skrivs på uppdrag av ett företag kan t ex inledas: ”Inom organisationen finns ett ökande behov av … och samtidigt växande problem med … . Vi har därför fått i uppdrag att genomföra en förstudie om … . En lösning på detta problem är angelägen därför att den kan leda till avsevärd minskning av kostnader för …, ökade marknadsandelar inom … samt en förbättrad arbetsmiljö. ”</w:t>
-      </w:r>
-    </w:p>
-    <w:p>
-      <w:pPr>
-        <w:pStyle w:val="Heading2"/>
-        <w:rPr>
-          <w:rFonts w:hint="eastAsia"/>
-        </w:rPr>
-      </w:pPr>
-      <w:r>
-        <w:t>Övergripande syfte / Högnivåproblemformulering</w:t>
+        <w:rPr>
+          <w:lang w:val="en-GB"/>
+        </w:rPr>
+      </w:pPr>
+      <w:r>
+        <w:rPr>
+          <w:lang w:val="en-GB"/>
+        </w:rPr>
+        <w:t>JavaScript</w:t>
+      </w:r>
+    </w:p>
+    <w:p>
+      <w:pPr>
+        <w:pStyle w:val="Textbody"/>
+        <w:rPr>
+          <w:lang w:val="en-GB"/>
+        </w:rPr>
+      </w:pPr>
+      <w:proofErr w:type="spellStart"/>
+      <w:r>
+        <w:rPr>
+          <w:lang w:val="en-GB"/>
+        </w:rPr>
+        <w:t>responsiv</w:t>
+      </w:r>
+      <w:proofErr w:type="spellEnd"/>
+      <w:r>
+        <w:rPr>
+          <w:lang w:val="en-GB"/>
+        </w:rPr>
+        <w:t xml:space="preserve"> </w:t>
+      </w:r>
+      <w:proofErr w:type="spellStart"/>
+      <w:r>
+        <w:rPr>
+          <w:lang w:val="en-GB"/>
+        </w:rPr>
+        <w:t>webbdesign</w:t>
+      </w:r>
+      <w:proofErr w:type="spellEnd"/>
+      <w:r>
+        <w:rPr>
+          <w:lang w:val="en-GB"/>
+        </w:rPr>
+        <w:t>,</w:t>
+      </w:r>
+    </w:p>
+    <w:p>
+      <w:pPr>
+        <w:pStyle w:val="Textbody"/>
+        <w:rPr>
+          <w:lang w:val="en-GB"/>
+        </w:rPr>
+      </w:pPr>
+      <w:r>
+        <w:rPr>
+          <w:lang w:val="en-GB"/>
+        </w:rPr>
+        <w:t>Flexbox och CSS Grid,</w:t>
+      </w:r>
+    </w:p>
+    <w:p>
+      <w:pPr>
+        <w:pStyle w:val="Textbody"/>
+      </w:pPr>
+      <w:r>
+        <w:t>DOM och eventhantering,</w:t>
+      </w:r>
+    </w:p>
+    <w:p>
+      <w:pPr>
+        <w:pStyle w:val="Textbody"/>
+      </w:pPr>
+      <w:proofErr w:type="spellStart"/>
+      <w:r>
+        <w:t>localStorage</w:t>
+      </w:r>
+      <w:proofErr w:type="spellEnd"/>
+      <w:r>
+        <w:t>,</w:t>
+      </w:r>
+    </w:p>
+    <w:p>
+      <w:pPr>
+        <w:pStyle w:val="Textbody"/>
+      </w:pPr>
+      <w:r>
+        <w:t xml:space="preserve">asynkron programmering och </w:t>
+      </w:r>
+      <w:proofErr w:type="spellStart"/>
+      <w:r>
+        <w:t>Fetch</w:t>
+      </w:r>
+      <w:proofErr w:type="spellEnd"/>
+      <w:r>
+        <w:t xml:space="preserve"> API,</w:t>
       </w:r>
     </w:p>
     <w:p>
@@ -1820,7 +1792,7 @@
         <w:jc w:val="left"/>
       </w:pPr>
       <w:r>
-        <w:t>Välj en av ovanstående rubriker. Projektets övergripande syfte är en visionär beskrivning av den riktning i vilken du vill arbeta, av vad du hoppas att projektet ska resultera i det långa loppet, samt av projektets motiv. Nyckeln till framgångsrik forskning är ofta att man lyckas formulera en intressant frågeställning, syftet blir då att besvara den. Syftesformuleringen kan vara på hög nivå, dvs den behöver inte vara klart avgränsad eller konkret. Det kan vara ett mål som du kanske aldrig kommer att uppnå, eller inte säkert kan veta när du har uppnått. Det kan även vara en problemformulering på hög nivå som inte kan besvaras av undersökningens diagram, tabeller eller andra objektiva resultat, men som senare kan diskuteras i det avslutande kapitlet.</w:t>
+        <w:t>REST-API och JSON.</w:t>
       </w:r>
     </w:p>
     <w:p>
@@ -1829,337 +1801,15 @@
         <w:jc w:val="left"/>
       </w:pPr>
       <w:r>
-        <w:t xml:space="preserve">Exempel: ”Projektets övergripande syfte är att ge upphov till förklaringar till varför … ”. ”Projektets syfte är att jämföra teknik A med teknik B som lösning på behov C.” ”Projektets syfte är att identifiera generella principer för sambandet mellan X och Y”. ”Projektet syftar till att ge upphov till nya tekniska lösningsförslag inom följande problemområde: … .” ”Syftet är att ge upphov till ny kunskap inom organisationen om... .” ”Projektet syftar till att utgöra ett beslutsunderlag för …”  </w:t>
-      </w:r>
-    </w:p>
-    <w:p>
-      <w:pPr>
-        <w:pStyle w:val="Heading2"/>
-        <w:rPr>
-          <w:rFonts w:hint="eastAsia"/>
-        </w:rPr>
-      </w:pPr>
-      <w:r>
-        <w:t>Avgränsningar</w:t>
-      </w:r>
-    </w:p>
-    <w:p>
-      <w:pPr>
-        <w:pStyle w:val="Textbody"/>
-        <w:jc w:val="left"/>
-      </w:pPr>
-      <w:r>
-        <w:t>Exempel: ”Studien har fokus på …Undersökningen är avgränsad till utvärdering av fall F1 och F2 …Undersökningens slutsatser bör emellertid vara generellt giltiga för alla…I undersökningen negligeras inverkan av Z, därför att …”</w:t>
-      </w:r>
-    </w:p>
-    <w:p>
-      <w:pPr>
-        <w:pStyle w:val="Heading2"/>
-        <w:rPr>
-          <w:rFonts w:hint="eastAsia"/>
-        </w:rPr>
-      </w:pPr>
-      <w:r>
-        <w:t>Konkreta och verifierbara mål / Detaljerad problemformulering</w:t>
-      </w:r>
-    </w:p>
-    <w:p>
-      <w:pPr>
-        <w:pStyle w:val="Textbody"/>
-        <w:jc w:val="left"/>
-      </w:pPr>
-      <w:r>
-        <w:t>Målformuleringen är en konkretisering av ovanstående syftesformulering. De frågor som specificeras ska besvaras av rapportens resultat, och i dess avslutande slutsatser. Målformuleringen ska vara så konkret att det i efterhand ska gå att avgöra om den har uppfyllts, och syftar till att utgöra stoppkriterium för när arbetet är slutfört. Specificera de objektiva numeriska resultat du söker. Du kan ange vad x- och y-axlarna eller kolumnerna ska visa i de diagram och tabeller du har för avsikt att ta fram.</w:t>
-      </w:r>
-    </w:p>
-    <w:p>
-      <w:pPr>
-        <w:pStyle w:val="Textbody"/>
-        <w:jc w:val="left"/>
-      </w:pPr>
-      <w:r>
-        <w:lastRenderedPageBreak/>
-        <w:t>Detta underkapitel skrivs vanligen efter det att du har genomfört teoristudien i kapitel 2, och revideras ofta under projektets gång. Det förekommer att den konkreta problemformuleringen placeras efter teoristudien, eftersom det annars kan vara svårt för läsaren att förstå de begrepp du använder. Nackdelen med en sådan disposition är emellertid att läsaren kan tappa intresset för ämnet, till följd av att det dröjer så länge innan du som författare kommer till kärnpunkten.</w:t>
-      </w:r>
-    </w:p>
-    <w:p>
-      <w:pPr>
-        <w:pStyle w:val="Textbody"/>
-        <w:jc w:val="left"/>
-      </w:pPr>
-      <w:r>
-        <w:t>Exempel på problemformulering för en vetenskaplig rapport: ”Undersökningen har som mål att besvara följande frågor: P1: Vilken betydelse har teknik A i jämförelse med teknik B för prestandamåttet Y vid olika värden på parameter X, för fall F1 och F2? P2: Vilken vinst ger …För matematiska definitioner av X och Y, se modellen i kapitel 3.” I kapitel 3 specificeras sedan objektivt de numeriska resultaten, t ex vad man kommer att kunna se på X- och Y-axlarna i det diagram där man tar diskussionen vidare.</w:t>
-      </w:r>
-    </w:p>
-    <w:p>
-      <w:pPr>
-        <w:pStyle w:val="Textbody"/>
-        <w:jc w:val="left"/>
-      </w:pPr>
-      <w:r>
-        <w:t>Exempel på målformulering för en teknisk rapport: “Undersökningens mål är att föreslå en lösning på följande tekniska problem:… Undersökningen har vidare som mål att verifiera att lösningsförslaget tillhandahåller användbara  kriterier, samt utvärderar förslaget med avseende på prestandamått Y.”</w:t>
-      </w:r>
-    </w:p>
-    <w:p>
-      <w:pPr>
-        <w:pStyle w:val="Textbody"/>
-        <w:jc w:val="left"/>
-      </w:pPr>
-      <w:r>
-        <w:t>Allt för tekniska detaljer senareläggs till konstruktionskapitlets tekniska kravspecifikation.</w:t>
-      </w:r>
-    </w:p>
-    <w:p>
-      <w:pPr>
-        <w:pStyle w:val="Heading2"/>
-        <w:rPr>
-          <w:rFonts w:hint="eastAsia"/>
-        </w:rPr>
-      </w:pPr>
-      <w:r>
-        <w:t>Översikt</w:t>
-      </w:r>
-    </w:p>
-    <w:p>
-      <w:pPr>
-        <w:pStyle w:val="Textbody"/>
-        <w:jc w:val="left"/>
-      </w:pPr>
-      <w:r>
-        <w:t>Beskriv kort rapportens disposition. Exempel: ”Kapitel 2 beskriver...”.</w:t>
-      </w:r>
-    </w:p>
-    <w:p>
-      <w:pPr>
-        <w:pStyle w:val="Heading2"/>
-        <w:rPr>
-          <w:rFonts w:hint="eastAsia"/>
-        </w:rPr>
-      </w:pPr>
-      <w:r>
-        <w:t>Författarens bidrag</w:t>
-      </w:r>
-    </w:p>
-    <w:p>
-      <w:pPr>
-        <w:pStyle w:val="Textbody"/>
-        <w:jc w:val="left"/>
-      </w:pPr>
-      <w:r>
-        <w:t>Beskriv vilken del av arbetet som du själv har gjort, och vad du har fått hjälp med t ex av kollegor. Ange om du har redovisat någon del av arbetet under tidigare kurser eller examensarbeten. Utförs arbetet i grupp kan rapporten redovisa hur ansvaret för arbetets olika delar har fördelats mellan författarna. Givetvis ska alla medförfattare omnämnas för det arbete de lagt ned.</w:t>
-      </w:r>
-    </w:p>
-    <w:p>
-      <w:pPr>
-        <w:pStyle w:val="Heading1"/>
-        <w:rPr>
-          <w:rFonts w:hint="eastAsia"/>
-        </w:rPr>
-      </w:pPr>
-      <w:r>
-        <w:lastRenderedPageBreak/>
-        <w:t>Teori / Bakgrundsmaterial</w:t>
-      </w:r>
-    </w:p>
-    <w:p>
-      <w:pPr>
-        <w:pStyle w:val="Textbody"/>
-        <w:jc w:val="left"/>
-      </w:pPr>
-      <w:r>
-        <w:t>Rapportens teoristudie, ibland kallat bakgrundsmaterial, ska innehålla fakta som krävs för läsarens förståelse för den fortsatta rapporten. Du sammanfattar här vad som tidigare är skrivet inom ditt område, t ex i uppslagsverk, vetenskapliga artiklar, kurslitteratur, tidskrifter, examensarbeten, dokument på webben, tekniska rapporter och standarder. Förklara pedagogiskt med konkreta exempel och många illustrationer. Skriv på en nivå så att någon med liknande utbildning som du kan förstå texten.</w:t>
-      </w:r>
-    </w:p>
-    <w:p>
-      <w:pPr>
-        <w:pStyle w:val="Textbody"/>
-        <w:jc w:val="left"/>
-      </w:pPr>
-      <w:r>
-        <w:t>Visa att du har kännedom om sammanhanget och bakgrunden till ditt arbete, och inte bara om det arbete du själv har genomfört. Förklara gärna syftet med den teknik du beskriver, och inte bara hur tekniken fungerar. På D-nivå ska du visa att du har kännedom om forskningsfronten inom området, för att säkerställa att ditt arbete har ett visst nyhetsvärde. Men gå inte för långt ifrån ditt forskningsproblem. Ditt uppdrag är inte att skriva en lärobok som innehåller sådant som kan läsas på annat håll. Det är viktigt att hitta en lämplig balans mellan bakgrundsmaterial och dina egna resultat.</w:t>
-      </w:r>
-    </w:p>
-    <w:p>
-      <w:pPr>
-        <w:pStyle w:val="Textbody"/>
-        <w:jc w:val="left"/>
-      </w:pPr>
-      <w:r>
-        <w:t>Rubriken kan gärna vara ett ämne, till exempel ”GSM-standarden” eller ”Forskningsläget inom område X”.</w:t>
-      </w:r>
-    </w:p>
-    <w:p>
-      <w:pPr>
-        <w:pStyle w:val="Textbody"/>
-        <w:jc w:val="left"/>
-      </w:pPr>
-      <w:r>
-        <w:t>Om teoristudien är kort kan den i stället ingå i kapitlet Inledning.</w:t>
-      </w:r>
-    </w:p>
-    <w:p>
-      <w:pPr>
-        <w:pStyle w:val="Textbody"/>
-        <w:jc w:val="left"/>
-      </w:pPr>
-      <w:r>
-        <w:t>Om din metod är att genomföra en kritisk litteraturstudie behövs normalt inte ett separat kapitel med bakgrundsmaterial, utan referaten av källorna sammanställs då i resultatkapitlet. Din kritik av källorna och dina argument för en egen uppfattning placeras i slutsatskapitlet.</w:t>
-      </w:r>
-    </w:p>
-    <w:p>
-      <w:pPr>
-        <w:pStyle w:val="Heading2"/>
-        <w:rPr>
-          <w:rFonts w:hint="eastAsia"/>
-        </w:rPr>
-      </w:pPr>
-      <w:r>
-        <w:t>Definition av termer och förkortningar</w:t>
-      </w:r>
-    </w:p>
-    <w:p>
-      <w:pPr>
-        <w:pStyle w:val="Textbody"/>
-        <w:jc w:val="left"/>
-      </w:pPr>
-      <w:r>
-        <w:t xml:space="preserve">Termer och förkortningar som är viktiga för läsarens förståelse av den fortsatta framställningen förklaras i detta kapitel. Första gången du i den löpande texten använder ett begrepp eller en förkortning ska du förklara det, även om det dessutom finns definierat i ett terminologiavsnitt. När begrepp introduceras skrivs de med </w:t>
-      </w:r>
-      <w:r>
-        <w:rPr>
-          <w:i/>
-          <w:iCs/>
-        </w:rPr>
-        <w:t>kursiv</w:t>
-      </w:r>
-      <w:r>
-        <w:t xml:space="preserve"> stil.</w:t>
-      </w:r>
-    </w:p>
-    <w:p>
-      <w:pPr>
-        <w:pStyle w:val="Textbody"/>
-        <w:jc w:val="left"/>
-      </w:pPr>
-      <w:r>
-        <w:t xml:space="preserve">Första gången en </w:t>
-      </w:r>
-      <w:r>
-        <w:rPr>
-          <w:i/>
-          <w:iCs/>
-        </w:rPr>
-        <w:t>förkortning</w:t>
-      </w:r>
-      <w:r>
-        <w:t xml:space="preserve"> (förk.) används skrivs den inom parentes efter dess förklaring, såsom exemplifieras i denna mening.</w:t>
-      </w:r>
-    </w:p>
-    <w:p>
-      <w:pPr>
-        <w:pStyle w:val="Textbody"/>
-        <w:jc w:val="left"/>
-      </w:pPr>
-      <w:r>
-        <w:t>Använd svenska termer så långt det är möjligt. Se svenska datatermgruppens rekommendationer på webbplatsen</w:t>
-      </w:r>
-      <w:r>
-        <w:tab/>
-      </w:r>
-    </w:p>
-    <w:p>
-      <w:pPr>
-        <w:pStyle w:val="Textbody"/>
-        <w:jc w:val="left"/>
-      </w:pPr>
-      <w:r>
-        <w:t>http://www.nada.kth.se/dataterm/.</w:t>
-      </w:r>
-    </w:p>
-    <w:p>
-      <w:pPr>
-        <w:pStyle w:val="Heading3"/>
-        <w:rPr>
-          <w:rFonts w:hint="eastAsia"/>
-        </w:rPr>
-      </w:pPr>
-      <w:r>
-        <w:t>Exempel på rubriknivå 3</w:t>
-      </w:r>
-    </w:p>
-    <w:p>
-      <w:pPr>
-        <w:pStyle w:val="Textbody"/>
-        <w:jc w:val="left"/>
-      </w:pPr>
-      <w:r>
-        <w:t>Undvik för många rubriknivåer.</w:t>
-      </w:r>
-    </w:p>
-    <w:p>
-      <w:pPr>
-        <w:pStyle w:val="Heading2"/>
-        <w:rPr>
-          <w:rFonts w:hint="eastAsia"/>
-        </w:rPr>
-      </w:pPr>
-      <w:r>
-        <w:lastRenderedPageBreak/>
-        <w:t>Att referera eller citera</w:t>
-      </w:r>
-    </w:p>
-    <w:p>
-      <w:pPr>
-        <w:pStyle w:val="Textbody"/>
-        <w:jc w:val="left"/>
-      </w:pPr>
-      <w:r>
-        <w:t xml:space="preserve">Du </w:t>
-      </w:r>
-      <w:r>
-        <w:rPr>
-          <w:i/>
-          <w:iCs/>
-        </w:rPr>
-        <w:t>refererar</w:t>
-      </w:r>
-      <w:r>
-        <w:t xml:space="preserve"> när du sammanfattar eller återger en text med egna ord.</w:t>
-      </w:r>
-    </w:p>
-    <w:p>
-      <w:pPr>
-        <w:pStyle w:val="Textbody"/>
-        <w:jc w:val="left"/>
-      </w:pPr>
-      <w:r>
-        <w:t xml:space="preserve">Ex: Forsslund </w:t>
-      </w:r>
-      <w:fldSimple w:instr=" PAGEREF __RefNumPara__1427_1373209633 ">
-        <w:r>
-          <w:t>[5]</w:t>
-        </w:r>
-      </w:fldSimple>
-      <w:r>
-        <w:t xml:space="preserve"> förespråkar mer berättande rubriker i tekniska rapporter och menar att man särskilt i underrubrikerna kan ge viktig information.</w:t>
-      </w:r>
-    </w:p>
-    <w:p>
-      <w:pPr>
-        <w:pStyle w:val="Textbody"/>
-        <w:jc w:val="left"/>
-      </w:pPr>
-      <w:r>
-        <w:t>Du citerar när du ordagrant återger en fras, en mening eller ett stycke. I normalfallet refererar man istället för att citera källor. Du kan använda direkta citat om du har speciella skäl, t ex om du vill återge vedertagna definitioner av begrepp, när du tycker att en författare formulerat sig på ett särskilt träffande sätt, när du behöver stöd av en auktoritet, eller när du vill visa att en författare har fel.</w:t>
-      </w:r>
-    </w:p>
-    <w:p>
-      <w:pPr>
-        <w:pStyle w:val="Textbody"/>
-        <w:jc w:val="left"/>
-      </w:pPr>
-      <w:r>
-        <w:t xml:space="preserve">Korta citat omges med citationstecken. Att citera Strömqvist  kan vara en passande illustration i detta sammanhang: "Det må vara svårt att skriva, men det är roligt också" </w:t>
+        <w:t xml:space="preserve">Korta citat omges med citationstecken. Att citera </w:t>
+      </w:r>
+      <w:proofErr w:type="gramStart"/>
+      <w:r>
+        <w:t>Strömqvist  kan</w:t>
+      </w:r>
+      <w:proofErr w:type="gramEnd"/>
+      <w:r>
+        <w:t xml:space="preserve"> vara en passande illustration i detta sammanhang: "Det må vara svårt att skriva, men det är roligt också" </w:t>
       </w:r>
       <w:fldSimple w:instr=" PAGEREF __RefNumPara__1429_1373209633 ">
         <w:r>
@@ -2181,7 +1831,7 @@
     </w:p>
     <w:p>
       <w:pPr>
-        <w:pStyle w:val="Quote"/>
+        <w:pStyle w:val="Citat"/>
       </w:pPr>
       <w:r>
         <w:t xml:space="preserve">Det här är ett blockcitat vilket innebär indragning, mindre teckenstorlek, rak vänstermarginal, inte nödvändigtvis rak högermarginal, och inga citationstecken. Blockcitatet kan tillämpas vid mer än ungefär 50 ord. Blockcitat avslutas alltid med källhänvisning </w:t>
@@ -2198,18 +1848,18 @@
     <w:p>
       <w:pPr>
         <w:pStyle w:val="Textbody"/>
-        <w:jc w:val="left"/>
-      </w:pPr>
-    </w:p>
-    <w:p>
-      <w:pPr>
-        <w:pStyle w:val="Heading2"/>
+      </w:pPr>
+    </w:p>
+    <w:p>
+      <w:pPr>
+        <w:pStyle w:val="Rubrik1"/>
         <w:rPr>
           <w:rFonts w:hint="eastAsia"/>
         </w:rPr>
       </w:pPr>
       <w:r>
-        <w:t>Källförteckning och källhänvisningar</w:t>
+        <w:lastRenderedPageBreak/>
+        <w:t>Metod</w:t>
       </w:r>
     </w:p>
     <w:p>
@@ -2218,7 +1868,43 @@
         <w:jc w:val="left"/>
       </w:pPr>
       <w:r>
-        <w:t>Observera! Att kopiera in en text utan att ange dess källa betraktas som plagiat och därmed allvarligt fusk.</w:t>
+        <w:t>För att underlätta utvecklingen kommer a</w:t>
+      </w:r>
+      <w:r>
+        <w:t>rbetet</w:t>
+      </w:r>
+      <w:r>
+        <w:t xml:space="preserve"> att</w:t>
+      </w:r>
+      <w:r>
+        <w:t xml:space="preserve"> inleds med att </w:t>
+      </w:r>
+      <w:r>
+        <w:t xml:space="preserve">webbplatsens struktur, innehåll och navigering planeras genom att skapa </w:t>
+      </w:r>
+      <w:proofErr w:type="spellStart"/>
+      <w:r>
+        <w:t>wireframes</w:t>
+      </w:r>
+      <w:proofErr w:type="spellEnd"/>
+      <w:r>
+        <w:t xml:space="preserve"> i designverktyget </w:t>
+      </w:r>
+      <w:proofErr w:type="spellStart"/>
+      <w:r>
+        <w:t>Figma</w:t>
+      </w:r>
+      <w:proofErr w:type="spellEnd"/>
+      <w:r>
+        <w:t xml:space="preserve">. Det kommer att vara minst en </w:t>
+      </w:r>
+      <w:proofErr w:type="spellStart"/>
+      <w:r>
+        <w:t>wireframe</w:t>
+      </w:r>
+      <w:proofErr w:type="spellEnd"/>
+      <w:r>
+        <w:t xml:space="preserve"> för mobil och en för stor skärm.</w:t>
       </w:r>
     </w:p>
     <w:p>
@@ -2227,7 +1913,31 @@
         <w:jc w:val="left"/>
       </w:pPr>
       <w:r>
-        <w:t>En källförteckning (lista över referenser) upprättas i slutet av rapporten för att ge läsaren en samlad upplysning om samtliga källor som du refererar, citerar eller av annat skäl hänvisar till i den löpande texten. Källor ska anges så noggrant att läsaren ska kunna kontrollera dem, om de finns tillgängliga via bibliotek eller på Internet. Det förekommer även att muntliga källor och annan korrespondens inkluderas i källförteckningen, men det är ovanligt i tekniska rapporter.</w:t>
+        <w:t xml:space="preserve">När arbetet med </w:t>
+      </w:r>
+      <w:proofErr w:type="spellStart"/>
+      <w:r>
+        <w:t>wireframes</w:t>
+      </w:r>
+      <w:proofErr w:type="spellEnd"/>
+      <w:r>
+        <w:t xml:space="preserve"> är klart kommer jag gå vidare med att planera webbplatsens utseende i en eller flera </w:t>
+      </w:r>
+      <w:proofErr w:type="spellStart"/>
+      <w:r>
+        <w:t>mockups</w:t>
+      </w:r>
+      <w:proofErr w:type="spellEnd"/>
+      <w:r>
+        <w:t xml:space="preserve">. Även detta kommer att göras i </w:t>
+      </w:r>
+      <w:proofErr w:type="spellStart"/>
+      <w:r>
+        <w:t>Figma</w:t>
+      </w:r>
+      <w:proofErr w:type="spellEnd"/>
+      <w:r>
+        <w:t>. Här kommer det framgå vilka färger, typsnitt och bilder som jag planerar att använda.</w:t>
       </w:r>
     </w:p>
     <w:p>
@@ -2236,7 +1946,49 @@
         <w:jc w:val="left"/>
       </w:pPr>
       <w:r>
-        <w:t>Använd vederhäftiga källor, gärna författade av auktoriteter på området. Privata hemsidor och studentuppsatser har låg tillförlitlighet som källor, i synnerhet om studentuppsatsen har lägre nivå (A, B, C eller D) än det egna arbetet. Var källkritisk, särskilt mot kommersiella försäljningsargument.</w:t>
+        <w:t>När innehåll och utseende är planerat kan arbetet med att skapa webbplatsen börja</w:t>
+      </w:r>
+      <w:r>
+        <w:t xml:space="preserve"> och det blir då lättare att få en bra överblick</w:t>
+      </w:r>
+      <w:r>
+        <w:t xml:space="preserve">. Projektet kommer att skapas i Visual Studio Code och </w:t>
+      </w:r>
+      <w:proofErr w:type="spellStart"/>
+      <w:r>
+        <w:t>versionshanteras</w:t>
+      </w:r>
+      <w:proofErr w:type="spellEnd"/>
+      <w:r>
+        <w:t xml:space="preserve"> genom </w:t>
+      </w:r>
+      <w:proofErr w:type="spellStart"/>
+      <w:r>
+        <w:t>Github</w:t>
+      </w:r>
+      <w:proofErr w:type="spellEnd"/>
+      <w:r>
+        <w:t xml:space="preserve"> dels </w:t>
+      </w:r>
+      <w:r>
+        <w:t xml:space="preserve">för att spara säkra kopior </w:t>
+      </w:r>
+      <w:r>
+        <w:t xml:space="preserve">av </w:t>
+      </w:r>
+      <w:proofErr w:type="gramStart"/>
+      <w:r>
+        <w:t>arbetet</w:t>
+      </w:r>
+      <w:r>
+        <w:t xml:space="preserve"> och även</w:t>
+      </w:r>
+      <w:proofErr w:type="gramEnd"/>
+      <w:r>
+        <w:t xml:space="preserve"> för att kunna följa arbetets utveckling</w:t>
+      </w:r>
+      <w:r>
+        <w:t>.</w:t>
       </w:r>
     </w:p>
     <w:p>
@@ -2245,7 +1997,72 @@
         <w:jc w:val="left"/>
       </w:pPr>
       <w:r>
-        <w:t>Ta endast med källor i förteckningen som du refererar eller citerar i den löpande texten. Samtliga källor som tas upp i källförteckningen ska vara kopplade till rapporten genom hänvisning i den löpande texten, enligt Vancouver-systemet, som är vanligt förekommande i rapporter i tekniska ämnen.</w:t>
+        <w:t>Versionshanteringen kommer att börja i en huvudgren (</w:t>
+      </w:r>
+      <w:proofErr w:type="spellStart"/>
+      <w:r>
+        <w:t>main</w:t>
+      </w:r>
+      <w:proofErr w:type="spellEnd"/>
+      <w:r>
+        <w:t xml:space="preserve">) i </w:t>
+      </w:r>
+      <w:r>
+        <w:t xml:space="preserve">projektets </w:t>
+      </w:r>
+      <w:proofErr w:type="spellStart"/>
+      <w:r>
+        <w:t>G</w:t>
+      </w:r>
+      <w:r>
+        <w:t>it</w:t>
+      </w:r>
+      <w:r>
+        <w:t>hub</w:t>
+      </w:r>
+      <w:r>
+        <w:t>-repository</w:t>
+      </w:r>
+      <w:proofErr w:type="spellEnd"/>
+      <w:r>
+        <w:t xml:space="preserve"> och när grunden för webbplatsen är klar kommer utvecklingsarbetet att flyttas till en </w:t>
+      </w:r>
+      <w:proofErr w:type="spellStart"/>
+      <w:r>
+        <w:t>utvecklingsgren</w:t>
+      </w:r>
+      <w:proofErr w:type="spellEnd"/>
+      <w:r>
+        <w:t xml:space="preserve"> (</w:t>
+      </w:r>
+      <w:proofErr w:type="spellStart"/>
+      <w:r>
+        <w:t>dev</w:t>
+      </w:r>
+      <w:proofErr w:type="spellEnd"/>
+      <w:r>
+        <w:t>). Eftersom när delar av utvecklingen blir klar kommer det färdiga arbetet att sparas in på huvudgrenen.</w:t>
+      </w:r>
+      <w:r>
+        <w:t xml:space="preserve"> Detta är ett bra arbetssätt inför framtiden ifall man har e</w:t>
+      </w:r>
+      <w:r>
+        <w:t>tt projekt</w:t>
+      </w:r>
+      <w:r>
+        <w:t xml:space="preserve"> som redan är publicera</w:t>
+      </w:r>
+      <w:r>
+        <w:t>t</w:t>
+      </w:r>
+      <w:r>
+        <w:t xml:space="preserve"> så att man kan utveckla nya delar separat eller om man är flera som arbetar på samma </w:t>
+      </w:r>
+      <w:r>
+        <w:t>projekt</w:t>
+      </w:r>
+      <w:r>
+        <w:t>.</w:t>
       </w:r>
     </w:p>
     <w:p>
@@ -2254,48 +2071,7 @@
         <w:jc w:val="left"/>
       </w:pPr>
       <w:r>
-        <w:lastRenderedPageBreak/>
-        <w:t xml:space="preserve">Enligt Vancouver-systemet </w:t>
-      </w:r>
-      <w:fldSimple w:instr=" PAGEREF __RefNumPara__599_1477455428 ">
-        <w:r>
-          <w:t>[1]</w:t>
-        </w:r>
-      </w:fldSimple>
-      <w:r>
-        <w:t xml:space="preserve">ordnas källförteckningen i den ordning källorna återges i den löpande texten, och källhänvisningen anges i texten med en siffra inom hakparenteser, t ex </w:t>
-      </w:r>
-      <w:fldSimple w:instr=" PAGEREF __RefNumPara__1878_1373209633 ">
-        <w:r>
-          <w:t>[2]</w:t>
-        </w:r>
-      </w:fldSimple>
-      <w:r>
-        <w:t xml:space="preserve"> eller </w:t>
-      </w:r>
-      <w:fldSimple w:instr=" PAGEREF __RefNumPara__1880_1373209633 ">
-        <w:r>
-          <w:t>[3]</w:t>
-        </w:r>
-      </w:fldSimple>
-      <w:r>
-        <w:t>,</w:t>
-      </w:r>
-      <w:fldSimple w:instr=" PAGEREF __RefNumPara__1429_1373209633 ">
-        <w:r>
-          <w:t>[4]</w:t>
-        </w:r>
-      </w:fldSimple>
-      <w:r>
-        <w:t xml:space="preserve">. De anges även i denna ordning i källförteckningen. Exempel på källhänvisning: Enligt Eriksson </w:t>
-      </w:r>
-      <w:fldSimple w:instr=" PAGEREF __RefNumPara__1880_1373209633 ">
-        <w:r>
-          <w:t>[3]</w:t>
-        </w:r>
-      </w:fldSimple>
-      <w:r>
-        <w:t xml:space="preserve"> kan dynamiska SFN ge betydande prestandavinster.</w:t>
+        <w:t xml:space="preserve">Webbplatsens innehåll kommer att kodas i HTML5 med huvudsakligen semantiska element enligt standard för bra tillgänglighet. </w:t>
       </w:r>
     </w:p>
     <w:p>
@@ -2304,65 +2080,82 @@
         <w:jc w:val="left"/>
       </w:pPr>
       <w:r>
-        <w:t>Exempel på post i källförteckning enligt Vancouver-systemet: (Observera att förteckningen inte placeras här, utan i slutet av dokumentet.)</w:t>
+        <w:t xml:space="preserve">Hur webbplatsen ska se ut kommer att styras genom </w:t>
+      </w:r>
+      <w:r>
+        <w:t xml:space="preserve">en extern </w:t>
+      </w:r>
+      <w:r>
+        <w:t>CSS</w:t>
+      </w:r>
+      <w:r>
+        <w:t xml:space="preserve">-fil. </w:t>
+      </w:r>
+      <w:r>
+        <w:t xml:space="preserve">Där kommer all design att finnas, ex typsnitt, färger, textstorlekar och bakgrunder. </w:t>
+      </w:r>
+      <w:r>
+        <w:t>L</w:t>
+      </w:r>
+      <w:r>
+        <w:t xml:space="preserve">ayouten kommer att styras med CSS </w:t>
+      </w:r>
+      <w:proofErr w:type="spellStart"/>
+      <w:r>
+        <w:t>Flexbox</w:t>
+      </w:r>
+      <w:proofErr w:type="spellEnd"/>
+      <w:r>
+        <w:t xml:space="preserve"> där element behöver positioneras antingen vågrätt eller lodrätt </w:t>
+      </w:r>
+      <w:r>
+        <w:t xml:space="preserve">och </w:t>
+      </w:r>
+      <w:r>
+        <w:t xml:space="preserve">CSS </w:t>
+      </w:r>
+      <w:r>
+        <w:t xml:space="preserve">Grid där </w:t>
+      </w:r>
+      <w:r>
+        <w:t xml:space="preserve">både vågrät och lodrät positionering </w:t>
+      </w:r>
+      <w:r>
+        <w:t>behövs.</w:t>
       </w:r>
     </w:p>
     <w:p>
       <w:pPr>
         <w:pStyle w:val="Textbody"/>
         <w:jc w:val="left"/>
-        <w:rPr>
-          <w:lang w:val="en-GB"/>
-        </w:rPr>
-      </w:pPr>
-      <w:r>
-        <w:rPr>
-          <w:lang w:val="en-GB"/>
-        </w:rPr>
-        <w:t>[2]</w:t>
-      </w:r>
-      <w:r>
-        <w:rPr>
-          <w:lang w:val="en-GB"/>
-        </w:rPr>
-        <w:tab/>
-        <w:t xml:space="preserve">M. Eriksson, ”Dynamic Single Frequency Networks”, </w:t>
-      </w:r>
-      <w:r>
-        <w:rPr>
-          <w:i/>
-          <w:iCs/>
-          <w:lang w:val="en-GB"/>
-        </w:rPr>
-        <w:t xml:space="preserve">IEEE Journal on </w:t>
-      </w:r>
-      <w:r>
-        <w:rPr>
-          <w:i/>
-          <w:iCs/>
-          <w:lang w:val="en-GB"/>
-        </w:rPr>
-        <w:tab/>
-        <w:t>Selected Areas in Communications (J-SAC)</w:t>
-      </w:r>
-      <w:r>
-        <w:rPr>
-          <w:lang w:val="en-GB"/>
-        </w:rPr>
-        <w:t xml:space="preserve">, vol. 19, nr. 10, 2001, </w:t>
-      </w:r>
-      <w:r>
-        <w:rPr>
-          <w:lang w:val="en-GB"/>
-        </w:rPr>
-        <w:tab/>
-      </w:r>
-      <w:r>
-        <w:rPr>
-          <w:lang w:val="en-GB"/>
-        </w:rPr>
-        <w:tab/>
-        <w:t>s. 1905-1914.</w:t>
+      </w:pPr>
+      <w:r>
+        <w:t xml:space="preserve">Webbplatsen kommer att utvecklas enligt strategin ”mobile </w:t>
+      </w:r>
+      <w:proofErr w:type="spellStart"/>
+      <w:r>
+        <w:t>first</w:t>
+      </w:r>
+      <w:proofErr w:type="spellEnd"/>
+      <w:r>
+        <w:t>”, vilket innebär att jag börjar att utveckla för en liten skärm och sedan anpassar designen efter större skärmstorlekar</w:t>
+      </w:r>
+      <w:r>
+        <w:t xml:space="preserve"> </w:t>
+      </w:r>
+      <w:r>
+        <w:t>med hjälp av</w:t>
+      </w:r>
+      <w:r>
+        <w:t xml:space="preserve"> media </w:t>
+      </w:r>
+      <w:proofErr w:type="spellStart"/>
+      <w:r>
+        <w:t>querys</w:t>
+      </w:r>
+      <w:proofErr w:type="spellEnd"/>
+      <w:r>
+        <w:t>.</w:t>
       </w:r>
     </w:p>
     <w:p>
@@ -2371,7 +2164,16 @@
         <w:jc w:val="left"/>
       </w:pPr>
       <w:r>
-        <w:t>Eftersom information på webben kan revideras ofta, och eftersom webblänkar kan upphöra att fungera, måste datum anges då du själv hämtade information från webbsidan. Vid webbaserade källor krävs ibland anvisningar för hur källan kan hittas. Tänk på att kvaliteten på materialet på Internet varierar.</w:t>
+        <w:t>A</w:t>
+      </w:r>
+      <w:r>
+        <w:t>nvändarinteraktion kommer att implementeras genom JavaScript.</w:t>
+      </w:r>
+      <w:r>
+        <w:t xml:space="preserve"> Tex med en mobil hamburgermeny och formulärvalidering. </w:t>
+      </w:r>
+      <w:r>
+        <w:t>För att underlätta underhåll av sortimentet kommer detta att läsas in via JavaScript från en extern fil.</w:t>
       </w:r>
     </w:p>
     <w:p>
@@ -2380,7 +2182,46 @@
         <w:jc w:val="left"/>
       </w:pPr>
       <w:r>
-        <w:t>Exempel på källförteckning:</w:t>
+        <w:t xml:space="preserve">Den färdiga </w:t>
+      </w:r>
+      <w:r>
+        <w:t>webbplatsen kommer testas i olika webbläsare och både på desktop, surfplatta och mobil. Koden</w:t>
+      </w:r>
+      <w:r>
+        <w:t xml:space="preserve"> ska</w:t>
+      </w:r>
+      <w:r>
+        <w:t xml:space="preserve"> också</w:t>
+      </w:r>
+      <w:r>
+        <w:t xml:space="preserve"> validera korrekt</w:t>
+      </w:r>
+      <w:r>
+        <w:t xml:space="preserve"> i</w:t>
+      </w:r>
+      <w:r>
+        <w:t xml:space="preserve"> W3Cs valid</w:t>
+      </w:r>
+      <w:r>
+        <w:t xml:space="preserve">eringsverktyg för </w:t>
+      </w:r>
+      <w:r>
+        <w:t>HTML</w:t>
+      </w:r>
+      <w:r>
+        <w:t>-</w:t>
+      </w:r>
+      <w:r>
+        <w:t xml:space="preserve"> och CSS</w:t>
+      </w:r>
+      <w:r>
+        <w:t>-kod</w:t>
+      </w:r>
+      <w:r>
+        <w:t>.</w:t>
+      </w:r>
+      <w:r>
+        <w:t xml:space="preserve"> </w:t>
       </w:r>
     </w:p>
     <w:p>
@@ -2389,22 +2230,8 @@
         <w:jc w:val="left"/>
       </w:pPr>
       <w:r>
-        <w:t>[9]</w:t>
-      </w:r>
-      <w:r>
-        <w:tab/>
-        <w:t xml:space="preserve">Wikipedia, ”H.264/MPEG-4 AVC”, </w:t>
-      </w:r>
-      <w:r>
-        <w:tab/>
-        <w:t xml:space="preserve">http://en.wikipedia.org/wiki/H.264/MPEG-4_AVC </w:t>
-      </w:r>
-      <w:r>
-        <w:br/>
-      </w:r>
-      <w:r>
-        <w:tab/>
-        <w:t>Hämtad 2010-04-21.</w:t>
+        <w:lastRenderedPageBreak/>
+        <w:t>JavaScript-koden kommer att testas genom att använda webbplatsen med webbläsarens konsollogg framme så att jag kan se om några felmeddelanden dyker upp.</w:t>
       </w:r>
     </w:p>
     <w:p>
@@ -2413,21 +2240,47 @@
         <w:jc w:val="left"/>
       </w:pPr>
       <w:r>
-        <w:t>Formatera källförteckningen på ett konsekvent sätt. I slutet av denna mall finns källförteckning i enlighet med Vancouver-systemet med exempel på hur du anger referenser till bokkapitel, vetenskapliga artiklar, artiklar i dagspressen, muntliga källor, rapporter, kataloger, manualer samt tekniska standarder.</w:t>
-      </w:r>
-    </w:p>
-    <w:p>
-      <w:pPr>
-        <w:pStyle w:val="Heading2"/>
+        <w:t xml:space="preserve">Slutligen kommer webbplatsen att publiceras via </w:t>
+      </w:r>
+      <w:proofErr w:type="spellStart"/>
+      <w:r>
+        <w:t>Github</w:t>
+      </w:r>
+      <w:proofErr w:type="spellEnd"/>
+      <w:r>
+        <w:t xml:space="preserve"> på </w:t>
+      </w:r>
+      <w:proofErr w:type="spellStart"/>
+      <w:r>
+        <w:t>Netlify</w:t>
+      </w:r>
+      <w:proofErr w:type="spellEnd"/>
+      <w:r>
+        <w:t>.</w:t>
+      </w:r>
+    </w:p>
+    <w:p>
+      <w:pPr>
+        <w:pStyle w:val="Rubrik1"/>
         <w:rPr>
           <w:rFonts w:hint="eastAsia"/>
         </w:rPr>
       </w:pPr>
-      <w:bookmarkStart w:id="0" w:name="__RefHeading__1550_1780816771"/>
-      <w:r>
-        <w:t>Automatiskt numrerade källhänvisningar</w:t>
-      </w:r>
-      <w:bookmarkEnd w:id="0"/>
+      <w:r>
+        <w:lastRenderedPageBreak/>
+        <w:t>Konstruktion</w:t>
+      </w:r>
+    </w:p>
+    <w:p>
+      <w:pPr>
+        <w:pStyle w:val="Rubrik2"/>
+        <w:rPr>
+          <w:rFonts w:hint="eastAsia"/>
+        </w:rPr>
+      </w:pPr>
+      <w:r>
+        <w:t>Planering</w:t>
+      </w:r>
     </w:p>
     <w:p>
       <w:pPr>
@@ -2435,7 +2288,43 @@
         <w:jc w:val="left"/>
       </w:pPr>
       <w:r>
-        <w:t>Du kan utnyttja ordbehandlingsprogrammet för att automatiskt numrera källförteckningen och källhänvisningarna enligt Vancouver-systemet. Denna  OpenOffice-mall stödjer ett sätt att göra det på och precis som sägs ovan hittar du exempel på källförteckningar skapad med den metoden i slutet av mallen.</w:t>
+        <w:t xml:space="preserve">Enligt min plan började jag arbetet i designverktyget </w:t>
+      </w:r>
+      <w:proofErr w:type="spellStart"/>
+      <w:r>
+        <w:t>Figma</w:t>
+      </w:r>
+      <w:proofErr w:type="spellEnd"/>
+      <w:r>
+        <w:t xml:space="preserve">. Först skapade jag en </w:t>
+      </w:r>
+      <w:proofErr w:type="spellStart"/>
+      <w:r>
+        <w:t>wireframe</w:t>
+      </w:r>
+      <w:proofErr w:type="spellEnd"/>
+      <w:r>
+        <w:t xml:space="preserve"> för startsidan i mobilstorlek. Jag valde också att göra en </w:t>
+      </w:r>
+      <w:proofErr w:type="spellStart"/>
+      <w:r>
+        <w:t>wireframe</w:t>
+      </w:r>
+      <w:proofErr w:type="spellEnd"/>
+      <w:r>
+        <w:t xml:space="preserve"> för sortiment-sidan då jag hade lite olika funderingar kring hur de olika artiklarna skulle kunna presenteras på sidan</w:t>
+      </w:r>
+      <w:r>
+        <w:t>,</w:t>
+      </w:r>
+      <w:r>
+        <w:t xml:space="preserve"> </w:t>
+      </w:r>
+      <w:r>
+        <w:t>se figur 1</w:t>
+      </w:r>
+      <w:r>
+        <w:t>.</w:t>
       </w:r>
     </w:p>
     <w:p>
@@ -2444,27 +2333,19 @@
         <w:jc w:val="left"/>
       </w:pPr>
       <w:r>
-        <w:t xml:space="preserve">Metoden innebär att du skriver in källans beskrivning i källförteckningen i slutet av dokumentet, i en automatiskt numrerad lista. Därefter markerar du var i den löpande texten källhänvisningen ska placeras, och väljer menyalternativet Infoga -&gt; Korshänvisning, välj Numrerade  stycken i Fälttyps-fönstret, scrolla ner i Urvalsfönstret och markera den referens du vill referera till och välj därefter Nummer i fönstret Infoga referens till. Exempel på en sådan källhänvisning: Se </w:t>
-      </w:r>
-      <w:fldSimple w:instr=" PAGEREF __RefNumPara__599_1477455428 ">
-        <w:r>
-          <w:t>[1]</w:t>
-        </w:r>
-      </w:fldSimple>
-      <w:r>
-        <w:t>. Fördelen med denna metod är att källförteckningen kan ha valfri ordningsföljd.</w:t>
-      </w:r>
-    </w:p>
-    <w:p>
-      <w:pPr>
-        <w:pStyle w:val="Heading2"/>
-        <w:rPr>
-          <w:rFonts w:hint="eastAsia"/>
-        </w:rPr>
-      </w:pPr>
-      <w:r>
-        <w:lastRenderedPageBreak/>
-        <w:t>Illustrationer</w:t>
+        <w:t>P</w:t>
+      </w:r>
+      <w:r>
+        <w:t xml:space="preserve">lanen </w:t>
+      </w:r>
+      <w:r>
+        <w:t xml:space="preserve">var </w:t>
+      </w:r>
+      <w:r>
+        <w:t xml:space="preserve">att göra två bilder som knappar med de två olika artikelgrupperna Matbröd och Fikabröd. Vid klick på en av bilderna skulle artiklarna </w:t>
+      </w:r>
+      <w:r>
+        <w:t>i den gruppen visas.</w:t>
       </w:r>
     </w:p>
     <w:p>
@@ -2473,36 +2354,357 @@
         <w:jc w:val="left"/>
       </w:pPr>
       <w:r>
-        <w:t>Samtliga illustrationer (bilder, figurer, diagram, tabeller) i rapporten ska vara numrerade och försedda med en kort figur- eller tabelltext. Därtill ska i anslutning till texten anges källhänvisning varifrån illustrationen är hämtad, om den inte är av egen produktion. Exempel:</w:t>
-      </w:r>
-    </w:p>
-    <w:p>
-      <w:pPr>
-        <w:pStyle w:val="Figure"/>
-        <w:jc w:val="center"/>
-      </w:pPr>
-    </w:p>
-    <w:p>
-      <w:pPr>
-        <w:pStyle w:val="Figure"/>
-      </w:pPr>
-      <w:r>
-        <w:t xml:space="preserve">Figur 1: Systemöversikt </w:t>
-      </w:r>
-      <w:fldSimple w:instr=" PAGEREF __RefNumPara__1429_1373209633 ">
-        <w:r>
-          <w:t>[4]</w:t>
-        </w:r>
-      </w:fldSimple>
+        <w:t xml:space="preserve">Sedan gick jag vidare och gjorde en </w:t>
+      </w:r>
+      <w:proofErr w:type="spellStart"/>
+      <w:r>
+        <w:t>wireframe</w:t>
+      </w:r>
+      <w:proofErr w:type="spellEnd"/>
+      <w:r>
+        <w:t xml:space="preserve"> för desktop, se figur 2.</w:t>
+      </w:r>
+    </w:p>
+    <w:p>
+      <w:pPr>
+        <w:pStyle w:val="Textbody"/>
+        <w:keepNext/>
+        <w:jc w:val="left"/>
+      </w:pPr>
+      <w:r>
+        <w:rPr>
+          <w:noProof/>
+        </w:rPr>
+        <w:drawing>
+          <wp:anchor distT="0" distB="0" distL="114300" distR="114300" simplePos="0" relativeHeight="251659264" behindDoc="0" locked="0" layoutInCell="1" allowOverlap="1" wp14:anchorId="50370085" wp14:editId="02CF81F5">
+            <wp:simplePos x="0" y="0"/>
+            <wp:positionH relativeFrom="column">
+              <wp:posOffset>2573020</wp:posOffset>
+            </wp:positionH>
+            <wp:positionV relativeFrom="paragraph">
+              <wp:posOffset>44821</wp:posOffset>
+            </wp:positionV>
+            <wp:extent cx="2289810" cy="2419350"/>
+            <wp:effectExtent l="38100" t="38100" r="91440" b="95250"/>
+            <wp:wrapNone/>
+            <wp:docPr id="2002402939" name="Bildobjekt 1"/>
+            <wp:cNvGraphicFramePr>
+              <a:graphicFrameLocks xmlns:a="http://schemas.openxmlformats.org/drawingml/2006/main" noChangeAspect="1"/>
+            </wp:cNvGraphicFramePr>
+            <a:graphic xmlns:a="http://schemas.openxmlformats.org/drawingml/2006/main">
+              <a:graphicData uri="http://schemas.openxmlformats.org/drawingml/2006/picture">
+                <pic:pic xmlns:pic="http://schemas.openxmlformats.org/drawingml/2006/picture">
+                  <pic:nvPicPr>
+                    <pic:cNvPr id="2002402939" name=""/>
+                    <pic:cNvPicPr/>
+                  </pic:nvPicPr>
+                  <pic:blipFill>
+                    <a:blip r:embed="rId13" cstate="print">
+                      <a:extLst>
+                        <a:ext uri="{28A0092B-C50C-407E-A947-70E740481C1C}">
+                          <a14:useLocalDpi xmlns:a14="http://schemas.microsoft.com/office/drawing/2010/main" val="0"/>
+                        </a:ext>
+                      </a:extLst>
+                    </a:blip>
+                    <a:stretch>
+                      <a:fillRect/>
+                    </a:stretch>
+                  </pic:blipFill>
+                  <pic:spPr>
+                    <a:xfrm>
+                      <a:off x="0" y="0"/>
+                      <a:ext cx="2289810" cy="2419350"/>
+                    </a:xfrm>
+                    <a:prstGeom prst="rect">
+                      <a:avLst/>
+                    </a:prstGeom>
+                    <a:effectLst>
+                      <a:outerShdw blurRad="50800" dist="38100" dir="2700000" algn="tl" rotWithShape="0">
+                        <a:prstClr val="black">
+                          <a:alpha val="40000"/>
+                        </a:prstClr>
+                      </a:outerShdw>
+                    </a:effectLst>
+                  </pic:spPr>
+                </pic:pic>
+              </a:graphicData>
+            </a:graphic>
+            <wp14:sizeRelH relativeFrom="page">
+              <wp14:pctWidth>0</wp14:pctWidth>
+            </wp14:sizeRelH>
+            <wp14:sizeRelV relativeFrom="page">
+              <wp14:pctHeight>0</wp14:pctHeight>
+            </wp14:sizeRelV>
+          </wp:anchor>
+        </w:drawing>
+      </w:r>
+      <w:r>
+        <w:rPr>
+          <w:noProof/>
+        </w:rPr>
+        <mc:AlternateContent>
+          <mc:Choice Requires="wps">
+            <w:drawing>
+              <wp:anchor distT="0" distB="0" distL="114300" distR="114300" simplePos="0" relativeHeight="251662336" behindDoc="0" locked="0" layoutInCell="1" allowOverlap="1" wp14:anchorId="64A4CC53" wp14:editId="5683544A">
+                <wp:simplePos x="0" y="0"/>
+                <wp:positionH relativeFrom="column">
+                  <wp:posOffset>2573020</wp:posOffset>
+                </wp:positionH>
+                <wp:positionV relativeFrom="paragraph">
+                  <wp:posOffset>2487930</wp:posOffset>
+                </wp:positionV>
+                <wp:extent cx="2289810" cy="635"/>
+                <wp:effectExtent l="0" t="0" r="0" b="0"/>
+                <wp:wrapNone/>
+                <wp:docPr id="2120273438" name="Textruta 1"/>
+                <wp:cNvGraphicFramePr/>
+                <a:graphic xmlns:a="http://schemas.openxmlformats.org/drawingml/2006/main">
+                  <a:graphicData uri="http://schemas.microsoft.com/office/word/2010/wordprocessingShape">
+                    <wps:wsp>
+                      <wps:cNvSpPr txBox="1"/>
+                      <wps:spPr>
+                        <a:xfrm>
+                          <a:off x="0" y="0"/>
+                          <a:ext cx="2289810" cy="635"/>
+                        </a:xfrm>
+                        <a:prstGeom prst="rect">
+                          <a:avLst/>
+                        </a:prstGeom>
+                        <a:solidFill>
+                          <a:prstClr val="white"/>
+                        </a:solidFill>
+                        <a:ln>
+                          <a:noFill/>
+                        </a:ln>
+                      </wps:spPr>
+                      <wps:txbx>
+                        <w:txbxContent>
+                          <w:p>
+                            <w:pPr>
+                              <w:pStyle w:val="Beskrivning"/>
+                              <w:rPr>
+                                <w:rFonts w:cs="FreeSerif"/>
+                                <w:sz w:val="20"/>
+                                <w:szCs w:val="20"/>
+                              </w:rPr>
+                            </w:pPr>
+                            <w:r>
+                              <w:rPr>
+                                <w:sz w:val="20"/>
+                                <w:szCs w:val="20"/>
+                              </w:rPr>
+                              <w:t xml:space="preserve">Figur 2 – </w:t>
+                            </w:r>
+                            <w:proofErr w:type="spellStart"/>
+                            <w:r>
+                              <w:rPr>
+                                <w:sz w:val="20"/>
+                                <w:szCs w:val="20"/>
+                              </w:rPr>
+                              <w:t>Wireframe</w:t>
+                            </w:r>
+                            <w:proofErr w:type="spellEnd"/>
+                            <w:r>
+                              <w:rPr>
+                                <w:sz w:val="20"/>
+                                <w:szCs w:val="20"/>
+                              </w:rPr>
+                              <w:t xml:space="preserve"> desktop</w:t>
+                            </w:r>
+                          </w:p>
+                        </w:txbxContent>
+                      </wps:txbx>
+                      <wps:bodyPr rot="0" spcFirstLastPara="0" vertOverflow="overflow" horzOverflow="overflow" vert="horz" wrap="square" lIns="0" tIns="0" rIns="0" bIns="0" numCol="1" spcCol="0" rtlCol="0" fromWordArt="0" anchor="t" anchorCtr="0" forceAA="0" compatLnSpc="1">
+                        <a:prstTxWarp prst="textNoShape">
+                          <a:avLst/>
+                        </a:prstTxWarp>
+                        <a:spAutoFit/>
+                      </wps:bodyPr>
+                    </wps:wsp>
+                  </a:graphicData>
+                </a:graphic>
+              </wp:anchor>
+            </w:drawing>
+          </mc:Choice>
+          <mc:Fallback>
+            <w:pict>
+              <v:shapetype w14:anchorId="64A4CC53" id="_x0000_t202" coordsize="21600,21600" o:spt="202" path="m,l,21600r21600,l21600,xe">
+                <v:stroke joinstyle="miter"/>
+                <v:path gradientshapeok="t" o:connecttype="rect"/>
+              </v:shapetype>
+              <v:shape id="Textruta 1" o:spid="_x0000_s1026" type="#_x0000_t202" style="position:absolute;margin-left:202.6pt;margin-top:195.9pt;width:180.3pt;height:.05pt;z-index:251662336;visibility:visible;mso-wrap-style:square;mso-wrap-distance-left:9pt;mso-wrap-distance-top:0;mso-wrap-distance-right:9pt;mso-wrap-distance-bottom:0;mso-position-horizontal:absolute;mso-position-horizontal-relative:text;mso-position-vertical:absolute;mso-position-vertical-relative:text;v-text-anchor:top" o:gfxdata="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" stroked="f">
+                <v:textbox style="mso-fit-shape-to-text:t" inset="0,0,0,0">
+                  <w:txbxContent>
+                    <w:p>
+                      <w:pPr>
+                        <w:pStyle w:val="Beskrivning"/>
+                        <w:rPr>
+                          <w:rFonts w:cs="FreeSerif"/>
+                          <w:sz w:val="20"/>
+                          <w:szCs w:val="20"/>
+                        </w:rPr>
+                      </w:pPr>
+                      <w:r>
+                        <w:rPr>
+                          <w:sz w:val="20"/>
+                          <w:szCs w:val="20"/>
+                        </w:rPr>
+                        <w:t xml:space="preserve">Figur 2 – </w:t>
+                      </w:r>
+                      <w:proofErr w:type="spellStart"/>
+                      <w:r>
+                        <w:rPr>
+                          <w:sz w:val="20"/>
+                          <w:szCs w:val="20"/>
+                        </w:rPr>
+                        <w:t>Wireframe</w:t>
+                      </w:r>
+                      <w:proofErr w:type="spellEnd"/>
+                      <w:r>
+                        <w:rPr>
+                          <w:sz w:val="20"/>
+                          <w:szCs w:val="20"/>
+                        </w:rPr>
+                        <w:t xml:space="preserve"> desktop</w:t>
+                      </w:r>
+                    </w:p>
+                  </w:txbxContent>
+                </v:textbox>
+              </v:shape>
+            </w:pict>
+          </mc:Fallback>
+        </mc:AlternateContent>
+      </w:r>
+      <w:r>
+        <w:rPr>
+          <w:noProof/>
+        </w:rPr>
+        <w:drawing>
+          <wp:inline distT="0" distB="0" distL="0" distR="0" wp14:anchorId="35C1F9C5" wp14:editId="198FCE22">
+            <wp:extent cx="2316966" cy="2847975"/>
+            <wp:effectExtent l="38100" t="38100" r="102870" b="85725"/>
+            <wp:docPr id="564361892" name="Bildobjekt 1"/>
+            <wp:cNvGraphicFramePr>
+              <a:graphicFrameLocks xmlns:a="http://schemas.openxmlformats.org/drawingml/2006/main" noChangeAspect="1"/>
+            </wp:cNvGraphicFramePr>
+            <a:graphic xmlns:a="http://schemas.openxmlformats.org/drawingml/2006/main">
+              <a:graphicData uri="http://schemas.openxmlformats.org/drawingml/2006/picture">
+                <pic:pic xmlns:pic="http://schemas.openxmlformats.org/drawingml/2006/picture">
+                  <pic:nvPicPr>
+                    <pic:cNvPr id="564361892" name=""/>
+                    <pic:cNvPicPr/>
+                  </pic:nvPicPr>
+                  <pic:blipFill>
+                    <a:blip r:embed="rId14"/>
+                    <a:stretch>
+                      <a:fillRect/>
+                    </a:stretch>
+                  </pic:blipFill>
+                  <pic:spPr>
+                    <a:xfrm>
+                      <a:off x="0" y="0"/>
+                      <a:ext cx="2346100" cy="2883786"/>
+                    </a:xfrm>
+                    <a:prstGeom prst="rect">
+                      <a:avLst/>
+                    </a:prstGeom>
+                    <a:effectLst>
+                      <a:outerShdw blurRad="50800" dist="38100" dir="2700000" algn="tl" rotWithShape="0">
+                        <a:prstClr val="black">
+                          <a:alpha val="40000"/>
+                        </a:prstClr>
+                      </a:outerShdw>
+                    </a:effectLst>
+                  </pic:spPr>
+                </pic:pic>
+              </a:graphicData>
+            </a:graphic>
+          </wp:inline>
+        </w:drawing>
+      </w:r>
+    </w:p>
+    <w:p>
+      <w:pPr>
+        <w:pStyle w:val="Beskrivning"/>
+        <w:jc w:val="left"/>
+        <w:rPr>
+          <w:sz w:val="20"/>
+          <w:szCs w:val="20"/>
+        </w:rPr>
+      </w:pPr>
+      <w:r>
+        <w:rPr>
+          <w:sz w:val="20"/>
+          <w:szCs w:val="20"/>
+        </w:rPr>
+        <w:t xml:space="preserve">Figur </w:t>
+      </w:r>
+      <w:r>
+        <w:rPr>
+          <w:sz w:val="20"/>
+          <w:szCs w:val="20"/>
+        </w:rPr>
+        <w:fldChar w:fldCharType="begin"/>
+      </w:r>
+      <w:r>
+        <w:rPr>
+          <w:sz w:val="20"/>
+          <w:szCs w:val="20"/>
+        </w:rPr>
+        <w:instrText xml:space="preserve"> SEQ Figur \* ARABIC </w:instrText>
+      </w:r>
+      <w:r>
+        <w:rPr>
+          <w:sz w:val="20"/>
+          <w:szCs w:val="20"/>
+        </w:rPr>
+        <w:fldChar w:fldCharType="separate"/>
+      </w:r>
+      <w:r>
+        <w:rPr>
+          <w:noProof/>
+          <w:sz w:val="20"/>
+          <w:szCs w:val="20"/>
+        </w:rPr>
+        <w:t>1</w:t>
+      </w:r>
+      <w:r>
+        <w:rPr>
+          <w:noProof/>
+          <w:sz w:val="20"/>
+          <w:szCs w:val="20"/>
+        </w:rPr>
+        <w:fldChar w:fldCharType="end"/>
+      </w:r>
+      <w:r>
+        <w:rPr>
+          <w:sz w:val="20"/>
+          <w:szCs w:val="20"/>
+        </w:rPr>
+        <w:t xml:space="preserve"> – </w:t>
+      </w:r>
+      <w:proofErr w:type="spellStart"/>
+      <w:r>
+        <w:rPr>
+          <w:sz w:val="20"/>
+          <w:szCs w:val="20"/>
+        </w:rPr>
+        <w:t>Wireframes</w:t>
+      </w:r>
+      <w:proofErr w:type="spellEnd"/>
+      <w:r>
+        <w:rPr>
+          <w:sz w:val="20"/>
+          <w:szCs w:val="20"/>
+        </w:rPr>
+        <w:t xml:space="preserve"> mobil</w:t>
+      </w:r>
     </w:p>
     <w:p>
       <w:pPr>
         <w:pStyle w:val="Textbody"/>
         <w:jc w:val="left"/>
       </w:pPr>
-      <w:r>
-        <w:t>Samtliga illustrationer ska vara kopplade till rapporten genom hänvisning i den löpande texten. Hänvisningarna skrivs på svenska med begynnande gemen Exempel: ”Systemet illustreras av blockschemat i figur 2”, ”Av tabell 3 framgår …” etc. På svenska skrivs figur alltid med litet f då de förekommer i löpande text.</w:t>
-      </w:r>
     </w:p>
     <w:p>
       <w:pPr>
@@ -2510,16 +2712,140 @@
         <w:jc w:val="left"/>
       </w:pPr>
       <w:r>
-        <w:t>Du kan rita illustrationer i OpenOffice Draw och kopiera figuren direkt in i OpenOffice Writer. För att få figuren att följa texten högerklicka på den och välj Förankring-&gt;Som tecken.</w:t>
+        <w:t xml:space="preserve">När strukturen var planerad i mina </w:t>
+      </w:r>
+      <w:proofErr w:type="spellStart"/>
+      <w:r>
+        <w:t>wireframes</w:t>
+      </w:r>
+      <w:proofErr w:type="spellEnd"/>
+      <w:r>
+        <w:t xml:space="preserve"> skulle jag planera utseendet genom att göra </w:t>
+      </w:r>
+      <w:proofErr w:type="spellStart"/>
+      <w:r>
+        <w:t>mockups</w:t>
+      </w:r>
+      <w:proofErr w:type="spellEnd"/>
+      <w:r>
+        <w:t xml:space="preserve"> i </w:t>
+      </w:r>
+      <w:proofErr w:type="spellStart"/>
+      <w:r>
+        <w:t>Figma</w:t>
+      </w:r>
+      <w:proofErr w:type="spellEnd"/>
+      <w:r>
+        <w:t xml:space="preserve">. Men innan jag kunde börja med det behövde jag en logotyp för mitt fiktiva företag. </w:t>
       </w:r>
     </w:p>
     <w:p>
       <w:pPr>
         <w:pStyle w:val="Textbody"/>
         <w:jc w:val="left"/>
-      </w:pPr>
-      <w:r>
-        <w:t>Den här mallen har en fördefinierad variabel ”Figure” vilken kan användas för att åstadkomma automatisk figurnumrering. Du kan kopiera från exemplet ovan eller använda dig av menyalternativet Infoga -&gt; Fältkommando -&gt; Andra och välja fliken Variabler. Där väljer du ”Figure” i Urvalsfönstret och trycker sedan på Infoga. För automatisk hänvisning till en figur, välj Infoga-&gt; Korshänvisning. Välj ”Figure” i Fälttypsrutan och välj vilken figur du vill referera till i Urval. Kom ihåg att välja Nummer i Infoga referens till-rutan och  avsluta med Infoga. Hänvisningar till figuren, figur 1, ovan är skapade med hjälp av dessa funktioner.</w:t>
+        <w:rPr>
+          <w:noProof/>
+        </w:rPr>
+      </w:pPr>
+      <w:r>
+        <w:rPr>
+          <w:noProof/>
+        </w:rPr>
+        <w:drawing>
+          <wp:anchor distT="0" distB="0" distL="114300" distR="114300" simplePos="0" relativeHeight="251724800" behindDoc="0" locked="0" layoutInCell="1" allowOverlap="1" wp14:anchorId="0F14F9BF" wp14:editId="58B13FA3">
+            <wp:simplePos x="0" y="0"/>
+            <wp:positionH relativeFrom="column">
+              <wp:posOffset>3897630</wp:posOffset>
+            </wp:positionH>
+            <wp:positionV relativeFrom="paragraph">
+              <wp:posOffset>52070</wp:posOffset>
+            </wp:positionV>
+            <wp:extent cx="942975" cy="942975"/>
+            <wp:effectExtent l="38100" t="38100" r="104775" b="104775"/>
+            <wp:wrapSquare wrapText="bothSides"/>
+            <wp:docPr id="1578624466" name="Bildobjekt 1"/>
+            <wp:cNvGraphicFramePr>
+              <a:graphicFrameLocks xmlns:a="http://schemas.openxmlformats.org/drawingml/2006/main" noChangeAspect="1"/>
+            </wp:cNvGraphicFramePr>
+            <a:graphic xmlns:a="http://schemas.openxmlformats.org/drawingml/2006/main">
+              <a:graphicData uri="http://schemas.openxmlformats.org/drawingml/2006/picture">
+                <pic:pic xmlns:pic="http://schemas.openxmlformats.org/drawingml/2006/picture">
+                  <pic:nvPicPr>
+                    <pic:cNvPr id="0" name="Picture 1"/>
+                    <pic:cNvPicPr>
+                      <a:picLocks noChangeAspect="1" noChangeArrowheads="1"/>
+                    </pic:cNvPicPr>
+                  </pic:nvPicPr>
+                  <pic:blipFill>
+                    <a:blip r:embed="rId15">
+                      <a:extLst>
+                        <a:ext uri="{28A0092B-C50C-407E-A947-70E740481C1C}">
+                          <a14:useLocalDpi xmlns:a14="http://schemas.microsoft.com/office/drawing/2010/main" val="0"/>
+                        </a:ext>
+                      </a:extLst>
+                    </a:blip>
+                    <a:srcRect/>
+                    <a:stretch>
+                      <a:fillRect/>
+                    </a:stretch>
+                  </pic:blipFill>
+                  <pic:spPr bwMode="auto">
+                    <a:xfrm>
+                      <a:off x="0" y="0"/>
+                      <a:ext cx="942975" cy="942975"/>
+                    </a:xfrm>
+                    <a:prstGeom prst="rect">
+                      <a:avLst/>
+                    </a:prstGeom>
+                    <a:noFill/>
+                    <a:ln>
+                      <a:noFill/>
+                    </a:ln>
+                    <a:effectLst>
+                      <a:outerShdw blurRad="50800" dist="38100" dir="2700000" algn="tl" rotWithShape="0">
+                        <a:prstClr val="black">
+                          <a:alpha val="40000"/>
+                        </a:prstClr>
+                      </a:outerShdw>
+                    </a:effectLst>
+                  </pic:spPr>
+                </pic:pic>
+              </a:graphicData>
+            </a:graphic>
+            <wp14:sizeRelH relativeFrom="page">
+              <wp14:pctWidth>0</wp14:pctWidth>
+            </wp14:sizeRelH>
+            <wp14:sizeRelV relativeFrom="page">
+              <wp14:pctHeight>0</wp14:pctHeight>
+            </wp14:sizeRelV>
+          </wp:anchor>
+        </w:drawing>
+      </w:r>
+      <w:r>
+        <w:t>Logotypen</w:t>
+      </w:r>
+      <w:r>
+        <w:t xml:space="preserve"> designade jag i </w:t>
+      </w:r>
+      <w:proofErr w:type="spellStart"/>
+      <w:r>
+        <w:t>Photopea</w:t>
+      </w:r>
+      <w:proofErr w:type="spellEnd"/>
+      <w:r>
+        <w:t>. Under arbetet med logotypen hittade jag också en grundfärg som jag ville använda i den grafiska profilen</w:t>
+      </w:r>
+      <w:r>
+        <w:t>, se figur 3</w:t>
+      </w:r>
+      <w:r>
+        <w:t>.</w:t>
+      </w:r>
+      <w:r>
+        <w:rPr>
+          <w:noProof/>
+        </w:rPr>
+        <w:t xml:space="preserve"> </w:t>
       </w:r>
     </w:p>
     <w:p>
@@ -2528,7 +2854,2547 @@
         <w:jc w:val="left"/>
       </w:pPr>
       <w:r>
-        <w:t>Kom ihåg att du enkelt kan nå Fältkommandofönstret för korsreferenser och variabelnamn genom att trycka Ctrl+F2.</w:t>
+        <w:rPr>
+          <w:noProof/>
+        </w:rPr>
+        <mc:AlternateContent>
+          <mc:Choice Requires="wps">
+            <w:drawing>
+              <wp:anchor distT="0" distB="0" distL="114300" distR="114300" simplePos="0" relativeHeight="251664384" behindDoc="0" locked="0" layoutInCell="1" allowOverlap="1" wp14:anchorId="7DE94C9D" wp14:editId="1EA5C447">
+                <wp:simplePos x="0" y="0"/>
+                <wp:positionH relativeFrom="column">
+                  <wp:posOffset>3896995</wp:posOffset>
+                </wp:positionH>
+                <wp:positionV relativeFrom="paragraph">
+                  <wp:posOffset>342636</wp:posOffset>
+                </wp:positionV>
+                <wp:extent cx="962025" cy="635"/>
+                <wp:effectExtent l="0" t="0" r="9525" b="3810"/>
+                <wp:wrapSquare wrapText="bothSides"/>
+                <wp:docPr id="1821497914" name="Textruta 1"/>
+                <wp:cNvGraphicFramePr/>
+                <a:graphic xmlns:a="http://schemas.openxmlformats.org/drawingml/2006/main">
+                  <a:graphicData uri="http://schemas.microsoft.com/office/word/2010/wordprocessingShape">
+                    <wps:wsp>
+                      <wps:cNvSpPr txBox="1"/>
+                      <wps:spPr>
+                        <a:xfrm>
+                          <a:off x="0" y="0"/>
+                          <a:ext cx="962025" cy="635"/>
+                        </a:xfrm>
+                        <a:prstGeom prst="rect">
+                          <a:avLst/>
+                        </a:prstGeom>
+                        <a:solidFill>
+                          <a:prstClr val="white"/>
+                        </a:solidFill>
+                        <a:ln>
+                          <a:noFill/>
+                        </a:ln>
+                      </wps:spPr>
+                      <wps:txbx>
+                        <w:txbxContent>
+                          <w:p>
+                            <w:pPr>
+                              <w:pStyle w:val="Beskrivning"/>
+                              <w:rPr>
+                                <w:rFonts w:cs="FreeSerif"/>
+                                <w:noProof/>
+                                <w:sz w:val="20"/>
+                                <w:szCs w:val="20"/>
+                              </w:rPr>
+                            </w:pPr>
+                            <w:r>
+                              <w:rPr>
+                                <w:sz w:val="20"/>
+                                <w:szCs w:val="20"/>
+                              </w:rPr>
+                              <w:t>Figur 3 - Logga</w:t>
+                            </w:r>
+                          </w:p>
+                        </w:txbxContent>
+                      </wps:txbx>
+                      <wps:bodyPr rot="0" spcFirstLastPara="0" vertOverflow="overflow" horzOverflow="overflow" vert="horz" wrap="square" lIns="0" tIns="0" rIns="0" bIns="0" numCol="1" spcCol="0" rtlCol="0" fromWordArt="0" anchor="t" anchorCtr="0" forceAA="0" compatLnSpc="1">
+                        <a:prstTxWarp prst="textNoShape">
+                          <a:avLst/>
+                        </a:prstTxWarp>
+                        <a:spAutoFit/>
+                      </wps:bodyPr>
+                    </wps:wsp>
+                  </a:graphicData>
+                </a:graphic>
+                <wp14:sizeRelH relativeFrom="margin">
+                  <wp14:pctWidth>0</wp14:pctWidth>
+                </wp14:sizeRelH>
+              </wp:anchor>
+            </w:drawing>
+          </mc:Choice>
+          <mc:Fallback>
+            <w:pict>
+              <v:shape w14:anchorId="7DE94C9D" id="_x0000_s1027" type="#_x0000_t202" style="position:absolute;margin-left:306.85pt;margin-top:27pt;width:75.75pt;height:.05pt;z-index:251664384;visibility:visible;mso-wrap-style:square;mso-width-percent:0;mso-wrap-distance-left:9pt;mso-wrap-distance-top:0;mso-wrap-distance-right:9pt;mso-wrap-distance-bottom:0;mso-position-horizontal:absolute;mso-position-horizontal-relative:text;mso-position-vertical:absolute;mso-position-vertical-relative:text;mso-width-percent:0;mso-width-relative:margin;v-text-anchor:top" o:gfxdata="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" stroked="f">
+                <v:textbox style="mso-fit-shape-to-text:t" inset="0,0,0,0">
+                  <w:txbxContent>
+                    <w:p>
+                      <w:pPr>
+                        <w:pStyle w:val="Beskrivning"/>
+                        <w:rPr>
+                          <w:rFonts w:cs="FreeSerif"/>
+                          <w:noProof/>
+                          <w:sz w:val="20"/>
+                          <w:szCs w:val="20"/>
+                        </w:rPr>
+                      </w:pPr>
+                      <w:r>
+                        <w:rPr>
+                          <w:sz w:val="20"/>
+                          <w:szCs w:val="20"/>
+                        </w:rPr>
+                        <w:t>Figur 3 - Logga</w:t>
+                      </w:r>
+                    </w:p>
+                  </w:txbxContent>
+                </v:textbox>
+                <w10:wrap type="square"/>
+              </v:shape>
+            </w:pict>
+          </mc:Fallback>
+        </mc:AlternateContent>
+      </w:r>
+      <w:r>
+        <w:t xml:space="preserve">När logotyp och grundfärg var klart satte jag i gång med att utveckla den grafiska profilen i </w:t>
+      </w:r>
+      <w:proofErr w:type="spellStart"/>
+      <w:r>
+        <w:t>Figma</w:t>
+      </w:r>
+      <w:proofErr w:type="spellEnd"/>
+      <w:r>
+        <w:t xml:space="preserve">. Vilket resulterade i </w:t>
+      </w:r>
+      <w:r>
+        <w:t xml:space="preserve">ett </w:t>
+      </w:r>
+      <w:proofErr w:type="gramStart"/>
+      <w:r>
+        <w:t>antal</w:t>
+      </w:r>
+      <w:r>
+        <w:rPr>
+          <w:noProof/>
+        </w:rPr>
+        <w:t xml:space="preserve"> </w:t>
+      </w:r>
+      <w:r>
+        <w:t xml:space="preserve"> </w:t>
+      </w:r>
+      <w:proofErr w:type="spellStart"/>
+      <w:r>
+        <w:t>mockups</w:t>
+      </w:r>
+      <w:proofErr w:type="spellEnd"/>
+      <w:proofErr w:type="gramEnd"/>
+      <w:r>
+        <w:t>, se figur 4 och 5.</w:t>
+      </w:r>
+    </w:p>
+    <w:p>
+      <w:pPr>
+        <w:pStyle w:val="Textbody"/>
+        <w:keepNext/>
+        <w:jc w:val="left"/>
+      </w:pPr>
+      <w:r>
+        <w:rPr>
+          <w:noProof/>
+        </w:rPr>
+        <w:lastRenderedPageBreak/>
+        <mc:AlternateContent>
+          <mc:Choice Requires="wps">
+            <w:drawing>
+              <wp:anchor distT="0" distB="0" distL="114300" distR="114300" simplePos="0" relativeHeight="251667456" behindDoc="0" locked="0" layoutInCell="1" allowOverlap="1" wp14:anchorId="0E7C4442" wp14:editId="4A5E3905">
+                <wp:simplePos x="0" y="0"/>
+                <wp:positionH relativeFrom="column">
+                  <wp:posOffset>2518410</wp:posOffset>
+                </wp:positionH>
+                <wp:positionV relativeFrom="paragraph">
+                  <wp:posOffset>2807706</wp:posOffset>
+                </wp:positionV>
+                <wp:extent cx="2320290" cy="635"/>
+                <wp:effectExtent l="0" t="0" r="3810" b="3810"/>
+                <wp:wrapNone/>
+                <wp:docPr id="1226718434" name="Textruta 1"/>
+                <wp:cNvGraphicFramePr/>
+                <a:graphic xmlns:a="http://schemas.openxmlformats.org/drawingml/2006/main">
+                  <a:graphicData uri="http://schemas.microsoft.com/office/word/2010/wordprocessingShape">
+                    <wps:wsp>
+                      <wps:cNvSpPr txBox="1"/>
+                      <wps:spPr>
+                        <a:xfrm>
+                          <a:off x="0" y="0"/>
+                          <a:ext cx="2320290" cy="635"/>
+                        </a:xfrm>
+                        <a:prstGeom prst="rect">
+                          <a:avLst/>
+                        </a:prstGeom>
+                        <a:solidFill>
+                          <a:prstClr val="white"/>
+                        </a:solidFill>
+                        <a:ln>
+                          <a:noFill/>
+                        </a:ln>
+                      </wps:spPr>
+                      <wps:txbx>
+                        <w:txbxContent>
+                          <w:p>
+                            <w:pPr>
+                              <w:pStyle w:val="Beskrivning"/>
+                              <w:rPr>
+                                <w:rFonts w:cs="FreeSerif"/>
+                                <w:sz w:val="20"/>
+                                <w:szCs w:val="20"/>
+                              </w:rPr>
+                            </w:pPr>
+                            <w:r>
+                              <w:rPr>
+                                <w:sz w:val="20"/>
+                                <w:szCs w:val="20"/>
+                              </w:rPr>
+                              <w:t xml:space="preserve">Figur 5 – </w:t>
+                            </w:r>
+                            <w:proofErr w:type="spellStart"/>
+                            <w:r>
+                              <w:rPr>
+                                <w:sz w:val="20"/>
+                                <w:szCs w:val="20"/>
+                              </w:rPr>
+                              <w:t>Mockup</w:t>
+                            </w:r>
+                            <w:proofErr w:type="spellEnd"/>
+                            <w:r>
+                              <w:rPr>
+                                <w:sz w:val="20"/>
+                                <w:szCs w:val="20"/>
+                              </w:rPr>
+                              <w:t xml:space="preserve"> desktop</w:t>
+                            </w:r>
+                          </w:p>
+                        </w:txbxContent>
+                      </wps:txbx>
+                      <wps:bodyPr rot="0" spcFirstLastPara="0" vertOverflow="overflow" horzOverflow="overflow" vert="horz" wrap="square" lIns="0" tIns="0" rIns="0" bIns="0" numCol="1" spcCol="0" rtlCol="0" fromWordArt="0" anchor="t" anchorCtr="0" forceAA="0" compatLnSpc="1">
+                        <a:prstTxWarp prst="textNoShape">
+                          <a:avLst/>
+                        </a:prstTxWarp>
+                        <a:spAutoFit/>
+                      </wps:bodyPr>
+                    </wps:wsp>
+                  </a:graphicData>
+                </a:graphic>
+              </wp:anchor>
+            </w:drawing>
+          </mc:Choice>
+          <mc:Fallback>
+            <w:pict>
+              <v:shape w14:anchorId="0E7C4442" id="_x0000_s1028" type="#_x0000_t202" style="position:absolute;margin-left:198.3pt;margin-top:221.1pt;width:182.7pt;height:.05pt;z-index:251667456;visibility:visible;mso-wrap-style:square;mso-wrap-distance-left:9pt;mso-wrap-distance-top:0;mso-wrap-distance-right:9pt;mso-wrap-distance-bottom:0;mso-position-horizontal:absolute;mso-position-horizontal-relative:text;mso-position-vertical:absolute;mso-position-vertical-relative:text;v-text-anchor:top" o:gfxdata="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" stroked="f">
+                <v:textbox style="mso-fit-shape-to-text:t" inset="0,0,0,0">
+                  <w:txbxContent>
+                    <w:p>
+                      <w:pPr>
+                        <w:pStyle w:val="Beskrivning"/>
+                        <w:rPr>
+                          <w:rFonts w:cs="FreeSerif"/>
+                          <w:sz w:val="20"/>
+                          <w:szCs w:val="20"/>
+                        </w:rPr>
+                      </w:pPr>
+                      <w:r>
+                        <w:rPr>
+                          <w:sz w:val="20"/>
+                          <w:szCs w:val="20"/>
+                        </w:rPr>
+                        <w:t xml:space="preserve">Figur 5 – </w:t>
+                      </w:r>
+                      <w:proofErr w:type="spellStart"/>
+                      <w:r>
+                        <w:rPr>
+                          <w:sz w:val="20"/>
+                          <w:szCs w:val="20"/>
+                        </w:rPr>
+                        <w:t>Mockup</w:t>
+                      </w:r>
+                      <w:proofErr w:type="spellEnd"/>
+                      <w:r>
+                        <w:rPr>
+                          <w:sz w:val="20"/>
+                          <w:szCs w:val="20"/>
+                        </w:rPr>
+                        <w:t xml:space="preserve"> desktop</w:t>
+                      </w:r>
+                    </w:p>
+                  </w:txbxContent>
+                </v:textbox>
+              </v:shape>
+            </w:pict>
+          </mc:Fallback>
+        </mc:AlternateContent>
+      </w:r>
+      <w:r>
+        <w:drawing>
+          <wp:anchor distT="0" distB="0" distL="114300" distR="114300" simplePos="0" relativeHeight="251723776" behindDoc="0" locked="0" layoutInCell="1" allowOverlap="1" wp14:anchorId="1C8FF93F" wp14:editId="351944C7">
+            <wp:simplePos x="0" y="0"/>
+            <wp:positionH relativeFrom="margin">
+              <wp:posOffset>2495550</wp:posOffset>
+            </wp:positionH>
+            <wp:positionV relativeFrom="paragraph">
+              <wp:posOffset>44821</wp:posOffset>
+            </wp:positionV>
+            <wp:extent cx="2311400" cy="2709545"/>
+            <wp:effectExtent l="38100" t="38100" r="88900" b="90805"/>
+            <wp:wrapNone/>
+            <wp:docPr id="879564992" name="Bildobjekt 1"/>
+            <wp:cNvGraphicFramePr>
+              <a:graphicFrameLocks xmlns:a="http://schemas.openxmlformats.org/drawingml/2006/main" noChangeAspect="1"/>
+            </wp:cNvGraphicFramePr>
+            <a:graphic xmlns:a="http://schemas.openxmlformats.org/drawingml/2006/main">
+              <a:graphicData uri="http://schemas.openxmlformats.org/drawingml/2006/picture">
+                <pic:pic xmlns:pic="http://schemas.openxmlformats.org/drawingml/2006/picture">
+                  <pic:nvPicPr>
+                    <pic:cNvPr id="879564992" name=""/>
+                    <pic:cNvPicPr/>
+                  </pic:nvPicPr>
+                  <pic:blipFill>
+                    <a:blip r:embed="rId16">
+                      <a:extLst>
+                        <a:ext uri="{28A0092B-C50C-407E-A947-70E740481C1C}">
+                          <a14:useLocalDpi xmlns:a14="http://schemas.microsoft.com/office/drawing/2010/main" val="0"/>
+                        </a:ext>
+                      </a:extLst>
+                    </a:blip>
+                    <a:stretch>
+                      <a:fillRect/>
+                    </a:stretch>
+                  </pic:blipFill>
+                  <pic:spPr>
+                    <a:xfrm>
+                      <a:off x="0" y="0"/>
+                      <a:ext cx="2311400" cy="2709545"/>
+                    </a:xfrm>
+                    <a:prstGeom prst="rect">
+                      <a:avLst/>
+                    </a:prstGeom>
+                    <a:effectLst>
+                      <a:outerShdw blurRad="50800" dist="38100" dir="2700000" algn="tl" rotWithShape="0">
+                        <a:prstClr val="black">
+                          <a:alpha val="40000"/>
+                        </a:prstClr>
+                      </a:outerShdw>
+                    </a:effectLst>
+                  </pic:spPr>
+                </pic:pic>
+              </a:graphicData>
+            </a:graphic>
+            <wp14:sizeRelH relativeFrom="page">
+              <wp14:pctWidth>0</wp14:pctWidth>
+            </wp14:sizeRelH>
+            <wp14:sizeRelV relativeFrom="page">
+              <wp14:pctHeight>0</wp14:pctHeight>
+            </wp14:sizeRelV>
+          </wp:anchor>
+        </w:drawing>
+      </w:r>
+      <w:r>
+        <w:rPr>
+          <w:noProof/>
+        </w:rPr>
+        <w:drawing>
+          <wp:inline distT="0" distB="0" distL="0" distR="0" wp14:anchorId="31C165F5" wp14:editId="3CB3ABD3">
+            <wp:extent cx="2327687" cy="3609975"/>
+            <wp:effectExtent l="38100" t="38100" r="92075" b="85725"/>
+            <wp:docPr id="1660897364" name="Bildobjekt 1"/>
+            <wp:cNvGraphicFramePr>
+              <a:graphicFrameLocks xmlns:a="http://schemas.openxmlformats.org/drawingml/2006/main" noChangeAspect="1"/>
+            </wp:cNvGraphicFramePr>
+            <a:graphic xmlns:a="http://schemas.openxmlformats.org/drawingml/2006/main">
+              <a:graphicData uri="http://schemas.openxmlformats.org/drawingml/2006/picture">
+                <pic:pic xmlns:pic="http://schemas.openxmlformats.org/drawingml/2006/picture">
+                  <pic:nvPicPr>
+                    <pic:cNvPr id="1660897364" name=""/>
+                    <pic:cNvPicPr/>
+                  </pic:nvPicPr>
+                  <pic:blipFill>
+                    <a:blip r:embed="rId17"/>
+                    <a:stretch>
+                      <a:fillRect/>
+                    </a:stretch>
+                  </pic:blipFill>
+                  <pic:spPr>
+                    <a:xfrm>
+                      <a:off x="0" y="0"/>
+                      <a:ext cx="2345812" cy="3638085"/>
+                    </a:xfrm>
+                    <a:prstGeom prst="rect">
+                      <a:avLst/>
+                    </a:prstGeom>
+                    <a:effectLst>
+                      <a:outerShdw blurRad="50800" dist="38100" dir="2700000" algn="tl" rotWithShape="0">
+                        <a:prstClr val="black">
+                          <a:alpha val="40000"/>
+                        </a:prstClr>
+                      </a:outerShdw>
+                    </a:effectLst>
+                  </pic:spPr>
+                </pic:pic>
+              </a:graphicData>
+            </a:graphic>
+          </wp:inline>
+        </w:drawing>
+      </w:r>
+    </w:p>
+    <w:p>
+      <w:pPr>
+        <w:pStyle w:val="Beskrivning"/>
+        <w:jc w:val="left"/>
+        <w:rPr>
+          <w:sz w:val="20"/>
+          <w:szCs w:val="20"/>
+        </w:rPr>
+      </w:pPr>
+      <w:r>
+        <w:rPr>
+          <w:sz w:val="20"/>
+          <w:szCs w:val="20"/>
+        </w:rPr>
+        <w:t xml:space="preserve">Figur 4 – </w:t>
+      </w:r>
+      <w:proofErr w:type="spellStart"/>
+      <w:r>
+        <w:rPr>
+          <w:sz w:val="20"/>
+          <w:szCs w:val="20"/>
+        </w:rPr>
+        <w:t>Mockups</w:t>
+      </w:r>
+      <w:proofErr w:type="spellEnd"/>
+      <w:r>
+        <w:rPr>
+          <w:sz w:val="20"/>
+          <w:szCs w:val="20"/>
+        </w:rPr>
+        <w:t xml:space="preserve"> mobil</w:t>
+      </w:r>
+    </w:p>
+    <w:p>
+      <w:pPr>
+        <w:pStyle w:val="Beskrivning"/>
+        <w:jc w:val="left"/>
+      </w:pPr>
+    </w:p>
+    <w:p>
+      <w:pPr>
+        <w:pStyle w:val="Rubrik2"/>
+        <w:rPr>
+          <w:rFonts w:hint="eastAsia"/>
+        </w:rPr>
+      </w:pPr>
+      <w:r>
+        <w:t>HTML</w:t>
+      </w:r>
+      <w:r>
+        <w:t xml:space="preserve"> &amp; CSS</w:t>
+      </w:r>
+    </w:p>
+    <w:p>
+      <w:pPr>
+        <w:pStyle w:val="Beskrivning"/>
+        <w:jc w:val="left"/>
+        <w:rPr>
+          <w:i w:val="0"/>
+          <w:iCs w:val="0"/>
+        </w:rPr>
+      </w:pPr>
+      <w:r>
+        <w:rPr>
+          <w:i w:val="0"/>
+          <w:iCs w:val="0"/>
+        </w:rPr>
+        <w:t>När planeringen var klar startade jag upp ett nytt projekt i Visual Studio Code</w:t>
+      </w:r>
+      <w:r>
+        <w:rPr>
+          <w:i w:val="0"/>
+          <w:iCs w:val="0"/>
+        </w:rPr>
+        <w:t xml:space="preserve"> och direkt när första filerna var skapade drog jag i</w:t>
+      </w:r>
+      <w:r>
+        <w:rPr>
+          <w:i w:val="0"/>
+          <w:iCs w:val="0"/>
+        </w:rPr>
+        <w:t xml:space="preserve"> </w:t>
+      </w:r>
+      <w:r>
+        <w:rPr>
+          <w:i w:val="0"/>
+          <w:iCs w:val="0"/>
+        </w:rPr>
+        <w:t xml:space="preserve">gång ett nytt </w:t>
+      </w:r>
+      <w:proofErr w:type="spellStart"/>
+      <w:r>
+        <w:rPr>
+          <w:i w:val="0"/>
+          <w:iCs w:val="0"/>
+        </w:rPr>
+        <w:t>repository</w:t>
+      </w:r>
+      <w:proofErr w:type="spellEnd"/>
+      <w:r>
+        <w:rPr>
+          <w:i w:val="0"/>
+          <w:iCs w:val="0"/>
+        </w:rPr>
+        <w:t xml:space="preserve"> i </w:t>
+      </w:r>
+      <w:proofErr w:type="spellStart"/>
+      <w:r>
+        <w:rPr>
+          <w:i w:val="0"/>
+          <w:iCs w:val="0"/>
+        </w:rPr>
+        <w:t>Github</w:t>
+      </w:r>
+      <w:proofErr w:type="spellEnd"/>
+      <w:r>
+        <w:rPr>
+          <w:i w:val="0"/>
+          <w:iCs w:val="0"/>
+        </w:rPr>
+        <w:t xml:space="preserve"> för att komma i gång med versionshanteringen.</w:t>
+      </w:r>
+    </w:p>
+    <w:p>
+      <w:pPr>
+        <w:pStyle w:val="Beskrivning"/>
+        <w:rPr>
+          <w:i w:val="0"/>
+          <w:iCs w:val="0"/>
+        </w:rPr>
+      </w:pPr>
+      <w:r>
+        <w:rPr>
+          <w:i w:val="0"/>
+          <w:iCs w:val="0"/>
+        </w:rPr>
+        <w:t xml:space="preserve">Jag började arbeta med startsidans element och sedan lade jag till </w:t>
+      </w:r>
+      <w:proofErr w:type="spellStart"/>
+      <w:r>
+        <w:rPr>
+          <w:i w:val="0"/>
+          <w:iCs w:val="0"/>
+        </w:rPr>
+        <w:t>css</w:t>
+      </w:r>
+      <w:proofErr w:type="spellEnd"/>
+      <w:r>
+        <w:rPr>
+          <w:i w:val="0"/>
+          <w:iCs w:val="0"/>
+        </w:rPr>
+        <w:t>.</w:t>
+      </w:r>
+      <w:r>
+        <w:rPr>
+          <w:i w:val="0"/>
+          <w:iCs w:val="0"/>
+        </w:rPr>
+        <w:t xml:space="preserve"> Jag valde att positionera menyn med CSS </w:t>
+      </w:r>
+      <w:proofErr w:type="spellStart"/>
+      <w:r>
+        <w:rPr>
+          <w:i w:val="0"/>
+          <w:iCs w:val="0"/>
+        </w:rPr>
+        <w:t>Flexbox</w:t>
+      </w:r>
+      <w:proofErr w:type="spellEnd"/>
+      <w:r>
+        <w:rPr>
+          <w:i w:val="0"/>
+          <w:iCs w:val="0"/>
+        </w:rPr>
+        <w:t xml:space="preserve"> för att få länkarna i menyn att flöda horisontellt på större skärm. För att få till denna </w:t>
+      </w:r>
+      <w:proofErr w:type="spellStart"/>
+      <w:r>
+        <w:rPr>
+          <w:i w:val="0"/>
+          <w:iCs w:val="0"/>
+        </w:rPr>
+        <w:t>responsivitet</w:t>
+      </w:r>
+      <w:proofErr w:type="spellEnd"/>
+      <w:r>
+        <w:rPr>
+          <w:i w:val="0"/>
+          <w:iCs w:val="0"/>
+        </w:rPr>
+        <w:t xml:space="preserve"> använde jag media </w:t>
+      </w:r>
+      <w:proofErr w:type="spellStart"/>
+      <w:r>
+        <w:rPr>
+          <w:i w:val="0"/>
+          <w:iCs w:val="0"/>
+        </w:rPr>
+        <w:t>querys</w:t>
+      </w:r>
+      <w:proofErr w:type="spellEnd"/>
+      <w:r>
+        <w:rPr>
+          <w:i w:val="0"/>
+          <w:iCs w:val="0"/>
+        </w:rPr>
+        <w:t xml:space="preserve"> som lägger till </w:t>
+      </w:r>
+      <w:proofErr w:type="spellStart"/>
+      <w:r>
+        <w:rPr>
+          <w:i w:val="0"/>
+          <w:iCs w:val="0"/>
+        </w:rPr>
+        <w:t>f</w:t>
+      </w:r>
+      <w:r>
+        <w:rPr>
+          <w:i w:val="0"/>
+          <w:iCs w:val="0"/>
+        </w:rPr>
+        <w:t>lexbox</w:t>
+      </w:r>
+      <w:proofErr w:type="spellEnd"/>
+      <w:r>
+        <w:rPr>
+          <w:i w:val="0"/>
+          <w:iCs w:val="0"/>
+        </w:rPr>
+        <w:t xml:space="preserve"> vid skärmstorlek </w:t>
+      </w:r>
+      <w:r>
+        <w:rPr>
+          <w:i w:val="0"/>
+          <w:iCs w:val="0"/>
+        </w:rPr>
+        <w:t>på minst</w:t>
+      </w:r>
+      <w:r>
+        <w:rPr>
+          <w:i w:val="0"/>
+          <w:iCs w:val="0"/>
+        </w:rPr>
+        <w:t xml:space="preserve"> </w:t>
+      </w:r>
+      <w:r>
+        <w:rPr>
+          <w:i w:val="0"/>
+          <w:iCs w:val="0"/>
+        </w:rPr>
+        <w:t>750 p</w:t>
+      </w:r>
+      <w:r>
+        <w:rPr>
+          <w:i w:val="0"/>
+          <w:iCs w:val="0"/>
+        </w:rPr>
+        <w:t>i</w:t>
+      </w:r>
+      <w:r>
+        <w:rPr>
+          <w:i w:val="0"/>
+          <w:iCs w:val="0"/>
+        </w:rPr>
+        <w:t>x</w:t>
+      </w:r>
+      <w:r>
+        <w:rPr>
+          <w:i w:val="0"/>
+          <w:iCs w:val="0"/>
+        </w:rPr>
+        <w:t>lar</w:t>
+      </w:r>
+      <w:r>
+        <w:rPr>
+          <w:i w:val="0"/>
+          <w:iCs w:val="0"/>
+        </w:rPr>
+        <w:t>.</w:t>
+      </w:r>
+      <w:r>
+        <w:rPr>
+          <w:i w:val="0"/>
+          <w:iCs w:val="0"/>
+        </w:rPr>
+        <w:t xml:space="preserve"> </w:t>
+      </w:r>
+    </w:p>
+    <w:p>
+      <w:pPr>
+        <w:pStyle w:val="Beskrivning"/>
+        <w:rPr>
+          <w:i w:val="0"/>
+          <w:iCs w:val="0"/>
+        </w:rPr>
+      </w:pPr>
+      <w:r>
+        <w:rPr>
+          <w:i w:val="0"/>
+          <w:iCs w:val="0"/>
+        </w:rPr>
+        <w:t xml:space="preserve">Bakgrundsbilden på min </w:t>
+      </w:r>
+      <w:proofErr w:type="spellStart"/>
+      <w:r>
+        <w:rPr>
+          <w:i w:val="0"/>
+          <w:iCs w:val="0"/>
+        </w:rPr>
+        <w:t>hero</w:t>
+      </w:r>
+      <w:proofErr w:type="spellEnd"/>
+      <w:r>
+        <w:rPr>
+          <w:i w:val="0"/>
+          <w:iCs w:val="0"/>
+        </w:rPr>
+        <w:t>-sektion</w:t>
+      </w:r>
+      <w:r>
+        <w:rPr>
+          <w:i w:val="0"/>
+          <w:iCs w:val="0"/>
+        </w:rPr>
+        <w:t xml:space="preserve"> skulle </w:t>
+      </w:r>
+      <w:r>
+        <w:rPr>
+          <w:i w:val="0"/>
+          <w:iCs w:val="0"/>
+        </w:rPr>
+        <w:t>ha en nedtonad färg</w:t>
+      </w:r>
+      <w:r>
+        <w:rPr>
+          <w:i w:val="0"/>
+          <w:iCs w:val="0"/>
+        </w:rPr>
+        <w:t xml:space="preserve"> och för att inte även logga och text skulle bli genomskinliga</w:t>
+      </w:r>
+      <w:r>
+        <w:rPr>
+          <w:i w:val="0"/>
+          <w:iCs w:val="0"/>
+        </w:rPr>
+        <w:t>, vilket var resultatet när jag satte genomskinlighet (</w:t>
+      </w:r>
+      <w:proofErr w:type="spellStart"/>
+      <w:r>
+        <w:rPr>
+          <w:i w:val="0"/>
+          <w:iCs w:val="0"/>
+        </w:rPr>
+        <w:t>opacity</w:t>
+      </w:r>
+      <w:proofErr w:type="spellEnd"/>
+      <w:r>
+        <w:rPr>
+          <w:i w:val="0"/>
+          <w:iCs w:val="0"/>
+        </w:rPr>
+        <w:t>)</w:t>
+      </w:r>
+      <w:r>
+        <w:rPr>
+          <w:i w:val="0"/>
+          <w:iCs w:val="0"/>
+        </w:rPr>
+        <w:t xml:space="preserve"> löste jag det </w:t>
+      </w:r>
+      <w:r>
+        <w:rPr>
+          <w:i w:val="0"/>
+          <w:iCs w:val="0"/>
+        </w:rPr>
+        <w:t xml:space="preserve">först </w:t>
+      </w:r>
+      <w:r>
+        <w:rPr>
+          <w:i w:val="0"/>
+          <w:iCs w:val="0"/>
+        </w:rPr>
+        <w:t xml:space="preserve">genom att lägga en genomskinlig ljusgrå </w:t>
+      </w:r>
+      <w:r>
+        <w:rPr>
+          <w:i w:val="0"/>
+          <w:iCs w:val="0"/>
+        </w:rPr>
+        <w:t>div-</w:t>
+      </w:r>
+      <w:r>
+        <w:rPr>
+          <w:i w:val="0"/>
+          <w:iCs w:val="0"/>
+        </w:rPr>
+        <w:t>platta på bakgrunden.</w:t>
+      </w:r>
+      <w:r>
+        <w:rPr>
+          <w:i w:val="0"/>
+          <w:iCs w:val="0"/>
+        </w:rPr>
+        <w:t xml:space="preserve"> Sedan hittade jag en ännu bättre lösning</w:t>
+      </w:r>
+      <w:r>
+        <w:rPr>
+          <w:i w:val="0"/>
+          <w:iCs w:val="0"/>
+        </w:rPr>
+        <w:t xml:space="preserve"> från Radu </w:t>
+      </w:r>
+      <w:r>
+        <w:rPr>
+          <w:i w:val="0"/>
+          <w:iCs w:val="0"/>
+        </w:rPr>
+        <w:fldChar w:fldCharType="begin"/>
+      </w:r>
+      <w:r>
+        <w:rPr>
+          <w:i w:val="0"/>
+          <w:iCs w:val="0"/>
+        </w:rPr>
+        <w:instrText xml:space="preserve"> REF _Ref244263460 \r \h </w:instrText>
+      </w:r>
+      <w:r>
+        <w:rPr>
+          <w:i w:val="0"/>
+          <w:iCs w:val="0"/>
+        </w:rPr>
+      </w:r>
+      <w:r>
+        <w:rPr>
+          <w:i w:val="0"/>
+          <w:iCs w:val="0"/>
+        </w:rPr>
+        <w:fldChar w:fldCharType="separate"/>
+      </w:r>
+      <w:r>
+        <w:rPr>
+          <w:i w:val="0"/>
+          <w:iCs w:val="0"/>
+        </w:rPr>
+        <w:t>[1]</w:t>
+      </w:r>
+      <w:r>
+        <w:rPr>
+          <w:i w:val="0"/>
+          <w:iCs w:val="0"/>
+        </w:rPr>
+        <w:fldChar w:fldCharType="end"/>
+      </w:r>
+      <w:r>
+        <w:rPr>
+          <w:i w:val="0"/>
+          <w:iCs w:val="0"/>
+        </w:rPr>
+        <w:t xml:space="preserve">. Genom att lägga både bakgrundsbild och bakgrundsfärg med RGB-genomskinlighet på </w:t>
+      </w:r>
+      <w:r>
+        <w:rPr>
+          <w:i w:val="0"/>
+          <w:iCs w:val="0"/>
+        </w:rPr>
+        <w:t>elementet</w:t>
+      </w:r>
+      <w:r>
+        <w:rPr>
+          <w:i w:val="0"/>
+          <w:iCs w:val="0"/>
+        </w:rPr>
+        <w:t xml:space="preserve"> och sedan blanda dessa med </w:t>
+      </w:r>
+      <w:proofErr w:type="spellStart"/>
+      <w:r>
+        <w:t>background</w:t>
+      </w:r>
+      <w:proofErr w:type="spellEnd"/>
+      <w:r>
+        <w:t>-</w:t>
+      </w:r>
+      <w:proofErr w:type="spellStart"/>
+      <w:r>
+        <w:t>blend</w:t>
+      </w:r>
+      <w:proofErr w:type="spellEnd"/>
+      <w:r>
+        <w:t xml:space="preserve">-mode: </w:t>
+      </w:r>
+      <w:proofErr w:type="spellStart"/>
+      <w:r>
+        <w:t>lighten</w:t>
+      </w:r>
+      <w:proofErr w:type="spellEnd"/>
+      <w:r>
+        <w:t>;</w:t>
+      </w:r>
+      <w:r>
+        <w:t xml:space="preserve"> </w:t>
+      </w:r>
+      <w:r>
+        <w:rPr>
+          <w:i w:val="0"/>
+          <w:iCs w:val="0"/>
+        </w:rPr>
+        <w:t xml:space="preserve">så behövdes inte längre en extra </w:t>
+      </w:r>
+      <w:r>
+        <w:rPr>
+          <w:i w:val="0"/>
+          <w:iCs w:val="0"/>
+        </w:rPr>
+        <w:t>div-</w:t>
+      </w:r>
+      <w:r>
+        <w:rPr>
+          <w:i w:val="0"/>
+          <w:iCs w:val="0"/>
+        </w:rPr>
+        <w:t>platta</w:t>
+      </w:r>
+      <w:r>
+        <w:rPr>
+          <w:i w:val="0"/>
+          <w:iCs w:val="0"/>
+        </w:rPr>
+        <w:t>, se figur 6 och 7.</w:t>
+      </w:r>
+    </w:p>
+    <w:p>
+      <w:pPr>
+        <w:pStyle w:val="Beskrivning"/>
+        <w:rPr>
+          <w:i w:val="0"/>
+          <w:iCs w:val="0"/>
+        </w:rPr>
+      </w:pPr>
+      <w:r>
+        <w:rPr>
+          <w:i w:val="0"/>
+          <w:iCs w:val="0"/>
+          <w:noProof/>
+        </w:rPr>
+        <w:lastRenderedPageBreak/>
+        <w:drawing>
+          <wp:anchor distT="0" distB="0" distL="114300" distR="114300" simplePos="0" relativeHeight="251722752" behindDoc="0" locked="0" layoutInCell="1" allowOverlap="1" wp14:anchorId="74D6B607" wp14:editId="2C826E5D">
+            <wp:simplePos x="0" y="0"/>
+            <wp:positionH relativeFrom="margin">
+              <wp:align>left</wp:align>
+            </wp:positionH>
+            <wp:positionV relativeFrom="paragraph">
+              <wp:posOffset>11430</wp:posOffset>
+            </wp:positionV>
+            <wp:extent cx="3041650" cy="864870"/>
+            <wp:effectExtent l="38100" t="38100" r="101600" b="87630"/>
+            <wp:wrapSquare wrapText="bothSides"/>
+            <wp:docPr id="661795523" name="Bildobjekt 1"/>
+            <wp:cNvGraphicFramePr>
+              <a:graphicFrameLocks xmlns:a="http://schemas.openxmlformats.org/drawingml/2006/main" noChangeAspect="1"/>
+            </wp:cNvGraphicFramePr>
+            <a:graphic xmlns:a="http://schemas.openxmlformats.org/drawingml/2006/main">
+              <a:graphicData uri="http://schemas.openxmlformats.org/drawingml/2006/picture">
+                <pic:pic xmlns:pic="http://schemas.openxmlformats.org/drawingml/2006/picture">
+                  <pic:nvPicPr>
+                    <pic:cNvPr id="661795523" name=""/>
+                    <pic:cNvPicPr/>
+                  </pic:nvPicPr>
+                  <pic:blipFill>
+                    <a:blip r:embed="rId18" cstate="print">
+                      <a:extLst>
+                        <a:ext uri="{28A0092B-C50C-407E-A947-70E740481C1C}">
+                          <a14:useLocalDpi xmlns:a14="http://schemas.microsoft.com/office/drawing/2010/main" val="0"/>
+                        </a:ext>
+                      </a:extLst>
+                    </a:blip>
+                    <a:stretch>
+                      <a:fillRect/>
+                    </a:stretch>
+                  </pic:blipFill>
+                  <pic:spPr>
+                    <a:xfrm>
+                      <a:off x="0" y="0"/>
+                      <a:ext cx="3041650" cy="864870"/>
+                    </a:xfrm>
+                    <a:prstGeom prst="rect">
+                      <a:avLst/>
+                    </a:prstGeom>
+                    <a:effectLst>
+                      <a:outerShdw blurRad="50800" dist="38100" dir="2700000" algn="tl" rotWithShape="0">
+                        <a:prstClr val="black">
+                          <a:alpha val="40000"/>
+                        </a:prstClr>
+                      </a:outerShdw>
+                    </a:effectLst>
+                  </pic:spPr>
+                </pic:pic>
+              </a:graphicData>
+            </a:graphic>
+            <wp14:sizeRelH relativeFrom="page">
+              <wp14:pctWidth>0</wp14:pctWidth>
+            </wp14:sizeRelH>
+            <wp14:sizeRelV relativeFrom="page">
+              <wp14:pctHeight>0</wp14:pctHeight>
+            </wp14:sizeRelV>
+          </wp:anchor>
+        </w:drawing>
+      </w:r>
+    </w:p>
+    <w:p>
+      <w:pPr>
+        <w:pStyle w:val="Beskrivning"/>
+        <w:rPr>
+          <w:i w:val="0"/>
+          <w:iCs w:val="0"/>
+        </w:rPr>
+      </w:pPr>
+      <w:r>
+        <w:rPr>
+          <w:noProof/>
+        </w:rPr>
+        <mc:AlternateContent>
+          <mc:Choice Requires="wps">
+            <w:drawing>
+              <wp:anchor distT="0" distB="0" distL="114300" distR="114300" simplePos="0" relativeHeight="251671552" behindDoc="0" locked="0" layoutInCell="1" allowOverlap="1" wp14:anchorId="4597EB79" wp14:editId="3B8F7AC8">
+                <wp:simplePos x="0" y="0"/>
+                <wp:positionH relativeFrom="margin">
+                  <wp:posOffset>3176270</wp:posOffset>
+                </wp:positionH>
+                <wp:positionV relativeFrom="paragraph">
+                  <wp:posOffset>409575</wp:posOffset>
+                </wp:positionV>
+                <wp:extent cx="1212850" cy="298450"/>
+                <wp:effectExtent l="0" t="0" r="6350" b="6350"/>
+                <wp:wrapSquare wrapText="bothSides"/>
+                <wp:docPr id="1087542569" name="Textruta 1"/>
+                <wp:cNvGraphicFramePr/>
+                <a:graphic xmlns:a="http://schemas.openxmlformats.org/drawingml/2006/main">
+                  <a:graphicData uri="http://schemas.microsoft.com/office/word/2010/wordprocessingShape">
+                    <wps:wsp>
+                      <wps:cNvSpPr txBox="1"/>
+                      <wps:spPr>
+                        <a:xfrm>
+                          <a:off x="0" y="0"/>
+                          <a:ext cx="1212850" cy="298450"/>
+                        </a:xfrm>
+                        <a:prstGeom prst="rect">
+                          <a:avLst/>
+                        </a:prstGeom>
+                        <a:solidFill>
+                          <a:prstClr val="white"/>
+                        </a:solidFill>
+                        <a:ln>
+                          <a:noFill/>
+                        </a:ln>
+                      </wps:spPr>
+                      <wps:txbx>
+                        <w:txbxContent>
+                          <w:p>
+                            <w:pPr>
+                              <w:pStyle w:val="Beskrivning"/>
+                              <w:rPr>
+                                <w:sz w:val="20"/>
+                                <w:szCs w:val="20"/>
+                              </w:rPr>
+                            </w:pPr>
+                            <w:r>
+                              <w:rPr>
+                                <w:sz w:val="20"/>
+                                <w:szCs w:val="20"/>
+                              </w:rPr>
+                              <w:t xml:space="preserve">Figur 6 </w:t>
+                            </w:r>
+                            <w:r>
+                              <w:rPr>
+                                <w:sz w:val="20"/>
+                                <w:szCs w:val="20"/>
+                              </w:rPr>
+                              <w:t>–</w:t>
+                            </w:r>
+                            <w:r>
+                              <w:rPr>
+                                <w:sz w:val="20"/>
+                                <w:szCs w:val="20"/>
+                              </w:rPr>
+                              <w:t xml:space="preserve"> </w:t>
+                            </w:r>
+                            <w:r>
+                              <w:rPr>
+                                <w:sz w:val="20"/>
+                                <w:szCs w:val="20"/>
+                              </w:rPr>
+                              <w:t xml:space="preserve">HTML </w:t>
+                            </w:r>
+                            <w:proofErr w:type="spellStart"/>
+                            <w:r>
+                              <w:rPr>
+                                <w:sz w:val="20"/>
+                                <w:szCs w:val="20"/>
+                              </w:rPr>
+                              <w:t>hero</w:t>
+                            </w:r>
+                            <w:proofErr w:type="spellEnd"/>
+                          </w:p>
+                        </w:txbxContent>
+                      </wps:txbx>
+                      <wps:bodyPr rot="0" spcFirstLastPara="0" vertOverflow="overflow" horzOverflow="overflow" vert="horz" wrap="square" lIns="0" tIns="0" rIns="0" bIns="0" numCol="1" spcCol="0" rtlCol="0" fromWordArt="0" anchor="t" anchorCtr="0" forceAA="0" compatLnSpc="1">
+                        <a:prstTxWarp prst="textNoShape">
+                          <a:avLst/>
+                        </a:prstTxWarp>
+                        <a:noAutofit/>
+                      </wps:bodyPr>
+                    </wps:wsp>
+                  </a:graphicData>
+                </a:graphic>
+                <wp14:sizeRelH relativeFrom="margin">
+                  <wp14:pctWidth>0</wp14:pctWidth>
+                </wp14:sizeRelH>
+                <wp14:sizeRelV relativeFrom="margin">
+                  <wp14:pctHeight>0</wp14:pctHeight>
+                </wp14:sizeRelV>
+              </wp:anchor>
+            </w:drawing>
+          </mc:Choice>
+          <mc:Fallback>
+            <w:pict>
+              <v:shape w14:anchorId="4597EB79" id="_x0000_s1029" type="#_x0000_t202" style="position:absolute;left:0;text-align:left;margin-left:250.1pt;margin-top:32.25pt;width:95.5pt;height:23.5pt;z-index:251671552;visibility:visible;mso-wrap-style:square;mso-width-percent:0;mso-height-percent:0;mso-wrap-distance-left:9pt;mso-wrap-distance-top:0;mso-wrap-distance-right:9pt;mso-wrap-distance-bottom:0;mso-position-horizontal:absolute;mso-position-horizontal-relative:margin;mso-position-vertical:absolute;mso-position-vertical-relative:text;mso-width-percent:0;mso-height-percent:0;mso-width-relative:margin;mso-height-relative:margin;v-text-anchor:top" o:gfxdata="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" stroked="f">
+                <v:textbox inset="0,0,0,0">
+                  <w:txbxContent>
+                    <w:p>
+                      <w:pPr>
+                        <w:pStyle w:val="Beskrivning"/>
+                        <w:rPr>
+                          <w:sz w:val="20"/>
+                          <w:szCs w:val="20"/>
+                        </w:rPr>
+                      </w:pPr>
+                      <w:r>
+                        <w:rPr>
+                          <w:sz w:val="20"/>
+                          <w:szCs w:val="20"/>
+                        </w:rPr>
+                        <w:t xml:space="preserve">Figur 6 </w:t>
+                      </w:r>
+                      <w:r>
+                        <w:rPr>
+                          <w:sz w:val="20"/>
+                          <w:szCs w:val="20"/>
+                        </w:rPr>
+                        <w:t>–</w:t>
+                      </w:r>
+                      <w:r>
+                        <w:rPr>
+                          <w:sz w:val="20"/>
+                          <w:szCs w:val="20"/>
+                        </w:rPr>
+                        <w:t xml:space="preserve"> </w:t>
+                      </w:r>
+                      <w:r>
+                        <w:rPr>
+                          <w:sz w:val="20"/>
+                          <w:szCs w:val="20"/>
+                        </w:rPr>
+                        <w:t xml:space="preserve">HTML </w:t>
+                      </w:r>
+                      <w:proofErr w:type="spellStart"/>
+                      <w:r>
+                        <w:rPr>
+                          <w:sz w:val="20"/>
+                          <w:szCs w:val="20"/>
+                        </w:rPr>
+                        <w:t>hero</w:t>
+                      </w:r>
+                      <w:proofErr w:type="spellEnd"/>
+                    </w:p>
+                  </w:txbxContent>
+                </v:textbox>
+                <w10:wrap type="square" anchorx="margin"/>
+              </v:shape>
+            </w:pict>
+          </mc:Fallback>
+        </mc:AlternateContent>
+      </w:r>
+    </w:p>
+    <w:p>
+      <w:pPr>
+        <w:pStyle w:val="Beskrivning"/>
+        <w:rPr>
+          <w:i w:val="0"/>
+          <w:iCs w:val="0"/>
+        </w:rPr>
+      </w:pPr>
+      <w:r>
+        <w:rPr>
+          <w:noProof/>
+        </w:rPr>
+        <mc:AlternateContent>
+          <mc:Choice Requires="wps">
+            <w:drawing>
+              <wp:anchor distT="0" distB="0" distL="114300" distR="114300" simplePos="0" relativeHeight="251673600" behindDoc="0" locked="0" layoutInCell="1" allowOverlap="1" wp14:anchorId="108853E9" wp14:editId="6BA58DB6">
+                <wp:simplePos x="0" y="0"/>
+                <wp:positionH relativeFrom="margin">
+                  <wp:posOffset>2259174</wp:posOffset>
+                </wp:positionH>
+                <wp:positionV relativeFrom="paragraph">
+                  <wp:posOffset>1857639</wp:posOffset>
+                </wp:positionV>
+                <wp:extent cx="1358900" cy="635"/>
+                <wp:effectExtent l="0" t="0" r="0" b="3810"/>
+                <wp:wrapNone/>
+                <wp:docPr id="1020127198" name="Textruta 1"/>
+                <wp:cNvGraphicFramePr/>
+                <a:graphic xmlns:a="http://schemas.openxmlformats.org/drawingml/2006/main">
+                  <a:graphicData uri="http://schemas.microsoft.com/office/word/2010/wordprocessingShape">
+                    <wps:wsp>
+                      <wps:cNvSpPr txBox="1"/>
+                      <wps:spPr>
+                        <a:xfrm>
+                          <a:off x="0" y="0"/>
+                          <a:ext cx="1358900" cy="635"/>
+                        </a:xfrm>
+                        <a:prstGeom prst="rect">
+                          <a:avLst/>
+                        </a:prstGeom>
+                        <a:solidFill>
+                          <a:prstClr val="white"/>
+                        </a:solidFill>
+                        <a:ln>
+                          <a:noFill/>
+                        </a:ln>
+                      </wps:spPr>
+                      <wps:txbx>
+                        <w:txbxContent>
+                          <w:p>
+                            <w:pPr>
+                              <w:pStyle w:val="Beskrivning"/>
+                              <w:rPr>
+                                <w:sz w:val="20"/>
+                                <w:szCs w:val="20"/>
+                              </w:rPr>
+                            </w:pPr>
+                            <w:r>
+                              <w:rPr>
+                                <w:sz w:val="20"/>
+                                <w:szCs w:val="20"/>
+                              </w:rPr>
+                              <w:t xml:space="preserve">Figur 7 – CSS </w:t>
+                            </w:r>
+                            <w:proofErr w:type="spellStart"/>
+                            <w:r>
+                              <w:rPr>
+                                <w:sz w:val="20"/>
+                                <w:szCs w:val="20"/>
+                              </w:rPr>
+                              <w:t>hero</w:t>
+                            </w:r>
+                            <w:proofErr w:type="spellEnd"/>
+                          </w:p>
+                        </w:txbxContent>
+                      </wps:txbx>
+                      <wps:bodyPr rot="0" spcFirstLastPara="0" vertOverflow="overflow" horzOverflow="overflow" vert="horz" wrap="square" lIns="0" tIns="0" rIns="0" bIns="0" numCol="1" spcCol="0" rtlCol="0" fromWordArt="0" anchor="t" anchorCtr="0" forceAA="0" compatLnSpc="1">
+                        <a:prstTxWarp prst="textNoShape">
+                          <a:avLst/>
+                        </a:prstTxWarp>
+                        <a:spAutoFit/>
+                      </wps:bodyPr>
+                    </wps:wsp>
+                  </a:graphicData>
+                </a:graphic>
+                <wp14:sizeRelH relativeFrom="margin">
+                  <wp14:pctWidth>0</wp14:pctWidth>
+                </wp14:sizeRelH>
+              </wp:anchor>
+            </w:drawing>
+          </mc:Choice>
+          <mc:Fallback>
+            <w:pict>
+              <v:shape w14:anchorId="108853E9" id="_x0000_s1030" type="#_x0000_t202" style="position:absolute;left:0;text-align:left;margin-left:177.9pt;margin-top:146.25pt;width:107pt;height:.05pt;z-index:251673600;visibility:visible;mso-wrap-style:square;mso-width-percent:0;mso-wrap-distance-left:9pt;mso-wrap-distance-top:0;mso-wrap-distance-right:9pt;mso-wrap-distance-bottom:0;mso-position-horizontal:absolute;mso-position-horizontal-relative:margin;mso-position-vertical:absolute;mso-position-vertical-relative:text;mso-width-percent:0;mso-width-relative:margin;v-text-anchor:top" o:gfxdata="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" stroked="f">
+                <v:textbox style="mso-fit-shape-to-text:t" inset="0,0,0,0">
+                  <w:txbxContent>
+                    <w:p>
+                      <w:pPr>
+                        <w:pStyle w:val="Beskrivning"/>
+                        <w:rPr>
+                          <w:sz w:val="20"/>
+                          <w:szCs w:val="20"/>
+                        </w:rPr>
+                      </w:pPr>
+                      <w:r>
+                        <w:rPr>
+                          <w:sz w:val="20"/>
+                          <w:szCs w:val="20"/>
+                        </w:rPr>
+                        <w:t xml:space="preserve">Figur 7 – CSS </w:t>
+                      </w:r>
+                      <w:proofErr w:type="spellStart"/>
+                      <w:r>
+                        <w:rPr>
+                          <w:sz w:val="20"/>
+                          <w:szCs w:val="20"/>
+                        </w:rPr>
+                        <w:t>hero</w:t>
+                      </w:r>
+                      <w:proofErr w:type="spellEnd"/>
+                    </w:p>
+                  </w:txbxContent>
+                </v:textbox>
+                <w10:wrap anchorx="margin"/>
+              </v:shape>
+            </w:pict>
+          </mc:Fallback>
+        </mc:AlternateContent>
+      </w:r>
+      <w:r>
+        <w:rPr>
+          <w:noProof/>
+        </w:rPr>
+        <w:t xml:space="preserve"> </w:t>
+      </w:r>
+      <w:r>
+        <w:rPr>
+          <w:i w:val="0"/>
+          <w:iCs w:val="0"/>
+          <w:noProof/>
+        </w:rPr>
+        <w:drawing>
+          <wp:inline distT="0" distB="0" distL="0" distR="0" wp14:anchorId="2DD3E723" wp14:editId="663AD381">
+            <wp:extent cx="2101850" cy="1564784"/>
+            <wp:effectExtent l="38100" t="38100" r="88900" b="92710"/>
+            <wp:docPr id="336630028" name="Bildobjekt 1"/>
+            <wp:cNvGraphicFramePr>
+              <a:graphicFrameLocks xmlns:a="http://schemas.openxmlformats.org/drawingml/2006/main" noChangeAspect="1"/>
+            </wp:cNvGraphicFramePr>
+            <a:graphic xmlns:a="http://schemas.openxmlformats.org/drawingml/2006/main">
+              <a:graphicData uri="http://schemas.openxmlformats.org/drawingml/2006/picture">
+                <pic:pic xmlns:pic="http://schemas.openxmlformats.org/drawingml/2006/picture">
+                  <pic:nvPicPr>
+                    <pic:cNvPr id="336630028" name=""/>
+                    <pic:cNvPicPr/>
+                  </pic:nvPicPr>
+                  <pic:blipFill>
+                    <a:blip r:embed="rId19">
+                      <a:extLst>
+                        <a:ext uri="{28A0092B-C50C-407E-A947-70E740481C1C}">
+                          <a14:useLocalDpi xmlns:a14="http://schemas.microsoft.com/office/drawing/2010/main" val="0"/>
+                        </a:ext>
+                      </a:extLst>
+                    </a:blip>
+                    <a:stretch>
+                      <a:fillRect/>
+                    </a:stretch>
+                  </pic:blipFill>
+                  <pic:spPr>
+                    <a:xfrm>
+                      <a:off x="0" y="0"/>
+                      <a:ext cx="2122699" cy="1580305"/>
+                    </a:xfrm>
+                    <a:prstGeom prst="rect">
+                      <a:avLst/>
+                    </a:prstGeom>
+                    <a:effectLst>
+                      <a:outerShdw blurRad="50800" dist="38100" dir="2700000" algn="tl" rotWithShape="0">
+                        <a:prstClr val="black">
+                          <a:alpha val="40000"/>
+                        </a:prstClr>
+                      </a:outerShdw>
+                    </a:effectLst>
+                  </pic:spPr>
+                </pic:pic>
+              </a:graphicData>
+            </a:graphic>
+          </wp:inline>
+        </w:drawing>
+      </w:r>
+    </w:p>
+    <w:p>
+      <w:pPr>
+        <w:pStyle w:val="Beskrivning"/>
+        <w:rPr>
+          <w:i w:val="0"/>
+          <w:iCs w:val="0"/>
+        </w:rPr>
+      </w:pPr>
+    </w:p>
+    <w:p>
+      <w:pPr>
+        <w:pStyle w:val="Beskrivning"/>
+        <w:rPr>
+          <w:i w:val="0"/>
+          <w:iCs w:val="0"/>
+        </w:rPr>
+      </w:pPr>
+      <w:r>
+        <w:rPr>
+          <w:i w:val="0"/>
+          <w:iCs w:val="0"/>
+        </w:rPr>
+        <w:t xml:space="preserve">Sektionen sortiment på startsidan ligger också på en genomskinlig bakgrund så det löste jag lika som på </w:t>
+      </w:r>
+      <w:proofErr w:type="spellStart"/>
+      <w:r>
+        <w:rPr>
+          <w:i w:val="0"/>
+          <w:iCs w:val="0"/>
+        </w:rPr>
+        <w:t>hero</w:t>
+      </w:r>
+      <w:proofErr w:type="spellEnd"/>
+      <w:r>
+        <w:rPr>
+          <w:i w:val="0"/>
+          <w:iCs w:val="0"/>
+        </w:rPr>
+        <w:t xml:space="preserve">-sektionen. Sedan ville jag att sortiment-sektionen skulle ändra utseende två gånger när skärmen blev större. Det löste jag genom att lägga två tomma element, ett före och ett efter. Med en media </w:t>
+      </w:r>
+      <w:proofErr w:type="spellStart"/>
+      <w:r>
+        <w:rPr>
+          <w:i w:val="0"/>
+          <w:iCs w:val="0"/>
+        </w:rPr>
+        <w:t>query</w:t>
+      </w:r>
+      <w:proofErr w:type="spellEnd"/>
+      <w:r>
+        <w:rPr>
+          <w:i w:val="0"/>
+          <w:iCs w:val="0"/>
+        </w:rPr>
+        <w:t xml:space="preserve"> på minsta skärmstorlek 750 p</w:t>
+      </w:r>
+      <w:r>
+        <w:rPr>
+          <w:i w:val="0"/>
+          <w:iCs w:val="0"/>
+        </w:rPr>
+        <w:t>i</w:t>
+      </w:r>
+      <w:r>
+        <w:rPr>
+          <w:i w:val="0"/>
+          <w:iCs w:val="0"/>
+        </w:rPr>
+        <w:t>x</w:t>
+      </w:r>
+      <w:r>
+        <w:rPr>
+          <w:i w:val="0"/>
+          <w:iCs w:val="0"/>
+        </w:rPr>
+        <w:t>lar</w:t>
+      </w:r>
+      <w:r>
+        <w:rPr>
+          <w:i w:val="0"/>
+          <w:iCs w:val="0"/>
+        </w:rPr>
+        <w:t xml:space="preserve">, lade jag till innehåll i det första tomma elementet och med </w:t>
+      </w:r>
+      <w:proofErr w:type="spellStart"/>
+      <w:r>
+        <w:rPr>
+          <w:i w:val="0"/>
+          <w:iCs w:val="0"/>
+        </w:rPr>
+        <w:t>f</w:t>
+      </w:r>
+      <w:r>
+        <w:rPr>
+          <w:i w:val="0"/>
+          <w:iCs w:val="0"/>
+        </w:rPr>
+        <w:t>lexbox</w:t>
+      </w:r>
+      <w:proofErr w:type="spellEnd"/>
+      <w:r>
+        <w:rPr>
+          <w:i w:val="0"/>
+          <w:iCs w:val="0"/>
+        </w:rPr>
+        <w:t xml:space="preserve"> gjorde detta att jag fick två element bredvid varandra. Sortiment-sektionen till höger och en bild till vänster. Sedan lade jag till en till media </w:t>
+      </w:r>
+      <w:proofErr w:type="spellStart"/>
+      <w:r>
+        <w:rPr>
+          <w:i w:val="0"/>
+          <w:iCs w:val="0"/>
+        </w:rPr>
+        <w:t>query</w:t>
+      </w:r>
+      <w:proofErr w:type="spellEnd"/>
+      <w:r>
+        <w:rPr>
+          <w:i w:val="0"/>
+          <w:iCs w:val="0"/>
+        </w:rPr>
+        <w:t xml:space="preserve"> vid minsta skärmstorlek 1000 p</w:t>
+      </w:r>
+      <w:r>
+        <w:rPr>
+          <w:i w:val="0"/>
+          <w:iCs w:val="0"/>
+        </w:rPr>
+        <w:t>i</w:t>
+      </w:r>
+      <w:r>
+        <w:rPr>
+          <w:i w:val="0"/>
+          <w:iCs w:val="0"/>
+        </w:rPr>
+        <w:t>x</w:t>
+      </w:r>
+      <w:r>
+        <w:rPr>
+          <w:i w:val="0"/>
+          <w:iCs w:val="0"/>
+        </w:rPr>
+        <w:t>lar</w:t>
+      </w:r>
+      <w:r>
+        <w:rPr>
+          <w:i w:val="0"/>
+          <w:iCs w:val="0"/>
+        </w:rPr>
+        <w:t xml:space="preserve"> och där läggs också innehåll i det andra tomma elementet till och resultatet blev tre element bredvid varandra. Sortiment-sektionen i mitten och en bild på varje sida. </w:t>
+      </w:r>
+    </w:p>
+    <w:p>
+      <w:pPr>
+        <w:pStyle w:val="Beskrivning"/>
+        <w:rPr>
+          <w:i w:val="0"/>
+          <w:iCs w:val="0"/>
+        </w:rPr>
+      </w:pPr>
+      <w:r>
+        <w:rPr>
+          <w:i w:val="0"/>
+          <w:iCs w:val="0"/>
+        </w:rPr>
+        <w:t xml:space="preserve">Sidfoten är också den positionerad med </w:t>
+      </w:r>
+      <w:proofErr w:type="spellStart"/>
+      <w:r>
+        <w:rPr>
+          <w:i w:val="0"/>
+          <w:iCs w:val="0"/>
+        </w:rPr>
+        <w:t>flexbox</w:t>
+      </w:r>
+      <w:proofErr w:type="spellEnd"/>
+      <w:r>
+        <w:rPr>
+          <w:i w:val="0"/>
+          <w:iCs w:val="0"/>
+        </w:rPr>
+        <w:t xml:space="preserve"> eftersom jag vill rada upp elementen horisontellt.</w:t>
+      </w:r>
+    </w:p>
+    <w:p>
+      <w:pPr>
+        <w:pStyle w:val="Beskrivning"/>
+        <w:rPr>
+          <w:i w:val="0"/>
+          <w:iCs w:val="0"/>
+        </w:rPr>
+      </w:pPr>
+      <w:r>
+        <w:rPr>
+          <w:i w:val="0"/>
+          <w:iCs w:val="0"/>
+          <w:noProof/>
+        </w:rPr>
+        <w:drawing>
+          <wp:anchor distT="0" distB="0" distL="114300" distR="114300" simplePos="0" relativeHeight="251719680" behindDoc="0" locked="0" layoutInCell="1" allowOverlap="1" wp14:anchorId="16C32F47" wp14:editId="2A3AB70E">
+            <wp:simplePos x="0" y="0"/>
+            <wp:positionH relativeFrom="margin">
+              <wp:posOffset>2933700</wp:posOffset>
+            </wp:positionH>
+            <wp:positionV relativeFrom="paragraph">
+              <wp:posOffset>483127</wp:posOffset>
+            </wp:positionV>
+            <wp:extent cx="1891030" cy="1790700"/>
+            <wp:effectExtent l="38100" t="38100" r="90170" b="95250"/>
+            <wp:wrapSquare wrapText="bothSides"/>
+            <wp:docPr id="1786514529" name="Bildobjekt 1"/>
+            <wp:cNvGraphicFramePr>
+              <a:graphicFrameLocks xmlns:a="http://schemas.openxmlformats.org/drawingml/2006/main" noChangeAspect="1"/>
+            </wp:cNvGraphicFramePr>
+            <a:graphic xmlns:a="http://schemas.openxmlformats.org/drawingml/2006/main">
+              <a:graphicData uri="http://schemas.openxmlformats.org/drawingml/2006/picture">
+                <pic:pic xmlns:pic="http://schemas.openxmlformats.org/drawingml/2006/picture">
+                  <pic:nvPicPr>
+                    <pic:cNvPr id="1786514529" name=""/>
+                    <pic:cNvPicPr/>
+                  </pic:nvPicPr>
+                  <pic:blipFill>
+                    <a:blip r:embed="rId20">
+                      <a:extLst>
+                        <a:ext uri="{28A0092B-C50C-407E-A947-70E740481C1C}">
+                          <a14:useLocalDpi xmlns:a14="http://schemas.microsoft.com/office/drawing/2010/main" val="0"/>
+                        </a:ext>
+                      </a:extLst>
+                    </a:blip>
+                    <a:stretch>
+                      <a:fillRect/>
+                    </a:stretch>
+                  </pic:blipFill>
+                  <pic:spPr>
+                    <a:xfrm>
+                      <a:off x="0" y="0"/>
+                      <a:ext cx="1891030" cy="1790700"/>
+                    </a:xfrm>
+                    <a:prstGeom prst="rect">
+                      <a:avLst/>
+                    </a:prstGeom>
+                    <a:effectLst>
+                      <a:outerShdw blurRad="50800" dist="38100" dir="2700000" algn="tl" rotWithShape="0">
+                        <a:prstClr val="black">
+                          <a:alpha val="40000"/>
+                        </a:prstClr>
+                      </a:outerShdw>
+                    </a:effectLst>
+                  </pic:spPr>
+                </pic:pic>
+              </a:graphicData>
+            </a:graphic>
+            <wp14:sizeRelH relativeFrom="page">
+              <wp14:pctWidth>0</wp14:pctWidth>
+            </wp14:sizeRelH>
+            <wp14:sizeRelV relativeFrom="page">
+              <wp14:pctHeight>0</wp14:pctHeight>
+            </wp14:sizeRelV>
+          </wp:anchor>
+        </w:drawing>
+      </w:r>
+      <w:r>
+        <w:rPr>
+          <w:noProof/>
+        </w:rPr>
+        <mc:AlternateContent>
+          <mc:Choice Requires="wps">
+            <w:drawing>
+              <wp:anchor distT="0" distB="0" distL="114300" distR="114300" simplePos="0" relativeHeight="251680768" behindDoc="0" locked="0" layoutInCell="1" allowOverlap="1" wp14:anchorId="75D06CE4" wp14:editId="74228D18">
+                <wp:simplePos x="0" y="0"/>
+                <wp:positionH relativeFrom="column">
+                  <wp:posOffset>2920257</wp:posOffset>
+                </wp:positionH>
+                <wp:positionV relativeFrom="paragraph">
+                  <wp:posOffset>2326424</wp:posOffset>
+                </wp:positionV>
+                <wp:extent cx="1825625" cy="327660"/>
+                <wp:effectExtent l="0" t="0" r="3175" b="0"/>
+                <wp:wrapSquare wrapText="bothSides"/>
+                <wp:docPr id="392538705" name="Textruta 1"/>
+                <wp:cNvGraphicFramePr/>
+                <a:graphic xmlns:a="http://schemas.openxmlformats.org/drawingml/2006/main">
+                  <a:graphicData uri="http://schemas.microsoft.com/office/word/2010/wordprocessingShape">
+                    <wps:wsp>
+                      <wps:cNvSpPr txBox="1"/>
+                      <wps:spPr>
+                        <a:xfrm>
+                          <a:off x="0" y="0"/>
+                          <a:ext cx="1825625" cy="327660"/>
+                        </a:xfrm>
+                        <a:prstGeom prst="rect">
+                          <a:avLst/>
+                        </a:prstGeom>
+                        <a:solidFill>
+                          <a:prstClr val="white"/>
+                        </a:solidFill>
+                        <a:ln>
+                          <a:noFill/>
+                        </a:ln>
+                      </wps:spPr>
+                      <wps:txbx>
+                        <w:txbxContent>
+                          <w:p>
+                            <w:pPr>
+                              <w:pStyle w:val="Beskrivning"/>
+                              <w:rPr>
+                                <w:sz w:val="20"/>
+                                <w:szCs w:val="20"/>
+                              </w:rPr>
+                            </w:pPr>
+                            <w:r>
+                              <w:rPr>
+                                <w:sz w:val="20"/>
+                                <w:szCs w:val="20"/>
+                              </w:rPr>
+                              <w:t xml:space="preserve">Figur </w:t>
+                            </w:r>
+                            <w:r>
+                              <w:rPr>
+                                <w:sz w:val="20"/>
+                                <w:szCs w:val="20"/>
+                              </w:rPr>
+                              <w:t>8</w:t>
+                            </w:r>
+                            <w:r>
+                              <w:rPr>
+                                <w:sz w:val="20"/>
+                                <w:szCs w:val="20"/>
+                              </w:rPr>
+                              <w:t xml:space="preserve"> – CSS ”Om oss”</w:t>
+                            </w:r>
+                          </w:p>
+                        </w:txbxContent>
+                      </wps:txbx>
+                      <wps:bodyPr rot="0" spcFirstLastPara="0" vertOverflow="overflow" horzOverflow="overflow" vert="horz" wrap="square" lIns="0" tIns="0" rIns="0" bIns="0" numCol="1" spcCol="0" rtlCol="0" fromWordArt="0" anchor="t" anchorCtr="0" forceAA="0" compatLnSpc="1">
+                        <a:prstTxWarp prst="textNoShape">
+                          <a:avLst/>
+                        </a:prstTxWarp>
+                        <a:noAutofit/>
+                      </wps:bodyPr>
+                    </wps:wsp>
+                  </a:graphicData>
+                </a:graphic>
+                <wp14:sizeRelV relativeFrom="margin">
+                  <wp14:pctHeight>0</wp14:pctHeight>
+                </wp14:sizeRelV>
+              </wp:anchor>
+            </w:drawing>
+          </mc:Choice>
+          <mc:Fallback>
+            <w:pict>
+              <v:shape w14:anchorId="75D06CE4" id="_x0000_s1031" type="#_x0000_t202" style="position:absolute;left:0;text-align:left;margin-left:229.95pt;margin-top:183.2pt;width:143.75pt;height:25.8pt;z-index:251680768;visibility:visible;mso-wrap-style:square;mso-height-percent:0;mso-wrap-distance-left:9pt;mso-wrap-distance-top:0;mso-wrap-distance-right:9pt;mso-wrap-distance-bottom:0;mso-position-horizontal:absolute;mso-position-horizontal-relative:text;mso-position-vertical:absolute;mso-position-vertical-relative:text;mso-height-percent:0;mso-height-relative:margin;v-text-anchor:top" o:gfxdata="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" stroked="f">
+                <v:textbox inset="0,0,0,0">
+                  <w:txbxContent>
+                    <w:p>
+                      <w:pPr>
+                        <w:pStyle w:val="Beskrivning"/>
+                        <w:rPr>
+                          <w:sz w:val="20"/>
+                          <w:szCs w:val="20"/>
+                        </w:rPr>
+                      </w:pPr>
+                      <w:r>
+                        <w:rPr>
+                          <w:sz w:val="20"/>
+                          <w:szCs w:val="20"/>
+                        </w:rPr>
+                        <w:t xml:space="preserve">Figur </w:t>
+                      </w:r>
+                      <w:r>
+                        <w:rPr>
+                          <w:sz w:val="20"/>
+                          <w:szCs w:val="20"/>
+                        </w:rPr>
+                        <w:t>8</w:t>
+                      </w:r>
+                      <w:r>
+                        <w:rPr>
+                          <w:sz w:val="20"/>
+                          <w:szCs w:val="20"/>
+                        </w:rPr>
+                        <w:t xml:space="preserve"> – CSS ”Om oss”</w:t>
+                      </w:r>
+                    </w:p>
+                  </w:txbxContent>
+                </v:textbox>
+                <w10:wrap type="square"/>
+              </v:shape>
+            </w:pict>
+          </mc:Fallback>
+        </mc:AlternateContent>
+      </w:r>
+      <w:r>
+        <w:rPr>
+          <w:i w:val="0"/>
+          <w:iCs w:val="0"/>
+        </w:rPr>
+        <w:t xml:space="preserve">På sidan ”Om oss” </w:t>
+      </w:r>
+      <w:r>
+        <w:rPr>
+          <w:i w:val="0"/>
+          <w:iCs w:val="0"/>
+        </w:rPr>
+        <w:t>valde jag att använda CSS Grid för att placera text och bild i både rader och kolumner. Först i mobilstorlek ligger elementen i en kolumn</w:t>
+      </w:r>
+      <w:r>
+        <w:rPr>
+          <w:i w:val="0"/>
+          <w:iCs w:val="0"/>
+        </w:rPr>
+        <w:t>:</w:t>
+      </w:r>
+      <w:r>
+        <w:rPr>
+          <w:i w:val="0"/>
+          <w:iCs w:val="0"/>
+        </w:rPr>
+        <w:t xml:space="preserve"> bild 1, text 1, bild 2 och text 2. Sedan använder jag media </w:t>
+      </w:r>
+      <w:proofErr w:type="spellStart"/>
+      <w:r>
+        <w:rPr>
+          <w:i w:val="0"/>
+          <w:iCs w:val="0"/>
+        </w:rPr>
+        <w:t>query</w:t>
+      </w:r>
+      <w:proofErr w:type="spellEnd"/>
+      <w:r>
+        <w:rPr>
+          <w:i w:val="0"/>
+          <w:iCs w:val="0"/>
+        </w:rPr>
+        <w:t xml:space="preserve"> för att ändra till två kolumner vid större skärmbredd. Men jag positionerar också elementen efter </w:t>
+      </w:r>
+      <w:proofErr w:type="spellStart"/>
+      <w:r>
+        <w:rPr>
+          <w:i w:val="0"/>
+          <w:iCs w:val="0"/>
+        </w:rPr>
+        <w:t>grid</w:t>
+      </w:r>
+      <w:proofErr w:type="spellEnd"/>
+      <w:r>
+        <w:rPr>
+          <w:i w:val="0"/>
+          <w:iCs w:val="0"/>
+        </w:rPr>
+        <w:t>-</w:t>
+      </w:r>
+      <w:r>
+        <w:rPr>
+          <w:i w:val="0"/>
+          <w:iCs w:val="0"/>
+        </w:rPr>
+        <w:t>linjer</w:t>
+      </w:r>
+      <w:r>
+        <w:rPr>
+          <w:i w:val="0"/>
+          <w:iCs w:val="0"/>
+        </w:rPr>
+        <w:t>na för att flytta bild två till höger och text två till vänster</w:t>
+      </w:r>
+      <w:r>
+        <w:rPr>
+          <w:i w:val="0"/>
+          <w:iCs w:val="0"/>
+        </w:rPr>
+        <w:t>, se figur 8</w:t>
+      </w:r>
+      <w:r>
+        <w:rPr>
+          <w:i w:val="0"/>
+          <w:iCs w:val="0"/>
+        </w:rPr>
+        <w:t>.</w:t>
+      </w:r>
+      <w:r>
+        <w:rPr>
+          <w:i w:val="0"/>
+          <w:iCs w:val="0"/>
+        </w:rPr>
+        <w:t xml:space="preserve"> Denna lösning </w:t>
+      </w:r>
+      <w:r>
+        <w:rPr>
+          <w:i w:val="0"/>
+          <w:iCs w:val="0"/>
+        </w:rPr>
+        <w:t xml:space="preserve">hittade jag på MDN </w:t>
+      </w:r>
+      <w:r>
+        <w:rPr>
+          <w:i w:val="0"/>
+          <w:iCs w:val="0"/>
+        </w:rPr>
+        <w:fldChar w:fldCharType="begin"/>
+      </w:r>
+      <w:r>
+        <w:rPr>
+          <w:i w:val="0"/>
+          <w:iCs w:val="0"/>
+        </w:rPr>
+        <w:instrText xml:space="preserve"> REF _Ref244263586 \r \h </w:instrText>
+      </w:r>
+      <w:r>
+        <w:rPr>
+          <w:i w:val="0"/>
+          <w:iCs w:val="0"/>
+        </w:rPr>
+      </w:r>
+      <w:r>
+        <w:rPr>
+          <w:i w:val="0"/>
+          <w:iCs w:val="0"/>
+        </w:rPr>
+        <w:fldChar w:fldCharType="separate"/>
+      </w:r>
+      <w:r>
+        <w:rPr>
+          <w:i w:val="0"/>
+          <w:iCs w:val="0"/>
+        </w:rPr>
+        <w:t>[2]</w:t>
+      </w:r>
+      <w:r>
+        <w:rPr>
+          <w:i w:val="0"/>
+          <w:iCs w:val="0"/>
+        </w:rPr>
+        <w:fldChar w:fldCharType="end"/>
+      </w:r>
+      <w:r>
+        <w:rPr>
+          <w:i w:val="0"/>
+          <w:iCs w:val="0"/>
+        </w:rPr>
+        <w:t xml:space="preserve"> </w:t>
+      </w:r>
+      <w:r>
+        <w:rPr>
+          <w:i w:val="0"/>
+          <w:iCs w:val="0"/>
+        </w:rPr>
+        <w:t>i ett senare skede. Först hade jag lagt till en extra bild som låg nedanför i HTML-koden och därför naturligt placerades till höger. Sedan visade/</w:t>
+      </w:r>
+      <w:proofErr w:type="spellStart"/>
+      <w:r>
+        <w:rPr>
+          <w:i w:val="0"/>
+          <w:iCs w:val="0"/>
+        </w:rPr>
+        <w:t>döljde</w:t>
+      </w:r>
+      <w:proofErr w:type="spellEnd"/>
+      <w:r>
+        <w:rPr>
+          <w:i w:val="0"/>
+          <w:iCs w:val="0"/>
+        </w:rPr>
+        <w:t xml:space="preserve"> jag bilderna i en media </w:t>
+      </w:r>
+      <w:proofErr w:type="spellStart"/>
+      <w:r>
+        <w:rPr>
+          <w:i w:val="0"/>
+          <w:iCs w:val="0"/>
+        </w:rPr>
+        <w:t>query</w:t>
+      </w:r>
+      <w:proofErr w:type="spellEnd"/>
+      <w:r>
+        <w:rPr>
+          <w:i w:val="0"/>
+          <w:iCs w:val="0"/>
+        </w:rPr>
+        <w:t>.</w:t>
+      </w:r>
+    </w:p>
+    <w:p>
+      <w:pPr>
+        <w:pStyle w:val="Beskrivning"/>
+        <w:rPr>
+          <w:i w:val="0"/>
+          <w:iCs w:val="0"/>
+        </w:rPr>
+      </w:pPr>
+      <w:r>
+        <w:rPr>
+          <w:i w:val="0"/>
+          <w:iCs w:val="0"/>
+        </w:rPr>
+        <w:lastRenderedPageBreak/>
+        <w:t xml:space="preserve">Även på sortiment-sidan har jag använt CSS Grid för att positionera elementen. Här har jag gjort en </w:t>
+      </w:r>
+      <w:proofErr w:type="spellStart"/>
+      <w:r>
+        <w:rPr>
+          <w:i w:val="0"/>
+          <w:iCs w:val="0"/>
+        </w:rPr>
+        <w:t>grid</w:t>
+      </w:r>
+      <w:proofErr w:type="spellEnd"/>
+      <w:r>
+        <w:rPr>
+          <w:i w:val="0"/>
+          <w:iCs w:val="0"/>
+        </w:rPr>
+        <w:t xml:space="preserve"> med sex kolumner och använder ”span” för att specificera hur breda de olika elementen ska vara.</w:t>
+      </w:r>
+    </w:p>
+    <w:p>
+      <w:pPr>
+        <w:pStyle w:val="Rubrik2"/>
+        <w:rPr>
+          <w:rFonts w:hint="eastAsia"/>
+        </w:rPr>
+      </w:pPr>
+      <w:r>
+        <w:t>JavaScript</w:t>
+      </w:r>
+    </w:p>
+    <w:p>
+      <w:pPr>
+        <w:pStyle w:val="Beskrivning"/>
+        <w:rPr>
+          <w:i w:val="0"/>
+          <w:iCs w:val="0"/>
+        </w:rPr>
+      </w:pPr>
+      <w:r>
+        <w:rPr>
+          <w:i w:val="0"/>
+          <w:iCs w:val="0"/>
+        </w:rPr>
+        <w:drawing>
+          <wp:anchor distT="0" distB="0" distL="114300" distR="114300" simplePos="0" relativeHeight="251718656" behindDoc="0" locked="0" layoutInCell="1" allowOverlap="1" wp14:anchorId="26681398" wp14:editId="3B13804D">
+            <wp:simplePos x="0" y="0"/>
+            <wp:positionH relativeFrom="margin">
+              <wp:posOffset>2571750</wp:posOffset>
+            </wp:positionH>
+            <wp:positionV relativeFrom="paragraph">
+              <wp:posOffset>780044</wp:posOffset>
+            </wp:positionV>
+            <wp:extent cx="2219960" cy="685800"/>
+            <wp:effectExtent l="38100" t="38100" r="104140" b="95250"/>
+            <wp:wrapSquare wrapText="bothSides"/>
+            <wp:docPr id="581049119" name="Bildobjekt 1"/>
+            <wp:cNvGraphicFramePr>
+              <a:graphicFrameLocks xmlns:a="http://schemas.openxmlformats.org/drawingml/2006/main" noChangeAspect="1"/>
+            </wp:cNvGraphicFramePr>
+            <a:graphic xmlns:a="http://schemas.openxmlformats.org/drawingml/2006/main">
+              <a:graphicData uri="http://schemas.openxmlformats.org/drawingml/2006/picture">
+                <pic:pic xmlns:pic="http://schemas.openxmlformats.org/drawingml/2006/picture">
+                  <pic:nvPicPr>
+                    <pic:cNvPr id="581049119" name=""/>
+                    <pic:cNvPicPr/>
+                  </pic:nvPicPr>
+                  <pic:blipFill>
+                    <a:blip r:embed="rId21">
+                      <a:extLst>
+                        <a:ext uri="{28A0092B-C50C-407E-A947-70E740481C1C}">
+                          <a14:useLocalDpi xmlns:a14="http://schemas.microsoft.com/office/drawing/2010/main" val="0"/>
+                        </a:ext>
+                      </a:extLst>
+                    </a:blip>
+                    <a:stretch>
+                      <a:fillRect/>
+                    </a:stretch>
+                  </pic:blipFill>
+                  <pic:spPr>
+                    <a:xfrm>
+                      <a:off x="0" y="0"/>
+                      <a:ext cx="2219960" cy="685800"/>
+                    </a:xfrm>
+                    <a:prstGeom prst="rect">
+                      <a:avLst/>
+                    </a:prstGeom>
+                    <a:effectLst>
+                      <a:outerShdw blurRad="50800" dist="38100" dir="2700000" algn="tl" rotWithShape="0">
+                        <a:prstClr val="black">
+                          <a:alpha val="40000"/>
+                        </a:prstClr>
+                      </a:outerShdw>
+                    </a:effectLst>
+                  </pic:spPr>
+                </pic:pic>
+              </a:graphicData>
+            </a:graphic>
+            <wp14:sizeRelH relativeFrom="page">
+              <wp14:pctWidth>0</wp14:pctWidth>
+            </wp14:sizeRelH>
+            <wp14:sizeRelV relativeFrom="page">
+              <wp14:pctHeight>0</wp14:pctHeight>
+            </wp14:sizeRelV>
+          </wp:anchor>
+        </w:drawing>
+      </w:r>
+      <w:r>
+        <w:rPr>
+          <w:noProof/>
+        </w:rPr>
+        <mc:AlternateContent>
+          <mc:Choice Requires="wps">
+            <w:drawing>
+              <wp:anchor distT="0" distB="0" distL="114300" distR="114300" simplePos="0" relativeHeight="251721728" behindDoc="0" locked="0" layoutInCell="1" allowOverlap="1" wp14:anchorId="0CE0A23D" wp14:editId="3D438FB8">
+                <wp:simplePos x="0" y="0"/>
+                <wp:positionH relativeFrom="column">
+                  <wp:posOffset>2553970</wp:posOffset>
+                </wp:positionH>
+                <wp:positionV relativeFrom="paragraph">
+                  <wp:posOffset>1528181</wp:posOffset>
+                </wp:positionV>
+                <wp:extent cx="2219960" cy="635"/>
+                <wp:effectExtent l="0" t="0" r="8890" b="3810"/>
+                <wp:wrapSquare wrapText="bothSides"/>
+                <wp:docPr id="580178420" name="Textruta 1"/>
+                <wp:cNvGraphicFramePr/>
+                <a:graphic xmlns:a="http://schemas.openxmlformats.org/drawingml/2006/main">
+                  <a:graphicData uri="http://schemas.microsoft.com/office/word/2010/wordprocessingShape">
+                    <wps:wsp>
+                      <wps:cNvSpPr txBox="1"/>
+                      <wps:spPr>
+                        <a:xfrm>
+                          <a:off x="0" y="0"/>
+                          <a:ext cx="2219960" cy="635"/>
+                        </a:xfrm>
+                        <a:prstGeom prst="rect">
+                          <a:avLst/>
+                        </a:prstGeom>
+                        <a:solidFill>
+                          <a:prstClr val="white"/>
+                        </a:solidFill>
+                        <a:ln>
+                          <a:noFill/>
+                        </a:ln>
+                      </wps:spPr>
+                      <wps:txbx>
+                        <w:txbxContent>
+                          <w:p>
+                            <w:pPr>
+                              <w:pStyle w:val="Beskrivning"/>
+                              <w:rPr>
+                                <w:sz w:val="20"/>
+                                <w:szCs w:val="20"/>
+                              </w:rPr>
+                            </w:pPr>
+                            <w:r>
+                              <w:rPr>
+                                <w:sz w:val="20"/>
+                                <w:szCs w:val="20"/>
+                              </w:rPr>
+                              <w:t>Figur 9</w:t>
+                            </w:r>
+                            <w:r>
+                              <w:rPr>
+                                <w:sz w:val="20"/>
+                                <w:szCs w:val="20"/>
+                              </w:rPr>
+                              <w:t xml:space="preserve"> – JavaScript meny</w:t>
+                            </w:r>
+                          </w:p>
+                        </w:txbxContent>
+                      </wps:txbx>
+                      <wps:bodyPr rot="0" spcFirstLastPara="0" vertOverflow="overflow" horzOverflow="overflow" vert="horz" wrap="square" lIns="0" tIns="0" rIns="0" bIns="0" numCol="1" spcCol="0" rtlCol="0" fromWordArt="0" anchor="t" anchorCtr="0" forceAA="0" compatLnSpc="1">
+                        <a:prstTxWarp prst="textNoShape">
+                          <a:avLst/>
+                        </a:prstTxWarp>
+                        <a:spAutoFit/>
+                      </wps:bodyPr>
+                    </wps:wsp>
+                  </a:graphicData>
+                </a:graphic>
+              </wp:anchor>
+            </w:drawing>
+          </mc:Choice>
+          <mc:Fallback>
+            <w:pict>
+              <v:shape w14:anchorId="0CE0A23D" id="_x0000_s1032" type="#_x0000_t202" style="position:absolute;left:0;text-align:left;margin-left:201.1pt;margin-top:120.35pt;width:174.8pt;height:.05pt;z-index:251721728;visibility:visible;mso-wrap-style:square;mso-wrap-distance-left:9pt;mso-wrap-distance-top:0;mso-wrap-distance-right:9pt;mso-wrap-distance-bottom:0;mso-position-horizontal:absolute;mso-position-horizontal-relative:text;mso-position-vertical:absolute;mso-position-vertical-relative:text;v-text-anchor:top" o:gfxdata="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" stroked="f">
+                <v:textbox style="mso-fit-shape-to-text:t" inset="0,0,0,0">
+                  <w:txbxContent>
+                    <w:p>
+                      <w:pPr>
+                        <w:pStyle w:val="Beskrivning"/>
+                        <w:rPr>
+                          <w:sz w:val="20"/>
+                          <w:szCs w:val="20"/>
+                        </w:rPr>
+                      </w:pPr>
+                      <w:r>
+                        <w:rPr>
+                          <w:sz w:val="20"/>
+                          <w:szCs w:val="20"/>
+                        </w:rPr>
+                        <w:t>Figur 9</w:t>
+                      </w:r>
+                      <w:r>
+                        <w:rPr>
+                          <w:sz w:val="20"/>
+                          <w:szCs w:val="20"/>
+                        </w:rPr>
+                        <w:t xml:space="preserve"> – JavaScript meny</w:t>
+                      </w:r>
+                    </w:p>
+                  </w:txbxContent>
+                </v:textbox>
+                <w10:wrap type="square"/>
+              </v:shape>
+            </w:pict>
+          </mc:Fallback>
+        </mc:AlternateContent>
+      </w:r>
+      <w:r>
+        <w:rPr>
+          <w:i w:val="0"/>
+          <w:iCs w:val="0"/>
+        </w:rPr>
+        <w:t>Hamburgermenyn som syns på liten skärm får sin funktionalitet genom JavaScript.</w:t>
+      </w:r>
+      <w:r>
+        <w:rPr>
+          <w:i w:val="0"/>
+          <w:iCs w:val="0"/>
+        </w:rPr>
+        <w:t xml:space="preserve"> Jag har tagit hjälp av den instruktionsfilm för hamburgermeny som finns i kursmaterialet av Rama </w:t>
+      </w:r>
+      <w:proofErr w:type="spellStart"/>
+      <w:r>
+        <w:rPr>
+          <w:i w:val="0"/>
+          <w:iCs w:val="0"/>
+        </w:rPr>
+        <w:t>Bito</w:t>
+      </w:r>
+      <w:proofErr w:type="spellEnd"/>
+      <w:r>
+        <w:rPr>
+          <w:i w:val="0"/>
+          <w:iCs w:val="0"/>
+        </w:rPr>
+        <w:t xml:space="preserve">. Jag använder </w:t>
+      </w:r>
+      <w:r>
+        <w:rPr>
+          <w:i w:val="0"/>
+          <w:iCs w:val="0"/>
+        </w:rPr>
+        <w:t xml:space="preserve">en händelselyssnare som vid klick på </w:t>
+      </w:r>
+      <w:proofErr w:type="spellStart"/>
+      <w:r>
+        <w:rPr>
+          <w:i w:val="0"/>
+          <w:iCs w:val="0"/>
+        </w:rPr>
+        <w:t>hamburgerikonen</w:t>
+      </w:r>
+      <w:proofErr w:type="spellEnd"/>
+      <w:r>
+        <w:rPr>
+          <w:i w:val="0"/>
+          <w:iCs w:val="0"/>
+        </w:rPr>
+        <w:t xml:space="preserve"> kör en funktion som använder metoden </w:t>
+      </w:r>
+      <w:proofErr w:type="spellStart"/>
+      <w:proofErr w:type="gramStart"/>
+      <w:r>
+        <w:rPr>
+          <w:i w:val="0"/>
+          <w:iCs w:val="0"/>
+        </w:rPr>
+        <w:t>toggle</w:t>
+      </w:r>
+      <w:proofErr w:type="spellEnd"/>
+      <w:r>
+        <w:rPr>
+          <w:i w:val="0"/>
+          <w:iCs w:val="0"/>
+        </w:rPr>
+        <w:t>(</w:t>
+      </w:r>
+      <w:proofErr w:type="gramEnd"/>
+      <w:r>
+        <w:rPr>
+          <w:i w:val="0"/>
+          <w:iCs w:val="0"/>
+        </w:rPr>
+        <w:t>) för att växla mellan att lägga till eller ta bort klassen ”</w:t>
+      </w:r>
+      <w:proofErr w:type="spellStart"/>
+      <w:r>
+        <w:rPr>
+          <w:i w:val="0"/>
+          <w:iCs w:val="0"/>
+        </w:rPr>
+        <w:t>open</w:t>
+      </w:r>
+      <w:proofErr w:type="spellEnd"/>
+      <w:r>
+        <w:rPr>
+          <w:i w:val="0"/>
+          <w:iCs w:val="0"/>
+        </w:rPr>
+        <w:t>” på menyn</w:t>
+      </w:r>
+      <w:r>
+        <w:rPr>
+          <w:i w:val="0"/>
+          <w:iCs w:val="0"/>
+        </w:rPr>
+        <w:t>, se figur 9</w:t>
+      </w:r>
+      <w:r>
+        <w:rPr>
+          <w:i w:val="0"/>
+          <w:iCs w:val="0"/>
+        </w:rPr>
+        <w:t xml:space="preserve">. På så vis syns menyn när man klickat på ikonen och döljs igen om man klickar igen. </w:t>
+      </w:r>
+    </w:p>
+    <w:p>
+      <w:pPr>
+        <w:pStyle w:val="Beskrivning"/>
+        <w:rPr>
+          <w:i w:val="0"/>
+          <w:iCs w:val="0"/>
+        </w:rPr>
+      </w:pPr>
+      <w:r>
+        <w:rPr>
+          <w:i w:val="0"/>
+          <w:iCs w:val="0"/>
+        </w:rPr>
+        <w:t xml:space="preserve">Nästa sida där det finns JavaScript är på sortimentsidan. </w:t>
+      </w:r>
+      <w:r>
+        <w:rPr>
+          <w:i w:val="0"/>
+          <w:iCs w:val="0"/>
+        </w:rPr>
+        <w:t xml:space="preserve">Detta skript ligger i en egen </w:t>
+      </w:r>
+      <w:proofErr w:type="spellStart"/>
+      <w:r>
+        <w:rPr>
+          <w:i w:val="0"/>
+          <w:iCs w:val="0"/>
+        </w:rPr>
+        <w:t>js</w:t>
+      </w:r>
+      <w:proofErr w:type="spellEnd"/>
+      <w:r>
+        <w:rPr>
+          <w:i w:val="0"/>
+          <w:iCs w:val="0"/>
+        </w:rPr>
+        <w:t xml:space="preserve">-fil för att hålla koden separerad och lättläst. </w:t>
+      </w:r>
+      <w:r>
+        <w:rPr>
+          <w:i w:val="0"/>
+          <w:iCs w:val="0"/>
+        </w:rPr>
+        <w:t xml:space="preserve">Här har jag valt att lägga artiklarna i två olika </w:t>
+      </w:r>
+      <w:proofErr w:type="spellStart"/>
+      <w:r>
+        <w:rPr>
+          <w:i w:val="0"/>
+          <w:iCs w:val="0"/>
+        </w:rPr>
+        <w:t>json</w:t>
+      </w:r>
+      <w:proofErr w:type="spellEnd"/>
+      <w:r>
+        <w:rPr>
+          <w:i w:val="0"/>
+          <w:iCs w:val="0"/>
+        </w:rPr>
+        <w:t>-filer</w:t>
+      </w:r>
+      <w:r>
+        <w:rPr>
+          <w:i w:val="0"/>
+          <w:iCs w:val="0"/>
+        </w:rPr>
+        <w:t>, en för varje kategori,</w:t>
+      </w:r>
+      <w:r>
+        <w:rPr>
+          <w:i w:val="0"/>
+          <w:iCs w:val="0"/>
+        </w:rPr>
+        <w:t xml:space="preserve"> och sedan använda JavaScript för att hämta in datan från filerna i asynkron</w:t>
+      </w:r>
+      <w:r>
+        <w:rPr>
+          <w:i w:val="0"/>
+          <w:iCs w:val="0"/>
+        </w:rPr>
+        <w:t>a</w:t>
+      </w:r>
+      <w:r>
+        <w:rPr>
+          <w:i w:val="0"/>
+          <w:iCs w:val="0"/>
+        </w:rPr>
+        <w:t xml:space="preserve"> funktion</w:t>
+      </w:r>
+      <w:r>
+        <w:rPr>
+          <w:i w:val="0"/>
+          <w:iCs w:val="0"/>
+        </w:rPr>
+        <w:t>er</w:t>
+      </w:r>
+      <w:r>
+        <w:rPr>
+          <w:i w:val="0"/>
+          <w:iCs w:val="0"/>
+        </w:rPr>
+        <w:t xml:space="preserve"> där jag använder </w:t>
+      </w:r>
+      <w:proofErr w:type="spellStart"/>
+      <w:r>
+        <w:rPr>
+          <w:i w:val="0"/>
+          <w:iCs w:val="0"/>
+        </w:rPr>
+        <w:t>await</w:t>
+      </w:r>
+      <w:proofErr w:type="spellEnd"/>
+      <w:r>
+        <w:rPr>
+          <w:i w:val="0"/>
+          <w:iCs w:val="0"/>
+        </w:rPr>
+        <w:t xml:space="preserve"> </w:t>
+      </w:r>
+      <w:proofErr w:type="spellStart"/>
+      <w:r>
+        <w:rPr>
+          <w:i w:val="0"/>
+          <w:iCs w:val="0"/>
+        </w:rPr>
+        <w:t>fetch</w:t>
+      </w:r>
+      <w:proofErr w:type="spellEnd"/>
+      <w:r>
+        <w:rPr>
+          <w:i w:val="0"/>
+          <w:iCs w:val="0"/>
+        </w:rPr>
+        <w:t xml:space="preserve">. </w:t>
+      </w:r>
+      <w:r>
+        <w:rPr>
+          <w:i w:val="0"/>
+          <w:iCs w:val="0"/>
+        </w:rPr>
+        <w:t>Funktionen körs när användaren klickar på någon av bilderna ”Matbröd” eller ”Fikabröd”</w:t>
+      </w:r>
+      <w:r>
+        <w:rPr>
+          <w:i w:val="0"/>
+          <w:iCs w:val="0"/>
+        </w:rPr>
+        <w:t xml:space="preserve"> och skriver ut artiklarna från vald kategori till </w:t>
+      </w:r>
+      <w:r>
+        <w:rPr>
+          <w:i w:val="0"/>
+          <w:iCs w:val="0"/>
+        </w:rPr>
+        <w:t>sidan</w:t>
+      </w:r>
+      <w:r>
+        <w:rPr>
+          <w:i w:val="0"/>
+          <w:iCs w:val="0"/>
+        </w:rPr>
+        <w:t>.</w:t>
+      </w:r>
+    </w:p>
+    <w:p>
+      <w:pPr>
+        <w:pStyle w:val="Beskrivning"/>
+        <w:rPr>
+          <w:i w:val="0"/>
+          <w:iCs w:val="0"/>
+        </w:rPr>
+      </w:pPr>
+      <w:r>
+        <w:rPr>
+          <w:i w:val="0"/>
+          <w:iCs w:val="0"/>
+        </w:rPr>
+        <w:t xml:space="preserve">Formuläret på kontaktsidan valideras också med JavaScript. Även här ligger detta skript i en egen </w:t>
+      </w:r>
+      <w:proofErr w:type="spellStart"/>
+      <w:r>
+        <w:rPr>
+          <w:i w:val="0"/>
+          <w:iCs w:val="0"/>
+        </w:rPr>
+        <w:t>js</w:t>
+      </w:r>
+      <w:proofErr w:type="spellEnd"/>
+      <w:r>
+        <w:rPr>
+          <w:i w:val="0"/>
+          <w:iCs w:val="0"/>
+        </w:rPr>
+        <w:t>-fil.</w:t>
+      </w:r>
+      <w:r>
+        <w:rPr>
+          <w:i w:val="0"/>
+          <w:iCs w:val="0"/>
+        </w:rPr>
+        <w:t xml:space="preserve"> Valideringen sker när skicka knappen klickas genom en händelselyssnare. Formulärfälten kontrolleras genom </w:t>
+      </w:r>
+      <w:proofErr w:type="spellStart"/>
+      <w:r>
+        <w:rPr>
+          <w:i w:val="0"/>
+          <w:iCs w:val="0"/>
+        </w:rPr>
+        <w:t>if</w:t>
+      </w:r>
+      <w:proofErr w:type="spellEnd"/>
+      <w:r>
+        <w:rPr>
+          <w:i w:val="0"/>
+          <w:iCs w:val="0"/>
+        </w:rPr>
+        <w:t>-satser som genererar fel ifall fälten är tomma. Felen loggas i en lista (</w:t>
+      </w:r>
+      <w:proofErr w:type="spellStart"/>
+      <w:r>
+        <w:rPr>
+          <w:i w:val="0"/>
+          <w:iCs w:val="0"/>
+        </w:rPr>
+        <w:t>array</w:t>
+      </w:r>
+      <w:proofErr w:type="spellEnd"/>
+      <w:r>
+        <w:rPr>
+          <w:i w:val="0"/>
+          <w:iCs w:val="0"/>
+        </w:rPr>
+        <w:t>) som sedan skrivs ut som felmeddelanden på sidan. När alla fält är ifyllda kan formuläret skickas. På denna webbplats har jag inte lagt till funktionalitet för att ta hand om den skickade informationen men ett meddelande skrivs ut på sidan om att meddelandet har skickats.</w:t>
+      </w:r>
+    </w:p>
+    <w:p>
+      <w:pPr>
+        <w:pStyle w:val="Rubrik1"/>
+        <w:rPr>
+          <w:rFonts w:hint="eastAsia"/>
+        </w:rPr>
+      </w:pPr>
+      <w:r>
+        <w:lastRenderedPageBreak/>
+        <w:t>Resultat</w:t>
       </w:r>
     </w:p>
     <w:p>
@@ -2537,684 +5403,19 @@
         <w:jc w:val="left"/>
       </w:pPr>
       <w:r>
-        <w:t>Tabell 1 visar en exempeltabell. Automatisk numrering fungerar på samma sätt som för figurer men du använder dig av variabeln ”Tabell” istället. Att Referera till tabeller i texten följer samma regler som för figurer och utförs på liknande sätt.</w:t>
-      </w:r>
-    </w:p>
-    <w:p>
-      <w:pPr>
-        <w:pStyle w:val="Figure"/>
-        <w:jc w:val="left"/>
-      </w:pPr>
-      <w:r>
-        <w:t>Tabell 1: Mätresultat för undersökta metoder.</w:t>
-      </w:r>
-    </w:p>
-    <w:tbl>
-      <w:tblPr>
-        <w:tblW w:w="6576" w:type="dxa"/>
-        <w:jc w:val="center"/>
-        <w:tblLayout w:type="fixed"/>
-        <w:tblCellMar>
-          <w:left w:w="10" w:type="dxa"/>
-          <w:right w:w="10" w:type="dxa"/>
-        </w:tblCellMar>
-        <w:tblLook w:val="04A0" w:firstRow="1" w:lastRow="0" w:firstColumn="1" w:lastColumn="0" w:noHBand="0" w:noVBand="1"/>
-      </w:tblPr>
-      <w:tblGrid>
-        <w:gridCol w:w="2130"/>
-        <w:gridCol w:w="1482"/>
-        <w:gridCol w:w="1482"/>
-        <w:gridCol w:w="1482"/>
-      </w:tblGrid>
-      <w:tr>
-        <w:trPr>
-          <w:jc w:val="center"/>
-        </w:trPr>
-        <w:tc>
-          <w:tcPr>
-            <w:tcW w:w="2130" w:type="dxa"/>
-            <w:tcBorders>
-              <w:bottom w:val="single" w:sz="2" w:space="0" w:color="000000"/>
-            </w:tcBorders>
-            <w:tcMar>
-              <w:top w:w="55" w:type="dxa"/>
-              <w:left w:w="55" w:type="dxa"/>
-              <w:bottom w:w="55" w:type="dxa"/>
-              <w:right w:w="55" w:type="dxa"/>
-            </w:tcMar>
-          </w:tcPr>
-          <w:p>
-            <w:pPr>
-              <w:pStyle w:val="TableHeading"/>
-            </w:pPr>
-          </w:p>
-        </w:tc>
-        <w:tc>
-          <w:tcPr>
-            <w:tcW w:w="1482" w:type="dxa"/>
-            <w:tcBorders>
-              <w:left w:val="single" w:sz="2" w:space="0" w:color="000000"/>
-              <w:bottom w:val="single" w:sz="2" w:space="0" w:color="000000"/>
-            </w:tcBorders>
-            <w:tcMar>
-              <w:top w:w="55" w:type="dxa"/>
-              <w:left w:w="55" w:type="dxa"/>
-              <w:bottom w:w="55" w:type="dxa"/>
-              <w:right w:w="55" w:type="dxa"/>
-            </w:tcMar>
-          </w:tcPr>
-          <w:p>
-            <w:pPr>
-              <w:pStyle w:val="TableHeading"/>
-            </w:pPr>
-            <w:r>
-              <w:t>Kortast</w:t>
-            </w:r>
-          </w:p>
-        </w:tc>
-        <w:tc>
-          <w:tcPr>
-            <w:tcW w:w="1482" w:type="dxa"/>
-            <w:tcBorders>
-              <w:left w:val="single" w:sz="2" w:space="0" w:color="000000"/>
-              <w:bottom w:val="single" w:sz="2" w:space="0" w:color="000000"/>
-            </w:tcBorders>
-            <w:tcMar>
-              <w:top w:w="55" w:type="dxa"/>
-              <w:left w:w="55" w:type="dxa"/>
-              <w:bottom w:w="55" w:type="dxa"/>
-              <w:right w:w="55" w:type="dxa"/>
-            </w:tcMar>
-          </w:tcPr>
-          <w:p>
-            <w:pPr>
-              <w:pStyle w:val="TableHeading"/>
-            </w:pPr>
-            <w:r>
-              <w:t>Längst</w:t>
-            </w:r>
-          </w:p>
-        </w:tc>
-        <w:tc>
-          <w:tcPr>
-            <w:tcW w:w="1482" w:type="dxa"/>
-            <w:tcBorders>
-              <w:left w:val="single" w:sz="2" w:space="0" w:color="000000"/>
-              <w:bottom w:val="single" w:sz="2" w:space="0" w:color="000000"/>
-              <w:right w:val="single" w:sz="2" w:space="0" w:color="000000"/>
-            </w:tcBorders>
-            <w:tcMar>
-              <w:top w:w="55" w:type="dxa"/>
-              <w:left w:w="55" w:type="dxa"/>
-              <w:bottom w:w="55" w:type="dxa"/>
-              <w:right w:w="55" w:type="dxa"/>
-            </w:tcMar>
-          </w:tcPr>
-          <w:p>
-            <w:pPr>
-              <w:pStyle w:val="TableHeading"/>
-            </w:pPr>
-            <w:r>
-              <w:t>Medel</w:t>
-            </w:r>
-          </w:p>
-        </w:tc>
-      </w:tr>
-      <w:tr>
-        <w:trPr>
-          <w:jc w:val="center"/>
-        </w:trPr>
-        <w:tc>
-          <w:tcPr>
-            <w:tcW w:w="2130" w:type="dxa"/>
-            <w:tcBorders>
-              <w:bottom w:val="single" w:sz="2" w:space="0" w:color="000000"/>
-            </w:tcBorders>
-            <w:tcMar>
-              <w:top w:w="55" w:type="dxa"/>
-              <w:left w:w="55" w:type="dxa"/>
-              <w:bottom w:w="55" w:type="dxa"/>
-              <w:right w:w="55" w:type="dxa"/>
-            </w:tcMar>
-          </w:tcPr>
-          <w:p>
-            <w:pPr>
-              <w:pStyle w:val="TableContents"/>
-            </w:pPr>
-            <w:r>
-              <w:t>Metod ett</w:t>
-            </w:r>
-          </w:p>
-        </w:tc>
-        <w:tc>
-          <w:tcPr>
-            <w:tcW w:w="1482" w:type="dxa"/>
-            <w:tcBorders>
-              <w:left w:val="single" w:sz="2" w:space="0" w:color="000000"/>
-              <w:bottom w:val="single" w:sz="2" w:space="0" w:color="000000"/>
-            </w:tcBorders>
-            <w:tcMar>
-              <w:top w:w="55" w:type="dxa"/>
-              <w:left w:w="55" w:type="dxa"/>
-              <w:bottom w:w="55" w:type="dxa"/>
-              <w:right w:w="55" w:type="dxa"/>
-            </w:tcMar>
-          </w:tcPr>
-          <w:p>
-            <w:pPr>
-              <w:pStyle w:val="TableContents"/>
-            </w:pPr>
-            <w:r>
-              <w:t>10 ms</w:t>
-            </w:r>
-          </w:p>
-        </w:tc>
-        <w:tc>
-          <w:tcPr>
-            <w:tcW w:w="1482" w:type="dxa"/>
-            <w:tcBorders>
-              <w:left w:val="single" w:sz="2" w:space="0" w:color="000000"/>
-              <w:bottom w:val="single" w:sz="2" w:space="0" w:color="000000"/>
-            </w:tcBorders>
-            <w:tcMar>
-              <w:top w:w="55" w:type="dxa"/>
-              <w:left w:w="55" w:type="dxa"/>
-              <w:bottom w:w="55" w:type="dxa"/>
-              <w:right w:w="55" w:type="dxa"/>
-            </w:tcMar>
-          </w:tcPr>
-          <w:p>
-            <w:pPr>
-              <w:pStyle w:val="TableContents"/>
-            </w:pPr>
-            <w:r>
-              <w:t>30 ms</w:t>
-            </w:r>
-          </w:p>
-        </w:tc>
-        <w:tc>
-          <w:tcPr>
-            <w:tcW w:w="1482" w:type="dxa"/>
-            <w:tcBorders>
-              <w:left w:val="single" w:sz="2" w:space="0" w:color="000000"/>
-              <w:bottom w:val="single" w:sz="2" w:space="0" w:color="000000"/>
-              <w:right w:val="single" w:sz="2" w:space="0" w:color="000000"/>
-            </w:tcBorders>
-            <w:tcMar>
-              <w:top w:w="55" w:type="dxa"/>
-              <w:left w:w="55" w:type="dxa"/>
-              <w:bottom w:w="55" w:type="dxa"/>
-              <w:right w:w="55" w:type="dxa"/>
-            </w:tcMar>
-          </w:tcPr>
-          <w:p>
-            <w:pPr>
-              <w:pStyle w:val="TableContents"/>
-            </w:pPr>
-            <w:r>
-              <w:t>20 ms</w:t>
-            </w:r>
-          </w:p>
-        </w:tc>
-      </w:tr>
-      <w:tr>
-        <w:trPr>
-          <w:jc w:val="center"/>
-        </w:trPr>
-        <w:tc>
-          <w:tcPr>
-            <w:tcW w:w="2130" w:type="dxa"/>
-            <w:tcBorders>
-              <w:bottom w:val="single" w:sz="2" w:space="0" w:color="000000"/>
-            </w:tcBorders>
-            <w:tcMar>
-              <w:top w:w="55" w:type="dxa"/>
-              <w:left w:w="55" w:type="dxa"/>
-              <w:bottom w:w="55" w:type="dxa"/>
-              <w:right w:w="55" w:type="dxa"/>
-            </w:tcMar>
-          </w:tcPr>
-          <w:p>
-            <w:pPr>
-              <w:pStyle w:val="TableContents"/>
-            </w:pPr>
-            <w:r>
-              <w:t>Metod två</w:t>
-            </w:r>
-          </w:p>
-        </w:tc>
-        <w:tc>
-          <w:tcPr>
-            <w:tcW w:w="1482" w:type="dxa"/>
-            <w:tcBorders>
-              <w:left w:val="single" w:sz="2" w:space="0" w:color="000000"/>
-              <w:bottom w:val="single" w:sz="2" w:space="0" w:color="000000"/>
-            </w:tcBorders>
-            <w:tcMar>
-              <w:top w:w="55" w:type="dxa"/>
-              <w:left w:w="55" w:type="dxa"/>
-              <w:bottom w:w="55" w:type="dxa"/>
-              <w:right w:w="55" w:type="dxa"/>
-            </w:tcMar>
-          </w:tcPr>
-          <w:p>
-            <w:pPr>
-              <w:pStyle w:val="TableContents"/>
-            </w:pPr>
-            <w:r>
-              <w:t>20 ms</w:t>
-            </w:r>
-          </w:p>
-        </w:tc>
-        <w:tc>
-          <w:tcPr>
-            <w:tcW w:w="1482" w:type="dxa"/>
-            <w:tcBorders>
-              <w:left w:val="single" w:sz="2" w:space="0" w:color="000000"/>
-              <w:bottom w:val="single" w:sz="2" w:space="0" w:color="000000"/>
-            </w:tcBorders>
-            <w:tcMar>
-              <w:top w:w="55" w:type="dxa"/>
-              <w:left w:w="55" w:type="dxa"/>
-              <w:bottom w:w="55" w:type="dxa"/>
-              <w:right w:w="55" w:type="dxa"/>
-            </w:tcMar>
-          </w:tcPr>
-          <w:p>
-            <w:pPr>
-              <w:pStyle w:val="TableContents"/>
-            </w:pPr>
-            <w:r>
-              <w:t>40 ms</w:t>
-            </w:r>
-          </w:p>
-        </w:tc>
-        <w:tc>
-          <w:tcPr>
-            <w:tcW w:w="1482" w:type="dxa"/>
-            <w:tcBorders>
-              <w:left w:val="single" w:sz="2" w:space="0" w:color="000000"/>
-              <w:bottom w:val="single" w:sz="2" w:space="0" w:color="000000"/>
-              <w:right w:val="single" w:sz="2" w:space="0" w:color="000000"/>
-            </w:tcBorders>
-            <w:tcMar>
-              <w:top w:w="55" w:type="dxa"/>
-              <w:left w:w="55" w:type="dxa"/>
-              <w:bottom w:w="55" w:type="dxa"/>
-              <w:right w:w="55" w:type="dxa"/>
-            </w:tcMar>
-          </w:tcPr>
-          <w:p>
-            <w:pPr>
-              <w:pStyle w:val="TableContents"/>
-            </w:pPr>
-            <w:r>
-              <w:t>35 ms</w:t>
-            </w:r>
-          </w:p>
-        </w:tc>
-      </w:tr>
-    </w:tbl>
-    <w:p>
-      <w:pPr>
-        <w:pStyle w:val="Heading2"/>
-        <w:rPr>
-          <w:rFonts w:hint="eastAsia"/>
-        </w:rPr>
-      </w:pPr>
-      <w:r>
-        <w:t>Matematiska formler</w:t>
-      </w:r>
-    </w:p>
-    <w:p>
-      <w:pPr>
-        <w:pStyle w:val="Textbody"/>
-      </w:pPr>
-      <w:r>
-        <w:t>Matematiska formler ska vara centrerade, alternativt indragna cirka en centimeter. De bör numreras, och då längst ut till höger. Variabelnamn är vanligen kursiverade. Hänvisningar till ekvationer sker med referens till ekvationsnumret, utom då referenser är i början av en mening. Alla variabler definieras i den löpande texten. Se följande exempel:</w:t>
-      </w:r>
-    </w:p>
-    <w:p>
-      <w:pPr>
-        <w:pStyle w:val="Textbody"/>
-      </w:pPr>
-      <w:r>
-        <w:lastRenderedPageBreak/>
-        <w:t>Den effekt</w:t>
-      </w:r>
-      <m:oMath>
-        <m:sSub>
-          <m:sSubPr>
-            <m:ctrlPr>
-              <w:rPr>
-                <w:rFonts w:ascii="Cambria Math" w:hAnsi="Cambria Math"/>
-              </w:rPr>
-            </m:ctrlPr>
-          </m:sSubPr>
-          <m:e>
-            <m:r>
-              <w:rPr>
-                <w:rFonts w:ascii="Cambria Math" w:hAnsi="Cambria Math"/>
-              </w:rPr>
-              <m:t>P</m:t>
-            </m:r>
-          </m:e>
-          <m:sub>
-            <m:r>
-              <w:rPr>
-                <w:rFonts w:ascii="Cambria Math" w:hAnsi="Cambria Math"/>
-              </w:rPr>
-              <m:t>i,j</m:t>
-            </m:r>
-          </m:sub>
-        </m:sSub>
-      </m:oMath>
-      <w:r>
-        <w:t xml:space="preserve">som överförs från basstation </w:t>
-      </w:r>
-      <w:r>
-        <w:rPr>
-          <w:i/>
-          <w:iCs/>
-        </w:rPr>
-        <w:t>i</w:t>
-      </w:r>
-      <w:r>
-        <w:t xml:space="preserve"> till mobiltelefon </w:t>
-      </w:r>
-      <w:r>
-        <w:rPr>
-          <w:i/>
-          <w:iCs/>
-        </w:rPr>
-        <w:t>j</w:t>
-      </w:r>
-      <w:r>
-        <w:t xml:space="preserve"> modelleras enligt följande:</w:t>
-      </w:r>
-    </w:p>
-    <w:p>
-      <w:pPr>
-        <w:pStyle w:val="Fomula"/>
-      </w:pPr>
-      <m:oMath>
-        <m:sSub>
-          <m:sSubPr>
-            <m:ctrlPr>
-              <w:rPr>
-                <w:rFonts w:ascii="Cambria Math" w:hAnsi="Cambria Math"/>
-              </w:rPr>
-            </m:ctrlPr>
-          </m:sSubPr>
-          <m:e>
-            <m:r>
-              <w:rPr>
-                <w:rFonts w:ascii="Cambria Math" w:hAnsi="Cambria Math"/>
-              </w:rPr>
-              <m:t>P</m:t>
-            </m:r>
-          </m:e>
-          <m:sub>
-            <m:r>
-              <w:rPr>
-                <w:rFonts w:ascii="Cambria Math" w:hAnsi="Cambria Math"/>
-              </w:rPr>
-              <m:t>i,j</m:t>
-            </m:r>
-          </m:sub>
-        </m:sSub>
-        <m:r>
-          <w:rPr>
-            <w:rFonts w:ascii="Cambria Math" w:hAnsi="Cambria Math"/>
-          </w:rPr>
-          <m:t>=C</m:t>
-        </m:r>
-        <m:f>
-          <m:fPr>
-            <m:ctrlPr>
-              <w:rPr>
-                <w:rFonts w:ascii="Cambria Math" w:hAnsi="Cambria Math"/>
-              </w:rPr>
-            </m:ctrlPr>
-          </m:fPr>
-          <m:num>
-            <m:sSub>
-              <m:sSubPr>
-                <m:ctrlPr>
-                  <w:rPr>
-                    <w:rFonts w:ascii="Cambria Math" w:hAnsi="Cambria Math"/>
-                  </w:rPr>
-                </m:ctrlPr>
-              </m:sSubPr>
-              <m:e>
-                <m:r>
-                  <w:rPr>
-                    <w:rFonts w:ascii="Cambria Math" w:hAnsi="Cambria Math"/>
-                  </w:rPr>
-                  <m:t>P</m:t>
-                </m:r>
-              </m:e>
-              <m:sub>
-                <m:r>
-                  <w:rPr>
-                    <w:rFonts w:ascii="Cambria Math" w:hAnsi="Cambria Math"/>
-                  </w:rPr>
-                  <m:t>i</m:t>
-                </m:r>
-              </m:sub>
-            </m:sSub>
-            <m:sSub>
-              <m:sSubPr>
-                <m:ctrlPr>
-                  <w:rPr>
-                    <w:rFonts w:ascii="Cambria Math" w:hAnsi="Cambria Math"/>
-                  </w:rPr>
-                </m:ctrlPr>
-              </m:sSubPr>
-              <m:e>
-                <m:r>
-                  <w:rPr>
-                    <w:rFonts w:ascii="Cambria Math" w:hAnsi="Cambria Math"/>
-                  </w:rPr>
-                  <m:t>G</m:t>
-                </m:r>
-              </m:e>
-              <m:sub>
-                <m:r>
-                  <w:rPr>
-                    <w:rFonts w:ascii="Cambria Math" w:hAnsi="Cambria Math"/>
-                  </w:rPr>
-                  <m:t>i,j</m:t>
-                </m:r>
-              </m:sub>
-            </m:sSub>
-          </m:num>
-          <m:den>
-            <m:sSubSup>
-              <m:sSubSupPr>
-                <m:ctrlPr>
-                  <w:rPr>
-                    <w:rFonts w:ascii="Cambria Math" w:hAnsi="Cambria Math"/>
-                  </w:rPr>
-                </m:ctrlPr>
-              </m:sSubSupPr>
-              <m:e>
-                <m:r>
-                  <w:rPr>
-                    <w:rFonts w:ascii="Cambria Math" w:hAnsi="Cambria Math"/>
-                  </w:rPr>
-                  <m:t>d</m:t>
-                </m:r>
-              </m:e>
-              <m:sub>
-                <m:r>
-                  <w:rPr>
-                    <w:rFonts w:ascii="Cambria Math" w:hAnsi="Cambria Math"/>
-                  </w:rPr>
-                  <m:t>i,j</m:t>
-                </m:r>
-              </m:sub>
-              <m:sup>
-                <m:r>
-                  <w:rPr>
-                    <w:rFonts w:ascii="Cambria Math" w:hAnsi="Cambria Math"/>
-                  </w:rPr>
-                  <m:t>α</m:t>
-                </m:r>
-              </m:sup>
-            </m:sSubSup>
-          </m:den>
-        </m:f>
-      </m:oMath>
-      <w:r>
-        <w:tab/>
-        <w:t>(1)</w:t>
-      </w:r>
-    </w:p>
-    <w:p>
-      <w:pPr>
-        <w:pStyle w:val="Textbody"/>
-      </w:pPr>
-      <w:r>
-        <w:t>där</w:t>
-      </w:r>
-      <m:oMath>
-        <m:sSub>
-          <m:sSubPr>
-            <m:ctrlPr>
-              <w:rPr>
-                <w:rFonts w:ascii="Cambria Math" w:hAnsi="Cambria Math"/>
-              </w:rPr>
-            </m:ctrlPr>
-          </m:sSubPr>
-          <m:e>
-            <m:r>
-              <w:rPr>
-                <w:rFonts w:ascii="Cambria Math" w:hAnsi="Cambria Math"/>
-              </w:rPr>
-              <m:t>P</m:t>
-            </m:r>
-          </m:e>
-          <m:sub>
-            <m:r>
-              <w:rPr>
-                <w:rFonts w:ascii="Cambria Math" w:hAnsi="Cambria Math"/>
-              </w:rPr>
-              <m:t>i</m:t>
-            </m:r>
-          </m:sub>
-        </m:sSub>
-      </m:oMath>
-      <w:r>
-        <w:t>är basstationens sändareffekt;</w:t>
-      </w:r>
-      <m:oMath>
-        <m:sSub>
-          <m:sSubPr>
-            <m:ctrlPr>
-              <w:rPr>
-                <w:rFonts w:ascii="Cambria Math" w:hAnsi="Cambria Math"/>
-              </w:rPr>
-            </m:ctrlPr>
-          </m:sSubPr>
-          <m:e>
-            <m:r>
-              <w:rPr>
-                <w:rFonts w:ascii="Cambria Math" w:hAnsi="Cambria Math"/>
-              </w:rPr>
-              <m:t>d</m:t>
-            </m:r>
-          </m:e>
-          <m:sub>
-            <m:r>
-              <w:rPr>
-                <w:rFonts w:ascii="Cambria Math" w:hAnsi="Cambria Math"/>
-              </w:rPr>
-              <m:t>i,j</m:t>
-            </m:r>
-          </m:sub>
-        </m:sSub>
-      </m:oMath>
-      <w:r>
-        <w:t xml:space="preserve">är avståndet mellan basstationen och mobilen; </w:t>
-      </w:r>
-      <w:r>
-        <w:rPr>
-          <w:i/>
-          <w:iCs/>
-        </w:rPr>
-        <w:t>α</w:t>
-      </w:r>
-      <w:r>
-        <w:t xml:space="preserve"> är en utbredningsexponent som är 2 i fri rymd och cirka 3 till 4 i stadsbebyggelse; </w:t>
-      </w:r>
-      <w:r>
-        <w:rPr>
-          <w:i/>
-          <w:iCs/>
-        </w:rPr>
-        <w:t>C</w:t>
-      </w:r>
-      <w:r>
-        <w:t xml:space="preserve"> är en faktor som beror av antennförstärkning, kanalfrekvens och antennhöjd; samt</w:t>
-      </w:r>
-      <m:oMath>
-        <m:sSub>
-          <m:sSubPr>
-            <m:ctrlPr>
-              <w:rPr>
-                <w:rFonts w:ascii="Cambria Math" w:hAnsi="Cambria Math"/>
-              </w:rPr>
-            </m:ctrlPr>
-          </m:sSubPr>
-          <m:e>
-            <m:r>
-              <w:rPr>
-                <w:rFonts w:ascii="Cambria Math" w:hAnsi="Cambria Math"/>
-              </w:rPr>
-              <m:t>G</m:t>
-            </m:r>
-          </m:e>
-          <m:sub>
-            <m:r>
-              <w:rPr>
-                <w:rFonts w:ascii="Cambria Math" w:hAnsi="Cambria Math"/>
-              </w:rPr>
-              <m:t>i,j</m:t>
-            </m:r>
-          </m:sub>
-        </m:sSub>
-      </m:oMath>
-      <w:r>
-        <w:t>är en stokastisk variabel som återspeglar fädningens inverkan.</w:t>
-      </w:r>
-    </w:p>
-    <w:p>
-      <w:pPr>
-        <w:pStyle w:val="Textbody"/>
-      </w:pPr>
-      <w:r>
-        <w:t>Du kan enkelt lägga till och editera matematisk formler med ekvationseditorn  som du finner under under Infoga -&gt; Objekt -&gt; Formel...”.</w:t>
-      </w:r>
-    </w:p>
-    <w:p>
-      <w:pPr>
-        <w:pStyle w:val="Textbody"/>
-      </w:pPr>
-      <w:r>
-        <w:t>Exempel på referens till en ekvation: Utifrån ekv(1) inses att den mottagna effekten är proportionerlig mot sändareffekten. I OpenOffice refererar och numrerar du ekvationer på samma sätt som figurer och tabeller, använd bara ”Formula” som Fälttyp.</w:t>
-      </w:r>
-    </w:p>
-    <w:p>
-      <w:pPr>
-        <w:pStyle w:val="Heading1"/>
-        <w:rPr>
-          <w:rFonts w:hint="eastAsia"/>
-        </w:rPr>
-      </w:pPr>
-      <w:r>
-        <w:lastRenderedPageBreak/>
-        <w:t>Metod</w:t>
+        <w:t>Den färdiga webbplatse</w:t>
+      </w:r>
+      <w:r>
+        <w:t>n innehåller totalt fyra sidor. En startsida med kort information och länkar till undersidor</w:t>
+      </w:r>
+      <w:r>
+        <w:t>, se figurerna …</w:t>
+      </w:r>
+      <w:r>
+        <w:t>.</w:t>
+      </w:r>
+      <w:r>
+        <w:t xml:space="preserve"> En sida som heter ”Om oss” där bageriet presenteras lite mer utförligt. En sortiment-sida där sortimentet presenteras och en kontakt-sida med ett kontaktformulär.</w:t>
       </w:r>
     </w:p>
     <w:p>
@@ -3223,7 +5424,40 @@
         <w:jc w:val="left"/>
       </w:pPr>
       <w:r>
-        <w:t>I examensarbeten på C- och D-nivå räcker det inte att du utför ett praktiskt konstruktions- eller programmeringsarbete. Där måste också en systematisk undersökning genomföras, t ex en utvärdering av den konstruktion du utfört. Undersökningen bör resultera i objektiva fakta, gärna i form av tabeller och diagram, som presenteras i resultatkapitlet. Ur dessa drar du väl underbyggda egna slutsatser i slutsatskapitlet. Undersökningen kan vara en jämförelse mellan konkurrerande alternativ eller en verifiering av att konstruktionen uppfyller kravspecifikationen. Du kan låta användare besvara en enkät eller bli intervjuade. Du kan även utvärdera webbsidor och andra användargränssnitt enligt någon allmänt vedertagen förteckning över s k användbarhetskriterier.</w:t>
+        <w:t>Längst upp i sidhuvudet finns en meny</w:t>
+      </w:r>
+      <w:r>
+        <w:t xml:space="preserve"> som på minsta skärmstorlek döljs så att bara en ikon med tre streck syns</w:t>
+      </w:r>
+      <w:r>
+        <w:t xml:space="preserve">, se figur </w:t>
+      </w:r>
+      <w:r>
+        <w:t>9</w:t>
+      </w:r>
+      <w:r>
+        <w:t>. När man klickar på ikonen fälls menyn ut</w:t>
+      </w:r>
+      <w:r>
+        <w:t xml:space="preserve">, se figur </w:t>
+      </w:r>
+      <w:r>
+        <w:t>10,</w:t>
+      </w:r>
+      <w:r>
+        <w:t xml:space="preserve"> och om man klickar igen döljs den igen.</w:t>
+      </w:r>
+      <w:r>
+        <w:t xml:space="preserve"> Om skärmen är större ligger länkarna i menyn längst upp på en rad hela tiden</w:t>
+      </w:r>
+      <w:r>
+        <w:t xml:space="preserve">, se figur </w:t>
+      </w:r>
+      <w:r>
+        <w:t>11</w:t>
+      </w:r>
+      <w:r>
+        <w:t>.</w:t>
       </w:r>
     </w:p>
     <w:p>
@@ -3232,7 +5466,294 @@
         <w:jc w:val="left"/>
       </w:pPr>
       <w:r>
-        <w:t>Metodavsnittet är en redogörelse för ditt metodval och det tillvägagångssätt du avser att använda vid undersökningen. Avsnittet ska inte vara en kronologisk dagbok fylld av ovidkommande detaljer, utan det ska beskriva sådant som läsaren måste känna till för att kunna tolka dina resultat och återupprepa ditt arbete, t ex för att kontrollera resultaten. Här redovisar du verktyg, antaganden, matematiska modeller, prestandamått och bedömningskriterier. Här presenterar du hur du avser att utvärdera och verifiera dina datorprogram och tekniska lösningsförslag. Detta kan innefatta testplan för att kontrollera att konstruktionen fungerar och kriterier för att bedöma dess användbarhet. I forskningsrapporter inom naturvetenskap och teknik heter detta kapitel ofta ”Modell”, ”Systemmodell” eller ”Simuleringsmodell”.</w:t>
+        <w:rPr>
+          <w:noProof/>
+        </w:rPr>
+        <mc:AlternateContent>
+          <mc:Choice Requires="wps">
+            <w:drawing>
+              <wp:anchor distT="0" distB="0" distL="114300" distR="114300" simplePos="0" relativeHeight="251699200" behindDoc="0" locked="0" layoutInCell="1" allowOverlap="1" wp14:anchorId="5151D222" wp14:editId="6920E37A">
+                <wp:simplePos x="0" y="0"/>
+                <wp:positionH relativeFrom="column">
+                  <wp:posOffset>1604010</wp:posOffset>
+                </wp:positionH>
+                <wp:positionV relativeFrom="paragraph">
+                  <wp:posOffset>2069729</wp:posOffset>
+                </wp:positionV>
+                <wp:extent cx="1798955" cy="635"/>
+                <wp:effectExtent l="38100" t="38100" r="86995" b="99060"/>
+                <wp:wrapSquare wrapText="bothSides"/>
+                <wp:docPr id="411603810" name="Textruta 1"/>
+                <wp:cNvGraphicFramePr/>
+                <a:graphic xmlns:a="http://schemas.openxmlformats.org/drawingml/2006/main">
+                  <a:graphicData uri="http://schemas.microsoft.com/office/word/2010/wordprocessingShape">
+                    <wps:wsp>
+                      <wps:cNvSpPr txBox="1"/>
+                      <wps:spPr>
+                        <a:xfrm>
+                          <a:off x="0" y="0"/>
+                          <a:ext cx="1798955" cy="635"/>
+                        </a:xfrm>
+                        <a:prstGeom prst="rect">
+                          <a:avLst/>
+                        </a:prstGeom>
+                        <a:solidFill>
+                          <a:prstClr val="white"/>
+                        </a:solidFill>
+                        <a:ln>
+                          <a:noFill/>
+                        </a:ln>
+                        <a:effectLst>
+                          <a:outerShdw blurRad="50800" dist="38100" dir="2700000" algn="tl" rotWithShape="0">
+                            <a:prstClr val="black">
+                              <a:alpha val="40000"/>
+                            </a:prstClr>
+                          </a:outerShdw>
+                        </a:effectLst>
+                      </wps:spPr>
+                      <wps:txbx>
+                        <w:txbxContent>
+                          <w:p>
+                            <w:pPr>
+                              <w:pStyle w:val="Beskrivning"/>
+                              <w:rPr>
+                                <w:rFonts w:cs="FreeSerif"/>
+                                <w:sz w:val="20"/>
+                                <w:szCs w:val="20"/>
+                              </w:rPr>
+                            </w:pPr>
+                            <w:r>
+                              <w:rPr>
+                                <w:sz w:val="20"/>
+                                <w:szCs w:val="20"/>
+                              </w:rPr>
+                              <w:t>Figur 11 – Startsida, stor skärm</w:t>
+                            </w:r>
+                          </w:p>
+                        </w:txbxContent>
+                      </wps:txbx>
+                      <wps:bodyPr rot="0" spcFirstLastPara="0" vertOverflow="overflow" horzOverflow="overflow" vert="horz" wrap="square" lIns="72000" tIns="0" rIns="72000" bIns="0" numCol="1" spcCol="0" rtlCol="0" fromWordArt="0" anchor="t" anchorCtr="0" forceAA="0" compatLnSpc="1">
+                        <a:prstTxWarp prst="textNoShape">
+                          <a:avLst/>
+                        </a:prstTxWarp>
+                        <a:spAutoFit/>
+                      </wps:bodyPr>
+                    </wps:wsp>
+                  </a:graphicData>
+                </a:graphic>
+                <wp14:sizeRelH relativeFrom="margin">
+                  <wp14:pctWidth>0</wp14:pctWidth>
+                </wp14:sizeRelH>
+              </wp:anchor>
+            </w:drawing>
+          </mc:Choice>
+          <mc:Fallback>
+            <w:pict>
+              <v:shape w14:anchorId="5151D222" id="_x0000_s1033" type="#_x0000_t202" style="position:absolute;margin-left:126.3pt;margin-top:162.95pt;width:141.65pt;height:.05pt;z-index:251699200;visibility:visible;mso-wrap-style:square;mso-width-percent:0;mso-wrap-distance-left:9pt;mso-wrap-distance-top:0;mso-wrap-distance-right:9pt;mso-wrap-distance-bottom:0;mso-position-horizontal:absolute;mso-position-horizontal-relative:text;mso-position-vertical:absolute;mso-position-vertical-relative:text;mso-width-percent:0;mso-width-relative:margin;v-text-anchor:top" o:gfxdata="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" stroked="f">
+                <v:shadow on="t" color="black" opacity="26214f" origin="-.5,-.5" offset=".74836mm,.74836mm"/>
+                <v:textbox style="mso-fit-shape-to-text:t" inset="2mm,0,2mm,0">
+                  <w:txbxContent>
+                    <w:p>
+                      <w:pPr>
+                        <w:pStyle w:val="Beskrivning"/>
+                        <w:rPr>
+                          <w:rFonts w:cs="FreeSerif"/>
+                          <w:sz w:val="20"/>
+                          <w:szCs w:val="20"/>
+                        </w:rPr>
+                      </w:pPr>
+                      <w:r>
+                        <w:rPr>
+                          <w:sz w:val="20"/>
+                          <w:szCs w:val="20"/>
+                        </w:rPr>
+                        <w:t>Figur 11 – Startsida, stor skärm</w:t>
+                      </w:r>
+                    </w:p>
+                  </w:txbxContent>
+                </v:textbox>
+                <w10:wrap type="square"/>
+              </v:shape>
+            </w:pict>
+          </mc:Fallback>
+        </mc:AlternateContent>
+      </w:r>
+      <w:r>
+        <w:rPr>
+          <w:noProof/>
+        </w:rPr>
+        <w:drawing>
+          <wp:anchor distT="0" distB="0" distL="114300" distR="114300" simplePos="0" relativeHeight="251687936" behindDoc="0" locked="0" layoutInCell="1" allowOverlap="1" wp14:anchorId="2B79DE4F" wp14:editId="7F5FF0B5">
+            <wp:simplePos x="0" y="0"/>
+            <wp:positionH relativeFrom="margin">
+              <wp:align>right</wp:align>
+            </wp:positionH>
+            <wp:positionV relativeFrom="paragraph">
+              <wp:posOffset>1119183</wp:posOffset>
+            </wp:positionV>
+            <wp:extent cx="3028950" cy="2954020"/>
+            <wp:effectExtent l="38100" t="38100" r="95250" b="93980"/>
+            <wp:wrapSquare wrapText="bothSides"/>
+            <wp:docPr id="1810239691" name="Bildobjekt 1"/>
+            <wp:cNvGraphicFramePr>
+              <a:graphicFrameLocks xmlns:a="http://schemas.openxmlformats.org/drawingml/2006/main" noChangeAspect="1"/>
+            </wp:cNvGraphicFramePr>
+            <a:graphic xmlns:a="http://schemas.openxmlformats.org/drawingml/2006/main">
+              <a:graphicData uri="http://schemas.openxmlformats.org/drawingml/2006/picture">
+                <pic:pic xmlns:pic="http://schemas.openxmlformats.org/drawingml/2006/picture">
+                  <pic:nvPicPr>
+                    <pic:cNvPr id="1810239691" name=""/>
+                    <pic:cNvPicPr/>
+                  </pic:nvPicPr>
+                  <pic:blipFill>
+                    <a:blip r:embed="rId22" cstate="print">
+                      <a:extLst>
+                        <a:ext uri="{28A0092B-C50C-407E-A947-70E740481C1C}">
+                          <a14:useLocalDpi xmlns:a14="http://schemas.microsoft.com/office/drawing/2010/main" val="0"/>
+                        </a:ext>
+                      </a:extLst>
+                    </a:blip>
+                    <a:stretch>
+                      <a:fillRect/>
+                    </a:stretch>
+                  </pic:blipFill>
+                  <pic:spPr>
+                    <a:xfrm>
+                      <a:off x="0" y="0"/>
+                      <a:ext cx="3028950" cy="2954020"/>
+                    </a:xfrm>
+                    <a:prstGeom prst="rect">
+                      <a:avLst/>
+                    </a:prstGeom>
+                    <a:effectLst>
+                      <a:outerShdw blurRad="50800" dist="38100" dir="2700000" algn="tl" rotWithShape="0">
+                        <a:prstClr val="black">
+                          <a:alpha val="40000"/>
+                        </a:prstClr>
+                      </a:outerShdw>
+                    </a:effectLst>
+                  </pic:spPr>
+                </pic:pic>
+              </a:graphicData>
+            </a:graphic>
+            <wp14:sizeRelH relativeFrom="page">
+              <wp14:pctWidth>0</wp14:pctWidth>
+            </wp14:sizeRelH>
+            <wp14:sizeRelV relativeFrom="page">
+              <wp14:pctHeight>0</wp14:pctHeight>
+            </wp14:sizeRelV>
+          </wp:anchor>
+        </w:drawing>
+      </w:r>
+      <w:r>
+        <w:rPr>
+          <w:noProof/>
+        </w:rPr>
+        <w:drawing>
+          <wp:anchor distT="0" distB="0" distL="114300" distR="114300" simplePos="0" relativeHeight="251693056" behindDoc="0" locked="0" layoutInCell="1" allowOverlap="1" wp14:anchorId="7CF8BFAD" wp14:editId="42CB3C7F">
+            <wp:simplePos x="0" y="0"/>
+            <wp:positionH relativeFrom="margin">
+              <wp:posOffset>-3649</wp:posOffset>
+            </wp:positionH>
+            <wp:positionV relativeFrom="paragraph">
+              <wp:posOffset>1115695</wp:posOffset>
+            </wp:positionV>
+            <wp:extent cx="1473835" cy="3596005"/>
+            <wp:effectExtent l="38100" t="38100" r="88265" b="99695"/>
+            <wp:wrapSquare wrapText="bothSides"/>
+            <wp:docPr id="2134256597" name="Bildobjekt 2"/>
+            <wp:cNvGraphicFramePr>
+              <a:graphicFrameLocks xmlns:a="http://schemas.openxmlformats.org/drawingml/2006/main" noChangeAspect="1"/>
+            </wp:cNvGraphicFramePr>
+            <a:graphic xmlns:a="http://schemas.openxmlformats.org/drawingml/2006/main">
+              <a:graphicData uri="http://schemas.openxmlformats.org/drawingml/2006/picture">
+                <pic:pic xmlns:pic="http://schemas.openxmlformats.org/drawingml/2006/picture">
+                  <pic:nvPicPr>
+                    <pic:cNvPr id="0" name="Picture 2"/>
+                    <pic:cNvPicPr>
+                      <a:picLocks noChangeAspect="1" noChangeArrowheads="1"/>
+                    </pic:cNvPicPr>
+                  </pic:nvPicPr>
+                  <pic:blipFill>
+                    <a:blip r:embed="rId23" cstate="print">
+                      <a:extLst>
+                        <a:ext uri="{28A0092B-C50C-407E-A947-70E740481C1C}">
+                          <a14:useLocalDpi xmlns:a14="http://schemas.microsoft.com/office/drawing/2010/main" val="0"/>
+                        </a:ext>
+                      </a:extLst>
+                    </a:blip>
+                    <a:srcRect/>
+                    <a:stretch>
+                      <a:fillRect/>
+                    </a:stretch>
+                  </pic:blipFill>
+                  <pic:spPr bwMode="auto">
+                    <a:xfrm>
+                      <a:off x="0" y="0"/>
+                      <a:ext cx="1473835" cy="3596005"/>
+                    </a:xfrm>
+                    <a:prstGeom prst="rect">
+                      <a:avLst/>
+                    </a:prstGeom>
+                    <a:noFill/>
+                    <a:ln>
+                      <a:noFill/>
+                    </a:ln>
+                    <a:effectLst>
+                      <a:outerShdw blurRad="50800" dist="38100" dir="2700000" algn="tl" rotWithShape="0">
+                        <a:prstClr val="black">
+                          <a:alpha val="40000"/>
+                        </a:prstClr>
+                      </a:outerShdw>
+                    </a:effectLst>
+                  </pic:spPr>
+                </pic:pic>
+              </a:graphicData>
+            </a:graphic>
+            <wp14:sizeRelH relativeFrom="page">
+              <wp14:pctWidth>0</wp14:pctWidth>
+            </wp14:sizeRelH>
+            <wp14:sizeRelV relativeFrom="page">
+              <wp14:pctHeight>0</wp14:pctHeight>
+            </wp14:sizeRelV>
+          </wp:anchor>
+        </w:drawing>
+      </w:r>
+      <w:r>
+        <w:t xml:space="preserve">Startsidans sortiment-sektion har tre olika utseenden beroende på skärmens storlek. På de minsta skärmarna består den av ett textblock på en bakgrundsbild se figur </w:t>
+      </w:r>
+      <w:r>
+        <w:t>9.</w:t>
+      </w:r>
+      <w:r>
+        <w:t xml:space="preserve"> På </w:t>
+      </w:r>
+      <w:r>
+        <w:t xml:space="preserve">en </w:t>
+      </w:r>
+      <w:r>
+        <w:t>skärmstorlek</w:t>
+      </w:r>
+      <w:r>
+        <w:t xml:space="preserve"> på minst</w:t>
+      </w:r>
+      <w:r>
+        <w:t xml:space="preserve"> 750 pixlar </w:t>
+      </w:r>
+      <w:r>
+        <w:t xml:space="preserve">tillkommer en bild till vänster, se figur </w:t>
+      </w:r>
+      <w:r>
+        <w:t>12</w:t>
+      </w:r>
+      <w:r>
+        <w:t xml:space="preserve">, och på en skärmstorlek på minst 1000 pixlar tillkommer ytterligare en bild till höger, se figur </w:t>
+      </w:r>
+      <w:r>
+        <w:t>11</w:t>
+      </w:r>
+      <w:r>
+        <w:t>.</w:t>
       </w:r>
     </w:p>
     <w:p>
@@ -3241,7 +5762,251 @@
         <w:jc w:val="left"/>
       </w:pPr>
       <w:r>
-        <w:t>I kortare projektrapporter kan metoden vara att genomföra en kritisk litteraturstudie. Då är det särskilt viktigt att ditt arbete resulterar i nya slutsatser som man inte kan läsa i annan källa, och att du arbetar målmedvetet, utgående från ett klart specificerat problem.</w:t>
+        <w:rPr>
+          <w:noProof/>
+        </w:rPr>
+        <mc:AlternateContent>
+          <mc:Choice Requires="wps">
+            <w:drawing>
+              <wp:anchor distT="0" distB="0" distL="114300" distR="114300" simplePos="0" relativeHeight="251695104" behindDoc="0" locked="0" layoutInCell="1" allowOverlap="1" wp14:anchorId="2B85F7C0" wp14:editId="368366E3">
+                <wp:simplePos x="0" y="0"/>
+                <wp:positionH relativeFrom="column">
+                  <wp:posOffset>1310269</wp:posOffset>
+                </wp:positionH>
+                <wp:positionV relativeFrom="paragraph">
+                  <wp:posOffset>3140075</wp:posOffset>
+                </wp:positionV>
+                <wp:extent cx="1117600" cy="635"/>
+                <wp:effectExtent l="38100" t="38100" r="101600" b="99060"/>
+                <wp:wrapSquare wrapText="bothSides"/>
+                <wp:docPr id="1750925919" name="Textruta 1"/>
+                <wp:cNvGraphicFramePr/>
+                <a:graphic xmlns:a="http://schemas.openxmlformats.org/drawingml/2006/main">
+                  <a:graphicData uri="http://schemas.microsoft.com/office/word/2010/wordprocessingShape">
+                    <wps:wsp>
+                      <wps:cNvSpPr txBox="1"/>
+                      <wps:spPr>
+                        <a:xfrm>
+                          <a:off x="0" y="0"/>
+                          <a:ext cx="1117600" cy="635"/>
+                        </a:xfrm>
+                        <a:prstGeom prst="rect">
+                          <a:avLst/>
+                        </a:prstGeom>
+                        <a:solidFill>
+                          <a:prstClr val="white"/>
+                        </a:solidFill>
+                        <a:ln>
+                          <a:noFill/>
+                        </a:ln>
+                        <a:effectLst>
+                          <a:outerShdw blurRad="50800" dist="38100" dir="2700000" algn="tl" rotWithShape="0">
+                            <a:prstClr val="black">
+                              <a:alpha val="40000"/>
+                            </a:prstClr>
+                          </a:outerShdw>
+                        </a:effectLst>
+                      </wps:spPr>
+                      <wps:txbx>
+                        <w:txbxContent>
+                          <w:p>
+                            <w:pPr>
+                              <w:pStyle w:val="Beskrivning"/>
+                              <w:rPr>
+                                <w:rFonts w:cs="FreeSerif"/>
+                                <w:sz w:val="20"/>
+                                <w:szCs w:val="20"/>
+                              </w:rPr>
+                            </w:pPr>
+                            <w:r>
+                              <w:rPr>
+                                <w:sz w:val="20"/>
+                                <w:szCs w:val="20"/>
+                              </w:rPr>
+                              <w:t>Figur 9 - Startsida</w:t>
+                            </w:r>
+                          </w:p>
+                        </w:txbxContent>
+                      </wps:txbx>
+                      <wps:bodyPr rot="0" spcFirstLastPara="0" vertOverflow="overflow" horzOverflow="overflow" vert="horz" wrap="square" lIns="72000" tIns="0" rIns="72000" bIns="0" numCol="1" spcCol="0" rtlCol="0" fromWordArt="0" anchor="t" anchorCtr="0" forceAA="0" compatLnSpc="1">
+                        <a:prstTxWarp prst="textNoShape">
+                          <a:avLst/>
+                        </a:prstTxWarp>
+                        <a:spAutoFit/>
+                      </wps:bodyPr>
+                    </wps:wsp>
+                  </a:graphicData>
+                </a:graphic>
+                <wp14:sizeRelH relativeFrom="margin">
+                  <wp14:pctWidth>0</wp14:pctWidth>
+                </wp14:sizeRelH>
+              </wp:anchor>
+            </w:drawing>
+          </mc:Choice>
+          <mc:Fallback>
+            <w:pict>
+              <v:shape w14:anchorId="2B85F7C0" id="_x0000_s1034" type="#_x0000_t202" style="position:absolute;margin-left:103.15pt;margin-top:247.25pt;width:88pt;height:.05pt;z-index:251695104;visibility:visible;mso-wrap-style:square;mso-width-percent:0;mso-wrap-distance-left:9pt;mso-wrap-distance-top:0;mso-wrap-distance-right:9pt;mso-wrap-distance-bottom:0;mso-position-horizontal:absolute;mso-position-horizontal-relative:text;mso-position-vertical:absolute;mso-position-vertical-relative:text;mso-width-percent:0;mso-width-relative:margin;v-text-anchor:top" o:gfxdata="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" stroked="f">
+                <v:shadow on="t" color="black" opacity="26214f" origin="-.5,-.5" offset=".74836mm,.74836mm"/>
+                <v:textbox style="mso-fit-shape-to-text:t" inset="2mm,0,2mm,0">
+                  <w:txbxContent>
+                    <w:p>
+                      <w:pPr>
+                        <w:pStyle w:val="Beskrivning"/>
+                        <w:rPr>
+                          <w:rFonts w:cs="FreeSerif"/>
+                          <w:sz w:val="20"/>
+                          <w:szCs w:val="20"/>
+                        </w:rPr>
+                      </w:pPr>
+                      <w:r>
+                        <w:rPr>
+                          <w:sz w:val="20"/>
+                          <w:szCs w:val="20"/>
+                        </w:rPr>
+                        <w:t>Figur 9 - Startsida</w:t>
+                      </w:r>
+                    </w:p>
+                  </w:txbxContent>
+                </v:textbox>
+                <w10:wrap type="square"/>
+              </v:shape>
+            </w:pict>
+          </mc:Fallback>
+        </mc:AlternateContent>
+      </w:r>
+      <w:r>
+        <w:drawing>
+          <wp:anchor distT="0" distB="0" distL="114300" distR="114300" simplePos="0" relativeHeight="251702272" behindDoc="0" locked="0" layoutInCell="1" allowOverlap="1" wp14:anchorId="3E94E00E" wp14:editId="0CE9033D">
+            <wp:simplePos x="0" y="0"/>
+            <wp:positionH relativeFrom="margin">
+              <wp:align>right</wp:align>
+            </wp:positionH>
+            <wp:positionV relativeFrom="paragraph">
+              <wp:posOffset>3353962</wp:posOffset>
+            </wp:positionV>
+            <wp:extent cx="1980565" cy="1774825"/>
+            <wp:effectExtent l="38100" t="38100" r="95885" b="92075"/>
+            <wp:wrapSquare wrapText="bothSides"/>
+            <wp:docPr id="1648525029" name="Bildobjekt 1"/>
+            <wp:cNvGraphicFramePr>
+              <a:graphicFrameLocks xmlns:a="http://schemas.openxmlformats.org/drawingml/2006/main" noChangeAspect="1"/>
+            </wp:cNvGraphicFramePr>
+            <a:graphic xmlns:a="http://schemas.openxmlformats.org/drawingml/2006/main">
+              <a:graphicData uri="http://schemas.openxmlformats.org/drawingml/2006/picture">
+                <pic:pic xmlns:pic="http://schemas.openxmlformats.org/drawingml/2006/picture">
+                  <pic:nvPicPr>
+                    <pic:cNvPr id="1648525029" name=""/>
+                    <pic:cNvPicPr/>
+                  </pic:nvPicPr>
+                  <pic:blipFill>
+                    <a:blip r:embed="rId24" cstate="print">
+                      <a:extLst>
+                        <a:ext uri="{28A0092B-C50C-407E-A947-70E740481C1C}">
+                          <a14:useLocalDpi xmlns:a14="http://schemas.microsoft.com/office/drawing/2010/main" val="0"/>
+                        </a:ext>
+                      </a:extLst>
+                    </a:blip>
+                    <a:stretch>
+                      <a:fillRect/>
+                    </a:stretch>
+                  </pic:blipFill>
+                  <pic:spPr>
+                    <a:xfrm>
+                      <a:off x="0" y="0"/>
+                      <a:ext cx="1980565" cy="1774825"/>
+                    </a:xfrm>
+                    <a:prstGeom prst="rect">
+                      <a:avLst/>
+                    </a:prstGeom>
+                    <a:effectLst>
+                      <a:outerShdw blurRad="50800" dist="38100" dir="2700000" algn="tl" rotWithShape="0">
+                        <a:prstClr val="black">
+                          <a:alpha val="40000"/>
+                        </a:prstClr>
+                      </a:outerShdw>
+                    </a:effectLst>
+                  </pic:spPr>
+                </pic:pic>
+              </a:graphicData>
+            </a:graphic>
+            <wp14:sizeRelH relativeFrom="page">
+              <wp14:pctWidth>0</wp14:pctWidth>
+            </wp14:sizeRelH>
+            <wp14:sizeRelV relativeFrom="page">
+              <wp14:pctHeight>0</wp14:pctHeight>
+            </wp14:sizeRelV>
+          </wp:anchor>
+        </w:drawing>
+      </w:r>
+      <w:r>
+        <w:rPr>
+          <w:noProof/>
+        </w:rPr>
+        <w:drawing>
+          <wp:anchor distT="0" distB="0" distL="114300" distR="114300" simplePos="0" relativeHeight="251692032" behindDoc="0" locked="0" layoutInCell="1" allowOverlap="1" wp14:anchorId="0E7AC159" wp14:editId="1920B596">
+            <wp:simplePos x="0" y="0"/>
+            <wp:positionH relativeFrom="margin">
+              <wp:posOffset>899</wp:posOffset>
+            </wp:positionH>
+            <wp:positionV relativeFrom="paragraph">
+              <wp:posOffset>3783330</wp:posOffset>
+            </wp:positionV>
+            <wp:extent cx="1474470" cy="1360170"/>
+            <wp:effectExtent l="38100" t="38100" r="87630" b="87630"/>
+            <wp:wrapSquare wrapText="bothSides"/>
+            <wp:docPr id="1651133304" name="Bildobjekt 1"/>
+            <wp:cNvGraphicFramePr>
+              <a:graphicFrameLocks xmlns:a="http://schemas.openxmlformats.org/drawingml/2006/main" noChangeAspect="1"/>
+            </wp:cNvGraphicFramePr>
+            <a:graphic xmlns:a="http://schemas.openxmlformats.org/drawingml/2006/main">
+              <a:graphicData uri="http://schemas.openxmlformats.org/drawingml/2006/picture">
+                <pic:pic xmlns:pic="http://schemas.openxmlformats.org/drawingml/2006/picture">
+                  <pic:nvPicPr>
+                    <pic:cNvPr id="1651133304" name=""/>
+                    <pic:cNvPicPr/>
+                  </pic:nvPicPr>
+                  <pic:blipFill>
+                    <a:blip r:embed="rId25" cstate="print">
+                      <a:extLst>
+                        <a:ext uri="{28A0092B-C50C-407E-A947-70E740481C1C}">
+                          <a14:useLocalDpi xmlns:a14="http://schemas.microsoft.com/office/drawing/2010/main" val="0"/>
+                        </a:ext>
+                      </a:extLst>
+                    </a:blip>
+                    <a:stretch>
+                      <a:fillRect/>
+                    </a:stretch>
+                  </pic:blipFill>
+                  <pic:spPr>
+                    <a:xfrm>
+                      <a:off x="0" y="0"/>
+                      <a:ext cx="1474470" cy="1360170"/>
+                    </a:xfrm>
+                    <a:prstGeom prst="rect">
+                      <a:avLst/>
+                    </a:prstGeom>
+                    <a:ln w="25400">
+                      <a:noFill/>
+                    </a:ln>
+                    <a:effectLst>
+                      <a:outerShdw blurRad="50800" dist="38100" dir="2700000" algn="tl" rotWithShape="0">
+                        <a:prstClr val="black">
+                          <a:alpha val="40000"/>
+                        </a:prstClr>
+                      </a:outerShdw>
+                    </a:effectLst>
+                  </pic:spPr>
+                </pic:pic>
+              </a:graphicData>
+            </a:graphic>
+            <wp14:sizeRelH relativeFrom="page">
+              <wp14:pctWidth>0</wp14:pctWidth>
+            </wp14:sizeRelH>
+            <wp14:sizeRelV relativeFrom="page">
+              <wp14:pctHeight>0</wp14:pctHeight>
+            </wp14:sizeRelV>
+          </wp:anchor>
+        </w:drawing>
       </w:r>
     </w:p>
     <w:p>
@@ -3250,7 +6015,131 @@
         <w:jc w:val="left"/>
       </w:pPr>
       <w:r>
-        <w:t>Motivera ditt val av metod/modell. Detta val är mycket viktigt, eftersom detta kan sägas vara själva nyckeln till resultatet av din undersökning. Kommentera metodens eventuella svagheter och de problem som kan ha uppstått vid själva genomförandet. Återknyt gärna till problemformuleringen i introduktionskapitlet. Du kan t ex skriva ”Problem P1 angrips genom metoden M1, och problem P2 genom … ”</w:t>
+        <w:rPr>
+          <w:noProof/>
+        </w:rPr>
+        <mc:AlternateContent>
+          <mc:Choice Requires="wps">
+            <w:drawing>
+              <wp:anchor distT="0" distB="0" distL="114300" distR="114300" simplePos="0" relativeHeight="251703296" behindDoc="0" locked="0" layoutInCell="1" allowOverlap="1" wp14:anchorId="09C6A452" wp14:editId="1FFCFEAD">
+                <wp:simplePos x="0" y="0"/>
+                <wp:positionH relativeFrom="column">
+                  <wp:posOffset>1854200</wp:posOffset>
+                </wp:positionH>
+                <wp:positionV relativeFrom="paragraph">
+                  <wp:posOffset>447040</wp:posOffset>
+                </wp:positionV>
+                <wp:extent cx="1617980" cy="635"/>
+                <wp:effectExtent l="38100" t="38100" r="96520" b="99060"/>
+                <wp:wrapSquare wrapText="bothSides"/>
+                <wp:docPr id="1952889244" name="Textruta 1"/>
+                <wp:cNvGraphicFramePr/>
+                <a:graphic xmlns:a="http://schemas.openxmlformats.org/drawingml/2006/main">
+                  <a:graphicData uri="http://schemas.microsoft.com/office/word/2010/wordprocessingShape">
+                    <wps:wsp>
+                      <wps:cNvSpPr txBox="1"/>
+                      <wps:spPr>
+                        <a:xfrm>
+                          <a:off x="0" y="0"/>
+                          <a:ext cx="1617980" cy="635"/>
+                        </a:xfrm>
+                        <a:prstGeom prst="rect">
+                          <a:avLst/>
+                        </a:prstGeom>
+                        <a:solidFill>
+                          <a:prstClr val="white"/>
+                        </a:solidFill>
+                        <a:ln>
+                          <a:noFill/>
+                        </a:ln>
+                        <a:effectLst>
+                          <a:outerShdw blurRad="50800" dist="38100" dir="2700000" algn="tl" rotWithShape="0">
+                            <a:prstClr val="black">
+                              <a:alpha val="40000"/>
+                            </a:prstClr>
+                          </a:outerShdw>
+                        </a:effectLst>
+                      </wps:spPr>
+                      <wps:txbx>
+                        <w:txbxContent>
+                          <w:p>
+                            <w:pPr>
+                              <w:pStyle w:val="Beskrivning"/>
+                              <w:rPr>
+                                <w:rFonts w:cs="FreeSerif"/>
+                                <w:sz w:val="20"/>
+                                <w:szCs w:val="20"/>
+                              </w:rPr>
+                            </w:pPr>
+                            <w:r>
+                              <w:rPr>
+                                <w:sz w:val="20"/>
+                                <w:szCs w:val="20"/>
+                              </w:rPr>
+                              <w:t>Figur 12 – M</w:t>
+                            </w:r>
+                            <w:r>
+                              <w:rPr>
+                                <w:sz w:val="20"/>
+                                <w:szCs w:val="20"/>
+                              </w:rPr>
+                              <w:t>ellanstor skärm</w:t>
+                            </w:r>
+                          </w:p>
+                        </w:txbxContent>
+                      </wps:txbx>
+                      <wps:bodyPr rot="0" spcFirstLastPara="0" vertOverflow="overflow" horzOverflow="overflow" vert="horz" wrap="square" lIns="72000" tIns="0" rIns="72000" bIns="0" numCol="1" spcCol="0" rtlCol="0" fromWordArt="0" anchor="t" anchorCtr="0" forceAA="0" compatLnSpc="1">
+                        <a:prstTxWarp prst="textNoShape">
+                          <a:avLst/>
+                        </a:prstTxWarp>
+                        <a:spAutoFit/>
+                      </wps:bodyPr>
+                    </wps:wsp>
+                  </a:graphicData>
+                </a:graphic>
+                <wp14:sizeRelH relativeFrom="margin">
+                  <wp14:pctWidth>0</wp14:pctWidth>
+                </wp14:sizeRelH>
+              </wp:anchor>
+            </w:drawing>
+          </mc:Choice>
+          <mc:Fallback>
+            <w:pict>
+              <v:shape w14:anchorId="09C6A452" id="_x0000_s1035" type="#_x0000_t202" style="position:absolute;margin-left:146pt;margin-top:35.2pt;width:127.4pt;height:.05pt;z-index:251703296;visibility:visible;mso-wrap-style:square;mso-width-percent:0;mso-wrap-distance-left:9pt;mso-wrap-distance-top:0;mso-wrap-distance-right:9pt;mso-wrap-distance-bottom:0;mso-position-horizontal:absolute;mso-position-horizontal-relative:text;mso-position-vertical:absolute;mso-position-vertical-relative:text;mso-width-percent:0;mso-width-relative:margin;v-text-anchor:top" o:gfxdata="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" stroked="f">
+                <v:shadow on="t" color="black" opacity="26214f" origin="-.5,-.5" offset=".74836mm,.74836mm"/>
+                <v:textbox style="mso-fit-shape-to-text:t" inset="2mm,0,2mm,0">
+                  <w:txbxContent>
+                    <w:p>
+                      <w:pPr>
+                        <w:pStyle w:val="Beskrivning"/>
+                        <w:rPr>
+                          <w:rFonts w:cs="FreeSerif"/>
+                          <w:sz w:val="20"/>
+                          <w:szCs w:val="20"/>
+                        </w:rPr>
+                      </w:pPr>
+                      <w:r>
+                        <w:rPr>
+                          <w:sz w:val="20"/>
+                          <w:szCs w:val="20"/>
+                        </w:rPr>
+                        <w:t>Figur 12 – M</w:t>
+                      </w:r>
+                      <w:r>
+                        <w:rPr>
+                          <w:sz w:val="20"/>
+                          <w:szCs w:val="20"/>
+                        </w:rPr>
+                        <w:t>ellanstor skärm</w:t>
+                      </w:r>
+                    </w:p>
+                  </w:txbxContent>
+                </v:textbox>
+                <w10:wrap type="square"/>
+              </v:shape>
+            </w:pict>
+          </mc:Fallback>
+        </mc:AlternateContent>
       </w:r>
     </w:p>
     <w:p>
@@ -3259,19 +6148,155 @@
         <w:jc w:val="left"/>
       </w:pPr>
       <w:r>
-        <w:t>I din redogörelse ska du – beroende på vilken slags rapport det handlar om – finna uppgifter om vad eller vilka du har undersökt och hur du har samlat in och bearbetat data. Eventuella enkäter, intervjufrågor och liknande kan redovisas i ograverad form som bilagor, likaså detaljerade beskrivningar av försöksuppställningar, som är intressanta endast för den som vill upprepa exakt samma experiment.</w:t>
-      </w:r>
-    </w:p>
-    <w:p>
-      <w:pPr>
-        <w:pStyle w:val="Heading1"/>
-        <w:rPr>
-          <w:rFonts w:hint="eastAsia"/>
-        </w:rPr>
-      </w:pPr>
-      <w:r>
-        <w:lastRenderedPageBreak/>
-        <w:t>Konstruktion / Lösningsalternativ</w:t>
+        <w:rPr>
+          <w:noProof/>
+        </w:rPr>
+        <mc:AlternateContent>
+          <mc:Choice Requires="wps">
+            <w:drawing>
+              <wp:anchor distT="0" distB="0" distL="114300" distR="114300" simplePos="0" relativeHeight="251697152" behindDoc="0" locked="0" layoutInCell="1" allowOverlap="1" wp14:anchorId="6DD5FFA6" wp14:editId="5CA64CB5">
+                <wp:simplePos x="0" y="0"/>
+                <wp:positionH relativeFrom="column">
+                  <wp:posOffset>1295664</wp:posOffset>
+                </wp:positionH>
+                <wp:positionV relativeFrom="paragraph">
+                  <wp:posOffset>845185</wp:posOffset>
+                </wp:positionV>
+                <wp:extent cx="1388745" cy="635"/>
+                <wp:effectExtent l="38100" t="38100" r="97155" b="99060"/>
+                <wp:wrapSquare wrapText="bothSides"/>
+                <wp:docPr id="672441000" name="Textruta 1"/>
+                <wp:cNvGraphicFramePr/>
+                <a:graphic xmlns:a="http://schemas.openxmlformats.org/drawingml/2006/main">
+                  <a:graphicData uri="http://schemas.microsoft.com/office/word/2010/wordprocessingShape">
+                    <wps:wsp>
+                      <wps:cNvSpPr txBox="1"/>
+                      <wps:spPr>
+                        <a:xfrm>
+                          <a:off x="0" y="0"/>
+                          <a:ext cx="1388745" cy="635"/>
+                        </a:xfrm>
+                        <a:prstGeom prst="rect">
+                          <a:avLst/>
+                        </a:prstGeom>
+                        <a:solidFill>
+                          <a:prstClr val="white"/>
+                        </a:solidFill>
+                        <a:ln>
+                          <a:noFill/>
+                        </a:ln>
+                        <a:effectLst>
+                          <a:outerShdw blurRad="50800" dist="38100" dir="2700000" algn="tl" rotWithShape="0">
+                            <a:prstClr val="black">
+                              <a:alpha val="40000"/>
+                            </a:prstClr>
+                          </a:outerShdw>
+                        </a:effectLst>
+                      </wps:spPr>
+                      <wps:txbx>
+                        <w:txbxContent>
+                          <w:p>
+                            <w:pPr>
+                              <w:pStyle w:val="Beskrivning"/>
+                              <w:rPr>
+                                <w:rFonts w:cs="FreeSerif"/>
+                                <w:sz w:val="20"/>
+                                <w:szCs w:val="20"/>
+                              </w:rPr>
+                            </w:pPr>
+                            <w:r>
+                              <w:rPr>
+                                <w:sz w:val="20"/>
+                                <w:szCs w:val="20"/>
+                              </w:rPr>
+                              <w:t xml:space="preserve">Figur 10 – </w:t>
+                            </w:r>
+                            <w:r>
+                              <w:rPr>
+                                <w:sz w:val="20"/>
+                                <w:szCs w:val="20"/>
+                                <w14:textOutline w14:w="9525" w14:cap="rnd" w14:cmpd="sng" w14:algn="ctr">
+                                  <w14:noFill/>
+                                  <w14:prstDash w14:val="solid"/>
+                                  <w14:bevel/>
+                                </w14:textOutline>
+                              </w:rPr>
+                              <w:t>Utfälld</w:t>
+                            </w:r>
+                            <w:r>
+                              <w:rPr>
+                                <w:sz w:val="20"/>
+                                <w:szCs w:val="20"/>
+                              </w:rPr>
+                              <w:t xml:space="preserve"> meny</w:t>
+                            </w:r>
+                          </w:p>
+                        </w:txbxContent>
+                      </wps:txbx>
+                      <wps:bodyPr rot="0" spcFirstLastPara="0" vertOverflow="overflow" horzOverflow="overflow" vert="horz" wrap="square" lIns="72000" tIns="0" rIns="0" bIns="0" numCol="1" spcCol="0" rtlCol="0" fromWordArt="0" anchor="t" anchorCtr="0" forceAA="0" compatLnSpc="1">
+                        <a:prstTxWarp prst="textNoShape">
+                          <a:avLst/>
+                        </a:prstTxWarp>
+                        <a:spAutoFit/>
+                      </wps:bodyPr>
+                    </wps:wsp>
+                  </a:graphicData>
+                </a:graphic>
+                <wp14:sizeRelH relativeFrom="margin">
+                  <wp14:pctWidth>0</wp14:pctWidth>
+                </wp14:sizeRelH>
+              </wp:anchor>
+            </w:drawing>
+          </mc:Choice>
+          <mc:Fallback>
+            <w:pict>
+              <v:shape w14:anchorId="6DD5FFA6" id="_x0000_s1036" type="#_x0000_t202" style="position:absolute;margin-left:102pt;margin-top:66.55pt;width:109.35pt;height:.05pt;z-index:251697152;visibility:visible;mso-wrap-style:square;mso-width-percent:0;mso-wrap-distance-left:9pt;mso-wrap-distance-top:0;mso-wrap-distance-right:9pt;mso-wrap-distance-bottom:0;mso-position-horizontal:absolute;mso-position-horizontal-relative:text;mso-position-vertical:absolute;mso-position-vertical-relative:text;mso-width-percent:0;mso-width-relative:margin;v-text-anchor:top" o:gfxdata="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" stroked="f">
+                <v:shadow on="t" color="black" opacity="26214f" origin="-.5,-.5" offset=".74836mm,.74836mm"/>
+                <v:textbox style="mso-fit-shape-to-text:t" inset="2mm,0,0,0">
+                  <w:txbxContent>
+                    <w:p>
+                      <w:pPr>
+                        <w:pStyle w:val="Beskrivning"/>
+                        <w:rPr>
+                          <w:rFonts w:cs="FreeSerif"/>
+                          <w:sz w:val="20"/>
+                          <w:szCs w:val="20"/>
+                        </w:rPr>
+                      </w:pPr>
+                      <w:r>
+                        <w:rPr>
+                          <w:sz w:val="20"/>
+                          <w:szCs w:val="20"/>
+                        </w:rPr>
+                        <w:t xml:space="preserve">Figur 10 – </w:t>
+                      </w:r>
+                      <w:r>
+                        <w:rPr>
+                          <w:sz w:val="20"/>
+                          <w:szCs w:val="20"/>
+                          <w14:textOutline w14:w="9525" w14:cap="rnd" w14:cmpd="sng" w14:algn="ctr">
+                            <w14:noFill/>
+                            <w14:prstDash w14:val="solid"/>
+                            <w14:bevel/>
+                          </w14:textOutline>
+                        </w:rPr>
+                        <w:t>Utfälld</w:t>
+                      </w:r>
+                      <w:r>
+                        <w:rPr>
+                          <w:sz w:val="20"/>
+                          <w:szCs w:val="20"/>
+                        </w:rPr>
+                        <w:t xml:space="preserve"> meny</w:t>
+                      </w:r>
+                    </w:p>
+                  </w:txbxContent>
+                </v:textbox>
+                <w10:wrap type="square"/>
+              </v:shape>
+            </w:pict>
+          </mc:Fallback>
+        </mc:AlternateContent>
       </w:r>
     </w:p>
     <w:p>
@@ -3280,7 +6305,206 @@
         <w:jc w:val="left"/>
       </w:pPr>
       <w:r>
-        <w:t>Konstruktionsavsnitt ingår ofta i tekniska rapporter, men inte alltid i vetenskap-liga rapporter. Här genomför du din analys av problemställningen och formulerar en teknisk kravspecifikation. Här beskriver du de viktigaste principerna i de lösningsalternativ som du föreslår, utformar och senare i rapporten kommer att utvärdera. Beskrivningen placeras ibland före, men oftast efter metod- /modellkapitlet.</w:t>
+        <w:rPr>
+          <w:noProof/>
+        </w:rPr>
+        <w:lastRenderedPageBreak/>
+        <mc:AlternateContent>
+          <mc:Choice Requires="wps">
+            <w:drawing>
+              <wp:anchor distT="0" distB="0" distL="114300" distR="114300" simplePos="0" relativeHeight="251706368" behindDoc="0" locked="0" layoutInCell="1" allowOverlap="1" wp14:anchorId="1C72B428" wp14:editId="46770AB5">
+                <wp:simplePos x="0" y="0"/>
+                <wp:positionH relativeFrom="column">
+                  <wp:posOffset>2762250</wp:posOffset>
+                </wp:positionH>
+                <wp:positionV relativeFrom="paragraph">
+                  <wp:posOffset>3282950</wp:posOffset>
+                </wp:positionV>
+                <wp:extent cx="2035810" cy="635"/>
+                <wp:effectExtent l="0" t="0" r="0" b="0"/>
+                <wp:wrapSquare wrapText="bothSides"/>
+                <wp:docPr id="138498911" name="Textruta 1"/>
+                <wp:cNvGraphicFramePr/>
+                <a:graphic xmlns:a="http://schemas.openxmlformats.org/drawingml/2006/main">
+                  <a:graphicData uri="http://schemas.microsoft.com/office/word/2010/wordprocessingShape">
+                    <wps:wsp>
+                      <wps:cNvSpPr txBox="1"/>
+                      <wps:spPr>
+                        <a:xfrm>
+                          <a:off x="0" y="0"/>
+                          <a:ext cx="2035810" cy="635"/>
+                        </a:xfrm>
+                        <a:prstGeom prst="rect">
+                          <a:avLst/>
+                        </a:prstGeom>
+                        <a:solidFill>
+                          <a:prstClr val="white"/>
+                        </a:solidFill>
+                        <a:ln>
+                          <a:noFill/>
+                        </a:ln>
+                      </wps:spPr>
+                      <wps:txbx>
+                        <w:txbxContent>
+                          <w:p>
+                            <w:pPr>
+                              <w:pStyle w:val="Beskrivning"/>
+                              <w:rPr>
+                                <w:rFonts w:cs="FreeSerif"/>
+                                <w:noProof/>
+                                <w:sz w:val="20"/>
+                                <w:szCs w:val="20"/>
+                              </w:rPr>
+                            </w:pPr>
+                            <w:r>
+                              <w:rPr>
+                                <w:sz w:val="20"/>
+                                <w:szCs w:val="20"/>
+                              </w:rPr>
+                              <w:t xml:space="preserve">Figur </w:t>
+                            </w:r>
+                            <w:r>
+                              <w:rPr>
+                                <w:sz w:val="20"/>
+                                <w:szCs w:val="20"/>
+                              </w:rPr>
+                              <w:t>13 – Om oss</w:t>
+                            </w:r>
+                          </w:p>
+                        </w:txbxContent>
+                      </wps:txbx>
+                      <wps:bodyPr rot="0" spcFirstLastPara="0" vertOverflow="overflow" horzOverflow="overflow" vert="horz" wrap="square" lIns="0" tIns="0" rIns="0" bIns="0" numCol="1" spcCol="0" rtlCol="0" fromWordArt="0" anchor="t" anchorCtr="0" forceAA="0" compatLnSpc="1">
+                        <a:prstTxWarp prst="textNoShape">
+                          <a:avLst/>
+                        </a:prstTxWarp>
+                        <a:spAutoFit/>
+                      </wps:bodyPr>
+                    </wps:wsp>
+                  </a:graphicData>
+                </a:graphic>
+              </wp:anchor>
+            </w:drawing>
+          </mc:Choice>
+          <mc:Fallback>
+            <w:pict>
+              <v:shape w14:anchorId="1C72B428" id="_x0000_s1037" type="#_x0000_t202" style="position:absolute;margin-left:217.5pt;margin-top:258.5pt;width:160.3pt;height:.05pt;z-index:251706368;visibility:visible;mso-wrap-style:square;mso-wrap-distance-left:9pt;mso-wrap-distance-top:0;mso-wrap-distance-right:9pt;mso-wrap-distance-bottom:0;mso-position-horizontal:absolute;mso-position-horizontal-relative:text;mso-position-vertical:absolute;mso-position-vertical-relative:text;v-text-anchor:top" o:gfxdata="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" stroked="f">
+                <v:textbox style="mso-fit-shape-to-text:t" inset="0,0,0,0">
+                  <w:txbxContent>
+                    <w:p>
+                      <w:pPr>
+                        <w:pStyle w:val="Beskrivning"/>
+                        <w:rPr>
+                          <w:rFonts w:cs="FreeSerif"/>
+                          <w:noProof/>
+                          <w:sz w:val="20"/>
+                          <w:szCs w:val="20"/>
+                        </w:rPr>
+                      </w:pPr>
+                      <w:r>
+                        <w:rPr>
+                          <w:sz w:val="20"/>
+                          <w:szCs w:val="20"/>
+                        </w:rPr>
+                        <w:t xml:space="preserve">Figur </w:t>
+                      </w:r>
+                      <w:r>
+                        <w:rPr>
+                          <w:sz w:val="20"/>
+                          <w:szCs w:val="20"/>
+                        </w:rPr>
+                        <w:t>13 – Om oss</w:t>
+                      </w:r>
+                    </w:p>
+                  </w:txbxContent>
+                </v:textbox>
+                <w10:wrap type="square"/>
+              </v:shape>
+            </w:pict>
+          </mc:Fallback>
+        </mc:AlternateContent>
+      </w:r>
+      <w:r>
+        <w:rPr>
+          <w:noProof/>
+        </w:rPr>
+        <w:drawing>
+          <wp:anchor distT="0" distB="0" distL="114300" distR="114300" simplePos="0" relativeHeight="251704320" behindDoc="0" locked="0" layoutInCell="1" allowOverlap="1" wp14:anchorId="35068207" wp14:editId="60B23F88">
+            <wp:simplePos x="0" y="0"/>
+            <wp:positionH relativeFrom="margin">
+              <wp:align>right</wp:align>
+            </wp:positionH>
+            <wp:positionV relativeFrom="paragraph">
+              <wp:posOffset>11430</wp:posOffset>
+            </wp:positionV>
+            <wp:extent cx="2035810" cy="3187700"/>
+            <wp:effectExtent l="38100" t="38100" r="97790" b="88900"/>
+            <wp:wrapSquare wrapText="bothSides"/>
+            <wp:docPr id="1199342529" name="Bildobjekt 11"/>
+            <wp:cNvGraphicFramePr>
+              <a:graphicFrameLocks xmlns:a="http://schemas.openxmlformats.org/drawingml/2006/main" noChangeAspect="1"/>
+            </wp:cNvGraphicFramePr>
+            <a:graphic xmlns:a="http://schemas.openxmlformats.org/drawingml/2006/main">
+              <a:graphicData uri="http://schemas.openxmlformats.org/drawingml/2006/picture">
+                <pic:pic xmlns:pic="http://schemas.openxmlformats.org/drawingml/2006/picture">
+                  <pic:nvPicPr>
+                    <pic:cNvPr id="0" name="Picture 1"/>
+                    <pic:cNvPicPr>
+                      <a:picLocks noChangeAspect="1" noChangeArrowheads="1"/>
+                    </pic:cNvPicPr>
+                  </pic:nvPicPr>
+                  <pic:blipFill>
+                    <a:blip r:embed="rId26" cstate="print">
+                      <a:extLst>
+                        <a:ext uri="{28A0092B-C50C-407E-A947-70E740481C1C}">
+                          <a14:useLocalDpi xmlns:a14="http://schemas.microsoft.com/office/drawing/2010/main" val="0"/>
+                        </a:ext>
+                      </a:extLst>
+                    </a:blip>
+                    <a:srcRect/>
+                    <a:stretch>
+                      <a:fillRect/>
+                    </a:stretch>
+                  </pic:blipFill>
+                  <pic:spPr bwMode="auto">
+                    <a:xfrm>
+                      <a:off x="0" y="0"/>
+                      <a:ext cx="2035810" cy="3187700"/>
+                    </a:xfrm>
+                    <a:prstGeom prst="rect">
+                      <a:avLst/>
+                    </a:prstGeom>
+                    <a:noFill/>
+                    <a:ln>
+                      <a:noFill/>
+                    </a:ln>
+                    <a:effectLst>
+                      <a:outerShdw blurRad="50800" dist="38100" dir="2700000" algn="tl" rotWithShape="0">
+                        <a:prstClr val="black">
+                          <a:alpha val="40000"/>
+                        </a:prstClr>
+                      </a:outerShdw>
+                    </a:effectLst>
+                  </pic:spPr>
+                </pic:pic>
+              </a:graphicData>
+            </a:graphic>
+            <wp14:sizeRelH relativeFrom="page">
+              <wp14:pctWidth>0</wp14:pctWidth>
+            </wp14:sizeRelH>
+            <wp14:sizeRelV relativeFrom="page">
+              <wp14:pctHeight>0</wp14:pctHeight>
+            </wp14:sizeRelV>
+          </wp:anchor>
+        </w:drawing>
+      </w:r>
+      <w:r>
+        <w:t>På sidan ”Om oss” ligger innehållet i en kolumn på små skärmar men på stor skärm ligger innehållet i två kolumner så att det bildar rutor</w:t>
+      </w:r>
+      <w:r>
+        <w:t>, se figur 13</w:t>
+      </w:r>
+      <w:r>
+        <w:t>.</w:t>
       </w:r>
     </w:p>
     <w:p>
@@ -3289,7 +6513,13 @@
         <w:jc w:val="left"/>
       </w:pPr>
       <w:r>
-        <w:t>Tänk på att läsaren sällan är intresserad av alltför detaljerad dokumentation av datorprogramkod, algoritmer, kretsscheman, användarhand-ledning, med mera. Sådana detaljer placeras med fördel i bilagor, om de över huvud taget inkluderas.</w:t>
+        <w:t>Sortiment-sidan visar först två kategorier: ”Matbröd” och ”Fikabröd”. När man klickar på en kategori så visas artiklarna i den valda kategorin</w:t>
+      </w:r>
+      <w:r>
+        <w:t>, se figur 14</w:t>
+      </w:r>
+      <w:r>
+        <w:t>.</w:t>
       </w:r>
     </w:p>
     <w:p>
@@ -3298,17 +6528,10 @@
         <w:jc w:val="left"/>
       </w:pPr>
       <w:r>
-        <w:t xml:space="preserve">Under din tidigare universitetsutbildning har du i huvudsak fått små uppgifter som vanligen har tagit några minuter eller timmar att lösa. Ett examensarbete eller en projektkurs kan ibland kännas som en oöverstiglig uppgift därför att den är så omfattande, om du inte vet i vilken ände du ska börja. Ett sätt att underlätta stora projekt är att använda </w:t>
-      </w:r>
-      <w:r>
-        <w:rPr>
-          <w:i/>
-          <w:iCs/>
-        </w:rPr>
-        <w:t>top-down-metoden</w:t>
-      </w:r>
-      <w:r>
-        <w:t>, d.v.s. successivt dela upp problemet eller konstruktionen i allt mindre delproblem eller delsystem, och ange kravspecifikation, problemanalys och lösningsförslag för var och en av delarna. Till slut har du identifierat små och konkreta uppgifter av liknande karaktär som du har mött under din tidigare utbildning.</w:t>
+        <w:t xml:space="preserve">På kontakt-sidan finns ett kontaktformulär som </w:t>
+      </w:r>
+      <w:r>
+        <w:t>visar felmeddelanden om inte alla fält är ifyllda, se figur 15. Det visas också ett meddelande om att formuläret är skickat om fälten är ifyllda när skicka knappen klickas, se figur 16.</w:t>
       </w:r>
     </w:p>
     <w:p>
@@ -3317,17 +6540,237 @@
         <w:jc w:val="left"/>
       </w:pPr>
       <w:r>
-        <w:t xml:space="preserve">Det är emellertid inte alltid praktiskt möjligt att arbeta enligt top-down-metoden, eftersom problemet kan vara för komplext och du inte ser hela problembilden från början. Många gånger måste du kanske växla mellan top-down- och </w:t>
-      </w:r>
-      <w:r>
-        <w:rPr>
-          <w:i/>
-          <w:iCs/>
-        </w:rPr>
-        <w:t>bottom-up-metoden</w:t>
-      </w:r>
-      <w:r>
-        <w:t>. Den senare innebär att du utgår från delar som du redan har, samt från enkla problem som du redan vet hur du ska angripa, och som du förväntar sig att du kommer att ha nytta av senare under projektet. Du utökar successivt dessa delar till allt större system och problem, och strävar efter att gå i riktning mot projektets mål.</w:t>
+        <w:rPr>
+          <w:noProof/>
+        </w:rPr>
+        <mc:AlternateContent>
+          <mc:Choice Requires="wps">
+            <w:drawing>
+              <wp:anchor distT="0" distB="0" distL="114300" distR="114300" simplePos="0" relativeHeight="251714560" behindDoc="0" locked="0" layoutInCell="1" allowOverlap="1" wp14:anchorId="0F82DEF6" wp14:editId="2E0CFF42">
+                <wp:simplePos x="0" y="0"/>
+                <wp:positionH relativeFrom="margin">
+                  <wp:posOffset>0</wp:posOffset>
+                </wp:positionH>
+                <wp:positionV relativeFrom="paragraph">
+                  <wp:posOffset>2646416</wp:posOffset>
+                </wp:positionV>
+                <wp:extent cx="2466975" cy="635"/>
+                <wp:effectExtent l="0" t="0" r="9525" b="3810"/>
+                <wp:wrapNone/>
+                <wp:docPr id="2064974601" name="Textruta 1"/>
+                <wp:cNvGraphicFramePr/>
+                <a:graphic xmlns:a="http://schemas.openxmlformats.org/drawingml/2006/main">
+                  <a:graphicData uri="http://schemas.microsoft.com/office/word/2010/wordprocessingShape">
+                    <wps:wsp>
+                      <wps:cNvSpPr txBox="1"/>
+                      <wps:spPr>
+                        <a:xfrm>
+                          <a:off x="0" y="0"/>
+                          <a:ext cx="2466975" cy="635"/>
+                        </a:xfrm>
+                        <a:prstGeom prst="rect">
+                          <a:avLst/>
+                        </a:prstGeom>
+                        <a:solidFill>
+                          <a:prstClr val="white"/>
+                        </a:solidFill>
+                        <a:ln>
+                          <a:noFill/>
+                        </a:ln>
+                      </wps:spPr>
+                      <wps:txbx>
+                        <w:txbxContent>
+                          <w:p>
+                            <w:pPr>
+                              <w:pStyle w:val="Beskrivning"/>
+                              <w:rPr>
+                                <w:rFonts w:cs="FreeSerif"/>
+                                <w:sz w:val="20"/>
+                                <w:szCs w:val="20"/>
+                              </w:rPr>
+                            </w:pPr>
+                            <w:r>
+                              <w:rPr>
+                                <w:sz w:val="20"/>
+                                <w:szCs w:val="20"/>
+                              </w:rPr>
+                              <w:t xml:space="preserve">Figur </w:t>
+                            </w:r>
+                            <w:r>
+                              <w:rPr>
+                                <w:sz w:val="20"/>
+                                <w:szCs w:val="20"/>
+                              </w:rPr>
+                              <w:t>15 – Felmeddelanden i kontaktformulär</w:t>
+                            </w:r>
+                          </w:p>
+                        </w:txbxContent>
+                      </wps:txbx>
+                      <wps:bodyPr rot="0" spcFirstLastPara="0" vertOverflow="overflow" horzOverflow="overflow" vert="horz" wrap="square" lIns="0" tIns="0" rIns="0" bIns="0" numCol="1" spcCol="0" rtlCol="0" fromWordArt="0" anchor="t" anchorCtr="0" forceAA="0" compatLnSpc="1">
+                        <a:prstTxWarp prst="textNoShape">
+                          <a:avLst/>
+                        </a:prstTxWarp>
+                        <a:spAutoFit/>
+                      </wps:bodyPr>
+                    </wps:wsp>
+                  </a:graphicData>
+                </a:graphic>
+                <wp14:sizeRelH relativeFrom="margin">
+                  <wp14:pctWidth>0</wp14:pctWidth>
+                </wp14:sizeRelH>
+              </wp:anchor>
+            </w:drawing>
+          </mc:Choice>
+          <mc:Fallback>
+            <w:pict>
+              <v:shape w14:anchorId="0F82DEF6" id="_x0000_s1038" type="#_x0000_t202" style="position:absolute;margin-left:0;margin-top:208.4pt;width:194.25pt;height:.05pt;z-index:251714560;visibility:visible;mso-wrap-style:square;mso-width-percent:0;mso-wrap-distance-left:9pt;mso-wrap-distance-top:0;mso-wrap-distance-right:9pt;mso-wrap-distance-bottom:0;mso-position-horizontal:absolute;mso-position-horizontal-relative:margin;mso-position-vertical:absolute;mso-position-vertical-relative:text;mso-width-percent:0;mso-width-relative:margin;v-text-anchor:top" o:gfxdata="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" stroked="f">
+                <v:textbox style="mso-fit-shape-to-text:t" inset="0,0,0,0">
+                  <w:txbxContent>
+                    <w:p>
+                      <w:pPr>
+                        <w:pStyle w:val="Beskrivning"/>
+                        <w:rPr>
+                          <w:rFonts w:cs="FreeSerif"/>
+                          <w:sz w:val="20"/>
+                          <w:szCs w:val="20"/>
+                        </w:rPr>
+                      </w:pPr>
+                      <w:r>
+                        <w:rPr>
+                          <w:sz w:val="20"/>
+                          <w:szCs w:val="20"/>
+                        </w:rPr>
+                        <w:t xml:space="preserve">Figur </w:t>
+                      </w:r>
+                      <w:r>
+                        <w:rPr>
+                          <w:sz w:val="20"/>
+                          <w:szCs w:val="20"/>
+                        </w:rPr>
+                        <w:t>15 – Felmeddelanden i kontaktformulär</w:t>
+                      </w:r>
+                    </w:p>
+                  </w:txbxContent>
+                </v:textbox>
+                <w10:wrap anchorx="margin"/>
+              </v:shape>
+            </w:pict>
+          </mc:Fallback>
+        </mc:AlternateContent>
+      </w:r>
+      <w:r>
+        <w:drawing>
+          <wp:anchor distT="0" distB="0" distL="114300" distR="114300" simplePos="0" relativeHeight="251711488" behindDoc="0" locked="0" layoutInCell="1" allowOverlap="1" wp14:anchorId="0B4E8973" wp14:editId="447BE9AD">
+            <wp:simplePos x="0" y="0"/>
+            <wp:positionH relativeFrom="margin">
+              <wp:align>right</wp:align>
+            </wp:positionH>
+            <wp:positionV relativeFrom="paragraph">
+              <wp:posOffset>859634</wp:posOffset>
+            </wp:positionV>
+            <wp:extent cx="2028190" cy="2672715"/>
+            <wp:effectExtent l="38100" t="38100" r="86360" b="89535"/>
+            <wp:wrapNone/>
+            <wp:docPr id="814629402" name="Bildobjekt 1"/>
+            <wp:cNvGraphicFramePr>
+              <a:graphicFrameLocks xmlns:a="http://schemas.openxmlformats.org/drawingml/2006/main" noChangeAspect="1"/>
+            </wp:cNvGraphicFramePr>
+            <a:graphic xmlns:a="http://schemas.openxmlformats.org/drawingml/2006/main">
+              <a:graphicData uri="http://schemas.openxmlformats.org/drawingml/2006/picture">
+                <pic:pic xmlns:pic="http://schemas.openxmlformats.org/drawingml/2006/picture">
+                  <pic:nvPicPr>
+                    <pic:cNvPr id="814629402" name=""/>
+                    <pic:cNvPicPr/>
+                  </pic:nvPicPr>
+                  <pic:blipFill>
+                    <a:blip r:embed="rId27" cstate="print">
+                      <a:extLst>
+                        <a:ext uri="{28A0092B-C50C-407E-A947-70E740481C1C}">
+                          <a14:useLocalDpi xmlns:a14="http://schemas.microsoft.com/office/drawing/2010/main" val="0"/>
+                        </a:ext>
+                      </a:extLst>
+                    </a:blip>
+                    <a:stretch>
+                      <a:fillRect/>
+                    </a:stretch>
+                  </pic:blipFill>
+                  <pic:spPr>
+                    <a:xfrm>
+                      <a:off x="0" y="0"/>
+                      <a:ext cx="2028190" cy="2672715"/>
+                    </a:xfrm>
+                    <a:prstGeom prst="rect">
+                      <a:avLst/>
+                    </a:prstGeom>
+                    <a:effectLst>
+                      <a:outerShdw blurRad="50800" dist="38100" dir="2700000" algn="tl" rotWithShape="0">
+                        <a:prstClr val="black">
+                          <a:alpha val="40000"/>
+                        </a:prstClr>
+                      </a:outerShdw>
+                    </a:effectLst>
+                  </pic:spPr>
+                </pic:pic>
+              </a:graphicData>
+            </a:graphic>
+            <wp14:sizeRelH relativeFrom="page">
+              <wp14:pctWidth>0</wp14:pctWidth>
+            </wp14:sizeRelH>
+            <wp14:sizeRelV relativeFrom="page">
+              <wp14:pctHeight>0</wp14:pctHeight>
+            </wp14:sizeRelV>
+          </wp:anchor>
+        </w:drawing>
+      </w:r>
+      <w:r>
+        <w:drawing>
+          <wp:inline distT="0" distB="0" distL="0" distR="0" wp14:anchorId="39847EFD" wp14:editId="2C7ACBCC">
+            <wp:extent cx="2013585" cy="2506345"/>
+            <wp:effectExtent l="38100" t="38100" r="100965" b="103505"/>
+            <wp:docPr id="1565163276" name="Bildobjekt 1"/>
+            <wp:cNvGraphicFramePr>
+              <a:graphicFrameLocks xmlns:a="http://schemas.openxmlformats.org/drawingml/2006/main" noChangeAspect="1"/>
+            </wp:cNvGraphicFramePr>
+            <a:graphic xmlns:a="http://schemas.openxmlformats.org/drawingml/2006/main">
+              <a:graphicData uri="http://schemas.openxmlformats.org/drawingml/2006/picture">
+                <pic:pic xmlns:pic="http://schemas.openxmlformats.org/drawingml/2006/picture">
+                  <pic:nvPicPr>
+                    <pic:cNvPr id="1565163276" name=""/>
+                    <pic:cNvPicPr/>
+                  </pic:nvPicPr>
+                  <pic:blipFill>
+                    <a:blip r:embed="rId28">
+                      <a:extLst>
+                        <a:ext uri="{28A0092B-C50C-407E-A947-70E740481C1C}">
+                          <a14:useLocalDpi xmlns:a14="http://schemas.microsoft.com/office/drawing/2010/main" val="0"/>
+                        </a:ext>
+                      </a:extLst>
+                    </a:blip>
+                    <a:stretch>
+                      <a:fillRect/>
+                    </a:stretch>
+                  </pic:blipFill>
+                  <pic:spPr>
+                    <a:xfrm>
+                      <a:off x="0" y="0"/>
+                      <a:ext cx="2013585" cy="2506345"/>
+                    </a:xfrm>
+                    <a:prstGeom prst="rect">
+                      <a:avLst/>
+                    </a:prstGeom>
+                    <a:effectLst>
+                      <a:outerShdw blurRad="50800" dist="38100" dir="2700000" algn="tl" rotWithShape="0">
+                        <a:prstClr val="black">
+                          <a:alpha val="40000"/>
+                        </a:prstClr>
+                      </a:outerShdw>
+                    </a:effectLst>
+                  </pic:spPr>
+                </pic:pic>
+              </a:graphicData>
+            </a:graphic>
+          </wp:inline>
+        </w:drawing>
       </w:r>
     </w:p>
     <w:p>
@@ -3335,21 +6778,6 @@
         <w:pStyle w:val="Textbody"/>
         <w:jc w:val="left"/>
       </w:pPr>
-      <w:r>
-        <w:t>Top-down-metoden har fördelen att den ger rapporten en god struktur, vilket underlättar för läsaren. Dokumentationen följer därför ofta top-down-metoden. Du kan således dela upp konstruktionsdelen i flera kapitel, och ge dem namn efter delproblem och delsystem, t ex ”Kravspecifikation”, "Algoritmer", "Användargränssnitt", "Programdokumentation", "Prototyp" och "Implementering".</w:t>
-      </w:r>
-    </w:p>
-    <w:p>
-      <w:pPr>
-        <w:pStyle w:val="Heading1"/>
-        <w:rPr>
-          <w:rFonts w:hint="eastAsia"/>
-        </w:rPr>
-      </w:pPr>
-      <w:r>
-        <w:lastRenderedPageBreak/>
-        <w:t>Resultat</w:t>
-      </w:r>
     </w:p>
     <w:p>
       <w:pPr>
@@ -3357,7 +6785,300 @@
         <w:jc w:val="left"/>
       </w:pPr>
       <w:r>
-        <w:t>Resultatkapitlet ingår när du har genomfört en systematisk undersökning, t ex en utvärdering av ett datorprogram som du har utvecklat, vilket krävs inom examensarbeten på C- och D-nivå. I resultatkapitlet redovisas objektiva resultat av en empirisk undersökning., t ex en sådan utvärdering som nämns ovan. Tänk på att eventuella kommentarer i detta kapitel endast får vara av förtydligande art. Dina egna synpunkter och subjektiva (personliga) kommentarer hör hemma i kapitlet Slutsatser/Analys/Diskussion.</w:t>
+        <w:rPr>
+          <w:noProof/>
+        </w:rPr>
+        <mc:AlternateContent>
+          <mc:Choice Requires="wps">
+            <w:drawing>
+              <wp:anchor distT="0" distB="0" distL="114300" distR="114300" simplePos="0" relativeHeight="251717632" behindDoc="0" locked="0" layoutInCell="1" allowOverlap="1" wp14:anchorId="1AFEA059" wp14:editId="3CACAE8D">
+                <wp:simplePos x="0" y="0"/>
+                <wp:positionH relativeFrom="column">
+                  <wp:posOffset>2219061</wp:posOffset>
+                </wp:positionH>
+                <wp:positionV relativeFrom="paragraph">
+                  <wp:posOffset>2080895</wp:posOffset>
+                </wp:positionV>
+                <wp:extent cx="2286000" cy="635"/>
+                <wp:effectExtent l="0" t="0" r="0" b="3810"/>
+                <wp:wrapNone/>
+                <wp:docPr id="1718213065" name="Textruta 1"/>
+                <wp:cNvGraphicFramePr/>
+                <a:graphic xmlns:a="http://schemas.openxmlformats.org/drawingml/2006/main">
+                  <a:graphicData uri="http://schemas.microsoft.com/office/word/2010/wordprocessingShape">
+                    <wps:wsp>
+                      <wps:cNvSpPr txBox="1"/>
+                      <wps:spPr>
+                        <a:xfrm>
+                          <a:off x="0" y="0"/>
+                          <a:ext cx="2286000" cy="635"/>
+                        </a:xfrm>
+                        <a:prstGeom prst="rect">
+                          <a:avLst/>
+                        </a:prstGeom>
+                        <a:solidFill>
+                          <a:prstClr val="white"/>
+                        </a:solidFill>
+                        <a:ln>
+                          <a:noFill/>
+                        </a:ln>
+                      </wps:spPr>
+                      <wps:txbx>
+                        <w:txbxContent>
+                          <w:p>
+                            <w:pPr>
+                              <w:pStyle w:val="Beskrivning"/>
+                              <w:rPr>
+                                <w:rFonts w:cs="FreeSerif"/>
+                                <w:sz w:val="20"/>
+                                <w:szCs w:val="20"/>
+                              </w:rPr>
+                            </w:pPr>
+                            <w:r>
+                              <w:rPr>
+                                <w:sz w:val="20"/>
+                                <w:szCs w:val="20"/>
+                              </w:rPr>
+                              <w:t xml:space="preserve">Figur </w:t>
+                            </w:r>
+                            <w:r>
+                              <w:rPr>
+                                <w:sz w:val="20"/>
+                                <w:szCs w:val="20"/>
+                              </w:rPr>
+                              <w:t>16 – Meddelande vid skickat formulär</w:t>
+                            </w:r>
+                          </w:p>
+                        </w:txbxContent>
+                      </wps:txbx>
+                      <wps:bodyPr rot="0" spcFirstLastPara="0" vertOverflow="overflow" horzOverflow="overflow" vert="horz" wrap="square" lIns="0" tIns="0" rIns="0" bIns="0" numCol="1" spcCol="0" rtlCol="0" fromWordArt="0" anchor="t" anchorCtr="0" forceAA="0" compatLnSpc="1">
+                        <a:prstTxWarp prst="textNoShape">
+                          <a:avLst/>
+                        </a:prstTxWarp>
+                        <a:spAutoFit/>
+                      </wps:bodyPr>
+                    </wps:wsp>
+                  </a:graphicData>
+                </a:graphic>
+                <wp14:sizeRelH relativeFrom="margin">
+                  <wp14:pctWidth>0</wp14:pctWidth>
+                </wp14:sizeRelH>
+              </wp:anchor>
+            </w:drawing>
+          </mc:Choice>
+          <mc:Fallback>
+            <w:pict>
+              <v:shape w14:anchorId="1AFEA059" id="_x0000_s1039" type="#_x0000_t202" style="position:absolute;margin-left:174.75pt;margin-top:163.85pt;width:180pt;height:.05pt;z-index:251717632;visibility:visible;mso-wrap-style:square;mso-width-percent:0;mso-wrap-distance-left:9pt;mso-wrap-distance-top:0;mso-wrap-distance-right:9pt;mso-wrap-distance-bottom:0;mso-position-horizontal:absolute;mso-position-horizontal-relative:text;mso-position-vertical:absolute;mso-position-vertical-relative:text;mso-width-percent:0;mso-width-relative:margin;v-text-anchor:top" o:gfxdata="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" stroked="f">
+                <v:textbox style="mso-fit-shape-to-text:t" inset="0,0,0,0">
+                  <w:txbxContent>
+                    <w:p>
+                      <w:pPr>
+                        <w:pStyle w:val="Beskrivning"/>
+                        <w:rPr>
+                          <w:rFonts w:cs="FreeSerif"/>
+                          <w:sz w:val="20"/>
+                          <w:szCs w:val="20"/>
+                        </w:rPr>
+                      </w:pPr>
+                      <w:r>
+                        <w:rPr>
+                          <w:sz w:val="20"/>
+                          <w:szCs w:val="20"/>
+                        </w:rPr>
+                        <w:t xml:space="preserve">Figur </w:t>
+                      </w:r>
+                      <w:r>
+                        <w:rPr>
+                          <w:sz w:val="20"/>
+                          <w:szCs w:val="20"/>
+                        </w:rPr>
+                        <w:t>16 – Meddelande vid skickat formulär</w:t>
+                      </w:r>
+                    </w:p>
+                  </w:txbxContent>
+                </v:textbox>
+              </v:shape>
+            </w:pict>
+          </mc:Fallback>
+        </mc:AlternateContent>
+      </w:r>
+      <w:r>
+        <w:rPr>
+          <w:noProof/>
+        </w:rPr>
+        <mc:AlternateContent>
+          <mc:Choice Requires="wps">
+            <w:drawing>
+              <wp:anchor distT="0" distB="0" distL="114300" distR="114300" simplePos="0" relativeHeight="251710464" behindDoc="0" locked="0" layoutInCell="1" allowOverlap="1" wp14:anchorId="0EDDF0FD" wp14:editId="6B81440B">
+                <wp:simplePos x="0" y="0"/>
+                <wp:positionH relativeFrom="margin">
+                  <wp:posOffset>2800350</wp:posOffset>
+                </wp:positionH>
+                <wp:positionV relativeFrom="paragraph">
+                  <wp:posOffset>463921</wp:posOffset>
+                </wp:positionV>
+                <wp:extent cx="2088515" cy="635"/>
+                <wp:effectExtent l="0" t="0" r="6985" b="3810"/>
+                <wp:wrapSquare wrapText="bothSides"/>
+                <wp:docPr id="637257983" name="Textruta 1"/>
+                <wp:cNvGraphicFramePr/>
+                <a:graphic xmlns:a="http://schemas.openxmlformats.org/drawingml/2006/main">
+                  <a:graphicData uri="http://schemas.microsoft.com/office/word/2010/wordprocessingShape">
+                    <wps:wsp>
+                      <wps:cNvSpPr txBox="1"/>
+                      <wps:spPr>
+                        <a:xfrm>
+                          <a:off x="0" y="0"/>
+                          <a:ext cx="2088515" cy="635"/>
+                        </a:xfrm>
+                        <a:prstGeom prst="rect">
+                          <a:avLst/>
+                        </a:prstGeom>
+                        <a:solidFill>
+                          <a:prstClr val="white"/>
+                        </a:solidFill>
+                        <a:ln>
+                          <a:noFill/>
+                        </a:ln>
+                      </wps:spPr>
+                      <wps:txbx>
+                        <w:txbxContent>
+                          <w:p>
+                            <w:pPr>
+                              <w:pStyle w:val="Beskrivning"/>
+                              <w:rPr>
+                                <w:rFonts w:cs="FreeSerif"/>
+                                <w:sz w:val="20"/>
+                                <w:szCs w:val="20"/>
+                              </w:rPr>
+                            </w:pPr>
+                            <w:r>
+                              <w:rPr>
+                                <w:sz w:val="20"/>
+                                <w:szCs w:val="20"/>
+                              </w:rPr>
+                              <w:t xml:space="preserve">Figur </w:t>
+                            </w:r>
+                            <w:r>
+                              <w:rPr>
+                                <w:sz w:val="20"/>
+                                <w:szCs w:val="20"/>
+                              </w:rPr>
+                              <w:t>14 - Sortiment</w:t>
+                            </w:r>
+                          </w:p>
+                        </w:txbxContent>
+                      </wps:txbx>
+                      <wps:bodyPr rot="0" spcFirstLastPara="0" vertOverflow="overflow" horzOverflow="overflow" vert="horz" wrap="square" lIns="0" tIns="0" rIns="0" bIns="0" numCol="1" spcCol="0" rtlCol="0" fromWordArt="0" anchor="t" anchorCtr="0" forceAA="0" compatLnSpc="1">
+                        <a:prstTxWarp prst="textNoShape">
+                          <a:avLst/>
+                        </a:prstTxWarp>
+                        <a:spAutoFit/>
+                      </wps:bodyPr>
+                    </wps:wsp>
+                  </a:graphicData>
+                </a:graphic>
+                <wp14:sizeRelH relativeFrom="margin">
+                  <wp14:pctWidth>0</wp14:pctWidth>
+                </wp14:sizeRelH>
+              </wp:anchor>
+            </w:drawing>
+          </mc:Choice>
+          <mc:Fallback>
+            <w:pict>
+              <v:shape w14:anchorId="0EDDF0FD" id="_x0000_s1040" type="#_x0000_t202" style="position:absolute;margin-left:220.5pt;margin-top:36.55pt;width:164.45pt;height:.05pt;z-index:251710464;visibility:visible;mso-wrap-style:square;mso-width-percent:0;mso-wrap-distance-left:9pt;mso-wrap-distance-top:0;mso-wrap-distance-right:9pt;mso-wrap-distance-bottom:0;mso-position-horizontal:absolute;mso-position-horizontal-relative:margin;mso-position-vertical:absolute;mso-position-vertical-relative:text;mso-width-percent:0;mso-width-relative:margin;v-text-anchor:top" o:gfxdata="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" stroked="f">
+                <v:textbox style="mso-fit-shape-to-text:t" inset="0,0,0,0">
+                  <w:txbxContent>
+                    <w:p>
+                      <w:pPr>
+                        <w:pStyle w:val="Beskrivning"/>
+                        <w:rPr>
+                          <w:rFonts w:cs="FreeSerif"/>
+                          <w:sz w:val="20"/>
+                          <w:szCs w:val="20"/>
+                        </w:rPr>
+                      </w:pPr>
+                      <w:r>
+                        <w:rPr>
+                          <w:sz w:val="20"/>
+                          <w:szCs w:val="20"/>
+                        </w:rPr>
+                        <w:t xml:space="preserve">Figur </w:t>
+                      </w:r>
+                      <w:r>
+                        <w:rPr>
+                          <w:sz w:val="20"/>
+                          <w:szCs w:val="20"/>
+                        </w:rPr>
+                        <w:t>14 - Sortiment</w:t>
+                      </w:r>
+                    </w:p>
+                  </w:txbxContent>
+                </v:textbox>
+                <w10:wrap type="square" anchorx="margin"/>
+              </v:shape>
+            </w:pict>
+          </mc:Fallback>
+        </mc:AlternateContent>
+      </w:r>
+      <w:r>
+        <w:drawing>
+          <wp:inline distT="0" distB="0" distL="0" distR="0" wp14:anchorId="5B794257" wp14:editId="55F2E89C">
+            <wp:extent cx="2013585" cy="2251710"/>
+            <wp:effectExtent l="38100" t="38100" r="100965" b="91440"/>
+            <wp:docPr id="2023296196" name="Bildobjekt 1"/>
+            <wp:cNvGraphicFramePr>
+              <a:graphicFrameLocks xmlns:a="http://schemas.openxmlformats.org/drawingml/2006/main" noChangeAspect="1"/>
+            </wp:cNvGraphicFramePr>
+            <a:graphic xmlns:a="http://schemas.openxmlformats.org/drawingml/2006/main">
+              <a:graphicData uri="http://schemas.openxmlformats.org/drawingml/2006/picture">
+                <pic:pic xmlns:pic="http://schemas.openxmlformats.org/drawingml/2006/picture">
+                  <pic:nvPicPr>
+                    <pic:cNvPr id="2023296196" name=""/>
+                    <pic:cNvPicPr/>
+                  </pic:nvPicPr>
+                  <pic:blipFill>
+                    <a:blip r:embed="rId29">
+                      <a:extLst>
+                        <a:ext uri="{28A0092B-C50C-407E-A947-70E740481C1C}">
+                          <a14:useLocalDpi xmlns:a14="http://schemas.microsoft.com/office/drawing/2010/main" val="0"/>
+                        </a:ext>
+                      </a:extLst>
+                    </a:blip>
+                    <a:stretch>
+                      <a:fillRect/>
+                    </a:stretch>
+                  </pic:blipFill>
+                  <pic:spPr>
+                    <a:xfrm>
+                      <a:off x="0" y="0"/>
+                      <a:ext cx="2013585" cy="2251710"/>
+                    </a:xfrm>
+                    <a:prstGeom prst="rect">
+                      <a:avLst/>
+                    </a:prstGeom>
+                    <a:effectLst>
+                      <a:outerShdw blurRad="50800" dist="38100" dir="2700000" algn="tl" rotWithShape="0">
+                        <a:prstClr val="black">
+                          <a:alpha val="40000"/>
+                        </a:prstClr>
+                      </a:outerShdw>
+                    </a:effectLst>
+                  </pic:spPr>
+                </pic:pic>
+              </a:graphicData>
+            </a:graphic>
+          </wp:inline>
+        </w:drawing>
+      </w:r>
+    </w:p>
+    <w:p>
+      <w:pPr>
+        <w:pStyle w:val="Rubrik2"/>
+      </w:pPr>
+      <w:r>
+        <w:lastRenderedPageBreak/>
+        <w:t>Test</w:t>
       </w:r>
     </w:p>
     <w:p>
@@ -3365,8 +7086,17 @@
         <w:pStyle w:val="Textbody"/>
         <w:jc w:val="left"/>
       </w:pPr>
-      <w:r>
-        <w:t>Sträva efter att redovisa resultaten, till exempel enkät-, test-, mät-, beräknings- och/eller simuleringsresultat, så överskådligt och lättbegripligt som möjligt. Resultaten presenteras med fördel i diagram- eller tabellform. Redovisning av intervjuer kan bestå av sammanfattningar, eventuellt kompletterade med några konkreta exempel.</w:t>
+    </w:p>
+    <w:p>
+      <w:pPr>
+        <w:pStyle w:val="Rubrik1"/>
+        <w:rPr>
+          <w:rFonts w:hint="eastAsia"/>
+        </w:rPr>
+      </w:pPr>
+      <w:r>
+        <w:lastRenderedPageBreak/>
+        <w:t>Slutsatser</w:t>
       </w:r>
     </w:p>
     <w:p>
@@ -3375,19 +7105,7 @@
         <w:jc w:val="left"/>
       </w:pPr>
       <w:r>
-        <w:t>Omfattande resultat, till exempel fullständiga sammanställningar av enkätresultat, stora tabeller och långa matematiska härledningar, placeras med fördel i bilagor.</w:t>
-      </w:r>
-    </w:p>
-    <w:p>
-      <w:pPr>
-        <w:pStyle w:val="Heading1"/>
-        <w:rPr>
-          <w:rFonts w:hint="eastAsia"/>
-        </w:rPr>
-      </w:pPr>
-      <w:r>
-        <w:lastRenderedPageBreak/>
-        <w:t>Slutsatser / Analys / Diskussion</w:t>
+        <w:t>Efter de objektiva resultaten följer kapitlet Slutsatser/Analys/Diskussion (välj en rubrik), där du presenter dina egna slutsatser, din subjektiva uppfattning, samt kritiskt analyserar resultatens tillförlitlighet och generaliserbarhet.</w:t>
       </w:r>
     </w:p>
     <w:p>
@@ -3396,16 +7114,15 @@
         <w:jc w:val="left"/>
       </w:pPr>
       <w:r>
-        <w:t>Efter de objektiva resultaten följer kapitlet Slutsatser/Analys/Diskussion (välj en rubrik), där du presenter dina egna slutsatser, din subjektiva uppfattning, samt kritiskt analyserar resultatens tillförlitlighet och generaliserbarhet.</w:t>
-      </w:r>
-    </w:p>
-    <w:p>
-      <w:pPr>
-        <w:pStyle w:val="Textbody"/>
-        <w:jc w:val="left"/>
-      </w:pPr>
-      <w:r>
-        <w:t>Om denna del är omfattande kan den indelas i flera kapitel eller under-kapitel, t ex ett analys- eller diskussionskapitel med förklaringar till och kritisk granskning av resultaten, ett slutsatskapitel där de viktigaste resultaten och slutsatserna presenteras, samt ett avsnitt med förslag på fortsatt arbete inom området.</w:t>
+        <w:t xml:space="preserve">Om denna del är omfattande kan den indelas i flera kapitel eller under-kapitel, </w:t>
+      </w:r>
+      <w:proofErr w:type="gramStart"/>
+      <w:r>
+        <w:t>t ex</w:t>
+      </w:r>
+      <w:proofErr w:type="gramEnd"/>
+      <w:r>
+        <w:t xml:space="preserve"> ett analys- eller diskussionskapitel med förklaringar till och kritisk granskning av resultaten, ett slutsatskapitel där de viktigaste resultaten och slutsatserna presenteras, samt ett avsnitt med förslag på fortsatt arbete inom området.</w:t>
       </w:r>
     </w:p>
     <w:p>
@@ -3480,30 +7197,82 @@
           <w:ilvl w:val="0"/>
           <w:numId w:val="3"/>
         </w:numPr>
-      </w:pPr>
-      <w:bookmarkStart w:id="1" w:name="__RefNumPara__599_1477455428"/>
-      <w:r>
         <w:rPr>
           <w:lang w:val="en-GB"/>
         </w:rPr>
-        <w:t xml:space="preserve">Monash University, ”Citing, Vancouver Style” </w:t>
-      </w:r>
-      <w:hyperlink r:id="rId12" w:history="1">
+      </w:pPr>
+      <w:bookmarkStart w:id="0" w:name="__RefNumPara__1429_1373209633"/>
+      <w:bookmarkStart w:id="1" w:name="_Ref244263460"/>
+      <w:proofErr w:type="spellStart"/>
+      <w:r>
+        <w:rPr>
+          <w:lang w:val="en-GB"/>
+        </w:rPr>
+        <w:t>Radu.link</w:t>
+      </w:r>
+      <w:proofErr w:type="spellEnd"/>
+      <w:proofErr w:type="gramStart"/>
+      <w:r>
+        <w:rPr>
+          <w:lang w:val="en-GB"/>
+        </w:rPr>
+        <w:t>, ”Change</w:t>
+      </w:r>
+      <w:proofErr w:type="gramEnd"/>
+      <w:r>
+        <w:rPr>
+          <w:lang w:val="en-GB"/>
+        </w:rPr>
+        <w:t xml:space="preserve"> Background Image Opacity Without Fading the Content in CSS”,</w:t>
+      </w:r>
+      <w:r>
+        <w:rPr>
+          <w:lang w:val="en-GB"/>
+        </w:rPr>
+        <w:br/>
+      </w:r>
+      <w:hyperlink r:id="rId30" w:history="1">
         <w:r>
           <w:rPr>
+            <w:rStyle w:val="Hyperlnk"/>
             <w:lang w:val="en-GB"/>
           </w:rPr>
-          <w:t>http://www.lib.monash.edu.au/tutorials/citing/vancouver.html</w:t>
+          <w:t>https://radu.link/change-background-image-opacity-css/</w:t>
         </w:r>
       </w:hyperlink>
       <w:r>
         <w:rPr>
           <w:lang w:val="en-GB"/>
         </w:rPr>
-        <w:t xml:space="preserve"> Publicerad 2006-04-13. </w:t>
-      </w:r>
-      <w:r>
-        <w:t>Hämtad 2012-01-25 (Exempel på referens till webbsida)</w:t>
+        <w:br/>
+      </w:r>
+      <w:proofErr w:type="spellStart"/>
+      <w:r>
+        <w:rPr>
+          <w:lang w:val="en-GB"/>
+        </w:rPr>
+        <w:t>Publicerad</w:t>
+      </w:r>
+      <w:proofErr w:type="spellEnd"/>
+      <w:r>
+        <w:rPr>
+          <w:lang w:val="en-GB"/>
+        </w:rPr>
+        <w:t xml:space="preserve"> 2025-07-02. </w:t>
+      </w:r>
+      <w:proofErr w:type="spellStart"/>
+      <w:r>
+        <w:rPr>
+          <w:lang w:val="en-GB"/>
+        </w:rPr>
+        <w:t>Hämtad</w:t>
+      </w:r>
+      <w:proofErr w:type="spellEnd"/>
+      <w:r>
+        <w:rPr>
+          <w:lang w:val="en-GB"/>
+        </w:rPr>
+        <w:t xml:space="preserve"> 2026-10-28.</w:t>
       </w:r>
       <w:bookmarkEnd w:id="1"/>
     </w:p>
@@ -3514,18 +7283,115 @@
           <w:ilvl w:val="0"/>
           <w:numId w:val="3"/>
         </w:numPr>
-      </w:pPr>
-      <w:bookmarkStart w:id="2" w:name="__RefNumPara__1878_1373209633"/>
-      <w:r>
-        <w:t>Svenska Datatermgruppen, ”Information om datatermer”,</w:t>
-      </w:r>
-      <w:r>
-        <w:br/>
-        <w:t xml:space="preserve">http://www.nada.kth.se/dataterm/ </w:t>
-      </w:r>
-      <w:r>
-        <w:br/>
-        <w:t>Publicerad 1998-08-20. Hämtad 2005-04-11. (Exempel på referens till webbsida)</w:t>
+        <w:rPr>
+          <w:lang w:val="en-GB"/>
+        </w:rPr>
+      </w:pPr>
+      <w:bookmarkStart w:id="2" w:name="_Ref244263586"/>
+      <w:proofErr w:type="gramStart"/>
+      <w:r>
+        <w:rPr>
+          <w:lang w:val="en-GB"/>
+        </w:rPr>
+        <w:t>MDN</w:t>
+      </w:r>
+      <w:r>
+        <w:rPr>
+          <w:lang w:val="en-GB"/>
+        </w:rPr>
+        <w:t xml:space="preserve"> ”</w:t>
+      </w:r>
+      <w:proofErr w:type="gramEnd"/>
+      <w:r>
+        <w:rPr>
+          <w:lang w:val="en-GB"/>
+        </w:rPr>
+        <w:t xml:space="preserve"> Basic concepts of grid layout</w:t>
+      </w:r>
+      <w:r>
+        <w:rPr>
+          <w:lang w:val="en-GB"/>
+        </w:rPr>
+        <w:t xml:space="preserve">” </w:t>
+      </w:r>
+      <w:hyperlink r:id="rId31" w:history="1">
+        <w:r>
+          <w:rPr>
+            <w:rStyle w:val="Hyperlnk"/>
+            <w:lang w:val="en-GB"/>
+          </w:rPr>
+          <w:t>https://developer.mozilla.org/en-US/docs/Web/CSS/Guides/Grid_layout/Basic_concepts</w:t>
+        </w:r>
+      </w:hyperlink>
+      <w:r>
+        <w:rPr>
+          <w:lang w:val="en-GB"/>
+        </w:rPr>
+        <w:t xml:space="preserve"> </w:t>
+      </w:r>
+      <w:proofErr w:type="spellStart"/>
+      <w:r>
+        <w:rPr>
+          <w:lang w:val="en-GB"/>
+        </w:rPr>
+        <w:t>Publicerad</w:t>
+      </w:r>
+      <w:proofErr w:type="spellEnd"/>
+      <w:r>
+        <w:rPr>
+          <w:lang w:val="en-GB"/>
+        </w:rPr>
+        <w:t xml:space="preserve"> 20</w:t>
+      </w:r>
+      <w:r>
+        <w:rPr>
+          <w:lang w:val="en-GB"/>
+        </w:rPr>
+        <w:t>26</w:t>
+      </w:r>
+      <w:r>
+        <w:rPr>
+          <w:lang w:val="en-GB"/>
+        </w:rPr>
+        <w:t>-</w:t>
+      </w:r>
+      <w:r>
+        <w:rPr>
+          <w:lang w:val="en-GB"/>
+        </w:rPr>
+        <w:t>08</w:t>
+      </w:r>
+      <w:r>
+        <w:rPr>
+          <w:lang w:val="en-GB"/>
+        </w:rPr>
+        <w:t>-</w:t>
+      </w:r>
+      <w:r>
+        <w:rPr>
+          <w:lang w:val="en-GB"/>
+        </w:rPr>
+        <w:t>27</w:t>
+      </w:r>
+      <w:r>
+        <w:rPr>
+          <w:lang w:val="en-GB"/>
+        </w:rPr>
+        <w:t xml:space="preserve">. </w:t>
+      </w:r>
+      <w:proofErr w:type="spellStart"/>
+      <w:r>
+        <w:rPr>
+          <w:lang w:val="en-GB"/>
+        </w:rPr>
+        <w:t>Hämtad</w:t>
+      </w:r>
+      <w:proofErr w:type="spellEnd"/>
+      <w:r>
+        <w:rPr>
+          <w:lang w:val="en-GB"/>
+        </w:rPr>
+        <w:t xml:space="preserve"> 2026-10-28</w:t>
       </w:r>
       <w:bookmarkEnd w:id="2"/>
     </w:p>
@@ -3536,32 +7402,81 @@
           <w:ilvl w:val="0"/>
           <w:numId w:val="3"/>
         </w:numPr>
-      </w:pPr>
-      <w:bookmarkStart w:id="3" w:name="__RefNumPara__1880_1373209633"/>
-      <w:r>
         <w:rPr>
           <w:lang w:val="en-GB"/>
         </w:rPr>
-        <w:t xml:space="preserve">M. Eriksson, ”Dynamic Single Frequency Networks”, </w:t>
-      </w:r>
-      <w:r>
-        <w:rPr>
-          <w:i/>
-          <w:iCs/>
+      </w:pPr>
+      <w:proofErr w:type="spellStart"/>
+      <w:r>
+        <w:rPr>
           <w:lang w:val="en-GB"/>
         </w:rPr>
-        <w:t>IEEE Journal on Selected Areas in Communications (J-SAC)</w:t>
-      </w:r>
+        <w:t>Radu.link</w:t>
+      </w:r>
+      <w:proofErr w:type="spellEnd"/>
+      <w:proofErr w:type="gramStart"/>
       <w:r>
         <w:rPr>
           <w:lang w:val="en-GB"/>
         </w:rPr>
-        <w:t xml:space="preserve">, vol. 19, nr. 10, 2001, pp. 1905-1914. </w:t>
-      </w:r>
-      <w:r>
-        <w:t>(Exempel på referens till artikel i vetenskaplig tidskrift)</w:t>
-      </w:r>
-      <w:bookmarkEnd w:id="3"/>
+        <w:t>, ”Change</w:t>
+      </w:r>
+      <w:proofErr w:type="gramEnd"/>
+      <w:r>
+        <w:rPr>
+          <w:lang w:val="en-GB"/>
+        </w:rPr>
+        <w:t xml:space="preserve"> Background Image Opacity Without Fading the Content in CSS”,</w:t>
+      </w:r>
+      <w:r>
+        <w:rPr>
+          <w:lang w:val="en-GB"/>
+        </w:rPr>
+        <w:br/>
+      </w:r>
+      <w:hyperlink r:id="rId32" w:history="1">
+        <w:r>
+          <w:rPr>
+            <w:rStyle w:val="Hyperlnk"/>
+            <w:lang w:val="en-GB"/>
+          </w:rPr>
+          <w:t>https://radu.link/change-background-image-opacity-css/</w:t>
+        </w:r>
+      </w:hyperlink>
+      <w:r>
+        <w:rPr>
+          <w:lang w:val="en-GB"/>
+        </w:rPr>
+        <w:br/>
+      </w:r>
+      <w:proofErr w:type="spellStart"/>
+      <w:r>
+        <w:rPr>
+          <w:lang w:val="en-GB"/>
+        </w:rPr>
+        <w:t>Publicerad</w:t>
+      </w:r>
+      <w:proofErr w:type="spellEnd"/>
+      <w:r>
+        <w:rPr>
+          <w:lang w:val="en-GB"/>
+        </w:rPr>
+        <w:t xml:space="preserve"> 2025-07-02. </w:t>
+      </w:r>
+      <w:proofErr w:type="spellStart"/>
+      <w:r>
+        <w:rPr>
+          <w:lang w:val="en-GB"/>
+        </w:rPr>
+        <w:t>Hämtad</w:t>
+      </w:r>
+      <w:proofErr w:type="spellEnd"/>
+      <w:r>
+        <w:rPr>
+          <w:lang w:val="en-GB"/>
+        </w:rPr>
+        <w:t xml:space="preserve"> 2026-10-28.</w:t>
+      </w:r>
     </w:p>
     <w:p>
       <w:pPr>
@@ -3571,7 +7486,6 @@
           <w:numId w:val="3"/>
         </w:numPr>
       </w:pPr>
-      <w:bookmarkStart w:id="4" w:name="__RefNumPara__1429_1373209633"/>
       <w:r>
         <w:t xml:space="preserve">S. Strömquist, </w:t>
       </w:r>
@@ -3586,7 +7500,7 @@
       <w:r>
         <w:t>. 4 uppl. Malmö: Gleerups., 2000 (Exempel på referens till bok)</w:t>
       </w:r>
-      <w:bookmarkEnd w:id="4"/>
+      <w:bookmarkEnd w:id="0"/>
     </w:p>
     <w:p>
       <w:pPr>
@@ -3596,9 +7510,17 @@
           <w:numId w:val="3"/>
         </w:numPr>
       </w:pPr>
-      <w:bookmarkStart w:id="5" w:name="__RefNumPara__1427_1373209633"/>
-      <w:r>
-        <w:t>L. Forsslund, ”Rapportering av forskningsresultat - ett rationaliserings-</w:t>
+      <w:bookmarkStart w:id="3" w:name="__RefNumPara__1427_1373209633"/>
+      <w:r>
+        <w:t xml:space="preserve">L. </w:t>
+      </w:r>
+      <w:proofErr w:type="spellStart"/>
+      <w:r>
+        <w:t>Forsslund</w:t>
+      </w:r>
+      <w:proofErr w:type="spellEnd"/>
+      <w:r>
+        <w:t>, ”Rapportering av forskningsresultat - ett rationaliserings-</w:t>
       </w:r>
       <w:r>
         <w:br/>
@@ -3612,9 +7534,17 @@
         <w:t>Industriell teknik</w:t>
       </w:r>
       <w:r>
-        <w:t>, 22, 1969, s. 361-363. (Exempel på referens till artikel i tidskrift)</w:t>
-      </w:r>
-      <w:bookmarkEnd w:id="5"/>
+        <w:t xml:space="preserve">, 22, 1969, s. </w:t>
+      </w:r>
+      <w:proofErr w:type="gramStart"/>
+      <w:r>
+        <w:t>361-363</w:t>
+      </w:r>
+      <w:proofErr w:type="gramEnd"/>
+      <w:r>
+        <w:t>. (Exempel på referens till artikel i tidskrift)</w:t>
+      </w:r>
+      <w:bookmarkEnd w:id="3"/>
     </w:p>
     <w:p>
       <w:pPr>
@@ -3625,7 +7555,15 @@
         </w:numPr>
       </w:pPr>
       <w:r>
-        <w:t xml:space="preserve">N. Bie, “Minspel på Internet”. </w:t>
+        <w:t xml:space="preserve">N. </w:t>
+      </w:r>
+      <w:proofErr w:type="spellStart"/>
+      <w:r>
+        <w:t>Bie</w:t>
+      </w:r>
+      <w:proofErr w:type="spellEnd"/>
+      <w:r>
+        <w:t xml:space="preserve">, “Minspel på Internet”. </w:t>
       </w:r>
       <w:r>
         <w:rPr>
@@ -3658,7 +7596,7 @@
           <w:numId w:val="3"/>
         </w:numPr>
       </w:pPr>
-      <w:bookmarkStart w:id="6" w:name="__RefNumPara__912_1018458898"/>
+      <w:bookmarkStart w:id="4" w:name="__RefNumPara__912_1018458898"/>
       <w:r>
         <w:t xml:space="preserve">AB Benzlers. </w:t>
       </w:r>
@@ -3667,12 +7605,32 @@
           <w:i/>
           <w:iCs/>
         </w:rPr>
-        <w:t>Växelboken. Kuggväxlar, kuggremmar, kilremmar etc</w:t>
-      </w:r>
-      <w:r>
-        <w:t>. Mecman. Hydraulik, SKF. Huvudkatalog. (Exempel på referens till katalog)</w:t>
-      </w:r>
-      <w:bookmarkEnd w:id="6"/>
+        <w:t xml:space="preserve">Växelboken. Kuggväxlar, kuggremmar, kilremmar </w:t>
+      </w:r>
+      <w:proofErr w:type="gramStart"/>
+      <w:r>
+        <w:rPr>
+          <w:i/>
+          <w:iCs/>
+        </w:rPr>
+        <w:t>etc</w:t>
+      </w:r>
+      <w:r>
+        <w:t>.</w:t>
+      </w:r>
+      <w:proofErr w:type="gramEnd"/>
+      <w:r>
+        <w:t xml:space="preserve"> </w:t>
+      </w:r>
+      <w:proofErr w:type="spellStart"/>
+      <w:r>
+        <w:t>Mecman</w:t>
+      </w:r>
+      <w:proofErr w:type="spellEnd"/>
+      <w:r>
+        <w:t>. Hydraulik, SKF. Huvudkatalog. (Exempel på referens till katalog)</w:t>
+      </w:r>
+      <w:bookmarkEnd w:id="4"/>
     </w:p>
     <w:p>
       <w:pPr>
@@ -3704,7 +7662,7 @@
           <w:numId w:val="3"/>
         </w:numPr>
       </w:pPr>
-      <w:bookmarkStart w:id="7" w:name="__RefNumPara__1905_1373209633"/>
+      <w:bookmarkStart w:id="5" w:name="__RefNumPara__1905_1373209633"/>
       <w:r>
         <w:t xml:space="preserve">Wikipedia, ”H.264/MPEG-4 AVC”, http://en.wikipedia.org/wiki/H.264/MPEG-4_AVC </w:t>
       </w:r>
@@ -3712,41 +7670,11 @@
         <w:br/>
         <w:t>Hämtad 2010-04-21. (Exempel på referens till webbsida)</w:t>
       </w:r>
-      <w:bookmarkEnd w:id="7"/>
-    </w:p>
-    <w:p>
-      <w:pPr>
-        <w:pStyle w:val="Heading1nonumber"/>
-        <w:outlineLvl w:val="9"/>
-        <w:rPr>
-          <w:rFonts w:hint="eastAsia"/>
-        </w:rPr>
-      </w:pPr>
-      <w:r>
-        <w:lastRenderedPageBreak/>
-        <w:t>Bilaga A: Dokumentation av egenutvecklad programkod</w:t>
-      </w:r>
-    </w:p>
-    <w:p>
-      <w:pPr>
-        <w:pStyle w:val="Heading2nonumber"/>
-        <w:outlineLvl w:val="9"/>
-        <w:rPr>
-          <w:rFonts w:hint="eastAsia"/>
-        </w:rPr>
-      </w:pPr>
-      <w:r>
-        <w:t>Exempel på underrubrik</w:t>
-      </w:r>
-    </w:p>
-    <w:p>
-      <w:pPr>
-        <w:pStyle w:val="Textbody"/>
-      </w:pPr>
+      <w:bookmarkEnd w:id="5"/>
     </w:p>
     <w:sectPr>
-      <w:headerReference w:type="default" r:id="rId13"/>
-      <w:footerReference w:type="default" r:id="rId14"/>
+      <w:headerReference w:type="default" r:id="rId33"/>
+      <w:footerReference w:type="default" r:id="rId34"/>
       <w:pgSz w:w="11906" w:h="16838"/>
       <w:pgMar w:top="1700" w:right="2098" w:bottom="1326" w:left="2098" w:header="1134" w:footer="760" w:gutter="0"/>
       <w:pgNumType w:start="1"/>
@@ -3779,7 +7707,7 @@
 <w:ftr xmlns:wpc="http://schemas.microsoft.com/office/word/2010/wordprocessingCanvas" xmlns:cx="http://schemas.microsoft.com/office/drawing/2014/chartex" xmlns:cx1="http://schemas.microsoft.com/office/drawing/2015/9/8/chartex" xmlns:cx2="http://schemas.microsoft.com/office/drawing/2015/10/21/chartex" xmlns:cx3="http://schemas.microsoft.com/office/drawing/2016/5/9/chartex" xmlns:cx4="http://schemas.microsoft.com/office/drawing/2016/5/10/chartex" xmlns:cx5="http://schemas.microsoft.com/office/drawing/2016/5/11/chartex" xmlns:cx6="http://schemas.microsoft.com/office/drawing/2016/5/12/chartex" xmlns:cx7="http://schemas.microsoft.com/office/drawing/2016/5/13/chartex" xmlns:cx8="http://schemas.microsoft.com/office/drawing/2016/5/14/chartex" xmlns:mc="http://schemas.openxmlformats.org/markup-compatibility/2006" xmlns:aink="http://schemas.microsoft.com/office/drawing/2016/ink" xmlns:am3d="http://schemas.microsoft.com/office/drawing/2017/model3d" xmlns:o="urn:schemas-microsoft-com:office:office" xmlns:oel="http://schemas.microsoft.com/office/2019/extlst" xmlns:r="http://schemas.openxmlformats.org/officeDocument/2006/relationships" xmlns:m="http://schemas.openxmlformats.org/officeDocument/2006/math" xmlns:v="urn:schemas-microsoft-com:vml" xmlns:wp14="http://schemas.microsoft.com/office/word/2010/wordprocessingDrawing" xmlns:wp="http://schemas.openxmlformats.org/drawingml/2006/wordprocessingDrawing" xmlns:w10="urn:schemas-microsoft-com:office:word" xmlns:w="http://schemas.openxmlformats.org/wordprocessingml/2006/main" xmlns:w14="http://schemas.microsoft.com/office/word/2010/wordml" xmlns:w15="http://schemas.microsoft.com/office/word/2012/wordml" xmlns:w16cex="http://schemas.microsoft.com/office/word/2018/wordml/cex" xmlns:w16cid="http://schemas.microsoft.com/office/word/2016/wordml/cid" xmlns:w16="http://schemas.microsoft.com/office/word/2018/wordml" xmlns:w16du="http://schemas.microsoft.com/office/word/2023/wordml/word16du" xmlns:w16sdtdh="http://schemas.microsoft.com/office/word/2020/wordml/sdtdatahash" xmlns:w16sdtfl="http://schemas.microsoft.com/office/word/2024/wordml/sdtformatlock" xmlns:w16se="http://schemas.microsoft.com/office/word/2015/wordml/symex" xmlns:wpg="http://schemas.microsoft.com/office/word/2010/wordprocessingGroup" xmlns:wpi="http://schemas.microsoft.com/office/word/2010/wordprocessingInk" xmlns:wne="http://schemas.microsoft.com/office/word/2006/wordml" xmlns:wps="http://schemas.microsoft.com/office/word/2010/wordprocessingShape" mc:Ignorable="w14 w15 w16se w16cid w16 w16cex w16sdtdh w16sdtfl w16du wp14">
   <w:p>
     <w:pPr>
-      <w:pStyle w:val="Footer"/>
+      <w:pStyle w:val="Sidfot"/>
       <w:jc w:val="center"/>
     </w:pPr>
     <w:r>
@@ -3805,7 +7733,7 @@
 <w:ftr xmlns:wpc="http://schemas.microsoft.com/office/word/2010/wordprocessingCanvas" xmlns:cx="http://schemas.microsoft.com/office/drawing/2014/chartex" xmlns:cx1="http://schemas.microsoft.com/office/drawing/2015/9/8/chartex" xmlns:cx2="http://schemas.microsoft.com/office/drawing/2015/10/21/chartex" xmlns:cx3="http://schemas.microsoft.com/office/drawing/2016/5/9/chartex" xmlns:cx4="http://schemas.microsoft.com/office/drawing/2016/5/10/chartex" xmlns:cx5="http://schemas.microsoft.com/office/drawing/2016/5/11/chartex" xmlns:cx6="http://schemas.microsoft.com/office/drawing/2016/5/12/chartex" xmlns:cx7="http://schemas.microsoft.com/office/drawing/2016/5/13/chartex" xmlns:cx8="http://schemas.microsoft.com/office/drawing/2016/5/14/chartex" xmlns:mc="http://schemas.openxmlformats.org/markup-compatibility/2006" xmlns:aink="http://schemas.microsoft.com/office/drawing/2016/ink" xmlns:am3d="http://schemas.microsoft.com/office/drawing/2017/model3d" xmlns:o="urn:schemas-microsoft-com:office:office" xmlns:oel="http://schemas.microsoft.com/office/2019/extlst" xmlns:r="http://schemas.openxmlformats.org/officeDocument/2006/relationships" xmlns:m="http://schemas.openxmlformats.org/officeDocument/2006/math" xmlns:v="urn:schemas-microsoft-com:vml" xmlns:wp14="http://schemas.microsoft.com/office/word/2010/wordprocessingDrawing" xmlns:wp="http://schemas.openxmlformats.org/drawingml/2006/wordprocessingDrawing" xmlns:w10="urn:schemas-microsoft-com:office:word" xmlns:w="http://schemas.openxmlformats.org/wordprocessingml/2006/main" xmlns:w14="http://schemas.microsoft.com/office/word/2010/wordml" xmlns:w15="http://schemas.microsoft.com/office/word/2012/wordml" xmlns:w16cex="http://schemas.microsoft.com/office/word/2018/wordml/cex" xmlns:w16cid="http://schemas.microsoft.com/office/word/2016/wordml/cid" xmlns:w16="http://schemas.microsoft.com/office/word/2018/wordml" xmlns:w16du="http://schemas.microsoft.com/office/word/2023/wordml/word16du" xmlns:w16sdtdh="http://schemas.microsoft.com/office/word/2020/wordml/sdtdatahash" xmlns:w16sdtfl="http://schemas.microsoft.com/office/word/2024/wordml/sdtformatlock" xmlns:w16se="http://schemas.microsoft.com/office/word/2015/wordml/symex" xmlns:wpg="http://schemas.microsoft.com/office/word/2010/wordprocessingGroup" xmlns:wpi="http://schemas.microsoft.com/office/word/2010/wordprocessingInk" xmlns:wne="http://schemas.microsoft.com/office/word/2006/wordml" xmlns:wps="http://schemas.microsoft.com/office/word/2010/wordprocessingShape" mc:Ignorable="w14 w15 w16se w16cid w16 w16cex w16sdtdh w16sdtfl w16du wp14">
   <w:p>
     <w:pPr>
-      <w:pStyle w:val="Footer"/>
+      <w:pStyle w:val="Sidfot"/>
       <w:jc w:val="center"/>
     </w:pPr>
     <w:r>
@@ -3834,7 +7762,7 @@
 <w:ftr xmlns:wpc="http://schemas.microsoft.com/office/word/2010/wordprocessingCanvas" xmlns:cx="http://schemas.microsoft.com/office/drawing/2014/chartex" xmlns:cx1="http://schemas.microsoft.com/office/drawing/2015/9/8/chartex" xmlns:cx2="http://schemas.microsoft.com/office/drawing/2015/10/21/chartex" xmlns:cx3="http://schemas.microsoft.com/office/drawing/2016/5/9/chartex" xmlns:cx4="http://schemas.microsoft.com/office/drawing/2016/5/10/chartex" xmlns:cx5="http://schemas.microsoft.com/office/drawing/2016/5/11/chartex" xmlns:cx6="http://schemas.microsoft.com/office/drawing/2016/5/12/chartex" xmlns:cx7="http://schemas.microsoft.com/office/drawing/2016/5/13/chartex" xmlns:cx8="http://schemas.microsoft.com/office/drawing/2016/5/14/chartex" xmlns:mc="http://schemas.openxmlformats.org/markup-compatibility/2006" xmlns:aink="http://schemas.microsoft.com/office/drawing/2016/ink" xmlns:am3d="http://schemas.microsoft.com/office/drawing/2017/model3d" xmlns:o="urn:schemas-microsoft-com:office:office" xmlns:oel="http://schemas.microsoft.com/office/2019/extlst" xmlns:r="http://schemas.openxmlformats.org/officeDocument/2006/relationships" xmlns:m="http://schemas.openxmlformats.org/officeDocument/2006/math" xmlns:v="urn:schemas-microsoft-com:vml" xmlns:wp14="http://schemas.microsoft.com/office/word/2010/wordprocessingDrawing" xmlns:wp="http://schemas.openxmlformats.org/drawingml/2006/wordprocessingDrawing" xmlns:w10="urn:schemas-microsoft-com:office:word" xmlns:w="http://schemas.openxmlformats.org/wordprocessingml/2006/main" xmlns:w14="http://schemas.microsoft.com/office/word/2010/wordml" xmlns:w15="http://schemas.microsoft.com/office/word/2012/wordml" xmlns:w16cex="http://schemas.microsoft.com/office/word/2018/wordml/cex" xmlns:w16cid="http://schemas.microsoft.com/office/word/2016/wordml/cid" xmlns:w16="http://schemas.microsoft.com/office/word/2018/wordml" xmlns:w16du="http://schemas.microsoft.com/office/word/2023/wordml/word16du" xmlns:w16sdtdh="http://schemas.microsoft.com/office/word/2020/wordml/sdtdatahash" xmlns:w16sdtfl="http://schemas.microsoft.com/office/word/2024/wordml/sdtformatlock" xmlns:w16se="http://schemas.microsoft.com/office/word/2015/wordml/symex" xmlns:wpg="http://schemas.microsoft.com/office/word/2010/wordprocessingGroup" xmlns:wpi="http://schemas.microsoft.com/office/word/2010/wordprocessingInk" xmlns:wne="http://schemas.microsoft.com/office/word/2006/wordml" xmlns:wps="http://schemas.microsoft.com/office/word/2010/wordprocessingShape" mc:Ignorable="w14 w15 w16se w16cid w16 w16cex w16sdtdh w16sdtfl w16du wp14">
   <w:p>
     <w:pPr>
-      <w:pStyle w:val="Footer"/>
+      <w:pStyle w:val="Sidfot"/>
       <w:jc w:val="center"/>
     </w:pPr>
     <w:r>
@@ -3885,7 +7813,7 @@
 <w:hdr xmlns:wpc="http://schemas.microsoft.com/office/word/2010/wordprocessingCanvas" xmlns:cx="http://schemas.microsoft.com/office/drawing/2014/chartex" xmlns:cx1="http://schemas.microsoft.com/office/drawing/2015/9/8/chartex" xmlns:cx2="http://schemas.microsoft.com/office/drawing/2015/10/21/chartex" xmlns:cx3="http://schemas.microsoft.com/office/drawing/2016/5/9/chartex" xmlns:cx4="http://schemas.microsoft.com/office/drawing/2016/5/10/chartex" xmlns:cx5="http://schemas.microsoft.com/office/drawing/2016/5/11/chartex" xmlns:cx6="http://schemas.microsoft.com/office/drawing/2016/5/12/chartex" xmlns:cx7="http://schemas.microsoft.com/office/drawing/2016/5/13/chartex" xmlns:cx8="http://schemas.microsoft.com/office/drawing/2016/5/14/chartex" xmlns:mc="http://schemas.openxmlformats.org/markup-compatibility/2006" xmlns:aink="http://schemas.microsoft.com/office/drawing/2016/ink" xmlns:am3d="http://schemas.microsoft.com/office/drawing/2017/model3d" xmlns:o="urn:schemas-microsoft-com:office:office" xmlns:oel="http://schemas.microsoft.com/office/2019/extlst" xmlns:r="http://schemas.openxmlformats.org/officeDocument/2006/relationships" xmlns:m="http://schemas.openxmlformats.org/officeDocument/2006/math" xmlns:v="urn:schemas-microsoft-com:vml" xmlns:wp14="http://schemas.microsoft.com/office/word/2010/wordprocessingDrawing" xmlns:wp="http://schemas.openxmlformats.org/drawingml/2006/wordprocessingDrawing" xmlns:w10="urn:schemas-microsoft-com:office:word" xmlns:w="http://schemas.openxmlformats.org/wordprocessingml/2006/main" xmlns:w14="http://schemas.microsoft.com/office/word/2010/wordml" xmlns:w15="http://schemas.microsoft.com/office/word/2012/wordml" xmlns:w16cex="http://schemas.microsoft.com/office/word/2018/wordml/cex" xmlns:w16cid="http://schemas.microsoft.com/office/word/2016/wordml/cid" xmlns:w16="http://schemas.microsoft.com/office/word/2018/wordml" xmlns:w16du="http://schemas.microsoft.com/office/word/2023/wordml/word16du" xmlns:w16sdtdh="http://schemas.microsoft.com/office/word/2020/wordml/sdtdatahash" xmlns:w16sdtfl="http://schemas.microsoft.com/office/word/2024/wordml/sdtformatlock" xmlns:w16se="http://schemas.microsoft.com/office/word/2015/wordml/symex" xmlns:wpg="http://schemas.microsoft.com/office/word/2010/wordprocessingGroup" xmlns:wpi="http://schemas.microsoft.com/office/word/2010/wordprocessingInk" xmlns:wne="http://schemas.microsoft.com/office/word/2006/wordml" xmlns:wps="http://schemas.microsoft.com/office/word/2010/wordprocessingShape" mc:Ignorable="w14 w15 w16se w16cid w16 w16cex w16sdtdh w16sdtfl w16du wp14">
   <w:p>
     <w:pPr>
-      <w:pStyle w:val="Header"/>
+      <w:pStyle w:val="Sidhuvud"/>
       <w:tabs>
         <w:tab w:val="clear" w:pos="4819"/>
         <w:tab w:val="clear" w:pos="9638"/>
@@ -3893,21 +7821,28 @@
       </w:tabs>
     </w:pPr>
     <w:r>
-      <w:t>Title – Subtitle</w:t>
+      <w:t xml:space="preserve">Title – </w:t>
     </w:r>
+    <w:proofErr w:type="spellStart"/>
+    <w:r>
+      <w:t>Subtitle</w:t>
+    </w:r>
+    <w:proofErr w:type="spellEnd"/>
   </w:p>
   <w:p>
     <w:pPr>
-      <w:pStyle w:val="Header"/>
+      <w:pStyle w:val="Sidhuvud"/>
       <w:tabs>
         <w:tab w:val="clear" w:pos="4819"/>
         <w:tab w:val="clear" w:pos="9638"/>
         <w:tab w:val="right" w:pos="7725"/>
       </w:tabs>
     </w:pPr>
+    <w:proofErr w:type="spellStart"/>
     <w:r>
       <w:t>Author</w:t>
     </w:r>
+    <w:proofErr w:type="spellEnd"/>
     <w:r>
       <w:tab/>
       <w:t>2010-07-05</w:t>
@@ -3920,7 +7855,7 @@
 <w:hdr xmlns:wpc="http://schemas.microsoft.com/office/word/2010/wordprocessingCanvas" xmlns:cx="http://schemas.microsoft.com/office/drawing/2014/chartex" xmlns:cx1="http://schemas.microsoft.com/office/drawing/2015/9/8/chartex" xmlns:cx2="http://schemas.microsoft.com/office/drawing/2015/10/21/chartex" xmlns:cx3="http://schemas.microsoft.com/office/drawing/2016/5/9/chartex" xmlns:cx4="http://schemas.microsoft.com/office/drawing/2016/5/10/chartex" xmlns:cx5="http://schemas.microsoft.com/office/drawing/2016/5/11/chartex" xmlns:cx6="http://schemas.microsoft.com/office/drawing/2016/5/12/chartex" xmlns:cx7="http://schemas.microsoft.com/office/drawing/2016/5/13/chartex" xmlns:cx8="http://schemas.microsoft.com/office/drawing/2016/5/14/chartex" xmlns:mc="http://schemas.openxmlformats.org/markup-compatibility/2006" xmlns:aink="http://schemas.microsoft.com/office/drawing/2016/ink" xmlns:am3d="http://schemas.microsoft.com/office/drawing/2017/model3d" xmlns:o="urn:schemas-microsoft-com:office:office" xmlns:oel="http://schemas.microsoft.com/office/2019/extlst" xmlns:r="http://schemas.openxmlformats.org/officeDocument/2006/relationships" xmlns:m="http://schemas.openxmlformats.org/officeDocument/2006/math" xmlns:v="urn:schemas-microsoft-com:vml" xmlns:wp14="http://schemas.microsoft.com/office/word/2010/wordprocessingDrawing" xmlns:wp="http://schemas.openxmlformats.org/drawingml/2006/wordprocessingDrawing" xmlns:w10="urn:schemas-microsoft-com:office:word" xmlns:w="http://schemas.openxmlformats.org/wordprocessingml/2006/main" xmlns:w14="http://schemas.microsoft.com/office/word/2010/wordml" xmlns:w15="http://schemas.microsoft.com/office/word/2012/wordml" xmlns:w16cex="http://schemas.microsoft.com/office/word/2018/wordml/cex" xmlns:w16cid="http://schemas.microsoft.com/office/word/2016/wordml/cid" xmlns:w16="http://schemas.microsoft.com/office/word/2018/wordml" xmlns:w16du="http://schemas.microsoft.com/office/word/2023/wordml/word16du" xmlns:w16sdtdh="http://schemas.microsoft.com/office/word/2020/wordml/sdtdatahash" xmlns:w16sdtfl="http://schemas.microsoft.com/office/word/2024/wordml/sdtformatlock" xmlns:w16se="http://schemas.microsoft.com/office/word/2015/wordml/symex" xmlns:wpg="http://schemas.microsoft.com/office/word/2010/wordprocessingGroup" xmlns:wpi="http://schemas.microsoft.com/office/word/2010/wordprocessingInk" xmlns:wne="http://schemas.microsoft.com/office/word/2006/wordml" xmlns:wps="http://schemas.microsoft.com/office/word/2010/wordprocessingShape" mc:Ignorable="w14 w15 w16se w16cid w16 w16cex w16sdtdh w16sdtfl w16du wp14">
   <w:p>
     <w:pPr>
-      <w:pStyle w:val="Header"/>
+      <w:pStyle w:val="Sidhuvud"/>
       <w:tabs>
         <w:tab w:val="clear" w:pos="4819"/>
         <w:tab w:val="clear" w:pos="9638"/>
@@ -3928,12 +7863,18 @@
       </w:tabs>
     </w:pPr>
     <w:r>
-      <w:t>Title – Subtitle</w:t>
+      <w:t xml:space="preserve">Webbplats till bageriet BAKA </w:t>
+    </w:r>
+    <w:r>
+      <w:t xml:space="preserve">– </w:t>
+    </w:r>
+    <w:r>
+      <w:t>Med HTML, CSS och JavaScript</w:t>
     </w:r>
   </w:p>
   <w:p>
     <w:pPr>
-      <w:pStyle w:val="Header"/>
+      <w:pStyle w:val="Sidhuvud"/>
       <w:tabs>
         <w:tab w:val="clear" w:pos="4819"/>
         <w:tab w:val="clear" w:pos="9638"/>
@@ -3960,8 +7901,18 @@
       <w:t>-</w:t>
     </w:r>
     <w:r>
-      <w:t>14</w:t>
+      <w:t>28</w:t>
     </w:r>
+  </w:p>
+  <w:p>
+    <w:pPr>
+      <w:pStyle w:val="Sidhuvud"/>
+      <w:tabs>
+        <w:tab w:val="clear" w:pos="4819"/>
+        <w:tab w:val="clear" w:pos="9638"/>
+        <w:tab w:val="right" w:pos="7695"/>
+      </w:tabs>
+    </w:pPr>
   </w:p>
 </w:hdr>
 </file>
@@ -3970,7 +7921,7 @@
 <w:hdr xmlns:wpc="http://schemas.microsoft.com/office/word/2010/wordprocessingCanvas" xmlns:cx="http://schemas.microsoft.com/office/drawing/2014/chartex" xmlns:cx1="http://schemas.microsoft.com/office/drawing/2015/9/8/chartex" xmlns:cx2="http://schemas.microsoft.com/office/drawing/2015/10/21/chartex" xmlns:cx3="http://schemas.microsoft.com/office/drawing/2016/5/9/chartex" xmlns:cx4="http://schemas.microsoft.com/office/drawing/2016/5/10/chartex" xmlns:cx5="http://schemas.microsoft.com/office/drawing/2016/5/11/chartex" xmlns:cx6="http://schemas.microsoft.com/office/drawing/2016/5/12/chartex" xmlns:cx7="http://schemas.microsoft.com/office/drawing/2016/5/13/chartex" xmlns:cx8="http://schemas.microsoft.com/office/drawing/2016/5/14/chartex" xmlns:mc="http://schemas.openxmlformats.org/markup-compatibility/2006" xmlns:aink="http://schemas.microsoft.com/office/drawing/2016/ink" xmlns:am3d="http://schemas.microsoft.com/office/drawing/2017/model3d" xmlns:o="urn:schemas-microsoft-com:office:office" xmlns:oel="http://schemas.microsoft.com/office/2019/extlst" xmlns:r="http://schemas.openxmlformats.org/officeDocument/2006/relationships" xmlns:m="http://schemas.openxmlformats.org/officeDocument/2006/math" xmlns:v="urn:schemas-microsoft-com:vml" xmlns:wp14="http://schemas.microsoft.com/office/word/2010/wordprocessingDrawing" xmlns:wp="http://schemas.openxmlformats.org/drawingml/2006/wordprocessingDrawing" xmlns:w10="urn:schemas-microsoft-com:office:word" xmlns:w="http://schemas.openxmlformats.org/wordprocessingml/2006/main" xmlns:w14="http://schemas.microsoft.com/office/word/2010/wordml" xmlns:w15="http://schemas.microsoft.com/office/word/2012/wordml" xmlns:w16cex="http://schemas.microsoft.com/office/word/2018/wordml/cex" xmlns:w16cid="http://schemas.microsoft.com/office/word/2016/wordml/cid" xmlns:w16="http://schemas.microsoft.com/office/word/2018/wordml" xmlns:w16du="http://schemas.microsoft.com/office/word/2023/wordml/word16du" xmlns:w16sdtdh="http://schemas.microsoft.com/office/word/2020/wordml/sdtdatahash" xmlns:w16sdtfl="http://schemas.microsoft.com/office/word/2024/wordml/sdtformatlock" xmlns:w16se="http://schemas.microsoft.com/office/word/2015/wordml/symex" xmlns:wpg="http://schemas.microsoft.com/office/word/2010/wordprocessingGroup" xmlns:wpi="http://schemas.microsoft.com/office/word/2010/wordprocessingInk" xmlns:wne="http://schemas.microsoft.com/office/word/2006/wordml" xmlns:wps="http://schemas.microsoft.com/office/word/2010/wordprocessingShape" mc:Ignorable="w14 w15 w16se w16cid w16 w16cex w16sdtdh w16sdtfl w16du wp14">
   <w:p>
     <w:pPr>
-      <w:pStyle w:val="Header"/>
+      <w:pStyle w:val="Sidhuvud"/>
       <w:tabs>
         <w:tab w:val="clear" w:pos="4819"/>
         <w:tab w:val="clear" w:pos="9638"/>
@@ -3978,12 +7929,12 @@
       </w:tabs>
     </w:pPr>
     <w:r>
-      <w:t>Title – Subtitle</w:t>
+      <w:t>Webbplats till bageriet BAKA – Med HTML, CSS och JavaScript</w:t>
     </w:r>
   </w:p>
   <w:p>
     <w:pPr>
-      <w:pStyle w:val="Header"/>
+      <w:pStyle w:val="Sidhuvud"/>
       <w:tabs>
         <w:tab w:val="clear" w:pos="4819"/>
         <w:tab w:val="clear" w:pos="9638"/>
@@ -3991,12 +7942,37 @@
       </w:tabs>
     </w:pPr>
     <w:r>
-      <w:t>Author</w:t>
+      <w:t>Maria Westin</w:t>
     </w:r>
     <w:r>
       <w:tab/>
-      <w:t>2010-07-05</w:t>
+      <w:t>20</w:t>
     </w:r>
+    <w:r>
+      <w:t>26</w:t>
+    </w:r>
+    <w:r>
+      <w:t>-</w:t>
+    </w:r>
+    <w:r>
+      <w:t>10</w:t>
+    </w:r>
+    <w:r>
+      <w:t>-</w:t>
+    </w:r>
+    <w:r>
+      <w:t>28</w:t>
+    </w:r>
+  </w:p>
+  <w:p>
+    <w:pPr>
+      <w:pStyle w:val="Sidhuvud"/>
+      <w:tabs>
+        <w:tab w:val="clear" w:pos="4819"/>
+        <w:tab w:val="clear" w:pos="9638"/>
+        <w:tab w:val="right" w:pos="7725"/>
+      </w:tabs>
+    </w:pPr>
   </w:p>
 </w:hdr>
 </file>
@@ -4097,35 +8073,35 @@
     <w:lvl w:ilvl="0">
       <w:start w:val="1"/>
       <w:numFmt w:val="decimal"/>
-      <w:pStyle w:val="Heading1"/>
+      <w:pStyle w:val="Rubrik1"/>
       <w:lvlText w:val="%1"/>
       <w:lvlJc w:val="left"/>
     </w:lvl>
     <w:lvl w:ilvl="1">
       <w:start w:val="1"/>
       <w:numFmt w:val="decimal"/>
-      <w:pStyle w:val="Heading2"/>
+      <w:pStyle w:val="Rubrik2"/>
       <w:lvlText w:val="%1.%2"/>
       <w:lvlJc w:val="left"/>
     </w:lvl>
     <w:lvl w:ilvl="2">
       <w:start w:val="1"/>
       <w:numFmt w:val="decimal"/>
-      <w:pStyle w:val="Heading3"/>
+      <w:pStyle w:val="Rubrik3"/>
       <w:lvlText w:val="%1.%2.%3"/>
       <w:lvlJc w:val="left"/>
     </w:lvl>
     <w:lvl w:ilvl="3">
       <w:start w:val="1"/>
       <w:numFmt w:val="decimal"/>
-      <w:pStyle w:val="Heading4"/>
+      <w:pStyle w:val="Rubrik4"/>
       <w:lvlText w:val="%1.%2.%3.%4"/>
       <w:lvlJc w:val="left"/>
     </w:lvl>
     <w:lvl w:ilvl="4">
       <w:start w:val="1"/>
       <w:numFmt w:val="decimal"/>
-      <w:pStyle w:val="Heading5"/>
+      <w:pStyle w:val="Rubrik5"/>
       <w:lvlText w:val="%1.%2.%3.%4.%5"/>
       <w:lvlJc w:val="left"/>
     </w:lvl>
@@ -4656,9 +8632,9 @@
     <w:name w:val="Normal"/>
     <w:qFormat/>
   </w:style>
-  <w:style w:type="paragraph" w:styleId="Heading1">
+  <w:style w:type="paragraph" w:styleId="Rubrik1">
     <w:name w:val="heading 1"/>
-    <w:basedOn w:val="Title"/>
+    <w:basedOn w:val="Rubrik"/>
     <w:next w:val="Textbody"/>
     <w:uiPriority w:val="9"/>
     <w:qFormat/>
@@ -4675,9 +8651,9 @@
       <w:sz w:val="44"/>
     </w:rPr>
   </w:style>
-  <w:style w:type="paragraph" w:styleId="Heading2">
+  <w:style w:type="paragraph" w:styleId="Rubrik2">
     <w:name w:val="heading 2"/>
-    <w:basedOn w:val="Title"/>
+    <w:basedOn w:val="Rubrik"/>
     <w:next w:val="Textbody"/>
     <w:uiPriority w:val="9"/>
     <w:unhideWhenUsed/>
@@ -4698,9 +8674,9 @@
       <w:szCs w:val="28"/>
     </w:rPr>
   </w:style>
-  <w:style w:type="paragraph" w:styleId="Heading3">
+  <w:style w:type="paragraph" w:styleId="Rubrik3">
     <w:name w:val="heading 3"/>
-    <w:basedOn w:val="Title"/>
+    <w:basedOn w:val="Rubrik"/>
     <w:next w:val="Textbody"/>
     <w:uiPriority w:val="9"/>
     <w:unhideWhenUsed/>
@@ -4719,9 +8695,9 @@
       <w:szCs w:val="28"/>
     </w:rPr>
   </w:style>
-  <w:style w:type="paragraph" w:styleId="Heading4">
+  <w:style w:type="paragraph" w:styleId="Rubrik4">
     <w:name w:val="heading 4"/>
-    <w:basedOn w:val="Title"/>
+    <w:basedOn w:val="Rubrik"/>
     <w:next w:val="Textbody"/>
     <w:uiPriority w:val="9"/>
     <w:semiHidden/>
@@ -4741,9 +8717,9 @@
       <w:sz w:val="24"/>
     </w:rPr>
   </w:style>
-  <w:style w:type="paragraph" w:styleId="Heading5">
+  <w:style w:type="paragraph" w:styleId="Rubrik5">
     <w:name w:val="heading 5"/>
-    <w:basedOn w:val="Title"/>
+    <w:basedOn w:val="Rubrik"/>
     <w:next w:val="Textbody"/>
     <w:uiPriority w:val="9"/>
     <w:semiHidden/>
@@ -4758,12 +8734,12 @@
       <w:outlineLvl w:val="4"/>
     </w:pPr>
   </w:style>
-  <w:style w:type="character" w:default="1" w:styleId="DefaultParagraphFont">
+  <w:style w:type="character" w:default="1" w:styleId="Standardstycketeckensnitt">
     <w:name w:val="Default Paragraph Font"/>
     <w:uiPriority w:val="1"/>
     <w:unhideWhenUsed/>
   </w:style>
-  <w:style w:type="table" w:default="1" w:styleId="TableNormal">
+  <w:style w:type="table" w:default="1" w:styleId="Normaltabell">
     <w:name w:val="Normal Table"/>
     <w:uiPriority w:val="99"/>
     <w:semiHidden/>
@@ -4778,7 +8754,7 @@
       </w:tblCellMar>
     </w:tblPr>
   </w:style>
-  <w:style w:type="numbering" w:default="1" w:styleId="NoList">
+  <w:style w:type="numbering" w:default="1" w:styleId="Ingenlista">
     <w:name w:val="No List"/>
     <w:uiPriority w:val="99"/>
     <w:semiHidden/>
@@ -4786,7 +8762,7 @@
   </w:style>
   <w:style w:type="numbering" w:customStyle="1" w:styleId="Outline">
     <w:name w:val="Outline"/>
-    <w:basedOn w:val="NoList"/>
+    <w:basedOn w:val="Ingenlista"/>
     <w:pPr>
       <w:numPr>
         <w:numId w:val="1"/>
@@ -4827,10 +8803,10 @@
       <w:spacing w:before="57" w:after="238"/>
     </w:pPr>
   </w:style>
-  <w:style w:type="paragraph" w:styleId="Title">
+  <w:style w:type="paragraph" w:styleId="Rubrik">
     <w:name w:val="Title"/>
     <w:basedOn w:val="Standard"/>
-    <w:next w:val="Subtitle"/>
+    <w:next w:val="Underrubrik"/>
     <w:uiPriority w:val="10"/>
     <w:qFormat/>
     <w:pPr>
@@ -4846,9 +8822,9 @@
       <w:szCs w:val="36"/>
     </w:rPr>
   </w:style>
-  <w:style w:type="paragraph" w:styleId="Subtitle">
+  <w:style w:type="paragraph" w:styleId="Underrubrik">
     <w:name w:val="Subtitle"/>
-    <w:basedOn w:val="Title"/>
+    <w:basedOn w:val="Rubrik"/>
     <w:next w:val="Textbody"/>
     <w:uiPriority w:val="11"/>
     <w:qFormat/>
@@ -4859,14 +8835,14 @@
       <w:szCs w:val="28"/>
     </w:rPr>
   </w:style>
-  <w:style w:type="paragraph" w:styleId="List">
+  <w:style w:type="paragraph" w:styleId="Lista">
     <w:name w:val="List"/>
     <w:basedOn w:val="Textbody"/>
     <w:rPr>
       <w:rFonts w:cs="Tahoma"/>
     </w:rPr>
   </w:style>
-  <w:style w:type="paragraph" w:styleId="Caption">
+  <w:style w:type="paragraph" w:styleId="Beskrivning">
     <w:name w:val="caption"/>
     <w:basedOn w:val="Standard"/>
     <w:pPr>
@@ -4889,7 +8865,7 @@
       <w:rFonts w:cs="Tahoma"/>
     </w:rPr>
   </w:style>
-  <w:style w:type="paragraph" w:styleId="Header">
+  <w:style w:type="paragraph" w:styleId="Sidhuvud">
     <w:name w:val="header"/>
     <w:basedOn w:val="Standard"/>
     <w:pPr>
@@ -4900,7 +8876,7 @@
       </w:tabs>
     </w:pPr>
   </w:style>
-  <w:style w:type="paragraph" w:styleId="Footer">
+  <w:style w:type="paragraph" w:styleId="Sidfot">
     <w:name w:val="footer"/>
     <w:basedOn w:val="Standard"/>
     <w:pPr>
@@ -4913,7 +8889,7 @@
   </w:style>
   <w:style w:type="paragraph" w:customStyle="1" w:styleId="Heading1nonumber">
     <w:name w:val="Heading 1 no number"/>
-    <w:basedOn w:val="Heading1"/>
+    <w:basedOn w:val="Rubrik1"/>
     <w:next w:val="Textbody"/>
     <w:pPr>
       <w:numPr>
@@ -4923,7 +8899,7 @@
   </w:style>
   <w:style w:type="paragraph" w:customStyle="1" w:styleId="ContentsHeading">
     <w:name w:val="Contents Heading"/>
-    <w:basedOn w:val="Title"/>
+    <w:basedOn w:val="Rubrik"/>
     <w:pPr>
       <w:suppressLineNumbers/>
       <w:spacing w:before="720" w:after="91"/>
@@ -4982,15 +8958,15 @@
   </w:style>
   <w:style w:type="paragraph" w:customStyle="1" w:styleId="List1">
     <w:name w:val="List 1"/>
-    <w:basedOn w:val="List"/>
+    <w:basedOn w:val="Lista"/>
     <w:pPr>
       <w:spacing w:before="0" w:after="120"/>
       <w:ind w:left="360" w:hanging="360"/>
     </w:pPr>
   </w:style>
-  <w:style w:type="paragraph" w:styleId="List2">
+  <w:style w:type="paragraph" w:styleId="Lista2">
     <w:name w:val="List 2"/>
-    <w:basedOn w:val="List"/>
+    <w:basedOn w:val="Lista"/>
     <w:pPr>
       <w:spacing w:before="0" w:after="120"/>
       <w:ind w:left="720" w:hanging="360"/>
@@ -5046,7 +9022,7 @@
       <w:bCs/>
     </w:rPr>
   </w:style>
-  <w:style w:type="paragraph" w:styleId="Quote">
+  <w:style w:type="paragraph" w:styleId="Citat">
     <w:name w:val="Quote"/>
     <w:basedOn w:val="Textbody"/>
     <w:pPr>
@@ -5076,11 +9052,11 @@
   </w:style>
   <w:style w:type="paragraph" w:customStyle="1" w:styleId="Drawing">
     <w:name w:val="Drawing"/>
-    <w:basedOn w:val="Caption"/>
+    <w:basedOn w:val="Beskrivning"/>
   </w:style>
   <w:style w:type="paragraph" w:customStyle="1" w:styleId="Figure">
     <w:name w:val="Figure"/>
-    <w:basedOn w:val="Caption"/>
+    <w:basedOn w:val="Beskrivning"/>
     <w:rPr>
       <w:b/>
       <w:i w:val="0"/>
@@ -5089,7 +9065,7 @@
   </w:style>
   <w:style w:type="paragraph" w:customStyle="1" w:styleId="Table">
     <w:name w:val="Table"/>
-    <w:basedOn w:val="Caption"/>
+    <w:basedOn w:val="Beskrivning"/>
     <w:rPr>
       <w:b/>
       <w:i w:val="0"/>
@@ -5123,12 +9099,35 @@
   </w:style>
   <w:style w:type="numbering" w:customStyle="1" w:styleId="WW8Num2">
     <w:name w:val="WW8Num2"/>
-    <w:basedOn w:val="NoList"/>
+    <w:basedOn w:val="Ingenlista"/>
     <w:pPr>
       <w:numPr>
         <w:numId w:val="2"/>
       </w:numPr>
     </w:pPr>
+  </w:style>
+  <w:style w:type="character" w:styleId="Hyperlnk">
+    <w:name w:val="Hyperlink"/>
+    <w:basedOn w:val="Standardstycketeckensnitt"/>
+    <w:uiPriority w:val="99"/>
+    <w:unhideWhenUsed/>
+    <w:rsid w:val="007B6800"/>
+    <w:rPr>
+      <w:color w:val="0563C1" w:themeColor="hyperlink"/>
+      <w:u w:val="single"/>
+    </w:rPr>
+  </w:style>
+  <w:style w:type="character" w:styleId="Olstomnmnande">
+    <w:name w:val="Unresolved Mention"/>
+    <w:basedOn w:val="Standardstycketeckensnitt"/>
+    <w:uiPriority w:val="99"/>
+    <w:semiHidden/>
+    <w:unhideWhenUsed/>
+    <w:rsid w:val="007B6800"/>
+    <w:rPr>
+      <w:color w:val="605E5C"/>
+      <w:shd w:val="clear" w:color="auto" w:fill="E1DFDD"/>
+    </w:rPr>
   </w:style>
 </w:styles>
 </file>
@@ -5426,4 +9425,16 @@
     </a:ext>
   </a:extLst>
 </a:theme>
+</file>
+
+<file path=customXml/item1.xml><?xml version="1.0" encoding="utf-8"?>
+<b:Sources xmlns:b="http://schemas.openxmlformats.org/officeDocument/2006/bibliography" xmlns="http://schemas.openxmlformats.org/officeDocument/2006/bibliography" SelectedStyle="\APASixthEditionOfficeOnline.xsl" StyleName="APA" Version="6"/>
+</file>
+
+<file path=customXml/itemProps1.xml><?xml version="1.0" encoding="utf-8"?>
+<ds:datastoreItem xmlns:ds="http://schemas.openxmlformats.org/officeDocument/2006/customXml" ds:itemID="{17BFCDC7-AA49-4FD5-96EF-B3DDACDFA510}">
+  <ds:schemaRefs>
+    <ds:schemaRef ds:uri="http://schemas.openxmlformats.org/officeDocument/2006/bibliography"/>
+  </ds:schemaRefs>
+</ds:datastoreItem>
 </file>